--- a/Capitulo1_Tesis_Final.docx
+++ b/Capitulo1_Tesis_Final.docx
@@ -2,14 +2,6 @@
 <file path=word/document.xml><?xml version="1.0" encoding="utf-8"?>
 <w:document xmlns:wpc="http://schemas.microsoft.com/office/word/2010/wordprocessingCanvas" xmlns:cx="http://schemas.microsoft.com/office/drawing/2014/chartex" xmlns:cx1="http://schemas.microsoft.com/office/drawing/2015/9/8/chartex" xmlns:cx2="http://schemas.microsoft.com/office/drawing/2015/10/21/chartex" xmlns:cx3="http://schemas.microsoft.com/office/drawing/2016/5/9/chartex" xmlns:cx4="http://schemas.microsoft.com/office/drawing/2016/5/10/chartex" xmlns:cx5="http://schemas.microsoft.com/office/drawing/2016/5/11/chartex" xmlns:cx6="http://schemas.microsoft.com/office/drawing/2016/5/12/chartex" xmlns:cx7="http://schemas.microsoft.com/office/drawing/2016/5/13/chartex" xmlns:cx8="http://schemas.microsoft.com/office/drawing/2016/5/14/chartex" xmlns:mc="http://schemas.openxmlformats.org/markup-compatibility/2006" xmlns:aink="http://schemas.microsoft.com/office/drawing/2016/ink" xmlns:am3d="http://schemas.microsoft.com/office/drawing/2017/model3d" xmlns:o="urn:schemas-microsoft-com:office:office" xmlns:oel="http://schemas.microsoft.com/office/2019/extlst" xmlns:r="http://schemas.openxmlformats.org/officeDocument/2006/relationships" xmlns:m="http://schemas.openxmlformats.org/officeDocument/2006/math" xmlns:v="urn:schemas-microsoft-com:vml" xmlns:wp14="http://schemas.microsoft.com/office/word/2010/wordprocessingDrawing" xmlns:wp="http://schemas.openxmlformats.org/drawingml/2006/wordprocessingDrawing" xmlns:w10="urn:schemas-microsoft-com:office:word" xmlns:w="http://schemas.openxmlformats.org/wordprocessingml/2006/main" xmlns:w14="http://schemas.microsoft.com/office/word/2010/wordml" xmlns:w15="http://schemas.microsoft.com/office/word/2012/wordml" xmlns:w16cex="http://schemas.microsoft.com/office/word/2018/wordml/cex" xmlns:w16cid="http://schemas.microsoft.com/office/word/2016/wordml/cid" xmlns:w16="http://schemas.microsoft.com/office/word/2018/wordml" xmlns:w16du="http://schemas.microsoft.com/office/word/2023/wordml/word16du" xmlns:w16sdtdh="http://schemas.microsoft.com/office/word/2020/wordml/sdtdatahash" xmlns:w16sdtfl="http://schemas.microsoft.com/office/word/2024/wordml/sdtformatlock" xmlns:w16se="http://schemas.microsoft.com/office/word/2015/wordml/symex" xmlns:wpg="http://schemas.microsoft.com/office/word/2010/wordprocessingGroup" xmlns:wpi="http://schemas.microsoft.com/office/word/2010/wordprocessingInk" xmlns:wne="http://schemas.microsoft.com/office/word/2006/wordml" xmlns:wps="http://schemas.microsoft.com/office/word/2010/wordprocessingShape" mc:Ignorable="w14 w15 w16se w16cid w16 w16cex w16sdtdh w16sdtfl w16du wp14">
   <w:body>
-    <w:bookmarkStart w:id="0" w:name="_Toc524950048"/>
-    <w:bookmarkStart w:id="1" w:name="_Toc524957291"/>
-    <w:bookmarkStart w:id="2" w:name="_Toc524957430"/>
-    <w:bookmarkStart w:id="3" w:name="_Toc524957440"/>
-    <w:bookmarkStart w:id="4" w:name="_Toc524957470"/>
-    <w:bookmarkStart w:id="5" w:name="_Toc524957507"/>
-    <w:bookmarkStart w:id="6" w:name="_Toc524957545"/>
-    <w:bookmarkStart w:id="7" w:name="_Toc524958034"/>
     <w:p>
       <w:pPr>
         <w:spacing w:line="259" w:lineRule="auto"/>
@@ -20,6 +12,24 @@
       </w:r>
       <w:r>
         <w:instrText xml:space="preserve"> INCLUDEPICTURE "http://ile.pe/wp-content/uploads/2016/01/logo-upc.jpg" \* MERGEFORMATINET </w:instrText>
+      </w:r>
+      <w:r>
+        <w:fldChar w:fldCharType="separate"/>
+      </w:r>
+      <w:r>
+        <w:fldChar w:fldCharType="begin"/>
+      </w:r>
+      <w:r>
+        <w:instrText xml:space="preserve"> INCLUDEPICTURE  "http://ile.pe/wp-content/uploads/2016/01/logo-upc.jpg" \* MERGEFORMATINET </w:instrText>
+      </w:r>
+      <w:r>
+        <w:fldChar w:fldCharType="separate"/>
+      </w:r>
+      <w:r>
+        <w:fldChar w:fldCharType="begin"/>
+      </w:r>
+      <w:r>
+        <w:instrText xml:space="preserve"> INCLUDEPICTURE  "http://ile.pe/wp-content/uploads/2016/01/logo-upc.jpg" \* MERGEFORMATINET </w:instrText>
       </w:r>
       <w:r>
         <w:fldChar w:fldCharType="separate"/>
@@ -441,10 +451,16 @@
             <v:path o:extrusionok="f" gradientshapeok="t" o:connecttype="rect"/>
             <o:lock v:ext="edit" aspectratio="t"/>
           </v:shapetype>
-          <v:shape id="_x0000_i1025" type="#_x0000_t75" alt="Resultado de imagen para LOGO UPC" style="width:73.05pt;height:73.05pt">
+          <v:shape id="_x0000_i1025" type="#_x0000_t75" alt="Resultado de imagen para LOGO UPC" style="width:72.6pt;height:72.6pt">
             <v:imagedata r:id="rId11" r:href="rId12"/>
           </v:shape>
         </w:pict>
+      </w:r>
+      <w:r>
+        <w:fldChar w:fldCharType="end"/>
+      </w:r>
+      <w:r>
+        <w:fldChar w:fldCharType="end"/>
       </w:r>
       <w:r>
         <w:fldChar w:fldCharType="end"/>
@@ -865,16 +881,44 @@
         <w:spacing w:line="480" w:lineRule="auto"/>
         <w:jc w:val="center"/>
         <w:rPr>
-          <w:bCs/>
-          <w:lang w:val="es-ES"/>
-        </w:rPr>
-      </w:pPr>
-      <w:r>
-        <w:rPr>
-          <w:bCs/>
-          <w:lang w:val="es-ES"/>
-        </w:rPr>
-        <w:t>Apellido Paterno Apellido Materno, Nombres (identificador ORCID)</w:t>
+          <w:lang w:val="es-ES"/>
+        </w:rPr>
+      </w:pPr>
+      <w:r>
+        <w:rPr>
+          <w:lang w:val="es-ES"/>
+        </w:rPr>
+        <w:t>Marcos</w:t>
+      </w:r>
+      <w:r>
+        <w:rPr>
+          <w:lang w:val="es-ES"/>
+        </w:rPr>
+        <w:t xml:space="preserve"> </w:t>
+      </w:r>
+      <w:r>
+        <w:rPr>
+          <w:lang w:val="es-ES"/>
+        </w:rPr>
+        <w:t>Soto</w:t>
+      </w:r>
+      <w:r>
+        <w:rPr>
+          <w:lang w:val="es-ES"/>
+        </w:rPr>
+        <w:t xml:space="preserve">, </w:t>
+      </w:r>
+      <w:r>
+        <w:rPr>
+          <w:lang w:val="es-ES"/>
+        </w:rPr>
+        <w:t>Jhon Sebasthian Enrique</w:t>
+      </w:r>
+      <w:r>
+        <w:rPr>
+          <w:lang w:val="es-ES"/>
+        </w:rPr>
+        <w:t xml:space="preserve"> (identificador ORCID)</w:t>
       </w:r>
     </w:p>
     <w:p>
@@ -882,16 +926,44 @@
         <w:spacing w:line="480" w:lineRule="auto"/>
         <w:jc w:val="center"/>
         <w:rPr>
-          <w:bCs/>
-          <w:lang w:val="es-ES"/>
-        </w:rPr>
-      </w:pPr>
-      <w:r>
-        <w:rPr>
-          <w:bCs/>
-          <w:lang w:val="es-ES"/>
-        </w:rPr>
-        <w:t>Apellido Paterno Apellido Materno, Nombres (identificador ORCID)</w:t>
+          <w:lang w:val="es-ES"/>
+        </w:rPr>
+      </w:pPr>
+      <w:r>
+        <w:rPr>
+          <w:lang w:val="es-ES"/>
+        </w:rPr>
+        <w:t>Julon</w:t>
+      </w:r>
+      <w:r>
+        <w:rPr>
+          <w:lang w:val="es-ES"/>
+        </w:rPr>
+        <w:t xml:space="preserve"> </w:t>
+      </w:r>
+      <w:r>
+        <w:rPr>
+          <w:lang w:val="es-ES"/>
+        </w:rPr>
+        <w:t>Chamana</w:t>
+      </w:r>
+      <w:r>
+        <w:rPr>
+          <w:lang w:val="es-ES"/>
+        </w:rPr>
+        <w:t xml:space="preserve">, </w:t>
+      </w:r>
+      <w:r>
+        <w:rPr>
+          <w:lang w:val="es-ES"/>
+        </w:rPr>
+        <w:t>Sebastian</w:t>
+      </w:r>
+      <w:r>
+        <w:rPr>
+          <w:lang w:val="es-ES"/>
+        </w:rPr>
+        <w:t xml:space="preserve"> (identificador ORCID)</w:t>
       </w:r>
     </w:p>
     <w:p>
@@ -1620,15 +1692,7 @@
         <w:t>resumen</w:t>
       </w:r>
       <w:r>
-        <w:t xml:space="preserve"> </w:t>
-      </w:r>
-      <w:proofErr w:type="spellStart"/>
-      <w:r>
-        <w:t>debe</w:t>
-      </w:r>
-      <w:proofErr w:type="spellEnd"/>
-      <w:r>
-        <w:t>:</w:t>
+        <w:t xml:space="preserve"> debe:</w:t>
       </w:r>
     </w:p>
     <w:p>
@@ -1640,29 +1704,8 @@
         <w:spacing w:after="0"/>
         <w:ind w:left="567" w:hanging="567"/>
       </w:pPr>
-      <w:proofErr w:type="spellStart"/>
-      <w:r>
-        <w:t>Redactarse</w:t>
-      </w:r>
-      <w:proofErr w:type="spellEnd"/>
-      <w:r>
-        <w:t xml:space="preserve"> </w:t>
-      </w:r>
-      <w:proofErr w:type="spellStart"/>
-      <w:r>
-        <w:t>en</w:t>
-      </w:r>
-      <w:proofErr w:type="spellEnd"/>
-      <w:r>
-        <w:t xml:space="preserve"> </w:t>
-      </w:r>
-      <w:proofErr w:type="spellStart"/>
-      <w:r>
-        <w:t>español</w:t>
-      </w:r>
-      <w:proofErr w:type="spellEnd"/>
-      <w:r>
-        <w:t>.</w:t>
+      <w:r>
+        <w:t>Redactarse en español.</w:t>
       </w:r>
     </w:p>
     <w:p>
@@ -1846,7 +1889,6 @@
               <w:lang w:val="es-ES"/>
             </w:rPr>
           </w:pPr>
-          <w:proofErr w:type="spellStart"/>
           <w:r>
             <w:rPr>
               <w:b/>
@@ -1855,7 +1897,6 @@
             </w:rPr>
             <w:t>Abstract</w:t>
           </w:r>
-          <w:proofErr w:type="spellEnd"/>
         </w:p>
       </w:sdtContent>
     </w:sdt>
@@ -1915,15 +1956,7 @@
         <w:t>resumen</w:t>
       </w:r>
       <w:r>
-        <w:t xml:space="preserve"> </w:t>
-      </w:r>
-      <w:proofErr w:type="spellStart"/>
-      <w:r>
-        <w:t>debe</w:t>
-      </w:r>
-      <w:proofErr w:type="spellEnd"/>
-      <w:r>
-        <w:t>:</w:t>
+        <w:t xml:space="preserve"> debe:</w:t>
       </w:r>
     </w:p>
     <w:p>
@@ -2002,7 +2035,6 @@
           <w15:appearance w15:val="hidden"/>
         </w:sdtPr>
         <w:sdtContent>
-          <w:proofErr w:type="spellStart"/>
           <w:r>
             <w:rPr>
               <w:b/>
@@ -2010,7 +2042,6 @@
             </w:rPr>
             <w:t>Keywords</w:t>
           </w:r>
-          <w:proofErr w:type="spellEnd"/>
         </w:sdtContent>
       </w:sdt>
       <w:r>
@@ -2049,7 +2080,6 @@
         </w:rPr>
         <w:t xml:space="preserve">Debe redactarse en la parte inferior del </w:t>
       </w:r>
-      <w:proofErr w:type="spellStart"/>
       <w:r>
         <w:rPr>
           <w:i/>
@@ -2057,7 +2087,6 @@
         </w:rPr>
         <w:t>abstract</w:t>
       </w:r>
-      <w:proofErr w:type="spellEnd"/>
       <w:r>
         <w:rPr>
           <w:lang w:val="es-ES"/>
@@ -2133,77 +2162,1021 @@
         <w:t>ontenido</w:t>
       </w:r>
     </w:p>
-    <w:p>
-      <w:pPr>
-        <w:spacing w:after="60" w:line="480" w:lineRule="auto"/>
+    <w:sdt>
+      <w:sdtPr>
+        <w:id w:val="-1922019968"/>
+        <w:docPartObj>
+          <w:docPartGallery w:val="Table of Contents"/>
+          <w:docPartUnique/>
+        </w:docPartObj>
+      </w:sdtPr>
+      <w:sdtEndPr>
+        <w:rPr>
+          <w:rFonts w:cstheme="minorBidi"/>
+          <w:szCs w:val="22"/>
+          <w:lang w:val="es-ES"/>
+        </w:rPr>
+      </w:sdtEndPr>
+      <w:sdtContent>
+        <w:p>
+          <w:pPr>
+            <w:pStyle w:val="TDC1"/>
+            <w:tabs>
+              <w:tab w:val="right" w:leader="dot" w:pos="8777"/>
+            </w:tabs>
+            <w:rPr>
+              <w:rFonts w:asciiTheme="minorHAnsi" w:eastAsiaTheme="minorEastAsia" w:hAnsiTheme="minorHAnsi" w:cstheme="minorBidi"/>
+              <w:b w:val="0"/>
+              <w:bCs w:val="0"/>
+              <w:noProof/>
+              <w:kern w:val="2"/>
+              <w:szCs w:val="24"/>
+              <w:lang w:val="es-PE" w:eastAsia="es-PE"/>
+              <w14:ligatures w14:val="standardContextual"/>
+            </w:rPr>
+          </w:pPr>
+          <w:r>
+            <w:fldChar w:fldCharType="begin"/>
+          </w:r>
+          <w:r>
+            <w:instrText xml:space="preserve"> TOC \o "1-3" \h \z \u </w:instrText>
+          </w:r>
+          <w:r>
+            <w:fldChar w:fldCharType="separate"/>
+          </w:r>
+          <w:hyperlink w:anchor="_Toc226926558" w:history="1">
+            <w:r>
+              <w:rPr>
+                <w:rStyle w:val="Hipervnculo"/>
+                <w:noProof/>
+              </w:rPr>
+              <w:t>1.  CAPÍTULO 1: DEFINICIÓN DEL PROYECTO</w:t>
+            </w:r>
+            <w:r>
+              <w:rPr>
+                <w:noProof/>
+                <w:webHidden/>
+              </w:rPr>
+              <w:tab/>
+            </w:r>
+            <w:r>
+              <w:rPr>
+                <w:noProof/>
+                <w:webHidden/>
+              </w:rPr>
+              <w:fldChar w:fldCharType="begin"/>
+            </w:r>
+            <w:r>
+              <w:rPr>
+                <w:noProof/>
+                <w:webHidden/>
+              </w:rPr>
+              <w:instrText xml:space="preserve"> PAGEREF _Toc226926558 \h </w:instrText>
+            </w:r>
+            <w:r>
+              <w:rPr>
+                <w:noProof/>
+                <w:webHidden/>
+              </w:rPr>
+            </w:r>
+            <w:r>
+              <w:rPr>
+                <w:noProof/>
+                <w:webHidden/>
+              </w:rPr>
+              <w:fldChar w:fldCharType="separate"/>
+            </w:r>
+            <w:r>
+              <w:rPr>
+                <w:noProof/>
+                <w:webHidden/>
+              </w:rPr>
+              <w:t>1</w:t>
+            </w:r>
+            <w:r>
+              <w:rPr>
+                <w:noProof/>
+                <w:webHidden/>
+              </w:rPr>
+              <w:fldChar w:fldCharType="end"/>
+            </w:r>
+          </w:hyperlink>
+        </w:p>
+        <w:p>
+          <w:pPr>
+            <w:pStyle w:val="TDC2"/>
+            <w:tabs>
+              <w:tab w:val="left" w:pos="960"/>
+              <w:tab w:val="right" w:leader="dot" w:pos="8777"/>
+            </w:tabs>
+            <w:rPr>
+              <w:rFonts w:asciiTheme="minorHAnsi" w:eastAsiaTheme="minorEastAsia" w:hAnsiTheme="minorHAnsi" w:cstheme="minorBidi"/>
+              <w:noProof/>
+              <w:kern w:val="2"/>
+              <w:szCs w:val="24"/>
+              <w:lang w:val="es-PE" w:eastAsia="es-PE"/>
+              <w14:ligatures w14:val="standardContextual"/>
+            </w:rPr>
+          </w:pPr>
+          <w:hyperlink w:anchor="_Toc226926559" w:history="1">
+            <w:r>
+              <w:rPr>
+                <w:rStyle w:val="Hipervnculo"/>
+                <w:noProof/>
+              </w:rPr>
+              <w:t>1.1</w:t>
+            </w:r>
+            <w:r>
+              <w:rPr>
+                <w:rFonts w:asciiTheme="minorHAnsi" w:eastAsiaTheme="minorEastAsia" w:hAnsiTheme="minorHAnsi" w:cstheme="minorBidi"/>
+                <w:noProof/>
+                <w:kern w:val="2"/>
+                <w:szCs w:val="24"/>
+                <w:lang w:val="es-PE" w:eastAsia="es-PE"/>
+                <w14:ligatures w14:val="standardContextual"/>
+              </w:rPr>
+              <w:tab/>
+            </w:r>
+            <w:r>
+              <w:rPr>
+                <w:rStyle w:val="Hipervnculo"/>
+                <w:noProof/>
+              </w:rPr>
+              <w:t>Antecedentes</w:t>
+            </w:r>
+            <w:r>
+              <w:rPr>
+                <w:noProof/>
+                <w:webHidden/>
+              </w:rPr>
+              <w:tab/>
+            </w:r>
+            <w:r>
+              <w:rPr>
+                <w:noProof/>
+                <w:webHidden/>
+              </w:rPr>
+              <w:fldChar w:fldCharType="begin"/>
+            </w:r>
+            <w:r>
+              <w:rPr>
+                <w:noProof/>
+                <w:webHidden/>
+              </w:rPr>
+              <w:instrText xml:space="preserve"> PAGEREF _Toc226926559 \h </w:instrText>
+            </w:r>
+            <w:r>
+              <w:rPr>
+                <w:noProof/>
+                <w:webHidden/>
+              </w:rPr>
+            </w:r>
+            <w:r>
+              <w:rPr>
+                <w:noProof/>
+                <w:webHidden/>
+              </w:rPr>
+              <w:fldChar w:fldCharType="separate"/>
+            </w:r>
+            <w:r>
+              <w:rPr>
+                <w:noProof/>
+                <w:webHidden/>
+              </w:rPr>
+              <w:t>1</w:t>
+            </w:r>
+            <w:r>
+              <w:rPr>
+                <w:noProof/>
+                <w:webHidden/>
+              </w:rPr>
+              <w:fldChar w:fldCharType="end"/>
+            </w:r>
+          </w:hyperlink>
+        </w:p>
+        <w:p>
+          <w:pPr>
+            <w:pStyle w:val="TDC2"/>
+            <w:tabs>
+              <w:tab w:val="left" w:pos="960"/>
+              <w:tab w:val="right" w:leader="dot" w:pos="8777"/>
+            </w:tabs>
+            <w:rPr>
+              <w:rFonts w:asciiTheme="minorHAnsi" w:eastAsiaTheme="minorEastAsia" w:hAnsiTheme="minorHAnsi" w:cstheme="minorBidi"/>
+              <w:noProof/>
+              <w:kern w:val="2"/>
+              <w:szCs w:val="24"/>
+              <w:lang w:val="es-PE" w:eastAsia="es-PE"/>
+              <w14:ligatures w14:val="standardContextual"/>
+            </w:rPr>
+          </w:pPr>
+          <w:hyperlink w:anchor="_Toc226926560" w:history="1">
+            <w:r>
+              <w:rPr>
+                <w:rStyle w:val="Hipervnculo"/>
+                <w:noProof/>
+              </w:rPr>
+              <w:t>1.2</w:t>
+            </w:r>
+            <w:r>
+              <w:rPr>
+                <w:rFonts w:asciiTheme="minorHAnsi" w:eastAsiaTheme="minorEastAsia" w:hAnsiTheme="minorHAnsi" w:cstheme="minorBidi"/>
+                <w:noProof/>
+                <w:kern w:val="2"/>
+                <w:szCs w:val="24"/>
+                <w:lang w:val="es-PE" w:eastAsia="es-PE"/>
+                <w14:ligatures w14:val="standardContextual"/>
+              </w:rPr>
+              <w:tab/>
+            </w:r>
+            <w:r>
+              <w:rPr>
+                <w:rStyle w:val="Hipervnculo"/>
+                <w:noProof/>
+              </w:rPr>
+              <w:t>Descripción de la organización</w:t>
+            </w:r>
+            <w:r>
+              <w:rPr>
+                <w:noProof/>
+                <w:webHidden/>
+              </w:rPr>
+              <w:tab/>
+            </w:r>
+            <w:r>
+              <w:rPr>
+                <w:noProof/>
+                <w:webHidden/>
+              </w:rPr>
+              <w:fldChar w:fldCharType="begin"/>
+            </w:r>
+            <w:r>
+              <w:rPr>
+                <w:noProof/>
+                <w:webHidden/>
+              </w:rPr>
+              <w:instrText xml:space="preserve"> PAGEREF _Toc226926560 \h </w:instrText>
+            </w:r>
+            <w:r>
+              <w:rPr>
+                <w:noProof/>
+                <w:webHidden/>
+              </w:rPr>
+            </w:r>
+            <w:r>
+              <w:rPr>
+                <w:noProof/>
+                <w:webHidden/>
+              </w:rPr>
+              <w:fldChar w:fldCharType="separate"/>
+            </w:r>
+            <w:r>
+              <w:rPr>
+                <w:noProof/>
+                <w:webHidden/>
+              </w:rPr>
+              <w:t>2</w:t>
+            </w:r>
+            <w:r>
+              <w:rPr>
+                <w:noProof/>
+                <w:webHidden/>
+              </w:rPr>
+              <w:fldChar w:fldCharType="end"/>
+            </w:r>
+          </w:hyperlink>
+        </w:p>
+        <w:p>
+          <w:pPr>
+            <w:pStyle w:val="TDC2"/>
+            <w:tabs>
+              <w:tab w:val="left" w:pos="960"/>
+              <w:tab w:val="right" w:leader="dot" w:pos="8777"/>
+            </w:tabs>
+            <w:rPr>
+              <w:rFonts w:asciiTheme="minorHAnsi" w:eastAsiaTheme="minorEastAsia" w:hAnsiTheme="minorHAnsi" w:cstheme="minorBidi"/>
+              <w:noProof/>
+              <w:kern w:val="2"/>
+              <w:szCs w:val="24"/>
+              <w:lang w:val="es-PE" w:eastAsia="es-PE"/>
+              <w14:ligatures w14:val="standardContextual"/>
+            </w:rPr>
+          </w:pPr>
+          <w:hyperlink w:anchor="_Toc226926561" w:history="1">
+            <w:r>
+              <w:rPr>
+                <w:rStyle w:val="Hipervnculo"/>
+                <w:noProof/>
+              </w:rPr>
+              <w:t>1.3</w:t>
+            </w:r>
+            <w:r>
+              <w:rPr>
+                <w:rFonts w:asciiTheme="minorHAnsi" w:eastAsiaTheme="minorEastAsia" w:hAnsiTheme="minorHAnsi" w:cstheme="minorBidi"/>
+                <w:noProof/>
+                <w:kern w:val="2"/>
+                <w:szCs w:val="24"/>
+                <w:lang w:val="es-PE" w:eastAsia="es-PE"/>
+                <w14:ligatures w14:val="standardContextual"/>
+              </w:rPr>
+              <w:tab/>
+            </w:r>
+            <w:r>
+              <w:rPr>
+                <w:rStyle w:val="Hipervnculo"/>
+                <w:noProof/>
+              </w:rPr>
+              <w:t>Análisis del problema</w:t>
+            </w:r>
+            <w:r>
+              <w:rPr>
+                <w:noProof/>
+                <w:webHidden/>
+              </w:rPr>
+              <w:tab/>
+            </w:r>
+            <w:r>
+              <w:rPr>
+                <w:noProof/>
+                <w:webHidden/>
+              </w:rPr>
+              <w:fldChar w:fldCharType="begin"/>
+            </w:r>
+            <w:r>
+              <w:rPr>
+                <w:noProof/>
+                <w:webHidden/>
+              </w:rPr>
+              <w:instrText xml:space="preserve"> PAGEREF _Toc226926561 \h </w:instrText>
+            </w:r>
+            <w:r>
+              <w:rPr>
+                <w:noProof/>
+                <w:webHidden/>
+              </w:rPr>
+            </w:r>
+            <w:r>
+              <w:rPr>
+                <w:noProof/>
+                <w:webHidden/>
+              </w:rPr>
+              <w:fldChar w:fldCharType="separate"/>
+            </w:r>
+            <w:r>
+              <w:rPr>
+                <w:noProof/>
+                <w:webHidden/>
+              </w:rPr>
+              <w:t>3</w:t>
+            </w:r>
+            <w:r>
+              <w:rPr>
+                <w:noProof/>
+                <w:webHidden/>
+              </w:rPr>
+              <w:fldChar w:fldCharType="end"/>
+            </w:r>
+          </w:hyperlink>
+        </w:p>
+        <w:p>
+          <w:pPr>
+            <w:pStyle w:val="TDC2"/>
+            <w:tabs>
+              <w:tab w:val="left" w:pos="960"/>
+              <w:tab w:val="right" w:leader="dot" w:pos="8777"/>
+            </w:tabs>
+            <w:rPr>
+              <w:rFonts w:asciiTheme="minorHAnsi" w:eastAsiaTheme="minorEastAsia" w:hAnsiTheme="minorHAnsi" w:cstheme="minorBidi"/>
+              <w:noProof/>
+              <w:kern w:val="2"/>
+              <w:szCs w:val="24"/>
+              <w:lang w:val="es-PE" w:eastAsia="es-PE"/>
+              <w14:ligatures w14:val="standardContextual"/>
+            </w:rPr>
+          </w:pPr>
+          <w:hyperlink w:anchor="_Toc226926562" w:history="1">
+            <w:r>
+              <w:rPr>
+                <w:rStyle w:val="Hipervnculo"/>
+                <w:noProof/>
+              </w:rPr>
+              <w:t>1.4</w:t>
+            </w:r>
+            <w:r>
+              <w:rPr>
+                <w:rFonts w:asciiTheme="minorHAnsi" w:eastAsiaTheme="minorEastAsia" w:hAnsiTheme="minorHAnsi" w:cstheme="minorBidi"/>
+                <w:noProof/>
+                <w:kern w:val="2"/>
+                <w:szCs w:val="24"/>
+                <w:lang w:val="es-PE" w:eastAsia="es-PE"/>
+                <w14:ligatures w14:val="standardContextual"/>
+              </w:rPr>
+              <w:tab/>
+            </w:r>
+            <w:r>
+              <w:rPr>
+                <w:rStyle w:val="Hipervnculo"/>
+                <w:noProof/>
+              </w:rPr>
+              <w:t>Objetivos</w:t>
+            </w:r>
+            <w:r>
+              <w:rPr>
+                <w:noProof/>
+                <w:webHidden/>
+              </w:rPr>
+              <w:tab/>
+            </w:r>
+            <w:r>
+              <w:rPr>
+                <w:noProof/>
+                <w:webHidden/>
+              </w:rPr>
+              <w:fldChar w:fldCharType="begin"/>
+            </w:r>
+            <w:r>
+              <w:rPr>
+                <w:noProof/>
+                <w:webHidden/>
+              </w:rPr>
+              <w:instrText xml:space="preserve"> PAGEREF _Toc226926562 \h </w:instrText>
+            </w:r>
+            <w:r>
+              <w:rPr>
+                <w:noProof/>
+                <w:webHidden/>
+              </w:rPr>
+            </w:r>
+            <w:r>
+              <w:rPr>
+                <w:noProof/>
+                <w:webHidden/>
+              </w:rPr>
+              <w:fldChar w:fldCharType="separate"/>
+            </w:r>
+            <w:r>
+              <w:rPr>
+                <w:noProof/>
+                <w:webHidden/>
+              </w:rPr>
+              <w:t>4</w:t>
+            </w:r>
+            <w:r>
+              <w:rPr>
+                <w:noProof/>
+                <w:webHidden/>
+              </w:rPr>
+              <w:fldChar w:fldCharType="end"/>
+            </w:r>
+          </w:hyperlink>
+        </w:p>
+        <w:p>
+          <w:pPr>
+            <w:pStyle w:val="TDC3"/>
+            <w:tabs>
+              <w:tab w:val="left" w:pos="1440"/>
+              <w:tab w:val="right" w:leader="dot" w:pos="8777"/>
+            </w:tabs>
+            <w:rPr>
+              <w:rFonts w:asciiTheme="minorHAnsi" w:eastAsiaTheme="minorEastAsia" w:hAnsiTheme="minorHAnsi" w:cstheme="minorBidi"/>
+              <w:iCs w:val="0"/>
+              <w:noProof/>
+              <w:kern w:val="2"/>
+              <w:szCs w:val="24"/>
+              <w:lang w:val="es-PE" w:eastAsia="es-PE"/>
+              <w14:ligatures w14:val="standardContextual"/>
+            </w:rPr>
+          </w:pPr>
+          <w:hyperlink w:anchor="_Toc226926563" w:history="1">
+            <w:r>
+              <w:rPr>
+                <w:rStyle w:val="Hipervnculo"/>
+                <w:noProof/>
+              </w:rPr>
+              <w:t>1.4.1</w:t>
+            </w:r>
+            <w:r>
+              <w:rPr>
+                <w:rFonts w:asciiTheme="minorHAnsi" w:eastAsiaTheme="minorEastAsia" w:hAnsiTheme="minorHAnsi" w:cstheme="minorBidi"/>
+                <w:iCs w:val="0"/>
+                <w:noProof/>
+                <w:kern w:val="2"/>
+                <w:szCs w:val="24"/>
+                <w:lang w:val="es-PE" w:eastAsia="es-PE"/>
+                <w14:ligatures w14:val="standardContextual"/>
+              </w:rPr>
+              <w:tab/>
+            </w:r>
+            <w:r>
+              <w:rPr>
+                <w:rStyle w:val="Hipervnculo"/>
+                <w:noProof/>
+              </w:rPr>
+              <w:t xml:space="preserve">Objetivo </w:t>
+            </w:r>
+            <w:r>
+              <w:rPr>
+                <w:rStyle w:val="Hipervnculo"/>
+                <w:noProof/>
+              </w:rPr>
+              <w:t>g</w:t>
+            </w:r>
+            <w:r>
+              <w:rPr>
+                <w:rStyle w:val="Hipervnculo"/>
+                <w:noProof/>
+              </w:rPr>
+              <w:t>eneral</w:t>
+            </w:r>
+            <w:r>
+              <w:rPr>
+                <w:noProof/>
+                <w:webHidden/>
+              </w:rPr>
+              <w:tab/>
+            </w:r>
+            <w:r>
+              <w:rPr>
+                <w:noProof/>
+                <w:webHidden/>
+              </w:rPr>
+              <w:fldChar w:fldCharType="begin"/>
+            </w:r>
+            <w:r>
+              <w:rPr>
+                <w:noProof/>
+                <w:webHidden/>
+              </w:rPr>
+              <w:instrText xml:space="preserve"> PAGEREF _Toc226926563 \h </w:instrText>
+            </w:r>
+            <w:r>
+              <w:rPr>
+                <w:noProof/>
+                <w:webHidden/>
+              </w:rPr>
+            </w:r>
+            <w:r>
+              <w:rPr>
+                <w:noProof/>
+                <w:webHidden/>
+              </w:rPr>
+              <w:fldChar w:fldCharType="separate"/>
+            </w:r>
+            <w:r>
+              <w:rPr>
+                <w:noProof/>
+                <w:webHidden/>
+              </w:rPr>
+              <w:t>4</w:t>
+            </w:r>
+            <w:r>
+              <w:rPr>
+                <w:noProof/>
+                <w:webHidden/>
+              </w:rPr>
+              <w:fldChar w:fldCharType="end"/>
+            </w:r>
+          </w:hyperlink>
+        </w:p>
+        <w:p>
+          <w:pPr>
+            <w:pStyle w:val="TDC3"/>
+            <w:tabs>
+              <w:tab w:val="left" w:pos="1440"/>
+              <w:tab w:val="right" w:leader="dot" w:pos="8777"/>
+            </w:tabs>
+            <w:rPr>
+              <w:rFonts w:asciiTheme="minorHAnsi" w:eastAsiaTheme="minorEastAsia" w:hAnsiTheme="minorHAnsi" w:cstheme="minorBidi"/>
+              <w:iCs w:val="0"/>
+              <w:noProof/>
+              <w:kern w:val="2"/>
+              <w:szCs w:val="24"/>
+              <w:lang w:val="es-PE" w:eastAsia="es-PE"/>
+              <w14:ligatures w14:val="standardContextual"/>
+            </w:rPr>
+          </w:pPr>
+          <w:hyperlink w:anchor="_Toc226926564" w:history="1">
+            <w:r>
+              <w:rPr>
+                <w:rStyle w:val="Hipervnculo"/>
+                <w:noProof/>
+              </w:rPr>
+              <w:t>1.4.2</w:t>
+            </w:r>
+            <w:r>
+              <w:rPr>
+                <w:rFonts w:asciiTheme="minorHAnsi" w:eastAsiaTheme="minorEastAsia" w:hAnsiTheme="minorHAnsi" w:cstheme="minorBidi"/>
+                <w:iCs w:val="0"/>
+                <w:noProof/>
+                <w:kern w:val="2"/>
+                <w:szCs w:val="24"/>
+                <w:lang w:val="es-PE" w:eastAsia="es-PE"/>
+                <w14:ligatures w14:val="standardContextual"/>
+              </w:rPr>
+              <w:tab/>
+            </w:r>
+            <w:r>
+              <w:rPr>
+                <w:rStyle w:val="Hipervnculo"/>
+                <w:noProof/>
+              </w:rPr>
+              <w:t>Objetivos específicos</w:t>
+            </w:r>
+            <w:r>
+              <w:rPr>
+                <w:noProof/>
+                <w:webHidden/>
+              </w:rPr>
+              <w:tab/>
+            </w:r>
+            <w:r>
+              <w:rPr>
+                <w:noProof/>
+                <w:webHidden/>
+              </w:rPr>
+              <w:fldChar w:fldCharType="begin"/>
+            </w:r>
+            <w:r>
+              <w:rPr>
+                <w:noProof/>
+                <w:webHidden/>
+              </w:rPr>
+              <w:instrText xml:space="preserve"> PAGEREF _Toc226926564 \h </w:instrText>
+            </w:r>
+            <w:r>
+              <w:rPr>
+                <w:noProof/>
+                <w:webHidden/>
+              </w:rPr>
+            </w:r>
+            <w:r>
+              <w:rPr>
+                <w:noProof/>
+                <w:webHidden/>
+              </w:rPr>
+              <w:fldChar w:fldCharType="separate"/>
+            </w:r>
+            <w:r>
+              <w:rPr>
+                <w:noProof/>
+                <w:webHidden/>
+              </w:rPr>
+              <w:t>4</w:t>
+            </w:r>
+            <w:r>
+              <w:rPr>
+                <w:noProof/>
+                <w:webHidden/>
+              </w:rPr>
+              <w:fldChar w:fldCharType="end"/>
+            </w:r>
+          </w:hyperlink>
+        </w:p>
+        <w:p>
+          <w:pPr>
+            <w:pStyle w:val="TDC2"/>
+            <w:tabs>
+              <w:tab w:val="left" w:pos="960"/>
+              <w:tab w:val="right" w:leader="dot" w:pos="8777"/>
+            </w:tabs>
+            <w:rPr>
+              <w:rFonts w:asciiTheme="minorHAnsi" w:eastAsiaTheme="minorEastAsia" w:hAnsiTheme="minorHAnsi" w:cstheme="minorBidi"/>
+              <w:noProof/>
+              <w:kern w:val="2"/>
+              <w:szCs w:val="24"/>
+              <w:lang w:val="es-PE" w:eastAsia="es-PE"/>
+              <w14:ligatures w14:val="standardContextual"/>
+            </w:rPr>
+          </w:pPr>
+          <w:hyperlink w:anchor="_Toc226926565" w:history="1">
+            <w:r>
+              <w:rPr>
+                <w:rStyle w:val="Hipervnculo"/>
+                <w:noProof/>
+              </w:rPr>
+              <w:t>1.5</w:t>
+            </w:r>
+            <w:r>
+              <w:rPr>
+                <w:rFonts w:asciiTheme="minorHAnsi" w:eastAsiaTheme="minorEastAsia" w:hAnsiTheme="minorHAnsi" w:cstheme="minorBidi"/>
+                <w:noProof/>
+                <w:kern w:val="2"/>
+                <w:szCs w:val="24"/>
+                <w:lang w:val="es-PE" w:eastAsia="es-PE"/>
+                <w14:ligatures w14:val="standardContextual"/>
+              </w:rPr>
+              <w:tab/>
+            </w:r>
+            <w:r>
+              <w:rPr>
+                <w:rStyle w:val="Hipervnculo"/>
+                <w:noProof/>
+              </w:rPr>
+              <w:t>Indicadores de éxito</w:t>
+            </w:r>
+            <w:r>
+              <w:rPr>
+                <w:noProof/>
+                <w:webHidden/>
+              </w:rPr>
+              <w:tab/>
+            </w:r>
+            <w:r>
+              <w:rPr>
+                <w:noProof/>
+                <w:webHidden/>
+              </w:rPr>
+              <w:fldChar w:fldCharType="begin"/>
+            </w:r>
+            <w:r>
+              <w:rPr>
+                <w:noProof/>
+                <w:webHidden/>
+              </w:rPr>
+              <w:instrText xml:space="preserve"> PAGEREF _Toc226926565 \h </w:instrText>
+            </w:r>
+            <w:r>
+              <w:rPr>
+                <w:noProof/>
+                <w:webHidden/>
+              </w:rPr>
+            </w:r>
+            <w:r>
+              <w:rPr>
+                <w:noProof/>
+                <w:webHidden/>
+              </w:rPr>
+              <w:fldChar w:fldCharType="separate"/>
+            </w:r>
+            <w:r>
+              <w:rPr>
+                <w:noProof/>
+                <w:webHidden/>
+              </w:rPr>
+              <w:t>5</w:t>
+            </w:r>
+            <w:r>
+              <w:rPr>
+                <w:noProof/>
+                <w:webHidden/>
+              </w:rPr>
+              <w:fldChar w:fldCharType="end"/>
+            </w:r>
+          </w:hyperlink>
+        </w:p>
+        <w:p>
+          <w:pPr>
+            <w:pStyle w:val="TDC2"/>
+            <w:tabs>
+              <w:tab w:val="left" w:pos="960"/>
+              <w:tab w:val="right" w:leader="dot" w:pos="8777"/>
+            </w:tabs>
+            <w:rPr>
+              <w:rFonts w:asciiTheme="minorHAnsi" w:eastAsiaTheme="minorEastAsia" w:hAnsiTheme="minorHAnsi" w:cstheme="minorBidi"/>
+              <w:noProof/>
+              <w:kern w:val="2"/>
+              <w:szCs w:val="24"/>
+              <w:lang w:val="es-PE" w:eastAsia="es-PE"/>
+              <w14:ligatures w14:val="standardContextual"/>
+            </w:rPr>
+          </w:pPr>
+          <w:hyperlink w:anchor="_Toc226926566" w:history="1">
+            <w:r>
+              <w:rPr>
+                <w:rStyle w:val="Hipervnculo"/>
+                <w:noProof/>
+              </w:rPr>
+              <w:t>1.6</w:t>
+            </w:r>
+            <w:r>
+              <w:rPr>
+                <w:rFonts w:asciiTheme="minorHAnsi" w:eastAsiaTheme="minorEastAsia" w:hAnsiTheme="minorHAnsi" w:cstheme="minorBidi"/>
+                <w:noProof/>
+                <w:kern w:val="2"/>
+                <w:szCs w:val="24"/>
+                <w:lang w:val="es-PE" w:eastAsia="es-PE"/>
+                <w14:ligatures w14:val="standardContextual"/>
+              </w:rPr>
+              <w:tab/>
+            </w:r>
+            <w:r>
+              <w:rPr>
+                <w:rStyle w:val="Hipervnculo"/>
+                <w:noProof/>
+              </w:rPr>
+              <w:t>Matriz de consistencia</w:t>
+            </w:r>
+            <w:r>
+              <w:rPr>
+                <w:noProof/>
+                <w:webHidden/>
+              </w:rPr>
+              <w:tab/>
+            </w:r>
+            <w:r>
+              <w:rPr>
+                <w:noProof/>
+                <w:webHidden/>
+              </w:rPr>
+              <w:fldChar w:fldCharType="begin"/>
+            </w:r>
+            <w:r>
+              <w:rPr>
+                <w:noProof/>
+                <w:webHidden/>
+              </w:rPr>
+              <w:instrText xml:space="preserve"> PAGEREF _Toc226926566 \h </w:instrText>
+            </w:r>
+            <w:r>
+              <w:rPr>
+                <w:noProof/>
+                <w:webHidden/>
+              </w:rPr>
+            </w:r>
+            <w:r>
+              <w:rPr>
+                <w:noProof/>
+                <w:webHidden/>
+              </w:rPr>
+              <w:fldChar w:fldCharType="separate"/>
+            </w:r>
+            <w:r>
+              <w:rPr>
+                <w:noProof/>
+                <w:webHidden/>
+              </w:rPr>
+              <w:t>6</w:t>
+            </w:r>
+            <w:r>
+              <w:rPr>
+                <w:noProof/>
+                <w:webHidden/>
+              </w:rPr>
+              <w:fldChar w:fldCharType="end"/>
+            </w:r>
+          </w:hyperlink>
+        </w:p>
+        <w:p>
+          <w:pPr>
+            <w:pStyle w:val="TDC2"/>
+            <w:tabs>
+              <w:tab w:val="left" w:pos="960"/>
+              <w:tab w:val="right" w:leader="dot" w:pos="8777"/>
+            </w:tabs>
+            <w:rPr>
+              <w:rFonts w:asciiTheme="minorHAnsi" w:eastAsiaTheme="minorEastAsia" w:hAnsiTheme="minorHAnsi" w:cstheme="minorBidi"/>
+              <w:noProof/>
+              <w:kern w:val="2"/>
+              <w:szCs w:val="24"/>
+              <w:lang w:val="es-PE" w:eastAsia="es-PE"/>
+              <w14:ligatures w14:val="standardContextual"/>
+            </w:rPr>
+          </w:pPr>
+          <w:hyperlink w:anchor="_Toc226926567" w:history="1">
+            <w:r>
+              <w:rPr>
+                <w:rStyle w:val="Hipervnculo"/>
+                <w:noProof/>
+              </w:rPr>
+              <w:t>1.7</w:t>
+            </w:r>
+            <w:r>
+              <w:rPr>
+                <w:rFonts w:asciiTheme="minorHAnsi" w:eastAsiaTheme="minorEastAsia" w:hAnsiTheme="minorHAnsi" w:cstheme="minorBidi"/>
+                <w:noProof/>
+                <w:kern w:val="2"/>
+                <w:szCs w:val="24"/>
+                <w:lang w:val="es-PE" w:eastAsia="es-PE"/>
+                <w14:ligatures w14:val="standardContextual"/>
+              </w:rPr>
+              <w:tab/>
+            </w:r>
+            <w:r>
+              <w:rPr>
+                <w:rStyle w:val="Hipervnculo"/>
+                <w:noProof/>
+              </w:rPr>
+              <w:t>Descripción del proyecto</w:t>
+            </w:r>
+            <w:r>
+              <w:rPr>
+                <w:noProof/>
+                <w:webHidden/>
+              </w:rPr>
+              <w:tab/>
+            </w:r>
+            <w:r>
+              <w:rPr>
+                <w:noProof/>
+                <w:webHidden/>
+              </w:rPr>
+              <w:fldChar w:fldCharType="begin"/>
+            </w:r>
+            <w:r>
+              <w:rPr>
+                <w:noProof/>
+                <w:webHidden/>
+              </w:rPr>
+              <w:instrText xml:space="preserve"> PAGEREF _Toc226926567 \h </w:instrText>
+            </w:r>
+            <w:r>
+              <w:rPr>
+                <w:noProof/>
+                <w:webHidden/>
+              </w:rPr>
+            </w:r>
+            <w:r>
+              <w:rPr>
+                <w:noProof/>
+                <w:webHidden/>
+              </w:rPr>
+              <w:fldChar w:fldCharType="separate"/>
+            </w:r>
+            <w:r>
+              <w:rPr>
+                <w:noProof/>
+                <w:webHidden/>
+              </w:rPr>
+              <w:t>7</w:t>
+            </w:r>
+            <w:r>
+              <w:rPr>
+                <w:noProof/>
+                <w:webHidden/>
+              </w:rPr>
+              <w:fldChar w:fldCharType="end"/>
+            </w:r>
+          </w:hyperlink>
+        </w:p>
+        <w:p>
+          <w:r>
+            <w:rPr>
+              <w:b/>
+              <w:bCs/>
+              <w:lang w:val="es-ES"/>
+            </w:rPr>
+            <w:fldChar w:fldCharType="end"/>
+          </w:r>
+        </w:p>
+      </w:sdtContent>
+    </w:sdt>
+    <w:p>
+      <w:pPr>
+        <w:rPr>
+          <w:lang w:val="es-ES"/>
+        </w:rPr>
+      </w:pPr>
+    </w:p>
+    <w:p>
+      <w:pPr>
+        <w:tabs>
+          <w:tab w:val="left" w:pos="540"/>
+        </w:tabs>
+        <w:spacing w:before="120" w:after="120"/>
+        <w:rPr>
+          <w:b/>
+          <w:lang w:val="es-ES"/>
+        </w:rPr>
+      </w:pPr>
+    </w:p>
+    <w:p>
+      <w:pPr>
         <w:jc w:val="center"/>
         <w:rPr>
-          <w:lang w:val="es-ES"/>
-        </w:rPr>
-      </w:pPr>
-      <w:r>
-        <w:rPr>
-          <w:szCs w:val="24"/>
-          <w:lang w:val="es-ES"/>
-        </w:rPr>
-        <w:t>[</w:t>
-      </w:r>
-      <w:r>
-        <w:rPr>
-          <w:szCs w:val="24"/>
-          <w:lang w:val="es-ES"/>
-        </w:rPr>
-        <w:t xml:space="preserve">Sección obligatoria. </w:t>
-      </w:r>
-      <w:r>
-        <w:rPr>
-          <w:szCs w:val="24"/>
-          <w:lang w:val="es-ES"/>
-        </w:rPr>
-        <w:t>Aquí</w:t>
-      </w:r>
-      <w:r>
-        <w:rPr>
-          <w:szCs w:val="24"/>
-          <w:lang w:val="es-ES"/>
-        </w:rPr>
-        <w:t xml:space="preserve"> se visualiza la estructura del trabajo</w:t>
-      </w:r>
-      <w:r>
-        <w:rPr>
-          <w:szCs w:val="24"/>
-          <w:lang w:val="es-ES"/>
-        </w:rPr>
-        <w:t>.</w:t>
-      </w:r>
-      <w:r>
-        <w:rPr>
-          <w:szCs w:val="24"/>
-          <w:lang w:val="es-ES"/>
-        </w:rPr>
-        <w:t>]</w:t>
-      </w:r>
-      <w:r>
-        <w:rPr>
-          <w:lang w:val="es-ES"/>
-        </w:rPr>
-        <w:t xml:space="preserve"> </w:t>
-      </w:r>
-    </w:p>
-    <w:p>
-      <w:pPr>
-        <w:pStyle w:val="TDC1"/>
+          <w:b/>
+          <w:bCs/>
+          <w:lang w:val="es-ES"/>
+        </w:rPr>
+      </w:pPr>
+      <w:r>
+        <w:rPr>
+          <w:lang w:val="es-ES"/>
+        </w:rPr>
+        <w:br w:type="page"/>
+      </w:r>
+      <w:r>
+        <w:rPr>
+          <w:b/>
+          <w:bCs/>
+          <w:lang w:val="es-ES"/>
+        </w:rPr>
+        <w:lastRenderedPageBreak/>
+        <w:t>Lista de Tablas</w:t>
+      </w:r>
+    </w:p>
+    <w:p>
+      <w:pPr>
+        <w:pStyle w:val="Tabladeilustraciones"/>
         <w:tabs>
           <w:tab w:val="right" w:leader="dot" w:pos="8777"/>
         </w:tabs>
         <w:rPr>
-          <w:rFonts w:asciiTheme="minorHAnsi" w:eastAsiaTheme="minorEastAsia" w:hAnsiTheme="minorHAnsi" w:cstheme="minorBidi"/>
-          <w:b w:val="0"/>
-          <w:bCs w:val="0"/>
+          <w:rFonts w:asciiTheme="minorHAnsi" w:eastAsiaTheme="minorEastAsia" w:hAnsiTheme="minorHAnsi"/>
           <w:noProof/>
-          <w:sz w:val="22"/>
-          <w:szCs w:val="22"/>
+          <w:kern w:val="2"/>
+          <w:szCs w:val="24"/>
           <w:lang w:val="es-PE" w:eastAsia="es-PE"/>
+          <w14:ligatures w14:val="standardContextual"/>
         </w:rPr>
       </w:pPr>
       <w:r>
@@ -2216,7 +3189,7 @@
         <w:rPr>
           <w:lang w:val="es-ES"/>
         </w:rPr>
-        <w:instrText xml:space="preserve"> TOC \o "1-4" \h \z \u </w:instrText>
+        <w:instrText xml:space="preserve"> TOC \h \z \c "Tabla" </w:instrText>
       </w:r>
       <w:r>
         <w:rPr>
@@ -2224,13 +3197,14 @@
         </w:rPr>
         <w:fldChar w:fldCharType="separate"/>
       </w:r>
-      <w:hyperlink w:anchor="_Toc75335499" w:history="1">
+      <w:hyperlink w:anchor="_Toc226927506" w:history="1">
         <w:r>
           <w:rPr>
             <w:rStyle w:val="Hipervnculo"/>
             <w:noProof/>
+            <w:lang w:val="es-PE"/>
           </w:rPr>
-          <w:t>1. Título o Capítulo</w:t>
+          <w:t>Tabla 1 Síntesis de problemática</w:t>
         </w:r>
         <w:r>
           <w:rPr>
@@ -2251,955 +3225,7 @@
             <w:noProof/>
             <w:webHidden/>
           </w:rPr>
-          <w:instrText xml:space="preserve"> PAGEREF _Toc75335499 \h </w:instrText>
-        </w:r>
-        <w:r>
-          <w:rPr>
-            <w:noProof/>
-            <w:webHidden/>
-          </w:rPr>
-        </w:r>
-        <w:r>
-          <w:rPr>
-            <w:noProof/>
-            <w:webHidden/>
-          </w:rPr>
-          <w:fldChar w:fldCharType="separate"/>
-        </w:r>
-        <w:r>
-          <w:rPr>
-            <w:noProof/>
-            <w:webHidden/>
-          </w:rPr>
-          <w:t>1</w:t>
-        </w:r>
-        <w:r>
-          <w:rPr>
-            <w:noProof/>
-            <w:webHidden/>
-          </w:rPr>
-          <w:fldChar w:fldCharType="end"/>
-        </w:r>
-      </w:hyperlink>
-    </w:p>
-    <w:p>
-      <w:pPr>
-        <w:pStyle w:val="TDC2"/>
-        <w:tabs>
-          <w:tab w:val="left" w:pos="960"/>
-          <w:tab w:val="right" w:leader="dot" w:pos="8777"/>
-        </w:tabs>
-        <w:rPr>
-          <w:rFonts w:asciiTheme="minorHAnsi" w:eastAsiaTheme="minorEastAsia" w:hAnsiTheme="minorHAnsi" w:cstheme="minorBidi"/>
-          <w:noProof/>
-          <w:sz w:val="22"/>
-          <w:szCs w:val="22"/>
-          <w:lang w:val="es-PE" w:eastAsia="es-PE"/>
-        </w:rPr>
-      </w:pPr>
-      <w:hyperlink w:anchor="_Toc75335500" w:history="1">
-        <w:r>
-          <w:rPr>
-            <w:rStyle w:val="Hipervnculo"/>
-            <w:noProof/>
-          </w:rPr>
-          <w:t>1.1</w:t>
-        </w:r>
-        <w:r>
-          <w:rPr>
-            <w:rFonts w:asciiTheme="minorHAnsi" w:eastAsiaTheme="minorEastAsia" w:hAnsiTheme="minorHAnsi" w:cstheme="minorBidi"/>
-            <w:noProof/>
-            <w:sz w:val="22"/>
-            <w:szCs w:val="22"/>
-            <w:lang w:val="es-PE" w:eastAsia="es-PE"/>
-          </w:rPr>
-          <w:tab/>
-        </w:r>
-        <w:r>
-          <w:rPr>
-            <w:rStyle w:val="Hipervnculo"/>
-            <w:noProof/>
-          </w:rPr>
-          <w:t>[Título]</w:t>
-        </w:r>
-        <w:r>
-          <w:rPr>
-            <w:noProof/>
-            <w:webHidden/>
-          </w:rPr>
-          <w:tab/>
-        </w:r>
-        <w:r>
-          <w:rPr>
-            <w:noProof/>
-            <w:webHidden/>
-          </w:rPr>
-          <w:fldChar w:fldCharType="begin"/>
-        </w:r>
-        <w:r>
-          <w:rPr>
-            <w:noProof/>
-            <w:webHidden/>
-          </w:rPr>
-          <w:instrText xml:space="preserve"> PAGEREF _Toc75335500 \h </w:instrText>
-        </w:r>
-        <w:r>
-          <w:rPr>
-            <w:noProof/>
-            <w:webHidden/>
-          </w:rPr>
-        </w:r>
-        <w:r>
-          <w:rPr>
-            <w:noProof/>
-            <w:webHidden/>
-          </w:rPr>
-          <w:fldChar w:fldCharType="separate"/>
-        </w:r>
-        <w:r>
-          <w:rPr>
-            <w:noProof/>
-            <w:webHidden/>
-          </w:rPr>
-          <w:t>1</w:t>
-        </w:r>
-        <w:r>
-          <w:rPr>
-            <w:noProof/>
-            <w:webHidden/>
-          </w:rPr>
-          <w:fldChar w:fldCharType="end"/>
-        </w:r>
-      </w:hyperlink>
-    </w:p>
-    <w:p>
-      <w:pPr>
-        <w:pStyle w:val="TDC3"/>
-        <w:tabs>
-          <w:tab w:val="left" w:pos="1200"/>
-          <w:tab w:val="right" w:leader="dot" w:pos="8777"/>
-        </w:tabs>
-        <w:rPr>
-          <w:rFonts w:asciiTheme="minorHAnsi" w:eastAsiaTheme="minorEastAsia" w:hAnsiTheme="minorHAnsi" w:cstheme="minorBidi"/>
-          <w:iCs w:val="0"/>
-          <w:noProof/>
-          <w:sz w:val="22"/>
-          <w:szCs w:val="22"/>
-          <w:lang w:val="es-PE" w:eastAsia="es-PE"/>
-        </w:rPr>
-      </w:pPr>
-      <w:hyperlink w:anchor="_Toc75335501" w:history="1">
-        <w:r>
-          <w:rPr>
-            <w:rStyle w:val="Hipervnculo"/>
-            <w:noProof/>
-          </w:rPr>
-          <w:t>1.1.1</w:t>
-        </w:r>
-        <w:r>
-          <w:rPr>
-            <w:rFonts w:asciiTheme="minorHAnsi" w:eastAsiaTheme="minorEastAsia" w:hAnsiTheme="minorHAnsi" w:cstheme="minorBidi"/>
-            <w:iCs w:val="0"/>
-            <w:noProof/>
-            <w:sz w:val="22"/>
-            <w:szCs w:val="22"/>
-            <w:lang w:val="es-PE" w:eastAsia="es-PE"/>
-          </w:rPr>
-          <w:tab/>
-        </w:r>
-        <w:r>
-          <w:rPr>
-            <w:rStyle w:val="Hipervnculo"/>
-            <w:noProof/>
-          </w:rPr>
-          <w:t>[Título]</w:t>
-        </w:r>
-        <w:r>
-          <w:rPr>
-            <w:noProof/>
-            <w:webHidden/>
-          </w:rPr>
-          <w:tab/>
-        </w:r>
-        <w:r>
-          <w:rPr>
-            <w:noProof/>
-            <w:webHidden/>
-          </w:rPr>
-          <w:fldChar w:fldCharType="begin"/>
-        </w:r>
-        <w:r>
-          <w:rPr>
-            <w:noProof/>
-            <w:webHidden/>
-          </w:rPr>
-          <w:instrText xml:space="preserve"> PAGEREF _Toc75335501 \h </w:instrText>
-        </w:r>
-        <w:r>
-          <w:rPr>
-            <w:noProof/>
-            <w:webHidden/>
-          </w:rPr>
-        </w:r>
-        <w:r>
-          <w:rPr>
-            <w:noProof/>
-            <w:webHidden/>
-          </w:rPr>
-          <w:fldChar w:fldCharType="separate"/>
-        </w:r>
-        <w:r>
-          <w:rPr>
-            <w:noProof/>
-            <w:webHidden/>
-          </w:rPr>
-          <w:t>1</w:t>
-        </w:r>
-        <w:r>
-          <w:rPr>
-            <w:noProof/>
-            <w:webHidden/>
-          </w:rPr>
-          <w:fldChar w:fldCharType="end"/>
-        </w:r>
-      </w:hyperlink>
-    </w:p>
-    <w:p>
-      <w:pPr>
-        <w:pStyle w:val="TDC1"/>
-        <w:tabs>
-          <w:tab w:val="right" w:leader="dot" w:pos="8777"/>
-        </w:tabs>
-        <w:rPr>
-          <w:rFonts w:asciiTheme="minorHAnsi" w:eastAsiaTheme="minorEastAsia" w:hAnsiTheme="minorHAnsi" w:cstheme="minorBidi"/>
-          <w:b w:val="0"/>
-          <w:bCs w:val="0"/>
-          <w:noProof/>
-          <w:sz w:val="22"/>
-          <w:szCs w:val="22"/>
-          <w:lang w:val="es-PE" w:eastAsia="es-PE"/>
-        </w:rPr>
-      </w:pPr>
-      <w:hyperlink w:anchor="_Toc75335502" w:history="1">
-        <w:r>
-          <w:rPr>
-            <w:rStyle w:val="Hipervnculo"/>
-            <w:noProof/>
-          </w:rPr>
-          <w:t>2. Título o Capítulo</w:t>
-        </w:r>
-        <w:r>
-          <w:rPr>
-            <w:noProof/>
-            <w:webHidden/>
-          </w:rPr>
-          <w:tab/>
-        </w:r>
-        <w:r>
-          <w:rPr>
-            <w:noProof/>
-            <w:webHidden/>
-          </w:rPr>
-          <w:fldChar w:fldCharType="begin"/>
-        </w:r>
-        <w:r>
-          <w:rPr>
-            <w:noProof/>
-            <w:webHidden/>
-          </w:rPr>
-          <w:instrText xml:space="preserve"> PAGEREF _Toc75335502 \h </w:instrText>
-        </w:r>
-        <w:r>
-          <w:rPr>
-            <w:noProof/>
-            <w:webHidden/>
-          </w:rPr>
-        </w:r>
-        <w:r>
-          <w:rPr>
-            <w:noProof/>
-            <w:webHidden/>
-          </w:rPr>
-          <w:fldChar w:fldCharType="separate"/>
-        </w:r>
-        <w:r>
-          <w:rPr>
-            <w:noProof/>
-            <w:webHidden/>
-          </w:rPr>
-          <w:t>2</w:t>
-        </w:r>
-        <w:r>
-          <w:rPr>
-            <w:noProof/>
-            <w:webHidden/>
-          </w:rPr>
-          <w:fldChar w:fldCharType="end"/>
-        </w:r>
-      </w:hyperlink>
-    </w:p>
-    <w:p>
-      <w:pPr>
-        <w:pStyle w:val="TDC2"/>
-        <w:tabs>
-          <w:tab w:val="left" w:pos="960"/>
-          <w:tab w:val="right" w:leader="dot" w:pos="8777"/>
-        </w:tabs>
-        <w:rPr>
-          <w:rFonts w:asciiTheme="minorHAnsi" w:eastAsiaTheme="minorEastAsia" w:hAnsiTheme="minorHAnsi" w:cstheme="minorBidi"/>
-          <w:noProof/>
-          <w:sz w:val="22"/>
-          <w:szCs w:val="22"/>
-          <w:lang w:val="es-PE" w:eastAsia="es-PE"/>
-        </w:rPr>
-      </w:pPr>
-      <w:hyperlink w:anchor="_Toc75335504" w:history="1">
-        <w:r>
-          <w:rPr>
-            <w:rStyle w:val="Hipervnculo"/>
-            <w:noProof/>
-          </w:rPr>
-          <w:t>2.1</w:t>
-        </w:r>
-        <w:r>
-          <w:rPr>
-            <w:rFonts w:asciiTheme="minorHAnsi" w:eastAsiaTheme="minorEastAsia" w:hAnsiTheme="minorHAnsi" w:cstheme="minorBidi"/>
-            <w:noProof/>
-            <w:sz w:val="22"/>
-            <w:szCs w:val="22"/>
-            <w:lang w:val="es-PE" w:eastAsia="es-PE"/>
-          </w:rPr>
-          <w:tab/>
-        </w:r>
-        <w:r>
-          <w:rPr>
-            <w:rStyle w:val="Hipervnculo"/>
-            <w:noProof/>
-          </w:rPr>
-          <w:t>[Título]</w:t>
-        </w:r>
-        <w:r>
-          <w:rPr>
-            <w:noProof/>
-            <w:webHidden/>
-          </w:rPr>
-          <w:tab/>
-        </w:r>
-        <w:r>
-          <w:rPr>
-            <w:noProof/>
-            <w:webHidden/>
-          </w:rPr>
-          <w:fldChar w:fldCharType="begin"/>
-        </w:r>
-        <w:r>
-          <w:rPr>
-            <w:noProof/>
-            <w:webHidden/>
-          </w:rPr>
-          <w:instrText xml:space="preserve"> PAGEREF _Toc75335504 \h </w:instrText>
-        </w:r>
-        <w:r>
-          <w:rPr>
-            <w:noProof/>
-            <w:webHidden/>
-          </w:rPr>
-        </w:r>
-        <w:r>
-          <w:rPr>
-            <w:noProof/>
-            <w:webHidden/>
-          </w:rPr>
-          <w:fldChar w:fldCharType="separate"/>
-        </w:r>
-        <w:r>
-          <w:rPr>
-            <w:noProof/>
-            <w:webHidden/>
-          </w:rPr>
-          <w:t>2</w:t>
-        </w:r>
-        <w:r>
-          <w:rPr>
-            <w:noProof/>
-            <w:webHidden/>
-          </w:rPr>
-          <w:fldChar w:fldCharType="end"/>
-        </w:r>
-      </w:hyperlink>
-    </w:p>
-    <w:p>
-      <w:pPr>
-        <w:pStyle w:val="TDC3"/>
-        <w:tabs>
-          <w:tab w:val="left" w:pos="1200"/>
-          <w:tab w:val="right" w:leader="dot" w:pos="8777"/>
-        </w:tabs>
-        <w:rPr>
-          <w:rFonts w:asciiTheme="minorHAnsi" w:eastAsiaTheme="minorEastAsia" w:hAnsiTheme="minorHAnsi" w:cstheme="minorBidi"/>
-          <w:iCs w:val="0"/>
-          <w:noProof/>
-          <w:sz w:val="22"/>
-          <w:szCs w:val="22"/>
-          <w:lang w:val="es-PE" w:eastAsia="es-PE"/>
-        </w:rPr>
-      </w:pPr>
-      <w:hyperlink w:anchor="_Toc75335505" w:history="1">
-        <w:r>
-          <w:rPr>
-            <w:rStyle w:val="Hipervnculo"/>
-            <w:noProof/>
-          </w:rPr>
-          <w:t>2.1.1</w:t>
-        </w:r>
-        <w:r>
-          <w:rPr>
-            <w:rFonts w:asciiTheme="minorHAnsi" w:eastAsiaTheme="minorEastAsia" w:hAnsiTheme="minorHAnsi" w:cstheme="minorBidi"/>
-            <w:iCs w:val="0"/>
-            <w:noProof/>
-            <w:sz w:val="22"/>
-            <w:szCs w:val="22"/>
-            <w:lang w:val="es-PE" w:eastAsia="es-PE"/>
-          </w:rPr>
-          <w:tab/>
-        </w:r>
-        <w:r>
-          <w:rPr>
-            <w:rStyle w:val="Hipervnculo"/>
-            <w:noProof/>
-          </w:rPr>
-          <w:t>[Título]</w:t>
-        </w:r>
-        <w:r>
-          <w:rPr>
-            <w:noProof/>
-            <w:webHidden/>
-          </w:rPr>
-          <w:tab/>
-        </w:r>
-        <w:r>
-          <w:rPr>
-            <w:noProof/>
-            <w:webHidden/>
-          </w:rPr>
-          <w:fldChar w:fldCharType="begin"/>
-        </w:r>
-        <w:r>
-          <w:rPr>
-            <w:noProof/>
-            <w:webHidden/>
-          </w:rPr>
-          <w:instrText xml:space="preserve"> PAGEREF _Toc75335505 \h </w:instrText>
-        </w:r>
-        <w:r>
-          <w:rPr>
-            <w:noProof/>
-            <w:webHidden/>
-          </w:rPr>
-        </w:r>
-        <w:r>
-          <w:rPr>
-            <w:noProof/>
-            <w:webHidden/>
-          </w:rPr>
-          <w:fldChar w:fldCharType="separate"/>
-        </w:r>
-        <w:r>
-          <w:rPr>
-            <w:noProof/>
-            <w:webHidden/>
-          </w:rPr>
-          <w:t>2</w:t>
-        </w:r>
-        <w:r>
-          <w:rPr>
-            <w:noProof/>
-            <w:webHidden/>
-          </w:rPr>
-          <w:fldChar w:fldCharType="end"/>
-        </w:r>
-      </w:hyperlink>
-    </w:p>
-    <w:p>
-      <w:pPr>
-        <w:pStyle w:val="TDC4"/>
-        <w:tabs>
-          <w:tab w:val="left" w:pos="1680"/>
-          <w:tab w:val="right" w:leader="dot" w:pos="8777"/>
-        </w:tabs>
-        <w:rPr>
-          <w:rFonts w:asciiTheme="minorHAnsi" w:eastAsiaTheme="minorEastAsia" w:hAnsiTheme="minorHAnsi" w:cstheme="minorBidi"/>
-          <w:noProof/>
-          <w:sz w:val="22"/>
-          <w:szCs w:val="22"/>
-          <w:lang w:val="es-PE" w:eastAsia="es-PE"/>
-        </w:rPr>
-      </w:pPr>
-      <w:hyperlink w:anchor="_Toc75335506" w:history="1">
-        <w:r>
-          <w:rPr>
-            <w:rStyle w:val="Hipervnculo"/>
-            <w:noProof/>
-          </w:rPr>
-          <w:t>2.1.1.1</w:t>
-        </w:r>
-        <w:r>
-          <w:rPr>
-            <w:rFonts w:asciiTheme="minorHAnsi" w:eastAsiaTheme="minorEastAsia" w:hAnsiTheme="minorHAnsi" w:cstheme="minorBidi"/>
-            <w:noProof/>
-            <w:sz w:val="22"/>
-            <w:szCs w:val="22"/>
-            <w:lang w:val="es-PE" w:eastAsia="es-PE"/>
-          </w:rPr>
-          <w:tab/>
-        </w:r>
-        <w:r>
-          <w:rPr>
-            <w:rStyle w:val="Hipervnculo"/>
-            <w:noProof/>
-          </w:rPr>
-          <w:t>[Título.]</w:t>
-        </w:r>
-        <w:r>
-          <w:rPr>
-            <w:noProof/>
-            <w:webHidden/>
-          </w:rPr>
-          <w:tab/>
-        </w:r>
-        <w:r>
-          <w:rPr>
-            <w:noProof/>
-            <w:webHidden/>
-          </w:rPr>
-          <w:fldChar w:fldCharType="begin"/>
-        </w:r>
-        <w:r>
-          <w:rPr>
-            <w:noProof/>
-            <w:webHidden/>
-          </w:rPr>
-          <w:instrText xml:space="preserve"> PAGEREF _Toc75335506 \h </w:instrText>
-        </w:r>
-        <w:r>
-          <w:rPr>
-            <w:noProof/>
-            <w:webHidden/>
-          </w:rPr>
-        </w:r>
-        <w:r>
-          <w:rPr>
-            <w:noProof/>
-            <w:webHidden/>
-          </w:rPr>
-          <w:fldChar w:fldCharType="separate"/>
-        </w:r>
-        <w:r>
-          <w:rPr>
-            <w:noProof/>
-            <w:webHidden/>
-          </w:rPr>
-          <w:t>2</w:t>
-        </w:r>
-        <w:r>
-          <w:rPr>
-            <w:noProof/>
-            <w:webHidden/>
-          </w:rPr>
-          <w:fldChar w:fldCharType="end"/>
-        </w:r>
-      </w:hyperlink>
-    </w:p>
-    <w:p>
-      <w:pPr>
-        <w:pStyle w:val="TDC1"/>
-        <w:tabs>
-          <w:tab w:val="right" w:leader="dot" w:pos="8777"/>
-        </w:tabs>
-        <w:rPr>
-          <w:rFonts w:asciiTheme="minorHAnsi" w:eastAsiaTheme="minorEastAsia" w:hAnsiTheme="minorHAnsi" w:cstheme="minorBidi"/>
-          <w:b w:val="0"/>
-          <w:bCs w:val="0"/>
-          <w:noProof/>
-          <w:sz w:val="22"/>
-          <w:szCs w:val="22"/>
-          <w:lang w:val="es-PE" w:eastAsia="es-PE"/>
-        </w:rPr>
-      </w:pPr>
-      <w:hyperlink w:anchor="_Toc75335507" w:history="1">
-        <w:r>
-          <w:rPr>
-            <w:rStyle w:val="Hipervnculo"/>
-            <w:noProof/>
-          </w:rPr>
-          <w:t>3. Título o Capítulo</w:t>
-        </w:r>
-        <w:r>
-          <w:rPr>
-            <w:noProof/>
-            <w:webHidden/>
-          </w:rPr>
-          <w:tab/>
-        </w:r>
-        <w:r>
-          <w:rPr>
-            <w:noProof/>
-            <w:webHidden/>
-          </w:rPr>
-          <w:fldChar w:fldCharType="begin"/>
-        </w:r>
-        <w:r>
-          <w:rPr>
-            <w:noProof/>
-            <w:webHidden/>
-          </w:rPr>
-          <w:instrText xml:space="preserve"> PAGEREF _Toc75335507 \h </w:instrText>
-        </w:r>
-        <w:r>
-          <w:rPr>
-            <w:noProof/>
-            <w:webHidden/>
-          </w:rPr>
-        </w:r>
-        <w:r>
-          <w:rPr>
-            <w:noProof/>
-            <w:webHidden/>
-          </w:rPr>
-          <w:fldChar w:fldCharType="separate"/>
-        </w:r>
-        <w:r>
-          <w:rPr>
-            <w:noProof/>
-            <w:webHidden/>
-          </w:rPr>
-          <w:t>3</w:t>
-        </w:r>
-        <w:r>
-          <w:rPr>
-            <w:noProof/>
-            <w:webHidden/>
-          </w:rPr>
-          <w:fldChar w:fldCharType="end"/>
-        </w:r>
-      </w:hyperlink>
-    </w:p>
-    <w:p>
-      <w:pPr>
-        <w:pStyle w:val="TDC2"/>
-        <w:tabs>
-          <w:tab w:val="left" w:pos="960"/>
-          <w:tab w:val="right" w:leader="dot" w:pos="8777"/>
-        </w:tabs>
-        <w:rPr>
-          <w:rFonts w:asciiTheme="minorHAnsi" w:eastAsiaTheme="minorEastAsia" w:hAnsiTheme="minorHAnsi" w:cstheme="minorBidi"/>
-          <w:noProof/>
-          <w:sz w:val="22"/>
-          <w:szCs w:val="22"/>
-          <w:lang w:val="es-PE" w:eastAsia="es-PE"/>
-        </w:rPr>
-      </w:pPr>
-      <w:hyperlink w:anchor="_Toc75335509" w:history="1">
-        <w:r>
-          <w:rPr>
-            <w:rStyle w:val="Hipervnculo"/>
-            <w:noProof/>
-          </w:rPr>
-          <w:t>3.1</w:t>
-        </w:r>
-        <w:r>
-          <w:rPr>
-            <w:rFonts w:asciiTheme="minorHAnsi" w:eastAsiaTheme="minorEastAsia" w:hAnsiTheme="minorHAnsi" w:cstheme="minorBidi"/>
-            <w:noProof/>
-            <w:sz w:val="22"/>
-            <w:szCs w:val="22"/>
-            <w:lang w:val="es-PE" w:eastAsia="es-PE"/>
-          </w:rPr>
-          <w:tab/>
-        </w:r>
-        <w:r>
-          <w:rPr>
-            <w:rStyle w:val="Hipervnculo"/>
-            <w:noProof/>
-          </w:rPr>
-          <w:t>[Título]</w:t>
-        </w:r>
-        <w:r>
-          <w:rPr>
-            <w:noProof/>
-            <w:webHidden/>
-          </w:rPr>
-          <w:tab/>
-        </w:r>
-        <w:r>
-          <w:rPr>
-            <w:noProof/>
-            <w:webHidden/>
-          </w:rPr>
-          <w:fldChar w:fldCharType="begin"/>
-        </w:r>
-        <w:r>
-          <w:rPr>
-            <w:noProof/>
-            <w:webHidden/>
-          </w:rPr>
-          <w:instrText xml:space="preserve"> PAGEREF _Toc75335509 \h </w:instrText>
-        </w:r>
-        <w:r>
-          <w:rPr>
-            <w:noProof/>
-            <w:webHidden/>
-          </w:rPr>
-        </w:r>
-        <w:r>
-          <w:rPr>
-            <w:noProof/>
-            <w:webHidden/>
-          </w:rPr>
-          <w:fldChar w:fldCharType="separate"/>
-        </w:r>
-        <w:r>
-          <w:rPr>
-            <w:noProof/>
-            <w:webHidden/>
-          </w:rPr>
-          <w:t>3</w:t>
-        </w:r>
-        <w:r>
-          <w:rPr>
-            <w:noProof/>
-            <w:webHidden/>
-          </w:rPr>
-          <w:fldChar w:fldCharType="end"/>
-        </w:r>
-      </w:hyperlink>
-    </w:p>
-    <w:p>
-      <w:pPr>
-        <w:pStyle w:val="TDC3"/>
-        <w:tabs>
-          <w:tab w:val="left" w:pos="1200"/>
-          <w:tab w:val="right" w:leader="dot" w:pos="8777"/>
-        </w:tabs>
-        <w:rPr>
-          <w:rFonts w:asciiTheme="minorHAnsi" w:eastAsiaTheme="minorEastAsia" w:hAnsiTheme="minorHAnsi" w:cstheme="minorBidi"/>
-          <w:iCs w:val="0"/>
-          <w:noProof/>
-          <w:sz w:val="22"/>
-          <w:szCs w:val="22"/>
-          <w:lang w:val="es-PE" w:eastAsia="es-PE"/>
-        </w:rPr>
-      </w:pPr>
-      <w:hyperlink w:anchor="_Toc75335510" w:history="1">
-        <w:r>
-          <w:rPr>
-            <w:rStyle w:val="Hipervnculo"/>
-            <w:noProof/>
-          </w:rPr>
-          <w:t>3.1.1</w:t>
-        </w:r>
-        <w:r>
-          <w:rPr>
-            <w:rFonts w:asciiTheme="minorHAnsi" w:eastAsiaTheme="minorEastAsia" w:hAnsiTheme="minorHAnsi" w:cstheme="minorBidi"/>
-            <w:iCs w:val="0"/>
-            <w:noProof/>
-            <w:sz w:val="22"/>
-            <w:szCs w:val="22"/>
-            <w:lang w:val="es-PE" w:eastAsia="es-PE"/>
-          </w:rPr>
-          <w:tab/>
-        </w:r>
-        <w:r>
-          <w:rPr>
-            <w:rStyle w:val="Hipervnculo"/>
-            <w:noProof/>
-          </w:rPr>
-          <w:t>[Título]</w:t>
-        </w:r>
-        <w:r>
-          <w:rPr>
-            <w:noProof/>
-            <w:webHidden/>
-          </w:rPr>
-          <w:tab/>
-        </w:r>
-        <w:r>
-          <w:rPr>
-            <w:noProof/>
-            <w:webHidden/>
-          </w:rPr>
-          <w:fldChar w:fldCharType="begin"/>
-        </w:r>
-        <w:r>
-          <w:rPr>
-            <w:noProof/>
-            <w:webHidden/>
-          </w:rPr>
-          <w:instrText xml:space="preserve"> PAGEREF _Toc75335510 \h </w:instrText>
-        </w:r>
-        <w:r>
-          <w:rPr>
-            <w:noProof/>
-            <w:webHidden/>
-          </w:rPr>
-        </w:r>
-        <w:r>
-          <w:rPr>
-            <w:noProof/>
-            <w:webHidden/>
-          </w:rPr>
-          <w:fldChar w:fldCharType="separate"/>
-        </w:r>
-        <w:r>
-          <w:rPr>
-            <w:noProof/>
-            <w:webHidden/>
-          </w:rPr>
-          <w:t>3</w:t>
-        </w:r>
-        <w:r>
-          <w:rPr>
-            <w:noProof/>
-            <w:webHidden/>
-          </w:rPr>
-          <w:fldChar w:fldCharType="end"/>
-        </w:r>
-      </w:hyperlink>
-    </w:p>
-    <w:p>
-      <w:pPr>
-        <w:pStyle w:val="TDC4"/>
-        <w:tabs>
-          <w:tab w:val="left" w:pos="1680"/>
-          <w:tab w:val="right" w:leader="dot" w:pos="8777"/>
-        </w:tabs>
-        <w:rPr>
-          <w:rFonts w:asciiTheme="minorHAnsi" w:eastAsiaTheme="minorEastAsia" w:hAnsiTheme="minorHAnsi" w:cstheme="minorBidi"/>
-          <w:noProof/>
-          <w:sz w:val="22"/>
-          <w:szCs w:val="22"/>
-          <w:lang w:val="es-PE" w:eastAsia="es-PE"/>
-        </w:rPr>
-      </w:pPr>
-      <w:hyperlink w:anchor="_Toc75335511" w:history="1">
-        <w:r>
-          <w:rPr>
-            <w:rStyle w:val="Hipervnculo"/>
-            <w:noProof/>
-          </w:rPr>
-          <w:t>3.1.1.1</w:t>
-        </w:r>
-        <w:r>
-          <w:rPr>
-            <w:rFonts w:asciiTheme="minorHAnsi" w:eastAsiaTheme="minorEastAsia" w:hAnsiTheme="minorHAnsi" w:cstheme="minorBidi"/>
-            <w:noProof/>
-            <w:sz w:val="22"/>
-            <w:szCs w:val="22"/>
-            <w:lang w:val="es-PE" w:eastAsia="es-PE"/>
-          </w:rPr>
-          <w:tab/>
-        </w:r>
-        <w:r>
-          <w:rPr>
-            <w:rStyle w:val="Hipervnculo"/>
-            <w:noProof/>
-          </w:rPr>
-          <w:t>[Título.]</w:t>
-        </w:r>
-        <w:r>
-          <w:rPr>
-            <w:noProof/>
-            <w:webHidden/>
-          </w:rPr>
-          <w:tab/>
-        </w:r>
-        <w:r>
-          <w:rPr>
-            <w:noProof/>
-            <w:webHidden/>
-          </w:rPr>
-          <w:fldChar w:fldCharType="begin"/>
-        </w:r>
-        <w:r>
-          <w:rPr>
-            <w:noProof/>
-            <w:webHidden/>
-          </w:rPr>
-          <w:instrText xml:space="preserve"> PAGEREF _Toc75335511 \h </w:instrText>
-        </w:r>
-        <w:r>
-          <w:rPr>
-            <w:noProof/>
-            <w:webHidden/>
-          </w:rPr>
-        </w:r>
-        <w:r>
-          <w:rPr>
-            <w:noProof/>
-            <w:webHidden/>
-          </w:rPr>
-          <w:fldChar w:fldCharType="separate"/>
-        </w:r>
-        <w:r>
-          <w:rPr>
-            <w:noProof/>
-            <w:webHidden/>
-          </w:rPr>
-          <w:t>3</w:t>
-        </w:r>
-        <w:r>
-          <w:rPr>
-            <w:noProof/>
-            <w:webHidden/>
-          </w:rPr>
-          <w:fldChar w:fldCharType="end"/>
-        </w:r>
-      </w:hyperlink>
-    </w:p>
-    <w:p>
-      <w:pPr>
-        <w:pStyle w:val="TDC1"/>
-        <w:tabs>
-          <w:tab w:val="right" w:leader="dot" w:pos="8777"/>
-        </w:tabs>
-        <w:rPr>
-          <w:rFonts w:asciiTheme="minorHAnsi" w:eastAsiaTheme="minorEastAsia" w:hAnsiTheme="minorHAnsi" w:cstheme="minorBidi"/>
-          <w:b w:val="0"/>
-          <w:bCs w:val="0"/>
-          <w:noProof/>
-          <w:sz w:val="22"/>
-          <w:szCs w:val="22"/>
-          <w:lang w:val="es-PE" w:eastAsia="es-PE"/>
-        </w:rPr>
-      </w:pPr>
-      <w:hyperlink w:anchor="_Toc75335512" w:history="1">
-        <w:r>
-          <w:rPr>
-            <w:rStyle w:val="Hipervnculo"/>
-            <w:noProof/>
-          </w:rPr>
-          <w:t>4. Título o Capítulo</w:t>
-        </w:r>
-        <w:r>
-          <w:rPr>
-            <w:noProof/>
-            <w:webHidden/>
-          </w:rPr>
-          <w:tab/>
-        </w:r>
-        <w:r>
-          <w:rPr>
-            <w:noProof/>
-            <w:webHidden/>
-          </w:rPr>
-          <w:fldChar w:fldCharType="begin"/>
-        </w:r>
-        <w:r>
-          <w:rPr>
-            <w:noProof/>
-            <w:webHidden/>
-          </w:rPr>
-          <w:instrText xml:space="preserve"> PAGEREF _Toc75335512 \h </w:instrText>
+          <w:instrText xml:space="preserve"> PAGEREF _Toc226927506 \h </w:instrText>
         </w:r>
         <w:r>
           <w:rPr>
@@ -3232,43 +3258,26 @@
     </w:p>
     <w:p>
       <w:pPr>
-        <w:pStyle w:val="TDC2"/>
+        <w:pStyle w:val="Tabladeilustraciones"/>
         <w:tabs>
-          <w:tab w:val="left" w:pos="960"/>
           <w:tab w:val="right" w:leader="dot" w:pos="8777"/>
         </w:tabs>
         <w:rPr>
-          <w:rFonts w:asciiTheme="minorHAnsi" w:eastAsiaTheme="minorEastAsia" w:hAnsiTheme="minorHAnsi" w:cstheme="minorBidi"/>
+          <w:rFonts w:asciiTheme="minorHAnsi" w:eastAsiaTheme="minorEastAsia" w:hAnsiTheme="minorHAnsi"/>
           <w:noProof/>
-          <w:sz w:val="22"/>
-          <w:szCs w:val="22"/>
+          <w:kern w:val="2"/>
+          <w:szCs w:val="24"/>
           <w:lang w:val="es-PE" w:eastAsia="es-PE"/>
-        </w:rPr>
-      </w:pPr>
-      <w:hyperlink w:anchor="_Toc75335514" w:history="1">
+          <w14:ligatures w14:val="standardContextual"/>
+        </w:rPr>
+      </w:pPr>
+      <w:hyperlink w:anchor="_Toc226927507" w:history="1">
         <w:r>
           <w:rPr>
             <w:rStyle w:val="Hipervnculo"/>
             <w:noProof/>
           </w:rPr>
-          <w:t>4.1</w:t>
-        </w:r>
-        <w:r>
-          <w:rPr>
-            <w:rFonts w:asciiTheme="minorHAnsi" w:eastAsiaTheme="minorEastAsia" w:hAnsiTheme="minorHAnsi" w:cstheme="minorBidi"/>
-            <w:noProof/>
-            <w:sz w:val="22"/>
-            <w:szCs w:val="22"/>
-            <w:lang w:val="es-PE" w:eastAsia="es-PE"/>
-          </w:rPr>
-          <w:tab/>
-        </w:r>
-        <w:r>
-          <w:rPr>
-            <w:rStyle w:val="Hipervnculo"/>
-            <w:noProof/>
-          </w:rPr>
-          <w:t>[Título]</w:t>
+          <w:t>Tabla 2 Indicadores de éxito</w:t>
         </w:r>
         <w:r>
           <w:rPr>
@@ -3289,263 +3298,7 @@
             <w:noProof/>
             <w:webHidden/>
           </w:rPr>
-          <w:instrText xml:space="preserve"> PAGEREF _Toc75335514 \h </w:instrText>
-        </w:r>
-        <w:r>
-          <w:rPr>
-            <w:noProof/>
-            <w:webHidden/>
-          </w:rPr>
-        </w:r>
-        <w:r>
-          <w:rPr>
-            <w:noProof/>
-            <w:webHidden/>
-          </w:rPr>
-          <w:fldChar w:fldCharType="separate"/>
-        </w:r>
-        <w:r>
-          <w:rPr>
-            <w:noProof/>
-            <w:webHidden/>
-          </w:rPr>
-          <w:t>4</w:t>
-        </w:r>
-        <w:r>
-          <w:rPr>
-            <w:noProof/>
-            <w:webHidden/>
-          </w:rPr>
-          <w:fldChar w:fldCharType="end"/>
-        </w:r>
-      </w:hyperlink>
-    </w:p>
-    <w:p>
-      <w:pPr>
-        <w:pStyle w:val="TDC3"/>
-        <w:tabs>
-          <w:tab w:val="left" w:pos="1200"/>
-          <w:tab w:val="right" w:leader="dot" w:pos="8777"/>
-        </w:tabs>
-        <w:rPr>
-          <w:rFonts w:asciiTheme="minorHAnsi" w:eastAsiaTheme="minorEastAsia" w:hAnsiTheme="minorHAnsi" w:cstheme="minorBidi"/>
-          <w:iCs w:val="0"/>
-          <w:noProof/>
-          <w:sz w:val="22"/>
-          <w:szCs w:val="22"/>
-          <w:lang w:val="es-PE" w:eastAsia="es-PE"/>
-        </w:rPr>
-      </w:pPr>
-      <w:hyperlink w:anchor="_Toc75335515" w:history="1">
-        <w:r>
-          <w:rPr>
-            <w:rStyle w:val="Hipervnculo"/>
-            <w:noProof/>
-          </w:rPr>
-          <w:t>4.1.1</w:t>
-        </w:r>
-        <w:r>
-          <w:rPr>
-            <w:rFonts w:asciiTheme="minorHAnsi" w:eastAsiaTheme="minorEastAsia" w:hAnsiTheme="minorHAnsi" w:cstheme="minorBidi"/>
-            <w:iCs w:val="0"/>
-            <w:noProof/>
-            <w:sz w:val="22"/>
-            <w:szCs w:val="22"/>
-            <w:lang w:val="es-PE" w:eastAsia="es-PE"/>
-          </w:rPr>
-          <w:tab/>
-        </w:r>
-        <w:r>
-          <w:rPr>
-            <w:rStyle w:val="Hipervnculo"/>
-            <w:noProof/>
-          </w:rPr>
-          <w:t>[Título]</w:t>
-        </w:r>
-        <w:r>
-          <w:rPr>
-            <w:noProof/>
-            <w:webHidden/>
-          </w:rPr>
-          <w:tab/>
-        </w:r>
-        <w:r>
-          <w:rPr>
-            <w:noProof/>
-            <w:webHidden/>
-          </w:rPr>
-          <w:fldChar w:fldCharType="begin"/>
-        </w:r>
-        <w:r>
-          <w:rPr>
-            <w:noProof/>
-            <w:webHidden/>
-          </w:rPr>
-          <w:instrText xml:space="preserve"> PAGEREF _Toc75335515 \h </w:instrText>
-        </w:r>
-        <w:r>
-          <w:rPr>
-            <w:noProof/>
-            <w:webHidden/>
-          </w:rPr>
-        </w:r>
-        <w:r>
-          <w:rPr>
-            <w:noProof/>
-            <w:webHidden/>
-          </w:rPr>
-          <w:fldChar w:fldCharType="separate"/>
-        </w:r>
-        <w:r>
-          <w:rPr>
-            <w:noProof/>
-            <w:webHidden/>
-          </w:rPr>
-          <w:t>4</w:t>
-        </w:r>
-        <w:r>
-          <w:rPr>
-            <w:noProof/>
-            <w:webHidden/>
-          </w:rPr>
-          <w:fldChar w:fldCharType="end"/>
-        </w:r>
-      </w:hyperlink>
-    </w:p>
-    <w:p>
-      <w:pPr>
-        <w:pStyle w:val="TDC4"/>
-        <w:tabs>
-          <w:tab w:val="left" w:pos="1680"/>
-          <w:tab w:val="right" w:leader="dot" w:pos="8777"/>
-        </w:tabs>
-        <w:rPr>
-          <w:rFonts w:asciiTheme="minorHAnsi" w:eastAsiaTheme="minorEastAsia" w:hAnsiTheme="minorHAnsi" w:cstheme="minorBidi"/>
-          <w:noProof/>
-          <w:sz w:val="22"/>
-          <w:szCs w:val="22"/>
-          <w:lang w:val="es-PE" w:eastAsia="es-PE"/>
-        </w:rPr>
-      </w:pPr>
-      <w:hyperlink w:anchor="_Toc75335516" w:history="1">
-        <w:r>
-          <w:rPr>
-            <w:rStyle w:val="Hipervnculo"/>
-            <w:noProof/>
-          </w:rPr>
-          <w:t>4.1.1.1</w:t>
-        </w:r>
-        <w:r>
-          <w:rPr>
-            <w:rFonts w:asciiTheme="minorHAnsi" w:eastAsiaTheme="minorEastAsia" w:hAnsiTheme="minorHAnsi" w:cstheme="minorBidi"/>
-            <w:noProof/>
-            <w:sz w:val="22"/>
-            <w:szCs w:val="22"/>
-            <w:lang w:val="es-PE" w:eastAsia="es-PE"/>
-          </w:rPr>
-          <w:tab/>
-        </w:r>
-        <w:r>
-          <w:rPr>
-            <w:rStyle w:val="Hipervnculo"/>
-            <w:noProof/>
-          </w:rPr>
-          <w:t>[Título.]</w:t>
-        </w:r>
-        <w:r>
-          <w:rPr>
-            <w:noProof/>
-            <w:webHidden/>
-          </w:rPr>
-          <w:tab/>
-        </w:r>
-        <w:r>
-          <w:rPr>
-            <w:noProof/>
-            <w:webHidden/>
-          </w:rPr>
-          <w:fldChar w:fldCharType="begin"/>
-        </w:r>
-        <w:r>
-          <w:rPr>
-            <w:noProof/>
-            <w:webHidden/>
-          </w:rPr>
-          <w:instrText xml:space="preserve"> PAGEREF _Toc75335516 \h </w:instrText>
-        </w:r>
-        <w:r>
-          <w:rPr>
-            <w:noProof/>
-            <w:webHidden/>
-          </w:rPr>
-        </w:r>
-        <w:r>
-          <w:rPr>
-            <w:noProof/>
-            <w:webHidden/>
-          </w:rPr>
-          <w:fldChar w:fldCharType="separate"/>
-        </w:r>
-        <w:r>
-          <w:rPr>
-            <w:noProof/>
-            <w:webHidden/>
-          </w:rPr>
-          <w:t>4</w:t>
-        </w:r>
-        <w:r>
-          <w:rPr>
-            <w:noProof/>
-            <w:webHidden/>
-          </w:rPr>
-          <w:fldChar w:fldCharType="end"/>
-        </w:r>
-      </w:hyperlink>
-    </w:p>
-    <w:p>
-      <w:pPr>
-        <w:pStyle w:val="TDC1"/>
-        <w:tabs>
-          <w:tab w:val="right" w:leader="dot" w:pos="8777"/>
-        </w:tabs>
-        <w:rPr>
-          <w:rFonts w:asciiTheme="minorHAnsi" w:eastAsiaTheme="minorEastAsia" w:hAnsiTheme="minorHAnsi" w:cstheme="minorBidi"/>
-          <w:b w:val="0"/>
-          <w:bCs w:val="0"/>
-          <w:noProof/>
-          <w:sz w:val="22"/>
-          <w:szCs w:val="22"/>
-          <w:lang w:val="es-PE" w:eastAsia="es-PE"/>
-        </w:rPr>
-      </w:pPr>
-      <w:hyperlink w:anchor="_Toc75335517" w:history="1">
-        <w:r>
-          <w:rPr>
-            <w:rStyle w:val="Hipervnculo"/>
-            <w:noProof/>
-          </w:rPr>
-          <w:t>5. Título o Capítulo</w:t>
-        </w:r>
-        <w:r>
-          <w:rPr>
-            <w:noProof/>
-            <w:webHidden/>
-          </w:rPr>
-          <w:tab/>
-        </w:r>
-        <w:r>
-          <w:rPr>
-            <w:noProof/>
-            <w:webHidden/>
-          </w:rPr>
-          <w:fldChar w:fldCharType="begin"/>
-        </w:r>
-        <w:r>
-          <w:rPr>
-            <w:noProof/>
-            <w:webHidden/>
-          </w:rPr>
-          <w:instrText xml:space="preserve"> PAGEREF _Toc75335517 \h </w:instrText>
+          <w:instrText xml:space="preserve"> PAGEREF _Toc226927507 \h </w:instrText>
         </w:r>
         <w:r>
           <w:rPr>
@@ -3578,426 +3331,6 @@
     </w:p>
     <w:p>
       <w:pPr>
-        <w:pStyle w:val="TDC2"/>
-        <w:tabs>
-          <w:tab w:val="left" w:pos="960"/>
-          <w:tab w:val="right" w:leader="dot" w:pos="8777"/>
-        </w:tabs>
-        <w:rPr>
-          <w:rFonts w:asciiTheme="minorHAnsi" w:eastAsiaTheme="minorEastAsia" w:hAnsiTheme="minorHAnsi" w:cstheme="minorBidi"/>
-          <w:noProof/>
-          <w:sz w:val="22"/>
-          <w:szCs w:val="22"/>
-          <w:lang w:val="es-PE" w:eastAsia="es-PE"/>
-        </w:rPr>
-      </w:pPr>
-      <w:hyperlink w:anchor="_Toc75335519" w:history="1">
-        <w:r>
-          <w:rPr>
-            <w:rStyle w:val="Hipervnculo"/>
-            <w:noProof/>
-          </w:rPr>
-          <w:t>5.1</w:t>
-        </w:r>
-        <w:r>
-          <w:rPr>
-            <w:rFonts w:asciiTheme="minorHAnsi" w:eastAsiaTheme="minorEastAsia" w:hAnsiTheme="minorHAnsi" w:cstheme="minorBidi"/>
-            <w:noProof/>
-            <w:sz w:val="22"/>
-            <w:szCs w:val="22"/>
-            <w:lang w:val="es-PE" w:eastAsia="es-PE"/>
-          </w:rPr>
-          <w:tab/>
-        </w:r>
-        <w:r>
-          <w:rPr>
-            <w:rStyle w:val="Hipervnculo"/>
-            <w:noProof/>
-          </w:rPr>
-          <w:t>[Título]</w:t>
-        </w:r>
-        <w:r>
-          <w:rPr>
-            <w:noProof/>
-            <w:webHidden/>
-          </w:rPr>
-          <w:tab/>
-        </w:r>
-        <w:r>
-          <w:rPr>
-            <w:noProof/>
-            <w:webHidden/>
-          </w:rPr>
-          <w:fldChar w:fldCharType="begin"/>
-        </w:r>
-        <w:r>
-          <w:rPr>
-            <w:noProof/>
-            <w:webHidden/>
-          </w:rPr>
-          <w:instrText xml:space="preserve"> PAGEREF _Toc75335519 \h </w:instrText>
-        </w:r>
-        <w:r>
-          <w:rPr>
-            <w:noProof/>
-            <w:webHidden/>
-          </w:rPr>
-        </w:r>
-        <w:r>
-          <w:rPr>
-            <w:noProof/>
-            <w:webHidden/>
-          </w:rPr>
-          <w:fldChar w:fldCharType="separate"/>
-        </w:r>
-        <w:r>
-          <w:rPr>
-            <w:noProof/>
-            <w:webHidden/>
-          </w:rPr>
-          <w:t>5</w:t>
-        </w:r>
-        <w:r>
-          <w:rPr>
-            <w:noProof/>
-            <w:webHidden/>
-          </w:rPr>
-          <w:fldChar w:fldCharType="end"/>
-        </w:r>
-      </w:hyperlink>
-    </w:p>
-    <w:p>
-      <w:pPr>
-        <w:pStyle w:val="TDC3"/>
-        <w:tabs>
-          <w:tab w:val="left" w:pos="1200"/>
-          <w:tab w:val="right" w:leader="dot" w:pos="8777"/>
-        </w:tabs>
-        <w:rPr>
-          <w:rFonts w:asciiTheme="minorHAnsi" w:eastAsiaTheme="minorEastAsia" w:hAnsiTheme="minorHAnsi" w:cstheme="minorBidi"/>
-          <w:iCs w:val="0"/>
-          <w:noProof/>
-          <w:sz w:val="22"/>
-          <w:szCs w:val="22"/>
-          <w:lang w:val="es-PE" w:eastAsia="es-PE"/>
-        </w:rPr>
-      </w:pPr>
-      <w:hyperlink w:anchor="_Toc75335520" w:history="1">
-        <w:r>
-          <w:rPr>
-            <w:rStyle w:val="Hipervnculo"/>
-            <w:noProof/>
-          </w:rPr>
-          <w:t>5.1.1</w:t>
-        </w:r>
-        <w:r>
-          <w:rPr>
-            <w:rFonts w:asciiTheme="minorHAnsi" w:eastAsiaTheme="minorEastAsia" w:hAnsiTheme="minorHAnsi" w:cstheme="minorBidi"/>
-            <w:iCs w:val="0"/>
-            <w:noProof/>
-            <w:sz w:val="22"/>
-            <w:szCs w:val="22"/>
-            <w:lang w:val="es-PE" w:eastAsia="es-PE"/>
-          </w:rPr>
-          <w:tab/>
-        </w:r>
-        <w:r>
-          <w:rPr>
-            <w:rStyle w:val="Hipervnculo"/>
-            <w:noProof/>
-          </w:rPr>
-          <w:t>[Título]</w:t>
-        </w:r>
-        <w:r>
-          <w:rPr>
-            <w:noProof/>
-            <w:webHidden/>
-          </w:rPr>
-          <w:tab/>
-        </w:r>
-        <w:r>
-          <w:rPr>
-            <w:noProof/>
-            <w:webHidden/>
-          </w:rPr>
-          <w:fldChar w:fldCharType="begin"/>
-        </w:r>
-        <w:r>
-          <w:rPr>
-            <w:noProof/>
-            <w:webHidden/>
-          </w:rPr>
-          <w:instrText xml:space="preserve"> PAGEREF _Toc75335520 \h </w:instrText>
-        </w:r>
-        <w:r>
-          <w:rPr>
-            <w:noProof/>
-            <w:webHidden/>
-          </w:rPr>
-        </w:r>
-        <w:r>
-          <w:rPr>
-            <w:noProof/>
-            <w:webHidden/>
-          </w:rPr>
-          <w:fldChar w:fldCharType="separate"/>
-        </w:r>
-        <w:r>
-          <w:rPr>
-            <w:noProof/>
-            <w:webHidden/>
-          </w:rPr>
-          <w:t>5</w:t>
-        </w:r>
-        <w:r>
-          <w:rPr>
-            <w:noProof/>
-            <w:webHidden/>
-          </w:rPr>
-          <w:fldChar w:fldCharType="end"/>
-        </w:r>
-      </w:hyperlink>
-    </w:p>
-    <w:p>
-      <w:pPr>
-        <w:pStyle w:val="TDC4"/>
-        <w:tabs>
-          <w:tab w:val="left" w:pos="1680"/>
-          <w:tab w:val="right" w:leader="dot" w:pos="8777"/>
-        </w:tabs>
-        <w:rPr>
-          <w:rFonts w:asciiTheme="minorHAnsi" w:eastAsiaTheme="minorEastAsia" w:hAnsiTheme="minorHAnsi" w:cstheme="minorBidi"/>
-          <w:noProof/>
-          <w:sz w:val="22"/>
-          <w:szCs w:val="22"/>
-          <w:lang w:val="es-PE" w:eastAsia="es-PE"/>
-        </w:rPr>
-      </w:pPr>
-      <w:hyperlink w:anchor="_Toc75335521" w:history="1">
-        <w:r>
-          <w:rPr>
-            <w:rStyle w:val="Hipervnculo"/>
-            <w:noProof/>
-          </w:rPr>
-          <w:t>5.1.1.1</w:t>
-        </w:r>
-        <w:r>
-          <w:rPr>
-            <w:rFonts w:asciiTheme="minorHAnsi" w:eastAsiaTheme="minorEastAsia" w:hAnsiTheme="minorHAnsi" w:cstheme="minorBidi"/>
-            <w:noProof/>
-            <w:sz w:val="22"/>
-            <w:szCs w:val="22"/>
-            <w:lang w:val="es-PE" w:eastAsia="es-PE"/>
-          </w:rPr>
-          <w:tab/>
-        </w:r>
-        <w:r>
-          <w:rPr>
-            <w:rStyle w:val="Hipervnculo"/>
-            <w:noProof/>
-          </w:rPr>
-          <w:t>[Título]</w:t>
-        </w:r>
-        <w:r>
-          <w:rPr>
-            <w:noProof/>
-            <w:webHidden/>
-          </w:rPr>
-          <w:tab/>
-        </w:r>
-        <w:r>
-          <w:rPr>
-            <w:noProof/>
-            <w:webHidden/>
-          </w:rPr>
-          <w:fldChar w:fldCharType="begin"/>
-        </w:r>
-        <w:r>
-          <w:rPr>
-            <w:noProof/>
-            <w:webHidden/>
-          </w:rPr>
-          <w:instrText xml:space="preserve"> PAGEREF _Toc75335521 \h </w:instrText>
-        </w:r>
-        <w:r>
-          <w:rPr>
-            <w:noProof/>
-            <w:webHidden/>
-          </w:rPr>
-        </w:r>
-        <w:r>
-          <w:rPr>
-            <w:noProof/>
-            <w:webHidden/>
-          </w:rPr>
-          <w:fldChar w:fldCharType="separate"/>
-        </w:r>
-        <w:r>
-          <w:rPr>
-            <w:noProof/>
-            <w:webHidden/>
-          </w:rPr>
-          <w:t>5</w:t>
-        </w:r>
-        <w:r>
-          <w:rPr>
-            <w:noProof/>
-            <w:webHidden/>
-          </w:rPr>
-          <w:fldChar w:fldCharType="end"/>
-        </w:r>
-      </w:hyperlink>
-    </w:p>
-    <w:p>
-      <w:pPr>
-        <w:pStyle w:val="TDC1"/>
-        <w:tabs>
-          <w:tab w:val="right" w:leader="dot" w:pos="8777"/>
-        </w:tabs>
-        <w:rPr>
-          <w:rFonts w:asciiTheme="minorHAnsi" w:eastAsiaTheme="minorEastAsia" w:hAnsiTheme="minorHAnsi" w:cstheme="minorBidi"/>
-          <w:b w:val="0"/>
-          <w:bCs w:val="0"/>
-          <w:noProof/>
-          <w:sz w:val="22"/>
-          <w:szCs w:val="22"/>
-          <w:lang w:val="es-PE" w:eastAsia="es-PE"/>
-        </w:rPr>
-      </w:pPr>
-      <w:hyperlink w:anchor="_Toc75335522" w:history="1">
-        <w:r>
-          <w:rPr>
-            <w:rStyle w:val="Hipervnculo"/>
-            <w:noProof/>
-          </w:rPr>
-          <w:t>Referencias</w:t>
-        </w:r>
-        <w:r>
-          <w:rPr>
-            <w:noProof/>
-            <w:webHidden/>
-          </w:rPr>
-          <w:tab/>
-        </w:r>
-        <w:r>
-          <w:rPr>
-            <w:noProof/>
-            <w:webHidden/>
-          </w:rPr>
-          <w:fldChar w:fldCharType="begin"/>
-        </w:r>
-        <w:r>
-          <w:rPr>
-            <w:noProof/>
-            <w:webHidden/>
-          </w:rPr>
-          <w:instrText xml:space="preserve"> PAGEREF _Toc75335522 \h </w:instrText>
-        </w:r>
-        <w:r>
-          <w:rPr>
-            <w:noProof/>
-            <w:webHidden/>
-          </w:rPr>
-        </w:r>
-        <w:r>
-          <w:rPr>
-            <w:noProof/>
-            <w:webHidden/>
-          </w:rPr>
-          <w:fldChar w:fldCharType="separate"/>
-        </w:r>
-        <w:r>
-          <w:rPr>
-            <w:noProof/>
-            <w:webHidden/>
-          </w:rPr>
-          <w:t>6</w:t>
-        </w:r>
-        <w:r>
-          <w:rPr>
-            <w:noProof/>
-            <w:webHidden/>
-          </w:rPr>
-          <w:fldChar w:fldCharType="end"/>
-        </w:r>
-      </w:hyperlink>
-    </w:p>
-    <w:p>
-      <w:pPr>
-        <w:pStyle w:val="TDC1"/>
-        <w:tabs>
-          <w:tab w:val="right" w:leader="dot" w:pos="8777"/>
-        </w:tabs>
-        <w:rPr>
-          <w:rFonts w:asciiTheme="minorHAnsi" w:eastAsiaTheme="minorEastAsia" w:hAnsiTheme="minorHAnsi" w:cstheme="minorBidi"/>
-          <w:b w:val="0"/>
-          <w:bCs w:val="0"/>
-          <w:noProof/>
-          <w:sz w:val="22"/>
-          <w:szCs w:val="22"/>
-          <w:lang w:val="es-PE" w:eastAsia="es-PE"/>
-        </w:rPr>
-      </w:pPr>
-      <w:hyperlink w:anchor="_Toc75335523" w:history="1">
-        <w:r>
-          <w:rPr>
-            <w:rStyle w:val="Hipervnculo"/>
-            <w:noProof/>
-          </w:rPr>
-          <w:t>Anexo(s)</w:t>
-        </w:r>
-        <w:r>
-          <w:rPr>
-            <w:noProof/>
-            <w:webHidden/>
-          </w:rPr>
-          <w:tab/>
-        </w:r>
-        <w:r>
-          <w:rPr>
-            <w:noProof/>
-            <w:webHidden/>
-          </w:rPr>
-          <w:fldChar w:fldCharType="begin"/>
-        </w:r>
-        <w:r>
-          <w:rPr>
-            <w:noProof/>
-            <w:webHidden/>
-          </w:rPr>
-          <w:instrText xml:space="preserve"> PAGEREF _Toc75335523 \h </w:instrText>
-        </w:r>
-        <w:r>
-          <w:rPr>
-            <w:noProof/>
-            <w:webHidden/>
-          </w:rPr>
-        </w:r>
-        <w:r>
-          <w:rPr>
-            <w:noProof/>
-            <w:webHidden/>
-          </w:rPr>
-          <w:fldChar w:fldCharType="separate"/>
-        </w:r>
-        <w:r>
-          <w:rPr>
-            <w:noProof/>
-            <w:webHidden/>
-          </w:rPr>
-          <w:t>7</w:t>
-        </w:r>
-        <w:r>
-          <w:rPr>
-            <w:noProof/>
-            <w:webHidden/>
-          </w:rPr>
-          <w:fldChar w:fldCharType="end"/>
-        </w:r>
-      </w:hyperlink>
-    </w:p>
-    <w:p>
-      <w:pPr>
         <w:rPr>
           <w:lang w:val="es-ES"/>
         </w:rPr>
@@ -4008,123 +3341,6 @@
         </w:rPr>
         <w:fldChar w:fldCharType="end"/>
       </w:r>
-    </w:p>
-    <w:p>
-      <w:pPr>
-        <w:tabs>
-          <w:tab w:val="left" w:pos="540"/>
-        </w:tabs>
-        <w:spacing w:before="120" w:after="120"/>
-        <w:rPr>
-          <w:b/>
-          <w:lang w:val="es-ES"/>
-        </w:rPr>
-      </w:pPr>
-    </w:p>
-    <w:p>
-      <w:pPr>
-        <w:jc w:val="center"/>
-        <w:rPr>
-          <w:b/>
-          <w:bCs/>
-          <w:lang w:val="es-ES"/>
-        </w:rPr>
-      </w:pPr>
-      <w:r>
-        <w:rPr>
-          <w:lang w:val="es-ES"/>
-        </w:rPr>
-        <w:br w:type="page"/>
-      </w:r>
-      <w:r>
-        <w:rPr>
-          <w:b/>
-          <w:bCs/>
-          <w:lang w:val="es-ES"/>
-        </w:rPr>
-        <w:lastRenderedPageBreak/>
-        <w:t>Lista de Tablas</w:t>
-      </w:r>
-    </w:p>
-    <w:p>
-      <w:pPr>
-        <w:spacing w:after="60" w:line="480" w:lineRule="auto"/>
-        <w:jc w:val="center"/>
-        <w:rPr>
-          <w:szCs w:val="24"/>
-          <w:lang w:val="es-ES"/>
-        </w:rPr>
-      </w:pPr>
-      <w:r>
-        <w:rPr>
-          <w:szCs w:val="24"/>
-          <w:lang w:val="es-ES"/>
-        </w:rPr>
-        <w:t>[</w:t>
-      </w:r>
-      <w:r>
-        <w:rPr>
-          <w:szCs w:val="24"/>
-          <w:lang w:val="es-ES"/>
-        </w:rPr>
-        <w:t>Sección obligatoria que s</w:t>
-      </w:r>
-      <w:r>
-        <w:rPr>
-          <w:szCs w:val="24"/>
-          <w:lang w:val="es-ES"/>
-        </w:rPr>
-        <w:t>e debe realizar cuando el documento esté terminado</w:t>
-      </w:r>
-      <w:r>
-        <w:rPr>
-          <w:szCs w:val="24"/>
-          <w:lang w:val="es-ES"/>
-        </w:rPr>
-        <w:t xml:space="preserve">. </w:t>
-      </w:r>
-      <w:r>
-        <w:rPr>
-          <w:szCs w:val="24"/>
-          <w:lang w:val="es-ES"/>
-        </w:rPr>
-        <w:t>Aquí se</w:t>
-      </w:r>
-      <w:r>
-        <w:rPr>
-          <w:szCs w:val="24"/>
-          <w:lang w:val="es-ES"/>
-        </w:rPr>
-        <w:t xml:space="preserve"> visualiza la estructura de</w:t>
-      </w:r>
-      <w:r>
-        <w:rPr>
-          <w:szCs w:val="24"/>
-          <w:lang w:val="es-ES"/>
-        </w:rPr>
-        <w:t xml:space="preserve"> tablas incluidas en el trabajo</w:t>
-      </w:r>
-      <w:r>
-        <w:rPr>
-          <w:szCs w:val="24"/>
-          <w:lang w:val="es-ES"/>
-        </w:rPr>
-        <w:t>.</w:t>
-      </w:r>
-      <w:r>
-        <w:rPr>
-          <w:szCs w:val="24"/>
-          <w:lang w:val="es-ES"/>
-        </w:rPr>
-        <w:t>]</w:t>
-      </w:r>
-    </w:p>
-    <w:p>
-      <w:pPr>
-        <w:rPr>
-          <w:lang w:val="es-ES"/>
-        </w:rPr>
-      </w:pPr>
     </w:p>
     <w:p>
       <w:pPr>
@@ -4555,15 +3771,30 @@
       <w:pPr>
         <w:pStyle w:val="Ttulo1"/>
       </w:pPr>
+      <w:bookmarkStart w:id="0" w:name="_Toc226926558"/>
+      <w:r>
+        <w:lastRenderedPageBreak/>
+        <w:t>1</w:t>
+      </w:r>
+      <w:r>
+        <w:t xml:space="preserve">.  </w:t>
+      </w:r>
       <w:r>
         <w:t>CAPÍTULO 1: DEFINICIÓN DEL PROYECTO</w:t>
       </w:r>
+      <w:bookmarkEnd w:id="0"/>
     </w:p>
     <w:p>
       <w:pPr>
         <w:spacing w:after="120"/>
-      </w:pPr>
-      <w:r>
+        <w:rPr>
+          <w:lang w:val="es-PE"/>
+        </w:rPr>
+      </w:pPr>
+      <w:r>
+        <w:rPr>
+          <w:lang w:val="es-PE"/>
+        </w:rPr>
         <w:t>En el presente capítulo se expone el contexto que motivó el desarrollo del proyecto. Se presentan los antecedentes de la problemática, la descripción de la organización donde se llevó a cabo la validación, el análisis del problema identificado, los objetivos propuestos, los indicadores de éxito, la matriz de consistencia y la descripción general del proyecto.</w:t>
       </w:r>
     </w:p>
@@ -4571,47 +3802,86 @@
       <w:pPr>
         <w:pStyle w:val="Ttulo2"/>
       </w:pPr>
+      <w:bookmarkStart w:id="1" w:name="_Toc226926559"/>
       <w:r>
         <w:t>Antecedentes</w:t>
       </w:r>
+      <w:bookmarkEnd w:id="1"/>
     </w:p>
     <w:p>
       <w:pPr>
         <w:spacing w:after="120"/>
-      </w:pPr>
-      <w:r>
+        <w:rPr>
+          <w:lang w:val="es-PE"/>
+        </w:rPr>
+      </w:pPr>
+      <w:r>
+        <w:rPr>
+          <w:lang w:val="es-PE"/>
+        </w:rPr>
         <w:t>La pandemia de COVID-19 marcó un punto de inflexión en la educación superior del Perú. A partir del año 2020, y con mayor impacto durante 2021, las universidades se vieron obligadas a migrar masivamente hacia la modalidad virtual, sin contar con los procesos ni la infraestructura suficiente para sostener esa transición a escala. Según la UNESCO (2021), más del 90% de los sistemas educativos en América Latina implementaron alguna forma de educación a distancia durante la pandemia, lo que generó una demanda sin precedentes de contenido digital instruccional en plazos extremadamente cortos.</w:t>
       </w:r>
     </w:p>
     <w:p>
       <w:pPr>
         <w:spacing w:after="120"/>
-      </w:pPr>
-      <w:r>
+        <w:rPr>
+          <w:lang w:val="es-PE"/>
+        </w:rPr>
+      </w:pPr>
+      <w:r>
+        <w:rPr>
+          <w:lang w:val="es-PE"/>
+        </w:rPr>
         <w:t>En este contexto, los equipos responsables del diseño y producción de cursos virtuales enfrentaron una doble presión: por un lado, la imposibilidad de coordinar presencialmente las etapas del proceso, y por otro, el incremento acelerado en el número de cursos que debían virtualizarse. El proceso de producción, que involucra a múltiples roles trabajando en cadena —diseñadores instruccionales, docentes revisores y virtualizadores—, se volvió especialmente vulnerable al trabajo remoto: cada entrega dependía de la disponibilidad del rol anterior, las reuniones de coordinación se dificultaron, y las versiones del contenido se multiplicaban sin control claro, generando reprocesos y retrasos acumulados.</w:t>
       </w:r>
     </w:p>
     <w:p>
       <w:pPr>
         <w:spacing w:after="120"/>
-      </w:pPr>
-      <w:r>
+        <w:rPr>
+          <w:lang w:val="es-PE"/>
+        </w:rPr>
+      </w:pPr>
+      <w:r>
+        <w:rPr>
+          <w:lang w:val="es-PE"/>
+        </w:rPr>
         <w:t>Hernández et al. (2021) documentaron que, en instituciones de educación superior latinoamericanas, el principal obstáculo para la producción de contenido virtual durante la pandemia no fue tecnológico sino operativo: la coordinación entre los roles del equipo de diseño instruccional se deterioró significativamente al pasar al trabajo remoto, duplicando en muchos casos los tiempos de producción esperados. Este fenómeno fue particularmente agudo en la fase de redacción y revisión de materiales, donde la retroalimentación entre el diseñador y el experto temático requería múltiples iteraciones que, en entornos presenciales, se resolvían en reuniones cortas y directas.</w:t>
       </w:r>
     </w:p>
     <w:p>
       <w:pPr>
         <w:spacing w:after="120"/>
-      </w:pPr>
-      <w:r>
-        <w:t>Paralelamente, la generación del contenido instruccional —la redacción de los guiones de los recursos de video, las introducciones semanales y las consignas de actividades— representa históricamente la última etapa del proceso de producción y, por tanto, la que concentra la mayor presión de entrega. En instituciones con alta demanda de cursos virtuales, esta etapa debe completarse en aproximadamente una semana por curso, lo que obliga al equipo a trabajar en paralelo con múltiples cursos simultáneamente, aumentando el riesgo de errores, inconsistencias pedagógicas y variabilidad en la calidad del contenido.</w:t>
+        <w:rPr>
+          <w:lang w:val="es-PE"/>
+        </w:rPr>
+      </w:pPr>
+      <w:r>
+        <w:rPr>
+          <w:lang w:val="es-PE"/>
+        </w:rPr>
+        <w:t xml:space="preserve">Paralelamente, la generación del contenido instruccional —la redacción de los guiones de los recursos de video, las introducciones semanales y las consignas de actividades— representa históricamente la última etapa del proceso de producción y, por tanto, la que </w:t>
+      </w:r>
+      <w:r>
+        <w:rPr>
+          <w:lang w:val="es-PE"/>
+        </w:rPr>
+        <w:lastRenderedPageBreak/>
+        <w:t>concentra la mayor presión de entrega. En instituciones con alta demanda de cursos virtuales, esta etapa debe completarse en aproximadamente una semana por curso, lo que obliga al equipo a trabajar en paralelo con múltiples cursos simultáneamente, aumentando el riesgo de errores, inconsistencias pedagógicas y variabilidad en la calidad del contenido.</w:t>
       </w:r>
     </w:p>
     <w:p>
       <w:pPr>
         <w:spacing w:after="120"/>
-      </w:pPr>
-      <w:r>
+        <w:rPr>
+          <w:lang w:val="es-PE"/>
+        </w:rPr>
+      </w:pPr>
+      <w:r>
+        <w:rPr>
+          <w:lang w:val="es-PE"/>
+        </w:rPr>
         <w:t>Frente a este escenario, los modelos de lenguaje de gran escala (LLMs) han emergido como una alternativa viable para asistir en la generación de contenido instruccional. Tlili et al. (2023) realizaron una revisión sistemática sobre el uso de IA generativa en educación, identificando que la generación de materiales instruccionales es una de las aplicaciones con mayor potencial de reducción de carga operativa, siempre que se mantengan mecanismos de revisión por expertos para garantizar la calidad pedagógica. Kasneci et al. (2023) destacaron que los LLMs pueden generar contenido educativo coherente y alineado a objetivos de aprendizaje cuando se les proporcionan estructuras pedagógicas claras como punto de partida, condición que el presente proyecto satisface al partir del sílabo y el acta de reunión de inicio del curso.</w:t>
       </w:r>
     </w:p>
@@ -4619,118 +3889,255 @@
       <w:pPr>
         <w:pStyle w:val="Ttulo2"/>
       </w:pPr>
+      <w:bookmarkStart w:id="2" w:name="_Toc226926560"/>
       <w:r>
         <w:t>Descripción de la organización</w:t>
       </w:r>
+      <w:bookmarkEnd w:id="2"/>
     </w:p>
     <w:p>
       <w:pPr>
         <w:spacing w:after="120"/>
-      </w:pPr>
-      <w:r>
+        <w:rPr>
+          <w:lang w:val="es-PE"/>
+        </w:rPr>
+      </w:pPr>
+      <w:r>
+        <w:rPr>
+          <w:lang w:val="es-PE"/>
+        </w:rPr>
         <w:t>La organización de estudio es una institución de educación superior privada con presencia a nivel nacional en el Perú, que ofrece programas de pregrado y posgrado tanto en modalidad presencial como virtual. Cuenta con una amplia oferta académica orientada a diversas carreras profesionales y ha apostado por el crecimiento de su modalidad virtual como parte de su estrategia institucional.</w:t>
       </w:r>
     </w:p>
     <w:p>
       <w:pPr>
         <w:spacing w:after="120"/>
-      </w:pPr>
-      <w:r>
+        <w:rPr>
+          <w:lang w:val="es-PE"/>
+        </w:rPr>
+      </w:pPr>
+      <w:r>
+        <w:rPr>
+          <w:lang w:val="es-PE"/>
+        </w:rPr>
         <w:t>En el ámbito de la educación virtual, la institución cuenta con un proceso estructurado de producción de cursos denominado virtualización, que comprende la definición del diseño instruccional, la redacción del contenido textual por semana académica y la posterior producción de los recursos multimedia. Dentro de este proceso, el docente virtualizador es el profesional encargado de redactar los materiales instruccionales denominados IPES (Introducción, Presentaciones y Ejercicios), que constituyen el contenido textual base de cada semana del curso.</w:t>
       </w:r>
     </w:p>
     <w:p>
       <w:pPr>
         <w:spacing w:after="120"/>
-      </w:pPr>
-      <w:r>
-        <w:t>El proceso de producción de un curso completo de 18 semanas toma en promedio entre dos y tres semanas de trabajo, durante las cuales el docente virtualizador genera los guiones de narración para los recursos de video, las introducciones a cada semana y las consignas de los ejercicios y actividades, tanto calificadas como no calificadas. La institución establece criterios pedagógicos precisos para este contenido, incluyendo la alineación con los logros de aprendizaje del sílabo, el respeto de restricciones de tiempo de estudio y la selección de tipos de recursos según el nivel taxonómico del logro. Una vez generado el contenido, un docente revisor valida su calidad y consistencia antes de pasar a la fase de producción multimedia.</w:t>
+        <w:rPr>
+          <w:lang w:val="es-PE"/>
+        </w:rPr>
+      </w:pPr>
+      <w:r>
+        <w:rPr>
+          <w:lang w:val="es-PE"/>
+        </w:rPr>
+        <w:t xml:space="preserve">El proceso de producción de un curso completo de 18 semanas toma en promedio entre dos y tres semanas de trabajo, durante las cuales el docente virtualizador genera los guiones de narración para los recursos de video, las introducciones a cada semana y las consignas de los ejercicios y actividades, tanto calificadas como no calificadas. La institución establece criterios pedagógicos precisos para este contenido, incluyendo la alineación con los logros </w:t>
+      </w:r>
+      <w:r>
+        <w:rPr>
+          <w:lang w:val="es-PE"/>
+        </w:rPr>
+        <w:lastRenderedPageBreak/>
+        <w:t>de aprendizaje del sílabo, el respeto de restricciones de tiempo de estudio y la selección de tipos de recursos según el nivel taxonómico del logro. Una vez generado el contenido, un docente revisor valida su calidad y consistencia antes de pasar a la fase de producción multimedia.</w:t>
       </w:r>
     </w:p>
     <w:p>
       <w:pPr>
         <w:pStyle w:val="Ttulo2"/>
       </w:pPr>
+      <w:bookmarkStart w:id="3" w:name="_Toc226926561"/>
       <w:r>
         <w:t>Análisis del problema</w:t>
       </w:r>
+      <w:bookmarkEnd w:id="3"/>
     </w:p>
     <w:p>
       <w:pPr>
         <w:spacing w:after="120"/>
-      </w:pPr>
-      <w:r>
+        <w:rPr>
+          <w:lang w:val="es-PE"/>
+        </w:rPr>
+      </w:pPr>
+      <w:r>
+        <w:rPr>
+          <w:lang w:val="es-PE"/>
+        </w:rPr>
         <w:t>La demora en la gestión de contenido y materiales de los cursos virtuales en la institución constituye el problema central identificado. La producción de material educativo para los cursos virtuales enfrenta un cuello de botella operativo: la redacción de los materiales instruccionales de cada semana académica recae sobre el docente virtualizador, un profesional especializado que escribe manualmente las introducciones, guiones de narración para videos de presentación y consignas de actividades, asegurando que cada pieza esté alineada a los logros de aprendizaje del curso. Esta situación se origina en las siguientes causas:</w:t>
       </w:r>
     </w:p>
     <w:p>
       <w:pPr>
         <w:spacing w:after="80"/>
+        <w:rPr>
+          <w:lang w:val="es-PE"/>
+        </w:rPr>
       </w:pPr>
       <w:r>
         <w:rPr>
           <w:b/>
+          <w:lang w:val="es-PE"/>
         </w:rPr>
         <w:t xml:space="preserve">1. Brecha operativa en la generación de contenido: </w:t>
       </w:r>
       <w:r>
+        <w:rPr>
+          <w:lang w:val="es-PE"/>
+        </w:rPr>
         <w:t>El proceso depende exclusivamente de la disponibilidad y capacidad del docente virtualizador, lo que hace que la producción de un curso completo tome en promedio entre dos y tres semanas. Esto limita la capacidad institucional de escalar la oferta académica virtual frente a una demanda creciente.</w:t>
       </w:r>
     </w:p>
     <w:p>
       <w:pPr>
         <w:spacing w:after="80"/>
+        <w:rPr>
+          <w:lang w:val="es-PE"/>
+        </w:rPr>
       </w:pPr>
       <w:r>
         <w:rPr>
           <w:b/>
+          <w:lang w:val="es-PE"/>
         </w:rPr>
         <w:t xml:space="preserve">2. Costo operativo elevado: </w:t>
       </w:r>
       <w:r>
+        <w:rPr>
+          <w:lang w:val="es-PE"/>
+        </w:rPr>
         <w:t>Al remunerar al docente virtualizador por horas trabajadas, el gasto de producción aumenta proporcionalmente con la cantidad de cursos, sin que exista actualmente un mecanismo que permita reducir esa carga sin comprometer la calidad del contenido.</w:t>
       </w:r>
     </w:p>
     <w:p>
       <w:pPr>
         <w:spacing w:after="80"/>
+        <w:rPr>
+          <w:lang w:val="es-PE"/>
+        </w:rPr>
       </w:pPr>
       <w:r>
         <w:rPr>
           <w:b/>
+          <w:lang w:val="es-PE"/>
         </w:rPr>
         <w:t xml:space="preserve">3. Baja integración de inteligencia artificial en los procesos de virtualización: </w:t>
       </w:r>
       <w:r>
+        <w:rPr>
+          <w:lang w:val="es-PE"/>
+        </w:rPr>
         <w:t>La incorporación de IA en procesos educativos es una tendencia que las instituciones de educación superior deberán atender progresivamente. Si la generación de contenido instruccional no se integra a este paradigma, las universidades perderán la oportunidad de conectar este proceso con otras etapas del flujo de virtualización que en el futuro también podrían ser asistidas por IA.</w:t>
       </w:r>
     </w:p>
     <w:p>
       <w:pPr>
         <w:spacing w:after="80"/>
+        <w:rPr>
+          <w:lang w:val="es-PE"/>
+        </w:rPr>
       </w:pPr>
       <w:r>
         <w:rPr>
           <w:b/>
+          <w:bCs/>
+          <w:lang w:val="es-PE"/>
         </w:rPr>
         <w:t xml:space="preserve">4. Riesgo operativo a largo plazo: </w:t>
       </w:r>
       <w:r>
+        <w:rPr>
+          <w:lang w:val="es-PE"/>
+        </w:rPr>
         <w:t>De no abordarse esta problemática, la generación de contenido continuará siendo un proceso manual, costoso y poco escalable, representando una limitación estructural para las instituciones que buscan ampliar su oferta virtual de manera sostenible.</w:t>
       </w:r>
     </w:p>
     <w:p>
       <w:pPr>
         <w:spacing w:after="120"/>
-      </w:pPr>
-      <w:r>
+        <w:rPr>
+          <w:lang w:val="es-PE"/>
+        </w:rPr>
+      </w:pPr>
+      <w:r>
+        <w:rPr>
+          <w:lang w:val="es-PE"/>
+        </w:rPr>
         <w:t>A continuación, se sintetiza la problemática del proyecto y sus causas subyacentes.</w:t>
       </w:r>
+    </w:p>
+    <w:p>
+      <w:pPr>
+        <w:pStyle w:val="Descripcin"/>
+        <w:rPr>
+          <w:sz w:val="24"/>
+          <w:szCs w:val="24"/>
+          <w:lang w:val="es-PE"/>
+        </w:rPr>
+      </w:pPr>
+      <w:bookmarkStart w:id="4" w:name="_Toc226927506"/>
+      <w:r>
+        <w:rPr>
+          <w:sz w:val="24"/>
+          <w:szCs w:val="24"/>
+          <w:lang w:val="es-PE"/>
+        </w:rPr>
+        <w:lastRenderedPageBreak/>
+        <w:t xml:space="preserve">Tabla </w:t>
+      </w:r>
+      <w:r>
+        <w:rPr>
+          <w:sz w:val="24"/>
+          <w:szCs w:val="24"/>
+        </w:rPr>
+        <w:fldChar w:fldCharType="begin"/>
+      </w:r>
+      <w:r>
+        <w:rPr>
+          <w:sz w:val="24"/>
+          <w:szCs w:val="24"/>
+          <w:lang w:val="es-PE"/>
+        </w:rPr>
+        <w:instrText xml:space="preserve"> SEQ Tabla \* ARABIC </w:instrText>
+      </w:r>
+      <w:r>
+        <w:rPr>
+          <w:sz w:val="24"/>
+          <w:szCs w:val="24"/>
+        </w:rPr>
+        <w:fldChar w:fldCharType="separate"/>
+      </w:r>
+      <w:r>
+        <w:rPr>
+          <w:noProof/>
+          <w:sz w:val="24"/>
+          <w:szCs w:val="24"/>
+          <w:lang w:val="es-PE"/>
+        </w:rPr>
+        <w:t>1</w:t>
+      </w:r>
+      <w:r>
+        <w:rPr>
+          <w:sz w:val="24"/>
+          <w:szCs w:val="24"/>
+        </w:rPr>
+        <w:fldChar w:fldCharType="end"/>
+      </w:r>
+      <w:r>
+        <w:rPr>
+          <w:sz w:val="24"/>
+          <w:szCs w:val="24"/>
+          <w:lang w:val="es-PE"/>
+        </w:rPr>
+        <w:t xml:space="preserve"> Síntesis de problemática</w:t>
+      </w:r>
+      <w:bookmarkEnd w:id="4"/>
     </w:p>
     <w:tbl>
       <w:tblPr>
-        <w:tblW w:type="auto" w:w="0"/>
-        <w:tblLook w:firstColumn="1" w:firstRow="1" w:lastColumn="0" w:lastRow="0" w:noHBand="0" w:noVBand="1" w:val="04A0"/>
+        <w:tblW w:w="0" w:type="auto"/>
+        <w:tblLook w:val="04A0" w:firstRow="1" w:lastRow="0" w:firstColumn="1" w:lastColumn="0" w:noHBand="0" w:noVBand="1"/>
       </w:tblPr>
       <w:tblGrid>
         <w:gridCol w:w="4393"/>
@@ -4739,8 +4146,8 @@
       <w:tr>
         <w:tc>
           <w:tcPr>
-            <w:tcW w:type="dxa" w:w="4393"/>
-            <w:shd w:val="clear" w:color="auto" w:fill="1F3864"/>
+            <w:tcW w:w="4393" w:type="dxa"/>
+            <w:shd w:val="clear" w:color="auto" w:fill="1F3864" w:themeFill="accent5" w:themeFillShade="80"/>
           </w:tcPr>
           <w:p>
             <w:r>
@@ -4754,8 +4161,8 @@
         </w:tc>
         <w:tc>
           <w:tcPr>
-            <w:tcW w:type="dxa" w:w="4393"/>
-            <w:shd w:val="clear" w:color="auto" w:fill="1F3864"/>
+            <w:tcW w:w="4393" w:type="dxa"/>
+            <w:shd w:val="clear" w:color="auto" w:fill="1F3864" w:themeFill="accent5" w:themeFillShade="80"/>
           </w:tcPr>
           <w:p>
             <w:r>
@@ -4771,25 +4178,56 @@
       <w:tr>
         <w:tc>
           <w:tcPr>
-            <w:tcW w:type="dxa" w:w="4393"/>
+            <w:tcW w:w="4393" w:type="dxa"/>
           </w:tcPr>
           <w:p>
-            <w:r>
-              <w:t>Demora en la producción de material educativo para los cursos virtuales, derivada de la dependencia del proceso en el docente virtualizador y la ausencia de herramientas tecnológicas que optimicen la generación de contenido instruccional.</w:t>
+            <w:pPr>
+              <w:rPr>
+                <w:lang w:val="es-PE"/>
+              </w:rPr>
+            </w:pPr>
+            <w:r>
+              <w:rPr>
+                <w:lang w:val="es-ES"/>
+              </w:rPr>
+              <w:t>Demora en la gestión de contenido de materiales de los cursos virtuales en universidades del Perú</w:t>
             </w:r>
           </w:p>
         </w:tc>
         <w:tc>
           <w:tcPr>
-            <w:tcW w:type="dxa" w:w="4393"/>
+            <w:tcW w:w="4393" w:type="dxa"/>
           </w:tcPr>
           <w:p>
-            <w:r>
+            <w:pPr>
+              <w:rPr>
+                <w:lang w:val="es-PE"/>
+              </w:rPr>
+            </w:pPr>
+            <w:r>
+              <w:rPr>
+                <w:lang w:val="es-PE"/>
+              </w:rPr>
               <w:t>• Dependencia exclusiva del docente virtualizador para producir el contenido semanal.</w:t>
+            </w:r>
+            <w:r>
+              <w:rPr>
+                <w:lang w:val="es-PE"/>
+              </w:rPr>
               <w:br/>
               <w:t>• Remuneración por hora que escala linealmente con el volumen de cursos.</w:t>
+            </w:r>
+            <w:r>
+              <w:rPr>
+                <w:lang w:val="es-PE"/>
+              </w:rPr>
               <w:br/>
               <w:t>• Ausencia de herramientas de IA en la fase de generación de contenido instruccional.</w:t>
+            </w:r>
+            <w:r>
+              <w:rPr>
+                <w:lang w:val="es-PE"/>
+              </w:rPr>
               <w:br/>
               <w:t>• Proceso no escalable que limita el crecimiento sostenible de la oferta virtual.</w:t>
             </w:r>
@@ -4800,8 +4238,14 @@
     <w:p>
       <w:pPr>
         <w:spacing w:after="120"/>
-      </w:pPr>
-      <w:r>
+        <w:rPr>
+          <w:lang w:val="es-PE"/>
+        </w:rPr>
+      </w:pPr>
+      <w:r>
+        <w:rPr>
+          <w:lang w:val="es-PE"/>
+        </w:rPr>
         <w:t>Desde el punto de vista de la Ingeniería de Sistemas de Información, este problema se traduce en la necesidad de diseñar e implementar una solución basada en agentes de inteligencia artificial que automatice y estructure la fase de generación de contenido textual, reduciendo la dependencia del factor humano en las tareas repetitivas del proceso de virtualización y permitiendo escalar la producción de cursos sin incrementar proporcionalmente los costos operativos.</w:t>
       </w:r>
     </w:p>
@@ -4809,118 +4253,292 @@
       <w:pPr>
         <w:pStyle w:val="Ttulo2"/>
       </w:pPr>
+      <w:bookmarkStart w:id="5" w:name="_Toc226926562"/>
       <w:r>
         <w:t>Objetivos</w:t>
       </w:r>
+      <w:bookmarkEnd w:id="5"/>
     </w:p>
     <w:p>
       <w:pPr>
         <w:spacing w:after="120"/>
-      </w:pPr>
-      <w:r>
-        <w:t>A continuación se describen los objetivos propuestos para dar solución a la problemática identificada.</w:t>
+        <w:rPr>
+          <w:lang w:val="es-PE"/>
+        </w:rPr>
+      </w:pPr>
+      <w:r>
+        <w:rPr>
+          <w:lang w:val="es-PE"/>
+        </w:rPr>
+        <w:t xml:space="preserve">A </w:t>
+      </w:r>
+      <w:r>
+        <w:rPr>
+          <w:lang w:val="es-PE"/>
+        </w:rPr>
+        <w:t>continuación,</w:t>
+      </w:r>
+      <w:r>
+        <w:rPr>
+          <w:lang w:val="es-PE"/>
+        </w:rPr>
+        <w:t xml:space="preserve"> se describen los objetivos propuestos para dar solución a la problemática identificada.</w:t>
       </w:r>
     </w:p>
     <w:p>
       <w:pPr>
         <w:pStyle w:val="Ttulo3"/>
       </w:pPr>
+      <w:bookmarkStart w:id="6" w:name="_Toc226926563"/>
       <w:r>
         <w:t>Objetivo general</w:t>
       </w:r>
+      <w:bookmarkEnd w:id="6"/>
     </w:p>
     <w:p>
       <w:pPr>
         <w:spacing w:after="120"/>
-      </w:pPr>
-      <w:r>
-        <w:t>Implementar la solución tecnológica basada en inteligencia artificial para optimizar el tiempo, la generación de contenido y los cursos virtuales en la universidad.</w:t>
+        <w:rPr>
+          <w:lang w:val="es-PE"/>
+        </w:rPr>
+      </w:pPr>
+      <w:r>
+        <w:rPr>
+          <w:lang w:val="es-PE"/>
+        </w:rPr>
+        <w:t xml:space="preserve">Implementar </w:t>
+      </w:r>
+      <w:r>
+        <w:rPr>
+          <w:lang w:val="es-PE"/>
+        </w:rPr>
+        <w:t>una</w:t>
+      </w:r>
+      <w:r>
+        <w:rPr>
+          <w:lang w:val="es-PE"/>
+        </w:rPr>
+        <w:t xml:space="preserve"> solución tecnológica basada en inteligencia artificial para optimizar el tiempo</w:t>
+      </w:r>
+      <w:r>
+        <w:rPr>
+          <w:lang w:val="es-PE"/>
+        </w:rPr>
+        <w:t xml:space="preserve"> en</w:t>
+      </w:r>
+      <w:r>
+        <w:rPr>
+          <w:lang w:val="es-PE"/>
+        </w:rPr>
+        <w:t xml:space="preserve"> la generación de contenido</w:t>
+      </w:r>
+      <w:r>
+        <w:rPr>
+          <w:lang w:val="es-PE"/>
+        </w:rPr>
+        <w:t xml:space="preserve"> de cursos virtuales en universidades del Perú</w:t>
       </w:r>
     </w:p>
     <w:p>
       <w:pPr>
         <w:pStyle w:val="Ttulo3"/>
       </w:pPr>
+      <w:bookmarkStart w:id="7" w:name="_Toc226926564"/>
       <w:r>
         <w:t>Objetivos específicos</w:t>
       </w:r>
+      <w:bookmarkEnd w:id="7"/>
     </w:p>
     <w:p>
       <w:pPr>
         <w:spacing w:after="80"/>
+        <w:rPr>
+          <w:lang w:val="es-PE"/>
+        </w:rPr>
       </w:pPr>
       <w:r>
         <w:rPr>
           <w:b/>
+          <w:lang w:val="es-PE"/>
         </w:rPr>
         <w:t xml:space="preserve">OE1: </w:t>
       </w:r>
       <w:r>
+        <w:rPr>
+          <w:lang w:val="es-PE"/>
+        </w:rPr>
         <w:t>Analizar la solución tecnológica basada en IA para optimizar el tiempo en la generación de contenido de cursos virtuales.</w:t>
       </w:r>
     </w:p>
     <w:p>
       <w:pPr>
         <w:spacing w:after="80"/>
+        <w:rPr>
+          <w:lang w:val="es-PE"/>
+        </w:rPr>
       </w:pPr>
       <w:r>
         <w:rPr>
           <w:b/>
+          <w:lang w:val="es-PE"/>
         </w:rPr>
         <w:t xml:space="preserve">OE2: </w:t>
       </w:r>
       <w:r>
+        <w:rPr>
+          <w:lang w:val="es-PE"/>
+        </w:rPr>
         <w:t>Diseñar la arquitectura de la solución tecnológica basada en IA para optimizar el tiempo en la generación de contenido de cursos virtuales en universidades del Perú.</w:t>
       </w:r>
     </w:p>
     <w:p>
       <w:pPr>
         <w:spacing w:after="80"/>
+        <w:rPr>
+          <w:lang w:val="es-PE"/>
+        </w:rPr>
       </w:pPr>
       <w:r>
         <w:rPr>
           <w:b/>
+          <w:lang w:val="es-PE"/>
         </w:rPr>
         <w:t xml:space="preserve">OE3: </w:t>
       </w:r>
       <w:r>
+        <w:rPr>
+          <w:lang w:val="es-PE"/>
+        </w:rPr>
         <w:t>Implementar y validar la solución tecnológica basada en IA para optimizar el tiempo en la generación de contenido de cursos virtuales mediante métricas de rendimiento.</w:t>
       </w:r>
     </w:p>
     <w:p>
       <w:pPr>
         <w:spacing w:after="80"/>
+        <w:rPr>
+          <w:lang w:val="es-PE"/>
+        </w:rPr>
       </w:pPr>
       <w:r>
         <w:rPr>
           <w:b/>
-        </w:rPr>
+          <w:bCs/>
+          <w:lang w:val="es-PE"/>
+        </w:rPr>
+        <w:lastRenderedPageBreak/>
         <w:t xml:space="preserve">OE4: </w:t>
       </w:r>
       <w:r>
-        <w:t>Elaborar un plan de continuidad que asegure la viabilidad técnica de la solución tecnológica propuesta en el tiempo.</w:t>
+        <w:rPr>
+          <w:lang w:val="es-PE"/>
+        </w:rPr>
+        <w:t xml:space="preserve">Elaborar </w:t>
+      </w:r>
+      <w:bookmarkStart w:id="8" w:name="_Int_euz9ULN8"/>
+      <w:r>
+        <w:rPr>
+          <w:lang w:val="es-PE"/>
+        </w:rPr>
+        <w:t>un plan</w:t>
+      </w:r>
+      <w:bookmarkEnd w:id="8"/>
+      <w:r>
+        <w:rPr>
+          <w:lang w:val="es-PE"/>
+        </w:rPr>
+        <w:t xml:space="preserve"> de continuidad que asegure la viabilidad técnica de la solución tecnológica propuesta en el tiempo.</w:t>
       </w:r>
     </w:p>
     <w:p>
       <w:pPr>
         <w:pStyle w:val="Ttulo2"/>
       </w:pPr>
+      <w:bookmarkStart w:id="9" w:name="_Toc226926565"/>
       <w:r>
         <w:t>Indicadores de éxito</w:t>
       </w:r>
+      <w:bookmarkEnd w:id="9"/>
     </w:p>
     <w:p>
       <w:pPr>
         <w:spacing w:after="120"/>
-      </w:pPr>
-      <w:r>
+        <w:rPr>
+          <w:lang w:val="es-PE"/>
+        </w:rPr>
+      </w:pPr>
+      <w:r>
+        <w:rPr>
+          <w:lang w:val="es-PE"/>
+        </w:rPr>
         <w:t>En la siguiente tabla se presentan los indicadores de éxito del proyecto, asociados a cada objetivo específico.</w:t>
       </w:r>
+    </w:p>
+    <w:p>
+      <w:pPr>
+        <w:pStyle w:val="Descripcin"/>
+        <w:rPr>
+          <w:sz w:val="24"/>
+          <w:szCs w:val="24"/>
+          <w:lang w:val="es-PE"/>
+        </w:rPr>
+      </w:pPr>
+      <w:bookmarkStart w:id="10" w:name="_Toc226927507"/>
+      <w:r>
+        <w:rPr>
+          <w:sz w:val="24"/>
+          <w:szCs w:val="24"/>
+        </w:rPr>
+        <w:t xml:space="preserve">Tabla </w:t>
+      </w:r>
+      <w:r>
+        <w:rPr>
+          <w:sz w:val="24"/>
+          <w:szCs w:val="24"/>
+        </w:rPr>
+        <w:fldChar w:fldCharType="begin"/>
+      </w:r>
+      <w:r>
+        <w:rPr>
+          <w:sz w:val="24"/>
+          <w:szCs w:val="24"/>
+        </w:rPr>
+        <w:instrText xml:space="preserve"> SEQ Tabla \* ARABIC </w:instrText>
+      </w:r>
+      <w:r>
+        <w:rPr>
+          <w:sz w:val="24"/>
+          <w:szCs w:val="24"/>
+        </w:rPr>
+        <w:fldChar w:fldCharType="separate"/>
+      </w:r>
+      <w:r>
+        <w:rPr>
+          <w:noProof/>
+          <w:sz w:val="24"/>
+          <w:szCs w:val="24"/>
+        </w:rPr>
+        <w:t>2</w:t>
+      </w:r>
+      <w:r>
+        <w:rPr>
+          <w:sz w:val="24"/>
+          <w:szCs w:val="24"/>
+        </w:rPr>
+        <w:fldChar w:fldCharType="end"/>
+      </w:r>
+      <w:r>
+        <w:rPr>
+          <w:sz w:val="24"/>
+          <w:szCs w:val="24"/>
+        </w:rPr>
+        <w:t xml:space="preserve"> Indicadores de éxito</w:t>
+      </w:r>
+      <w:bookmarkEnd w:id="10"/>
     </w:p>
     <w:tbl>
       <w:tblPr>
-        <w:tblW w:type="auto" w:w="0"/>
-        <w:tblLook w:firstColumn="1" w:firstRow="1" w:lastColumn="0" w:lastRow="0" w:noHBand="0" w:noVBand="1" w:val="04A0"/>
+        <w:tblW w:w="0" w:type="auto"/>
+        <w:tblLook w:val="04A0" w:firstRow="1" w:lastRow="0" w:firstColumn="1" w:lastColumn="0" w:noHBand="0" w:noVBand="1"/>
       </w:tblPr>
       <w:tblGrid>
         <w:gridCol w:w="2929"/>
@@ -4930,7 +4548,7 @@
       <w:tr>
         <w:tc>
           <w:tcPr>
-            <w:tcW w:type="dxa" w:w="2929"/>
+            <w:tcW w:w="2929" w:type="dxa"/>
             <w:shd w:val="clear" w:color="auto" w:fill="1F3864"/>
           </w:tcPr>
           <w:p>
@@ -4945,7 +4563,7 @@
         </w:tc>
         <w:tc>
           <w:tcPr>
-            <w:tcW w:type="dxa" w:w="2929"/>
+            <w:tcW w:w="2929" w:type="dxa"/>
             <w:shd w:val="clear" w:color="auto" w:fill="1F3864"/>
           </w:tcPr>
           <w:p>
@@ -4960,7 +4578,7 @@
         </w:tc>
         <w:tc>
           <w:tcPr>
-            <w:tcW w:type="dxa" w:w="2929"/>
+            <w:tcW w:w="2929" w:type="dxa"/>
             <w:shd w:val="clear" w:color="auto" w:fill="1F3864"/>
           </w:tcPr>
           <w:p>
@@ -4977,7 +4595,7 @@
       <w:tr>
         <w:tc>
           <w:tcPr>
-            <w:tcW w:type="dxa" w:w="2929"/>
+            <w:tcW w:w="2929" w:type="dxa"/>
           </w:tcPr>
           <w:p>
             <w:r>
@@ -4987,17 +4605,25 @@
         </w:tc>
         <w:tc>
           <w:tcPr>
-            <w:tcW w:type="dxa" w:w="2929"/>
+            <w:tcW w:w="2929" w:type="dxa"/>
           </w:tcPr>
           <w:p>
-            <w:r>
+            <w:pPr>
+              <w:rPr>
+                <w:lang w:val="es-PE"/>
+              </w:rPr>
+            </w:pPr>
+            <w:r>
+              <w:rPr>
+                <w:lang w:val="es-PE"/>
+              </w:rPr>
               <w:t>Aprobación por el asesor académico del análisis de tecnologías, herramientas y enfoques de IA para la generación de contenido instruccional.</w:t>
             </w:r>
           </w:p>
         </w:tc>
         <w:tc>
           <w:tcPr>
-            <w:tcW w:type="dxa" w:w="2929"/>
+            <w:tcW w:w="2929" w:type="dxa"/>
           </w:tcPr>
           <w:p>
             <w:r>
@@ -5009,7 +4635,7 @@
       <w:tr>
         <w:tc>
           <w:tcPr>
-            <w:tcW w:type="dxa" w:w="2929"/>
+            <w:tcW w:w="2929" w:type="dxa"/>
           </w:tcPr>
           <w:p>
             <w:r>
@@ -5019,17 +4645,25 @@
         </w:tc>
         <w:tc>
           <w:tcPr>
-            <w:tcW w:type="dxa" w:w="2929"/>
+            <w:tcW w:w="2929" w:type="dxa"/>
           </w:tcPr>
           <w:p>
-            <w:r>
+            <w:pPr>
+              <w:rPr>
+                <w:lang w:val="es-PE"/>
+              </w:rPr>
+            </w:pPr>
+            <w:r>
+              <w:rPr>
+                <w:lang w:val="es-PE"/>
+              </w:rPr>
               <w:t>Aprobación por el asesor académico de la arquitectura de agentes diseñada para las fases de diseño, aseguramiento y generación de contenido.</w:t>
             </w:r>
           </w:p>
         </w:tc>
         <w:tc>
           <w:tcPr>
-            <w:tcW w:type="dxa" w:w="2929"/>
+            <w:tcW w:w="2929" w:type="dxa"/>
           </w:tcPr>
           <w:p>
             <w:r>
@@ -5041,7 +4675,7 @@
       <w:tr>
         <w:tc>
           <w:tcPr>
-            <w:tcW w:type="dxa" w:w="2929"/>
+            <w:tcW w:w="2929" w:type="dxa"/>
           </w:tcPr>
           <w:p>
             <w:r>
@@ -5051,17 +4685,25 @@
         </w:tc>
         <w:tc>
           <w:tcPr>
-            <w:tcW w:type="dxa" w:w="2929"/>
+            <w:tcW w:w="2929" w:type="dxa"/>
           </w:tcPr>
           <w:p>
-            <w:r>
+            <w:pPr>
+              <w:rPr>
+                <w:lang w:val="es-PE"/>
+              </w:rPr>
+            </w:pPr>
+            <w:r>
+              <w:rPr>
+                <w:lang w:val="es-PE"/>
+              </w:rPr>
               <w:t>Aprobación por el asesor académico de la implementación y validación de la solución, con resultados favorables en las métricas de rendimiento establecidas.</w:t>
             </w:r>
           </w:p>
         </w:tc>
         <w:tc>
           <w:tcPr>
-            <w:tcW w:type="dxa" w:w="2929"/>
+            <w:tcW w:w="2929" w:type="dxa"/>
           </w:tcPr>
           <w:p>
             <w:r>
@@ -5073,7 +4715,7 @@
       <w:tr>
         <w:tc>
           <w:tcPr>
-            <w:tcW w:type="dxa" w:w="2929"/>
+            <w:tcW w:w="2929" w:type="dxa"/>
           </w:tcPr>
           <w:p>
             <w:r>
@@ -5083,20 +4725,36 @@
         </w:tc>
         <w:tc>
           <w:tcPr>
-            <w:tcW w:type="dxa" w:w="2929"/>
+            <w:tcW w:w="2929" w:type="dxa"/>
           </w:tcPr>
           <w:p>
-            <w:r>
-              <w:t>Aprobación por el asesor académico del plan de continuidad que garantice la viabilidad técnica y operativa de la solución.</w:t>
+            <w:pPr>
+              <w:rPr>
+                <w:lang w:val="es-PE"/>
+              </w:rPr>
+            </w:pPr>
+            <w:r>
+              <w:rPr>
+                <w:lang w:val="es-PE"/>
+              </w:rPr>
+              <w:t xml:space="preserve">Aprobación por el asesor académico del plan de continuidad que garantice la </w:t>
+            </w:r>
+            <w:r>
+              <w:rPr>
+                <w:lang w:val="es-PE"/>
+              </w:rPr>
+              <w:lastRenderedPageBreak/>
+              <w:t>viabilidad técnica y operativa de la solución.</w:t>
             </w:r>
           </w:p>
         </w:tc>
         <w:tc>
           <w:tcPr>
-            <w:tcW w:type="dxa" w:w="2929"/>
+            <w:tcW w:w="2929" w:type="dxa"/>
           </w:tcPr>
           <w:p>
             <w:r>
+              <w:lastRenderedPageBreak/>
               <w:t>OE4</w:t>
             </w:r>
           </w:p>
@@ -5107,25 +4765,33 @@
       <w:pPr>
         <w:pStyle w:val="Ttulo2"/>
       </w:pPr>
+      <w:bookmarkStart w:id="11" w:name="_Toc226926566"/>
       <w:r>
         <w:t>Matriz de consistencia</w:t>
       </w:r>
+      <w:bookmarkEnd w:id="11"/>
     </w:p>
     <w:p>
       <w:pPr>
         <w:spacing w:after="120"/>
-      </w:pPr>
-      <w:r>
+        <w:rPr>
+          <w:lang w:val="es-PE"/>
+        </w:rPr>
+      </w:pPr>
+      <w:r>
+        <w:rPr>
+          <w:lang w:val="es-PE"/>
+        </w:rPr>
         <w:t>La matriz de consistencia permite verificar la coherencia entre el problema identificado, los objetivos planteados, la metodología propuesta y los indicadores de éxito del proyecto.</w:t>
       </w:r>
     </w:p>
     <w:tbl>
       <w:tblPr>
-        <w:tblW w:type="auto" w:w="0"/>
-        <w:tblLook w:firstColumn="1" w:firstRow="1" w:lastColumn="0" w:lastRow="0" w:noHBand="0" w:noVBand="1" w:val="04A0"/>
+        <w:tblW w:w="0" w:type="auto"/>
+        <w:tblLook w:val="04A0" w:firstRow="1" w:lastRow="0" w:firstColumn="1" w:lastColumn="0" w:noHBand="0" w:noVBand="1"/>
       </w:tblPr>
       <w:tblGrid>
-        <w:gridCol w:w="2197"/>
+        <w:gridCol w:w="2196"/>
         <w:gridCol w:w="2197"/>
         <w:gridCol w:w="2197"/>
         <w:gridCol w:w="2197"/>
@@ -5133,8 +4799,8 @@
       <w:tr>
         <w:tc>
           <w:tcPr>
-            <w:tcW w:type="dxa" w:w="2197"/>
-            <w:shd w:val="clear" w:color="auto" w:fill="1F3864"/>
+            <w:tcW w:w="2197" w:type="dxa"/>
+            <w:shd w:val="clear" w:color="auto" w:fill="1F3864" w:themeFill="accent5" w:themeFillShade="80"/>
           </w:tcPr>
           <w:p>
             <w:r>
@@ -5148,8 +4814,8 @@
         </w:tc>
         <w:tc>
           <w:tcPr>
-            <w:tcW w:type="dxa" w:w="2197"/>
-            <w:shd w:val="clear" w:color="auto" w:fill="1F3864"/>
+            <w:tcW w:w="2197" w:type="dxa"/>
+            <w:shd w:val="clear" w:color="auto" w:fill="1F3864" w:themeFill="accent5" w:themeFillShade="80"/>
           </w:tcPr>
           <w:p>
             <w:r>
@@ -5163,8 +4829,8 @@
         </w:tc>
         <w:tc>
           <w:tcPr>
-            <w:tcW w:type="dxa" w:w="2197"/>
-            <w:shd w:val="clear" w:color="auto" w:fill="1F3864"/>
+            <w:tcW w:w="2197" w:type="dxa"/>
+            <w:shd w:val="clear" w:color="auto" w:fill="1F3864" w:themeFill="accent5" w:themeFillShade="80"/>
           </w:tcPr>
           <w:p>
             <w:r>
@@ -5178,8 +4844,8 @@
         </w:tc>
         <w:tc>
           <w:tcPr>
-            <w:tcW w:type="dxa" w:w="2197"/>
-            <w:shd w:val="clear" w:color="auto" w:fill="1F3864"/>
+            <w:tcW w:w="2197" w:type="dxa"/>
+            <w:shd w:val="clear" w:color="auto" w:fill="1F3864" w:themeFill="accent5" w:themeFillShade="80"/>
           </w:tcPr>
           <w:p>
             <w:r>
@@ -5195,27 +4861,43 @@
       <w:tr>
         <w:tc>
           <w:tcPr>
-            <w:tcW w:type="dxa" w:w="2197"/>
+            <w:tcW w:w="2197" w:type="dxa"/>
           </w:tcPr>
           <w:p>
-            <w:r>
+            <w:pPr>
+              <w:rPr>
+                <w:lang w:val="es-PE"/>
+              </w:rPr>
+            </w:pPr>
+            <w:r>
+              <w:rPr>
+                <w:lang w:val="es-PE"/>
+              </w:rPr>
               <w:t>OE1: Analizar la solución tecnológica basada en IA para la generación de contenido.</w:t>
             </w:r>
           </w:p>
         </w:tc>
         <w:tc>
           <w:tcPr>
-            <w:tcW w:type="dxa" w:w="2197"/>
+            <w:tcW w:w="2197" w:type="dxa"/>
           </w:tcPr>
           <w:p>
-            <w:r>
+            <w:pPr>
+              <w:rPr>
+                <w:lang w:val="es-PE"/>
+              </w:rPr>
+            </w:pPr>
+            <w:r>
+              <w:rPr>
+                <w:lang w:val="es-PE"/>
+              </w:rPr>
               <w:t>Revisión sistemática de literatura y análisis comparativo de tecnologías LLM aplicadas a generación de contenido instruccional.</w:t>
             </w:r>
           </w:p>
         </w:tc>
         <w:tc>
           <w:tcPr>
-            <w:tcW w:type="dxa" w:w="2197"/>
+            <w:tcW w:w="2197" w:type="dxa"/>
           </w:tcPr>
           <w:p>
             <w:r>
@@ -5225,10 +4907,18 @@
         </w:tc>
         <w:tc>
           <w:tcPr>
-            <w:tcW w:type="dxa" w:w="2197"/>
+            <w:tcW w:w="2197" w:type="dxa"/>
           </w:tcPr>
           <w:p>
-            <w:r>
+            <w:pPr>
+              <w:rPr>
+                <w:lang w:val="es-PE"/>
+              </w:rPr>
+            </w:pPr>
+            <w:r>
+              <w:rPr>
+                <w:lang w:val="es-PE"/>
+              </w:rPr>
               <w:t>Selección justificada de tecnologías y enfoque de IA para la solución.</w:t>
             </w:r>
           </w:p>
@@ -5237,27 +4927,43 @@
       <w:tr>
         <w:tc>
           <w:tcPr>
-            <w:tcW w:type="dxa" w:w="2197"/>
+            <w:tcW w:w="2197" w:type="dxa"/>
           </w:tcPr>
           <w:p>
-            <w:r>
+            <w:pPr>
+              <w:rPr>
+                <w:lang w:val="es-PE"/>
+              </w:rPr>
+            </w:pPr>
+            <w:r>
+              <w:rPr>
+                <w:lang w:val="es-PE"/>
+              </w:rPr>
               <w:t>OE2: Diseñar la arquitectura de la solución tecnológica.</w:t>
             </w:r>
           </w:p>
         </w:tc>
         <w:tc>
           <w:tcPr>
-            <w:tcW w:type="dxa" w:w="2197"/>
+            <w:tcW w:w="2197" w:type="dxa"/>
           </w:tcPr>
           <w:p>
-            <w:r>
+            <w:pPr>
+              <w:rPr>
+                <w:lang w:val="es-PE"/>
+              </w:rPr>
+            </w:pPr>
+            <w:r>
+              <w:rPr>
+                <w:lang w:val="es-PE"/>
+              </w:rPr>
               <w:t>Diseño de arquitectura multi-agente (LangGraph) con fases de diseño, aseguramiento y generación de contenido IPES.</w:t>
             </w:r>
           </w:p>
         </w:tc>
         <w:tc>
           <w:tcPr>
-            <w:tcW w:type="dxa" w:w="2197"/>
+            <w:tcW w:w="2197" w:type="dxa"/>
           </w:tcPr>
           <w:p>
             <w:r>
@@ -5267,10 +4973,18 @@
         </w:tc>
         <w:tc>
           <w:tcPr>
-            <w:tcW w:type="dxa" w:w="2197"/>
+            <w:tcW w:w="2197" w:type="dxa"/>
           </w:tcPr>
           <w:p>
-            <w:r>
+            <w:pPr>
+              <w:rPr>
+                <w:lang w:val="es-PE"/>
+              </w:rPr>
+            </w:pPr>
+            <w:r>
+              <w:rPr>
+                <w:lang w:val="es-PE"/>
+              </w:rPr>
               <w:t>Arquitectura de agentes documentada y aprobada por el asesor.</w:t>
             </w:r>
           </w:p>
@@ -5279,27 +4993,57 @@
       <w:tr>
         <w:tc>
           <w:tcPr>
-            <w:tcW w:type="dxa" w:w="2197"/>
+            <w:tcW w:w="2197" w:type="dxa"/>
           </w:tcPr>
           <w:p>
-            <w:r>
+            <w:pPr>
+              <w:rPr>
+                <w:lang w:val="es-PE"/>
+              </w:rPr>
+            </w:pPr>
+            <w:r>
+              <w:rPr>
+                <w:lang w:val="es-PE"/>
+              </w:rPr>
               <w:t>OE3: Implementar y validar la solución mediante métricas de rendimiento.</w:t>
             </w:r>
           </w:p>
         </w:tc>
         <w:tc>
           <w:tcPr>
-            <w:tcW w:type="dxa" w:w="2197"/>
+            <w:tcW w:w="2197" w:type="dxa"/>
           </w:tcPr>
           <w:p>
-            <w:r>
-              <w:t>Implementación de agentes IA y evaluación por docentes revisores mediante rúbrica de calidad pedagógica.</w:t>
+            <w:pPr>
+              <w:rPr>
+                <w:lang w:val="es-PE"/>
+              </w:rPr>
+            </w:pPr>
+            <w:r>
+              <w:rPr>
+                <w:lang w:val="es-PE"/>
+              </w:rPr>
+              <w:t xml:space="preserve">Implementación de agentes IA y evaluación por </w:t>
+            </w:r>
+            <w:bookmarkStart w:id="12" w:name="_Int_BxY3eduy"/>
+            <w:r>
+              <w:rPr>
+                <w:lang w:val="es-PE"/>
+              </w:rPr>
+              <w:t>docentes</w:t>
+            </w:r>
+            <w:bookmarkEnd w:id="12"/>
+            <w:r>
+              <w:rPr>
+                <w:lang w:val="es-PE"/>
+              </w:rPr>
+              <w:t xml:space="preserve"> revisores mediante rúbrica de calidad pedagógica.</w:t>
             </w:r>
           </w:p>
         </w:tc>
         <w:tc>
           <w:tcPr>
-            <w:tcW w:type="dxa" w:w="2197"/>
+            <w:tcW w:w="2197" w:type="dxa"/>
           </w:tcPr>
           <w:p>
             <w:r>
@@ -5309,10 +5053,18 @@
         </w:tc>
         <w:tc>
           <w:tcPr>
-            <w:tcW w:type="dxa" w:w="2197"/>
+            <w:tcW w:w="2197" w:type="dxa"/>
           </w:tcPr>
           <w:p>
-            <w:r>
+            <w:pPr>
+              <w:rPr>
+                <w:lang w:val="es-PE"/>
+              </w:rPr>
+            </w:pPr>
+            <w:r>
+              <w:rPr>
+                <w:lang w:val="es-PE"/>
+              </w:rPr>
               <w:t>Contenido generado con evaluación favorable por parte de docentes revisores expertos.</w:t>
             </w:r>
           </w:p>
@@ -5321,41 +5073,80 @@
       <w:tr>
         <w:tc>
           <w:tcPr>
-            <w:tcW w:type="dxa" w:w="2197"/>
+            <w:tcW w:w="2197" w:type="dxa"/>
           </w:tcPr>
           <w:p>
-            <w:r>
+            <w:pPr>
+              <w:rPr>
+                <w:lang w:val="es-PE"/>
+              </w:rPr>
+            </w:pPr>
+            <w:r>
+              <w:rPr>
+                <w:lang w:val="es-PE"/>
+              </w:rPr>
               <w:t>OE4: Elaborar un plan de continuidad.</w:t>
             </w:r>
           </w:p>
         </w:tc>
         <w:tc>
           <w:tcPr>
-            <w:tcW w:type="dxa" w:w="2197"/>
+            <w:tcW w:w="2197" w:type="dxa"/>
           </w:tcPr>
           <w:p>
-            <w:r>
-              <w:t>Definición de roles de soporte, niveles de servicio, gestión de riesgos y estimación de costos post-implementación.</w:t>
+            <w:pPr>
+              <w:rPr>
+                <w:lang w:val="es-PE"/>
+              </w:rPr>
+            </w:pPr>
+            <w:r>
+              <w:rPr>
+                <w:lang w:val="es-PE"/>
+              </w:rPr>
+              <w:t xml:space="preserve">Definición de roles de soporte, niveles </w:t>
+            </w:r>
+            <w:r>
+              <w:rPr>
+                <w:lang w:val="es-PE"/>
+              </w:rPr>
+              <w:lastRenderedPageBreak/>
+              <w:t>de servicio, gestión de riesgos y estimación de costos post-implementación.</w:t>
             </w:r>
           </w:p>
         </w:tc>
         <w:tc>
           <w:tcPr>
-            <w:tcW w:type="dxa" w:w="2197"/>
+            <w:tcW w:w="2197" w:type="dxa"/>
           </w:tcPr>
           <w:p>
             <w:r>
+              <w:lastRenderedPageBreak/>
               <w:t>IE4</w:t>
             </w:r>
           </w:p>
         </w:tc>
         <w:tc>
           <w:tcPr>
-            <w:tcW w:type="dxa" w:w="2197"/>
+            <w:tcW w:w="2197" w:type="dxa"/>
           </w:tcPr>
           <w:p>
-            <w:r>
-              <w:t>Plan de continuidad aprobado que garantice viabilidad técnica y operativa.</w:t>
+            <w:pPr>
+              <w:rPr>
+                <w:lang w:val="es-PE"/>
+              </w:rPr>
+            </w:pPr>
+            <w:r>
+              <w:rPr>
+                <w:lang w:val="es-PE"/>
+              </w:rPr>
+              <w:t xml:space="preserve">Plan de continuidad aprobado que </w:t>
+            </w:r>
+            <w:r>
+              <w:rPr>
+                <w:lang w:val="es-PE"/>
+              </w:rPr>
+              <w:lastRenderedPageBreak/>
+              <w:t>garantice viabilidad técnica y operativa.</w:t>
             </w:r>
           </w:p>
         </w:tc>
@@ -5365,31 +5156,52 @@
       <w:pPr>
         <w:pStyle w:val="Ttulo2"/>
       </w:pPr>
-      <w:r>
+      <w:bookmarkStart w:id="13" w:name="_Toc226926567"/>
+      <w:r>
+        <w:lastRenderedPageBreak/>
         <w:t>Descripción del proyecto</w:t>
       </w:r>
+      <w:bookmarkEnd w:id="13"/>
     </w:p>
     <w:p>
       <w:pPr>
         <w:spacing w:after="120"/>
-      </w:pPr>
-      <w:r>
+        <w:rPr>
+          <w:lang w:val="es-PE"/>
+        </w:rPr>
+      </w:pPr>
+      <w:r>
+        <w:rPr>
+          <w:lang w:val="es-PE"/>
+        </w:rPr>
         <w:t>El proyecto propone el uso de agentes de inteligencia artificial para optimizar la generación del contenido textual de cursos virtuales, abordando específicamente la fase donde el docente virtualizador actualmente trabaja de forma manual. El contenido objetivo son los materiales denominados IPES (Introducción, Presentaciones y Ejercicios), que representan el núcleo textual de cada semana académica de un curso virtual.</w:t>
       </w:r>
     </w:p>
     <w:p>
       <w:pPr>
         <w:spacing w:after="120"/>
-      </w:pPr>
-      <w:r>
+        <w:rPr>
+          <w:lang w:val="es-PE"/>
+        </w:rPr>
+      </w:pPr>
+      <w:r>
+        <w:rPr>
+          <w:lang w:val="es-PE"/>
+        </w:rPr>
         <w:t>El proceso de generación se estructura en tres fases. En primer lugar, la fase de diseño del curso, donde los agentes procesan los documentos de entrada —el sílabo, el acta de reunión inicial y la bibliografía— para construir la estructura del contenido: temas, subtemas y apartados de cada semana, alineados a los logros de aprendizaje definidos institucionalmente. En segundo lugar, la fase de aseguramiento, en la que los agentes verifican que la estructura generada sea consistente con los logros del curso y cumpla con las restricciones pedagógicas establecidas. Finalmente, la fase de generación de contenido, donde los agentes producen el material textual de cada semana: la introducción, los guiones de narración para los recursos de presentación y las consignas de los ejercicios, tanto calificados como no calificados, dando como resultado un documento Word por semana durante las 18 semanas que comprende el curso.</w:t>
       </w:r>
     </w:p>
     <w:p>
       <w:pPr>
         <w:spacing w:after="120"/>
-      </w:pPr>
-      <w:r>
+        <w:rPr>
+          <w:lang w:val="es-PE"/>
+        </w:rPr>
+      </w:pPr>
+      <w:r>
+        <w:rPr>
+          <w:lang w:val="es-PE"/>
+        </w:rPr>
         <w:t>La efectividad del contenido generado será evaluada por docentes revisores, profesionales que en el proceso actual validan el trabajo producido por los docentes virtualizadores, por lo que cuentan con el criterio necesario para juzgar la calidad, coherencia pedagógica y alineación del contenido generado por los agentes de IA.</w:t>
       </w:r>
     </w:p>
@@ -5561,6 +5373,21 @@
 </w:hdr>
 </file>
 
+<file path=word/intelligence2.xml><?xml version="1.0" encoding="utf-8"?>
+<int2:intelligence xmlns:int2="http://schemas.microsoft.com/office/intelligence/2020/intelligence" xmlns:oel="http://schemas.microsoft.com/office/2019/extlst">
+  <int2:observations>
+    <int2:bookmark int2:bookmarkName="_Int_euz9ULN8" int2:invalidationBookmarkName="" int2:hashCode="27UMJ3KPaPpfiI" int2:id="09QO5Gle">
+      <int2:state int2:value="Rejected" int2:type="gram"/>
+    </int2:bookmark>
+    <int2:bookmark int2:bookmarkName="_Int_BxY3eduy" int2:invalidationBookmarkName="" int2:hashCode="6Wegye0Uowa+dU" int2:id="9IIBUsz5">
+      <int2:state int2:value="Rejected" int2:type="spell"/>
+    </int2:bookmark>
+  </int2:observations>
+  <int2:intelligenceSettings/>
+  <int2:onDemandWorkflows/>
+</int2:intelligence>
+</file>
+
 <file path=word/numbering.xml><?xml version="1.0" encoding="utf-8"?>
 <w:numbering xmlns:wpc="http://schemas.microsoft.com/office/word/2010/wordprocessingCanvas" xmlns:cx="http://schemas.microsoft.com/office/drawing/2014/chartex" xmlns:cx1="http://schemas.microsoft.com/office/drawing/2015/9/8/chartex" xmlns:cx2="http://schemas.microsoft.com/office/drawing/2015/10/21/chartex" xmlns:cx3="http://schemas.microsoft.com/office/drawing/2016/5/9/chartex" xmlns:cx4="http://schemas.microsoft.com/office/drawing/2016/5/10/chartex" xmlns:cx5="http://schemas.microsoft.com/office/drawing/2016/5/11/chartex" xmlns:cx6="http://schemas.microsoft.com/office/drawing/2016/5/12/chartex" xmlns:cx7="http://schemas.microsoft.com/office/drawing/2016/5/13/chartex" xmlns:cx8="http://schemas.microsoft.com/office/drawing/2016/5/14/chartex" xmlns:mc="http://schemas.openxmlformats.org/markup-compatibility/2006" xmlns:aink="http://schemas.microsoft.com/office/drawing/2016/ink" xmlns:am3d="http://schemas.microsoft.com/office/drawing/2017/model3d" xmlns:o="urn:schemas-microsoft-com:office:office" xmlns:oel="http://schemas.microsoft.com/office/2019/extlst" xmlns:r="http://schemas.openxmlformats.org/officeDocument/2006/relationships" xmlns:m="http://schemas.openxmlformats.org/officeDocument/2006/math" xmlns:v="urn:schemas-microsoft-com:vml" xmlns:wp14="http://schemas.microsoft.com/office/word/2010/wordprocessingDrawing" xmlns:wp="http://schemas.openxmlformats.org/drawingml/2006/wordprocessingDrawing" xmlns:w10="urn:schemas-microsoft-com:office:word" xmlns:w="http://schemas.openxmlformats.org/wordprocessingml/2006/main" xmlns:w14="http://schemas.microsoft.com/office/word/2010/wordml" xmlns:w15="http://schemas.microsoft.com/office/word/2012/wordml" xmlns:w16cex="http://schemas.microsoft.com/office/word/2018/wordml/cex" xmlns:w16cid="http://schemas.microsoft.com/office/word/2016/wordml/cid" xmlns:w16="http://schemas.microsoft.com/office/word/2018/wordml" xmlns:w16du="http://schemas.microsoft.com/office/word/2023/wordml/word16du" xmlns:w16sdtdh="http://schemas.microsoft.com/office/word/2020/wordml/sdtdatahash" xmlns:w16sdtfl="http://schemas.microsoft.com/office/word/2024/wordml/sdtformatlock" xmlns:w16se="http://schemas.microsoft.com/office/word/2015/wordml/symex" xmlns:wpg="http://schemas.microsoft.com/office/word/2010/wordprocessingGroup" xmlns:wpi="http://schemas.microsoft.com/office/word/2010/wordprocessingInk" xmlns:wne="http://schemas.microsoft.com/office/word/2006/wordml" xmlns:wps="http://schemas.microsoft.com/office/word/2010/wordprocessingShape" mc:Ignorable="w14 w15 w16se w16cid w16 w16cex w16sdtdh w16sdtfl w16du wp14">
   <w:abstractNum w:abstractNumId="0" w15:restartNumberingAfterBreak="0">
@@ -5830,6 +5657,95 @@
     </w:lvl>
   </w:abstractNum>
   <w:abstractNum w:abstractNumId="3" w15:restartNumberingAfterBreak="0">
+    <w:nsid w:val="16B96D12"/>
+    <w:multiLevelType w:val="hybridMultilevel"/>
+    <w:tmpl w:val="126ACC26"/>
+    <w:lvl w:ilvl="0" w:tplc="280A000F">
+      <w:start w:val="1"/>
+      <w:numFmt w:val="decimal"/>
+      <w:lvlText w:val="%1."/>
+      <w:lvlJc w:val="left"/>
+      <w:pPr>
+        <w:ind w:left="720" w:hanging="360"/>
+      </w:pPr>
+      <w:rPr>
+        <w:rFonts w:hint="default"/>
+      </w:rPr>
+    </w:lvl>
+    <w:lvl w:ilvl="1" w:tplc="280A0019" w:tentative="1">
+      <w:start w:val="1"/>
+      <w:numFmt w:val="lowerLetter"/>
+      <w:lvlText w:val="%2."/>
+      <w:lvlJc w:val="left"/>
+      <w:pPr>
+        <w:ind w:left="1440" w:hanging="360"/>
+      </w:pPr>
+    </w:lvl>
+    <w:lvl w:ilvl="2" w:tplc="280A001B" w:tentative="1">
+      <w:start w:val="1"/>
+      <w:numFmt w:val="lowerRoman"/>
+      <w:lvlText w:val="%3."/>
+      <w:lvlJc w:val="right"/>
+      <w:pPr>
+        <w:ind w:left="2160" w:hanging="180"/>
+      </w:pPr>
+    </w:lvl>
+    <w:lvl w:ilvl="3" w:tplc="280A000F" w:tentative="1">
+      <w:start w:val="1"/>
+      <w:numFmt w:val="decimal"/>
+      <w:lvlText w:val="%4."/>
+      <w:lvlJc w:val="left"/>
+      <w:pPr>
+        <w:ind w:left="2880" w:hanging="360"/>
+      </w:pPr>
+    </w:lvl>
+    <w:lvl w:ilvl="4" w:tplc="280A0019" w:tentative="1">
+      <w:start w:val="1"/>
+      <w:numFmt w:val="lowerLetter"/>
+      <w:lvlText w:val="%5."/>
+      <w:lvlJc w:val="left"/>
+      <w:pPr>
+        <w:ind w:left="3600" w:hanging="360"/>
+      </w:pPr>
+    </w:lvl>
+    <w:lvl w:ilvl="5" w:tplc="280A001B" w:tentative="1">
+      <w:start w:val="1"/>
+      <w:numFmt w:val="lowerRoman"/>
+      <w:lvlText w:val="%6."/>
+      <w:lvlJc w:val="right"/>
+      <w:pPr>
+        <w:ind w:left="4320" w:hanging="180"/>
+      </w:pPr>
+    </w:lvl>
+    <w:lvl w:ilvl="6" w:tplc="280A000F" w:tentative="1">
+      <w:start w:val="1"/>
+      <w:numFmt w:val="decimal"/>
+      <w:lvlText w:val="%7."/>
+      <w:lvlJc w:val="left"/>
+      <w:pPr>
+        <w:ind w:left="5040" w:hanging="360"/>
+      </w:pPr>
+    </w:lvl>
+    <w:lvl w:ilvl="7" w:tplc="280A0019" w:tentative="1">
+      <w:start w:val="1"/>
+      <w:numFmt w:val="lowerLetter"/>
+      <w:lvlText w:val="%8."/>
+      <w:lvlJc w:val="left"/>
+      <w:pPr>
+        <w:ind w:left="5760" w:hanging="360"/>
+      </w:pPr>
+    </w:lvl>
+    <w:lvl w:ilvl="8" w:tplc="280A001B" w:tentative="1">
+      <w:start w:val="1"/>
+      <w:numFmt w:val="lowerRoman"/>
+      <w:lvlText w:val="%9."/>
+      <w:lvlJc w:val="right"/>
+      <w:pPr>
+        <w:ind w:left="6480" w:hanging="180"/>
+      </w:pPr>
+    </w:lvl>
+  </w:abstractNum>
+  <w:abstractNum w:abstractNumId="4" w15:restartNumberingAfterBreak="0">
     <w:nsid w:val="1B386D92"/>
     <w:multiLevelType w:val="hybridMultilevel"/>
     <w:tmpl w:val="732A8F80"/>
@@ -5942,7 +5858,7 @@
       </w:rPr>
     </w:lvl>
   </w:abstractNum>
-  <w:abstractNum w:abstractNumId="4" w15:restartNumberingAfterBreak="0">
+  <w:abstractNum w:abstractNumId="5" w15:restartNumberingAfterBreak="0">
     <w:nsid w:val="20407723"/>
     <w:multiLevelType w:val="multilevel"/>
     <w:tmpl w:val="FFF4E6C0"/>
@@ -6085,7 +6001,7 @@
       </w:pPr>
     </w:lvl>
   </w:abstractNum>
-  <w:abstractNum w:abstractNumId="5" w15:restartNumberingAfterBreak="0">
+  <w:abstractNum w:abstractNumId="6" w15:restartNumberingAfterBreak="0">
     <w:nsid w:val="24BC67B1"/>
     <w:multiLevelType w:val="hybridMultilevel"/>
     <w:tmpl w:val="8544FCE0"/>
@@ -6171,7 +6087,7 @@
       </w:pPr>
     </w:lvl>
   </w:abstractNum>
-  <w:abstractNum w:abstractNumId="6" w15:restartNumberingAfterBreak="0">
+  <w:abstractNum w:abstractNumId="7" w15:restartNumberingAfterBreak="0">
     <w:nsid w:val="255311C1"/>
     <w:multiLevelType w:val="hybridMultilevel"/>
     <w:tmpl w:val="0E669AFA"/>
@@ -6284,7 +6200,96 @@
       </w:rPr>
     </w:lvl>
   </w:abstractNum>
-  <w:abstractNum w:abstractNumId="7" w15:restartNumberingAfterBreak="0">
+  <w:abstractNum w:abstractNumId="8" w15:restartNumberingAfterBreak="0">
+    <w:nsid w:val="34207DAE"/>
+    <w:multiLevelType w:val="hybridMultilevel"/>
+    <w:tmpl w:val="585EA8D8"/>
+    <w:lvl w:ilvl="0" w:tplc="280A000F">
+      <w:start w:val="1"/>
+      <w:numFmt w:val="decimal"/>
+      <w:lvlText w:val="%1."/>
+      <w:lvlJc w:val="left"/>
+      <w:pPr>
+        <w:ind w:left="720" w:hanging="360"/>
+      </w:pPr>
+      <w:rPr>
+        <w:rFonts w:hint="default"/>
+      </w:rPr>
+    </w:lvl>
+    <w:lvl w:ilvl="1" w:tplc="280A0019" w:tentative="1">
+      <w:start w:val="1"/>
+      <w:numFmt w:val="lowerLetter"/>
+      <w:lvlText w:val="%2."/>
+      <w:lvlJc w:val="left"/>
+      <w:pPr>
+        <w:ind w:left="1440" w:hanging="360"/>
+      </w:pPr>
+    </w:lvl>
+    <w:lvl w:ilvl="2" w:tplc="280A001B" w:tentative="1">
+      <w:start w:val="1"/>
+      <w:numFmt w:val="lowerRoman"/>
+      <w:lvlText w:val="%3."/>
+      <w:lvlJc w:val="right"/>
+      <w:pPr>
+        <w:ind w:left="2160" w:hanging="180"/>
+      </w:pPr>
+    </w:lvl>
+    <w:lvl w:ilvl="3" w:tplc="280A000F" w:tentative="1">
+      <w:start w:val="1"/>
+      <w:numFmt w:val="decimal"/>
+      <w:lvlText w:val="%4."/>
+      <w:lvlJc w:val="left"/>
+      <w:pPr>
+        <w:ind w:left="2880" w:hanging="360"/>
+      </w:pPr>
+    </w:lvl>
+    <w:lvl w:ilvl="4" w:tplc="280A0019" w:tentative="1">
+      <w:start w:val="1"/>
+      <w:numFmt w:val="lowerLetter"/>
+      <w:lvlText w:val="%5."/>
+      <w:lvlJc w:val="left"/>
+      <w:pPr>
+        <w:ind w:left="3600" w:hanging="360"/>
+      </w:pPr>
+    </w:lvl>
+    <w:lvl w:ilvl="5" w:tplc="280A001B" w:tentative="1">
+      <w:start w:val="1"/>
+      <w:numFmt w:val="lowerRoman"/>
+      <w:lvlText w:val="%6."/>
+      <w:lvlJc w:val="right"/>
+      <w:pPr>
+        <w:ind w:left="4320" w:hanging="180"/>
+      </w:pPr>
+    </w:lvl>
+    <w:lvl w:ilvl="6" w:tplc="280A000F" w:tentative="1">
+      <w:start w:val="1"/>
+      <w:numFmt w:val="decimal"/>
+      <w:lvlText w:val="%7."/>
+      <w:lvlJc w:val="left"/>
+      <w:pPr>
+        <w:ind w:left="5040" w:hanging="360"/>
+      </w:pPr>
+    </w:lvl>
+    <w:lvl w:ilvl="7" w:tplc="280A0019" w:tentative="1">
+      <w:start w:val="1"/>
+      <w:numFmt w:val="lowerLetter"/>
+      <w:lvlText w:val="%8."/>
+      <w:lvlJc w:val="left"/>
+      <w:pPr>
+        <w:ind w:left="5760" w:hanging="360"/>
+      </w:pPr>
+    </w:lvl>
+    <w:lvl w:ilvl="8" w:tplc="280A001B" w:tentative="1">
+      <w:start w:val="1"/>
+      <w:numFmt w:val="lowerRoman"/>
+      <w:lvlText w:val="%9."/>
+      <w:lvlJc w:val="right"/>
+      <w:pPr>
+        <w:ind w:left="6480" w:hanging="180"/>
+      </w:pPr>
+    </w:lvl>
+  </w:abstractNum>
+  <w:abstractNum w:abstractNumId="9" w15:restartNumberingAfterBreak="0">
     <w:nsid w:val="3E1D216C"/>
     <w:multiLevelType w:val="multilevel"/>
     <w:tmpl w:val="0809001F"/>
@@ -6370,7 +6375,96 @@
       </w:pPr>
     </w:lvl>
   </w:abstractNum>
-  <w:abstractNum w:abstractNumId="8" w15:restartNumberingAfterBreak="0">
+  <w:abstractNum w:abstractNumId="10" w15:restartNumberingAfterBreak="0">
+    <w:nsid w:val="3EBE2D3C"/>
+    <w:multiLevelType w:val="hybridMultilevel"/>
+    <w:tmpl w:val="FF6C72A2"/>
+    <w:lvl w:ilvl="0" w:tplc="47C4A6B4">
+      <w:start w:val="1"/>
+      <w:numFmt w:val="decimal"/>
+      <w:lvlText w:val="%1."/>
+      <w:lvlJc w:val="left"/>
+      <w:pPr>
+        <w:ind w:left="720" w:hanging="360"/>
+      </w:pPr>
+      <w:rPr>
+        <w:rFonts w:hint="default"/>
+      </w:rPr>
+    </w:lvl>
+    <w:lvl w:ilvl="1" w:tplc="280A0019" w:tentative="1">
+      <w:start w:val="1"/>
+      <w:numFmt w:val="lowerLetter"/>
+      <w:lvlText w:val="%2."/>
+      <w:lvlJc w:val="left"/>
+      <w:pPr>
+        <w:ind w:left="1440" w:hanging="360"/>
+      </w:pPr>
+    </w:lvl>
+    <w:lvl w:ilvl="2" w:tplc="280A001B" w:tentative="1">
+      <w:start w:val="1"/>
+      <w:numFmt w:val="lowerRoman"/>
+      <w:lvlText w:val="%3."/>
+      <w:lvlJc w:val="right"/>
+      <w:pPr>
+        <w:ind w:left="2160" w:hanging="180"/>
+      </w:pPr>
+    </w:lvl>
+    <w:lvl w:ilvl="3" w:tplc="280A000F" w:tentative="1">
+      <w:start w:val="1"/>
+      <w:numFmt w:val="decimal"/>
+      <w:lvlText w:val="%4."/>
+      <w:lvlJc w:val="left"/>
+      <w:pPr>
+        <w:ind w:left="2880" w:hanging="360"/>
+      </w:pPr>
+    </w:lvl>
+    <w:lvl w:ilvl="4" w:tplc="280A0019" w:tentative="1">
+      <w:start w:val="1"/>
+      <w:numFmt w:val="lowerLetter"/>
+      <w:lvlText w:val="%5."/>
+      <w:lvlJc w:val="left"/>
+      <w:pPr>
+        <w:ind w:left="3600" w:hanging="360"/>
+      </w:pPr>
+    </w:lvl>
+    <w:lvl w:ilvl="5" w:tplc="280A001B" w:tentative="1">
+      <w:start w:val="1"/>
+      <w:numFmt w:val="lowerRoman"/>
+      <w:lvlText w:val="%6."/>
+      <w:lvlJc w:val="right"/>
+      <w:pPr>
+        <w:ind w:left="4320" w:hanging="180"/>
+      </w:pPr>
+    </w:lvl>
+    <w:lvl w:ilvl="6" w:tplc="280A000F" w:tentative="1">
+      <w:start w:val="1"/>
+      <w:numFmt w:val="decimal"/>
+      <w:lvlText w:val="%7."/>
+      <w:lvlJc w:val="left"/>
+      <w:pPr>
+        <w:ind w:left="5040" w:hanging="360"/>
+      </w:pPr>
+    </w:lvl>
+    <w:lvl w:ilvl="7" w:tplc="280A0019" w:tentative="1">
+      <w:start w:val="1"/>
+      <w:numFmt w:val="lowerLetter"/>
+      <w:lvlText w:val="%8."/>
+      <w:lvlJc w:val="left"/>
+      <w:pPr>
+        <w:ind w:left="5760" w:hanging="360"/>
+      </w:pPr>
+    </w:lvl>
+    <w:lvl w:ilvl="8" w:tplc="280A001B" w:tentative="1">
+      <w:start w:val="1"/>
+      <w:numFmt w:val="lowerRoman"/>
+      <w:lvlText w:val="%9."/>
+      <w:lvlJc w:val="right"/>
+      <w:pPr>
+        <w:ind w:left="6480" w:hanging="180"/>
+      </w:pPr>
+    </w:lvl>
+  </w:abstractNum>
+  <w:abstractNum w:abstractNumId="11" w15:restartNumberingAfterBreak="0">
     <w:nsid w:val="60D4010C"/>
     <w:multiLevelType w:val="hybridMultilevel"/>
     <w:tmpl w:val="C4A21762"/>
@@ -6456,7 +6550,7 @@
       </w:pPr>
     </w:lvl>
   </w:abstractNum>
-  <w:abstractNum w:abstractNumId="9" w15:restartNumberingAfterBreak="0">
+  <w:abstractNum w:abstractNumId="12" w15:restartNumberingAfterBreak="0">
     <w:nsid w:val="62D43711"/>
     <w:multiLevelType w:val="singleLevel"/>
     <w:tmpl w:val="F5B834FA"/>
@@ -6476,7 +6570,7 @@
       </w:rPr>
     </w:lvl>
   </w:abstractNum>
-  <w:abstractNum w:abstractNumId="10" w15:restartNumberingAfterBreak="0">
+  <w:abstractNum w:abstractNumId="13" w15:restartNumberingAfterBreak="0">
     <w:nsid w:val="66534455"/>
     <w:multiLevelType w:val="hybridMultilevel"/>
     <w:tmpl w:val="F528BF84"/>
@@ -6562,7 +6656,7 @@
       </w:pPr>
     </w:lvl>
   </w:abstractNum>
-  <w:abstractNum w:abstractNumId="11" w15:restartNumberingAfterBreak="0">
+  <w:abstractNum w:abstractNumId="14" w15:restartNumberingAfterBreak="0">
     <w:nsid w:val="70DC6D51"/>
     <w:multiLevelType w:val="hybridMultilevel"/>
     <w:tmpl w:val="25907754"/>
@@ -6648,7 +6742,7 @@
       </w:pPr>
     </w:lvl>
   </w:abstractNum>
-  <w:abstractNum w:abstractNumId="12" w15:restartNumberingAfterBreak="0">
+  <w:abstractNum w:abstractNumId="15" w15:restartNumberingAfterBreak="0">
     <w:nsid w:val="795F7A3E"/>
     <w:multiLevelType w:val="hybridMultilevel"/>
     <w:tmpl w:val="40DA695C"/>
@@ -6761,7 +6855,7 @@
       </w:rPr>
     </w:lvl>
   </w:abstractNum>
-  <w:abstractNum w:abstractNumId="13" w15:restartNumberingAfterBreak="0">
+  <w:abstractNum w:abstractNumId="16" w15:restartNumberingAfterBreak="0">
     <w:nsid w:val="7A741191"/>
     <w:multiLevelType w:val="multilevel"/>
     <w:tmpl w:val="15FCA824"/>
@@ -6848,46 +6942,46 @@
     </w:lvl>
   </w:abstractNum>
   <w:num w:numId="1" w16cid:durableId="1845851913">
-    <w:abstractNumId w:val="4"/>
+    <w:abstractNumId w:val="5"/>
   </w:num>
   <w:num w:numId="2" w16cid:durableId="1665233539">
-    <w:abstractNumId w:val="11"/>
+    <w:abstractNumId w:val="14"/>
   </w:num>
   <w:num w:numId="3" w16cid:durableId="810630790">
-    <w:abstractNumId w:val="7"/>
+    <w:abstractNumId w:val="9"/>
   </w:num>
   <w:num w:numId="4" w16cid:durableId="2098288736">
-    <w:abstractNumId w:val="5"/>
+    <w:abstractNumId w:val="6"/>
   </w:num>
   <w:num w:numId="5" w16cid:durableId="1474443829">
-    <w:abstractNumId w:val="4"/>
+    <w:abstractNumId w:val="5"/>
   </w:num>
   <w:num w:numId="6" w16cid:durableId="182473270">
     <w:abstractNumId w:val="1"/>
   </w:num>
   <w:num w:numId="7" w16cid:durableId="1529104385">
-    <w:abstractNumId w:val="9"/>
+    <w:abstractNumId w:val="12"/>
   </w:num>
   <w:num w:numId="8" w16cid:durableId="2063478049">
-    <w:abstractNumId w:val="6"/>
+    <w:abstractNumId w:val="7"/>
   </w:num>
   <w:num w:numId="9" w16cid:durableId="379549842">
-    <w:abstractNumId w:val="12"/>
+    <w:abstractNumId w:val="15"/>
   </w:num>
   <w:num w:numId="10" w16cid:durableId="1826820321">
     <w:abstractNumId w:val="0"/>
   </w:num>
   <w:num w:numId="11" w16cid:durableId="452869519">
-    <w:abstractNumId w:val="10"/>
+    <w:abstractNumId w:val="13"/>
   </w:num>
   <w:num w:numId="12" w16cid:durableId="1148664184">
-    <w:abstractNumId w:val="13"/>
+    <w:abstractNumId w:val="16"/>
   </w:num>
   <w:num w:numId="13" w16cid:durableId="1327897580">
     <w:abstractNumId w:val="2"/>
   </w:num>
   <w:num w:numId="14" w16cid:durableId="330372692">
-    <w:abstractNumId w:val="8"/>
+    <w:abstractNumId w:val="11"/>
   </w:num>
   <w:num w:numId="15" w16cid:durableId="1067073794">
     <w:abstractNumId w:val="2"/>
@@ -6899,7 +6993,22 @@
     <w:abstractNumId w:val="2"/>
   </w:num>
   <w:num w:numId="18" w16cid:durableId="2019112455">
+    <w:abstractNumId w:val="4"/>
+  </w:num>
+  <w:num w:numId="19" w16cid:durableId="131872774">
     <w:abstractNumId w:val="3"/>
+  </w:num>
+  <w:num w:numId="20" w16cid:durableId="688288603">
+    <w:abstractNumId w:val="10"/>
+  </w:num>
+  <w:num w:numId="21" w16cid:durableId="605582797">
+    <w:abstractNumId w:val="10"/>
+    <w:lvlOverride w:ilvl="0">
+      <w:startOverride w:val="1"/>
+    </w:lvlOverride>
+  </w:num>
+  <w:num w:numId="22" w16cid:durableId="938758370">
+    <w:abstractNumId w:val="8"/>
   </w:num>
 </w:numbering>
 </file>
@@ -7320,9 +7429,9 @@
     <w:autoRedefine/>
     <w:uiPriority w:val="9"/>
     <w:qFormat/>
-    <w:rsid w:val="00DA0761"/>
+    <w:rsid w:val="007E57D1"/>
     <w:pPr>
-      <w:jc w:val="center"/>
+      <w:spacing w:after="120"/>
       <w:outlineLvl w:val="0"/>
     </w:pPr>
     <w:rPr>
@@ -7604,7 +7713,7 @@
     <w:basedOn w:val="Fuentedeprrafopredeter"/>
     <w:link w:val="Ttulo1"/>
     <w:uiPriority w:val="9"/>
-    <w:rsid w:val="00DA0761"/>
+    <w:rsid w:val="007E57D1"/>
     <w:rPr>
       <w:rFonts w:ascii="Times New Roman" w:hAnsi="Times New Roman"/>
       <w:b/>
@@ -8051,7 +8160,6 @@
     <w:basedOn w:val="Normal"/>
     <w:next w:val="Normal"/>
     <w:uiPriority w:val="99"/>
-    <w:semiHidden/>
     <w:unhideWhenUsed/>
     <w:rsid w:val="005B6919"/>
     <w:pPr>
@@ -8166,6 +8274,25 @@
     <w:rsid w:val="0052599C"/>
     <w:rPr>
       <w:color w:val="808080"/>
+    </w:rPr>
+  </w:style>
+  <w:style w:type="paragraph" w:styleId="Descripcin">
+    <w:name w:val="caption"/>
+    <w:basedOn w:val="Normal"/>
+    <w:next w:val="Normal"/>
+    <w:uiPriority w:val="35"/>
+    <w:unhideWhenUsed/>
+    <w:qFormat/>
+    <w:rsid w:val="00157DEF"/>
+    <w:pPr>
+      <w:spacing w:after="200" w:line="240" w:lineRule="auto"/>
+    </w:pPr>
+    <w:rPr>
+      <w:i/>
+      <w:iCs/>
+      <w:color w:val="44546A" w:themeColor="text2"/>
+      <w:sz w:val="18"/>
+      <w:szCs w:val="18"/>
     </w:rPr>
   </w:style>
 </w:styles>
@@ -8322,19 +8449,19 @@
 
 <file path=word/glossary/fontTable.xml><?xml version="1.0" encoding="utf-8"?>
 <w:fonts xmlns:mc="http://schemas.openxmlformats.org/markup-compatibility/2006" xmlns:r="http://schemas.openxmlformats.org/officeDocument/2006/relationships" xmlns:w="http://schemas.openxmlformats.org/wordprocessingml/2006/main" xmlns:w14="http://schemas.microsoft.com/office/word/2010/wordml" xmlns:w15="http://schemas.microsoft.com/office/word/2012/wordml" xmlns:w16cex="http://schemas.microsoft.com/office/word/2018/wordml/cex" xmlns:w16cid="http://schemas.microsoft.com/office/word/2016/wordml/cid" xmlns:w16="http://schemas.microsoft.com/office/word/2018/wordml" xmlns:w16du="http://schemas.microsoft.com/office/word/2023/wordml/word16du" xmlns:w16sdtdh="http://schemas.microsoft.com/office/word/2020/wordml/sdtdatahash" xmlns:w16sdtfl="http://schemas.microsoft.com/office/word/2024/wordml/sdtformatlock" xmlns:w16se="http://schemas.microsoft.com/office/word/2015/wordml/symex" mc:Ignorable="w14 w15 w16se w16cid w16 w16cex w16sdtdh w16sdtfl w16du">
+  <w:font w:name="Times New Roman">
+    <w:panose1 w:val="02020603050405020304"/>
+    <w:charset w:val="00"/>
+    <w:family w:val="roman"/>
+    <w:pitch w:val="variable"/>
+    <w:sig w:usb0="E0002EFF" w:usb1="C000785B" w:usb2="00000009" w:usb3="00000000" w:csb0="000001FF" w:csb1="00000000"/>
+  </w:font>
   <w:font w:name="Symbol">
     <w:panose1 w:val="05050102010706020507"/>
     <w:charset w:val="02"/>
     <w:family w:val="roman"/>
     <w:pitch w:val="variable"/>
     <w:sig w:usb0="00000000" w:usb1="10000000" w:usb2="00000000" w:usb3="00000000" w:csb0="80000000" w:csb1="00000000"/>
-  </w:font>
-  <w:font w:name="Times New Roman">
-    <w:panose1 w:val="02020603050405020304"/>
-    <w:charset w:val="00"/>
-    <w:family w:val="roman"/>
-    <w:pitch w:val="variable"/>
-    <w:sig w:usb0="E0002EFF" w:usb1="C000785B" w:usb2="00000009" w:usb3="00000000" w:csb0="000001FF" w:csb1="00000000"/>
   </w:font>
   <w:font w:name="Courier New">
     <w:panose1 w:val="02070309020205020404"/>
@@ -8355,7 +8482,7 @@
     <w:charset w:val="00"/>
     <w:family w:val="swiss"/>
     <w:pitch w:val="variable"/>
-    <w:sig w:usb0="E4002EFF" w:usb1="C000247B" w:usb2="00000009" w:usb3="00000000" w:csb0="000001FF" w:csb1="00000000"/>
+    <w:sig w:usb0="E4002EFF" w:usb1="C200247B" w:usb2="00000009" w:usb3="00000000" w:csb0="000001FF" w:csb1="00000000"/>
   </w:font>
   <w:font w:name="Arial">
     <w:panose1 w:val="020B0604020202020204"/>
@@ -8364,12 +8491,20 @@
     <w:pitch w:val="variable"/>
     <w:sig w:usb0="E0002EFF" w:usb1="C000785B" w:usb2="00000009" w:usb3="00000000" w:csb0="000001FF" w:csb1="00000000"/>
   </w:font>
+  <w:font w:name="MS Gothic">
+    <w:altName w:val="ＭＳ ゴシック"/>
+    <w:panose1 w:val="020B0609070205080204"/>
+    <w:charset w:val="80"/>
+    <w:family w:val="modern"/>
+    <w:pitch w:val="fixed"/>
+    <w:sig w:usb0="E00002FF" w:usb1="6AC7FDFB" w:usb2="08000012" w:usb3="00000000" w:csb0="0002009F" w:csb1="00000000"/>
+  </w:font>
   <w:font w:name="Calibri Light">
     <w:panose1 w:val="020F0302020204030204"/>
     <w:charset w:val="00"/>
     <w:family w:val="swiss"/>
     <w:pitch w:val="variable"/>
-    <w:sig w:usb0="E4002EFF" w:usb1="C000247B" w:usb2="00000009" w:usb3="00000000" w:csb0="000001FF" w:csb1="00000000"/>
+    <w:sig w:usb0="E4002EFF" w:usb1="C200247B" w:usb2="00000009" w:usb3="00000000" w:csb0="000001FF" w:csb1="00000000"/>
   </w:font>
   <w:font w:name="Segoe UI">
     <w:panose1 w:val="020B0502040204020203"/>
@@ -8378,17 +8513,26 @@
     <w:pitch w:val="variable"/>
     <w:sig w:usb0="E4002EFF" w:usb1="C000E47F" w:usb2="00000009" w:usb3="00000000" w:csb0="000001FF" w:csb1="00000000"/>
   </w:font>
-  <w:font w:name="Aptos">
-    <w:charset w:val="00"/>
+  <w:font w:name="MS Mincho">
+    <w:panose1 w:val="02020609040205080304"/>
+    <w:charset w:val="80"/>
+    <w:family w:val="modern"/>
+    <w:pitch w:val="fixed"/>
+    <w:sig w:usb0="E00002FF" w:usb1="6AC7FDFB" w:usb2="08000012" w:usb3="00000000" w:csb0="0002009F" w:csb1="00000000"/>
+  </w:font>
+  <w:font w:name="Yu Mincho">
+    <w:charset w:val="80"/>
+    <w:family w:val="roman"/>
+    <w:pitch w:val="variable"/>
+    <w:sig w:usb0="800002E7" w:usb1="2AC7FCFF" w:usb2="00000012" w:usb3="00000000" w:csb0="0002009F" w:csb1="00000000"/>
+  </w:font>
+  <w:font w:name="Yu Gothic Light">
+    <w:altName w:val="游ゴシック Light"/>
+    <w:panose1 w:val="020B0300000000000000"/>
+    <w:charset w:val="80"/>
     <w:family w:val="swiss"/>
     <w:pitch w:val="variable"/>
-    <w:sig w:usb0="20000287" w:usb1="00000003" w:usb2="00000000" w:usb3="00000000" w:csb0="0000019F" w:csb1="00000000"/>
-  </w:font>
-  <w:font w:name="Aptos Display">
-    <w:charset w:val="00"/>
-    <w:family w:val="swiss"/>
-    <w:pitch w:val="variable"/>
-    <w:sig w:usb0="20000287" w:usb1="00000003" w:usb2="00000000" w:usb3="00000000" w:csb0="0000019F" w:csb1="00000000"/>
+    <w:sig w:usb0="E00002FF" w:usb1="2AC7FDFF" w:usb2="00000016" w:usb3="00000000" w:csb0="0002009F" w:csb1="00000000"/>
   </w:font>
 </w:fonts>
 </file>
@@ -8419,15 +8563,20 @@
     <w:rsid w:val="00526A2E"/>
     <w:rsid w:val="00573465"/>
     <w:rsid w:val="005D0A02"/>
+    <w:rsid w:val="00624C4F"/>
     <w:rsid w:val="006D10FA"/>
     <w:rsid w:val="006D4367"/>
     <w:rsid w:val="007D473D"/>
     <w:rsid w:val="007E3103"/>
     <w:rsid w:val="009323D8"/>
     <w:rsid w:val="0096795E"/>
+    <w:rsid w:val="00AA7CA8"/>
     <w:rsid w:val="00AD3F06"/>
     <w:rsid w:val="00B82D84"/>
+    <w:rsid w:val="00DA6756"/>
+    <w:rsid w:val="00E84AEE"/>
     <w:rsid w:val="00EC161D"/>
+    <w:rsid w:val="00EC69FB"/>
     <w:rsid w:val="00F34390"/>
     <w:rsid w:val="00F35299"/>
   </w:rsids>
@@ -8444,9 +8593,9 @@
     <m:intLim m:val="subSup"/>
     <m:naryLim m:val="undOvr"/>
   </m:mathPr>
-  <w:themeFontLang w:val="es-PE"/>
+  <w:themeFontLang w:val="es-PE" w:eastAsia="ja-JP" w:bidi="ar-SA"/>
   <w:clrSchemeMapping w:bg1="light1" w:t1="dark1" w:bg2="light2" w:t2="dark2" w:accent1="accent1" w:accent2="accent2" w:accent3="accent3" w:accent4="accent4" w:accent5="accent5" w:accent6="accent6" w:hyperlink="hyperlink" w:followedHyperlink="followedHyperlink"/>
-  <w:decimalSymbol w:val=","/>
+  <w:decimalSymbol w:val="."/>
   <w:listSeparator w:val=";"/>
   <w15:chartTrackingRefBased/>
 </w:settings>
@@ -9202,19 +9351,10 @@
 </file>
 
 <file path=customXml/item1.xml><?xml version="1.0" encoding="utf-8"?>
-<?mso-contentType ?>
-<FormTemplates xmlns="http://schemas.microsoft.com/sharepoint/v3/contenttype/forms">
-  <Display>DocumentLibraryForm</Display>
-  <Edit>DocumentLibraryForm</Edit>
-  <New>DocumentLibraryForm</New>
-</FormTemplates>
+<b:Sources xmlns:b="http://schemas.openxmlformats.org/officeDocument/2006/bibliography" xmlns="http://schemas.openxmlformats.org/officeDocument/2006/bibliography" SelectedStyle="\APASixthEditionOfficeOnline.xsl" StyleName="APA" Version="6"/>
 </file>
 
 <file path=customXml/item2.xml><?xml version="1.0" encoding="utf-8"?>
-<b:Sources xmlns:b="http://schemas.openxmlformats.org/officeDocument/2006/bibliography" xmlns="http://schemas.openxmlformats.org/officeDocument/2006/bibliography" SelectedStyle="\APASixthEditionOfficeOnline.xsl" StyleName="APA" Version="6"/>
-</file>
-
-<file path=customXml/item3.xml><?xml version="1.0" encoding="utf-8"?>
 <p:properties xmlns:p="http://schemas.microsoft.com/office/2006/metadata/properties" xmlns:xsi="http://www.w3.org/2001/XMLSchema-instance" xmlns:pc="http://schemas.microsoft.com/office/infopath/2007/PartnerControls">
   <documentManagement>
     <MigrationWizId xmlns="d46416e7-6d2c-4f4a-a0c5-4be57ee88241" xsi:nil="true"/>
@@ -9230,7 +9370,7 @@
 </p:properties>
 </file>
 
-<file path=customXml/item4.xml><?xml version="1.0" encoding="utf-8"?>
+<file path=customXml/item3.xml><?xml version="1.0" encoding="utf-8"?>
 <ct:contentTypeSchema xmlns:ct="http://schemas.microsoft.com/office/2006/metadata/contentType" xmlns:ma="http://schemas.microsoft.com/office/2006/metadata/properties/metaAttributes" ct:_="" ma:_="" ma:contentTypeName="Documento" ma:contentTypeID="0x010100AA800A0632DE254DA2317B4367B6018B" ma:contentTypeVersion="20" ma:contentTypeDescription="Crear nuevo documento." ma:contentTypeScope="" ma:versionID="0aa06a1bb3d45c1749f3c7b56b50ab45">
   <xsd:schema xmlns:xsd="http://www.w3.org/2001/XMLSchema" xmlns:xs="http://www.w3.org/2001/XMLSchema" xmlns:p="http://schemas.microsoft.com/office/2006/metadata/properties" xmlns:ns2="d46416e7-6d2c-4f4a-a0c5-4be57ee88241" xmlns:ns3="14756a95-b37b-4efb-8433-c7c61bd362cb" targetNamespace="http://schemas.microsoft.com/office/2006/metadata/properties" ma:root="true" ma:fieldsID="d9674b9f5a8de70e4f04c0b8a889fe03" ns2:_="" ns3:_="">
     <xsd:import namespace="d46416e7-6d2c-4f4a-a0c5-4be57ee88241"/>
@@ -9497,15 +9637,16 @@
 </ct:contentTypeSchema>
 </file>
 
-<file path=customXml/itemProps1.xml><?xml version="1.0" encoding="utf-8"?>
-<ds:datastoreItem xmlns:ds="http://schemas.openxmlformats.org/officeDocument/2006/customXml" ds:itemID="{DD53D5E1-A9E6-4974-A55D-57904EA87C5E}">
-  <ds:schemaRefs>
-    <ds:schemaRef ds:uri="http://schemas.microsoft.com/sharepoint/v3/contenttype/forms"/>
-  </ds:schemaRefs>
-</ds:datastoreItem>
+<file path=customXml/item4.xml><?xml version="1.0" encoding="utf-8"?>
+<?mso-contentType ?>
+<FormTemplates xmlns="http://schemas.microsoft.com/sharepoint/v3/contenttype/forms">
+  <Display>DocumentLibraryForm</Display>
+  <Edit>DocumentLibraryForm</Edit>
+  <New>DocumentLibraryForm</New>
+</FormTemplates>
 </file>
 
-<file path=customXml/itemProps2.xml><?xml version="1.0" encoding="utf-8"?>
+<file path=customXml/itemProps1.xml><?xml version="1.0" encoding="utf-8"?>
 <ds:datastoreItem xmlns:ds="http://schemas.openxmlformats.org/officeDocument/2006/customXml" ds:itemID="{3097DD69-CA88-45EF-991D-66FF90578E16}">
   <ds:schemaRefs>
     <ds:schemaRef ds:uri="http://schemas.openxmlformats.org/officeDocument/2006/bibliography"/>
@@ -9513,7 +9654,7 @@
 </ds:datastoreItem>
 </file>
 
-<file path=customXml/itemProps3.xml><?xml version="1.0" encoding="utf-8"?>
+<file path=customXml/itemProps2.xml><?xml version="1.0" encoding="utf-8"?>
 <ds:datastoreItem xmlns:ds="http://schemas.openxmlformats.org/officeDocument/2006/customXml" ds:itemID="{C8D5FA6B-9919-4CF7-992B-01E47542701B}">
   <ds:schemaRefs>
     <ds:schemaRef ds:uri="http://schemas.microsoft.com/office/2006/metadata/properties"/>
@@ -9524,7 +9665,7 @@
 </ds:datastoreItem>
 </file>
 
-<file path=customXml/itemProps4.xml><?xml version="1.0" encoding="utf-8"?>
+<file path=customXml/itemProps3.xml><?xml version="1.0" encoding="utf-8"?>
 <ds:datastoreItem xmlns:ds="http://schemas.openxmlformats.org/officeDocument/2006/customXml" ds:itemID="{BE5EAF9A-E65E-4020-BBFF-316AF046608A}">
   <ds:schemaRefs>
     <ds:schemaRef ds:uri="http://schemas.microsoft.com/office/2006/metadata/contentType"/>
@@ -9541,4 +9682,12 @@
     <ds:schemaRef ds:uri="http://schemas.microsoft.com/internal/obd"/>
   </ds:schemaRefs>
 </ds:datastoreItem>
+</file>
+
+<file path=customXml/itemProps4.xml><?xml version="1.0" encoding="utf-8"?>
+<ds:datastoreItem xmlns:ds="http://schemas.openxmlformats.org/officeDocument/2006/customXml" ds:itemID="{DD53D5E1-A9E6-4974-A55D-57904EA87C5E}">
+  <ds:schemaRefs>
+    <ds:schemaRef ds:uri="http://schemas.microsoft.com/sharepoint/v3/contenttype/forms"/>
+  </ds:schemaRefs>
+</ds:datastoreItem>
 </file>
--- a/Capitulo1_Tesis_Final.docx
+++ b/Capitulo1_Tesis_Final.docx
@@ -12,6 +12,15 @@
       </w:r>
       <w:r>
         <w:instrText xml:space="preserve"> INCLUDEPICTURE "http://ile.pe/wp-content/uploads/2016/01/logo-upc.jpg" \* MERGEFORMATINET </w:instrText>
+      </w:r>
+      <w:r>
+        <w:fldChar w:fldCharType="separate"/>
+      </w:r>
+      <w:r>
+        <w:fldChar w:fldCharType="begin"/>
+      </w:r>
+      <w:r>
+        <w:instrText xml:space="preserve"> INCLUDEPICTURE  "http://ile.pe/wp-content/uploads/2016/01/logo-upc.jpg" \* MERGEFORMATINET </w:instrText>
       </w:r>
       <w:r>
         <w:fldChar w:fldCharType="separate"/>
@@ -451,10 +460,13 @@
             <v:path o:extrusionok="f" gradientshapeok="t" o:connecttype="rect"/>
             <o:lock v:ext="edit" aspectratio="t"/>
           </v:shapetype>
-          <v:shape id="_x0000_i1025" type="#_x0000_t75" alt="Resultado de imagen para LOGO UPC" style="width:72.6pt;height:72.6pt">
+          <v:shape id="_x0000_i1025" type="#_x0000_t75" alt="Resultado de imagen para LOGO UPC" style="width:72.65pt;height:72.65pt">
             <v:imagedata r:id="rId11" r:href="rId12"/>
           </v:shape>
         </w:pict>
+      </w:r>
+      <w:r>
+        <w:fldChar w:fldCharType="end"/>
       </w:r>
       <w:r>
         <w:fldChar w:fldCharType="end"/>
@@ -1634,121 +1646,81 @@
     </w:p>
     <w:p>
       <w:pPr>
-        <w:rPr>
-          <w:lang w:val="es-ES"/>
-        </w:rPr>
-      </w:pPr>
-      <w:r>
-        <w:rPr>
-          <w:lang w:val="es-ES"/>
-        </w:rPr>
-        <w:t xml:space="preserve">[Sección </w:t>
-      </w:r>
-      <w:r>
-        <w:rPr>
-          <w:lang w:val="es-ES"/>
-        </w:rPr>
-        <w:t xml:space="preserve">obligatoria </w:t>
-      </w:r>
-      <w:r>
-        <w:rPr>
-          <w:lang w:val="es-ES"/>
-        </w:rPr>
-        <w:t>en la que el autor o los autores exponen</w:t>
-      </w:r>
-      <w:r>
-        <w:rPr>
-          <w:lang w:val="es-ES"/>
-        </w:rPr>
-        <w:t>,</w:t>
-      </w:r>
-      <w:r>
-        <w:rPr>
-          <w:lang w:val="es-ES"/>
-        </w:rPr>
-        <w:t xml:space="preserve"> en breves líneas</w:t>
-      </w:r>
-      <w:r>
-        <w:rPr>
-          <w:lang w:val="es-ES"/>
-        </w:rPr>
-        <w:t>,</w:t>
-      </w:r>
-      <w:r>
-        <w:rPr>
-          <w:lang w:val="es-ES"/>
-        </w:rPr>
-        <w:t xml:space="preserve"> lo esencial del trabajo. </w:t>
-      </w:r>
-    </w:p>
-    <w:p>
-      <w:r>
-        <w:t xml:space="preserve">El </w:t>
-      </w:r>
-      <w:r>
-        <w:rPr>
-          <w:lang w:val="es-PE"/>
-        </w:rPr>
-        <w:t>resumen</w:t>
-      </w:r>
-      <w:r>
-        <w:t xml:space="preserve"> debe:</w:t>
-      </w:r>
-    </w:p>
-    <w:p>
-      <w:pPr>
-        <w:numPr>
-          <w:ilvl w:val="0"/>
-          <w:numId w:val="8"/>
-        </w:numPr>
         <w:spacing w:after="0"/>
-        <w:ind w:left="567" w:hanging="567"/>
-      </w:pPr>
-      <w:r>
-        <w:t>Redactarse en español.</w:t>
-      </w:r>
-    </w:p>
-    <w:p>
-      <w:pPr>
-        <w:numPr>
-          <w:ilvl w:val="0"/>
-          <w:numId w:val="8"/>
-        </w:numPr>
+        <w:rPr>
+          <w:lang w:val="es-ES"/>
+        </w:rPr>
+      </w:pPr>
+      <w:r>
+        <w:rPr>
+          <w:lang w:val="es-ES"/>
+        </w:rPr>
+        <w:t xml:space="preserve">Los estándares actuales de competitividad de las diversas industrias exigen que se cuente con herramientas de inteligencia artificial que ayuden a reducir la carga de trabajo, agilizando el tiempo que se demora en realizar diversos procesos. En el sector educativo universitario aún se sigue optando por la generación manual de material educativo para cursos virtuales, es decir, varios grupos de profesores se reúnen durante semanas para generar contenido didáctico para los estudiantes. Sin embargo, esto enfrenta un cuello de botella operativo, ya que recae en un docente virtualizador, quien digita manualmente introducciones, guiones para videos de presentación, entre otras tareas, asegurando que todo quede correcto y tardando mucho tiempo. </w:t>
+      </w:r>
+    </w:p>
+    <w:p>
+      <w:pPr>
         <w:spacing w:after="0"/>
-        <w:ind w:left="567" w:hanging="567"/>
-        <w:rPr>
-          <w:lang w:val="es-ES"/>
-        </w:rPr>
-      </w:pPr>
-      <w:r>
-        <w:rPr>
-          <w:lang w:val="es-ES"/>
-        </w:rPr>
-        <w:t>Tener un m</w:t>
-      </w:r>
-      <w:r>
-        <w:rPr>
-          <w:lang w:val="es-ES"/>
-        </w:rPr>
-        <w:t>áximo 250 palabr</w:t>
-      </w:r>
-      <w:r>
-        <w:rPr>
-          <w:lang w:val="es-ES"/>
-        </w:rPr>
-        <w:t>as de extensión</w:t>
-      </w:r>
-      <w:r>
-        <w:rPr>
-          <w:lang w:val="es-ES"/>
-        </w:rPr>
-        <w:t>.</w:t>
+        <w:rPr>
+          <w:lang w:val="es-ES"/>
+        </w:rPr>
+      </w:pPr>
+      <w:r>
+        <w:rPr>
+          <w:lang w:val="es-ES"/>
+        </w:rPr>
+        <w:t xml:space="preserve">Por ello, se propuso la implementación de una solución tecnológica basada en inteligencia artificial para optimizar el tiempo en la generación de contenido de cursos virtuales en universidades del Perú, con el fin de evitar que los docentes inviertan un tiempo excesivo en la producción de material. </w:t>
       </w:r>
     </w:p>
     <w:p>
       <w:pPr>
         <w:spacing w:after="0"/>
-        <w:ind w:left="567"/>
+        <w:rPr>
+          <w:lang w:val="es-ES"/>
+        </w:rPr>
+      </w:pPr>
+      <w:r>
+        <w:rPr>
+          <w:lang w:val="es-ES"/>
+        </w:rPr>
+        <w:t xml:space="preserve">Para la construcción de la solución tecnológica, se utilizaron modelos de lenguaje de gran escala a través de APIs, como Gemini 2.5 flash lite y GPT 4.1 mini, además de componentes para cada proceso de contenido educativo, como KickOffAgent para el acta de inicio, CourseSchemaAgent para el contexto del curso, UniteSchemaSubAgent para el esquema por unidad, SyllabusActivityClassifier para la clasificación de actividades, y agentes como IpesAgent y CheckIpesAgent. </w:t>
+      </w:r>
+    </w:p>
+    <w:p>
+      <w:pPr>
+        <w:spacing w:after="0"/>
+        <w:rPr>
+          <w:lang w:val="es-ES"/>
+        </w:rPr>
+      </w:pPr>
+      <w:r>
+        <w:rPr>
+          <w:lang w:val="es-ES"/>
+        </w:rPr>
+        <w:t>Tras implementar la solución tecnológica, se logró optimizar la gestión de contenido virtual en universidades del Perú, así como reducir la carga laboral asociada a la generación manual de material educativo y los costos de este proceso repetitivo</w:t>
+      </w:r>
+      <w:r>
+        <w:rPr>
+          <w:lang w:val="es-ES"/>
+        </w:rPr>
+        <w:t xml:space="preserve"> </w:t>
+      </w:r>
+      <w:r>
+        <w:rPr>
+          <w:lang w:val="es-ES"/>
+        </w:rPr>
+        <w:t>manua</w:t>
+      </w:r>
+      <w:r>
+        <w:rPr>
+          <w:lang w:val="es-ES"/>
+        </w:rPr>
+        <w:t>l.</w:t>
+      </w:r>
+    </w:p>
+    <w:p>
+      <w:pPr>
+        <w:spacing w:after="0"/>
         <w:rPr>
           <w:lang w:val="es-ES"/>
         </w:rPr>
@@ -1794,38 +1766,37 @@
         <w:rPr>
           <w:lang w:val="es-ES"/>
         </w:rPr>
-        <w:t xml:space="preserve"> [Compuesto por cuatro</w:t>
-      </w:r>
-      <w:r>
-        <w:rPr>
-          <w:lang w:val="es-ES"/>
-        </w:rPr>
-        <w:t xml:space="preserve"> términos como mínimo separados por </w:t>
-      </w:r>
-      <w:r>
-        <w:rPr>
-          <w:lang w:val="es-ES"/>
-        </w:rPr>
-        <w:t xml:space="preserve">punto y </w:t>
-      </w:r>
-      <w:r>
-        <w:rPr>
-          <w:lang w:val="es-ES"/>
-        </w:rPr>
-        <w:t>coma.</w:t>
-      </w:r>
-    </w:p>
-    <w:p>
-      <w:pPr>
-        <w:rPr>
-          <w:lang w:val="es-ES"/>
-        </w:rPr>
-      </w:pPr>
-      <w:r>
-        <w:rPr>
-          <w:lang w:val="es-ES"/>
-        </w:rPr>
-        <w:t>Debe redactarse en la parte inferior del resumen y en la misma página]</w:t>
+        <w:t xml:space="preserve"> </w:t>
+      </w:r>
+      <w:r>
+        <w:rPr>
+          <w:lang w:val="es-ES"/>
+        </w:rPr>
+        <w:t xml:space="preserve"> Inteligencia artificial; gestión de contenido educativo; </w:t>
+      </w:r>
+      <w:r>
+        <w:rPr>
+          <w:lang w:val="es-ES"/>
+        </w:rPr>
+        <w:t>Gemini 2.5 flash lite</w:t>
+      </w:r>
+      <w:r>
+        <w:rPr>
+          <w:lang w:val="es-ES"/>
+        </w:rPr>
+        <w:t xml:space="preserve">; </w:t>
+      </w:r>
+      <w:r>
+        <w:rPr>
+          <w:lang w:val="es-ES"/>
+        </w:rPr>
+        <w:t>GPT 4.1 mini</w:t>
+      </w:r>
+      <w:r>
+        <w:rPr>
+          <w:lang w:val="es-ES"/>
+        </w:rPr>
+        <w:t xml:space="preserve"> </w:t>
       </w:r>
     </w:p>
     <w:p>
@@ -1849,177 +1820,119 @@
       <w:pPr>
         <w:jc w:val="center"/>
         <w:rPr>
-          <w:lang w:val="es-ES"/>
-        </w:rPr>
-      </w:pPr>
-      <w:r>
-        <w:rPr>
-          <w:lang w:val="es-ES"/>
+          <w:lang w:val="en-US"/>
+        </w:rPr>
+      </w:pPr>
+      <w:r>
+        <w:rPr>
+          <w:lang w:val="en-US"/>
         </w:rPr>
         <w:lastRenderedPageBreak/>
-        <w:t>[Título del trabajo en inglé</w:t>
-      </w:r>
-      <w:r>
-        <w:rPr>
-          <w:lang w:val="es-ES"/>
-        </w:rPr>
-        <w:t>s]</w:t>
-      </w:r>
-    </w:p>
-    <w:sdt>
-      <w:sdtPr>
+        <w:t>AI-based technological solution to optimize the time required for generating virtual course content in universities in Peru</w:t>
+      </w:r>
+    </w:p>
+    <w:p>
+      <w:pPr>
+        <w:jc w:val="center"/>
         <w:rPr>
           <w:b/>
           <w:bCs/>
-          <w:lang w:val="es-ES"/>
-        </w:rPr>
-        <w:id w:val="-1309017685"/>
-        <w:placeholder>
-          <w:docPart w:val="DefaultPlaceholder_-1854013440"/>
-        </w:placeholder>
-        <w15:appearance w15:val="hidden"/>
-      </w:sdtPr>
-      <w:sdtContent>
-        <w:p>
-          <w:pPr>
-            <w:jc w:val="center"/>
-            <w:rPr>
-              <w:b/>
-              <w:bCs/>
-              <w:lang w:val="es-ES"/>
-            </w:rPr>
-          </w:pPr>
+          <w:lang w:val="en-US"/>
+        </w:rPr>
+      </w:pPr>
+      <w:sdt>
+        <w:sdtPr>
+          <w:rPr>
+            <w:b/>
+            <w:bCs/>
+            <w:lang w:val="es-ES"/>
+          </w:rPr>
+          <w:id w:val="-1309017685"/>
+          <w:placeholder>
+            <w:docPart w:val="DefaultPlaceholder_-1854013440"/>
+          </w:placeholder>
+          <w15:appearance w15:val="hidden"/>
+        </w:sdtPr>
+        <w:sdtContent>
           <w:r>
             <w:rPr>
               <w:b/>
               <w:bCs/>
-              <w:lang w:val="es-ES"/>
+              <w:lang w:val="en-US"/>
             </w:rPr>
             <w:t>Abstract</w:t>
           </w:r>
-        </w:p>
-      </w:sdtContent>
-    </w:sdt>
+        </w:sdtContent>
+      </w:sdt>
+    </w:p>
     <w:p>
       <w:pPr>
         <w:jc w:val="center"/>
         <w:rPr>
-          <w:lang w:val="es-ES"/>
-        </w:rPr>
-      </w:pPr>
-    </w:p>
-    <w:p>
-      <w:pPr>
-        <w:rPr>
-          <w:lang w:val="es-ES"/>
-        </w:rPr>
-      </w:pPr>
-      <w:r>
-        <w:rPr>
-          <w:lang w:val="es-ES"/>
-        </w:rPr>
-        <w:t xml:space="preserve">[Sección </w:t>
-      </w:r>
-      <w:r>
-        <w:rPr>
-          <w:lang w:val="es-ES"/>
-        </w:rPr>
-        <w:t xml:space="preserve">obligatoria </w:t>
-      </w:r>
-      <w:r>
-        <w:rPr>
-          <w:lang w:val="es-ES"/>
-        </w:rPr>
-        <w:t xml:space="preserve">en la que el autor o los autores exponen en breves </w:t>
-      </w:r>
-      <w:r>
-        <w:rPr>
-          <w:lang w:val="es-ES"/>
-        </w:rPr>
-        <w:t>líneas lo</w:t>
-      </w:r>
-      <w:r>
-        <w:rPr>
-          <w:lang w:val="es-ES"/>
-        </w:rPr>
-        <w:t xml:space="preserve"> esencial del trabajo. </w:t>
-      </w:r>
-    </w:p>
-    <w:p>
-      <w:r>
-        <w:t xml:space="preserve">El </w:t>
-      </w:r>
-      <w:r>
-        <w:rPr>
-          <w:lang w:val="es-PE"/>
-        </w:rPr>
-        <w:t>resumen</w:t>
-      </w:r>
-      <w:r>
-        <w:t xml:space="preserve"> debe:</w:t>
-      </w:r>
-    </w:p>
-    <w:p>
-      <w:pPr>
-        <w:numPr>
-          <w:ilvl w:val="0"/>
-          <w:numId w:val="8"/>
-        </w:numPr>
-        <w:spacing w:after="0"/>
-        <w:ind w:left="567" w:hanging="567"/>
-      </w:pPr>
-      <w:r>
-        <w:rPr>
-          <w:lang w:val="es-PE"/>
-        </w:rPr>
-        <w:t>Redactarse en inglés</w:t>
-      </w:r>
-      <w:r>
-        <w:t>.</w:t>
-      </w:r>
-    </w:p>
-    <w:p>
-      <w:pPr>
-        <w:numPr>
-          <w:ilvl w:val="0"/>
-          <w:numId w:val="8"/>
-        </w:numPr>
-        <w:spacing w:after="0"/>
-        <w:ind w:left="567" w:hanging="567"/>
-        <w:rPr>
-          <w:lang w:val="es-ES"/>
-        </w:rPr>
-      </w:pPr>
-      <w:r>
-        <w:rPr>
-          <w:lang w:val="es-ES"/>
-        </w:rPr>
-        <w:t>Tener m</w:t>
-      </w:r>
-      <w:r>
-        <w:rPr>
-          <w:lang w:val="es-ES"/>
-        </w:rPr>
-        <w:t>áximo 250 palabr</w:t>
-      </w:r>
-      <w:r>
-        <w:rPr>
-          <w:lang w:val="es-ES"/>
-        </w:rPr>
-        <w:t>as de extensión.</w:t>
-      </w:r>
-    </w:p>
-    <w:p>
-      <w:pPr>
-        <w:rPr>
-          <w:lang w:val="es-ES"/>
-        </w:rPr>
-      </w:pPr>
-    </w:p>
-    <w:p>
-      <w:pPr>
-        <w:rPr>
-          <w:lang w:val="es-ES"/>
+          <w:lang w:val="en-US"/>
+        </w:rPr>
+      </w:pPr>
+    </w:p>
+    <w:p>
+      <w:pPr>
+        <w:rPr>
+          <w:lang w:val="en-US"/>
+        </w:rPr>
+      </w:pPr>
+      <w:r>
+        <w:rPr>
+          <w:lang w:val="en-US"/>
+        </w:rPr>
+        <w:t>Current competitiveness standards across various industries require the use of artificial intelligence tools to reduce workload and speed up the time needed to carry out different processes. In the university education sector, the manual generation of educational material for virtual courses is still widely used, meaning that groups of professors meet for several weeks to develop instructional content for students. However, this process presents an operational bottleneck, as it relies on a course developer who manually writes introductions, scripts for presentation videos, among other tasks, ensuring accuracy while spending a significant amount of time.</w:t>
+      </w:r>
+      <w:r>
+        <w:rPr>
+          <w:lang w:val="en-US"/>
+        </w:rPr>
+        <w:t xml:space="preserve"> </w:t>
+      </w:r>
+      <w:r>
+        <w:rPr>
+          <w:lang w:val="en-US"/>
+        </w:rPr>
+        <w:t>Therefore, the implementation of an AI-based technological solution was proposed to optimize the time required for generating virtual course content in universities in Peru, in order to prevent instructors from investing excessive time in content production.</w:t>
+      </w:r>
+      <w:r>
+        <w:rPr>
+          <w:lang w:val="en-US"/>
+        </w:rPr>
+        <w:t xml:space="preserve"> </w:t>
+      </w:r>
+      <w:r>
+        <w:rPr>
+          <w:lang w:val="en-US"/>
+        </w:rPr>
+        <w:t>For the development of this technological solution, large language models were used through APIs, such as Gemini 2.5 Flash Lite and GPT 4.1 Mini, along with components for each stage of the educational content process, including KickOffAgent for the course initiation document, CourseSchemaAgent for course context, UniteSchemaSubAgent for unit structure, SyllabusActivityClassifier for activity classification, and agents such as IpesAgent and CheckIpesAgent.</w:t>
+      </w:r>
+      <w:r>
+        <w:rPr>
+          <w:lang w:val="en-US"/>
+        </w:rPr>
+        <w:t xml:space="preserve"> </w:t>
+      </w:r>
+      <w:r>
+        <w:rPr>
+          <w:lang w:val="en-US"/>
+        </w:rPr>
+        <w:t>After implementing the technological solution, the management of virtual content in universities in Peru was optimized, as well as the reduction of the workload associated with the manual generation of educational material and the costs of this repetitive process.</w:t>
+      </w:r>
+    </w:p>
+    <w:p>
+      <w:pPr>
+        <w:rPr>
+          <w:lang w:val="en-US"/>
+        </w:rPr>
+      </w:pPr>
+    </w:p>
+    <w:p>
+      <w:pPr>
+        <w:rPr>
+          <w:lang w:val="en-US"/>
         </w:rPr>
       </w:pPr>
       <w:sdt>
@@ -2038,7 +1951,7 @@
           <w:r>
             <w:rPr>
               <w:b/>
-              <w:lang w:val="es-ES"/>
+              <w:lang w:val="en-US"/>
             </w:rPr>
             <w:t>Keywords</w:t>
           </w:r>
@@ -2046,52 +1959,51 @@
       </w:sdt>
       <w:r>
         <w:rPr>
-          <w:lang w:val="es-ES"/>
-        </w:rPr>
-        <w:t>: [Compuesto por cuatro</w:t>
-      </w:r>
-      <w:r>
-        <w:rPr>
-          <w:lang w:val="es-ES"/>
-        </w:rPr>
-        <w:t xml:space="preserve"> términos en inglés como mínimo separados por </w:t>
-      </w:r>
-      <w:r>
-        <w:rPr>
-          <w:lang w:val="es-ES"/>
-        </w:rPr>
-        <w:t xml:space="preserve">punto y </w:t>
-      </w:r>
-      <w:r>
-        <w:rPr>
-          <w:lang w:val="es-ES"/>
-        </w:rPr>
-        <w:t>coma.</w:t>
-      </w:r>
-      <w:r>
-        <w:rPr>
-          <w:lang w:val="es-ES"/>
-        </w:rPr>
-        <w:t xml:space="preserve"> </w:t>
-      </w:r>
-      <w:r>
-        <w:rPr>
-          <w:lang w:val="es-ES"/>
-        </w:rPr>
-        <w:t xml:space="preserve">Debe redactarse en la parte inferior del </w:t>
-      </w:r>
-      <w:r>
-        <w:rPr>
-          <w:i/>
-          <w:lang w:val="es-ES"/>
-        </w:rPr>
-        <w:t>abstract</w:t>
-      </w:r>
-      <w:r>
-        <w:rPr>
-          <w:lang w:val="es-ES"/>
-        </w:rPr>
-        <w:t xml:space="preserve"> y en la misma página]</w:t>
+          <w:lang w:val="en-US"/>
+        </w:rPr>
+        <w:t xml:space="preserve">: </w:t>
+      </w:r>
+      <w:r>
+        <w:rPr>
+          <w:lang w:val="en-US"/>
+        </w:rPr>
+        <w:t>Artificial Intelligence</w:t>
+      </w:r>
+      <w:r>
+        <w:rPr>
+          <w:lang w:val="en-US"/>
+        </w:rPr>
+        <w:t>;</w:t>
+      </w:r>
+      <w:r>
+        <w:rPr>
+          <w:lang w:val="en-US"/>
+        </w:rPr>
+        <w:t xml:space="preserve"> Educational Content Management</w:t>
+      </w:r>
+      <w:r>
+        <w:rPr>
+          <w:lang w:val="en-US"/>
+        </w:rPr>
+        <w:t>;</w:t>
+      </w:r>
+      <w:r>
+        <w:rPr>
+          <w:lang w:val="en-US"/>
+        </w:rPr>
+        <w:t xml:space="preserve"> Gemini 2.5 Flash Lite</w:t>
+      </w:r>
+      <w:r>
+        <w:rPr>
+          <w:lang w:val="en-US"/>
+        </w:rPr>
+        <w:t>;</w:t>
+      </w:r>
+      <w:r>
+        <w:rPr>
+          <w:lang w:val="en-US"/>
+        </w:rPr>
+        <w:t xml:space="preserve"> GPT 4.1 Mini</w:t>
       </w:r>
     </w:p>
     <w:p>
@@ -2101,14 +2013,14 @@
         <w:rPr>
           <w:b/>
           <w:szCs w:val="24"/>
-          <w:lang w:val="es-ES"/>
+          <w:lang w:val="en-US"/>
         </w:rPr>
       </w:pPr>
       <w:r>
         <w:rPr>
           <w:b/>
           <w:szCs w:val="24"/>
-          <w:lang w:val="es-ES"/>
+          <w:lang w:val="en-US"/>
         </w:rPr>
         <w:br w:type="page"/>
       </w:r>
@@ -2164,6 +2076,12 @@
     </w:p>
     <w:sdt>
       <w:sdtPr>
+        <w:rPr>
+          <w:rFonts w:cstheme="minorBidi"/>
+          <w:b w:val="0"/>
+          <w:bCs w:val="0"/>
+          <w:szCs w:val="22"/>
+        </w:rPr>
         <w:id w:val="-1922019968"/>
         <w:docPartObj>
           <w:docPartGallery w:val="Table of Contents"/>
@@ -2172,8 +2090,6 @@
       </w:sdtPr>
       <w:sdtEndPr>
         <w:rPr>
-          <w:rFonts w:cstheme="minorBidi"/>
-          <w:szCs w:val="22"/>
           <w:lang w:val="es-ES"/>
         </w:rPr>
       </w:sdtEndPr>
@@ -2672,21 +2588,7 @@
                 <w:rStyle w:val="Hipervnculo"/>
                 <w:noProof/>
               </w:rPr>
-              <w:t xml:space="preserve">Objetivo </w:t>
-            </w:r>
-            <w:r>
-              <w:rPr>
-                <w:rStyle w:val="Hipervnculo"/>
-                <w:noProof/>
-              </w:rPr>
-              <w:t>g</w:t>
-            </w:r>
-            <w:r>
-              <w:rPr>
-                <w:rStyle w:val="Hipervnculo"/>
-                <w:noProof/>
-              </w:rPr>
-              <w:t>eneral</w:t>
+              <w:t>Objetivo general</w:t>
             </w:r>
             <w:r>
               <w:rPr>
@@ -3774,13 +3676,7 @@
       <w:bookmarkStart w:id="0" w:name="_Toc226926558"/>
       <w:r>
         <w:lastRenderedPageBreak/>
-        <w:t>1</w:t>
-      </w:r>
-      <w:r>
-        <w:t xml:space="preserve">.  </w:t>
-      </w:r>
-      <w:r>
-        <w:t>CAPÍTULO 1: DEFINICIÓN DEL PROYECTO</w:t>
+        <w:t>1.  CAPÍTULO 1: DEFINICIÓN DEL PROYECTO</w:t>
       </w:r>
       <w:bookmarkEnd w:id="0"/>
     </w:p>
@@ -5158,7 +5054,6 @@
       </w:pPr>
       <w:bookmarkStart w:id="13" w:name="_Toc226926567"/>
       <w:r>
-        <w:lastRenderedPageBreak/>
         <w:t>Descripción del proyecto</w:t>
       </w:r>
       <w:bookmarkEnd w:id="13"/>
@@ -8561,6 +8456,7 @@
     <w:rsid w:val="00203D0D"/>
     <w:rsid w:val="004B1736"/>
     <w:rsid w:val="00526A2E"/>
+    <w:rsid w:val="00567091"/>
     <w:rsid w:val="00573465"/>
     <w:rsid w:val="005D0A02"/>
     <w:rsid w:val="00624C4F"/>
@@ -8573,6 +8469,7 @@
     <w:rsid w:val="00AA7CA8"/>
     <w:rsid w:val="00AD3F06"/>
     <w:rsid w:val="00B82D84"/>
+    <w:rsid w:val="00D82B39"/>
     <w:rsid w:val="00DA6756"/>
     <w:rsid w:val="00E84AEE"/>
     <w:rsid w:val="00EC161D"/>
@@ -9351,26 +9248,15 @@
 </file>
 
 <file path=customXml/item1.xml><?xml version="1.0" encoding="utf-8"?>
-<b:Sources xmlns:b="http://schemas.openxmlformats.org/officeDocument/2006/bibliography" xmlns="http://schemas.openxmlformats.org/officeDocument/2006/bibliography" SelectedStyle="\APASixthEditionOfficeOnline.xsl" StyleName="APA" Version="6"/>
+<?mso-contentType ?>
+<FormTemplates xmlns="http://schemas.microsoft.com/sharepoint/v3/contenttype/forms">
+  <Display>DocumentLibraryForm</Display>
+  <Edit>DocumentLibraryForm</Edit>
+  <New>DocumentLibraryForm</New>
+</FormTemplates>
 </file>
 
 <file path=customXml/item2.xml><?xml version="1.0" encoding="utf-8"?>
-<p:properties xmlns:p="http://schemas.microsoft.com/office/2006/metadata/properties" xmlns:xsi="http://www.w3.org/2001/XMLSchema-instance" xmlns:pc="http://schemas.microsoft.com/office/infopath/2007/PartnerControls">
-  <documentManagement>
-    <MigrationWizId xmlns="d46416e7-6d2c-4f4a-a0c5-4be57ee88241" xsi:nil="true"/>
-    <MigrationWizIdDocumentLibraryPermissions xmlns="d46416e7-6d2c-4f4a-a0c5-4be57ee88241" xsi:nil="true"/>
-    <MigrationWizIdSecurityGroups xmlns="d46416e7-6d2c-4f4a-a0c5-4be57ee88241" xsi:nil="true"/>
-    <MigrationWizIdPermissionLevels xmlns="d46416e7-6d2c-4f4a-a0c5-4be57ee88241" xsi:nil="true"/>
-    <lcf76f155ced4ddcb4097134ff3c332f xmlns="d46416e7-6d2c-4f4a-a0c5-4be57ee88241">
-      <Terms xmlns="http://schemas.microsoft.com/office/infopath/2007/PartnerControls"/>
-    </lcf76f155ced4ddcb4097134ff3c332f>
-    <MigrationWizIdPermissions xmlns="d46416e7-6d2c-4f4a-a0c5-4be57ee88241" xsi:nil="true"/>
-    <TaxCatchAll xmlns="14756a95-b37b-4efb-8433-c7c61bd362cb" xsi:nil="true"/>
-  </documentManagement>
-</p:properties>
-</file>
-
-<file path=customXml/item3.xml><?xml version="1.0" encoding="utf-8"?>
 <ct:contentTypeSchema xmlns:ct="http://schemas.microsoft.com/office/2006/metadata/contentType" xmlns:ma="http://schemas.microsoft.com/office/2006/metadata/properties/metaAttributes" ct:_="" ma:_="" ma:contentTypeName="Documento" ma:contentTypeID="0x010100AA800A0632DE254DA2317B4367B6018B" ma:contentTypeVersion="20" ma:contentTypeDescription="Crear nuevo documento." ma:contentTypeScope="" ma:versionID="0aa06a1bb3d45c1749f3c7b56b50ab45">
   <xsd:schema xmlns:xsd="http://www.w3.org/2001/XMLSchema" xmlns:xs="http://www.w3.org/2001/XMLSchema" xmlns:p="http://schemas.microsoft.com/office/2006/metadata/properties" xmlns:ns2="d46416e7-6d2c-4f4a-a0c5-4be57ee88241" xmlns:ns3="14756a95-b37b-4efb-8433-c7c61bd362cb" targetNamespace="http://schemas.microsoft.com/office/2006/metadata/properties" ma:root="true" ma:fieldsID="d9674b9f5a8de70e4f04c0b8a889fe03" ns2:_="" ns3:_="">
     <xsd:import namespace="d46416e7-6d2c-4f4a-a0c5-4be57ee88241"/>
@@ -9637,35 +9523,35 @@
 </ct:contentTypeSchema>
 </file>
 
+<file path=customXml/item3.xml><?xml version="1.0" encoding="utf-8"?>
+<p:properties xmlns:p="http://schemas.microsoft.com/office/2006/metadata/properties" xmlns:xsi="http://www.w3.org/2001/XMLSchema-instance" xmlns:pc="http://schemas.microsoft.com/office/infopath/2007/PartnerControls">
+  <documentManagement>
+    <MigrationWizId xmlns="d46416e7-6d2c-4f4a-a0c5-4be57ee88241" xsi:nil="true"/>
+    <MigrationWizIdDocumentLibraryPermissions xmlns="d46416e7-6d2c-4f4a-a0c5-4be57ee88241" xsi:nil="true"/>
+    <MigrationWizIdSecurityGroups xmlns="d46416e7-6d2c-4f4a-a0c5-4be57ee88241" xsi:nil="true"/>
+    <MigrationWizIdPermissionLevels xmlns="d46416e7-6d2c-4f4a-a0c5-4be57ee88241" xsi:nil="true"/>
+    <lcf76f155ced4ddcb4097134ff3c332f xmlns="d46416e7-6d2c-4f4a-a0c5-4be57ee88241">
+      <Terms xmlns="http://schemas.microsoft.com/office/infopath/2007/PartnerControls"/>
+    </lcf76f155ced4ddcb4097134ff3c332f>
+    <MigrationWizIdPermissions xmlns="d46416e7-6d2c-4f4a-a0c5-4be57ee88241" xsi:nil="true"/>
+    <TaxCatchAll xmlns="14756a95-b37b-4efb-8433-c7c61bd362cb" xsi:nil="true"/>
+  </documentManagement>
+</p:properties>
+</file>
+
 <file path=customXml/item4.xml><?xml version="1.0" encoding="utf-8"?>
-<?mso-contentType ?>
-<FormTemplates xmlns="http://schemas.microsoft.com/sharepoint/v3/contenttype/forms">
-  <Display>DocumentLibraryForm</Display>
-  <Edit>DocumentLibraryForm</Edit>
-  <New>DocumentLibraryForm</New>
-</FormTemplates>
+<b:Sources xmlns:b="http://schemas.openxmlformats.org/officeDocument/2006/bibliography" xmlns="http://schemas.openxmlformats.org/officeDocument/2006/bibliography" SelectedStyle="\APASixthEditionOfficeOnline.xsl" StyleName="APA" Version="6"/>
 </file>
 
 <file path=customXml/itemProps1.xml><?xml version="1.0" encoding="utf-8"?>
-<ds:datastoreItem xmlns:ds="http://schemas.openxmlformats.org/officeDocument/2006/customXml" ds:itemID="{3097DD69-CA88-45EF-991D-66FF90578E16}">
+<ds:datastoreItem xmlns:ds="http://schemas.openxmlformats.org/officeDocument/2006/customXml" ds:itemID="{DD53D5E1-A9E6-4974-A55D-57904EA87C5E}">
   <ds:schemaRefs>
-    <ds:schemaRef ds:uri="http://schemas.openxmlformats.org/officeDocument/2006/bibliography"/>
+    <ds:schemaRef ds:uri="http://schemas.microsoft.com/sharepoint/v3/contenttype/forms"/>
   </ds:schemaRefs>
 </ds:datastoreItem>
 </file>
 
 <file path=customXml/itemProps2.xml><?xml version="1.0" encoding="utf-8"?>
-<ds:datastoreItem xmlns:ds="http://schemas.openxmlformats.org/officeDocument/2006/customXml" ds:itemID="{C8D5FA6B-9919-4CF7-992B-01E47542701B}">
-  <ds:schemaRefs>
-    <ds:schemaRef ds:uri="http://schemas.microsoft.com/office/2006/metadata/properties"/>
-    <ds:schemaRef ds:uri="http://schemas.microsoft.com/office/infopath/2007/PartnerControls"/>
-    <ds:schemaRef ds:uri="d46416e7-6d2c-4f4a-a0c5-4be57ee88241"/>
-    <ds:schemaRef ds:uri="14756a95-b37b-4efb-8433-c7c61bd362cb"/>
-  </ds:schemaRefs>
-</ds:datastoreItem>
-</file>
-
-<file path=customXml/itemProps3.xml><?xml version="1.0" encoding="utf-8"?>
 <ds:datastoreItem xmlns:ds="http://schemas.openxmlformats.org/officeDocument/2006/customXml" ds:itemID="{BE5EAF9A-E65E-4020-BBFF-316AF046608A}">
   <ds:schemaRefs>
     <ds:schemaRef ds:uri="http://schemas.microsoft.com/office/2006/metadata/contentType"/>
@@ -9684,10 +9570,21 @@
 </ds:datastoreItem>
 </file>
 
+<file path=customXml/itemProps3.xml><?xml version="1.0" encoding="utf-8"?>
+<ds:datastoreItem xmlns:ds="http://schemas.openxmlformats.org/officeDocument/2006/customXml" ds:itemID="{C8D5FA6B-9919-4CF7-992B-01E47542701B}">
+  <ds:schemaRefs>
+    <ds:schemaRef ds:uri="http://schemas.microsoft.com/office/2006/metadata/properties"/>
+    <ds:schemaRef ds:uri="http://schemas.microsoft.com/office/infopath/2007/PartnerControls"/>
+    <ds:schemaRef ds:uri="d46416e7-6d2c-4f4a-a0c5-4be57ee88241"/>
+    <ds:schemaRef ds:uri="14756a95-b37b-4efb-8433-c7c61bd362cb"/>
+  </ds:schemaRefs>
+</ds:datastoreItem>
+</file>
+
 <file path=customXml/itemProps4.xml><?xml version="1.0" encoding="utf-8"?>
-<ds:datastoreItem xmlns:ds="http://schemas.openxmlformats.org/officeDocument/2006/customXml" ds:itemID="{DD53D5E1-A9E6-4974-A55D-57904EA87C5E}">
+<ds:datastoreItem xmlns:ds="http://schemas.openxmlformats.org/officeDocument/2006/customXml" ds:itemID="{3097DD69-CA88-45EF-991D-66FF90578E16}">
   <ds:schemaRefs>
-    <ds:schemaRef ds:uri="http://schemas.microsoft.com/sharepoint/v3/contenttype/forms"/>
+    <ds:schemaRef ds:uri="http://schemas.openxmlformats.org/officeDocument/2006/bibliography"/>
   </ds:schemaRefs>
 </ds:datastoreItem>
 </file>
--- a/Capitulo1_Tesis_Final.docx
+++ b/Capitulo1_Tesis_Final.docx
@@ -12,6 +12,15 @@
       </w:r>
       <w:r>
         <w:instrText xml:space="preserve"> INCLUDEPICTURE "http://ile.pe/wp-content/uploads/2016/01/logo-upc.jpg" \* MERGEFORMATINET </w:instrText>
+      </w:r>
+      <w:r>
+        <w:fldChar w:fldCharType="separate"/>
+      </w:r>
+      <w:r>
+        <w:fldChar w:fldCharType="begin"/>
+      </w:r>
+      <w:r>
+        <w:instrText xml:space="preserve"> INCLUDEPICTURE  "http://ile.pe/wp-content/uploads/2016/01/logo-upc.jpg" \* MERGEFORMATINET </w:instrText>
       </w:r>
       <w:r>
         <w:fldChar w:fldCharType="separate"/>
@@ -460,10 +469,13 @@
             <v:path o:extrusionok="f" gradientshapeok="t" o:connecttype="rect"/>
             <o:lock v:ext="edit" aspectratio="t"/>
           </v:shapetype>
-          <v:shape id="_x0000_i1025" type="#_x0000_t75" alt="Resultado de imagen para LOGO UPC" style="width:72.65pt;height:72.65pt">
+          <v:shape id="_x0000_i1025" type="#_x0000_t75" alt="Resultado de imagen para LOGO UPC" style="width:72.6pt;height:72.6pt">
             <v:imagedata r:id="rId11" r:href="rId12"/>
           </v:shape>
         </w:pict>
+      </w:r>
+      <w:r>
+        <w:fldChar w:fldCharType="end"/>
       </w:r>
       <w:r>
         <w:fldChar w:fldCharType="end"/>
@@ -920,11 +932,19 @@
         </w:rPr>
         <w:t xml:space="preserve">, </w:t>
       </w:r>
-      <w:r>
-        <w:rPr>
-          <w:lang w:val="es-ES"/>
-        </w:rPr>
-        <w:t>Jhon Sebasthian Enrique</w:t>
+      <w:proofErr w:type="spellStart"/>
+      <w:r>
+        <w:rPr>
+          <w:lang w:val="es-ES"/>
+        </w:rPr>
+        <w:t>Jhon</w:t>
+      </w:r>
+      <w:proofErr w:type="spellEnd"/>
+      <w:r>
+        <w:rPr>
+          <w:lang w:val="es-ES"/>
+        </w:rPr>
+        <w:t xml:space="preserve"> Sebasthian Enrique</w:t>
       </w:r>
       <w:r>
         <w:rPr>
@@ -941,12 +961,14 @@
           <w:lang w:val="es-ES"/>
         </w:rPr>
       </w:pPr>
+      <w:proofErr w:type="spellStart"/>
       <w:r>
         <w:rPr>
           <w:lang w:val="es-ES"/>
         </w:rPr>
         <w:t>Julon</w:t>
       </w:r>
+      <w:proofErr w:type="spellEnd"/>
       <w:r>
         <w:rPr>
           <w:lang w:val="es-ES"/>
@@ -965,12 +987,14 @@
         </w:rPr>
         <w:t xml:space="preserve">, </w:t>
       </w:r>
+      <w:proofErr w:type="spellStart"/>
       <w:r>
         <w:rPr>
           <w:lang w:val="es-ES"/>
         </w:rPr>
         <w:t>Sebastian</w:t>
       </w:r>
+      <w:proofErr w:type="spellEnd"/>
       <w:r>
         <w:rPr>
           <w:lang w:val="es-ES"/>
@@ -1655,7 +1679,21 @@
         <w:rPr>
           <w:lang w:val="es-ES"/>
         </w:rPr>
-        <w:t xml:space="preserve">Los estándares actuales de competitividad de las diversas industrias exigen que se cuente con herramientas de inteligencia artificial que ayuden a reducir la carga de trabajo, agilizando el tiempo que se demora en realizar diversos procesos. En el sector educativo universitario aún se sigue optando por la generación manual de material educativo para cursos virtuales, es decir, varios grupos de profesores se reúnen durante semanas para generar contenido didáctico para los estudiantes. Sin embargo, esto enfrenta un cuello de botella operativo, ya que recae en un docente virtualizador, quien digita manualmente introducciones, guiones para videos de presentación, entre otras tareas, asegurando que todo quede correcto y tardando mucho tiempo. </w:t>
+        <w:t xml:space="preserve">Los estándares actuales de competitividad de las diversas industrias exigen que se cuente con herramientas de inteligencia artificial que ayuden a reducir la carga de trabajo, agilizando el tiempo que se demora en realizar diversos procesos. En el sector educativo universitario aún se sigue optando por la generación manual de material educativo para cursos virtuales, es decir, varios grupos de profesores se reúnen durante semanas para generar contenido didáctico para los estudiantes. Sin embargo, esto enfrenta un cuello de botella operativo, ya que recae en un docente </w:t>
+      </w:r>
+      <w:proofErr w:type="spellStart"/>
+      <w:r>
+        <w:rPr>
+          <w:lang w:val="es-ES"/>
+        </w:rPr>
+        <w:t>virtualizador</w:t>
+      </w:r>
+      <w:proofErr w:type="spellEnd"/>
+      <w:r>
+        <w:rPr>
+          <w:lang w:val="es-ES"/>
+        </w:rPr>
+        <w:t xml:space="preserve">, quien digita manualmente introducciones, guiones para videos de presentación, entre otras tareas, asegurando que todo quede correcto y tardando mucho tiempo. </w:t>
       </w:r>
     </w:p>
     <w:p>
@@ -1683,7 +1721,105 @@
         <w:rPr>
           <w:lang w:val="es-ES"/>
         </w:rPr>
-        <w:t xml:space="preserve">Para la construcción de la solución tecnológica, se utilizaron modelos de lenguaje de gran escala a través de APIs, como Gemini 2.5 flash lite y GPT 4.1 mini, además de componentes para cada proceso de contenido educativo, como KickOffAgent para el acta de inicio, CourseSchemaAgent para el contexto del curso, UniteSchemaSubAgent para el esquema por unidad, SyllabusActivityClassifier para la clasificación de actividades, y agentes como IpesAgent y CheckIpesAgent. </w:t>
+        <w:t xml:space="preserve">Para la construcción de la solución tecnológica, se utilizaron modelos de lenguaje de gran escala a través de </w:t>
+      </w:r>
+      <w:proofErr w:type="spellStart"/>
+      <w:r>
+        <w:rPr>
+          <w:lang w:val="es-ES"/>
+        </w:rPr>
+        <w:t>APIs</w:t>
+      </w:r>
+      <w:proofErr w:type="spellEnd"/>
+      <w:r>
+        <w:rPr>
+          <w:lang w:val="es-ES"/>
+        </w:rPr>
+        <w:t xml:space="preserve">, como Gemini 2.5 flash lite y GPT 4.1 mini, además de componentes para cada proceso de contenido educativo, como </w:t>
+      </w:r>
+      <w:proofErr w:type="spellStart"/>
+      <w:r>
+        <w:rPr>
+          <w:lang w:val="es-ES"/>
+        </w:rPr>
+        <w:t>KickOffAgent</w:t>
+      </w:r>
+      <w:proofErr w:type="spellEnd"/>
+      <w:r>
+        <w:rPr>
+          <w:lang w:val="es-ES"/>
+        </w:rPr>
+        <w:t xml:space="preserve"> para el acta de inicio, </w:t>
+      </w:r>
+      <w:proofErr w:type="spellStart"/>
+      <w:r>
+        <w:rPr>
+          <w:lang w:val="es-ES"/>
+        </w:rPr>
+        <w:t>CourseSchemaAgent</w:t>
+      </w:r>
+      <w:proofErr w:type="spellEnd"/>
+      <w:r>
+        <w:rPr>
+          <w:lang w:val="es-ES"/>
+        </w:rPr>
+        <w:t xml:space="preserve"> para el contexto del curso, </w:t>
+      </w:r>
+      <w:proofErr w:type="spellStart"/>
+      <w:r>
+        <w:rPr>
+          <w:lang w:val="es-ES"/>
+        </w:rPr>
+        <w:t>UniteSchemaSubAgent</w:t>
+      </w:r>
+      <w:proofErr w:type="spellEnd"/>
+      <w:r>
+        <w:rPr>
+          <w:lang w:val="es-ES"/>
+        </w:rPr>
+        <w:t xml:space="preserve"> para el esquema por unidad, </w:t>
+      </w:r>
+      <w:proofErr w:type="spellStart"/>
+      <w:r>
+        <w:rPr>
+          <w:lang w:val="es-ES"/>
+        </w:rPr>
+        <w:t>SyllabusActivityClassifier</w:t>
+      </w:r>
+      <w:proofErr w:type="spellEnd"/>
+      <w:r>
+        <w:rPr>
+          <w:lang w:val="es-ES"/>
+        </w:rPr>
+        <w:t xml:space="preserve"> para la clasificación de actividades, y agentes como </w:t>
+      </w:r>
+      <w:proofErr w:type="spellStart"/>
+      <w:r>
+        <w:rPr>
+          <w:lang w:val="es-ES"/>
+        </w:rPr>
+        <w:t>IpesAgent</w:t>
+      </w:r>
+      <w:proofErr w:type="spellEnd"/>
+      <w:r>
+        <w:rPr>
+          <w:lang w:val="es-ES"/>
+        </w:rPr>
+        <w:t xml:space="preserve"> y </w:t>
+      </w:r>
+      <w:proofErr w:type="spellStart"/>
+      <w:r>
+        <w:rPr>
+          <w:lang w:val="es-ES"/>
+        </w:rPr>
+        <w:t>CheckIpesAgent</w:t>
+      </w:r>
+      <w:proofErr w:type="spellEnd"/>
+      <w:r>
+        <w:rPr>
+          <w:lang w:val="es-ES"/>
+        </w:rPr>
+        <w:t xml:space="preserve">. </w:t>
       </w:r>
     </w:p>
     <w:p>
@@ -1907,7 +2043,91 @@
         <w:rPr>
           <w:lang w:val="en-US"/>
         </w:rPr>
-        <w:t>For the development of this technological solution, large language models were used through APIs, such as Gemini 2.5 Flash Lite and GPT 4.1 Mini, along with components for each stage of the educational content process, including KickOffAgent for the course initiation document, CourseSchemaAgent for course context, UniteSchemaSubAgent for unit structure, SyllabusActivityClassifier for activity classification, and agents such as IpesAgent and CheckIpesAgent.</w:t>
+        <w:t xml:space="preserve">For the development of this technological solution, large language models were used through APIs, such as Gemini 2.5 Flash Lite and GPT 4.1 Mini, along with components for each stage of the educational content process, including </w:t>
+      </w:r>
+      <w:proofErr w:type="spellStart"/>
+      <w:r>
+        <w:rPr>
+          <w:lang w:val="en-US"/>
+        </w:rPr>
+        <w:t>KickOffAgent</w:t>
+      </w:r>
+      <w:proofErr w:type="spellEnd"/>
+      <w:r>
+        <w:rPr>
+          <w:lang w:val="en-US"/>
+        </w:rPr>
+        <w:t xml:space="preserve"> for the course initiation document, </w:t>
+      </w:r>
+      <w:proofErr w:type="spellStart"/>
+      <w:r>
+        <w:rPr>
+          <w:lang w:val="en-US"/>
+        </w:rPr>
+        <w:t>CourseSchemaAgent</w:t>
+      </w:r>
+      <w:proofErr w:type="spellEnd"/>
+      <w:r>
+        <w:rPr>
+          <w:lang w:val="en-US"/>
+        </w:rPr>
+        <w:t xml:space="preserve"> for course context, </w:t>
+      </w:r>
+      <w:proofErr w:type="spellStart"/>
+      <w:r>
+        <w:rPr>
+          <w:lang w:val="en-US"/>
+        </w:rPr>
+        <w:t>UniteSchemaSubAgent</w:t>
+      </w:r>
+      <w:proofErr w:type="spellEnd"/>
+      <w:r>
+        <w:rPr>
+          <w:lang w:val="en-US"/>
+        </w:rPr>
+        <w:t xml:space="preserve"> for unit structure, </w:t>
+      </w:r>
+      <w:proofErr w:type="spellStart"/>
+      <w:r>
+        <w:rPr>
+          <w:lang w:val="en-US"/>
+        </w:rPr>
+        <w:t>SyllabusActivityClassifier</w:t>
+      </w:r>
+      <w:proofErr w:type="spellEnd"/>
+      <w:r>
+        <w:rPr>
+          <w:lang w:val="en-US"/>
+        </w:rPr>
+        <w:t xml:space="preserve"> for activity classification, and agents such as </w:t>
+      </w:r>
+      <w:proofErr w:type="spellStart"/>
+      <w:r>
+        <w:rPr>
+          <w:lang w:val="en-US"/>
+        </w:rPr>
+        <w:t>IpesAgent</w:t>
+      </w:r>
+      <w:proofErr w:type="spellEnd"/>
+      <w:r>
+        <w:rPr>
+          <w:lang w:val="en-US"/>
+        </w:rPr>
+        <w:t xml:space="preserve"> and </w:t>
+      </w:r>
+      <w:proofErr w:type="spellStart"/>
+      <w:r>
+        <w:rPr>
+          <w:lang w:val="en-US"/>
+        </w:rPr>
+        <w:t>CheckIpesAgent</w:t>
+      </w:r>
+      <w:proofErr w:type="spellEnd"/>
+      <w:r>
+        <w:rPr>
+          <w:lang w:val="en-US"/>
+        </w:rPr>
+        <w:t>.</w:t>
       </w:r>
       <w:r>
         <w:rPr>
@@ -3099,14 +3319,14 @@
         </w:rPr>
         <w:fldChar w:fldCharType="separate"/>
       </w:r>
-      <w:hyperlink w:anchor="_Toc226927506" w:history="1">
+      <w:hyperlink w:anchor="_Toc227157326" w:history="1">
         <w:r>
           <w:rPr>
             <w:rStyle w:val="Hipervnculo"/>
             <w:noProof/>
             <w:lang w:val="es-PE"/>
           </w:rPr>
-          <w:t>Tabla 1 Síntesis de problemática</w:t>
+          <w:t>Tabla 1 Comparativa de costo: proceso manual vs. solución IA</w:t>
         </w:r>
         <w:r>
           <w:rPr>
@@ -3127,7 +3347,81 @@
             <w:noProof/>
             <w:webHidden/>
           </w:rPr>
-          <w:instrText xml:space="preserve"> PAGEREF _Toc226927506 \h </w:instrText>
+          <w:instrText xml:space="preserve"> PAGEREF _Toc227157326 \h </w:instrText>
+        </w:r>
+        <w:r>
+          <w:rPr>
+            <w:noProof/>
+            <w:webHidden/>
+          </w:rPr>
+        </w:r>
+        <w:r>
+          <w:rPr>
+            <w:noProof/>
+            <w:webHidden/>
+          </w:rPr>
+          <w:fldChar w:fldCharType="separate"/>
+        </w:r>
+        <w:r>
+          <w:rPr>
+            <w:noProof/>
+            <w:webHidden/>
+          </w:rPr>
+          <w:t>3</w:t>
+        </w:r>
+        <w:r>
+          <w:rPr>
+            <w:noProof/>
+            <w:webHidden/>
+          </w:rPr>
+          <w:fldChar w:fldCharType="end"/>
+        </w:r>
+      </w:hyperlink>
+    </w:p>
+    <w:p>
+      <w:pPr>
+        <w:pStyle w:val="Tabladeilustraciones"/>
+        <w:tabs>
+          <w:tab w:val="right" w:leader="dot" w:pos="8777"/>
+        </w:tabs>
+        <w:rPr>
+          <w:rFonts w:asciiTheme="minorHAnsi" w:eastAsiaTheme="minorEastAsia" w:hAnsiTheme="minorHAnsi"/>
+          <w:noProof/>
+          <w:kern w:val="2"/>
+          <w:szCs w:val="24"/>
+          <w:lang w:val="es-PE" w:eastAsia="es-PE"/>
+          <w14:ligatures w14:val="standardContextual"/>
+        </w:rPr>
+      </w:pPr>
+      <w:hyperlink w:anchor="_Toc227157327" w:history="1">
+        <w:r>
+          <w:rPr>
+            <w:rStyle w:val="Hipervnculo"/>
+            <w:noProof/>
+            <w:lang w:val="es-PE"/>
+          </w:rPr>
+          <w:t>Tabla 2 Síntesis de problemática</w:t>
+        </w:r>
+        <w:r>
+          <w:rPr>
+            <w:noProof/>
+            <w:webHidden/>
+          </w:rPr>
+          <w:tab/>
+        </w:r>
+        <w:r>
+          <w:rPr>
+            <w:noProof/>
+            <w:webHidden/>
+          </w:rPr>
+          <w:fldChar w:fldCharType="begin"/>
+        </w:r>
+        <w:r>
+          <w:rPr>
+            <w:noProof/>
+            <w:webHidden/>
+          </w:rPr>
+          <w:instrText xml:space="preserve"> PAGEREF _Toc227157327 \h </w:instrText>
         </w:r>
         <w:r>
           <w:rPr>
@@ -3173,13 +3467,13 @@
           <w14:ligatures w14:val="standardContextual"/>
         </w:rPr>
       </w:pPr>
-      <w:hyperlink w:anchor="_Toc226927507" w:history="1">
+      <w:hyperlink w:anchor="_Toc227157328" w:history="1">
         <w:r>
           <w:rPr>
             <w:rStyle w:val="Hipervnculo"/>
             <w:noProof/>
           </w:rPr>
-          <w:t>Tabla 2 Indicadores de éxito</w:t>
+          <w:t>Tabla 3 Indicadores de éxito</w:t>
         </w:r>
         <w:r>
           <w:rPr>
@@ -3200,7 +3494,7 @@
             <w:noProof/>
             <w:webHidden/>
           </w:rPr>
-          <w:instrText xml:space="preserve"> PAGEREF _Toc226927507 \h </w:instrText>
+          <w:instrText xml:space="preserve"> PAGEREF _Toc227157328 \h </w:instrText>
         </w:r>
         <w:r>
           <w:rPr>
@@ -3233,6 +3527,464 @@
     </w:p>
     <w:p>
       <w:pPr>
+        <w:pStyle w:val="Tabladeilustraciones"/>
+        <w:tabs>
+          <w:tab w:val="right" w:leader="dot" w:pos="8777"/>
+        </w:tabs>
+        <w:rPr>
+          <w:rFonts w:asciiTheme="minorHAnsi" w:eastAsiaTheme="minorEastAsia" w:hAnsiTheme="minorHAnsi"/>
+          <w:noProof/>
+          <w:kern w:val="2"/>
+          <w:szCs w:val="24"/>
+          <w:lang w:val="es-PE" w:eastAsia="es-PE"/>
+          <w14:ligatures w14:val="standardContextual"/>
+        </w:rPr>
+      </w:pPr>
+      <w:hyperlink w:anchor="_Toc227157329" w:history="1">
+        <w:r>
+          <w:rPr>
+            <w:rStyle w:val="Hipervnculo"/>
+            <w:noProof/>
+          </w:rPr>
+          <w:t>Tabla 4 Matriz de consistencia</w:t>
+        </w:r>
+        <w:r>
+          <w:rPr>
+            <w:noProof/>
+            <w:webHidden/>
+          </w:rPr>
+          <w:tab/>
+        </w:r>
+        <w:r>
+          <w:rPr>
+            <w:noProof/>
+            <w:webHidden/>
+          </w:rPr>
+          <w:fldChar w:fldCharType="begin"/>
+        </w:r>
+        <w:r>
+          <w:rPr>
+            <w:noProof/>
+            <w:webHidden/>
+          </w:rPr>
+          <w:instrText xml:space="preserve"> PAGEREF _Toc227157329 \h </w:instrText>
+        </w:r>
+        <w:r>
+          <w:rPr>
+            <w:noProof/>
+            <w:webHidden/>
+          </w:rPr>
+        </w:r>
+        <w:r>
+          <w:rPr>
+            <w:noProof/>
+            <w:webHidden/>
+          </w:rPr>
+          <w:fldChar w:fldCharType="separate"/>
+        </w:r>
+        <w:r>
+          <w:rPr>
+            <w:noProof/>
+            <w:webHidden/>
+          </w:rPr>
+          <w:t>6</w:t>
+        </w:r>
+        <w:r>
+          <w:rPr>
+            <w:noProof/>
+            <w:webHidden/>
+          </w:rPr>
+          <w:fldChar w:fldCharType="end"/>
+        </w:r>
+      </w:hyperlink>
+    </w:p>
+    <w:p>
+      <w:pPr>
+        <w:pStyle w:val="Tabladeilustraciones"/>
+        <w:tabs>
+          <w:tab w:val="right" w:leader="dot" w:pos="8777"/>
+        </w:tabs>
+        <w:rPr>
+          <w:rFonts w:asciiTheme="minorHAnsi" w:eastAsiaTheme="minorEastAsia" w:hAnsiTheme="minorHAnsi"/>
+          <w:noProof/>
+          <w:kern w:val="2"/>
+          <w:szCs w:val="24"/>
+          <w:lang w:val="es-PE" w:eastAsia="es-PE"/>
+          <w14:ligatures w14:val="standardContextual"/>
+        </w:rPr>
+      </w:pPr>
+      <w:hyperlink w:anchor="_Toc227157330" w:history="1">
+        <w:r>
+          <w:rPr>
+            <w:rStyle w:val="Hipervnculo"/>
+            <w:noProof/>
+            <w:lang w:val="es-PE"/>
+          </w:rPr>
+          <w:t>Tabla 5 Proyección de costo de modelos LLM</w:t>
+        </w:r>
+        <w:r>
+          <w:rPr>
+            <w:noProof/>
+            <w:webHidden/>
+          </w:rPr>
+          <w:tab/>
+        </w:r>
+        <w:r>
+          <w:rPr>
+            <w:noProof/>
+            <w:webHidden/>
+          </w:rPr>
+          <w:fldChar w:fldCharType="begin"/>
+        </w:r>
+        <w:r>
+          <w:rPr>
+            <w:noProof/>
+            <w:webHidden/>
+          </w:rPr>
+          <w:instrText xml:space="preserve"> PAGEREF _Toc227157330 \h </w:instrText>
+        </w:r>
+        <w:r>
+          <w:rPr>
+            <w:noProof/>
+            <w:webHidden/>
+          </w:rPr>
+        </w:r>
+        <w:r>
+          <w:rPr>
+            <w:noProof/>
+            <w:webHidden/>
+          </w:rPr>
+          <w:fldChar w:fldCharType="separate"/>
+        </w:r>
+        <w:r>
+          <w:rPr>
+            <w:noProof/>
+            <w:webHidden/>
+          </w:rPr>
+          <w:t>7</w:t>
+        </w:r>
+        <w:r>
+          <w:rPr>
+            <w:noProof/>
+            <w:webHidden/>
+          </w:rPr>
+          <w:fldChar w:fldCharType="end"/>
+        </w:r>
+      </w:hyperlink>
+    </w:p>
+    <w:p>
+      <w:pPr>
+        <w:pStyle w:val="Tabladeilustraciones"/>
+        <w:tabs>
+          <w:tab w:val="right" w:leader="dot" w:pos="8777"/>
+        </w:tabs>
+        <w:rPr>
+          <w:rFonts w:asciiTheme="minorHAnsi" w:eastAsiaTheme="minorEastAsia" w:hAnsiTheme="minorHAnsi"/>
+          <w:noProof/>
+          <w:kern w:val="2"/>
+          <w:szCs w:val="24"/>
+          <w:lang w:val="es-PE" w:eastAsia="es-PE"/>
+          <w14:ligatures w14:val="standardContextual"/>
+        </w:rPr>
+      </w:pPr>
+      <w:hyperlink w:anchor="_Toc227157331" w:history="1">
+        <w:r>
+          <w:rPr>
+            <w:rStyle w:val="Hipervnculo"/>
+            <w:noProof/>
+            <w:lang w:val="es-PE"/>
+          </w:rPr>
+          <w:t>Tabla 6 Proyección de costo por componente del proceso (por curso – 18 semanas)</w:t>
+        </w:r>
+        <w:r>
+          <w:rPr>
+            <w:noProof/>
+            <w:webHidden/>
+          </w:rPr>
+          <w:tab/>
+        </w:r>
+        <w:r>
+          <w:rPr>
+            <w:noProof/>
+            <w:webHidden/>
+          </w:rPr>
+          <w:fldChar w:fldCharType="begin"/>
+        </w:r>
+        <w:r>
+          <w:rPr>
+            <w:noProof/>
+            <w:webHidden/>
+          </w:rPr>
+          <w:instrText xml:space="preserve"> PAGEREF _Toc227157331 \h </w:instrText>
+        </w:r>
+        <w:r>
+          <w:rPr>
+            <w:noProof/>
+            <w:webHidden/>
+          </w:rPr>
+        </w:r>
+        <w:r>
+          <w:rPr>
+            <w:noProof/>
+            <w:webHidden/>
+          </w:rPr>
+          <w:fldChar w:fldCharType="separate"/>
+        </w:r>
+        <w:r>
+          <w:rPr>
+            <w:noProof/>
+            <w:webHidden/>
+          </w:rPr>
+          <w:t>8</w:t>
+        </w:r>
+        <w:r>
+          <w:rPr>
+            <w:noProof/>
+            <w:webHidden/>
+          </w:rPr>
+          <w:fldChar w:fldCharType="end"/>
+        </w:r>
+      </w:hyperlink>
+    </w:p>
+    <w:p>
+      <w:pPr>
+        <w:pStyle w:val="Tabladeilustraciones"/>
+        <w:tabs>
+          <w:tab w:val="right" w:leader="dot" w:pos="8777"/>
+        </w:tabs>
+        <w:rPr>
+          <w:rFonts w:asciiTheme="minorHAnsi" w:eastAsiaTheme="minorEastAsia" w:hAnsiTheme="minorHAnsi"/>
+          <w:noProof/>
+          <w:kern w:val="2"/>
+          <w:szCs w:val="24"/>
+          <w:lang w:val="es-PE" w:eastAsia="es-PE"/>
+          <w14:ligatures w14:val="standardContextual"/>
+        </w:rPr>
+      </w:pPr>
+      <w:hyperlink w:anchor="_Toc227157332" w:history="1">
+        <w:r>
+          <w:rPr>
+            <w:rStyle w:val="Hipervnculo"/>
+            <w:noProof/>
+            <w:lang w:val="es-PE"/>
+          </w:rPr>
+          <w:t>Tabla 7 Proyección de costo del equipo de trabajo</w:t>
+        </w:r>
+        <w:r>
+          <w:rPr>
+            <w:noProof/>
+            <w:webHidden/>
+          </w:rPr>
+          <w:tab/>
+        </w:r>
+        <w:r>
+          <w:rPr>
+            <w:noProof/>
+            <w:webHidden/>
+          </w:rPr>
+          <w:fldChar w:fldCharType="begin"/>
+        </w:r>
+        <w:r>
+          <w:rPr>
+            <w:noProof/>
+            <w:webHidden/>
+          </w:rPr>
+          <w:instrText xml:space="preserve"> PAGEREF _Toc227157332 \h </w:instrText>
+        </w:r>
+        <w:r>
+          <w:rPr>
+            <w:noProof/>
+            <w:webHidden/>
+          </w:rPr>
+        </w:r>
+        <w:r>
+          <w:rPr>
+            <w:noProof/>
+            <w:webHidden/>
+          </w:rPr>
+          <w:fldChar w:fldCharType="separate"/>
+        </w:r>
+        <w:r>
+          <w:rPr>
+            <w:noProof/>
+            <w:webHidden/>
+          </w:rPr>
+          <w:t>9</w:t>
+        </w:r>
+        <w:r>
+          <w:rPr>
+            <w:noProof/>
+            <w:webHidden/>
+          </w:rPr>
+          <w:fldChar w:fldCharType="end"/>
+        </w:r>
+      </w:hyperlink>
+    </w:p>
+    <w:p>
+      <w:pPr>
+        <w:pStyle w:val="Tabladeilustraciones"/>
+        <w:tabs>
+          <w:tab w:val="right" w:leader="dot" w:pos="8777"/>
+        </w:tabs>
+        <w:rPr>
+          <w:rFonts w:asciiTheme="minorHAnsi" w:eastAsiaTheme="minorEastAsia" w:hAnsiTheme="minorHAnsi"/>
+          <w:noProof/>
+          <w:kern w:val="2"/>
+          <w:szCs w:val="24"/>
+          <w:lang w:val="es-PE" w:eastAsia="es-PE"/>
+          <w14:ligatures w14:val="standardContextual"/>
+        </w:rPr>
+      </w:pPr>
+      <w:hyperlink w:anchor="_Toc227157333" w:history="1">
+        <w:r>
+          <w:rPr>
+            <w:rStyle w:val="Hipervnculo"/>
+            <w:noProof/>
+            <w:lang w:val="es-PE"/>
+          </w:rPr>
+          <w:t>Tabla 8 Proyección de costos d</w:t>
+        </w:r>
+        <w:r>
+          <w:rPr>
+            <w:rStyle w:val="Hipervnculo"/>
+            <w:noProof/>
+            <w:lang w:val="es-PE"/>
+          </w:rPr>
+          <w:t>e</w:t>
+        </w:r>
+        <w:r>
+          <w:rPr>
+            <w:rStyle w:val="Hipervnculo"/>
+            <w:noProof/>
+            <w:lang w:val="es-PE"/>
+          </w:rPr>
+          <w:t xml:space="preserve"> dispositivos de trabajo</w:t>
+        </w:r>
+        <w:r>
+          <w:rPr>
+            <w:noProof/>
+            <w:webHidden/>
+          </w:rPr>
+          <w:tab/>
+        </w:r>
+        <w:r>
+          <w:rPr>
+            <w:noProof/>
+            <w:webHidden/>
+          </w:rPr>
+          <w:fldChar w:fldCharType="begin"/>
+        </w:r>
+        <w:r>
+          <w:rPr>
+            <w:noProof/>
+            <w:webHidden/>
+          </w:rPr>
+          <w:instrText xml:space="preserve"> PAGEREF _Toc227157333 \h </w:instrText>
+        </w:r>
+        <w:r>
+          <w:rPr>
+            <w:noProof/>
+            <w:webHidden/>
+          </w:rPr>
+        </w:r>
+        <w:r>
+          <w:rPr>
+            <w:noProof/>
+            <w:webHidden/>
+          </w:rPr>
+          <w:fldChar w:fldCharType="separate"/>
+        </w:r>
+        <w:r>
+          <w:rPr>
+            <w:noProof/>
+            <w:webHidden/>
+          </w:rPr>
+          <w:t>10</w:t>
+        </w:r>
+        <w:r>
+          <w:rPr>
+            <w:noProof/>
+            <w:webHidden/>
+          </w:rPr>
+          <w:fldChar w:fldCharType="end"/>
+        </w:r>
+      </w:hyperlink>
+    </w:p>
+    <w:p>
+      <w:pPr>
+        <w:pStyle w:val="Tabladeilustraciones"/>
+        <w:tabs>
+          <w:tab w:val="right" w:leader="dot" w:pos="8777"/>
+        </w:tabs>
+        <w:rPr>
+          <w:rFonts w:asciiTheme="minorHAnsi" w:eastAsiaTheme="minorEastAsia" w:hAnsiTheme="minorHAnsi"/>
+          <w:noProof/>
+          <w:kern w:val="2"/>
+          <w:szCs w:val="24"/>
+          <w:lang w:val="es-PE" w:eastAsia="es-PE"/>
+          <w14:ligatures w14:val="standardContextual"/>
+        </w:rPr>
+      </w:pPr>
+      <w:hyperlink w:anchor="_Toc227157334" w:history="1">
+        <w:r>
+          <w:rPr>
+            <w:rStyle w:val="Hipervnculo"/>
+            <w:noProof/>
+          </w:rPr>
+          <w:t>Tabla 9 Resumen de costos totales</w:t>
+        </w:r>
+        <w:r>
+          <w:rPr>
+            <w:noProof/>
+            <w:webHidden/>
+          </w:rPr>
+          <w:tab/>
+        </w:r>
+        <w:r>
+          <w:rPr>
+            <w:noProof/>
+            <w:webHidden/>
+          </w:rPr>
+          <w:fldChar w:fldCharType="begin"/>
+        </w:r>
+        <w:r>
+          <w:rPr>
+            <w:noProof/>
+            <w:webHidden/>
+          </w:rPr>
+          <w:instrText xml:space="preserve"> PAGEREF _Toc227157334 \h </w:instrText>
+        </w:r>
+        <w:r>
+          <w:rPr>
+            <w:noProof/>
+            <w:webHidden/>
+          </w:rPr>
+        </w:r>
+        <w:r>
+          <w:rPr>
+            <w:noProof/>
+            <w:webHidden/>
+          </w:rPr>
+          <w:fldChar w:fldCharType="separate"/>
+        </w:r>
+        <w:r>
+          <w:rPr>
+            <w:noProof/>
+            <w:webHidden/>
+          </w:rPr>
+          <w:t>10</w:t>
+        </w:r>
+        <w:r>
+          <w:rPr>
+            <w:noProof/>
+            <w:webHidden/>
+          </w:rPr>
+          <w:fldChar w:fldCharType="end"/>
+        </w:r>
+      </w:hyperlink>
+    </w:p>
+    <w:p>
+      <w:pPr>
         <w:rPr>
           <w:lang w:val="es-ES"/>
         </w:rPr>
@@ -3399,7 +4151,6 @@
           <w:bCs/>
           <w:lang w:val="es-ES"/>
         </w:rPr>
-        <w:lastRenderedPageBreak/>
         <w:t>Lista de Figuras</w:t>
       </w:r>
     </w:p>
@@ -3729,7 +4480,21 @@
         <w:rPr>
           <w:lang w:val="es-PE"/>
         </w:rPr>
-        <w:t>En este contexto, los equipos responsables del diseño y producción de cursos virtuales enfrentaron una doble presión: por un lado, la imposibilidad de coordinar presencialmente las etapas del proceso, y por otro, el incremento acelerado en el número de cursos que debían virtualizarse. El proceso de producción, que involucra a múltiples roles trabajando en cadena —diseñadores instruccionales, docentes revisores y virtualizadores—, se volvió especialmente vulnerable al trabajo remoto: cada entrega dependía de la disponibilidad del rol anterior, las reuniones de coordinación se dificultaron, y las versiones del contenido se multiplicaban sin control claro, generando reprocesos y retrasos acumulados.</w:t>
+        <w:t xml:space="preserve">En este contexto, los equipos responsables del diseño y producción de cursos virtuales enfrentaron una doble presión: por un lado, la imposibilidad de coordinar presencialmente las etapas del proceso, y por otro, el incremento acelerado en el número de cursos que debían virtualizarse. El proceso de producción, que involucra a múltiples roles trabajando en cadena —diseñadores instruccionales, docentes revisores y </w:t>
+      </w:r>
+      <w:proofErr w:type="spellStart"/>
+      <w:r>
+        <w:rPr>
+          <w:lang w:val="es-PE"/>
+        </w:rPr>
+        <w:t>virtualizadores</w:t>
+      </w:r>
+      <w:proofErr w:type="spellEnd"/>
+      <w:r>
+        <w:rPr>
+          <w:lang w:val="es-PE"/>
+        </w:rPr>
+        <w:t>—, se volvió especialmente vulnerable al trabajo remoto: cada entrega dependía de la disponibilidad del rol anterior, las reuniones de coordinación se dificultaron, y las versiones del contenido se multiplicaban sin control claro, generando reprocesos y retrasos acumulados.</w:t>
       </w:r>
     </w:p>
     <w:p>
@@ -3778,7 +4543,49 @@
         <w:rPr>
           <w:lang w:val="es-PE"/>
         </w:rPr>
-        <w:t>Frente a este escenario, los modelos de lenguaje de gran escala (LLMs) han emergido como una alternativa viable para asistir en la generación de contenido instruccional. Tlili et al. (2023) realizaron una revisión sistemática sobre el uso de IA generativa en educación, identificando que la generación de materiales instruccionales es una de las aplicaciones con mayor potencial de reducción de carga operativa, siempre que se mantengan mecanismos de revisión por expertos para garantizar la calidad pedagógica. Kasneci et al. (2023) destacaron que los LLMs pueden generar contenido educativo coherente y alineado a objetivos de aprendizaje cuando se les proporcionan estructuras pedagógicas claras como punto de partida, condición que el presente proyecto satisface al partir del sílabo y el acta de reunión de inicio del curso.</w:t>
+        <w:t>Frente a este escenario, los modelos de lenguaje de gran escala (</w:t>
+      </w:r>
+      <w:proofErr w:type="spellStart"/>
+      <w:r>
+        <w:rPr>
+          <w:lang w:val="es-PE"/>
+        </w:rPr>
+        <w:t>LLMs</w:t>
+      </w:r>
+      <w:proofErr w:type="spellEnd"/>
+      <w:r>
+        <w:rPr>
+          <w:lang w:val="es-PE"/>
+        </w:rPr>
+        <w:t xml:space="preserve">) han emergido como una alternativa viable para asistir en la generación de contenido instruccional. Tlili et al. (2023) realizaron una revisión sistemática sobre el uso de IA generativa en educación, identificando que la generación de materiales instruccionales es una de las aplicaciones con mayor potencial de reducción de carga operativa, siempre que se mantengan mecanismos de revisión por expertos para garantizar la calidad pedagógica. </w:t>
+      </w:r>
+      <w:proofErr w:type="spellStart"/>
+      <w:r>
+        <w:rPr>
+          <w:lang w:val="es-PE"/>
+        </w:rPr>
+        <w:t>Kasneci</w:t>
+      </w:r>
+      <w:proofErr w:type="spellEnd"/>
+      <w:r>
+        <w:rPr>
+          <w:lang w:val="es-PE"/>
+        </w:rPr>
+        <w:t xml:space="preserve"> et al. (2023) destacaron que los </w:t>
+      </w:r>
+      <w:proofErr w:type="spellStart"/>
+      <w:r>
+        <w:rPr>
+          <w:lang w:val="es-PE"/>
+        </w:rPr>
+        <w:t>LLMs</w:t>
+      </w:r>
+      <w:proofErr w:type="spellEnd"/>
+      <w:r>
+        <w:rPr>
+          <w:lang w:val="es-PE"/>
+        </w:rPr>
+        <w:t xml:space="preserve"> pueden generar contenido educativo coherente y alineado a objetivos de aprendizaje cuando se les proporcionan estructuras pedagógicas claras como punto de partida, condición que el presente proyecto satisface al partir del sílabo y el acta de reunión de inicio del curso.</w:t>
       </w:r>
     </w:p>
     <w:p>
@@ -3816,7 +4623,21 @@
         <w:rPr>
           <w:lang w:val="es-PE"/>
         </w:rPr>
-        <w:t>En el ámbito de la educación virtual, la institución cuenta con un proceso estructurado de producción de cursos denominado virtualización, que comprende la definición del diseño instruccional, la redacción del contenido textual por semana académica y la posterior producción de los recursos multimedia. Dentro de este proceso, el docente virtualizador es el profesional encargado de redactar los materiales instruccionales denominados IPES (Introducción, Presentaciones y Ejercicios), que constituyen el contenido textual base de cada semana del curso.</w:t>
+        <w:t xml:space="preserve">En el ámbito de la educación virtual, la institución cuenta con un proceso estructurado de producción de cursos denominado virtualización, que comprende la definición del diseño instruccional, la redacción del contenido textual por semana académica y la posterior producción de los recursos multimedia. Dentro de este proceso, el docente </w:t>
+      </w:r>
+      <w:proofErr w:type="spellStart"/>
+      <w:r>
+        <w:rPr>
+          <w:lang w:val="es-PE"/>
+        </w:rPr>
+        <w:t>virtualizador</w:t>
+      </w:r>
+      <w:proofErr w:type="spellEnd"/>
+      <w:r>
+        <w:rPr>
+          <w:lang w:val="es-PE"/>
+        </w:rPr>
+        <w:t xml:space="preserve"> es el profesional encargado de redactar los materiales instruccionales denominados IPES (Introducción, Presentaciones y Ejercicios), que constituyen el contenido textual base de cada semana del curso.</w:t>
       </w:r>
     </w:p>
     <w:p>
@@ -3830,7 +4651,21 @@
         <w:rPr>
           <w:lang w:val="es-PE"/>
         </w:rPr>
-        <w:t xml:space="preserve">El proceso de producción de un curso completo de 18 semanas toma en promedio entre dos y tres semanas de trabajo, durante las cuales el docente virtualizador genera los guiones de narración para los recursos de video, las introducciones a cada semana y las consignas de los ejercicios y actividades, tanto calificadas como no calificadas. La institución establece criterios pedagógicos precisos para este contenido, incluyendo la alineación con los logros </w:t>
+        <w:t xml:space="preserve">El proceso de producción de un curso completo de 18 semanas toma en promedio entre dos y tres semanas de trabajo, durante las cuales el docente </w:t>
+      </w:r>
+      <w:proofErr w:type="spellStart"/>
+      <w:r>
+        <w:rPr>
+          <w:lang w:val="es-PE"/>
+        </w:rPr>
+        <w:t>virtualizador</w:t>
+      </w:r>
+      <w:proofErr w:type="spellEnd"/>
+      <w:r>
+        <w:rPr>
+          <w:lang w:val="es-PE"/>
+        </w:rPr>
+        <w:t xml:space="preserve"> genera los guiones de narración para los recursos de video, las introducciones a cada semana y las consignas de los ejercicios y actividades, tanto calificadas como no calificadas. La institución establece criterios pedagógicos precisos para este contenido, incluyendo la alineación con los logros </w:t>
       </w:r>
       <w:r>
         <w:rPr>
@@ -3861,7 +4696,21 @@
         <w:rPr>
           <w:lang w:val="es-PE"/>
         </w:rPr>
-        <w:t>La demora en la gestión de contenido y materiales de los cursos virtuales en la institución constituye el problema central identificado. La producción de material educativo para los cursos virtuales enfrenta un cuello de botella operativo: la redacción de los materiales instruccionales de cada semana académica recae sobre el docente virtualizador, un profesional especializado que escribe manualmente las introducciones, guiones de narración para videos de presentación y consignas de actividades, asegurando que cada pieza esté alineada a los logros de aprendizaje del curso. Esta situación se origina en las siguientes causas:</w:t>
+        <w:t xml:space="preserve">La demora en la gestión de contenido y materiales de los cursos virtuales en la institución constituye el problema central identificado. La producción de material educativo para los cursos virtuales enfrenta un cuello de botella operativo: la redacción de los materiales instruccionales de cada semana académica recae sobre el docente </w:t>
+      </w:r>
+      <w:proofErr w:type="spellStart"/>
+      <w:r>
+        <w:rPr>
+          <w:lang w:val="es-PE"/>
+        </w:rPr>
+        <w:t>virtualizador</w:t>
+      </w:r>
+      <w:proofErr w:type="spellEnd"/>
+      <w:r>
+        <w:rPr>
+          <w:lang w:val="es-PE"/>
+        </w:rPr>
+        <w:t>, un profesional especializado que escribe manualmente las introducciones, guiones de narración para videos de presentación y consignas de actividades, asegurando que cada pieza esté alineada a los logros de aprendizaje del curso. Esta situación se origina en las siguientes causas:</w:t>
       </w:r>
     </w:p>
     <w:p>
@@ -3882,7 +4731,21 @@
         <w:rPr>
           <w:lang w:val="es-PE"/>
         </w:rPr>
-        <w:t>El proceso depende exclusivamente de la disponibilidad y capacidad del docente virtualizador, lo que hace que la producción de un curso completo tome en promedio entre dos y tres semanas. Esto limita la capacidad institucional de escalar la oferta académica virtual frente a una demanda creciente.</w:t>
+        <w:t xml:space="preserve">El proceso depende exclusivamente de la disponibilidad y capacidad del docente </w:t>
+      </w:r>
+      <w:proofErr w:type="spellStart"/>
+      <w:r>
+        <w:rPr>
+          <w:lang w:val="es-PE"/>
+        </w:rPr>
+        <w:t>virtualizador</w:t>
+      </w:r>
+      <w:proofErr w:type="spellEnd"/>
+      <w:r>
+        <w:rPr>
+          <w:lang w:val="es-PE"/>
+        </w:rPr>
+        <w:t>, lo que hace que la producción de un curso completo tome en promedio entre dos y tres semanas. Esto limita la capacidad institucional de escalar la oferta académica virtual frente a una demanda creciente.</w:t>
       </w:r>
     </w:p>
     <w:p>
@@ -3903,64 +4766,21 @@
         <w:rPr>
           <w:lang w:val="es-PE"/>
         </w:rPr>
-        <w:t>Al remunerar al docente virtualizador por horas trabajadas, el gasto de producción aumenta proporcionalmente con la cantidad de cursos, sin que exista actualmente un mecanismo que permita reducir esa carga sin comprometer la calidad del contenido.</w:t>
-      </w:r>
-    </w:p>
-    <w:p>
-      <w:pPr>
-        <w:spacing w:after="80"/>
-        <w:rPr>
-          <w:lang w:val="es-PE"/>
-        </w:rPr>
-      </w:pPr>
-      <w:r>
-        <w:rPr>
-          <w:b/>
-          <w:lang w:val="es-PE"/>
-        </w:rPr>
-        <w:t xml:space="preserve">3. Baja integración de inteligencia artificial en los procesos de virtualización: </w:t>
-      </w:r>
-      <w:r>
-        <w:rPr>
-          <w:lang w:val="es-PE"/>
-        </w:rPr>
-        <w:t>La incorporación de IA en procesos educativos es una tendencia que las instituciones de educación superior deberán atender progresivamente. Si la generación de contenido instruccional no se integra a este paradigma, las universidades perderán la oportunidad de conectar este proceso con otras etapas del flujo de virtualización que en el futuro también podrían ser asistidas por IA.</w:t>
-      </w:r>
-    </w:p>
-    <w:p>
-      <w:pPr>
-        <w:spacing w:after="80"/>
-        <w:rPr>
-          <w:lang w:val="es-PE"/>
-        </w:rPr>
-      </w:pPr>
-      <w:r>
-        <w:rPr>
-          <w:b/>
-          <w:bCs/>
-          <w:lang w:val="es-PE"/>
-        </w:rPr>
-        <w:t xml:space="preserve">4. Riesgo operativo a largo plazo: </w:t>
-      </w:r>
-      <w:r>
-        <w:rPr>
-          <w:lang w:val="es-PE"/>
-        </w:rPr>
-        <w:t>De no abordarse esta problemática, la generación de contenido continuará siendo un proceso manual, costoso y poco escalable, representando una limitación estructural para las instituciones que buscan ampliar su oferta virtual de manera sostenible.</w:t>
-      </w:r>
-    </w:p>
-    <w:p>
-      <w:pPr>
-        <w:spacing w:after="120"/>
-        <w:rPr>
-          <w:lang w:val="es-PE"/>
-        </w:rPr>
-      </w:pPr>
-      <w:r>
-        <w:rPr>
-          <w:lang w:val="es-PE"/>
-        </w:rPr>
-        <w:t>A continuación, se sintetiza la problemática del proyecto y sus causas subyacentes.</w:t>
+        <w:t xml:space="preserve">Al remunerar al docente </w:t>
+      </w:r>
+      <w:proofErr w:type="spellStart"/>
+      <w:r>
+        <w:rPr>
+          <w:lang w:val="es-PE"/>
+        </w:rPr>
+        <w:t>virtualizador</w:t>
+      </w:r>
+      <w:proofErr w:type="spellEnd"/>
+      <w:r>
+        <w:rPr>
+          <w:lang w:val="es-PE"/>
+        </w:rPr>
+        <w:t xml:space="preserve"> por horas trabajadas, el gasto de producción aumenta proporcionalmente con la cantidad de cursos, sin que exista actualmente un mecanismo que permita reducir esa carga sin comprometer la calidad del contenido.</w:t>
       </w:r>
     </w:p>
     <w:p>
@@ -3972,14 +4792,14 @@
           <w:lang w:val="es-PE"/>
         </w:rPr>
       </w:pPr>
-      <w:bookmarkStart w:id="4" w:name="_Toc226927506"/>
+      <w:bookmarkStart w:id="4" w:name="_Toc227156494"/>
+      <w:bookmarkStart w:id="5" w:name="_Toc227157326"/>
       <w:r>
         <w:rPr>
           <w:sz w:val="24"/>
           <w:szCs w:val="24"/>
           <w:lang w:val="es-PE"/>
         </w:rPr>
-        <w:lastRenderedPageBreak/>
         <w:t xml:space="preserve">Tabla </w:t>
       </w:r>
       <w:r>
@@ -4026,420 +4846,21 @@
           <w:szCs w:val="24"/>
           <w:lang w:val="es-PE"/>
         </w:rPr>
-        <w:t xml:space="preserve"> Síntesis de problemática</w:t>
+        <w:t xml:space="preserve"> Comparativa de costo: proceso manual vs. solución IA</w:t>
       </w:r>
       <w:bookmarkEnd w:id="4"/>
+      <w:bookmarkEnd w:id="5"/>
     </w:p>
     <w:tbl>
       <w:tblPr>
-        <w:tblW w:w="0" w:type="auto"/>
-        <w:tblLook w:val="04A0" w:firstRow="1" w:lastRow="0" w:firstColumn="1" w:lastColumn="0" w:noHBand="0" w:noVBand="1"/>
-      </w:tblPr>
-      <w:tblGrid>
-        <w:gridCol w:w="4393"/>
-        <w:gridCol w:w="4393"/>
-      </w:tblGrid>
-      <w:tr>
-        <w:tc>
-          <w:tcPr>
-            <w:tcW w:w="4393" w:type="dxa"/>
-            <w:shd w:val="clear" w:color="auto" w:fill="1F3864" w:themeFill="accent5" w:themeFillShade="80"/>
-          </w:tcPr>
-          <w:p>
-            <w:r>
-              <w:rPr>
-                <w:b/>
-                <w:color w:val="FFFFFF"/>
-              </w:rPr>
-              <w:t>Problema</w:t>
-            </w:r>
-          </w:p>
-        </w:tc>
-        <w:tc>
-          <w:tcPr>
-            <w:tcW w:w="4393" w:type="dxa"/>
-            <w:shd w:val="clear" w:color="auto" w:fill="1F3864" w:themeFill="accent5" w:themeFillShade="80"/>
-          </w:tcPr>
-          <w:p>
-            <w:r>
-              <w:rPr>
-                <w:b/>
-                <w:color w:val="FFFFFF"/>
-              </w:rPr>
-              <w:t>Causas</w:t>
-            </w:r>
-          </w:p>
-        </w:tc>
-      </w:tr>
-      <w:tr>
-        <w:tc>
-          <w:tcPr>
-            <w:tcW w:w="4393" w:type="dxa"/>
-          </w:tcPr>
-          <w:p>
-            <w:pPr>
-              <w:rPr>
-                <w:lang w:val="es-PE"/>
-              </w:rPr>
-            </w:pPr>
-            <w:r>
-              <w:rPr>
-                <w:lang w:val="es-ES"/>
-              </w:rPr>
-              <w:t>Demora en la gestión de contenido de materiales de los cursos virtuales en universidades del Perú</w:t>
-            </w:r>
-          </w:p>
-        </w:tc>
-        <w:tc>
-          <w:tcPr>
-            <w:tcW w:w="4393" w:type="dxa"/>
-          </w:tcPr>
-          <w:p>
-            <w:pPr>
-              <w:rPr>
-                <w:lang w:val="es-PE"/>
-              </w:rPr>
-            </w:pPr>
-            <w:r>
-              <w:rPr>
-                <w:lang w:val="es-PE"/>
-              </w:rPr>
-              <w:t>• Dependencia exclusiva del docente virtualizador para producir el contenido semanal.</w:t>
-            </w:r>
-            <w:r>
-              <w:rPr>
-                <w:lang w:val="es-PE"/>
-              </w:rPr>
-              <w:br/>
-              <w:t>• Remuneración por hora que escala linealmente con el volumen de cursos.</w:t>
-            </w:r>
-            <w:r>
-              <w:rPr>
-                <w:lang w:val="es-PE"/>
-              </w:rPr>
-              <w:br/>
-              <w:t>• Ausencia de herramientas de IA en la fase de generación de contenido instruccional.</w:t>
-            </w:r>
-            <w:r>
-              <w:rPr>
-                <w:lang w:val="es-PE"/>
-              </w:rPr>
-              <w:br/>
-              <w:t>• Proceso no escalable que limita el crecimiento sostenible de la oferta virtual.</w:t>
-            </w:r>
-          </w:p>
-        </w:tc>
-      </w:tr>
-    </w:tbl>
-    <w:p>
-      <w:pPr>
-        <w:spacing w:after="120"/>
-        <w:rPr>
-          <w:lang w:val="es-PE"/>
-        </w:rPr>
-      </w:pPr>
-      <w:r>
-        <w:rPr>
-          <w:lang w:val="es-PE"/>
-        </w:rPr>
-        <w:t>Desde el punto de vista de la Ingeniería de Sistemas de Información, este problema se traduce en la necesidad de diseñar e implementar una solución basada en agentes de inteligencia artificial que automatice y estructure la fase de generación de contenido textual, reduciendo la dependencia del factor humano en las tareas repetitivas del proceso de virtualización y permitiendo escalar la producción de cursos sin incrementar proporcionalmente los costos operativos.</w:t>
-      </w:r>
-    </w:p>
-    <w:p>
-      <w:pPr>
-        <w:pStyle w:val="Ttulo2"/>
-      </w:pPr>
-      <w:bookmarkStart w:id="5" w:name="_Toc226926562"/>
-      <w:r>
-        <w:t>Objetivos</w:t>
-      </w:r>
-      <w:bookmarkEnd w:id="5"/>
-    </w:p>
-    <w:p>
-      <w:pPr>
-        <w:spacing w:after="120"/>
-        <w:rPr>
-          <w:lang w:val="es-PE"/>
-        </w:rPr>
-      </w:pPr>
-      <w:r>
-        <w:rPr>
-          <w:lang w:val="es-PE"/>
-        </w:rPr>
-        <w:t xml:space="preserve">A </w:t>
-      </w:r>
-      <w:r>
-        <w:rPr>
-          <w:lang w:val="es-PE"/>
-        </w:rPr>
-        <w:t>continuación,</w:t>
-      </w:r>
-      <w:r>
-        <w:rPr>
-          <w:lang w:val="es-PE"/>
-        </w:rPr>
-        <w:t xml:space="preserve"> se describen los objetivos propuestos para dar solución a la problemática identificada.</w:t>
-      </w:r>
-    </w:p>
-    <w:p>
-      <w:pPr>
-        <w:pStyle w:val="Ttulo3"/>
-      </w:pPr>
-      <w:bookmarkStart w:id="6" w:name="_Toc226926563"/>
-      <w:r>
-        <w:t>Objetivo general</w:t>
-      </w:r>
-      <w:bookmarkEnd w:id="6"/>
-    </w:p>
-    <w:p>
-      <w:pPr>
-        <w:spacing w:after="120"/>
-        <w:rPr>
-          <w:lang w:val="es-PE"/>
-        </w:rPr>
-      </w:pPr>
-      <w:r>
-        <w:rPr>
-          <w:lang w:val="es-PE"/>
-        </w:rPr>
-        <w:t xml:space="preserve">Implementar </w:t>
-      </w:r>
-      <w:r>
-        <w:rPr>
-          <w:lang w:val="es-PE"/>
-        </w:rPr>
-        <w:t>una</w:t>
-      </w:r>
-      <w:r>
-        <w:rPr>
-          <w:lang w:val="es-PE"/>
-        </w:rPr>
-        <w:t xml:space="preserve"> solución tecnológica basada en inteligencia artificial para optimizar el tiempo</w:t>
-      </w:r>
-      <w:r>
-        <w:rPr>
-          <w:lang w:val="es-PE"/>
-        </w:rPr>
-        <w:t xml:space="preserve"> en</w:t>
-      </w:r>
-      <w:r>
-        <w:rPr>
-          <w:lang w:val="es-PE"/>
-        </w:rPr>
-        <w:t xml:space="preserve"> la generación de contenido</w:t>
-      </w:r>
-      <w:r>
-        <w:rPr>
-          <w:lang w:val="es-PE"/>
-        </w:rPr>
-        <w:t xml:space="preserve"> de cursos virtuales en universidades del Perú</w:t>
-      </w:r>
-    </w:p>
-    <w:p>
-      <w:pPr>
-        <w:pStyle w:val="Ttulo3"/>
-      </w:pPr>
-      <w:bookmarkStart w:id="7" w:name="_Toc226926564"/>
-      <w:r>
-        <w:t>Objetivos específicos</w:t>
-      </w:r>
-      <w:bookmarkEnd w:id="7"/>
-    </w:p>
-    <w:p>
-      <w:pPr>
-        <w:spacing w:after="80"/>
-        <w:rPr>
-          <w:lang w:val="es-PE"/>
-        </w:rPr>
-      </w:pPr>
-      <w:r>
-        <w:rPr>
-          <w:b/>
-          <w:lang w:val="es-PE"/>
-        </w:rPr>
-        <w:t xml:space="preserve">OE1: </w:t>
-      </w:r>
-      <w:r>
-        <w:rPr>
-          <w:lang w:val="es-PE"/>
-        </w:rPr>
-        <w:t>Analizar la solución tecnológica basada en IA para optimizar el tiempo en la generación de contenido de cursos virtuales.</w:t>
-      </w:r>
-    </w:p>
-    <w:p>
-      <w:pPr>
-        <w:spacing w:after="80"/>
-        <w:rPr>
-          <w:lang w:val="es-PE"/>
-        </w:rPr>
-      </w:pPr>
-      <w:r>
-        <w:rPr>
-          <w:b/>
-          <w:lang w:val="es-PE"/>
-        </w:rPr>
-        <w:t xml:space="preserve">OE2: </w:t>
-      </w:r>
-      <w:r>
-        <w:rPr>
-          <w:lang w:val="es-PE"/>
-        </w:rPr>
-        <w:t>Diseñar la arquitectura de la solución tecnológica basada en IA para optimizar el tiempo en la generación de contenido de cursos virtuales en universidades del Perú.</w:t>
-      </w:r>
-    </w:p>
-    <w:p>
-      <w:pPr>
-        <w:spacing w:after="80"/>
-        <w:rPr>
-          <w:lang w:val="es-PE"/>
-        </w:rPr>
-      </w:pPr>
-      <w:r>
-        <w:rPr>
-          <w:b/>
-          <w:lang w:val="es-PE"/>
-        </w:rPr>
-        <w:t xml:space="preserve">OE3: </w:t>
-      </w:r>
-      <w:r>
-        <w:rPr>
-          <w:lang w:val="es-PE"/>
-        </w:rPr>
-        <w:t>Implementar y validar la solución tecnológica basada en IA para optimizar el tiempo en la generación de contenido de cursos virtuales mediante métricas de rendimiento.</w:t>
-      </w:r>
-    </w:p>
-    <w:p>
-      <w:pPr>
-        <w:spacing w:after="80"/>
-        <w:rPr>
-          <w:lang w:val="es-PE"/>
-        </w:rPr>
-      </w:pPr>
-      <w:r>
-        <w:rPr>
-          <w:b/>
-          <w:bCs/>
-          <w:lang w:val="es-PE"/>
-        </w:rPr>
-        <w:lastRenderedPageBreak/>
-        <w:t xml:space="preserve">OE4: </w:t>
-      </w:r>
-      <w:r>
-        <w:rPr>
-          <w:lang w:val="es-PE"/>
-        </w:rPr>
-        <w:t xml:space="preserve">Elaborar </w:t>
-      </w:r>
-      <w:bookmarkStart w:id="8" w:name="_Int_euz9ULN8"/>
-      <w:r>
-        <w:rPr>
-          <w:lang w:val="es-PE"/>
-        </w:rPr>
-        <w:t>un plan</w:t>
-      </w:r>
-      <w:bookmarkEnd w:id="8"/>
-      <w:r>
-        <w:rPr>
-          <w:lang w:val="es-PE"/>
-        </w:rPr>
-        <w:t xml:space="preserve"> de continuidad que asegure la viabilidad técnica de la solución tecnológica propuesta en el tiempo.</w:t>
-      </w:r>
-    </w:p>
-    <w:p>
-      <w:pPr>
-        <w:pStyle w:val="Ttulo2"/>
-      </w:pPr>
-      <w:bookmarkStart w:id="9" w:name="_Toc226926565"/>
-      <w:r>
-        <w:t>Indicadores de éxito</w:t>
-      </w:r>
-      <w:bookmarkEnd w:id="9"/>
-    </w:p>
-    <w:p>
-      <w:pPr>
-        <w:spacing w:after="120"/>
-        <w:rPr>
-          <w:lang w:val="es-PE"/>
-        </w:rPr>
-      </w:pPr>
-      <w:r>
-        <w:rPr>
-          <w:lang w:val="es-PE"/>
-        </w:rPr>
-        <w:t>En la siguiente tabla se presentan los indicadores de éxito del proyecto, asociados a cada objetivo específico.</w:t>
-      </w:r>
-    </w:p>
-    <w:p>
-      <w:pPr>
-        <w:pStyle w:val="Descripcin"/>
-        <w:rPr>
-          <w:sz w:val="24"/>
-          <w:szCs w:val="24"/>
-          <w:lang w:val="es-PE"/>
-        </w:rPr>
-      </w:pPr>
-      <w:bookmarkStart w:id="10" w:name="_Toc226927507"/>
-      <w:r>
-        <w:rPr>
-          <w:sz w:val="24"/>
-          <w:szCs w:val="24"/>
-        </w:rPr>
-        <w:t xml:space="preserve">Tabla </w:t>
-      </w:r>
-      <w:r>
-        <w:rPr>
-          <w:sz w:val="24"/>
-          <w:szCs w:val="24"/>
-        </w:rPr>
-        <w:fldChar w:fldCharType="begin"/>
-      </w:r>
-      <w:r>
-        <w:rPr>
-          <w:sz w:val="24"/>
-          <w:szCs w:val="24"/>
-        </w:rPr>
-        <w:instrText xml:space="preserve"> SEQ Tabla \* ARABIC </w:instrText>
-      </w:r>
-      <w:r>
-        <w:rPr>
-          <w:sz w:val="24"/>
-          <w:szCs w:val="24"/>
-        </w:rPr>
-        <w:fldChar w:fldCharType="separate"/>
-      </w:r>
-      <w:r>
-        <w:rPr>
-          <w:noProof/>
-          <w:sz w:val="24"/>
-          <w:szCs w:val="24"/>
-        </w:rPr>
-        <w:t>2</w:t>
-      </w:r>
-      <w:r>
-        <w:rPr>
-          <w:sz w:val="24"/>
-          <w:szCs w:val="24"/>
-        </w:rPr>
-        <w:fldChar w:fldCharType="end"/>
-      </w:r>
-      <w:r>
-        <w:rPr>
-          <w:sz w:val="24"/>
-          <w:szCs w:val="24"/>
-        </w:rPr>
-        <w:t xml:space="preserve"> Indicadores de éxito</w:t>
-      </w:r>
-      <w:bookmarkEnd w:id="10"/>
-    </w:p>
-    <w:tbl>
-      <w:tblPr>
+        <w:tblStyle w:val="Tablaconcuadrcula"/>
         <w:tblW w:w="0" w:type="auto"/>
         <w:tblLook w:val="04A0" w:firstRow="1" w:lastRow="0" w:firstColumn="1" w:lastColumn="0" w:noHBand="0" w:noVBand="1"/>
       </w:tblPr>
       <w:tblGrid>
         <w:gridCol w:w="2929"/>
-        <w:gridCol w:w="2929"/>
-        <w:gridCol w:w="2929"/>
+        <w:gridCol w:w="2906"/>
+        <w:gridCol w:w="2942"/>
       </w:tblGrid>
       <w:tr>
         <w:tc>
@@ -4448,28 +4869,862 @@
             <w:shd w:val="clear" w:color="auto" w:fill="1F3864"/>
           </w:tcPr>
           <w:p>
+            <w:proofErr w:type="spellStart"/>
             <w:r>
               <w:rPr>
                 <w:b/>
                 <w:color w:val="FFFFFF"/>
               </w:rPr>
-              <w:t>Indicador</w:t>
-            </w:r>
-          </w:p>
-        </w:tc>
+              <w:t>Proceso</w:t>
+            </w:r>
+            <w:proofErr w:type="spellEnd"/>
+          </w:p>
+        </w:tc>
+        <w:tc>
+          <w:tcPr>
+            <w:tcW w:w="2906" w:type="dxa"/>
+            <w:shd w:val="clear" w:color="auto" w:fill="1F3864"/>
+          </w:tcPr>
+          <w:p>
+            <w:r>
+              <w:rPr>
+                <w:b/>
+                <w:color w:val="FFFFFF"/>
+              </w:rPr>
+              <w:t xml:space="preserve">Tiempo / Costo </w:t>
+            </w:r>
+            <w:proofErr w:type="spellStart"/>
+            <w:r>
+              <w:rPr>
+                <w:b/>
+                <w:color w:val="FFFFFF"/>
+              </w:rPr>
+              <w:t>estimado</w:t>
+            </w:r>
+            <w:proofErr w:type="spellEnd"/>
+          </w:p>
+        </w:tc>
+        <w:tc>
+          <w:tcPr>
+            <w:tcW w:w="2942" w:type="dxa"/>
+            <w:shd w:val="clear" w:color="auto" w:fill="1F3864"/>
+          </w:tcPr>
+          <w:p>
+            <w:proofErr w:type="spellStart"/>
+            <w:r>
+              <w:rPr>
+                <w:b/>
+                <w:color w:val="FFFFFF"/>
+              </w:rPr>
+              <w:t>Observaciones</w:t>
+            </w:r>
+            <w:proofErr w:type="spellEnd"/>
+          </w:p>
+        </w:tc>
+      </w:tr>
+      <w:tr>
+        <w:tc>
+          <w:tcPr>
+            <w:tcW w:w="2929" w:type="dxa"/>
+          </w:tcPr>
+          <w:p>
+            <w:r>
+              <w:t>Manual (</w:t>
+            </w:r>
+            <w:proofErr w:type="spellStart"/>
+            <w:r>
+              <w:t>docente</w:t>
+            </w:r>
+            <w:proofErr w:type="spellEnd"/>
+            <w:r>
+              <w:t xml:space="preserve"> </w:t>
+            </w:r>
+            <w:proofErr w:type="spellStart"/>
+            <w:r>
+              <w:t>virtualizador</w:t>
+            </w:r>
+            <w:proofErr w:type="spellEnd"/>
+            <w:r>
+              <w:t>)</w:t>
+            </w:r>
+          </w:p>
+        </w:tc>
+        <w:tc>
+          <w:tcPr>
+            <w:tcW w:w="2906" w:type="dxa"/>
+          </w:tcPr>
+          <w:p>
+            <w:pPr>
+              <w:rPr>
+                <w:lang w:val="es-PE"/>
+              </w:rPr>
+            </w:pPr>
+            <w:r>
+              <w:rPr>
+                <w:lang w:val="es-PE"/>
+              </w:rPr>
+              <w:t>~2 a 3 semanas × tarifa por hora</w:t>
+            </w:r>
+          </w:p>
+        </w:tc>
+        <w:tc>
+          <w:tcPr>
+            <w:tcW w:w="2942" w:type="dxa"/>
+          </w:tcPr>
+          <w:p>
+            <w:pPr>
+              <w:rPr>
+                <w:lang w:val="es-PE"/>
+              </w:rPr>
+            </w:pPr>
+            <w:r>
+              <w:rPr>
+                <w:lang w:val="es-PE"/>
+              </w:rPr>
+              <w:t>Costo variable según volumen; no escalable sin incremento proporcional de horas.</w:t>
+            </w:r>
+          </w:p>
+        </w:tc>
+      </w:tr>
+      <w:tr>
+        <w:tc>
+          <w:tcPr>
+            <w:tcW w:w="2929" w:type="dxa"/>
+          </w:tcPr>
+          <w:p>
+            <w:pPr>
+              <w:rPr>
+                <w:lang w:val="es-PE"/>
+              </w:rPr>
+            </w:pPr>
+            <w:r>
+              <w:rPr>
+                <w:lang w:val="es-PE"/>
+              </w:rPr>
+              <w:t>Solución IA (Gemini 2.5-flash-lite)</w:t>
+            </w:r>
+          </w:p>
+        </w:tc>
+        <w:tc>
+          <w:tcPr>
+            <w:tcW w:w="2906" w:type="dxa"/>
+          </w:tcPr>
+          <w:p>
+            <w:pPr>
+              <w:rPr>
+                <w:lang w:val="es-PE"/>
+              </w:rPr>
+            </w:pPr>
+            <w:r>
+              <w:rPr>
+                <w:lang w:val="es-PE"/>
+              </w:rPr>
+              <w:t>~$0.025 USD por curso (IPES)</w:t>
+            </w:r>
+            <w:r>
+              <w:rPr>
+                <w:lang w:val="es-PE"/>
+              </w:rPr>
+              <w:br/>
+              <w:t>~$0.064 USD por curso (flujo completo)</w:t>
+            </w:r>
+          </w:p>
+        </w:tc>
+        <w:tc>
+          <w:tcPr>
+            <w:tcW w:w="2942" w:type="dxa"/>
+          </w:tcPr>
+          <w:p>
+            <w:pPr>
+              <w:rPr>
+                <w:lang w:val="es-PE"/>
+              </w:rPr>
+            </w:pPr>
+            <w:r>
+              <w:rPr>
+                <w:lang w:val="es-PE"/>
+              </w:rPr>
+              <w:t>Costo fijo por ejecución, independiente del número de cursos procesados en paralelo.</w:t>
+            </w:r>
+          </w:p>
+        </w:tc>
+      </w:tr>
+    </w:tbl>
+    <w:p>
+      <w:pPr>
+        <w:spacing w:after="80"/>
+        <w:rPr>
+          <w:lang w:val="es-PE"/>
+        </w:rPr>
+      </w:pPr>
+      <w:r>
+        <w:rPr>
+          <w:lang w:val="es-PE"/>
+        </w:rPr>
+        <w:lastRenderedPageBreak/>
+        <w:t xml:space="preserve">Los costos presentados se basan en datos reales obtenidos del registro de tokens del sistema, </w:t>
+      </w:r>
+      <w:proofErr w:type="spellStart"/>
+      <w:r>
+        <w:rPr>
+          <w:lang w:val="es-PE"/>
+        </w:rPr>
+        <w:t>token_usage.jsonl</w:t>
+      </w:r>
+      <w:proofErr w:type="spellEnd"/>
+      <w:r>
+        <w:rPr>
+          <w:lang w:val="es-PE"/>
+        </w:rPr>
+        <w:t xml:space="preserve">, correspondientes a 566 llamadas de ejecución. El costo de 0.025 USD corresponde únicamente a la generación de materiales IPES, introducción, presentaciones y ejercicios. El costo de 0.064 USD incluye adicionalmente la generación del material base de referencia, </w:t>
+      </w:r>
+      <w:proofErr w:type="spellStart"/>
+      <w:r>
+        <w:rPr>
+          <w:lang w:val="es-PE"/>
+        </w:rPr>
+        <w:t>genera_material_base</w:t>
+      </w:r>
+      <w:proofErr w:type="spellEnd"/>
+      <w:r>
+        <w:rPr>
+          <w:lang w:val="es-PE"/>
+        </w:rPr>
+        <w:t>, que es opcional en el flujo de producción.</w:t>
+      </w:r>
+    </w:p>
+    <w:p>
+      <w:pPr>
+        <w:spacing w:after="80"/>
+        <w:rPr>
+          <w:lang w:val="es-PE"/>
+        </w:rPr>
+      </w:pPr>
+      <w:r>
+        <w:rPr>
+          <w:b/>
+          <w:lang w:val="es-PE"/>
+        </w:rPr>
+        <w:t xml:space="preserve">3. Baja integración de inteligencia artificial en los procesos de virtualización: </w:t>
+      </w:r>
+      <w:r>
+        <w:rPr>
+          <w:lang w:val="es-PE"/>
+        </w:rPr>
+        <w:t>La incorporación de IA en procesos educativos es una tendencia que las instituciones de educación superior deberán atender progresivamente. Si la generación de contenido instruccional no se integra a este paradigma, las universidades perderán la oportunidad de conectar este proceso con otras etapas del flujo de virtualización que en el futuro también podrían ser asistidas por IA.</w:t>
+      </w:r>
+    </w:p>
+    <w:p>
+      <w:pPr>
+        <w:spacing w:after="80"/>
+        <w:rPr>
+          <w:lang w:val="es-PE"/>
+        </w:rPr>
+      </w:pPr>
+      <w:r>
+        <w:rPr>
+          <w:b/>
+          <w:bCs/>
+          <w:lang w:val="es-PE"/>
+        </w:rPr>
+        <w:t xml:space="preserve">4. Riesgo operativo a largo plazo: </w:t>
+      </w:r>
+      <w:r>
+        <w:rPr>
+          <w:lang w:val="es-PE"/>
+        </w:rPr>
+        <w:t>De no abordarse esta problemática, la generación de contenido continuará siendo un proceso manual, costoso y poco escalable, representando una limitación estructural para las instituciones que buscan ampliar su oferta virtual de manera sostenible.</w:t>
+      </w:r>
+    </w:p>
+    <w:p>
+      <w:pPr>
+        <w:spacing w:after="120"/>
+        <w:rPr>
+          <w:lang w:val="es-PE"/>
+        </w:rPr>
+      </w:pPr>
+      <w:r>
+        <w:rPr>
+          <w:lang w:val="es-PE"/>
+        </w:rPr>
+        <w:t>A continuación, se sintetiza la problemática del proyecto y sus causas subyacentes.</w:t>
+      </w:r>
+    </w:p>
+    <w:p>
+      <w:pPr>
+        <w:pStyle w:val="Descripcin"/>
+        <w:rPr>
+          <w:sz w:val="24"/>
+          <w:szCs w:val="24"/>
+          <w:lang w:val="es-PE"/>
+        </w:rPr>
+      </w:pPr>
+      <w:bookmarkStart w:id="6" w:name="_Toc226927506"/>
+      <w:bookmarkStart w:id="7" w:name="_Toc227156495"/>
+      <w:bookmarkStart w:id="8" w:name="_Toc227157327"/>
+      <w:r>
+        <w:rPr>
+          <w:sz w:val="24"/>
+          <w:szCs w:val="24"/>
+          <w:lang w:val="es-PE"/>
+        </w:rPr>
+        <w:t xml:space="preserve">Tabla </w:t>
+      </w:r>
+      <w:r>
+        <w:rPr>
+          <w:sz w:val="24"/>
+          <w:szCs w:val="24"/>
+        </w:rPr>
+        <w:fldChar w:fldCharType="begin"/>
+      </w:r>
+      <w:r>
+        <w:rPr>
+          <w:sz w:val="24"/>
+          <w:szCs w:val="24"/>
+          <w:lang w:val="es-PE"/>
+        </w:rPr>
+        <w:instrText xml:space="preserve"> SEQ Tabla \* ARABIC </w:instrText>
+      </w:r>
+      <w:r>
+        <w:rPr>
+          <w:sz w:val="24"/>
+          <w:szCs w:val="24"/>
+        </w:rPr>
+        <w:fldChar w:fldCharType="separate"/>
+      </w:r>
+      <w:r>
+        <w:rPr>
+          <w:noProof/>
+          <w:sz w:val="24"/>
+          <w:szCs w:val="24"/>
+          <w:lang w:val="es-PE"/>
+        </w:rPr>
+        <w:t>2</w:t>
+      </w:r>
+      <w:r>
+        <w:rPr>
+          <w:sz w:val="24"/>
+          <w:szCs w:val="24"/>
+        </w:rPr>
+        <w:fldChar w:fldCharType="end"/>
+      </w:r>
+      <w:r>
+        <w:rPr>
+          <w:sz w:val="24"/>
+          <w:szCs w:val="24"/>
+          <w:lang w:val="es-PE"/>
+        </w:rPr>
+        <w:t xml:space="preserve"> Síntesis de problemática</w:t>
+      </w:r>
+      <w:bookmarkEnd w:id="6"/>
+      <w:bookmarkEnd w:id="7"/>
+      <w:bookmarkEnd w:id="8"/>
+    </w:p>
+    <w:tbl>
+      <w:tblPr>
+        <w:tblW w:w="0" w:type="auto"/>
+        <w:tblBorders>
+          <w:top w:val="single" w:sz="4" w:space="0" w:color="auto"/>
+          <w:left w:val="single" w:sz="4" w:space="0" w:color="auto"/>
+          <w:bottom w:val="single" w:sz="4" w:space="0" w:color="auto"/>
+          <w:right w:val="single" w:sz="4" w:space="0" w:color="auto"/>
+          <w:insideH w:val="single" w:sz="4" w:space="0" w:color="auto"/>
+          <w:insideV w:val="single" w:sz="4" w:space="0" w:color="auto"/>
+        </w:tblBorders>
+        <w:tblLook w:val="04A0" w:firstRow="1" w:lastRow="0" w:firstColumn="1" w:lastColumn="0" w:noHBand="0" w:noVBand="1"/>
+      </w:tblPr>
+      <w:tblGrid>
+        <w:gridCol w:w="4388"/>
+        <w:gridCol w:w="4389"/>
+      </w:tblGrid>
+      <w:tr>
+        <w:tc>
+          <w:tcPr>
+            <w:tcW w:w="4393" w:type="dxa"/>
+            <w:shd w:val="clear" w:color="auto" w:fill="1F3864" w:themeFill="accent5" w:themeFillShade="80"/>
+          </w:tcPr>
+          <w:p>
+            <w:proofErr w:type="spellStart"/>
+            <w:r>
+              <w:rPr>
+                <w:b/>
+                <w:color w:val="FFFFFF"/>
+              </w:rPr>
+              <w:t>Problema</w:t>
+            </w:r>
+            <w:proofErr w:type="spellEnd"/>
+          </w:p>
+        </w:tc>
+        <w:tc>
+          <w:tcPr>
+            <w:tcW w:w="4393" w:type="dxa"/>
+            <w:shd w:val="clear" w:color="auto" w:fill="1F3864" w:themeFill="accent5" w:themeFillShade="80"/>
+          </w:tcPr>
+          <w:p>
+            <w:proofErr w:type="spellStart"/>
+            <w:r>
+              <w:rPr>
+                <w:b/>
+                <w:color w:val="FFFFFF"/>
+              </w:rPr>
+              <w:t>Causas</w:t>
+            </w:r>
+            <w:proofErr w:type="spellEnd"/>
+          </w:p>
+        </w:tc>
+      </w:tr>
+      <w:tr>
+        <w:tc>
+          <w:tcPr>
+            <w:tcW w:w="4393" w:type="dxa"/>
+          </w:tcPr>
+          <w:p>
+            <w:pPr>
+              <w:rPr>
+                <w:lang w:val="es-PE"/>
+              </w:rPr>
+            </w:pPr>
+            <w:r>
+              <w:rPr>
+                <w:lang w:val="es-ES"/>
+              </w:rPr>
+              <w:t>Demora en la gestión de contenido de materiales de los cursos virtuales en universidades del Perú</w:t>
+            </w:r>
+          </w:p>
+        </w:tc>
+        <w:tc>
+          <w:tcPr>
+            <w:tcW w:w="4393" w:type="dxa"/>
+          </w:tcPr>
+          <w:p>
+            <w:pPr>
+              <w:rPr>
+                <w:lang w:val="es-PE"/>
+              </w:rPr>
+            </w:pPr>
+            <w:r>
+              <w:rPr>
+                <w:lang w:val="es-PE"/>
+              </w:rPr>
+              <w:t xml:space="preserve">• Dependencia exclusiva del docente </w:t>
+            </w:r>
+            <w:proofErr w:type="spellStart"/>
+            <w:r>
+              <w:rPr>
+                <w:lang w:val="es-PE"/>
+              </w:rPr>
+              <w:t>virtualizador</w:t>
+            </w:r>
+            <w:proofErr w:type="spellEnd"/>
+            <w:r>
+              <w:rPr>
+                <w:lang w:val="es-PE"/>
+              </w:rPr>
+              <w:t xml:space="preserve"> para producir el contenido semanal.</w:t>
+            </w:r>
+            <w:r>
+              <w:rPr>
+                <w:lang w:val="es-PE"/>
+              </w:rPr>
+              <w:br/>
+              <w:t>• Remuneración por hora que escala linealmente con el volumen de cursos.</w:t>
+            </w:r>
+            <w:r>
+              <w:rPr>
+                <w:lang w:val="es-PE"/>
+              </w:rPr>
+              <w:br/>
+              <w:t>• Ausencia de herramientas de IA en la fase de generación de contenido instruccional.</w:t>
+            </w:r>
+            <w:r>
+              <w:rPr>
+                <w:lang w:val="es-PE"/>
+              </w:rPr>
+              <w:br/>
+              <w:t>• Proceso no escalable que limita el crecimiento sostenible de la oferta virtual.</w:t>
+            </w:r>
+          </w:p>
+        </w:tc>
+      </w:tr>
+    </w:tbl>
+    <w:p>
+      <w:pPr>
+        <w:spacing w:after="120"/>
+        <w:rPr>
+          <w:lang w:val="es-PE"/>
+        </w:rPr>
+      </w:pPr>
+      <w:r>
+        <w:rPr>
+          <w:lang w:val="es-PE"/>
+        </w:rPr>
+        <w:t xml:space="preserve">Desde el punto de vista de la Ingeniería de Sistemas de Información, este problema se traduce en la necesidad de diseñar e implementar una solución basada en agentes de inteligencia artificial que automatice y estructure la fase de generación de contenido textual, reduciendo la dependencia del factor humano en las tareas repetitivas del proceso de virtualización y </w:t>
+      </w:r>
+      <w:r>
+        <w:rPr>
+          <w:lang w:val="es-PE"/>
+        </w:rPr>
+        <w:lastRenderedPageBreak/>
+        <w:t>permitiendo escalar la producción de cursos sin incrementar proporcionalmente los costos operativos.</w:t>
+      </w:r>
+    </w:p>
+    <w:p>
+      <w:pPr>
+        <w:pStyle w:val="Ttulo2"/>
+      </w:pPr>
+      <w:bookmarkStart w:id="9" w:name="_Toc226926562"/>
+      <w:r>
+        <w:t>Objetivos</w:t>
+      </w:r>
+      <w:bookmarkEnd w:id="9"/>
+    </w:p>
+    <w:p>
+      <w:pPr>
+        <w:spacing w:after="120"/>
+        <w:rPr>
+          <w:lang w:val="es-PE"/>
+        </w:rPr>
+      </w:pPr>
+      <w:r>
+        <w:rPr>
+          <w:lang w:val="es-PE"/>
+        </w:rPr>
+        <w:t xml:space="preserve">A </w:t>
+      </w:r>
+      <w:r>
+        <w:rPr>
+          <w:lang w:val="es-PE"/>
+        </w:rPr>
+        <w:t>continuación,</w:t>
+      </w:r>
+      <w:r>
+        <w:rPr>
+          <w:lang w:val="es-PE"/>
+        </w:rPr>
+        <w:t xml:space="preserve"> se describen los objetivos propuestos para dar solución a la problemática identificada.</w:t>
+      </w:r>
+    </w:p>
+    <w:p>
+      <w:pPr>
+        <w:pStyle w:val="Ttulo3"/>
+      </w:pPr>
+      <w:bookmarkStart w:id="10" w:name="_Toc226926563"/>
+      <w:r>
+        <w:t>Objetivo general</w:t>
+      </w:r>
+      <w:bookmarkEnd w:id="10"/>
+    </w:p>
+    <w:p>
+      <w:pPr>
+        <w:spacing w:after="120"/>
+        <w:rPr>
+          <w:lang w:val="es-PE"/>
+        </w:rPr>
+      </w:pPr>
+      <w:r>
+        <w:rPr>
+          <w:lang w:val="es-PE"/>
+        </w:rPr>
+        <w:t xml:space="preserve">Implementar </w:t>
+      </w:r>
+      <w:r>
+        <w:rPr>
+          <w:lang w:val="es-PE"/>
+        </w:rPr>
+        <w:t>una</w:t>
+      </w:r>
+      <w:r>
+        <w:rPr>
+          <w:lang w:val="es-PE"/>
+        </w:rPr>
+        <w:t xml:space="preserve"> solución tecnológica basada en inteligencia artificial para optimizar el tiempo</w:t>
+      </w:r>
+      <w:r>
+        <w:rPr>
+          <w:lang w:val="es-PE"/>
+        </w:rPr>
+        <w:t xml:space="preserve"> en</w:t>
+      </w:r>
+      <w:r>
+        <w:rPr>
+          <w:lang w:val="es-PE"/>
+        </w:rPr>
+        <w:t xml:space="preserve"> la generación de contenido</w:t>
+      </w:r>
+      <w:r>
+        <w:rPr>
+          <w:lang w:val="es-PE"/>
+        </w:rPr>
+        <w:t xml:space="preserve"> de cursos virtuales en universidades del Perú</w:t>
+      </w:r>
+    </w:p>
+    <w:p>
+      <w:pPr>
+        <w:pStyle w:val="Ttulo3"/>
+      </w:pPr>
+      <w:bookmarkStart w:id="11" w:name="_Toc226926564"/>
+      <w:r>
+        <w:t>Objetivos específicos</w:t>
+      </w:r>
+      <w:bookmarkEnd w:id="11"/>
+    </w:p>
+    <w:p>
+      <w:pPr>
+        <w:spacing w:after="80"/>
+        <w:rPr>
+          <w:lang w:val="es-PE"/>
+        </w:rPr>
+      </w:pPr>
+      <w:r>
+        <w:rPr>
+          <w:b/>
+          <w:lang w:val="es-PE"/>
+        </w:rPr>
+        <w:t xml:space="preserve">OE1: </w:t>
+      </w:r>
+      <w:r>
+        <w:rPr>
+          <w:lang w:val="es-PE"/>
+        </w:rPr>
+        <w:t>Analizar la solución tecnológica basada en IA para optimizar el tiempo en la generación de contenido de cursos virtuales.</w:t>
+      </w:r>
+    </w:p>
+    <w:p>
+      <w:pPr>
+        <w:spacing w:after="80"/>
+        <w:rPr>
+          <w:lang w:val="es-PE"/>
+        </w:rPr>
+      </w:pPr>
+      <w:r>
+        <w:rPr>
+          <w:b/>
+          <w:lang w:val="es-PE"/>
+        </w:rPr>
+        <w:t xml:space="preserve">OE2: </w:t>
+      </w:r>
+      <w:r>
+        <w:rPr>
+          <w:lang w:val="es-PE"/>
+        </w:rPr>
+        <w:t>Diseñar la arquitectura de la solución tecnológica basada en IA para optimizar el tiempo en la generación de contenido de cursos virtuales en universidades del Perú.</w:t>
+      </w:r>
+    </w:p>
+    <w:p>
+      <w:pPr>
+        <w:spacing w:after="80"/>
+        <w:rPr>
+          <w:lang w:val="es-PE"/>
+        </w:rPr>
+      </w:pPr>
+      <w:r>
+        <w:rPr>
+          <w:b/>
+          <w:lang w:val="es-PE"/>
+        </w:rPr>
+        <w:t xml:space="preserve">OE3: </w:t>
+      </w:r>
+      <w:r>
+        <w:rPr>
+          <w:lang w:val="es-PE"/>
+        </w:rPr>
+        <w:t>Implementar y validar la solución tecnológica basada en IA para optimizar el tiempo en la generación de contenido de cursos virtuales mediante métricas de rendimiento.</w:t>
+      </w:r>
+    </w:p>
+    <w:p>
+      <w:pPr>
+        <w:spacing w:after="80"/>
+        <w:rPr>
+          <w:lang w:val="es-PE"/>
+        </w:rPr>
+      </w:pPr>
+      <w:r>
+        <w:rPr>
+          <w:b/>
+          <w:bCs/>
+          <w:lang w:val="es-PE"/>
+        </w:rPr>
+        <w:t xml:space="preserve">OE4: </w:t>
+      </w:r>
+      <w:r>
+        <w:rPr>
+          <w:lang w:val="es-PE"/>
+        </w:rPr>
+        <w:t xml:space="preserve">Elaborar </w:t>
+      </w:r>
+      <w:bookmarkStart w:id="12" w:name="_Int_euz9ULN8"/>
+      <w:r>
+        <w:rPr>
+          <w:lang w:val="es-PE"/>
+        </w:rPr>
+        <w:t>un plan</w:t>
+      </w:r>
+      <w:bookmarkEnd w:id="12"/>
+      <w:r>
+        <w:rPr>
+          <w:lang w:val="es-PE"/>
+        </w:rPr>
+        <w:t xml:space="preserve"> de continuidad que asegure la viabilidad técnica de la solución tecnológica propuesta en el tiempo.</w:t>
+      </w:r>
+    </w:p>
+    <w:p>
+      <w:pPr>
+        <w:pStyle w:val="Ttulo2"/>
+      </w:pPr>
+      <w:bookmarkStart w:id="13" w:name="_Toc226926565"/>
+      <w:r>
+        <w:t>Indicadores de éxito</w:t>
+      </w:r>
+      <w:bookmarkEnd w:id="13"/>
+    </w:p>
+    <w:p>
+      <w:pPr>
+        <w:spacing w:after="120"/>
+        <w:rPr>
+          <w:lang w:val="es-PE"/>
+        </w:rPr>
+      </w:pPr>
+      <w:r>
+        <w:rPr>
+          <w:lang w:val="es-PE"/>
+        </w:rPr>
+        <w:t>En la siguiente tabla se presentan los indicadores de éxito del proyecto, asociados a cada objetivo específico.</w:t>
+      </w:r>
+    </w:p>
+    <w:p>
+      <w:pPr>
+        <w:pStyle w:val="Descripcin"/>
+        <w:rPr>
+          <w:sz w:val="24"/>
+          <w:szCs w:val="24"/>
+          <w:lang w:val="es-PE"/>
+        </w:rPr>
+      </w:pPr>
+      <w:bookmarkStart w:id="14" w:name="_Toc226927507"/>
+      <w:bookmarkStart w:id="15" w:name="_Toc227156496"/>
+      <w:bookmarkStart w:id="16" w:name="_Toc227157328"/>
+      <w:proofErr w:type="spellStart"/>
+      <w:r>
+        <w:rPr>
+          <w:sz w:val="24"/>
+          <w:szCs w:val="24"/>
+        </w:rPr>
+        <w:t>Tabla</w:t>
+      </w:r>
+      <w:proofErr w:type="spellEnd"/>
+      <w:r>
+        <w:rPr>
+          <w:sz w:val="24"/>
+          <w:szCs w:val="24"/>
+        </w:rPr>
+        <w:t xml:space="preserve"> </w:t>
+      </w:r>
+      <w:r>
+        <w:rPr>
+          <w:sz w:val="24"/>
+          <w:szCs w:val="24"/>
+        </w:rPr>
+        <w:fldChar w:fldCharType="begin"/>
+      </w:r>
+      <w:r>
+        <w:rPr>
+          <w:sz w:val="24"/>
+          <w:szCs w:val="24"/>
+        </w:rPr>
+        <w:instrText xml:space="preserve"> SEQ Tabla \* ARABIC </w:instrText>
+      </w:r>
+      <w:r>
+        <w:rPr>
+          <w:sz w:val="24"/>
+          <w:szCs w:val="24"/>
+        </w:rPr>
+        <w:fldChar w:fldCharType="separate"/>
+      </w:r>
+      <w:r>
+        <w:rPr>
+          <w:noProof/>
+          <w:sz w:val="24"/>
+          <w:szCs w:val="24"/>
+        </w:rPr>
+        <w:t>3</w:t>
+      </w:r>
+      <w:r>
+        <w:rPr>
+          <w:sz w:val="24"/>
+          <w:szCs w:val="24"/>
+        </w:rPr>
+        <w:fldChar w:fldCharType="end"/>
+      </w:r>
+      <w:r>
+        <w:rPr>
+          <w:sz w:val="24"/>
+          <w:szCs w:val="24"/>
+        </w:rPr>
+        <w:t xml:space="preserve"> </w:t>
+      </w:r>
+      <w:proofErr w:type="spellStart"/>
+      <w:r>
+        <w:rPr>
+          <w:sz w:val="24"/>
+          <w:szCs w:val="24"/>
+        </w:rPr>
+        <w:t>Indicadores</w:t>
+      </w:r>
+      <w:proofErr w:type="spellEnd"/>
+      <w:r>
+        <w:rPr>
+          <w:sz w:val="24"/>
+          <w:szCs w:val="24"/>
+        </w:rPr>
+        <w:t xml:space="preserve"> de </w:t>
+      </w:r>
+      <w:proofErr w:type="spellStart"/>
+      <w:r>
+        <w:rPr>
+          <w:sz w:val="24"/>
+          <w:szCs w:val="24"/>
+        </w:rPr>
+        <w:t>éxito</w:t>
+      </w:r>
+      <w:bookmarkEnd w:id="14"/>
+      <w:bookmarkEnd w:id="15"/>
+      <w:bookmarkEnd w:id="16"/>
+      <w:proofErr w:type="spellEnd"/>
+    </w:p>
+    <w:tbl>
+      <w:tblPr>
+        <w:tblW w:w="0" w:type="auto"/>
+        <w:tblBorders>
+          <w:top w:val="single" w:sz="4" w:space="0" w:color="auto"/>
+          <w:left w:val="single" w:sz="4" w:space="0" w:color="auto"/>
+          <w:bottom w:val="single" w:sz="4" w:space="0" w:color="auto"/>
+          <w:right w:val="single" w:sz="4" w:space="0" w:color="auto"/>
+          <w:insideH w:val="single" w:sz="4" w:space="0" w:color="auto"/>
+          <w:insideV w:val="single" w:sz="4" w:space="0" w:color="auto"/>
+        </w:tblBorders>
+        <w:tblLook w:val="04A0" w:firstRow="1" w:lastRow="0" w:firstColumn="1" w:lastColumn="0" w:noHBand="0" w:noVBand="1"/>
+      </w:tblPr>
+      <w:tblGrid>
+        <w:gridCol w:w="2925"/>
+        <w:gridCol w:w="2927"/>
+        <w:gridCol w:w="2925"/>
+      </w:tblGrid>
+      <w:tr>
         <w:tc>
           <w:tcPr>
             <w:tcW w:w="2929" w:type="dxa"/>
             <w:shd w:val="clear" w:color="auto" w:fill="1F3864"/>
           </w:tcPr>
           <w:p>
+            <w:proofErr w:type="spellStart"/>
             <w:r>
               <w:rPr>
                 <w:b/>
                 <w:color w:val="FFFFFF"/>
               </w:rPr>
-              <w:t>Descripción</w:t>
-            </w:r>
+              <w:t>Indicador</w:t>
+            </w:r>
+            <w:proofErr w:type="spellEnd"/>
           </w:p>
         </w:tc>
         <w:tc>
@@ -4478,13 +5733,32 @@
             <w:shd w:val="clear" w:color="auto" w:fill="1F3864"/>
           </w:tcPr>
           <w:p>
+            <w:proofErr w:type="spellStart"/>
             <w:r>
               <w:rPr>
                 <w:b/>
                 <w:color w:val="FFFFFF"/>
               </w:rPr>
+              <w:t>Descripción</w:t>
+            </w:r>
+            <w:proofErr w:type="spellEnd"/>
+          </w:p>
+        </w:tc>
+        <w:tc>
+          <w:tcPr>
+            <w:tcW w:w="2929" w:type="dxa"/>
+            <w:shd w:val="clear" w:color="auto" w:fill="1F3864"/>
+          </w:tcPr>
+          <w:p>
+            <w:proofErr w:type="spellStart"/>
+            <w:r>
+              <w:rPr>
+                <w:b/>
+                <w:color w:val="FFFFFF"/>
+              </w:rPr>
               <w:t>Objetivo</w:t>
             </w:r>
+            <w:proofErr w:type="spellEnd"/>
           </w:p>
         </w:tc>
       </w:tr>
@@ -4553,7 +5827,14 @@
               <w:rPr>
                 <w:lang w:val="es-PE"/>
               </w:rPr>
-              <w:t>Aprobación por el asesor académico de la arquitectura de agentes diseñada para las fases de diseño, aseguramiento y generación de contenido.</w:t>
+              <w:t xml:space="preserve">Aprobación por el asesor académico de la arquitectura </w:t>
+            </w:r>
+            <w:r>
+              <w:rPr>
+                <w:lang w:val="es-PE"/>
+              </w:rPr>
+              <w:lastRenderedPageBreak/>
+              <w:t>de agentes diseñada para las fases de diseño, aseguramiento y generación de contenido.</w:t>
             </w:r>
           </w:p>
         </w:tc>
@@ -4563,6 +5844,7 @@
           </w:tcPr>
           <w:p>
             <w:r>
+              <w:lastRenderedPageBreak/>
               <w:t>OE2</w:t>
             </w:r>
           </w:p>
@@ -4633,14 +5915,7 @@
               <w:rPr>
                 <w:lang w:val="es-PE"/>
               </w:rPr>
-              <w:t xml:space="preserve">Aprobación por el asesor académico del plan de continuidad que garantice la </w:t>
-            </w:r>
-            <w:r>
-              <w:rPr>
-                <w:lang w:val="es-PE"/>
-              </w:rPr>
-              <w:lastRenderedPageBreak/>
-              <w:t>viabilidad técnica y operativa de la solución.</w:t>
+              <w:t>Aprobación por el asesor académico del plan de continuidad que garantice la viabilidad técnica y operativa de la solución.</w:t>
             </w:r>
           </w:p>
         </w:tc>
@@ -4650,7 +5925,6 @@
           </w:tcPr>
           <w:p>
             <w:r>
-              <w:lastRenderedPageBreak/>
               <w:t>OE4</w:t>
             </w:r>
           </w:p>
@@ -4661,11 +5935,11 @@
       <w:pPr>
         <w:pStyle w:val="Ttulo2"/>
       </w:pPr>
-      <w:bookmarkStart w:id="11" w:name="_Toc226926566"/>
+      <w:bookmarkStart w:id="17" w:name="_Toc226926566"/>
       <w:r>
         <w:t>Matriz de consistencia</w:t>
       </w:r>
-      <w:bookmarkEnd w:id="11"/>
+      <w:bookmarkEnd w:id="17"/>
     </w:p>
     <w:p>
       <w:pPr>
@@ -4680,23 +5954,764 @@
         </w:rPr>
         <w:t>La matriz de consistencia permite verificar la coherencia entre el problema identificado, los objetivos planteados, la metodología propuesta y los indicadores de éxito del proyecto.</w:t>
       </w:r>
+    </w:p>
+    <w:p>
+      <w:pPr>
+        <w:pStyle w:val="Descripcin"/>
+        <w:rPr>
+          <w:sz w:val="24"/>
+          <w:szCs w:val="24"/>
+          <w:lang w:val="es-PE"/>
+        </w:rPr>
+      </w:pPr>
+      <w:bookmarkStart w:id="18" w:name="_Toc227156497"/>
+      <w:bookmarkStart w:id="19" w:name="_Toc227157329"/>
+      <w:proofErr w:type="spellStart"/>
+      <w:r>
+        <w:rPr>
+          <w:sz w:val="24"/>
+          <w:szCs w:val="24"/>
+        </w:rPr>
+        <w:t>Tabla</w:t>
+      </w:r>
+      <w:proofErr w:type="spellEnd"/>
+      <w:r>
+        <w:rPr>
+          <w:sz w:val="24"/>
+          <w:szCs w:val="24"/>
+        </w:rPr>
+        <w:t xml:space="preserve"> </w:t>
+      </w:r>
+      <w:r>
+        <w:rPr>
+          <w:sz w:val="24"/>
+          <w:szCs w:val="24"/>
+        </w:rPr>
+        <w:fldChar w:fldCharType="begin"/>
+      </w:r>
+      <w:r>
+        <w:rPr>
+          <w:sz w:val="24"/>
+          <w:szCs w:val="24"/>
+        </w:rPr>
+        <w:instrText xml:space="preserve"> SEQ Tabla \* ARABIC </w:instrText>
+      </w:r>
+      <w:r>
+        <w:rPr>
+          <w:sz w:val="24"/>
+          <w:szCs w:val="24"/>
+        </w:rPr>
+        <w:fldChar w:fldCharType="separate"/>
+      </w:r>
+      <w:r>
+        <w:rPr>
+          <w:noProof/>
+          <w:sz w:val="24"/>
+          <w:szCs w:val="24"/>
+        </w:rPr>
+        <w:t>4</w:t>
+      </w:r>
+      <w:r>
+        <w:rPr>
+          <w:sz w:val="24"/>
+          <w:szCs w:val="24"/>
+        </w:rPr>
+        <w:fldChar w:fldCharType="end"/>
+      </w:r>
+      <w:r>
+        <w:rPr>
+          <w:sz w:val="24"/>
+          <w:szCs w:val="24"/>
+        </w:rPr>
+        <w:t xml:space="preserve"> </w:t>
+      </w:r>
+      <w:proofErr w:type="spellStart"/>
+      <w:r>
+        <w:rPr>
+          <w:sz w:val="24"/>
+          <w:szCs w:val="24"/>
+        </w:rPr>
+        <w:t>Matriz</w:t>
+      </w:r>
+      <w:proofErr w:type="spellEnd"/>
+      <w:r>
+        <w:rPr>
+          <w:sz w:val="24"/>
+          <w:szCs w:val="24"/>
+        </w:rPr>
+        <w:t xml:space="preserve"> de </w:t>
+      </w:r>
+      <w:proofErr w:type="spellStart"/>
+      <w:r>
+        <w:rPr>
+          <w:sz w:val="24"/>
+          <w:szCs w:val="24"/>
+        </w:rPr>
+        <w:t>consistencia</w:t>
+      </w:r>
+      <w:bookmarkEnd w:id="18"/>
+      <w:bookmarkEnd w:id="19"/>
+      <w:proofErr w:type="spellEnd"/>
     </w:p>
     <w:tbl>
       <w:tblPr>
+        <w:tblW w:w="0" w:type="auto"/>
+        <w:tblBorders>
+          <w:top w:val="single" w:sz="4" w:space="0" w:color="auto"/>
+          <w:left w:val="single" w:sz="4" w:space="0" w:color="auto"/>
+          <w:bottom w:val="single" w:sz="4" w:space="0" w:color="auto"/>
+          <w:right w:val="single" w:sz="4" w:space="0" w:color="auto"/>
+          <w:insideH w:val="single" w:sz="4" w:space="0" w:color="auto"/>
+          <w:insideV w:val="single" w:sz="4" w:space="0" w:color="auto"/>
+        </w:tblBorders>
+        <w:tblLook w:val="04A0" w:firstRow="1" w:lastRow="0" w:firstColumn="1" w:lastColumn="0" w:noHBand="0" w:noVBand="1"/>
+      </w:tblPr>
+      <w:tblGrid>
+        <w:gridCol w:w="2194"/>
+        <w:gridCol w:w="2196"/>
+        <w:gridCol w:w="2193"/>
+        <w:gridCol w:w="2194"/>
+      </w:tblGrid>
+      <w:tr>
+        <w:tc>
+          <w:tcPr>
+            <w:tcW w:w="2197" w:type="dxa"/>
+            <w:shd w:val="clear" w:color="auto" w:fill="1F3864" w:themeFill="accent5" w:themeFillShade="80"/>
+          </w:tcPr>
+          <w:p>
+            <w:proofErr w:type="spellStart"/>
+            <w:r>
+              <w:rPr>
+                <w:b/>
+                <w:color w:val="FFFFFF"/>
+              </w:rPr>
+              <w:t>Objetivo</w:t>
+            </w:r>
+            <w:proofErr w:type="spellEnd"/>
+            <w:r>
+              <w:rPr>
+                <w:b/>
+                <w:color w:val="FFFFFF"/>
+              </w:rPr>
+              <w:t xml:space="preserve"> </w:t>
+            </w:r>
+            <w:proofErr w:type="spellStart"/>
+            <w:r>
+              <w:rPr>
+                <w:b/>
+                <w:color w:val="FFFFFF"/>
+              </w:rPr>
+              <w:t>específico</w:t>
+            </w:r>
+            <w:proofErr w:type="spellEnd"/>
+          </w:p>
+        </w:tc>
+        <w:tc>
+          <w:tcPr>
+            <w:tcW w:w="2197" w:type="dxa"/>
+            <w:shd w:val="clear" w:color="auto" w:fill="1F3864" w:themeFill="accent5" w:themeFillShade="80"/>
+          </w:tcPr>
+          <w:p>
+            <w:proofErr w:type="spellStart"/>
+            <w:r>
+              <w:rPr>
+                <w:b/>
+                <w:color w:val="FFFFFF"/>
+              </w:rPr>
+              <w:t>Metodología</w:t>
+            </w:r>
+            <w:proofErr w:type="spellEnd"/>
+            <w:r>
+              <w:rPr>
+                <w:b/>
+                <w:color w:val="FFFFFF"/>
+              </w:rPr>
+              <w:t xml:space="preserve"> / Técnica</w:t>
+            </w:r>
+          </w:p>
+        </w:tc>
+        <w:tc>
+          <w:tcPr>
+            <w:tcW w:w="2197" w:type="dxa"/>
+            <w:shd w:val="clear" w:color="auto" w:fill="1F3864" w:themeFill="accent5" w:themeFillShade="80"/>
+          </w:tcPr>
+          <w:p>
+            <w:proofErr w:type="spellStart"/>
+            <w:r>
+              <w:rPr>
+                <w:b/>
+                <w:color w:val="FFFFFF"/>
+              </w:rPr>
+              <w:t>Indicador</w:t>
+            </w:r>
+            <w:proofErr w:type="spellEnd"/>
+          </w:p>
+        </w:tc>
+        <w:tc>
+          <w:tcPr>
+            <w:tcW w:w="2197" w:type="dxa"/>
+            <w:shd w:val="clear" w:color="auto" w:fill="1F3864" w:themeFill="accent5" w:themeFillShade="80"/>
+          </w:tcPr>
+          <w:p>
+            <w:proofErr w:type="spellStart"/>
+            <w:r>
+              <w:rPr>
+                <w:b/>
+                <w:color w:val="FFFFFF"/>
+              </w:rPr>
+              <w:t>Resultado</w:t>
+            </w:r>
+            <w:proofErr w:type="spellEnd"/>
+            <w:r>
+              <w:rPr>
+                <w:b/>
+                <w:color w:val="FFFFFF"/>
+              </w:rPr>
+              <w:t xml:space="preserve"> </w:t>
+            </w:r>
+            <w:proofErr w:type="spellStart"/>
+            <w:r>
+              <w:rPr>
+                <w:b/>
+                <w:color w:val="FFFFFF"/>
+              </w:rPr>
+              <w:t>esperado</w:t>
+            </w:r>
+            <w:proofErr w:type="spellEnd"/>
+          </w:p>
+        </w:tc>
+      </w:tr>
+      <w:tr>
+        <w:tc>
+          <w:tcPr>
+            <w:tcW w:w="2197" w:type="dxa"/>
+          </w:tcPr>
+          <w:p>
+            <w:pPr>
+              <w:rPr>
+                <w:lang w:val="es-PE"/>
+              </w:rPr>
+            </w:pPr>
+            <w:r>
+              <w:rPr>
+                <w:lang w:val="es-PE"/>
+              </w:rPr>
+              <w:t>OE1: Analizar la solución tecnológica basada en IA para la generación de contenido.</w:t>
+            </w:r>
+          </w:p>
+        </w:tc>
+        <w:tc>
+          <w:tcPr>
+            <w:tcW w:w="2197" w:type="dxa"/>
+          </w:tcPr>
+          <w:p>
+            <w:pPr>
+              <w:rPr>
+                <w:lang w:val="es-PE"/>
+              </w:rPr>
+            </w:pPr>
+            <w:r>
+              <w:rPr>
+                <w:lang w:val="es-PE"/>
+              </w:rPr>
+              <w:t>Revisión sistemática de literatura y análisis comparativo de tecnologías LLM aplicadas a generación de contenido instruccional.</w:t>
+            </w:r>
+          </w:p>
+        </w:tc>
+        <w:tc>
+          <w:tcPr>
+            <w:tcW w:w="2197" w:type="dxa"/>
+          </w:tcPr>
+          <w:p>
+            <w:r>
+              <w:t>IE1</w:t>
+            </w:r>
+          </w:p>
+        </w:tc>
+        <w:tc>
+          <w:tcPr>
+            <w:tcW w:w="2197" w:type="dxa"/>
+          </w:tcPr>
+          <w:p>
+            <w:pPr>
+              <w:rPr>
+                <w:lang w:val="es-PE"/>
+              </w:rPr>
+            </w:pPr>
+            <w:r>
+              <w:rPr>
+                <w:lang w:val="es-PE"/>
+              </w:rPr>
+              <w:t>Selección justificada de tecnologías y enfoque de IA para la solución.</w:t>
+            </w:r>
+          </w:p>
+        </w:tc>
+      </w:tr>
+      <w:tr>
+        <w:tc>
+          <w:tcPr>
+            <w:tcW w:w="2197" w:type="dxa"/>
+          </w:tcPr>
+          <w:p>
+            <w:pPr>
+              <w:rPr>
+                <w:lang w:val="es-PE"/>
+              </w:rPr>
+            </w:pPr>
+            <w:r>
+              <w:rPr>
+                <w:lang w:val="es-PE"/>
+              </w:rPr>
+              <w:lastRenderedPageBreak/>
+              <w:t>OE2: Diseñar la arquitectura de la solución tecnológica.</w:t>
+            </w:r>
+          </w:p>
+        </w:tc>
+        <w:tc>
+          <w:tcPr>
+            <w:tcW w:w="2197" w:type="dxa"/>
+          </w:tcPr>
+          <w:p>
+            <w:pPr>
+              <w:rPr>
+                <w:lang w:val="es-PE"/>
+              </w:rPr>
+            </w:pPr>
+            <w:r>
+              <w:rPr>
+                <w:lang w:val="es-PE"/>
+              </w:rPr>
+              <w:t xml:space="preserve">Diseño de arquitectura </w:t>
+            </w:r>
+            <w:proofErr w:type="spellStart"/>
+            <w:r>
+              <w:rPr>
+                <w:lang w:val="es-PE"/>
+              </w:rPr>
+              <w:t>multi-agente</w:t>
+            </w:r>
+            <w:proofErr w:type="spellEnd"/>
+            <w:r>
+              <w:rPr>
+                <w:lang w:val="es-PE"/>
+              </w:rPr>
+              <w:t xml:space="preserve"> (</w:t>
+            </w:r>
+            <w:proofErr w:type="spellStart"/>
+            <w:r>
+              <w:rPr>
+                <w:lang w:val="es-PE"/>
+              </w:rPr>
+              <w:t>LangGraph</w:t>
+            </w:r>
+            <w:proofErr w:type="spellEnd"/>
+            <w:r>
+              <w:rPr>
+                <w:lang w:val="es-PE"/>
+              </w:rPr>
+              <w:t>) con fases de diseño, aseguramiento y generación de contenido IPES.</w:t>
+            </w:r>
+          </w:p>
+        </w:tc>
+        <w:tc>
+          <w:tcPr>
+            <w:tcW w:w="2197" w:type="dxa"/>
+          </w:tcPr>
+          <w:p>
+            <w:r>
+              <w:t>IE2</w:t>
+            </w:r>
+          </w:p>
+        </w:tc>
+        <w:tc>
+          <w:tcPr>
+            <w:tcW w:w="2197" w:type="dxa"/>
+          </w:tcPr>
+          <w:p>
+            <w:pPr>
+              <w:rPr>
+                <w:lang w:val="es-PE"/>
+              </w:rPr>
+            </w:pPr>
+            <w:r>
+              <w:rPr>
+                <w:lang w:val="es-PE"/>
+              </w:rPr>
+              <w:t>Arquitectura de agentes documentada y aprobada por el asesor.</w:t>
+            </w:r>
+          </w:p>
+        </w:tc>
+      </w:tr>
+      <w:tr>
+        <w:tc>
+          <w:tcPr>
+            <w:tcW w:w="2197" w:type="dxa"/>
+          </w:tcPr>
+          <w:p>
+            <w:pPr>
+              <w:rPr>
+                <w:lang w:val="es-PE"/>
+              </w:rPr>
+            </w:pPr>
+            <w:r>
+              <w:rPr>
+                <w:lang w:val="es-PE"/>
+              </w:rPr>
+              <w:t>OE3: Implementar y validar la solución mediante métricas de rendimiento.</w:t>
+            </w:r>
+          </w:p>
+        </w:tc>
+        <w:tc>
+          <w:tcPr>
+            <w:tcW w:w="2197" w:type="dxa"/>
+          </w:tcPr>
+          <w:p>
+            <w:pPr>
+              <w:rPr>
+                <w:lang w:val="es-PE"/>
+              </w:rPr>
+            </w:pPr>
+            <w:r>
+              <w:rPr>
+                <w:lang w:val="es-PE"/>
+              </w:rPr>
+              <w:t xml:space="preserve">Implementación de agentes IA y evaluación por </w:t>
+            </w:r>
+            <w:bookmarkStart w:id="20" w:name="_Int_BxY3eduy"/>
+            <w:r>
+              <w:rPr>
+                <w:lang w:val="es-PE"/>
+              </w:rPr>
+              <w:t>docentes</w:t>
+            </w:r>
+            <w:bookmarkEnd w:id="20"/>
+            <w:r>
+              <w:rPr>
+                <w:lang w:val="es-PE"/>
+              </w:rPr>
+              <w:t xml:space="preserve"> revisores mediante rúbrica de calidad pedagógica.</w:t>
+            </w:r>
+          </w:p>
+        </w:tc>
+        <w:tc>
+          <w:tcPr>
+            <w:tcW w:w="2197" w:type="dxa"/>
+          </w:tcPr>
+          <w:p>
+            <w:r>
+              <w:t>IE3</w:t>
+            </w:r>
+          </w:p>
+        </w:tc>
+        <w:tc>
+          <w:tcPr>
+            <w:tcW w:w="2197" w:type="dxa"/>
+          </w:tcPr>
+          <w:p>
+            <w:pPr>
+              <w:rPr>
+                <w:lang w:val="es-PE"/>
+              </w:rPr>
+            </w:pPr>
+            <w:r>
+              <w:rPr>
+                <w:lang w:val="es-PE"/>
+              </w:rPr>
+              <w:t>Contenido generado con evaluación favorable por parte de docentes revisores expertos.</w:t>
+            </w:r>
+          </w:p>
+        </w:tc>
+      </w:tr>
+      <w:tr>
+        <w:tc>
+          <w:tcPr>
+            <w:tcW w:w="2197" w:type="dxa"/>
+          </w:tcPr>
+          <w:p>
+            <w:pPr>
+              <w:rPr>
+                <w:lang w:val="es-PE"/>
+              </w:rPr>
+            </w:pPr>
+            <w:r>
+              <w:rPr>
+                <w:lang w:val="es-PE"/>
+              </w:rPr>
+              <w:t>OE4: Elaborar un plan de continuidad.</w:t>
+            </w:r>
+          </w:p>
+        </w:tc>
+        <w:tc>
+          <w:tcPr>
+            <w:tcW w:w="2197" w:type="dxa"/>
+          </w:tcPr>
+          <w:p>
+            <w:pPr>
+              <w:rPr>
+                <w:lang w:val="es-PE"/>
+              </w:rPr>
+            </w:pPr>
+            <w:r>
+              <w:rPr>
+                <w:lang w:val="es-PE"/>
+              </w:rPr>
+              <w:t xml:space="preserve">Definición de roles de soporte, niveles de servicio, gestión de riesgos y estimación de costos </w:t>
+            </w:r>
+            <w:proofErr w:type="spellStart"/>
+            <w:r>
+              <w:rPr>
+                <w:lang w:val="es-PE"/>
+              </w:rPr>
+              <w:t>post-implementación</w:t>
+            </w:r>
+            <w:proofErr w:type="spellEnd"/>
+            <w:r>
+              <w:rPr>
+                <w:lang w:val="es-PE"/>
+              </w:rPr>
+              <w:t>.</w:t>
+            </w:r>
+          </w:p>
+        </w:tc>
+        <w:tc>
+          <w:tcPr>
+            <w:tcW w:w="2197" w:type="dxa"/>
+          </w:tcPr>
+          <w:p>
+            <w:r>
+              <w:t>IE4</w:t>
+            </w:r>
+          </w:p>
+        </w:tc>
+        <w:tc>
+          <w:tcPr>
+            <w:tcW w:w="2197" w:type="dxa"/>
+          </w:tcPr>
+          <w:p>
+            <w:pPr>
+              <w:rPr>
+                <w:lang w:val="es-PE"/>
+              </w:rPr>
+            </w:pPr>
+            <w:r>
+              <w:rPr>
+                <w:lang w:val="es-PE"/>
+              </w:rPr>
+              <w:t>Plan de continuidad aprobado que garantice viabilidad técnica y operativa.</w:t>
+            </w:r>
+          </w:p>
+        </w:tc>
+      </w:tr>
+    </w:tbl>
+    <w:p>
+      <w:pPr>
+        <w:pStyle w:val="Ttulo2"/>
+      </w:pPr>
+      <w:bookmarkStart w:id="21" w:name="_Toc226926567"/>
+      <w:r>
+        <w:t>Planificación</w:t>
+      </w:r>
+      <w:r>
+        <w:t xml:space="preserve"> del proyecto</w:t>
+      </w:r>
+      <w:bookmarkEnd w:id="21"/>
+    </w:p>
+    <w:p>
+      <w:pPr>
+        <w:pStyle w:val="Ttulo3"/>
+        <w:rPr>
+          <w:i w:val="0"/>
+          <w:iCs w:val="0"/>
+        </w:rPr>
+      </w:pPr>
+      <w:r>
+        <w:rPr>
+          <w:i w:val="0"/>
+          <w:iCs w:val="0"/>
+        </w:rPr>
+        <w:t xml:space="preserve">Cronograma </w:t>
+      </w:r>
+    </w:p>
+    <w:p>
+      <w:pPr>
+        <w:rPr>
+          <w:lang w:val="es-ES"/>
+        </w:rPr>
+      </w:pPr>
+    </w:p>
+    <w:p>
+      <w:pPr>
+        <w:pStyle w:val="Ttulo3"/>
+        <w:rPr>
+          <w:i w:val="0"/>
+          <w:iCs w:val="0"/>
+        </w:rPr>
+      </w:pPr>
+      <w:r>
+        <w:rPr>
+          <w:i w:val="0"/>
+          <w:iCs w:val="0"/>
+        </w:rPr>
+        <w:t>Costos del proyecto</w:t>
+      </w:r>
+    </w:p>
+    <w:p>
+      <w:pPr>
+        <w:pStyle w:val="Ttulo4"/>
+      </w:pPr>
+      <w:r>
+        <w:rPr>
+          <w:b/>
+          <w:lang w:val="es-PE"/>
+        </w:rPr>
+        <w:t>M</w:t>
+      </w:r>
+      <w:r>
+        <w:rPr>
+          <w:b/>
+          <w:lang w:val="es-PE"/>
+        </w:rPr>
+        <w:t>odelos LLM</w:t>
+      </w:r>
+    </w:p>
+    <w:p>
+      <w:pPr>
+        <w:spacing w:after="120"/>
+        <w:rPr>
+          <w:lang w:val="es-PE"/>
+        </w:rPr>
+      </w:pPr>
+      <w:r>
+        <w:rPr>
+          <w:lang w:val="es-PE"/>
+        </w:rPr>
+        <w:t>La solución tecnológica utiliza modelos de lenguaje de gran escala (</w:t>
+      </w:r>
+      <w:proofErr w:type="spellStart"/>
+      <w:r>
+        <w:rPr>
+          <w:lang w:val="es-PE"/>
+        </w:rPr>
+        <w:t>LLMs</w:t>
+      </w:r>
+      <w:proofErr w:type="spellEnd"/>
+      <w:r>
+        <w:rPr>
+          <w:lang w:val="es-PE"/>
+        </w:rPr>
+        <w:t xml:space="preserve">) a través de </w:t>
+      </w:r>
+      <w:proofErr w:type="spellStart"/>
+      <w:r>
+        <w:rPr>
+          <w:lang w:val="es-PE"/>
+        </w:rPr>
+        <w:t>APIs</w:t>
+      </w:r>
+      <w:proofErr w:type="spellEnd"/>
+      <w:r>
+        <w:rPr>
+          <w:lang w:val="es-PE"/>
+        </w:rPr>
+        <w:t xml:space="preserve"> de pago por uso. A </w:t>
+      </w:r>
+      <w:r>
+        <w:rPr>
+          <w:lang w:val="es-PE"/>
+        </w:rPr>
+        <w:t>continuación,</w:t>
+      </w:r>
+      <w:r>
+        <w:rPr>
+          <w:lang w:val="es-PE"/>
+        </w:rPr>
+        <w:t xml:space="preserve"> se detallan los precios de los modelos utilizados, el costo por componente del proceso y el costo total estimado por curso generado, con base en datos reales de ejecución del sistema.</w:t>
+      </w:r>
+    </w:p>
+    <w:p>
+      <w:pPr>
+        <w:pStyle w:val="Descripcin"/>
+        <w:rPr>
+          <w:sz w:val="24"/>
+          <w:szCs w:val="24"/>
+          <w:lang w:val="es-PE"/>
+        </w:rPr>
+      </w:pPr>
+      <w:bookmarkStart w:id="22" w:name="_Toc227156498"/>
+      <w:bookmarkStart w:id="23" w:name="_Toc227157330"/>
+      <w:r>
+        <w:rPr>
+          <w:sz w:val="24"/>
+          <w:szCs w:val="24"/>
+          <w:lang w:val="es-PE"/>
+        </w:rPr>
+        <w:t xml:space="preserve">Tabla </w:t>
+      </w:r>
+      <w:r>
+        <w:rPr>
+          <w:sz w:val="24"/>
+          <w:szCs w:val="24"/>
+        </w:rPr>
+        <w:fldChar w:fldCharType="begin"/>
+      </w:r>
+      <w:r>
+        <w:rPr>
+          <w:sz w:val="24"/>
+          <w:szCs w:val="24"/>
+          <w:lang w:val="es-PE"/>
+        </w:rPr>
+        <w:instrText xml:space="preserve"> SEQ Tabla \* ARABIC </w:instrText>
+      </w:r>
+      <w:r>
+        <w:rPr>
+          <w:sz w:val="24"/>
+          <w:szCs w:val="24"/>
+        </w:rPr>
+        <w:fldChar w:fldCharType="separate"/>
+      </w:r>
+      <w:r>
+        <w:rPr>
+          <w:noProof/>
+          <w:sz w:val="24"/>
+          <w:szCs w:val="24"/>
+          <w:lang w:val="es-PE"/>
+        </w:rPr>
+        <w:t>5</w:t>
+      </w:r>
+      <w:r>
+        <w:rPr>
+          <w:sz w:val="24"/>
+          <w:szCs w:val="24"/>
+        </w:rPr>
+        <w:fldChar w:fldCharType="end"/>
+      </w:r>
+      <w:r>
+        <w:rPr>
+          <w:sz w:val="24"/>
+          <w:szCs w:val="24"/>
+          <w:lang w:val="es-PE"/>
+        </w:rPr>
+        <w:t xml:space="preserve"> Proyección de costo de modelos LLM</w:t>
+      </w:r>
+      <w:bookmarkEnd w:id="22"/>
+      <w:bookmarkEnd w:id="23"/>
+    </w:p>
+    <w:tbl>
+      <w:tblPr>
+        <w:tblStyle w:val="Tablaconcuadrcula"/>
         <w:tblW w:w="0" w:type="auto"/>
         <w:tblLook w:val="04A0" w:firstRow="1" w:lastRow="0" w:firstColumn="1" w:lastColumn="0" w:noHBand="0" w:noVBand="1"/>
       </w:tblPr>
       <w:tblGrid>
-        <w:gridCol w:w="2196"/>
-        <w:gridCol w:w="2197"/>
-        <w:gridCol w:w="2197"/>
-        <w:gridCol w:w="2197"/>
+        <w:gridCol w:w="2932"/>
+        <w:gridCol w:w="2924"/>
+        <w:gridCol w:w="2921"/>
       </w:tblGrid>
       <w:tr>
         <w:tc>
           <w:tcPr>
-            <w:tcW w:w="2197" w:type="dxa"/>
-            <w:shd w:val="clear" w:color="auto" w:fill="1F3864" w:themeFill="accent5" w:themeFillShade="80"/>
+            <w:tcW w:w="2932" w:type="dxa"/>
+            <w:shd w:val="clear" w:color="auto" w:fill="1F3864"/>
           </w:tcPr>
           <w:p>
             <w:r>
@@ -4704,52 +6719,70 @@
                 <w:b/>
                 <w:color w:val="FFFFFF"/>
               </w:rPr>
-              <w:t>Objetivo específico</w:t>
-            </w:r>
-          </w:p>
-        </w:tc>
-        <w:tc>
-          <w:tcPr>
-            <w:tcW w:w="2197" w:type="dxa"/>
-            <w:shd w:val="clear" w:color="auto" w:fill="1F3864" w:themeFill="accent5" w:themeFillShade="80"/>
-          </w:tcPr>
-          <w:p>
+              <w:lastRenderedPageBreak/>
+              <w:t>Modelo</w:t>
+            </w:r>
+          </w:p>
+        </w:tc>
+        <w:tc>
+          <w:tcPr>
+            <w:tcW w:w="2924" w:type="dxa"/>
+            <w:shd w:val="clear" w:color="auto" w:fill="1F3864"/>
+          </w:tcPr>
+          <w:p>
+            <w:pPr>
+              <w:rPr>
+                <w:lang w:val="es-PE"/>
+              </w:rPr>
+            </w:pPr>
+            <w:proofErr w:type="gramStart"/>
             <w:r>
               <w:rPr>
                 <w:b/>
                 <w:color w:val="FFFFFF"/>
-              </w:rPr>
-              <w:t>Metodología / Técnica</w:t>
-            </w:r>
-          </w:p>
-        </w:tc>
-        <w:tc>
-          <w:tcPr>
-            <w:tcW w:w="2197" w:type="dxa"/>
-            <w:shd w:val="clear" w:color="auto" w:fill="1F3864" w:themeFill="accent5" w:themeFillShade="80"/>
-          </w:tcPr>
-          <w:p>
+                <w:lang w:val="es-PE"/>
+              </w:rPr>
+              <w:t>Precio entrada</w:t>
+            </w:r>
+            <w:proofErr w:type="gramEnd"/>
             <w:r>
               <w:rPr>
                 <w:b/>
                 <w:color w:val="FFFFFF"/>
-              </w:rPr>
-              <w:t>Indicador</w:t>
-            </w:r>
-          </w:p>
-        </w:tc>
-        <w:tc>
-          <w:tcPr>
-            <w:tcW w:w="2197" w:type="dxa"/>
-            <w:shd w:val="clear" w:color="auto" w:fill="1F3864" w:themeFill="accent5" w:themeFillShade="80"/>
-          </w:tcPr>
-          <w:p>
+                <w:lang w:val="es-PE"/>
+              </w:rPr>
+              <w:t xml:space="preserve"> (por 1M tokens)</w:t>
+            </w:r>
+          </w:p>
+        </w:tc>
+        <w:tc>
+          <w:tcPr>
+            <w:tcW w:w="2921" w:type="dxa"/>
+            <w:shd w:val="clear" w:color="auto" w:fill="1F3864"/>
+          </w:tcPr>
+          <w:p>
+            <w:pPr>
+              <w:rPr>
+                <w:lang w:val="es-PE"/>
+              </w:rPr>
+            </w:pPr>
+            <w:proofErr w:type="gramStart"/>
             <w:r>
               <w:rPr>
                 <w:b/>
                 <w:color w:val="FFFFFF"/>
-              </w:rPr>
-              <w:t>Resultado esperado</w:t>
+                <w:lang w:val="es-PE"/>
+              </w:rPr>
+              <w:t>Precio salida</w:t>
+            </w:r>
+            <w:proofErr w:type="gramEnd"/>
+            <w:r>
+              <w:rPr>
+                <w:b/>
+                <w:color w:val="FFFFFF"/>
+                <w:lang w:val="es-PE"/>
+              </w:rPr>
+              <w:t xml:space="preserve"> (por 1M tokens)</w:t>
             </w:r>
           </w:p>
         </w:tc>
@@ -4757,65 +6790,31 @@
       <w:tr>
         <w:tc>
           <w:tcPr>
-            <w:tcW w:w="2197" w:type="dxa"/>
-          </w:tcPr>
-          <w:p>
-            <w:pPr>
-              <w:rPr>
-                <w:lang w:val="es-PE"/>
-              </w:rPr>
-            </w:pPr>
-            <w:r>
-              <w:rPr>
-                <w:lang w:val="es-PE"/>
-              </w:rPr>
-              <w:t>OE1: Analizar la solución tecnológica basada en IA para la generación de contenido.</w:t>
-            </w:r>
-          </w:p>
-        </w:tc>
-        <w:tc>
-          <w:tcPr>
-            <w:tcW w:w="2197" w:type="dxa"/>
-          </w:tcPr>
-          <w:p>
-            <w:pPr>
-              <w:rPr>
-                <w:lang w:val="es-PE"/>
-              </w:rPr>
-            </w:pPr>
-            <w:r>
-              <w:rPr>
-                <w:lang w:val="es-PE"/>
-              </w:rPr>
-              <w:t>Revisión sistemática de literatura y análisis comparativo de tecnologías LLM aplicadas a generación de contenido instruccional.</w:t>
-            </w:r>
-          </w:p>
-        </w:tc>
-        <w:tc>
-          <w:tcPr>
-            <w:tcW w:w="2197" w:type="dxa"/>
-          </w:tcPr>
-          <w:p>
-            <w:r>
-              <w:t>IE1</w:t>
-            </w:r>
-          </w:p>
-        </w:tc>
-        <w:tc>
-          <w:tcPr>
-            <w:tcW w:w="2197" w:type="dxa"/>
-          </w:tcPr>
-          <w:p>
-            <w:pPr>
-              <w:rPr>
-                <w:lang w:val="es-PE"/>
-              </w:rPr>
-            </w:pPr>
-            <w:r>
-              <w:rPr>
-                <w:lang w:val="es-PE"/>
-              </w:rPr>
-              <w:t>Selección justificada de tecnologías y enfoque de IA para la solución.</w:t>
+            <w:tcW w:w="2932" w:type="dxa"/>
+          </w:tcPr>
+          <w:p>
+            <w:r>
+              <w:t>Gemini 2.5-flash-lite (Google)</w:t>
+            </w:r>
+          </w:p>
+        </w:tc>
+        <w:tc>
+          <w:tcPr>
+            <w:tcW w:w="2924" w:type="dxa"/>
+          </w:tcPr>
+          <w:p>
+            <w:r>
+              <w:t>$0.075 USD</w:t>
+            </w:r>
+          </w:p>
+        </w:tc>
+        <w:tc>
+          <w:tcPr>
+            <w:tcW w:w="2921" w:type="dxa"/>
+          </w:tcPr>
+          <w:p>
+            <w:r>
+              <w:t>$0.30 USD</w:t>
             </w:r>
           </w:p>
         </w:tc>
@@ -4823,65 +6822,31 @@
       <w:tr>
         <w:tc>
           <w:tcPr>
-            <w:tcW w:w="2197" w:type="dxa"/>
-          </w:tcPr>
-          <w:p>
-            <w:pPr>
-              <w:rPr>
-                <w:lang w:val="es-PE"/>
-              </w:rPr>
-            </w:pPr>
-            <w:r>
-              <w:rPr>
-                <w:lang w:val="es-PE"/>
-              </w:rPr>
-              <w:t>OE2: Diseñar la arquitectura de la solución tecnológica.</w:t>
-            </w:r>
-          </w:p>
-        </w:tc>
-        <w:tc>
-          <w:tcPr>
-            <w:tcW w:w="2197" w:type="dxa"/>
-          </w:tcPr>
-          <w:p>
-            <w:pPr>
-              <w:rPr>
-                <w:lang w:val="es-PE"/>
-              </w:rPr>
-            </w:pPr>
-            <w:r>
-              <w:rPr>
-                <w:lang w:val="es-PE"/>
-              </w:rPr>
-              <w:t>Diseño de arquitectura multi-agente (LangGraph) con fases de diseño, aseguramiento y generación de contenido IPES.</w:t>
-            </w:r>
-          </w:p>
-        </w:tc>
-        <w:tc>
-          <w:tcPr>
-            <w:tcW w:w="2197" w:type="dxa"/>
-          </w:tcPr>
-          <w:p>
-            <w:r>
-              <w:t>IE2</w:t>
-            </w:r>
-          </w:p>
-        </w:tc>
-        <w:tc>
-          <w:tcPr>
-            <w:tcW w:w="2197" w:type="dxa"/>
-          </w:tcPr>
-          <w:p>
-            <w:pPr>
-              <w:rPr>
-                <w:lang w:val="es-PE"/>
-              </w:rPr>
-            </w:pPr>
-            <w:r>
-              <w:rPr>
-                <w:lang w:val="es-PE"/>
-              </w:rPr>
-              <w:t>Arquitectura de agentes documentada y aprobada por el asesor.</w:t>
+            <w:tcW w:w="2932" w:type="dxa"/>
+          </w:tcPr>
+          <w:p>
+            <w:r>
+              <w:t>GPT-4.1-mini (OpenAI)</w:t>
+            </w:r>
+          </w:p>
+        </w:tc>
+        <w:tc>
+          <w:tcPr>
+            <w:tcW w:w="2924" w:type="dxa"/>
+          </w:tcPr>
+          <w:p>
+            <w:r>
+              <w:t>$0.40 USD</w:t>
+            </w:r>
+          </w:p>
+        </w:tc>
+        <w:tc>
+          <w:tcPr>
+            <w:tcW w:w="2921" w:type="dxa"/>
+          </w:tcPr>
+          <w:p>
+            <w:r>
+              <w:t>$1.60 USD</w:t>
             </w:r>
           </w:p>
         </w:tc>
@@ -4889,79 +6854,276 @@
       <w:tr>
         <w:tc>
           <w:tcPr>
-            <w:tcW w:w="2197" w:type="dxa"/>
+            <w:tcW w:w="2932" w:type="dxa"/>
           </w:tcPr>
           <w:p>
             <w:pPr>
               <w:rPr>
+                <w:b/>
+                <w:bCs/>
                 <w:lang w:val="es-PE"/>
               </w:rPr>
             </w:pPr>
             <w:r>
               <w:rPr>
+                <w:b/>
+                <w:bCs/>
                 <w:lang w:val="es-PE"/>
               </w:rPr>
-              <w:t>OE3: Implementar y validar la solución mediante métricas de rendimiento.</w:t>
-            </w:r>
-          </w:p>
-        </w:tc>
-        <w:tc>
-          <w:tcPr>
-            <w:tcW w:w="2197" w:type="dxa"/>
+              <w:t>Costo total de modelos LLM</w:t>
+            </w:r>
+          </w:p>
+        </w:tc>
+        <w:tc>
+          <w:tcPr>
+            <w:tcW w:w="2924" w:type="dxa"/>
           </w:tcPr>
           <w:p>
             <w:pPr>
               <w:rPr>
+                <w:b/>
+                <w:bCs/>
                 <w:lang w:val="es-PE"/>
               </w:rPr>
             </w:pPr>
-            <w:r>
-              <w:rPr>
+          </w:p>
+        </w:tc>
+        <w:tc>
+          <w:tcPr>
+            <w:tcW w:w="2921" w:type="dxa"/>
+          </w:tcPr>
+          <w:p>
+            <w:pPr>
+              <w:rPr>
+                <w:b/>
+                <w:bCs/>
                 <w:lang w:val="es-PE"/>
               </w:rPr>
-              <w:t xml:space="preserve">Implementación de agentes IA y evaluación por </w:t>
-            </w:r>
-            <w:bookmarkStart w:id="12" w:name="_Int_BxY3eduy"/>
-            <w:r>
-              <w:rPr>
-                <w:lang w:val="es-PE"/>
-              </w:rPr>
-              <w:t>docentes</w:t>
-            </w:r>
-            <w:bookmarkEnd w:id="12"/>
-            <w:r>
-              <w:rPr>
-                <w:lang w:val="es-PE"/>
-              </w:rPr>
-              <w:t xml:space="preserve"> revisores mediante rúbrica de calidad pedagógica.</w:t>
-            </w:r>
-          </w:p>
-        </w:tc>
-        <w:tc>
-          <w:tcPr>
-            <w:tcW w:w="2197" w:type="dxa"/>
-          </w:tcPr>
-          <w:p>
-            <w:r>
-              <w:t>IE3</w:t>
-            </w:r>
-          </w:p>
-        </w:tc>
-        <w:tc>
-          <w:tcPr>
-            <w:tcW w:w="2197" w:type="dxa"/>
-          </w:tcPr>
-          <w:p>
-            <w:pPr>
-              <w:rPr>
-                <w:lang w:val="es-PE"/>
-              </w:rPr>
             </w:pPr>
             <w:r>
               <w:rPr>
-                <w:lang w:val="es-PE"/>
-              </w:rPr>
-              <w:t>Contenido generado con evaluación favorable por parte de docentes revisores expertos.</w:t>
+                <w:b/>
+                <w:bCs/>
+              </w:rPr>
+              <w:t>$1.</w:t>
+            </w:r>
+            <w:r>
+              <w:rPr>
+                <w:b/>
+                <w:bCs/>
+              </w:rPr>
+              <w:t>9</w:t>
+            </w:r>
+            <w:r>
+              <w:rPr>
+                <w:b/>
+                <w:bCs/>
+              </w:rPr>
+              <w:t>0 USD</w:t>
+            </w:r>
+          </w:p>
+        </w:tc>
+      </w:tr>
+    </w:tbl>
+    <w:p>
+      <w:pPr>
+        <w:rPr>
+          <w:lang w:val="es-PE"/>
+        </w:rPr>
+      </w:pPr>
+    </w:p>
+    <w:p>
+      <w:pPr>
+        <w:pStyle w:val="Ttulo4"/>
+        <w:rPr>
+          <w:b/>
+          <w:bCs/>
+        </w:rPr>
+      </w:pPr>
+      <w:r>
+        <w:rPr>
+          <w:b/>
+          <w:bCs/>
+        </w:rPr>
+        <w:t>Componentes del proceso</w:t>
+      </w:r>
+    </w:p>
+    <w:p>
+      <w:pPr>
+        <w:rPr>
+          <w:lang w:val="es-ES"/>
+        </w:rPr>
+      </w:pPr>
+      <w:r>
+        <w:rPr>
+          <w:lang w:val="es-ES"/>
+        </w:rPr>
+        <w:t xml:space="preserve">Para la implementación de la solución tecnológica es necesario utilizar </w:t>
+      </w:r>
+      <w:r>
+        <w:rPr>
+          <w:lang w:val="es-ES"/>
+        </w:rPr>
+        <w:t>componentes para cada proceso de contenido educativo</w:t>
+      </w:r>
+    </w:p>
+    <w:p>
+      <w:pPr>
+        <w:pStyle w:val="Descripcin"/>
+        <w:rPr>
+          <w:b/>
+          <w:sz w:val="24"/>
+          <w:szCs w:val="24"/>
+          <w:lang w:val="es-PE"/>
+        </w:rPr>
+      </w:pPr>
+      <w:bookmarkStart w:id="24" w:name="_Toc227156499"/>
+      <w:bookmarkStart w:id="25" w:name="_Toc227157331"/>
+      <w:r>
+        <w:rPr>
+          <w:sz w:val="24"/>
+          <w:szCs w:val="24"/>
+          <w:lang w:val="es-PE"/>
+        </w:rPr>
+        <w:t xml:space="preserve">Tabla </w:t>
+      </w:r>
+      <w:r>
+        <w:rPr>
+          <w:sz w:val="24"/>
+          <w:szCs w:val="24"/>
+        </w:rPr>
+        <w:fldChar w:fldCharType="begin"/>
+      </w:r>
+      <w:r>
+        <w:rPr>
+          <w:sz w:val="24"/>
+          <w:szCs w:val="24"/>
+          <w:lang w:val="es-PE"/>
+        </w:rPr>
+        <w:instrText xml:space="preserve"> SEQ Tabla \* ARABIC </w:instrText>
+      </w:r>
+      <w:r>
+        <w:rPr>
+          <w:sz w:val="24"/>
+          <w:szCs w:val="24"/>
+        </w:rPr>
+        <w:fldChar w:fldCharType="separate"/>
+      </w:r>
+      <w:r>
+        <w:rPr>
+          <w:noProof/>
+          <w:sz w:val="24"/>
+          <w:szCs w:val="24"/>
+          <w:lang w:val="es-PE"/>
+        </w:rPr>
+        <w:t>6</w:t>
+      </w:r>
+      <w:r>
+        <w:rPr>
+          <w:sz w:val="24"/>
+          <w:szCs w:val="24"/>
+        </w:rPr>
+        <w:fldChar w:fldCharType="end"/>
+      </w:r>
+      <w:r>
+        <w:rPr>
+          <w:sz w:val="24"/>
+          <w:szCs w:val="24"/>
+          <w:lang w:val="es-PE"/>
+        </w:rPr>
+        <w:t xml:space="preserve"> Proyección de costo por componente del proceso (por curso – 18 semanas)</w:t>
+      </w:r>
+      <w:bookmarkEnd w:id="24"/>
+      <w:bookmarkEnd w:id="25"/>
+    </w:p>
+    <w:tbl>
+      <w:tblPr>
+        <w:tblStyle w:val="Tablaconcuadrcula"/>
+        <w:tblW w:w="0" w:type="auto"/>
+        <w:tblLook w:val="04A0" w:firstRow="1" w:lastRow="0" w:firstColumn="1" w:lastColumn="0" w:noHBand="0" w:noVBand="1"/>
+      </w:tblPr>
+      <w:tblGrid>
+        <w:gridCol w:w="3014"/>
+        <w:gridCol w:w="2907"/>
+        <w:gridCol w:w="2856"/>
+      </w:tblGrid>
+      <w:tr>
+        <w:tc>
+          <w:tcPr>
+            <w:tcW w:w="3033" w:type="dxa"/>
+            <w:shd w:val="clear" w:color="auto" w:fill="1F3864"/>
+          </w:tcPr>
+          <w:p>
+            <w:proofErr w:type="spellStart"/>
+            <w:r>
+              <w:rPr>
+                <w:b/>
+                <w:color w:val="FFFFFF"/>
+              </w:rPr>
+              <w:t>Componente</w:t>
+            </w:r>
+            <w:proofErr w:type="spellEnd"/>
+            <w:r>
+              <w:rPr>
+                <w:b/>
+                <w:color w:val="FFFFFF"/>
+              </w:rPr>
+              <w:t xml:space="preserve"> / </w:t>
+            </w:r>
+            <w:proofErr w:type="spellStart"/>
+            <w:r>
+              <w:rPr>
+                <w:b/>
+                <w:color w:val="FFFFFF"/>
+              </w:rPr>
+              <w:t>Agente</w:t>
+            </w:r>
+            <w:proofErr w:type="spellEnd"/>
+          </w:p>
+        </w:tc>
+        <w:tc>
+          <w:tcPr>
+            <w:tcW w:w="3033" w:type="dxa"/>
+            <w:shd w:val="clear" w:color="auto" w:fill="1F3864"/>
+          </w:tcPr>
+          <w:p>
+            <w:r>
+              <w:rPr>
+                <w:b/>
+                <w:color w:val="FFFFFF"/>
+              </w:rPr>
+              <w:t>Fase</w:t>
+            </w:r>
+          </w:p>
+        </w:tc>
+        <w:tc>
+          <w:tcPr>
+            <w:tcW w:w="3033" w:type="dxa"/>
+            <w:shd w:val="clear" w:color="auto" w:fill="1F3864"/>
+          </w:tcPr>
+          <w:p>
+            <w:r>
+              <w:rPr>
+                <w:b/>
+                <w:color w:val="FFFFFF"/>
+              </w:rPr>
+              <w:t xml:space="preserve">Costo </w:t>
+            </w:r>
+            <w:proofErr w:type="spellStart"/>
+            <w:r>
+              <w:rPr>
+                <w:b/>
+                <w:color w:val="FFFFFF"/>
+              </w:rPr>
+              <w:t>estimado</w:t>
+            </w:r>
+            <w:proofErr w:type="spellEnd"/>
+            <w:r>
+              <w:rPr>
+                <w:b/>
+                <w:color w:val="FFFFFF"/>
+              </w:rPr>
+              <w:t xml:space="preserve"> (USD)</w:t>
             </w:r>
           </w:p>
         </w:tc>
@@ -4969,7 +7131,7 @@
       <w:tr>
         <w:tc>
           <w:tcPr>
-            <w:tcW w:w="2197" w:type="dxa"/>
+            <w:tcW w:w="3033" w:type="dxa"/>
           </w:tcPr>
           <w:p>
             <w:pPr>
@@ -4977,17 +7139,488 @@
                 <w:lang w:val="es-PE"/>
               </w:rPr>
             </w:pPr>
+            <w:proofErr w:type="spellStart"/>
             <w:r>
               <w:rPr>
                 <w:lang w:val="es-PE"/>
               </w:rPr>
-              <w:t>OE4: Elaborar un plan de continuidad.</w:t>
-            </w:r>
-          </w:p>
-        </w:tc>
-        <w:tc>
-          <w:tcPr>
-            <w:tcW w:w="2197" w:type="dxa"/>
+              <w:t>KickOffAgent</w:t>
+            </w:r>
+            <w:proofErr w:type="spellEnd"/>
+            <w:r>
+              <w:rPr>
+                <w:lang w:val="es-PE"/>
+              </w:rPr>
+              <w:t xml:space="preserve"> — </w:t>
+            </w:r>
+            <w:proofErr w:type="spellStart"/>
+            <w:r>
+              <w:rPr>
+                <w:lang w:val="es-PE"/>
+              </w:rPr>
+              <w:t>parseo</w:t>
+            </w:r>
+            <w:proofErr w:type="spellEnd"/>
+            <w:r>
+              <w:rPr>
+                <w:lang w:val="es-PE"/>
+              </w:rPr>
+              <w:t xml:space="preserve"> del acta de inicio</w:t>
+            </w:r>
+          </w:p>
+        </w:tc>
+        <w:tc>
+          <w:tcPr>
+            <w:tcW w:w="3033" w:type="dxa"/>
+          </w:tcPr>
+          <w:p>
+            <w:proofErr w:type="spellStart"/>
+            <w:r>
+              <w:t>Diseño</w:t>
+            </w:r>
+            <w:proofErr w:type="spellEnd"/>
+          </w:p>
+        </w:tc>
+        <w:tc>
+          <w:tcPr>
+            <w:tcW w:w="3033" w:type="dxa"/>
+          </w:tcPr>
+          <w:p>
+            <w:r>
+              <w:t>$0.0004</w:t>
+            </w:r>
+          </w:p>
+        </w:tc>
+      </w:tr>
+      <w:tr>
+        <w:tc>
+          <w:tcPr>
+            <w:tcW w:w="3033" w:type="dxa"/>
+          </w:tcPr>
+          <w:p>
+            <w:proofErr w:type="spellStart"/>
+            <w:r>
+              <w:t>CourseSchemaAgent</w:t>
+            </w:r>
+            <w:proofErr w:type="spellEnd"/>
+            <w:r>
+              <w:t xml:space="preserve"> — </w:t>
+            </w:r>
+            <w:proofErr w:type="spellStart"/>
+            <w:r>
+              <w:t>contexto</w:t>
+            </w:r>
+            <w:proofErr w:type="spellEnd"/>
+            <w:r>
+              <w:t xml:space="preserve"> del </w:t>
+            </w:r>
+            <w:proofErr w:type="spellStart"/>
+            <w:r>
+              <w:t>curso</w:t>
+            </w:r>
+            <w:proofErr w:type="spellEnd"/>
+          </w:p>
+        </w:tc>
+        <w:tc>
+          <w:tcPr>
+            <w:tcW w:w="3033" w:type="dxa"/>
+          </w:tcPr>
+          <w:p>
+            <w:proofErr w:type="spellStart"/>
+            <w:r>
+              <w:t>Diseño</w:t>
+            </w:r>
+            <w:proofErr w:type="spellEnd"/>
+          </w:p>
+        </w:tc>
+        <w:tc>
+          <w:tcPr>
+            <w:tcW w:w="3033" w:type="dxa"/>
+          </w:tcPr>
+          <w:p>
+            <w:r>
+              <w:t>$0.0001</w:t>
+            </w:r>
+          </w:p>
+        </w:tc>
+      </w:tr>
+      <w:tr>
+        <w:tc>
+          <w:tcPr>
+            <w:tcW w:w="3033" w:type="dxa"/>
+          </w:tcPr>
+          <w:p>
+            <w:proofErr w:type="spellStart"/>
+            <w:r>
+              <w:t>UniteSchemaSubAgent</w:t>
+            </w:r>
+            <w:proofErr w:type="spellEnd"/>
+            <w:r>
+              <w:t xml:space="preserve"> — </w:t>
+            </w:r>
+            <w:proofErr w:type="spellStart"/>
+            <w:r>
+              <w:t>esquema</w:t>
+            </w:r>
+            <w:proofErr w:type="spellEnd"/>
+            <w:r>
+              <w:t xml:space="preserve"> </w:t>
+            </w:r>
+            <w:proofErr w:type="spellStart"/>
+            <w:r>
+              <w:t>por</w:t>
+            </w:r>
+            <w:proofErr w:type="spellEnd"/>
+            <w:r>
+              <w:t xml:space="preserve"> </w:t>
+            </w:r>
+            <w:proofErr w:type="spellStart"/>
+            <w:r>
+              <w:t>unidad</w:t>
+            </w:r>
+            <w:proofErr w:type="spellEnd"/>
+          </w:p>
+        </w:tc>
+        <w:tc>
+          <w:tcPr>
+            <w:tcW w:w="3033" w:type="dxa"/>
+          </w:tcPr>
+          <w:p>
+            <w:proofErr w:type="spellStart"/>
+            <w:r>
+              <w:t>Diseño</w:t>
+            </w:r>
+            <w:proofErr w:type="spellEnd"/>
+          </w:p>
+        </w:tc>
+        <w:tc>
+          <w:tcPr>
+            <w:tcW w:w="3033" w:type="dxa"/>
+          </w:tcPr>
+          <w:p>
+            <w:r>
+              <w:t>$0.0037</w:t>
+            </w:r>
+          </w:p>
+        </w:tc>
+      </w:tr>
+      <w:tr>
+        <w:tc>
+          <w:tcPr>
+            <w:tcW w:w="3033" w:type="dxa"/>
+          </w:tcPr>
+          <w:p>
+            <w:proofErr w:type="spellStart"/>
+            <w:r>
+              <w:t>SyllabusActivityClassifier</w:t>
+            </w:r>
+            <w:proofErr w:type="spellEnd"/>
+            <w:r>
+              <w:t xml:space="preserve"> — </w:t>
+            </w:r>
+            <w:proofErr w:type="spellStart"/>
+            <w:r>
+              <w:t>clasificación</w:t>
+            </w:r>
+            <w:proofErr w:type="spellEnd"/>
+          </w:p>
+        </w:tc>
+        <w:tc>
+          <w:tcPr>
+            <w:tcW w:w="3033" w:type="dxa"/>
+          </w:tcPr>
+          <w:p>
+            <w:proofErr w:type="spellStart"/>
+            <w:r>
+              <w:t>Diseño</w:t>
+            </w:r>
+            <w:proofErr w:type="spellEnd"/>
+          </w:p>
+        </w:tc>
+        <w:tc>
+          <w:tcPr>
+            <w:tcW w:w="3033" w:type="dxa"/>
+          </w:tcPr>
+          <w:p>
+            <w:r>
+              <w:t>$0.0017</w:t>
+            </w:r>
+          </w:p>
+        </w:tc>
+      </w:tr>
+      <w:tr>
+        <w:tc>
+          <w:tcPr>
+            <w:tcW w:w="3033" w:type="dxa"/>
+          </w:tcPr>
+          <w:p>
+            <w:proofErr w:type="spellStart"/>
+            <w:r>
+              <w:t>UniteSchemaSubAgent</w:t>
+            </w:r>
+            <w:proofErr w:type="spellEnd"/>
+            <w:r>
+              <w:t xml:space="preserve"> — </w:t>
+            </w:r>
+            <w:proofErr w:type="spellStart"/>
+            <w:r>
+              <w:t>actividades</w:t>
+            </w:r>
+            <w:proofErr w:type="spellEnd"/>
+          </w:p>
+        </w:tc>
+        <w:tc>
+          <w:tcPr>
+            <w:tcW w:w="3033" w:type="dxa"/>
+          </w:tcPr>
+          <w:p>
+            <w:proofErr w:type="spellStart"/>
+            <w:r>
+              <w:t>Diseño</w:t>
+            </w:r>
+            <w:proofErr w:type="spellEnd"/>
+          </w:p>
+        </w:tc>
+        <w:tc>
+          <w:tcPr>
+            <w:tcW w:w="3033" w:type="dxa"/>
+          </w:tcPr>
+          <w:p>
+            <w:r>
+              <w:t>$0.0019</w:t>
+            </w:r>
+          </w:p>
+        </w:tc>
+      </w:tr>
+      <w:tr>
+        <w:tc>
+          <w:tcPr>
+            <w:tcW w:w="3033" w:type="dxa"/>
+          </w:tcPr>
+          <w:p>
+            <w:proofErr w:type="spellStart"/>
+            <w:r>
+              <w:t>IpesAgent</w:t>
+            </w:r>
+            <w:proofErr w:type="spellEnd"/>
+            <w:r>
+              <w:t xml:space="preserve"> — </w:t>
+            </w:r>
+            <w:proofErr w:type="spellStart"/>
+            <w:r>
+              <w:t>one_step_schema_recursos</w:t>
+            </w:r>
+            <w:proofErr w:type="spellEnd"/>
+            <w:r>
+              <w:t xml:space="preserve"> (18 sem.)</w:t>
+            </w:r>
+          </w:p>
+        </w:tc>
+        <w:tc>
+          <w:tcPr>
+            <w:tcW w:w="3033" w:type="dxa"/>
+          </w:tcPr>
+          <w:p>
+            <w:r>
+              <w:t>Generación</w:t>
+            </w:r>
+          </w:p>
+        </w:tc>
+        <w:tc>
+          <w:tcPr>
+            <w:tcW w:w="3033" w:type="dxa"/>
+          </w:tcPr>
+          <w:p>
+            <w:r>
+              <w:t>$0.0045</w:t>
+            </w:r>
+          </w:p>
+        </w:tc>
+      </w:tr>
+      <w:tr>
+        <w:tc>
+          <w:tcPr>
+            <w:tcW w:w="3033" w:type="dxa"/>
+          </w:tcPr>
+          <w:p>
+            <w:proofErr w:type="spellStart"/>
+            <w:r>
+              <w:t>IpesAgent</w:t>
+            </w:r>
+            <w:proofErr w:type="spellEnd"/>
+            <w:r>
+              <w:t xml:space="preserve"> — </w:t>
+            </w:r>
+            <w:proofErr w:type="spellStart"/>
+            <w:r>
+              <w:t>one_step_introduccion</w:t>
+            </w:r>
+            <w:proofErr w:type="spellEnd"/>
+            <w:r>
+              <w:t xml:space="preserve"> (18 sem.)</w:t>
+            </w:r>
+          </w:p>
+        </w:tc>
+        <w:tc>
+          <w:tcPr>
+            <w:tcW w:w="3033" w:type="dxa"/>
+          </w:tcPr>
+          <w:p>
+            <w:r>
+              <w:t>Generación</w:t>
+            </w:r>
+          </w:p>
+        </w:tc>
+        <w:tc>
+          <w:tcPr>
+            <w:tcW w:w="3033" w:type="dxa"/>
+          </w:tcPr>
+          <w:p>
+            <w:r>
+              <w:t>$0.0043</w:t>
+            </w:r>
+          </w:p>
+        </w:tc>
+      </w:tr>
+      <w:tr>
+        <w:tc>
+          <w:tcPr>
+            <w:tcW w:w="3033" w:type="dxa"/>
+          </w:tcPr>
+          <w:p>
+            <w:proofErr w:type="spellStart"/>
+            <w:r>
+              <w:lastRenderedPageBreak/>
+              <w:t>IpesAgent</w:t>
+            </w:r>
+            <w:proofErr w:type="spellEnd"/>
+            <w:r>
+              <w:t xml:space="preserve"> — </w:t>
+            </w:r>
+            <w:proofErr w:type="spellStart"/>
+            <w:r>
+              <w:t>one_step_presentaciones</w:t>
+            </w:r>
+            <w:proofErr w:type="spellEnd"/>
+            <w:r>
+              <w:t xml:space="preserve"> (18 sem.)</w:t>
+            </w:r>
+          </w:p>
+        </w:tc>
+        <w:tc>
+          <w:tcPr>
+            <w:tcW w:w="3033" w:type="dxa"/>
+          </w:tcPr>
+          <w:p>
+            <w:r>
+              <w:t>Generación</w:t>
+            </w:r>
+          </w:p>
+        </w:tc>
+        <w:tc>
+          <w:tcPr>
+            <w:tcW w:w="3033" w:type="dxa"/>
+          </w:tcPr>
+          <w:p>
+            <w:r>
+              <w:t>$0.0053</w:t>
+            </w:r>
+          </w:p>
+        </w:tc>
+      </w:tr>
+      <w:tr>
+        <w:tc>
+          <w:tcPr>
+            <w:tcW w:w="3033" w:type="dxa"/>
+          </w:tcPr>
+          <w:p>
+            <w:proofErr w:type="spellStart"/>
+            <w:r>
+              <w:t>IpesAgent</w:t>
+            </w:r>
+            <w:proofErr w:type="spellEnd"/>
+            <w:r>
+              <w:t xml:space="preserve"> — </w:t>
+            </w:r>
+            <w:proofErr w:type="spellStart"/>
+            <w:r>
+              <w:t>one_step_ejercicios</w:t>
+            </w:r>
+            <w:proofErr w:type="spellEnd"/>
+            <w:r>
+              <w:t xml:space="preserve"> (18 sem.)</w:t>
+            </w:r>
+          </w:p>
+        </w:tc>
+        <w:tc>
+          <w:tcPr>
+            <w:tcW w:w="3033" w:type="dxa"/>
+          </w:tcPr>
+          <w:p>
+            <w:r>
+              <w:t>Generación</w:t>
+            </w:r>
+          </w:p>
+        </w:tc>
+        <w:tc>
+          <w:tcPr>
+            <w:tcW w:w="3033" w:type="dxa"/>
+          </w:tcPr>
+          <w:p>
+            <w:r>
+              <w:t>$0.0027</w:t>
+            </w:r>
+          </w:p>
+        </w:tc>
+      </w:tr>
+      <w:tr>
+        <w:tc>
+          <w:tcPr>
+            <w:tcW w:w="3033" w:type="dxa"/>
+          </w:tcPr>
+          <w:p>
+            <w:proofErr w:type="spellStart"/>
+            <w:r>
+              <w:t>CheckIpesAgent</w:t>
+            </w:r>
+            <w:proofErr w:type="spellEnd"/>
+            <w:r>
+              <w:t xml:space="preserve"> — QA del </w:t>
+            </w:r>
+            <w:proofErr w:type="spellStart"/>
+            <w:r>
+              <w:t>contenido</w:t>
+            </w:r>
+            <w:proofErr w:type="spellEnd"/>
+          </w:p>
+        </w:tc>
+        <w:tc>
+          <w:tcPr>
+            <w:tcW w:w="3033" w:type="dxa"/>
+          </w:tcPr>
+          <w:p>
+            <w:proofErr w:type="spellStart"/>
+            <w:r>
+              <w:t>Aseguramiento</w:t>
+            </w:r>
+            <w:proofErr w:type="spellEnd"/>
+          </w:p>
+        </w:tc>
+        <w:tc>
+          <w:tcPr>
+            <w:tcW w:w="3033" w:type="dxa"/>
+          </w:tcPr>
+          <w:p>
+            <w:r>
+              <w:t>$0.0002</w:t>
+            </w:r>
+          </w:p>
+        </w:tc>
+      </w:tr>
+      <w:tr>
+        <w:tc>
+          <w:tcPr>
+            <w:tcW w:w="3033" w:type="dxa"/>
           </w:tcPr>
           <w:p>
             <w:pPr>
@@ -4997,33 +7630,23 @@
             </w:pPr>
             <w:r>
               <w:rPr>
+                <w:b/>
                 <w:lang w:val="es-PE"/>
               </w:rPr>
-              <w:t xml:space="preserve">Definición de roles de soporte, niveles </w:t>
-            </w:r>
-            <w:r>
-              <w:rPr>
+              <w:t>Costo total</w:t>
+            </w:r>
+            <w:r>
+              <w:rPr>
+                <w:b/>
                 <w:lang w:val="es-PE"/>
               </w:rPr>
-              <w:lastRenderedPageBreak/>
-              <w:t>de servicio, gestión de riesgos y estimación de costos post-implementación.</w:t>
-            </w:r>
-          </w:p>
-        </w:tc>
-        <w:tc>
-          <w:tcPr>
-            <w:tcW w:w="2197" w:type="dxa"/>
-          </w:tcPr>
-          <w:p>
-            <w:r>
-              <w:lastRenderedPageBreak/>
-              <w:t>IE4</w:t>
-            </w:r>
-          </w:p>
-        </w:tc>
-        <w:tc>
-          <w:tcPr>
-            <w:tcW w:w="2197" w:type="dxa"/>
+              <w:t xml:space="preserve"> IPES (sin material base)</w:t>
+            </w:r>
+          </w:p>
+        </w:tc>
+        <w:tc>
+          <w:tcPr>
+            <w:tcW w:w="3033" w:type="dxa"/>
           </w:tcPr>
           <w:p>
             <w:pPr>
@@ -5031,18 +7654,18 @@
                 <w:lang w:val="es-PE"/>
               </w:rPr>
             </w:pPr>
-            <w:r>
-              <w:rPr>
-                <w:lang w:val="es-PE"/>
-              </w:rPr>
-              <w:t xml:space="preserve">Plan de continuidad aprobado que </w:t>
-            </w:r>
-            <w:r>
-              <w:rPr>
-                <w:lang w:val="es-PE"/>
-              </w:rPr>
-              <w:lastRenderedPageBreak/>
-              <w:t>garantice viabilidad técnica y operativa.</w:t>
+          </w:p>
+        </w:tc>
+        <w:tc>
+          <w:tcPr>
+            <w:tcW w:w="3033" w:type="dxa"/>
+          </w:tcPr>
+          <w:p>
+            <w:r>
+              <w:rPr>
+                <w:b/>
+              </w:rPr>
+              <w:t>~$0.025 USD</w:t>
             </w:r>
           </w:p>
         </w:tc>
@@ -5050,13 +7673,33 @@
     </w:tbl>
     <w:p>
       <w:pPr>
-        <w:pStyle w:val="Ttulo2"/>
-      </w:pPr>
-      <w:bookmarkStart w:id="13" w:name="_Toc226926567"/>
-      <w:r>
-        <w:t>Descripción del proyecto</w:t>
-      </w:r>
-      <w:bookmarkEnd w:id="13"/>
+        <w:rPr>
+          <w:lang w:val="es-PE"/>
+        </w:rPr>
+      </w:pPr>
+    </w:p>
+    <w:p>
+      <w:pPr>
+        <w:pStyle w:val="Ttulo4"/>
+        <w:rPr>
+          <w:b/>
+          <w:bCs/>
+        </w:rPr>
+      </w:pPr>
+      <w:r>
+        <w:rPr>
+          <w:b/>
+          <w:bCs/>
+        </w:rPr>
+        <w:t>Costo</w:t>
+      </w:r>
+      <w:r>
+        <w:rPr>
+          <w:b/>
+          <w:bCs/>
+        </w:rPr>
+        <w:t xml:space="preserve"> equipo de trabajo</w:t>
+      </w:r>
     </w:p>
     <w:p>
       <w:pPr>
@@ -5069,9 +7712,890 @@
         <w:rPr>
           <w:lang w:val="es-PE"/>
         </w:rPr>
-        <w:t>El proyecto propone el uso de agentes de inteligencia artificial para optimizar la generación del contenido textual de cursos virtuales, abordando específicamente la fase donde el docente virtualizador actualmente trabaja de forma manual. El contenido objetivo son los materiales denominados IPES (Introducción, Presentaciones y Ejercicios), que representan el núcleo textual de cada semana académica de un curso virtual.</w:t>
-      </w:r>
-    </w:p>
+        <w:t xml:space="preserve">Además del costo de consumo de </w:t>
+      </w:r>
+      <w:proofErr w:type="spellStart"/>
+      <w:r>
+        <w:rPr>
+          <w:lang w:val="es-PE"/>
+        </w:rPr>
+        <w:t>APIs</w:t>
+      </w:r>
+      <w:proofErr w:type="spellEnd"/>
+      <w:r>
+        <w:rPr>
+          <w:lang w:val="es-PE"/>
+        </w:rPr>
+        <w:t xml:space="preserve"> de IA, el proyecto involucra un equipo de trabajo con cinco roles activos bajo una metodología ágil (Scrum). A </w:t>
+      </w:r>
+      <w:r>
+        <w:rPr>
+          <w:lang w:val="es-PE"/>
+        </w:rPr>
+        <w:t>continuación,</w:t>
+      </w:r>
+      <w:r>
+        <w:rPr>
+          <w:lang w:val="es-PE"/>
+        </w:rPr>
+        <w:t xml:space="preserve"> se presenta el costo estimado por rol en función de las horas de participación proyectadas durante el ciclo de vida del proyecto (mayo–octubre 2026). Las tarifas por hora se derivan de las remuneraciones de referencia del mercado para cada perfil, calculadas sobre una base de 160 horas mensuales.</w:t>
+      </w:r>
+    </w:p>
+    <w:p>
+      <w:pPr>
+        <w:pStyle w:val="Descripcin"/>
+        <w:rPr>
+          <w:sz w:val="24"/>
+          <w:szCs w:val="24"/>
+          <w:lang w:val="es-PE"/>
+        </w:rPr>
+      </w:pPr>
+      <w:bookmarkStart w:id="26" w:name="_Toc227156500"/>
+      <w:bookmarkStart w:id="27" w:name="_Toc227157332"/>
+      <w:r>
+        <w:rPr>
+          <w:sz w:val="24"/>
+          <w:szCs w:val="24"/>
+          <w:lang w:val="es-PE"/>
+        </w:rPr>
+        <w:t xml:space="preserve">Tabla </w:t>
+      </w:r>
+      <w:r>
+        <w:rPr>
+          <w:sz w:val="24"/>
+          <w:szCs w:val="24"/>
+        </w:rPr>
+        <w:fldChar w:fldCharType="begin"/>
+      </w:r>
+      <w:r>
+        <w:rPr>
+          <w:sz w:val="24"/>
+          <w:szCs w:val="24"/>
+          <w:lang w:val="es-PE"/>
+        </w:rPr>
+        <w:instrText xml:space="preserve"> SEQ Tabla \* ARABIC </w:instrText>
+      </w:r>
+      <w:r>
+        <w:rPr>
+          <w:sz w:val="24"/>
+          <w:szCs w:val="24"/>
+        </w:rPr>
+        <w:fldChar w:fldCharType="separate"/>
+      </w:r>
+      <w:r>
+        <w:rPr>
+          <w:noProof/>
+          <w:sz w:val="24"/>
+          <w:szCs w:val="24"/>
+          <w:lang w:val="es-PE"/>
+        </w:rPr>
+        <w:t>7</w:t>
+      </w:r>
+      <w:r>
+        <w:rPr>
+          <w:sz w:val="24"/>
+          <w:szCs w:val="24"/>
+        </w:rPr>
+        <w:fldChar w:fldCharType="end"/>
+      </w:r>
+      <w:r>
+        <w:rPr>
+          <w:sz w:val="24"/>
+          <w:szCs w:val="24"/>
+          <w:lang w:val="es-PE"/>
+        </w:rPr>
+        <w:t xml:space="preserve"> Proyección de costo del equipo de trabajo</w:t>
+      </w:r>
+      <w:bookmarkEnd w:id="26"/>
+      <w:bookmarkEnd w:id="27"/>
+    </w:p>
+    <w:tbl>
+      <w:tblPr>
+        <w:tblStyle w:val="Tablaconcuadrcula"/>
+        <w:tblW w:w="0" w:type="auto"/>
+        <w:tblLook w:val="04A0" w:firstRow="1" w:lastRow="0" w:firstColumn="1" w:lastColumn="0" w:noHBand="0" w:noVBand="1"/>
+      </w:tblPr>
+      <w:tblGrid>
+        <w:gridCol w:w="2217"/>
+        <w:gridCol w:w="2191"/>
+        <w:gridCol w:w="2206"/>
+        <w:gridCol w:w="2163"/>
+      </w:tblGrid>
+      <w:tr>
+        <w:tc>
+          <w:tcPr>
+            <w:tcW w:w="2217" w:type="dxa"/>
+            <w:shd w:val="clear" w:color="auto" w:fill="1F3864"/>
+          </w:tcPr>
+          <w:p>
+            <w:r>
+              <w:rPr>
+                <w:b/>
+                <w:color w:val="FFFFFF"/>
+              </w:rPr>
+              <w:t>Rol</w:t>
+            </w:r>
+          </w:p>
+        </w:tc>
+        <w:tc>
+          <w:tcPr>
+            <w:tcW w:w="2191" w:type="dxa"/>
+            <w:shd w:val="clear" w:color="auto" w:fill="1F3864"/>
+          </w:tcPr>
+          <w:p>
+            <w:r>
+              <w:rPr>
+                <w:b/>
+                <w:color w:val="FFFFFF"/>
+              </w:rPr>
+              <w:t xml:space="preserve">Horas </w:t>
+            </w:r>
+            <w:proofErr w:type="spellStart"/>
+            <w:r>
+              <w:rPr>
+                <w:b/>
+                <w:color w:val="FFFFFF"/>
+              </w:rPr>
+              <w:t>estimadas</w:t>
+            </w:r>
+            <w:proofErr w:type="spellEnd"/>
+          </w:p>
+        </w:tc>
+        <w:tc>
+          <w:tcPr>
+            <w:tcW w:w="2206" w:type="dxa"/>
+            <w:shd w:val="clear" w:color="auto" w:fill="1F3864"/>
+          </w:tcPr>
+          <w:p>
+            <w:r>
+              <w:rPr>
+                <w:b/>
+                <w:color w:val="FFFFFF"/>
+              </w:rPr>
+              <w:t>Tarifa/hora (S/.)</w:t>
+            </w:r>
+          </w:p>
+        </w:tc>
+        <w:tc>
+          <w:tcPr>
+            <w:tcW w:w="2163" w:type="dxa"/>
+            <w:shd w:val="clear" w:color="auto" w:fill="1F3864"/>
+          </w:tcPr>
+          <w:p>
+            <w:r>
+              <w:rPr>
+                <w:b/>
+                <w:color w:val="FFFFFF"/>
+              </w:rPr>
+              <w:t>Costo total (S/.)</w:t>
+            </w:r>
+          </w:p>
+        </w:tc>
+      </w:tr>
+      <w:tr>
+        <w:tc>
+          <w:tcPr>
+            <w:tcW w:w="2217" w:type="dxa"/>
+          </w:tcPr>
+          <w:p>
+            <w:proofErr w:type="spellStart"/>
+            <w:r>
+              <w:t>Desarrollador</w:t>
+            </w:r>
+            <w:proofErr w:type="spellEnd"/>
+            <w:r>
+              <w:t xml:space="preserve"> IA</w:t>
+            </w:r>
+          </w:p>
+        </w:tc>
+        <w:tc>
+          <w:tcPr>
+            <w:tcW w:w="2191" w:type="dxa"/>
+          </w:tcPr>
+          <w:p>
+            <w:r>
+              <w:t xml:space="preserve">400 </w:t>
+            </w:r>
+            <w:proofErr w:type="spellStart"/>
+            <w:r>
+              <w:t>hrs</w:t>
+            </w:r>
+            <w:proofErr w:type="spellEnd"/>
+          </w:p>
+        </w:tc>
+        <w:tc>
+          <w:tcPr>
+            <w:tcW w:w="2206" w:type="dxa"/>
+          </w:tcPr>
+          <w:p>
+            <w:r>
+              <w:t>S/. 31.25</w:t>
+            </w:r>
+          </w:p>
+        </w:tc>
+        <w:tc>
+          <w:tcPr>
+            <w:tcW w:w="2163" w:type="dxa"/>
+          </w:tcPr>
+          <w:p>
+            <w:r>
+              <w:t>S/. 12,500</w:t>
+            </w:r>
+          </w:p>
+        </w:tc>
+      </w:tr>
+      <w:tr>
+        <w:tc>
+          <w:tcPr>
+            <w:tcW w:w="2217" w:type="dxa"/>
+          </w:tcPr>
+          <w:p>
+            <w:r>
+              <w:t>Project Manager</w:t>
+            </w:r>
+          </w:p>
+        </w:tc>
+        <w:tc>
+          <w:tcPr>
+            <w:tcW w:w="2191" w:type="dxa"/>
+          </w:tcPr>
+          <w:p>
+            <w:r>
+              <w:t xml:space="preserve">120 </w:t>
+            </w:r>
+            <w:proofErr w:type="spellStart"/>
+            <w:r>
+              <w:t>hrs</w:t>
+            </w:r>
+            <w:proofErr w:type="spellEnd"/>
+          </w:p>
+        </w:tc>
+        <w:tc>
+          <w:tcPr>
+            <w:tcW w:w="2206" w:type="dxa"/>
+          </w:tcPr>
+          <w:p>
+            <w:r>
+              <w:t>S/. 37.50</w:t>
+            </w:r>
+          </w:p>
+        </w:tc>
+        <w:tc>
+          <w:tcPr>
+            <w:tcW w:w="2163" w:type="dxa"/>
+          </w:tcPr>
+          <w:p>
+            <w:r>
+              <w:t>S/. 4,500</w:t>
+            </w:r>
+          </w:p>
+        </w:tc>
+      </w:tr>
+      <w:tr>
+        <w:tc>
+          <w:tcPr>
+            <w:tcW w:w="2217" w:type="dxa"/>
+          </w:tcPr>
+          <w:p>
+            <w:r>
+              <w:t>Tech Leader</w:t>
+            </w:r>
+          </w:p>
+        </w:tc>
+        <w:tc>
+          <w:tcPr>
+            <w:tcW w:w="2191" w:type="dxa"/>
+          </w:tcPr>
+          <w:p>
+            <w:r>
+              <w:t xml:space="preserve">100 </w:t>
+            </w:r>
+            <w:proofErr w:type="spellStart"/>
+            <w:r>
+              <w:t>hrs</w:t>
+            </w:r>
+            <w:proofErr w:type="spellEnd"/>
+          </w:p>
+        </w:tc>
+        <w:tc>
+          <w:tcPr>
+            <w:tcW w:w="2206" w:type="dxa"/>
+          </w:tcPr>
+          <w:p>
+            <w:r>
+              <w:t>S/. 37.50</w:t>
+            </w:r>
+          </w:p>
+        </w:tc>
+        <w:tc>
+          <w:tcPr>
+            <w:tcW w:w="2163" w:type="dxa"/>
+          </w:tcPr>
+          <w:p>
+            <w:r>
+              <w:t>S/. 3,750</w:t>
+            </w:r>
+          </w:p>
+        </w:tc>
+      </w:tr>
+      <w:tr>
+        <w:tc>
+          <w:tcPr>
+            <w:tcW w:w="2217" w:type="dxa"/>
+          </w:tcPr>
+          <w:p>
+            <w:r>
+              <w:t>Product Owner</w:t>
+            </w:r>
+          </w:p>
+        </w:tc>
+        <w:tc>
+          <w:tcPr>
+            <w:tcW w:w="2191" w:type="dxa"/>
+          </w:tcPr>
+          <w:p>
+            <w:r>
+              <w:t xml:space="preserve">80 </w:t>
+            </w:r>
+            <w:proofErr w:type="spellStart"/>
+            <w:r>
+              <w:t>hrs</w:t>
+            </w:r>
+            <w:proofErr w:type="spellEnd"/>
+          </w:p>
+        </w:tc>
+        <w:tc>
+          <w:tcPr>
+            <w:tcW w:w="2206" w:type="dxa"/>
+          </w:tcPr>
+          <w:p>
+            <w:r>
+              <w:t>S/. 28.13</w:t>
+            </w:r>
+          </w:p>
+        </w:tc>
+        <w:tc>
+          <w:tcPr>
+            <w:tcW w:w="2163" w:type="dxa"/>
+          </w:tcPr>
+          <w:p>
+            <w:r>
+              <w:t>S/. 2,250</w:t>
+            </w:r>
+          </w:p>
+        </w:tc>
+      </w:tr>
+      <w:tr>
+        <w:tc>
+          <w:tcPr>
+            <w:tcW w:w="2217" w:type="dxa"/>
+          </w:tcPr>
+          <w:p>
+            <w:pPr>
+              <w:rPr>
+                <w:lang w:val="es-PE"/>
+              </w:rPr>
+            </w:pPr>
+            <w:proofErr w:type="spellStart"/>
+            <w:r>
+              <w:rPr>
+                <w:lang w:val="es-PE"/>
+              </w:rPr>
+              <w:t>Stakeholder</w:t>
+            </w:r>
+            <w:proofErr w:type="spellEnd"/>
+            <w:r>
+              <w:rPr>
+                <w:lang w:val="es-PE"/>
+              </w:rPr>
+              <w:t xml:space="preserve"> / Sponsor</w:t>
+            </w:r>
+            <w:r>
+              <w:rPr>
+                <w:lang w:val="es-PE"/>
+              </w:rPr>
+              <w:br/>
+              <w:t>(</w:t>
+            </w:r>
+            <w:proofErr w:type="gramStart"/>
+            <w:r>
+              <w:rPr>
+                <w:lang w:val="es-PE"/>
+              </w:rPr>
+              <w:t>Jefe</w:t>
+            </w:r>
+            <w:proofErr w:type="gramEnd"/>
+            <w:r>
+              <w:rPr>
+                <w:lang w:val="es-PE"/>
+              </w:rPr>
+              <w:t xml:space="preserve"> del equipo Modelos Emergentes)</w:t>
+            </w:r>
+          </w:p>
+        </w:tc>
+        <w:tc>
+          <w:tcPr>
+            <w:tcW w:w="2191" w:type="dxa"/>
+          </w:tcPr>
+          <w:p>
+            <w:r>
+              <w:t xml:space="preserve">20 </w:t>
+            </w:r>
+            <w:proofErr w:type="spellStart"/>
+            <w:r>
+              <w:t>hrs</w:t>
+            </w:r>
+            <w:proofErr w:type="spellEnd"/>
+          </w:p>
+        </w:tc>
+        <w:tc>
+          <w:tcPr>
+            <w:tcW w:w="2206" w:type="dxa"/>
+          </w:tcPr>
+          <w:p>
+            <w:r>
+              <w:t>S/. 62.50</w:t>
+            </w:r>
+          </w:p>
+        </w:tc>
+        <w:tc>
+          <w:tcPr>
+            <w:tcW w:w="2163" w:type="dxa"/>
+          </w:tcPr>
+          <w:p>
+            <w:r>
+              <w:t>S/. 1,250</w:t>
+            </w:r>
+          </w:p>
+        </w:tc>
+      </w:tr>
+      <w:tr>
+        <w:tc>
+          <w:tcPr>
+            <w:tcW w:w="2217" w:type="dxa"/>
+          </w:tcPr>
+          <w:p>
+            <w:pPr>
+              <w:rPr>
+                <w:b/>
+                <w:bCs/>
+                <w:lang w:val="es-PE"/>
+              </w:rPr>
+            </w:pPr>
+            <w:r>
+              <w:rPr>
+                <w:b/>
+                <w:bCs/>
+                <w:lang w:val="es-PE"/>
+              </w:rPr>
+              <w:t>Costo total de equipo de trabajo</w:t>
+            </w:r>
+          </w:p>
+        </w:tc>
+        <w:tc>
+          <w:tcPr>
+            <w:tcW w:w="2191" w:type="dxa"/>
+          </w:tcPr>
+          <w:p>
+            <w:pPr>
+              <w:rPr>
+                <w:b/>
+                <w:bCs/>
+                <w:lang w:val="es-PE"/>
+              </w:rPr>
+            </w:pPr>
+          </w:p>
+        </w:tc>
+        <w:tc>
+          <w:tcPr>
+            <w:tcW w:w="2206" w:type="dxa"/>
+          </w:tcPr>
+          <w:p>
+            <w:pPr>
+              <w:rPr>
+                <w:b/>
+                <w:bCs/>
+                <w:lang w:val="es-PE"/>
+              </w:rPr>
+            </w:pPr>
+          </w:p>
+        </w:tc>
+        <w:tc>
+          <w:tcPr>
+            <w:tcW w:w="2163" w:type="dxa"/>
+          </w:tcPr>
+          <w:p>
+            <w:pPr>
+              <w:rPr>
+                <w:b/>
+                <w:bCs/>
+                <w:lang w:val="es-PE"/>
+              </w:rPr>
+            </w:pPr>
+            <w:r>
+              <w:rPr>
+                <w:b/>
+                <w:bCs/>
+                <w:lang w:val="en-GB"/>
+              </w:rPr>
+              <w:t>S/. 24,250</w:t>
+            </w:r>
+          </w:p>
+        </w:tc>
+      </w:tr>
+    </w:tbl>
+    <w:p>
+      <w:pPr>
+        <w:rPr>
+          <w:lang w:val="es-PE"/>
+        </w:rPr>
+      </w:pPr>
+    </w:p>
+    <w:p>
+      <w:pPr>
+        <w:pStyle w:val="Ttulo4"/>
+        <w:rPr>
+          <w:b/>
+          <w:bCs/>
+        </w:rPr>
+      </w:pPr>
+      <w:r>
+        <w:rPr>
+          <w:b/>
+          <w:bCs/>
+        </w:rPr>
+        <w:lastRenderedPageBreak/>
+        <w:t xml:space="preserve">Costo </w:t>
+      </w:r>
+      <w:r>
+        <w:rPr>
+          <w:b/>
+          <w:bCs/>
+        </w:rPr>
+        <w:t>de dispositivos de trabajo</w:t>
+      </w:r>
+    </w:p>
+    <w:p>
+      <w:pPr>
+        <w:rPr>
+          <w:lang w:val="es-ES"/>
+        </w:rPr>
+      </w:pPr>
+      <w:r>
+        <w:rPr>
+          <w:lang w:val="es-ES"/>
+        </w:rPr>
+        <w:t>Para garantizar la correcta implementación de la solución tecnológica, se ha seleccionado hardware de alto desempeño.</w:t>
+      </w:r>
+    </w:p>
+    <w:p>
+      <w:pPr>
+        <w:pStyle w:val="Descripcin"/>
+        <w:rPr>
+          <w:sz w:val="24"/>
+          <w:szCs w:val="24"/>
+          <w:lang w:val="es-ES"/>
+        </w:rPr>
+      </w:pPr>
+      <w:bookmarkStart w:id="28" w:name="_Toc227156501"/>
+      <w:bookmarkStart w:id="29" w:name="_Toc227157333"/>
+      <w:r>
+        <w:rPr>
+          <w:sz w:val="24"/>
+          <w:szCs w:val="24"/>
+          <w:lang w:val="es-PE"/>
+        </w:rPr>
+        <w:t xml:space="preserve">Tabla </w:t>
+      </w:r>
+      <w:r>
+        <w:rPr>
+          <w:sz w:val="24"/>
+          <w:szCs w:val="24"/>
+        </w:rPr>
+        <w:fldChar w:fldCharType="begin"/>
+      </w:r>
+      <w:r>
+        <w:rPr>
+          <w:sz w:val="24"/>
+          <w:szCs w:val="24"/>
+          <w:lang w:val="es-PE"/>
+        </w:rPr>
+        <w:instrText xml:space="preserve"> SEQ Tabla \* ARABIC </w:instrText>
+      </w:r>
+      <w:r>
+        <w:rPr>
+          <w:sz w:val="24"/>
+          <w:szCs w:val="24"/>
+        </w:rPr>
+        <w:fldChar w:fldCharType="separate"/>
+      </w:r>
+      <w:r>
+        <w:rPr>
+          <w:noProof/>
+          <w:sz w:val="24"/>
+          <w:szCs w:val="24"/>
+          <w:lang w:val="es-PE"/>
+        </w:rPr>
+        <w:t>8</w:t>
+      </w:r>
+      <w:r>
+        <w:rPr>
+          <w:sz w:val="24"/>
+          <w:szCs w:val="24"/>
+        </w:rPr>
+        <w:fldChar w:fldCharType="end"/>
+      </w:r>
+      <w:r>
+        <w:rPr>
+          <w:sz w:val="24"/>
+          <w:szCs w:val="24"/>
+          <w:lang w:val="es-PE"/>
+        </w:rPr>
+        <w:t xml:space="preserve"> Proyección de costos de dispositivos de trabajo</w:t>
+      </w:r>
+      <w:bookmarkEnd w:id="28"/>
+      <w:bookmarkEnd w:id="29"/>
+    </w:p>
+    <w:tbl>
+      <w:tblPr>
+        <w:tblStyle w:val="Tablaconcuadrcula"/>
+        <w:tblW w:w="0" w:type="auto"/>
+        <w:tblLook w:val="04A0" w:firstRow="1" w:lastRow="0" w:firstColumn="1" w:lastColumn="0" w:noHBand="0" w:noVBand="1"/>
+      </w:tblPr>
+      <w:tblGrid>
+        <w:gridCol w:w="2187"/>
+        <w:gridCol w:w="2206"/>
+        <w:gridCol w:w="2186"/>
+        <w:gridCol w:w="2198"/>
+      </w:tblGrid>
+      <w:tr>
+        <w:trPr>
+          <w:trHeight w:val="520"/>
+        </w:trPr>
+        <w:tc>
+          <w:tcPr>
+            <w:tcW w:w="2187" w:type="dxa"/>
+            <w:shd w:val="clear" w:color="auto" w:fill="1F3864"/>
+          </w:tcPr>
+          <w:p>
+            <w:proofErr w:type="spellStart"/>
+            <w:r>
+              <w:rPr>
+                <w:b/>
+                <w:color w:val="FFFFFF"/>
+              </w:rPr>
+              <w:t>Recurso</w:t>
+            </w:r>
+            <w:proofErr w:type="spellEnd"/>
+          </w:p>
+        </w:tc>
+        <w:tc>
+          <w:tcPr>
+            <w:tcW w:w="2206" w:type="dxa"/>
+            <w:shd w:val="clear" w:color="auto" w:fill="1F3864"/>
+          </w:tcPr>
+          <w:p>
+            <w:proofErr w:type="spellStart"/>
+            <w:r>
+              <w:rPr>
+                <w:b/>
+                <w:color w:val="FFFFFF"/>
+              </w:rPr>
+              <w:t>Descripción</w:t>
+            </w:r>
+            <w:proofErr w:type="spellEnd"/>
+          </w:p>
+        </w:tc>
+        <w:tc>
+          <w:tcPr>
+            <w:tcW w:w="2186" w:type="dxa"/>
+            <w:shd w:val="clear" w:color="auto" w:fill="1F3864"/>
+          </w:tcPr>
+          <w:p>
+            <w:proofErr w:type="spellStart"/>
+            <w:r>
+              <w:rPr>
+                <w:b/>
+                <w:color w:val="FFFFFF"/>
+              </w:rPr>
+              <w:t>Cantidad</w:t>
+            </w:r>
+            <w:proofErr w:type="spellEnd"/>
+          </w:p>
+        </w:tc>
+        <w:tc>
+          <w:tcPr>
+            <w:tcW w:w="2198" w:type="dxa"/>
+            <w:shd w:val="clear" w:color="auto" w:fill="1F3864"/>
+          </w:tcPr>
+          <w:p>
+            <w:proofErr w:type="spellStart"/>
+            <w:r>
+              <w:rPr>
+                <w:b/>
+                <w:color w:val="FFFFFF"/>
+              </w:rPr>
+              <w:t>Precio</w:t>
+            </w:r>
+            <w:proofErr w:type="spellEnd"/>
+            <w:r>
+              <w:rPr>
+                <w:b/>
+                <w:color w:val="FFFFFF"/>
+              </w:rPr>
+              <w:t xml:space="preserve"> </w:t>
+            </w:r>
+            <w:proofErr w:type="spellStart"/>
+            <w:r>
+              <w:rPr>
+                <w:b/>
+                <w:color w:val="FFFFFF"/>
+              </w:rPr>
+              <w:t>referencial</w:t>
+            </w:r>
+            <w:proofErr w:type="spellEnd"/>
+            <w:r>
+              <w:rPr>
+                <w:b/>
+                <w:color w:val="FFFFFF"/>
+              </w:rPr>
+              <w:t xml:space="preserve"> (S/.)</w:t>
+            </w:r>
+          </w:p>
+        </w:tc>
+      </w:tr>
+      <w:tr>
+        <w:tc>
+          <w:tcPr>
+            <w:tcW w:w="2187" w:type="dxa"/>
+          </w:tcPr>
+          <w:p>
+            <w:r>
+              <w:t>HP EliteBook Pro</w:t>
+            </w:r>
+          </w:p>
+        </w:tc>
+        <w:tc>
+          <w:tcPr>
+            <w:tcW w:w="2206" w:type="dxa"/>
+          </w:tcPr>
+          <w:p>
+            <w:pPr>
+              <w:rPr>
+                <w:lang w:val="es-PE"/>
+              </w:rPr>
+            </w:pPr>
+            <w:r>
+              <w:rPr>
+                <w:lang w:val="es-PE"/>
+              </w:rPr>
+              <w:t>Laptop asignada por la institución al equipo de desarrollo del proyecto.</w:t>
+            </w:r>
+          </w:p>
+        </w:tc>
+        <w:tc>
+          <w:tcPr>
+            <w:tcW w:w="2186" w:type="dxa"/>
+          </w:tcPr>
+          <w:p>
+            <w:r>
+              <w:t>5</w:t>
+            </w:r>
+            <w:r>
+              <w:t xml:space="preserve"> </w:t>
+            </w:r>
+            <w:proofErr w:type="spellStart"/>
+            <w:r>
+              <w:t>unidad</w:t>
+            </w:r>
+            <w:proofErr w:type="spellEnd"/>
+          </w:p>
+        </w:tc>
+        <w:tc>
+          <w:tcPr>
+            <w:tcW w:w="2198" w:type="dxa"/>
+          </w:tcPr>
+          <w:p>
+            <w:r>
+              <w:t>S/. 5,500</w:t>
+            </w:r>
+          </w:p>
+        </w:tc>
+      </w:tr>
+      <w:tr>
+        <w:tc>
+          <w:tcPr>
+            <w:tcW w:w="2187" w:type="dxa"/>
+          </w:tcPr>
+          <w:p>
+            <w:pPr>
+              <w:rPr>
+                <w:b/>
+                <w:bCs/>
+                <w:lang w:val="es-PE"/>
+              </w:rPr>
+            </w:pPr>
+            <w:r>
+              <w:rPr>
+                <w:b/>
+                <w:bCs/>
+                <w:lang w:val="es-PE"/>
+              </w:rPr>
+              <w:t>Costo total de dispositivo de trabajo</w:t>
+            </w:r>
+          </w:p>
+        </w:tc>
+        <w:tc>
+          <w:tcPr>
+            <w:tcW w:w="2206" w:type="dxa"/>
+          </w:tcPr>
+          <w:p>
+            <w:pPr>
+              <w:rPr>
+                <w:b/>
+                <w:bCs/>
+                <w:lang w:val="es-PE"/>
+              </w:rPr>
+            </w:pPr>
+          </w:p>
+        </w:tc>
+        <w:tc>
+          <w:tcPr>
+            <w:tcW w:w="2186" w:type="dxa"/>
+          </w:tcPr>
+          <w:p>
+            <w:pPr>
+              <w:rPr>
+                <w:b/>
+                <w:bCs/>
+                <w:lang w:val="es-PE"/>
+              </w:rPr>
+            </w:pPr>
+          </w:p>
+        </w:tc>
+        <w:tc>
+          <w:tcPr>
+            <w:tcW w:w="2198" w:type="dxa"/>
+          </w:tcPr>
+          <w:p>
+            <w:pPr>
+              <w:rPr>
+                <w:b/>
+                <w:bCs/>
+                <w:lang w:val="es-PE"/>
+              </w:rPr>
+            </w:pPr>
+            <w:r>
+              <w:rPr>
+                <w:b/>
+                <w:bCs/>
+              </w:rPr>
+              <w:t>S/. 27,500</w:t>
+            </w:r>
+          </w:p>
+        </w:tc>
+      </w:tr>
+    </w:tbl>
     <w:p>
       <w:pPr>
         <w:spacing w:after="120"/>
@@ -5079,26 +8603,430 @@
           <w:lang w:val="es-PE"/>
         </w:rPr>
       </w:pPr>
-      <w:r>
-        <w:rPr>
-          <w:lang w:val="es-PE"/>
-        </w:rPr>
-        <w:t>El proceso de generación se estructura en tres fases. En primer lugar, la fase de diseño del curso, donde los agentes procesan los documentos de entrada —el sílabo, el acta de reunión inicial y la bibliografía— para construir la estructura del contenido: temas, subtemas y apartados de cada semana, alineados a los logros de aprendizaje definidos institucionalmente. En segundo lugar, la fase de aseguramiento, en la que los agentes verifican que la estructura generada sea consistente con los logros del curso y cumpla con las restricciones pedagógicas establecidas. Finalmente, la fase de generación de contenido, donde los agentes producen el material textual de cada semana: la introducción, los guiones de narración para los recursos de presentación y las consignas de los ejercicios, tanto calificados como no calificados, dando como resultado un documento Word por semana durante las 18 semanas que comprende el curso.</w:t>
-      </w:r>
-    </w:p>
-    <w:p>
-      <w:pPr>
-        <w:spacing w:after="120"/>
-        <w:rPr>
-          <w:lang w:val="es-PE"/>
-        </w:rPr>
-      </w:pPr>
-      <w:r>
-        <w:rPr>
-          <w:lang w:val="es-PE"/>
-        </w:rPr>
-        <w:t>La efectividad del contenido generado será evaluada por docentes revisores, profesionales que en el proceso actual validan el trabajo producido por los docentes virtualizadores, por lo que cuentan con el criterio necesario para juzgar la calidad, coherencia pedagógica y alineación del contenido generado por los agentes de IA.</w:t>
-      </w:r>
+    </w:p>
+    <w:p>
+      <w:pPr>
+        <w:pStyle w:val="Ttulo4"/>
+        <w:rPr>
+          <w:b/>
+          <w:bCs/>
+        </w:rPr>
+      </w:pPr>
+      <w:r>
+        <w:rPr>
+          <w:b/>
+          <w:bCs/>
+        </w:rPr>
+        <w:t>Resumen de costos totales</w:t>
+      </w:r>
+    </w:p>
+    <w:p>
+      <w:pPr>
+        <w:rPr>
+          <w:lang w:val="es-ES"/>
+        </w:rPr>
+      </w:pPr>
+      <w:r>
+        <w:rPr>
+          <w:lang w:val="es-ES"/>
+        </w:rPr>
+        <w:t>A continuación, en la siguiente tabla se muestra el costo total de la implementación de la solución tecnológica.</w:t>
+      </w:r>
+    </w:p>
+    <w:p>
+      <w:pPr>
+        <w:pStyle w:val="Descripcin"/>
+        <w:rPr>
+          <w:sz w:val="24"/>
+          <w:szCs w:val="24"/>
+          <w:lang w:val="es-ES"/>
+        </w:rPr>
+      </w:pPr>
+      <w:bookmarkStart w:id="30" w:name="_Toc227157334"/>
+      <w:proofErr w:type="spellStart"/>
+      <w:r>
+        <w:rPr>
+          <w:sz w:val="24"/>
+          <w:szCs w:val="24"/>
+        </w:rPr>
+        <w:t>Tabla</w:t>
+      </w:r>
+      <w:proofErr w:type="spellEnd"/>
+      <w:r>
+        <w:rPr>
+          <w:sz w:val="24"/>
+          <w:szCs w:val="24"/>
+        </w:rPr>
+        <w:t xml:space="preserve"> </w:t>
+      </w:r>
+      <w:r>
+        <w:rPr>
+          <w:sz w:val="24"/>
+          <w:szCs w:val="24"/>
+        </w:rPr>
+        <w:fldChar w:fldCharType="begin"/>
+      </w:r>
+      <w:r>
+        <w:rPr>
+          <w:sz w:val="24"/>
+          <w:szCs w:val="24"/>
+        </w:rPr>
+        <w:instrText xml:space="preserve"> SEQ Tabla \* ARABIC </w:instrText>
+      </w:r>
+      <w:r>
+        <w:rPr>
+          <w:sz w:val="24"/>
+          <w:szCs w:val="24"/>
+        </w:rPr>
+        <w:fldChar w:fldCharType="separate"/>
+      </w:r>
+      <w:r>
+        <w:rPr>
+          <w:noProof/>
+          <w:sz w:val="24"/>
+          <w:szCs w:val="24"/>
+        </w:rPr>
+        <w:t>9</w:t>
+      </w:r>
+      <w:r>
+        <w:rPr>
+          <w:sz w:val="24"/>
+          <w:szCs w:val="24"/>
+        </w:rPr>
+        <w:fldChar w:fldCharType="end"/>
+      </w:r>
+      <w:r>
+        <w:rPr>
+          <w:sz w:val="24"/>
+          <w:szCs w:val="24"/>
+        </w:rPr>
+        <w:t xml:space="preserve"> </w:t>
+      </w:r>
+      <w:proofErr w:type="spellStart"/>
+      <w:r>
+        <w:rPr>
+          <w:sz w:val="24"/>
+          <w:szCs w:val="24"/>
+        </w:rPr>
+        <w:t>Resumen</w:t>
+      </w:r>
+      <w:proofErr w:type="spellEnd"/>
+      <w:r>
+        <w:rPr>
+          <w:sz w:val="24"/>
+          <w:szCs w:val="24"/>
+        </w:rPr>
+        <w:t xml:space="preserve"> de </w:t>
+      </w:r>
+      <w:proofErr w:type="spellStart"/>
+      <w:r>
+        <w:rPr>
+          <w:sz w:val="24"/>
+          <w:szCs w:val="24"/>
+        </w:rPr>
+        <w:t>costos</w:t>
+      </w:r>
+      <w:proofErr w:type="spellEnd"/>
+      <w:r>
+        <w:rPr>
+          <w:sz w:val="24"/>
+          <w:szCs w:val="24"/>
+        </w:rPr>
+        <w:t xml:space="preserve"> </w:t>
+      </w:r>
+      <w:proofErr w:type="spellStart"/>
+      <w:r>
+        <w:rPr>
+          <w:sz w:val="24"/>
+          <w:szCs w:val="24"/>
+        </w:rPr>
+        <w:t>totales</w:t>
+      </w:r>
+      <w:bookmarkEnd w:id="30"/>
+      <w:proofErr w:type="spellEnd"/>
+    </w:p>
+    <w:tbl>
+      <w:tblPr>
+        <w:tblStyle w:val="Tablaconcuadrcula"/>
+        <w:tblW w:w="8792" w:type="dxa"/>
+        <w:tblLook w:val="04A0" w:firstRow="1" w:lastRow="0" w:firstColumn="1" w:lastColumn="0" w:noHBand="0" w:noVBand="1"/>
+      </w:tblPr>
+      <w:tblGrid>
+        <w:gridCol w:w="5665"/>
+        <w:gridCol w:w="3127"/>
+      </w:tblGrid>
+      <w:tr>
+        <w:trPr>
+          <w:trHeight w:val="488"/>
+        </w:trPr>
+        <w:tc>
+          <w:tcPr>
+            <w:tcW w:w="5665" w:type="dxa"/>
+            <w:shd w:val="clear" w:color="auto" w:fill="1F3864"/>
+          </w:tcPr>
+          <w:p>
+            <w:proofErr w:type="spellStart"/>
+            <w:r>
+              <w:rPr>
+                <w:b/>
+                <w:color w:val="FFFFFF"/>
+              </w:rPr>
+              <w:t>Recurso</w:t>
+            </w:r>
+            <w:proofErr w:type="spellEnd"/>
+          </w:p>
+        </w:tc>
+        <w:tc>
+          <w:tcPr>
+            <w:tcW w:w="3127" w:type="dxa"/>
+            <w:shd w:val="clear" w:color="auto" w:fill="1F3864"/>
+          </w:tcPr>
+          <w:p>
+            <w:r>
+              <w:rPr>
+                <w:b/>
+                <w:color w:val="FFFFFF"/>
+              </w:rPr>
+              <w:t>Total</w:t>
+            </w:r>
+            <w:r>
+              <w:rPr>
+                <w:b/>
+                <w:color w:val="FFFFFF"/>
+              </w:rPr>
+              <w:t xml:space="preserve"> (S/.)</w:t>
+            </w:r>
+          </w:p>
+        </w:tc>
+      </w:tr>
+      <w:tr>
+        <w:trPr>
+          <w:trHeight w:val="277"/>
+        </w:trPr>
+        <w:tc>
+          <w:tcPr>
+            <w:tcW w:w="5665" w:type="dxa"/>
+            <w:shd w:val="clear" w:color="auto" w:fill="FFFFFF"/>
+          </w:tcPr>
+          <w:p>
+            <w:pPr>
+              <w:rPr>
+                <w:lang w:val="es-PE"/>
+              </w:rPr>
+            </w:pPr>
+            <w:r>
+              <w:rPr>
+                <w:lang w:val="es-PE"/>
+              </w:rPr>
+              <w:t>Costo total de modelos LLM</w:t>
+            </w:r>
+          </w:p>
+        </w:tc>
+        <w:tc>
+          <w:tcPr>
+            <w:tcW w:w="3127" w:type="dxa"/>
+            <w:shd w:val="clear" w:color="auto" w:fill="FFFFFF"/>
+          </w:tcPr>
+          <w:p>
+            <w:pPr>
+              <w:rPr>
+                <w:lang w:val="es-PE"/>
+              </w:rPr>
+            </w:pPr>
+            <w:r>
+              <w:rPr>
+                <w:lang w:val="en-GB"/>
+              </w:rPr>
+              <w:t>S/. 7.03</w:t>
+            </w:r>
+          </w:p>
+        </w:tc>
+      </w:tr>
+      <w:tr>
+        <w:trPr>
+          <w:trHeight w:val="277"/>
+        </w:trPr>
+        <w:tc>
+          <w:tcPr>
+            <w:tcW w:w="5665" w:type="dxa"/>
+            <w:shd w:val="clear" w:color="auto" w:fill="FFFFFF"/>
+          </w:tcPr>
+          <w:p>
+            <w:pPr>
+              <w:rPr>
+                <w:lang w:val="es-PE"/>
+              </w:rPr>
+            </w:pPr>
+            <w:r>
+              <w:rPr>
+                <w:lang w:val="es-PE"/>
+              </w:rPr>
+              <w:t>Costo total IPES (sin material base)</w:t>
+            </w:r>
+          </w:p>
+        </w:tc>
+        <w:tc>
+          <w:tcPr>
+            <w:tcW w:w="3127" w:type="dxa"/>
+            <w:shd w:val="clear" w:color="auto" w:fill="FFFFFF"/>
+          </w:tcPr>
+          <w:p>
+            <w:pPr>
+              <w:rPr>
+                <w:lang w:val="es-PE"/>
+              </w:rPr>
+            </w:pPr>
+            <w:r>
+              <w:rPr>
+                <w:lang w:val="es-PE"/>
+              </w:rPr>
+              <w:t>S/. 0.09</w:t>
+            </w:r>
+          </w:p>
+        </w:tc>
+      </w:tr>
+      <w:tr>
+        <w:trPr>
+          <w:trHeight w:val="277"/>
+        </w:trPr>
+        <w:tc>
+          <w:tcPr>
+            <w:tcW w:w="5665" w:type="dxa"/>
+            <w:shd w:val="clear" w:color="auto" w:fill="FFFFFF"/>
+          </w:tcPr>
+          <w:p>
+            <w:pPr>
+              <w:rPr>
+                <w:lang w:val="es-PE"/>
+              </w:rPr>
+            </w:pPr>
+            <w:r>
+              <w:rPr>
+                <w:lang w:val="es-PE"/>
+              </w:rPr>
+              <w:t>Costo total de equipo de trabajo</w:t>
+            </w:r>
+          </w:p>
+        </w:tc>
+        <w:tc>
+          <w:tcPr>
+            <w:tcW w:w="3127" w:type="dxa"/>
+            <w:shd w:val="clear" w:color="auto" w:fill="FFFFFF"/>
+          </w:tcPr>
+          <w:p>
+            <w:pPr>
+              <w:rPr>
+                <w:color w:val="FFFFFF"/>
+                <w:lang w:val="es-PE"/>
+              </w:rPr>
+            </w:pPr>
+            <w:r>
+              <w:rPr>
+                <w:lang w:val="en-GB"/>
+              </w:rPr>
+              <w:t>S/. 24,250</w:t>
+            </w:r>
+          </w:p>
+        </w:tc>
+      </w:tr>
+      <w:tr>
+        <w:trPr>
+          <w:trHeight w:val="277"/>
+        </w:trPr>
+        <w:tc>
+          <w:tcPr>
+            <w:tcW w:w="5665" w:type="dxa"/>
+            <w:shd w:val="clear" w:color="auto" w:fill="FFFFFF"/>
+          </w:tcPr>
+          <w:p>
+            <w:pPr>
+              <w:rPr>
+                <w:lang w:val="es-PE"/>
+              </w:rPr>
+            </w:pPr>
+            <w:r>
+              <w:rPr>
+                <w:lang w:val="es-PE"/>
+              </w:rPr>
+              <w:t>Costo total de dispositivo de trabajo</w:t>
+            </w:r>
+          </w:p>
+        </w:tc>
+        <w:tc>
+          <w:tcPr>
+            <w:tcW w:w="3127" w:type="dxa"/>
+            <w:shd w:val="clear" w:color="auto" w:fill="FFFFFF"/>
+          </w:tcPr>
+          <w:p>
+            <w:pPr>
+              <w:rPr>
+                <w:color w:val="FFFFFF"/>
+                <w:lang w:val="es-PE"/>
+              </w:rPr>
+            </w:pPr>
+            <w:r>
+              <w:t>S/. 27,500</w:t>
+            </w:r>
+          </w:p>
+        </w:tc>
+      </w:tr>
+      <w:tr>
+        <w:trPr>
+          <w:trHeight w:val="277"/>
+        </w:trPr>
+        <w:tc>
+          <w:tcPr>
+            <w:tcW w:w="5665" w:type="dxa"/>
+            <w:shd w:val="clear" w:color="auto" w:fill="FFFFFF"/>
+          </w:tcPr>
+          <w:p>
+            <w:pPr>
+              <w:rPr>
+                <w:b/>
+                <w:bCs/>
+                <w:lang w:val="es-PE"/>
+              </w:rPr>
+            </w:pPr>
+            <w:r>
+              <w:rPr>
+                <w:b/>
+                <w:bCs/>
+                <w:lang w:val="es-PE"/>
+              </w:rPr>
+              <w:t>Resumen de costos totales</w:t>
+            </w:r>
+          </w:p>
+        </w:tc>
+        <w:tc>
+          <w:tcPr>
+            <w:tcW w:w="3127" w:type="dxa"/>
+            <w:shd w:val="clear" w:color="auto" w:fill="FFFFFF"/>
+          </w:tcPr>
+          <w:p>
+            <w:pPr>
+              <w:rPr>
+                <w:b/>
+                <w:bCs/>
+              </w:rPr>
+            </w:pPr>
+            <w:r>
+              <w:rPr>
+                <w:b/>
+                <w:bCs/>
+                <w:lang w:val="en-GB"/>
+              </w:rPr>
+              <w:t>S/. 51,757.12</w:t>
+            </w:r>
+          </w:p>
+        </w:tc>
+      </w:tr>
+    </w:tbl>
+    <w:p>
+      <w:pPr>
+        <w:rPr>
+          <w:lang w:val="es-PE"/>
+        </w:rPr>
+      </w:pPr>
     </w:p>
     <w:sectPr>
       <w:footerReference w:type="default" r:id="rId15"/>
@@ -5460,7 +9388,7 @@
   <w:abstractNum w:abstractNumId="2" w15:restartNumberingAfterBreak="0">
     <w:nsid w:val="0AC01FEA"/>
     <w:multiLevelType w:val="multilevel"/>
-    <w:tmpl w:val="36189272"/>
+    <w:tmpl w:val="F23EC8CE"/>
     <w:lvl w:ilvl="0">
       <w:start w:val="1"/>
       <w:numFmt w:val="decimal"/>
@@ -5489,6 +9417,10 @@
       <w:pPr>
         <w:ind w:left="720" w:hanging="720"/>
       </w:pPr>
+      <w:rPr>
+        <w:i w:val="0"/>
+        <w:iCs w:val="0"/>
+      </w:rPr>
     </w:lvl>
     <w:lvl w:ilvl="3">
       <w:start w:val="1"/>
@@ -5499,6 +9431,10 @@
       <w:pPr>
         <w:ind w:left="864" w:hanging="864"/>
       </w:pPr>
+      <w:rPr>
+        <w:b/>
+        <w:bCs/>
+      </w:rPr>
     </w:lvl>
     <w:lvl w:ilvl="4">
       <w:start w:val="1"/>
@@ -7080,7 +11016,7 @@
     <w:lsdException w:name="Table Web 2" w:semiHidden="1" w:unhideWhenUsed="1"/>
     <w:lsdException w:name="Table Web 3" w:semiHidden="1" w:unhideWhenUsed="1"/>
     <w:lsdException w:name="Balloon Text" w:semiHidden="1" w:unhideWhenUsed="1"/>
-    <w:lsdException w:name="Table Grid" w:uiPriority="39"/>
+    <w:lsdException w:name="Table Grid" w:uiPriority="59"/>
     <w:lsdException w:name="Table Theme" w:semiHidden="1" w:unhideWhenUsed="1"/>
     <w:lsdException w:name="Placeholder Text" w:semiHidden="1"/>
     <w:lsdException w:name="No Spacing" w:uiPriority="1" w:qFormat="1"/>
@@ -7410,7 +11346,6 @@
         <w:numId w:val="13"/>
       </w:numPr>
       <w:spacing w:before="40" w:after="0"/>
-      <w:ind w:left="1134"/>
       <w:outlineLvl w:val="3"/>
     </w:pPr>
     <w:rPr>
@@ -7546,7 +11481,6 @@
   <w:style w:type="character" w:default="1" w:styleId="Fuentedeprrafopredeter">
     <w:name w:val="Default Paragraph Font"/>
     <w:uiPriority w:val="1"/>
-    <w:semiHidden/>
     <w:unhideWhenUsed/>
   </w:style>
   <w:style w:type="table" w:default="1" w:styleId="Tablanormal">
@@ -8190,6 +12124,29 @@
       <w:szCs w:val="18"/>
     </w:rPr>
   </w:style>
+  <w:style w:type="table" w:styleId="Tablaconcuadrcula">
+    <w:name w:val="Table Grid"/>
+    <w:basedOn w:val="Tablanormal"/>
+    <w:uiPriority w:val="59"/>
+    <w:rsid w:val="006B1365"/>
+    <w:pPr>
+      <w:spacing w:after="0" w:line="240" w:lineRule="auto"/>
+    </w:pPr>
+    <w:rPr>
+      <w:rFonts w:eastAsiaTheme="minorEastAsia"/>
+      <w:lang w:val="en-US"/>
+    </w:rPr>
+    <w:tblPr>
+      <w:tblBorders>
+        <w:top w:val="single" w:sz="4" w:space="0" w:color="auto"/>
+        <w:left w:val="single" w:sz="4" w:space="0" w:color="auto"/>
+        <w:bottom w:val="single" w:sz="4" w:space="0" w:color="auto"/>
+        <w:right w:val="single" w:sz="4" w:space="0" w:color="auto"/>
+        <w:insideH w:val="single" w:sz="4" w:space="0" w:color="auto"/>
+        <w:insideV w:val="single" w:sz="4" w:space="0" w:color="auto"/>
+      </w:tblBorders>
+    </w:tblPr>
+  </w:style>
 </w:styles>
 </file>
 
@@ -8469,8 +12426,10 @@
     <w:rsid w:val="00AA7CA8"/>
     <w:rsid w:val="00AD3F06"/>
     <w:rsid w:val="00B82D84"/>
+    <w:rsid w:val="00C6134E"/>
     <w:rsid w:val="00D82B39"/>
     <w:rsid w:val="00DA6756"/>
+    <w:rsid w:val="00E05478"/>
     <w:rsid w:val="00E84AEE"/>
     <w:rsid w:val="00EC161D"/>
     <w:rsid w:val="00EC69FB"/>
@@ -9248,15 +13207,6 @@
 </file>
 
 <file path=customXml/item1.xml><?xml version="1.0" encoding="utf-8"?>
-<?mso-contentType ?>
-<FormTemplates xmlns="http://schemas.microsoft.com/sharepoint/v3/contenttype/forms">
-  <Display>DocumentLibraryForm</Display>
-  <Edit>DocumentLibraryForm</Edit>
-  <New>DocumentLibraryForm</New>
-</FormTemplates>
-</file>
-
-<file path=customXml/item2.xml><?xml version="1.0" encoding="utf-8"?>
 <ct:contentTypeSchema xmlns:ct="http://schemas.microsoft.com/office/2006/metadata/contentType" xmlns:ma="http://schemas.microsoft.com/office/2006/metadata/properties/metaAttributes" ct:_="" ma:_="" ma:contentTypeName="Documento" ma:contentTypeID="0x010100AA800A0632DE254DA2317B4367B6018B" ma:contentTypeVersion="20" ma:contentTypeDescription="Crear nuevo documento." ma:contentTypeScope="" ma:versionID="0aa06a1bb3d45c1749f3c7b56b50ab45">
   <xsd:schema xmlns:xsd="http://www.w3.org/2001/XMLSchema" xmlns:xs="http://www.w3.org/2001/XMLSchema" xmlns:p="http://schemas.microsoft.com/office/2006/metadata/properties" xmlns:ns2="d46416e7-6d2c-4f4a-a0c5-4be57ee88241" xmlns:ns3="14756a95-b37b-4efb-8433-c7c61bd362cb" targetNamespace="http://schemas.microsoft.com/office/2006/metadata/properties" ma:root="true" ma:fieldsID="d9674b9f5a8de70e4f04c0b8a889fe03" ns2:_="" ns3:_="">
     <xsd:import namespace="d46416e7-6d2c-4f4a-a0c5-4be57ee88241"/>
@@ -9523,7 +13473,20 @@
 </ct:contentTypeSchema>
 </file>
 
+<file path=customXml/item2.xml><?xml version="1.0" encoding="utf-8"?>
+<?mso-contentType ?>
+<FormTemplates xmlns="http://schemas.microsoft.com/sharepoint/v3/contenttype/forms">
+  <Display>DocumentLibraryForm</Display>
+  <Edit>DocumentLibraryForm</Edit>
+  <New>DocumentLibraryForm</New>
+</FormTemplates>
+</file>
+
 <file path=customXml/item3.xml><?xml version="1.0" encoding="utf-8"?>
+<b:Sources xmlns:b="http://schemas.openxmlformats.org/officeDocument/2006/bibliography" xmlns="http://schemas.openxmlformats.org/officeDocument/2006/bibliography" SelectedStyle="\APASixthEditionOfficeOnline.xsl" StyleName="APA" Version="6"/>
+</file>
+
+<file path=customXml/item4.xml><?xml version="1.0" encoding="utf-8"?>
 <p:properties xmlns:p="http://schemas.microsoft.com/office/2006/metadata/properties" xmlns:xsi="http://www.w3.org/2001/XMLSchema-instance" xmlns:pc="http://schemas.microsoft.com/office/infopath/2007/PartnerControls">
   <documentManagement>
     <MigrationWizId xmlns="d46416e7-6d2c-4f4a-a0c5-4be57ee88241" xsi:nil="true"/>
@@ -9539,19 +13502,7 @@
 </p:properties>
 </file>
 
-<file path=customXml/item4.xml><?xml version="1.0" encoding="utf-8"?>
-<b:Sources xmlns:b="http://schemas.openxmlformats.org/officeDocument/2006/bibliography" xmlns="http://schemas.openxmlformats.org/officeDocument/2006/bibliography" SelectedStyle="\APASixthEditionOfficeOnline.xsl" StyleName="APA" Version="6"/>
-</file>
-
 <file path=customXml/itemProps1.xml><?xml version="1.0" encoding="utf-8"?>
-<ds:datastoreItem xmlns:ds="http://schemas.openxmlformats.org/officeDocument/2006/customXml" ds:itemID="{DD53D5E1-A9E6-4974-A55D-57904EA87C5E}">
-  <ds:schemaRefs>
-    <ds:schemaRef ds:uri="http://schemas.microsoft.com/sharepoint/v3/contenttype/forms"/>
-  </ds:schemaRefs>
-</ds:datastoreItem>
-</file>
-
-<file path=customXml/itemProps2.xml><?xml version="1.0" encoding="utf-8"?>
 <ds:datastoreItem xmlns:ds="http://schemas.openxmlformats.org/officeDocument/2006/customXml" ds:itemID="{BE5EAF9A-E65E-4020-BBFF-316AF046608A}">
   <ds:schemaRefs>
     <ds:schemaRef ds:uri="http://schemas.microsoft.com/office/2006/metadata/contentType"/>
@@ -9570,7 +13521,23 @@
 </ds:datastoreItem>
 </file>
 
+<file path=customXml/itemProps2.xml><?xml version="1.0" encoding="utf-8"?>
+<ds:datastoreItem xmlns:ds="http://schemas.openxmlformats.org/officeDocument/2006/customXml" ds:itemID="{DD53D5E1-A9E6-4974-A55D-57904EA87C5E}">
+  <ds:schemaRefs>
+    <ds:schemaRef ds:uri="http://schemas.microsoft.com/sharepoint/v3/contenttype/forms"/>
+  </ds:schemaRefs>
+</ds:datastoreItem>
+</file>
+
 <file path=customXml/itemProps3.xml><?xml version="1.0" encoding="utf-8"?>
+<ds:datastoreItem xmlns:ds="http://schemas.openxmlformats.org/officeDocument/2006/customXml" ds:itemID="{3097DD69-CA88-45EF-991D-66FF90578E16}">
+  <ds:schemaRefs>
+    <ds:schemaRef ds:uri="http://schemas.openxmlformats.org/officeDocument/2006/bibliography"/>
+  </ds:schemaRefs>
+</ds:datastoreItem>
+</file>
+
+<file path=customXml/itemProps4.xml><?xml version="1.0" encoding="utf-8"?>
 <ds:datastoreItem xmlns:ds="http://schemas.openxmlformats.org/officeDocument/2006/customXml" ds:itemID="{C8D5FA6B-9919-4CF7-992B-01E47542701B}">
   <ds:schemaRefs>
     <ds:schemaRef ds:uri="http://schemas.microsoft.com/office/2006/metadata/properties"/>
@@ -9579,12 +13546,4 @@
     <ds:schemaRef ds:uri="14756a95-b37b-4efb-8433-c7c61bd362cb"/>
   </ds:schemaRefs>
 </ds:datastoreItem>
-</file>
-
-<file path=customXml/itemProps4.xml><?xml version="1.0" encoding="utf-8"?>
-<ds:datastoreItem xmlns:ds="http://schemas.openxmlformats.org/officeDocument/2006/customXml" ds:itemID="{3097DD69-CA88-45EF-991D-66FF90578E16}">
-  <ds:schemaRefs>
-    <ds:schemaRef ds:uri="http://schemas.openxmlformats.org/officeDocument/2006/bibliography"/>
-  </ds:schemaRefs>
-</ds:datastoreItem>
 </file>
--- a/Capitulo1_Tesis_Final.docx
+++ b/Capitulo1_Tesis_Final.docx
@@ -1,6 +1,6 @@
 
 <file path=word/document.xml><?xml version="1.0" encoding="utf-8"?>
-<w:document xmlns:wpc="http://schemas.microsoft.com/office/word/2010/wordprocessingCanvas" xmlns:cx="http://schemas.microsoft.com/office/drawing/2014/chartex" xmlns:cx1="http://schemas.microsoft.com/office/drawing/2015/9/8/chartex" xmlns:cx2="http://schemas.microsoft.com/office/drawing/2015/10/21/chartex" xmlns:cx3="http://schemas.microsoft.com/office/drawing/2016/5/9/chartex" xmlns:cx4="http://schemas.microsoft.com/office/drawing/2016/5/10/chartex" xmlns:cx5="http://schemas.microsoft.com/office/drawing/2016/5/11/chartex" xmlns:cx6="http://schemas.microsoft.com/office/drawing/2016/5/12/chartex" xmlns:cx7="http://schemas.microsoft.com/office/drawing/2016/5/13/chartex" xmlns:cx8="http://schemas.microsoft.com/office/drawing/2016/5/14/chartex" xmlns:mc="http://schemas.openxmlformats.org/markup-compatibility/2006" xmlns:aink="http://schemas.microsoft.com/office/drawing/2016/ink" xmlns:am3d="http://schemas.microsoft.com/office/drawing/2017/model3d" xmlns:o="urn:schemas-microsoft-com:office:office" xmlns:oel="http://schemas.microsoft.com/office/2019/extlst" xmlns:r="http://schemas.openxmlformats.org/officeDocument/2006/relationships" xmlns:m="http://schemas.openxmlformats.org/officeDocument/2006/math" xmlns:v="urn:schemas-microsoft-com:vml" xmlns:wp14="http://schemas.microsoft.com/office/word/2010/wordprocessingDrawing" xmlns:wp="http://schemas.openxmlformats.org/drawingml/2006/wordprocessingDrawing" xmlns:w10="urn:schemas-microsoft-com:office:word" xmlns:w="http://schemas.openxmlformats.org/wordprocessingml/2006/main" xmlns:w14="http://schemas.microsoft.com/office/word/2010/wordml" xmlns:w15="http://schemas.microsoft.com/office/word/2012/wordml" xmlns:w16cex="http://schemas.microsoft.com/office/word/2018/wordml/cex" xmlns:w16cid="http://schemas.microsoft.com/office/word/2016/wordml/cid" xmlns:w16="http://schemas.microsoft.com/office/word/2018/wordml" xmlns:w16du="http://schemas.microsoft.com/office/word/2023/wordml/word16du" xmlns:w16sdtdh="http://schemas.microsoft.com/office/word/2020/wordml/sdtdatahash" xmlns:w16sdtfl="http://schemas.microsoft.com/office/word/2024/wordml/sdtformatlock" xmlns:w16se="http://schemas.microsoft.com/office/word/2015/wordml/symex" xmlns:wpg="http://schemas.microsoft.com/office/word/2010/wordprocessingGroup" xmlns:wpi="http://schemas.microsoft.com/office/word/2010/wordprocessingInk" xmlns:wne="http://schemas.microsoft.com/office/word/2006/wordml" xmlns:wps="http://schemas.microsoft.com/office/word/2010/wordprocessingShape" mc:Ignorable="w14 w15 w16se w16cid w16 w16cex w16sdtdh w16sdtfl w16du wp14">
+<w:document xmlns:wpc="http://schemas.microsoft.com/office/word/2010/wordprocessingCanvas" xmlns:cx="http://schemas.microsoft.com/office/drawing/2014/chartex" xmlns:cx1="http://schemas.microsoft.com/office/drawing/2015/9/8/chartex" xmlns:cx2="http://schemas.microsoft.com/office/drawing/2015/10/21/chartex" xmlns:cx3="http://schemas.microsoft.com/office/drawing/2016/5/9/chartex" xmlns:cx4="http://schemas.microsoft.com/office/drawing/2016/5/10/chartex" xmlns:cx5="http://schemas.microsoft.com/office/drawing/2016/5/11/chartex" xmlns:cx6="http://schemas.microsoft.com/office/drawing/2016/5/12/chartex" xmlns:cx7="http://schemas.microsoft.com/office/drawing/2016/5/13/chartex" xmlns:cx8="http://schemas.microsoft.com/office/drawing/2016/5/14/chartex" xmlns:mc="http://schemas.openxmlformats.org/markup-compatibility/2006" xmlns:aink="http://schemas.microsoft.com/office/drawing/2016/ink" xmlns:am3d="http://schemas.microsoft.com/office/drawing/2017/model3d" xmlns:o="urn:schemas-microsoft-com:office:office" xmlns:r="http://schemas.openxmlformats.org/officeDocument/2006/relationships" xmlns:m="http://schemas.openxmlformats.org/officeDocument/2006/math" xmlns:v="urn:schemas-microsoft-com:vml" xmlns:wp14="http://schemas.microsoft.com/office/word/2010/wordprocessingDrawing" xmlns:wp="http://schemas.openxmlformats.org/drawingml/2006/wordprocessingDrawing" xmlns:w10="urn:schemas-microsoft-com:office:word" xmlns:w="http://schemas.openxmlformats.org/wordprocessingml/2006/main" xmlns:w14="http://schemas.microsoft.com/office/word/2010/wordml" xmlns:w15="http://schemas.microsoft.com/office/word/2012/wordml" xmlns:w16cex="http://schemas.microsoft.com/office/word/2018/wordml/cex" xmlns:w16cid="http://schemas.microsoft.com/office/word/2016/wordml/cid" xmlns:w16="http://schemas.microsoft.com/office/word/2018/wordml" xmlns:w16sdtdh="http://schemas.microsoft.com/office/word/2020/wordml/sdtdatahash" xmlns:w16se="http://schemas.microsoft.com/office/word/2015/wordml/symex" xmlns:wpg="http://schemas.microsoft.com/office/word/2010/wordprocessingGroup" xmlns:wpi="http://schemas.microsoft.com/office/word/2010/wordprocessingInk" xmlns:wne="http://schemas.microsoft.com/office/word/2006/wordml" xmlns:wps="http://schemas.microsoft.com/office/word/2010/wordprocessingShape" mc:Ignorable="w14 w15 w16se w16cid w16 w16cex w16sdtdh wp14">
   <w:body>
     <w:p>
       <w:pPr>
@@ -449,7 +449,34 @@
         <w:fldChar w:fldCharType="separate"/>
       </w:r>
       <w:r>
-        <w:pict w14:anchorId="4BF23CD5">
+        <w:fldChar w:fldCharType="begin"/>
+      </w:r>
+      <w:r>
+        <w:instrText xml:space="preserve"> INCLUDEPICTURE  "http://ile.pe/wp-content/uploads/2016/01/logo-upc.jpg" \* MERGEFORMATINET </w:instrText>
+      </w:r>
+      <w:r>
+        <w:fldChar w:fldCharType="separate"/>
+      </w:r>
+      <w:r>
+        <w:fldChar w:fldCharType="begin"/>
+      </w:r>
+      <w:r>
+        <w:instrText xml:space="preserve"> </w:instrText>
+      </w:r>
+      <w:r>
+        <w:instrText>INCLUDEPICTURE  "http://ile.pe/</w:instrText>
+      </w:r>
+      <w:r>
+        <w:instrText>wp-content/uploads/2016/01/logo-upc.jpg" \* MERGEFORMATINET</w:instrText>
+      </w:r>
+      <w:r>
+        <w:instrText xml:space="preserve"> </w:instrText>
+      </w:r>
+      <w:r>
+        <w:fldChar w:fldCharType="separate"/>
+      </w:r>
+      <w:r>
+        <w:pict w14:anchorId="35499D20">
           <v:shapetype id="_x0000_t75" coordsize="21600,21600" o:spt="75" o:preferrelative="t" path="m@4@5l@4@11@9@11@9@5xe" filled="f" stroked="f">
             <v:stroke joinstyle="miter"/>
             <v:formulas>
@@ -621,6 +648,12 @@
       <w:r>
         <w:fldChar w:fldCharType="end"/>
       </w:r>
+      <w:r>
+        <w:fldChar w:fldCharType="end"/>
+      </w:r>
+      <w:r>
+        <w:fldChar w:fldCharType="end"/>
+      </w:r>
     </w:p>
     <w:p>
       <w:pPr>
@@ -673,6 +706,7 @@
         <w15:color w:val="000000"/>
         <w:text/>
       </w:sdtPr>
+      <w:sdtEndPr/>
       <w:sdtContent>
         <w:p>
           <w:pPr>
@@ -737,6 +771,7 @@
         <w15:color w:val="000000"/>
         <w:text/>
       </w:sdtPr>
+      <w:sdtEndPr/>
       <w:sdtContent>
         <w:p>
           <w:pPr>
@@ -827,6 +862,7 @@
         <w15:color w:val="000000"/>
         <w:text/>
       </w:sdtPr>
+      <w:sdtEndPr/>
       <w:sdtContent>
         <w:p>
           <w:pPr>
@@ -873,6 +909,7 @@
         </w:placeholder>
         <w15:appearance w15:val="hidden"/>
       </w:sdtPr>
+      <w:sdtEndPr/>
       <w:sdtContent>
         <w:p>
           <w:pPr>
@@ -944,7 +981,21 @@
         <w:rPr>
           <w:lang w:val="es-ES"/>
         </w:rPr>
-        <w:t xml:space="preserve"> Sebasthian Enrique</w:t>
+        <w:t xml:space="preserve"> </w:t>
+      </w:r>
+      <w:proofErr w:type="spellStart"/>
+      <w:r>
+        <w:rPr>
+          <w:lang w:val="es-ES"/>
+        </w:rPr>
+        <w:t>Sebasthian</w:t>
+      </w:r>
+      <w:proofErr w:type="spellEnd"/>
+      <w:r>
+        <w:rPr>
+          <w:lang w:val="es-ES"/>
+        </w:rPr>
+        <w:t xml:space="preserve"> Enrique</w:t>
       </w:r>
       <w:r>
         <w:rPr>
@@ -961,14 +1012,12 @@
           <w:lang w:val="es-ES"/>
         </w:rPr>
       </w:pPr>
-      <w:proofErr w:type="spellStart"/>
       <w:r>
         <w:rPr>
           <w:lang w:val="es-ES"/>
         </w:rPr>
         <w:t>Julon</w:t>
       </w:r>
-      <w:proofErr w:type="spellEnd"/>
       <w:r>
         <w:rPr>
           <w:lang w:val="es-ES"/>
@@ -987,14 +1036,12 @@
         </w:rPr>
         <w:t xml:space="preserve">, </w:t>
       </w:r>
-      <w:proofErr w:type="spellStart"/>
       <w:r>
         <w:rPr>
           <w:lang w:val="es-ES"/>
         </w:rPr>
         <w:t>Sebastian</w:t>
       </w:r>
-      <w:proofErr w:type="spellEnd"/>
       <w:r>
         <w:rPr>
           <w:lang w:val="es-ES"/>
@@ -1025,6 +1072,7 @@
         </w:placeholder>
         <w15:appearance w15:val="hidden"/>
       </w:sdtPr>
+      <w:sdtEndPr/>
       <w:sdtContent>
         <w:p>
           <w:pPr>
@@ -1679,21 +1727,7 @@
         <w:rPr>
           <w:lang w:val="es-ES"/>
         </w:rPr>
-        <w:t xml:space="preserve">Los estándares actuales de competitividad de las diversas industrias exigen que se cuente con herramientas de inteligencia artificial que ayuden a reducir la carga de trabajo, agilizando el tiempo que se demora en realizar diversos procesos. En el sector educativo universitario aún se sigue optando por la generación manual de material educativo para cursos virtuales, es decir, varios grupos de profesores se reúnen durante semanas para generar contenido didáctico para los estudiantes. Sin embargo, esto enfrenta un cuello de botella operativo, ya que recae en un docente </w:t>
-      </w:r>
-      <w:proofErr w:type="spellStart"/>
-      <w:r>
-        <w:rPr>
-          <w:lang w:val="es-ES"/>
-        </w:rPr>
-        <w:t>virtualizador</w:t>
-      </w:r>
-      <w:proofErr w:type="spellEnd"/>
-      <w:r>
-        <w:rPr>
-          <w:lang w:val="es-ES"/>
-        </w:rPr>
-        <w:t xml:space="preserve">, quien digita manualmente introducciones, guiones para videos de presentación, entre otras tareas, asegurando que todo quede correcto y tardando mucho tiempo. </w:t>
+        <w:t xml:space="preserve">Los estándares actuales de competitividad de las diversas industrias exigen que se cuente con herramientas de inteligencia artificial que ayuden a reducir la carga de trabajo, agilizando el tiempo que se demora en realizar diversos procesos. En el sector educativo universitario aún se sigue optando por la generación manual de material educativo para cursos virtuales, es decir, varios grupos de profesores se reúnen durante semanas para generar contenido didáctico para los estudiantes. Sin embargo, esto enfrenta un cuello de botella operativo, ya que recae en un docente virtualizador, quien digita manualmente introducciones, guiones para videos de presentación, entre otras tareas, asegurando que todo quede correcto y tardando mucho tiempo. </w:t>
       </w:r>
     </w:p>
     <w:p>
@@ -1881,6 +1915,7 @@
           </w:placeholder>
           <w15:appearance w15:val="hidden"/>
         </w:sdtPr>
+        <w:sdtEndPr/>
         <w:sdtContent>
           <w:r>
             <w:rPr>
@@ -1989,6 +2024,7 @@
           </w:placeholder>
           <w15:appearance w15:val="hidden"/>
         </w:sdtPr>
+        <w:sdtEndPr/>
         <w:sdtContent>
           <w:r>
             <w:rPr>
@@ -2167,6 +2203,7 @@
           </w:placeholder>
           <w15:appearance w15:val="hidden"/>
         </w:sdtPr>
+        <w:sdtEndPr/>
         <w:sdtContent>
           <w:r>
             <w:rPr>
@@ -3842,23 +3879,7 @@
             <w:noProof/>
             <w:lang w:val="es-PE"/>
           </w:rPr>
-          <w:t>Tabla 8 Proyección de costos d</w:t>
-        </w:r>
-        <w:r>
-          <w:rPr>
-            <w:rStyle w:val="Hipervnculo"/>
-            <w:noProof/>
-            <w:lang w:val="es-PE"/>
-          </w:rPr>
-          <w:t>e</w:t>
-        </w:r>
-        <w:r>
-          <w:rPr>
-            <w:rStyle w:val="Hipervnculo"/>
-            <w:noProof/>
-            <w:lang w:val="es-PE"/>
-          </w:rPr>
-          <w:t xml:space="preserve"> dispositivos de trabajo</w:t>
+          <w:t>Tabla 8 Proyección de costos de dispositivos de trabajo</w:t>
         </w:r>
         <w:r>
           <w:rPr>
@@ -4623,49 +4644,21 @@
         <w:rPr>
           <w:lang w:val="es-PE"/>
         </w:rPr>
-        <w:t xml:space="preserve">En el ámbito de la educación virtual, la institución cuenta con un proceso estructurado de producción de cursos denominado virtualización, que comprende la definición del diseño instruccional, la redacción del contenido textual por semana académica y la posterior producción de los recursos multimedia. Dentro de este proceso, el docente </w:t>
-      </w:r>
-      <w:proofErr w:type="spellStart"/>
-      <w:r>
+        <w:t>En el ámbito de la educación virtual, la institución cuenta con un proceso estructurado de producción de cursos denominado virtualización, que comprende la definición del diseño instruccional, la redacción del contenido textual por semana académica y la posterior producción de los recursos multimedia. Dentro de este proceso, el docente virtualizador es el profesional encargado de redactar los materiales instruccionales denominados IPES (Introducción, Presentaciones y Ejercicios), que constituyen el contenido textual base de cada semana del curso.</w:t>
+      </w:r>
+    </w:p>
+    <w:p>
+      <w:pPr>
+        <w:spacing w:after="120"/>
         <w:rPr>
           <w:lang w:val="es-PE"/>
         </w:rPr>
-        <w:t>virtualizador</w:t>
-      </w:r>
-      <w:proofErr w:type="spellEnd"/>
+      </w:pPr>
       <w:r>
         <w:rPr>
           <w:lang w:val="es-PE"/>
         </w:rPr>
-        <w:t xml:space="preserve"> es el profesional encargado de redactar los materiales instruccionales denominados IPES (Introducción, Presentaciones y Ejercicios), que constituyen el contenido textual base de cada semana del curso.</w:t>
-      </w:r>
-    </w:p>
-    <w:p>
-      <w:pPr>
-        <w:spacing w:after="120"/>
-        <w:rPr>
-          <w:lang w:val="es-PE"/>
-        </w:rPr>
-      </w:pPr>
-      <w:r>
-        <w:rPr>
-          <w:lang w:val="es-PE"/>
-        </w:rPr>
-        <w:t xml:space="preserve">El proceso de producción de un curso completo de 18 semanas toma en promedio entre dos y tres semanas de trabajo, durante las cuales el docente </w:t>
-      </w:r>
-      <w:proofErr w:type="spellStart"/>
-      <w:r>
-        <w:rPr>
-          <w:lang w:val="es-PE"/>
-        </w:rPr>
-        <w:t>virtualizador</w:t>
-      </w:r>
-      <w:proofErr w:type="spellEnd"/>
-      <w:r>
-        <w:rPr>
-          <w:lang w:val="es-PE"/>
-        </w:rPr>
-        <w:t xml:space="preserve"> genera los guiones de narración para los recursos de video, las introducciones a cada semana y las consignas de los ejercicios y actividades, tanto calificadas como no calificadas. La institución establece criterios pedagógicos precisos para este contenido, incluyendo la alineación con los logros </w:t>
+        <w:t xml:space="preserve">El proceso de producción de un curso completo de 18 semanas toma en promedio entre dos y tres semanas de trabajo, durante las cuales el docente virtualizador genera los guiones de narración para los recursos de video, las introducciones a cada semana y las consignas de los ejercicios y actividades, tanto calificadas como no calificadas. La institución establece criterios pedagógicos precisos para este contenido, incluyendo la alineación con los logros </w:t>
       </w:r>
       <w:r>
         <w:rPr>
@@ -4696,21 +4689,7 @@
         <w:rPr>
           <w:lang w:val="es-PE"/>
         </w:rPr>
-        <w:t xml:space="preserve">La demora en la gestión de contenido y materiales de los cursos virtuales en la institución constituye el problema central identificado. La producción de material educativo para los cursos virtuales enfrenta un cuello de botella operativo: la redacción de los materiales instruccionales de cada semana académica recae sobre el docente </w:t>
-      </w:r>
-      <w:proofErr w:type="spellStart"/>
-      <w:r>
-        <w:rPr>
-          <w:lang w:val="es-PE"/>
-        </w:rPr>
-        <w:t>virtualizador</w:t>
-      </w:r>
-      <w:proofErr w:type="spellEnd"/>
-      <w:r>
-        <w:rPr>
-          <w:lang w:val="es-PE"/>
-        </w:rPr>
-        <w:t>, un profesional especializado que escribe manualmente las introducciones, guiones de narración para videos de presentación y consignas de actividades, asegurando que cada pieza esté alineada a los logros de aprendizaje del curso. Esta situación se origina en las siguientes causas:</w:t>
+        <w:t>La demora en la gestión de contenido y materiales de los cursos virtuales en la institución constituye el problema central identificado. La producción de material educativo para los cursos virtuales enfrenta un cuello de botella operativo: la redacción de los materiales instruccionales de cada semana académica recae sobre el docente virtualizador, un profesional especializado que escribe manualmente las introducciones, guiones de narración para videos de presentación y consignas de actividades, asegurando que cada pieza esté alineada a los logros de aprendizaje del curso. Esta situación se origina en las siguientes causas:</w:t>
       </w:r>
     </w:p>
     <w:p>
@@ -4731,21 +4710,7 @@
         <w:rPr>
           <w:lang w:val="es-PE"/>
         </w:rPr>
-        <w:t xml:space="preserve">El proceso depende exclusivamente de la disponibilidad y capacidad del docente </w:t>
-      </w:r>
-      <w:proofErr w:type="spellStart"/>
-      <w:r>
-        <w:rPr>
-          <w:lang w:val="es-PE"/>
-        </w:rPr>
-        <w:t>virtualizador</w:t>
-      </w:r>
-      <w:proofErr w:type="spellEnd"/>
-      <w:r>
-        <w:rPr>
-          <w:lang w:val="es-PE"/>
-        </w:rPr>
-        <w:t>, lo que hace que la producción de un curso completo tome en promedio entre dos y tres semanas. Esto limita la capacidad institucional de escalar la oferta académica virtual frente a una demanda creciente.</w:t>
+        <w:t>El proceso depende exclusivamente de la disponibilidad y capacidad del docente virtualizador, lo que hace que la producción de un curso completo tome en promedio entre dos y tres semanas. Esto limita la capacidad institucional de escalar la oferta académica virtual frente a una demanda creciente.</w:t>
       </w:r>
     </w:p>
     <w:p>
@@ -4766,21 +4731,7 @@
         <w:rPr>
           <w:lang w:val="es-PE"/>
         </w:rPr>
-        <w:t xml:space="preserve">Al remunerar al docente </w:t>
-      </w:r>
-      <w:proofErr w:type="spellStart"/>
-      <w:r>
-        <w:rPr>
-          <w:lang w:val="es-PE"/>
-        </w:rPr>
-        <w:t>virtualizador</w:t>
-      </w:r>
-      <w:proofErr w:type="spellEnd"/>
-      <w:r>
-        <w:rPr>
-          <w:lang w:val="es-PE"/>
-        </w:rPr>
-        <w:t xml:space="preserve"> por horas trabajadas, el gasto de producción aumenta proporcionalmente con la cantidad de cursos, sin que exista actualmente un mecanismo que permita reducir esa carga sin comprometer la calidad del contenido.</w:t>
+        <w:t>Al remunerar al docente virtualizador por horas trabajadas, el gasto de producción aumenta proporcionalmente con la cantidad de cursos, sin que exista actualmente un mecanismo que permita reducir esa carga sin comprometer la calidad del contenido.</w:t>
       </w:r>
     </w:p>
     <w:p>
@@ -4886,19 +4837,44 @@
             <w:shd w:val="clear" w:color="auto" w:fill="1F3864"/>
           </w:tcPr>
           <w:p>
+            <w:proofErr w:type="spellStart"/>
             <w:r>
               <w:rPr>
                 <w:b/>
                 <w:color w:val="FFFFFF"/>
               </w:rPr>
-              <w:t xml:space="preserve">Tiempo / Costo </w:t>
-            </w:r>
-            <w:proofErr w:type="spellStart"/>
+              <w:t>Tiempo</w:t>
+            </w:r>
+            <w:proofErr w:type="spellEnd"/>
             <w:r>
               <w:rPr>
                 <w:b/>
                 <w:color w:val="FFFFFF"/>
               </w:rPr>
+              <w:t xml:space="preserve"> / </w:t>
+            </w:r>
+            <w:proofErr w:type="spellStart"/>
+            <w:r>
+              <w:rPr>
+                <w:b/>
+                <w:color w:val="FFFFFF"/>
+              </w:rPr>
+              <w:t>Costo</w:t>
+            </w:r>
+            <w:proofErr w:type="spellEnd"/>
+            <w:r>
+              <w:rPr>
+                <w:b/>
+                <w:color w:val="FFFFFF"/>
+              </w:rPr>
+              <w:t xml:space="preserve"> </w:t>
+            </w:r>
+            <w:proofErr w:type="spellStart"/>
+            <w:r>
+              <w:rPr>
+                <w:b/>
+                <w:color w:val="FFFFFF"/>
+              </w:rPr>
               <w:t>estimado</w:t>
             </w:r>
             <w:proofErr w:type="spellEnd"/>
@@ -4937,15 +4913,7 @@
             </w:r>
             <w:proofErr w:type="spellEnd"/>
             <w:r>
-              <w:t xml:space="preserve"> </w:t>
-            </w:r>
-            <w:proofErr w:type="spellStart"/>
-            <w:r>
-              <w:t>virtualizador</w:t>
-            </w:r>
-            <w:proofErr w:type="spellEnd"/>
-            <w:r>
-              <w:t>)</w:t>
+              <w:t xml:space="preserve"> virtualizador)</w:t>
             </w:r>
           </w:p>
         </w:tc>
@@ -5016,34 +4984,34 @@
               </w:rPr>
             </w:pPr>
             <w:r>
+              <w:t>~$0.040 USD por curso (IPES)</w:t>
+            </w:r>
+          </w:p>
+          <w:p>
+            <w:r>
+              <w:lastRenderedPageBreak/>
+              <w:t xml:space="preserve">~$0.087 USD por curso (flujo </w:t>
+            </w:r>
+            <w:r>
+              <w:t>completo + consignas)</w:t>
+            </w:r>
+          </w:p>
+        </w:tc>
+        <w:tc>
+          <w:tcPr>
+            <w:tcW w:w="2942" w:type="dxa"/>
+          </w:tcPr>
+          <w:p>
+            <w:pPr>
               <w:rPr>
                 <w:lang w:val="es-PE"/>
               </w:rPr>
-              <w:t>~$0.025 USD por curso (IPES)</w:t>
-            </w:r>
+            </w:pPr>
             <w:r>
               <w:rPr>
                 <w:lang w:val="es-PE"/>
               </w:rPr>
-              <w:br/>
-              <w:t>~$0.064 USD por curso (flujo completo)</w:t>
-            </w:r>
-          </w:p>
-        </w:tc>
-        <w:tc>
-          <w:tcPr>
-            <w:tcW w:w="2942" w:type="dxa"/>
-          </w:tcPr>
-          <w:p>
-            <w:pPr>
-              <w:rPr>
-                <w:lang w:val="es-PE"/>
-              </w:rPr>
-            </w:pPr>
-            <w:r>
-              <w:rPr>
-                <w:lang w:val="es-PE"/>
-              </w:rPr>
+              <w:lastRenderedPageBreak/>
               <w:t>Costo fijo por ejecución, independiente del número de cursos procesados en paralelo.</w:t>
             </w:r>
           </w:p>
@@ -5061,36 +5029,7 @@
         <w:rPr>
           <w:lang w:val="es-PE"/>
         </w:rPr>
-        <w:lastRenderedPageBreak/>
-        <w:t xml:space="preserve">Los costos presentados se basan en datos reales obtenidos del registro de tokens del sistema, </w:t>
-      </w:r>
-      <w:proofErr w:type="spellStart"/>
-      <w:r>
-        <w:rPr>
-          <w:lang w:val="es-PE"/>
-        </w:rPr>
-        <w:t>token_usage.jsonl</w:t>
-      </w:r>
-      <w:proofErr w:type="spellEnd"/>
-      <w:r>
-        <w:rPr>
-          <w:lang w:val="es-PE"/>
-        </w:rPr>
-        <w:t xml:space="preserve">, correspondientes a 566 llamadas de ejecución. El costo de 0.025 USD corresponde únicamente a la generación de materiales IPES, introducción, presentaciones y ejercicios. El costo de 0.064 USD incluye adicionalmente la generación del material base de referencia, </w:t>
-      </w:r>
-      <w:proofErr w:type="spellStart"/>
-      <w:r>
-        <w:rPr>
-          <w:lang w:val="es-PE"/>
-        </w:rPr>
-        <w:t>genera_material_base</w:t>
-      </w:r>
-      <w:proofErr w:type="spellEnd"/>
-      <w:r>
-        <w:rPr>
-          <w:lang w:val="es-PE"/>
-        </w:rPr>
-        <w:t>, que es opcional en el flujo de producción.</w:t>
+        <w:t>Nota: Los costos presentados se basan en datos reales obtenidos del sistema (debug/tokens_summary.json), correspondientes a 1 896 llamadas de ejecución. El costo de $0.040 USD corresponde únicamente a la generación de materiales IPES (introducción, presentaciones y ejercicios). El costo de $0.087 USD incluye adicionalmente la generación del material base (genera_material_base) y las consignas de actividades (rúbrica y escala de valoración).</w:t>
       </w:r>
     </w:p>
     <w:p>
@@ -5306,21 +5245,7 @@
               <w:rPr>
                 <w:lang w:val="es-PE"/>
               </w:rPr>
-              <w:t xml:space="preserve">• Dependencia exclusiva del docente </w:t>
-            </w:r>
-            <w:proofErr w:type="spellStart"/>
-            <w:r>
-              <w:rPr>
-                <w:lang w:val="es-PE"/>
-              </w:rPr>
-              <w:t>virtualizador</w:t>
-            </w:r>
-            <w:proofErr w:type="spellEnd"/>
-            <w:r>
-              <w:rPr>
-                <w:lang w:val="es-PE"/>
-              </w:rPr>
-              <w:t xml:space="preserve"> para producir el contenido semanal.</w:t>
+              <w:t>• Dependencia exclusiva del docente virtualizador para producir el contenido semanal.</w:t>
             </w:r>
             <w:r>
               <w:rPr>
@@ -5358,14 +5283,8 @@
         <w:rPr>
           <w:lang w:val="es-PE"/>
         </w:rPr>
-        <w:t xml:space="preserve">Desde el punto de vista de la Ingeniería de Sistemas de Información, este problema se traduce en la necesidad de diseñar e implementar una solución basada en agentes de inteligencia artificial que automatice y estructure la fase de generación de contenido textual, reduciendo la dependencia del factor humano en las tareas repetitivas del proceso de virtualización y </w:t>
-      </w:r>
-      <w:r>
-        <w:rPr>
-          <w:lang w:val="es-PE"/>
-        </w:rPr>
         <w:lastRenderedPageBreak/>
-        <w:t>permitiendo escalar la producción de cursos sin incrementar proporcionalmente los costos operativos.</w:t>
+        <w:t>Desde el punto de vista de la Ingeniería de Sistemas de Información, este problema se traduce en la necesidad de diseñar e implementar una solución basada en agentes de inteligencia artificial que automatice y estructure la fase de generación de contenido textual, reduciendo la dependencia del factor humano en las tareas repetitivas del proceso de virtualización y permitiendo escalar la producción de cursos sin incrementar proporcionalmente los costos operativos.</w:t>
       </w:r>
     </w:p>
     <w:p>
@@ -5787,7 +5706,14 @@
               <w:rPr>
                 <w:lang w:val="es-PE"/>
               </w:rPr>
-              <w:t>Aprobación por el asesor académico del análisis de tecnologías, herramientas y enfoques de IA para la generación de contenido instruccional.</w:t>
+              <w:t xml:space="preserve">Aprobación por el asesor académico del análisis de tecnologías, herramientas y enfoques de IA para la </w:t>
+            </w:r>
+            <w:r>
+              <w:rPr>
+                <w:lang w:val="es-PE"/>
+              </w:rPr>
+              <w:lastRenderedPageBreak/>
+              <w:t>generación de contenido instruccional.</w:t>
             </w:r>
           </w:p>
         </w:tc>
@@ -5797,6 +5723,7 @@
           </w:tcPr>
           <w:p>
             <w:r>
+              <w:lastRenderedPageBreak/>
               <w:t>OE1</w:t>
             </w:r>
           </w:p>
@@ -5827,14 +5754,7 @@
               <w:rPr>
                 <w:lang w:val="es-PE"/>
               </w:rPr>
-              <w:t xml:space="preserve">Aprobación por el asesor académico de la arquitectura </w:t>
-            </w:r>
-            <w:r>
-              <w:rPr>
-                <w:lang w:val="es-PE"/>
-              </w:rPr>
-              <w:lastRenderedPageBreak/>
-              <w:t>de agentes diseñada para las fases de diseño, aseguramiento y generación de contenido.</w:t>
+              <w:t>Aprobación por el asesor académico de la arquitectura de agentes diseñada para las fases de diseño, aseguramiento y generación de contenido.</w:t>
             </w:r>
           </w:p>
         </w:tc>
@@ -5844,7 +5764,6 @@
           </w:tcPr>
           <w:p>
             <w:r>
-              <w:lastRenderedPageBreak/>
               <w:t>OE2</w:t>
             </w:r>
           </w:p>
@@ -6196,7 +6115,14 @@
               <w:rPr>
                 <w:lang w:val="es-PE"/>
               </w:rPr>
-              <w:t>OE1: Analizar la solución tecnológica basada en IA para la generación de contenido.</w:t>
+              <w:t xml:space="preserve">OE1: Analizar la solución tecnológica basada en IA para la </w:t>
+            </w:r>
+            <w:r>
+              <w:rPr>
+                <w:lang w:val="es-PE"/>
+              </w:rPr>
+              <w:lastRenderedPageBreak/>
+              <w:t>generación de contenido.</w:t>
             </w:r>
           </w:p>
         </w:tc>
@@ -6214,7 +6140,15 @@
               <w:rPr>
                 <w:lang w:val="es-PE"/>
               </w:rPr>
-              <w:t>Revisión sistemática de literatura y análisis comparativo de tecnologías LLM aplicadas a generación de contenido instruccional.</w:t>
+              <w:lastRenderedPageBreak/>
+              <w:t xml:space="preserve">Revisión sistemática de literatura y análisis comparativo de tecnologías LLM </w:t>
+            </w:r>
+            <w:r>
+              <w:rPr>
+                <w:lang w:val="es-PE"/>
+              </w:rPr>
+              <w:lastRenderedPageBreak/>
+              <w:t>aplicadas a generación de contenido instruccional.</w:t>
             </w:r>
           </w:p>
         </w:tc>
@@ -6224,6 +6158,7 @@
           </w:tcPr>
           <w:p>
             <w:r>
+              <w:lastRenderedPageBreak/>
               <w:t>IE1</w:t>
             </w:r>
           </w:p>
@@ -6262,7 +6197,6 @@
               <w:rPr>
                 <w:lang w:val="es-PE"/>
               </w:rPr>
-              <w:lastRenderedPageBreak/>
               <w:t>OE2: Diseñar la arquitectura de la solución tecnológica.</w:t>
             </w:r>
           </w:p>
@@ -6613,19 +6547,14 @@
         <w:rPr>
           <w:lang w:val="es-PE"/>
         </w:rPr>
-        <w:t xml:space="preserve"> de pago por uso. A </w:t>
+        <w:t xml:space="preserve"> de pago por uso. A continuación, se detallan los precios de los modelos utilizados, el costo </w:t>
       </w:r>
       <w:r>
         <w:rPr>
           <w:lang w:val="es-PE"/>
         </w:rPr>
-        <w:t>continuación,</w:t>
-      </w:r>
-      <w:r>
-        <w:rPr>
-          <w:lang w:val="es-PE"/>
-        </w:rPr>
-        <w:t xml:space="preserve"> se detallan los precios de los modelos utilizados, el costo por componente del proceso y el costo total estimado por curso generado, con base en datos reales de ejecución del sistema.</w:t>
+        <w:lastRenderedPageBreak/>
+        <w:t>por componente del proceso y el costo total estimado por curso generado, con base en datos reales de ejecución del sistema.</w:t>
       </w:r>
     </w:p>
     <w:p>
@@ -6719,7 +6648,6 @@
                 <w:b/>
                 <w:color w:val="FFFFFF"/>
               </w:rPr>
-              <w:lastRenderedPageBreak/>
               <w:t>Modelo</w:t>
             </w:r>
           </w:p>
@@ -6905,21 +6833,7 @@
                 <w:b/>
                 <w:bCs/>
               </w:rPr>
-              <w:t>$1.</w:t>
-            </w:r>
-            <w:r>
-              <w:rPr>
-                <w:b/>
-                <w:bCs/>
-              </w:rPr>
-              <w:t>9</w:t>
-            </w:r>
-            <w:r>
-              <w:rPr>
-                <w:b/>
-                <w:bCs/>
-              </w:rPr>
-              <w:t>0 USD</w:t>
+              <w:t>$1.90 USD</w:t>
             </w:r>
           </w:p>
         </w:tc>
@@ -7043,47 +6957,61 @@
         <w:tblLook w:val="04A0" w:firstRow="1" w:lastRow="0" w:firstColumn="1" w:lastColumn="0" w:noHBand="0" w:noVBand="1"/>
       </w:tblPr>
       <w:tblGrid>
-        <w:gridCol w:w="3014"/>
-        <w:gridCol w:w="2907"/>
-        <w:gridCol w:w="2856"/>
+        <w:gridCol w:w="3668"/>
+        <w:gridCol w:w="1683"/>
+        <w:gridCol w:w="1100"/>
+        <w:gridCol w:w="1083"/>
+        <w:gridCol w:w="1243"/>
       </w:tblGrid>
       <w:tr>
         <w:tc>
           <w:tcPr>
-            <w:tcW w:w="3033" w:type="dxa"/>
+            <w:tcW w:w="2800" w:type="dxa"/>
             <w:shd w:val="clear" w:color="auto" w:fill="1F3864"/>
           </w:tcPr>
           <w:p>
-            <w:proofErr w:type="spellStart"/>
             <w:r>
               <w:rPr>
                 <w:b/>
                 <w:color w:val="FFFFFF"/>
               </w:rPr>
-              <w:t>Componente</w:t>
-            </w:r>
-            <w:proofErr w:type="spellEnd"/>
+              <w:t>Componente / Agente</w:t>
+            </w:r>
+          </w:p>
+        </w:tc>
+        <w:tc>
+          <w:tcPr>
+            <w:tcW w:w="1450" w:type="dxa"/>
+            <w:shd w:val="clear" w:color="auto" w:fill="1F3864"/>
+          </w:tcPr>
+          <w:p>
             <w:r>
               <w:rPr>
                 <w:b/>
                 <w:color w:val="FFFFFF"/>
               </w:rPr>
-              <w:t xml:space="preserve"> / </w:t>
-            </w:r>
-            <w:proofErr w:type="spellStart"/>
+              <w:t>Fase</w:t>
+            </w:r>
+          </w:p>
+        </w:tc>
+        <w:tc>
+          <w:tcPr>
+            <w:tcW w:w="1500" w:type="dxa"/>
+            <w:shd w:val="clear" w:color="auto" w:fill="1F3864"/>
+          </w:tcPr>
+          <w:p>
             <w:r>
               <w:rPr>
                 <w:b/>
                 <w:color w:val="FFFFFF"/>
               </w:rPr>
-              <w:t>Agente</w:t>
-            </w:r>
-            <w:proofErr w:type="spellEnd"/>
-          </w:p>
-        </w:tc>
-        <w:tc>
-          <w:tcPr>
-            <w:tcW w:w="3033" w:type="dxa"/>
+              <w:t>Tokens entrada</w:t>
+            </w:r>
+          </w:p>
+        </w:tc>
+        <w:tc>
+          <w:tcPr>
+            <w:tcW w:w="1500" w:type="dxa"/>
             <w:shd w:val="clear" w:color="auto" w:fill="1F3864"/>
           </w:tcPr>
           <w:p>
@@ -7092,13 +7020,13 @@
                 <w:b/>
                 <w:color w:val="FFFFFF"/>
               </w:rPr>
-              <w:t>Fase</w:t>
-            </w:r>
-          </w:p>
-        </w:tc>
-        <w:tc>
-          <w:tcPr>
-            <w:tcW w:w="3033" w:type="dxa"/>
+              <w:t>Tokens salida</w:t>
+            </w:r>
+          </w:p>
+        </w:tc>
+        <w:tc>
+          <w:tcPr>
+            <w:tcW w:w="1750" w:type="dxa"/>
             <w:shd w:val="clear" w:color="auto" w:fill="1F3864"/>
           </w:tcPr>
           <w:p>
@@ -7107,23 +7035,7 @@
                 <w:b/>
                 <w:color w:val="FFFFFF"/>
               </w:rPr>
-              <w:t xml:space="preserve">Costo </w:t>
-            </w:r>
-            <w:proofErr w:type="spellStart"/>
-            <w:r>
-              <w:rPr>
-                <w:b/>
-                <w:color w:val="FFFFFF"/>
-              </w:rPr>
-              <w:t>estimado</w:t>
-            </w:r>
-            <w:proofErr w:type="spellEnd"/>
-            <w:r>
-              <w:rPr>
-                <w:b/>
-                <w:color w:val="FFFFFF"/>
-              </w:rPr>
-              <w:t xml:space="preserve"> (USD)</w:t>
+              <w:t>Costo estimado (USD)</w:t>
             </w:r>
           </w:p>
         </w:tc>
@@ -7131,63 +7043,51 @@
       <w:tr>
         <w:tc>
           <w:tcPr>
-            <w:tcW w:w="3033" w:type="dxa"/>
-          </w:tcPr>
-          <w:p>
-            <w:pPr>
-              <w:rPr>
-                <w:lang w:val="es-PE"/>
-              </w:rPr>
-            </w:pPr>
-            <w:proofErr w:type="spellStart"/>
-            <w:r>
-              <w:rPr>
-                <w:lang w:val="es-PE"/>
-              </w:rPr>
-              <w:t>KickOffAgent</w:t>
-            </w:r>
-            <w:proofErr w:type="spellEnd"/>
-            <w:r>
-              <w:rPr>
-                <w:lang w:val="es-PE"/>
-              </w:rPr>
-              <w:t xml:space="preserve"> — </w:t>
-            </w:r>
-            <w:proofErr w:type="spellStart"/>
-            <w:r>
-              <w:rPr>
-                <w:lang w:val="es-PE"/>
-              </w:rPr>
-              <w:t>parseo</w:t>
-            </w:r>
-            <w:proofErr w:type="spellEnd"/>
-            <w:r>
-              <w:rPr>
-                <w:lang w:val="es-PE"/>
-              </w:rPr>
-              <w:t xml:space="preserve"> del acta de inicio</w:t>
-            </w:r>
-          </w:p>
-        </w:tc>
-        <w:tc>
-          <w:tcPr>
-            <w:tcW w:w="3033" w:type="dxa"/>
-          </w:tcPr>
-          <w:p>
-            <w:proofErr w:type="spellStart"/>
+            <w:tcW w:w="2800" w:type="dxa"/>
+          </w:tcPr>
+          <w:p>
+            <w:r>
+              <w:t>KickOffAgent – parseo del acta de inicio</w:t>
+            </w:r>
+          </w:p>
+        </w:tc>
+        <w:tc>
+          <w:tcPr>
+            <w:tcW w:w="1450" w:type="dxa"/>
+          </w:tcPr>
+          <w:p>
             <w:r>
               <w:t>Diseño</w:t>
             </w:r>
-            <w:proofErr w:type="spellEnd"/>
-          </w:p>
-        </w:tc>
-        <w:tc>
-          <w:tcPr>
-            <w:tcW w:w="3033" w:type="dxa"/>
-          </w:tcPr>
-          <w:p>
-            <w:r>
-              <w:t>$0.0004</w:t>
+          </w:p>
+        </w:tc>
+        <w:tc>
+          <w:tcPr>
+            <w:tcW w:w="1500" w:type="dxa"/>
+          </w:tcPr>
+          <w:p>
+            <w:r>
+              <w:t>1,542</w:t>
+            </w:r>
+          </w:p>
+        </w:tc>
+        <w:tc>
+          <w:tcPr>
+            <w:tcW w:w="1500" w:type="dxa"/>
+          </w:tcPr>
+          <w:p>
+            <w:r>
+              <w:t>1,882</w:t>
+            </w:r>
+          </w:p>
+        </w:tc>
+        <w:tc>
+          <w:tcPr>
+            <w:tcW w:w="1750" w:type="dxa"/>
+          </w:tcPr>
+          <w:p>
+            <w:r>
+              <w:t>$0.0007</w:t>
             </w:r>
           </w:p>
         </w:tc>
@@ -7195,47 +7095,47 @@
       <w:tr>
         <w:tc>
           <w:tcPr>
-            <w:tcW w:w="3033" w:type="dxa"/>
-          </w:tcPr>
-          <w:p>
-            <w:proofErr w:type="spellStart"/>
-            <w:r>
-              <w:t>CourseSchemaAgent</w:t>
-            </w:r>
-            <w:proofErr w:type="spellEnd"/>
-            <w:r>
-              <w:t xml:space="preserve"> — </w:t>
-            </w:r>
-            <w:proofErr w:type="spellStart"/>
-            <w:r>
-              <w:t>contexto</w:t>
-            </w:r>
-            <w:proofErr w:type="spellEnd"/>
-            <w:r>
-              <w:t xml:space="preserve"> del </w:t>
-            </w:r>
-            <w:proofErr w:type="spellStart"/>
-            <w:r>
-              <w:t>curso</w:t>
-            </w:r>
-            <w:proofErr w:type="spellEnd"/>
-          </w:p>
-        </w:tc>
-        <w:tc>
-          <w:tcPr>
-            <w:tcW w:w="3033" w:type="dxa"/>
-          </w:tcPr>
-          <w:p>
-            <w:proofErr w:type="spellStart"/>
+            <w:tcW w:w="2800" w:type="dxa"/>
+          </w:tcPr>
+          <w:p>
+            <w:r>
+              <w:t>CourseSchemaAgent – contexto del curso</w:t>
+            </w:r>
+          </w:p>
+        </w:tc>
+        <w:tc>
+          <w:tcPr>
+            <w:tcW w:w="1450" w:type="dxa"/>
+          </w:tcPr>
+          <w:p>
             <w:r>
               <w:t>Diseño</w:t>
             </w:r>
-            <w:proofErr w:type="spellEnd"/>
-          </w:p>
-        </w:tc>
-        <w:tc>
-          <w:tcPr>
-            <w:tcW w:w="3033" w:type="dxa"/>
+          </w:p>
+        </w:tc>
+        <w:tc>
+          <w:tcPr>
+            <w:tcW w:w="1500" w:type="dxa"/>
+          </w:tcPr>
+          <w:p>
+            <w:r>
+              <w:t>594</w:t>
+            </w:r>
+          </w:p>
+        </w:tc>
+        <w:tc>
+          <w:tcPr>
+            <w:tcW w:w="1500" w:type="dxa"/>
+          </w:tcPr>
+          <w:p>
+            <w:r>
+              <w:t>155</w:t>
+            </w:r>
+          </w:p>
+        </w:tc>
+        <w:tc>
+          <w:tcPr>
+            <w:tcW w:w="1750" w:type="dxa"/>
           </w:tcPr>
           <w:p>
             <w:r>
@@ -7247,59 +7147,51 @@
       <w:tr>
         <w:tc>
           <w:tcPr>
-            <w:tcW w:w="3033" w:type="dxa"/>
-          </w:tcPr>
-          <w:p>
-            <w:proofErr w:type="spellStart"/>
-            <w:r>
-              <w:t>UniteSchemaSubAgent</w:t>
-            </w:r>
-            <w:proofErr w:type="spellEnd"/>
-            <w:r>
-              <w:t xml:space="preserve"> — </w:t>
-            </w:r>
-            <w:proofErr w:type="spellStart"/>
-            <w:r>
-              <w:t>esquema</w:t>
-            </w:r>
-            <w:proofErr w:type="spellEnd"/>
-            <w:r>
-              <w:t xml:space="preserve"> </w:t>
-            </w:r>
-            <w:proofErr w:type="spellStart"/>
-            <w:r>
-              <w:t>por</w:t>
-            </w:r>
-            <w:proofErr w:type="spellEnd"/>
-            <w:r>
-              <w:t xml:space="preserve"> </w:t>
-            </w:r>
-            <w:proofErr w:type="spellStart"/>
-            <w:r>
-              <w:t>unidad</w:t>
-            </w:r>
-            <w:proofErr w:type="spellEnd"/>
-          </w:p>
-        </w:tc>
-        <w:tc>
-          <w:tcPr>
-            <w:tcW w:w="3033" w:type="dxa"/>
-          </w:tcPr>
-          <w:p>
-            <w:proofErr w:type="spellStart"/>
+            <w:tcW w:w="2800" w:type="dxa"/>
+          </w:tcPr>
+          <w:p>
+            <w:r>
+              <w:t>UniteSchemaSubAgent – esquema por unidad</w:t>
+            </w:r>
+          </w:p>
+        </w:tc>
+        <w:tc>
+          <w:tcPr>
+            <w:tcW w:w="1450" w:type="dxa"/>
+          </w:tcPr>
+          <w:p>
             <w:r>
               <w:t>Diseño</w:t>
             </w:r>
-            <w:proofErr w:type="spellEnd"/>
-          </w:p>
-        </w:tc>
-        <w:tc>
-          <w:tcPr>
-            <w:tcW w:w="3033" w:type="dxa"/>
-          </w:tcPr>
-          <w:p>
-            <w:r>
-              <w:t>$0.0037</w:t>
+          </w:p>
+        </w:tc>
+        <w:tc>
+          <w:tcPr>
+            <w:tcW w:w="1500" w:type="dxa"/>
+          </w:tcPr>
+          <w:p>
+            <w:r>
+              <w:t>4,546</w:t>
+            </w:r>
+          </w:p>
+        </w:tc>
+        <w:tc>
+          <w:tcPr>
+            <w:tcW w:w="1500" w:type="dxa"/>
+          </w:tcPr>
+          <w:p>
+            <w:r>
+              <w:t>15,416</w:t>
+            </w:r>
+          </w:p>
+        </w:tc>
+        <w:tc>
+          <w:tcPr>
+            <w:tcW w:w="1750" w:type="dxa"/>
+          </w:tcPr>
+          <w:p>
+            <w:r>
+              <w:t>$0.0050</w:t>
             </w:r>
           </w:p>
         </w:tc>
@@ -7307,43 +7199,51 @@
       <w:tr>
         <w:tc>
           <w:tcPr>
-            <w:tcW w:w="3033" w:type="dxa"/>
-          </w:tcPr>
-          <w:p>
-            <w:proofErr w:type="spellStart"/>
-            <w:r>
-              <w:t>SyllabusActivityClassifier</w:t>
-            </w:r>
-            <w:proofErr w:type="spellEnd"/>
-            <w:r>
-              <w:t xml:space="preserve"> — </w:t>
-            </w:r>
-            <w:proofErr w:type="spellStart"/>
-            <w:r>
-              <w:t>clasificación</w:t>
-            </w:r>
-            <w:proofErr w:type="spellEnd"/>
-          </w:p>
-        </w:tc>
-        <w:tc>
-          <w:tcPr>
-            <w:tcW w:w="3033" w:type="dxa"/>
-          </w:tcPr>
-          <w:p>
-            <w:proofErr w:type="spellStart"/>
+            <w:tcW w:w="2800" w:type="dxa"/>
+          </w:tcPr>
+          <w:p>
+            <w:r>
+              <w:t>SyllabusActivityClassifier – clasificación</w:t>
+            </w:r>
+          </w:p>
+        </w:tc>
+        <w:tc>
+          <w:tcPr>
+            <w:tcW w:w="1450" w:type="dxa"/>
+          </w:tcPr>
+          <w:p>
             <w:r>
               <w:t>Diseño</w:t>
             </w:r>
-            <w:proofErr w:type="spellEnd"/>
-          </w:p>
-        </w:tc>
-        <w:tc>
-          <w:tcPr>
-            <w:tcW w:w="3033" w:type="dxa"/>
-          </w:tcPr>
-          <w:p>
-            <w:r>
-              <w:t>$0.0017</w:t>
+          </w:p>
+        </w:tc>
+        <w:tc>
+          <w:tcPr>
+            <w:tcW w:w="1500" w:type="dxa"/>
+          </w:tcPr>
+          <w:p>
+            <w:r>
+              <w:t>7,367</w:t>
+            </w:r>
+          </w:p>
+        </w:tc>
+        <w:tc>
+          <w:tcPr>
+            <w:tcW w:w="1500" w:type="dxa"/>
+          </w:tcPr>
+          <w:p>
+            <w:r>
+              <w:t>4,076</w:t>
+            </w:r>
+          </w:p>
+        </w:tc>
+        <w:tc>
+          <w:tcPr>
+            <w:tcW w:w="1750" w:type="dxa"/>
+          </w:tcPr>
+          <w:p>
+            <w:r>
+              <w:t>$0.0018</w:t>
             </w:r>
           </w:p>
         </w:tc>
@@ -7351,43 +7251,51 @@
       <w:tr>
         <w:tc>
           <w:tcPr>
-            <w:tcW w:w="3033" w:type="dxa"/>
-          </w:tcPr>
-          <w:p>
-            <w:proofErr w:type="spellStart"/>
-            <w:r>
-              <w:t>UniteSchemaSubAgent</w:t>
-            </w:r>
-            <w:proofErr w:type="spellEnd"/>
-            <w:r>
-              <w:t xml:space="preserve"> — </w:t>
-            </w:r>
-            <w:proofErr w:type="spellStart"/>
-            <w:r>
-              <w:t>actividades</w:t>
-            </w:r>
-            <w:proofErr w:type="spellEnd"/>
-          </w:p>
-        </w:tc>
-        <w:tc>
-          <w:tcPr>
-            <w:tcW w:w="3033" w:type="dxa"/>
-          </w:tcPr>
-          <w:p>
-            <w:proofErr w:type="spellStart"/>
+            <w:tcW w:w="2800" w:type="dxa"/>
+          </w:tcPr>
+          <w:p>
+            <w:r>
+              <w:t>UniteSchemaSubAgent – actividades</w:t>
+            </w:r>
+          </w:p>
+        </w:tc>
+        <w:tc>
+          <w:tcPr>
+            <w:tcW w:w="1450" w:type="dxa"/>
+          </w:tcPr>
+          <w:p>
             <w:r>
               <w:t>Diseño</w:t>
             </w:r>
-            <w:proofErr w:type="spellEnd"/>
-          </w:p>
-        </w:tc>
-        <w:tc>
-          <w:tcPr>
-            <w:tcW w:w="3033" w:type="dxa"/>
-          </w:tcPr>
-          <w:p>
-            <w:r>
-              <w:t>$0.0019</w:t>
+          </w:p>
+        </w:tc>
+        <w:tc>
+          <w:tcPr>
+            <w:tcW w:w="1500" w:type="dxa"/>
+          </w:tcPr>
+          <w:p>
+            <w:r>
+              <w:t>9,993</w:t>
+            </w:r>
+          </w:p>
+        </w:tc>
+        <w:tc>
+          <w:tcPr>
+            <w:tcW w:w="1500" w:type="dxa"/>
+          </w:tcPr>
+          <w:p>
+            <w:r>
+              <w:t>4,994</w:t>
+            </w:r>
+          </w:p>
+        </w:tc>
+        <w:tc>
+          <w:tcPr>
+            <w:tcW w:w="1750" w:type="dxa"/>
+          </w:tcPr>
+          <w:p>
+            <w:r>
+              <w:t>$0.0022</w:t>
             </w:r>
           </w:p>
         </w:tc>
@@ -7395,30 +7303,17 @@
       <w:tr>
         <w:tc>
           <w:tcPr>
-            <w:tcW w:w="3033" w:type="dxa"/>
-          </w:tcPr>
-          <w:p>
-            <w:proofErr w:type="spellStart"/>
-            <w:r>
-              <w:t>IpesAgent</w:t>
-            </w:r>
-            <w:proofErr w:type="spellEnd"/>
-            <w:r>
-              <w:t xml:space="preserve"> — </w:t>
-            </w:r>
-            <w:proofErr w:type="spellStart"/>
-            <w:r>
-              <w:t>one_step_schema_recursos</w:t>
-            </w:r>
-            <w:proofErr w:type="spellEnd"/>
-            <w:r>
-              <w:t xml:space="preserve"> (18 sem.)</w:t>
-            </w:r>
-          </w:p>
-        </w:tc>
-        <w:tc>
-          <w:tcPr>
-            <w:tcW w:w="3033" w:type="dxa"/>
+            <w:tcW w:w="2800" w:type="dxa"/>
+          </w:tcPr>
+          <w:p>
+            <w:r>
+              <w:t>IpesAgent – one_step_schema_recursos (18 sem.)</w:t>
+            </w:r>
+          </w:p>
+        </w:tc>
+        <w:tc>
+          <w:tcPr>
+            <w:tcW w:w="1450" w:type="dxa"/>
           </w:tcPr>
           <w:p>
             <w:r>
@@ -7428,11 +7323,31 @@
         </w:tc>
         <w:tc>
           <w:tcPr>
-            <w:tcW w:w="3033" w:type="dxa"/>
-          </w:tcPr>
-          <w:p>
-            <w:r>
-              <w:t>$0.0045</w:t>
+            <w:tcW w:w="1500" w:type="dxa"/>
+          </w:tcPr>
+          <w:p>
+            <w:r>
+              <w:t>69,251</w:t>
+            </w:r>
+          </w:p>
+        </w:tc>
+        <w:tc>
+          <w:tcPr>
+            <w:tcW w:w="1500" w:type="dxa"/>
+          </w:tcPr>
+          <w:p>
+            <w:r>
+              <w:t>39,134</w:t>
+            </w:r>
+          </w:p>
+        </w:tc>
+        <w:tc>
+          <w:tcPr>
+            <w:tcW w:w="1750" w:type="dxa"/>
+          </w:tcPr>
+          <w:p>
+            <w:r>
+              <w:t>$0.0169</w:t>
             </w:r>
           </w:p>
         </w:tc>
@@ -7440,30 +7355,18 @@
       <w:tr>
         <w:tc>
           <w:tcPr>
-            <w:tcW w:w="3033" w:type="dxa"/>
-          </w:tcPr>
-          <w:p>
-            <w:proofErr w:type="spellStart"/>
-            <w:r>
-              <w:t>IpesAgent</w:t>
-            </w:r>
-            <w:proofErr w:type="spellEnd"/>
-            <w:r>
-              <w:t xml:space="preserve"> — </w:t>
-            </w:r>
-            <w:proofErr w:type="spellStart"/>
-            <w:r>
-              <w:t>one_step_introduccion</w:t>
-            </w:r>
-            <w:proofErr w:type="spellEnd"/>
-            <w:r>
-              <w:t xml:space="preserve"> (18 sem.)</w:t>
-            </w:r>
-          </w:p>
-        </w:tc>
-        <w:tc>
-          <w:tcPr>
-            <w:tcW w:w="3033" w:type="dxa"/>
+            <w:tcW w:w="2800" w:type="dxa"/>
+          </w:tcPr>
+          <w:p>
+            <w:r>
+              <w:lastRenderedPageBreak/>
+              <w:t>IpesAgent – one_step_introduccion (18 sem.)</w:t>
+            </w:r>
+          </w:p>
+        </w:tc>
+        <w:tc>
+          <w:tcPr>
+            <w:tcW w:w="1450" w:type="dxa"/>
           </w:tcPr>
           <w:p>
             <w:r>
@@ -7473,11 +7376,31 @@
         </w:tc>
         <w:tc>
           <w:tcPr>
-            <w:tcW w:w="3033" w:type="dxa"/>
-          </w:tcPr>
-          <w:p>
-            <w:r>
-              <w:t>$0.0043</w:t>
+            <w:tcW w:w="1500" w:type="dxa"/>
+          </w:tcPr>
+          <w:p>
+            <w:r>
+              <w:t>22,482</w:t>
+            </w:r>
+          </w:p>
+        </w:tc>
+        <w:tc>
+          <w:tcPr>
+            <w:tcW w:w="1500" w:type="dxa"/>
+          </w:tcPr>
+          <w:p>
+            <w:r>
+              <w:t>10,046</w:t>
+            </w:r>
+          </w:p>
+        </w:tc>
+        <w:tc>
+          <w:tcPr>
+            <w:tcW w:w="1750" w:type="dxa"/>
+          </w:tcPr>
+          <w:p>
+            <w:r>
+              <w:t>$0.0047</w:t>
             </w:r>
           </w:p>
         </w:tc>
@@ -7485,31 +7408,17 @@
       <w:tr>
         <w:tc>
           <w:tcPr>
-            <w:tcW w:w="3033" w:type="dxa"/>
-          </w:tcPr>
-          <w:p>
-            <w:proofErr w:type="spellStart"/>
-            <w:r>
-              <w:lastRenderedPageBreak/>
-              <w:t>IpesAgent</w:t>
-            </w:r>
-            <w:proofErr w:type="spellEnd"/>
-            <w:r>
-              <w:t xml:space="preserve"> — </w:t>
-            </w:r>
-            <w:proofErr w:type="spellStart"/>
-            <w:r>
-              <w:t>one_step_presentaciones</w:t>
-            </w:r>
-            <w:proofErr w:type="spellEnd"/>
-            <w:r>
-              <w:t xml:space="preserve"> (18 sem.)</w:t>
-            </w:r>
-          </w:p>
-        </w:tc>
-        <w:tc>
-          <w:tcPr>
-            <w:tcW w:w="3033" w:type="dxa"/>
+            <w:tcW w:w="2800" w:type="dxa"/>
+          </w:tcPr>
+          <w:p>
+            <w:r>
+              <w:t>IpesAgent – one_step_presentaciones (18 sem.)</w:t>
+            </w:r>
+          </w:p>
+        </w:tc>
+        <w:tc>
+          <w:tcPr>
+            <w:tcW w:w="1450" w:type="dxa"/>
           </w:tcPr>
           <w:p>
             <w:r>
@@ -7519,11 +7428,31 @@
         </w:tc>
         <w:tc>
           <w:tcPr>
-            <w:tcW w:w="3033" w:type="dxa"/>
-          </w:tcPr>
-          <w:p>
-            <w:r>
-              <w:t>$0.0053</w:t>
+            <w:tcW w:w="1500" w:type="dxa"/>
+          </w:tcPr>
+          <w:p>
+            <w:r>
+              <w:t>26,737</w:t>
+            </w:r>
+          </w:p>
+        </w:tc>
+        <w:tc>
+          <w:tcPr>
+            <w:tcW w:w="1500" w:type="dxa"/>
+          </w:tcPr>
+          <w:p>
+            <w:r>
+              <w:t>12,793</w:t>
+            </w:r>
+          </w:p>
+        </w:tc>
+        <w:tc>
+          <w:tcPr>
+            <w:tcW w:w="1750" w:type="dxa"/>
+          </w:tcPr>
+          <w:p>
+            <w:r>
+              <w:t>$0.0058</w:t>
             </w:r>
           </w:p>
         </w:tc>
@@ -7531,30 +7460,17 @@
       <w:tr>
         <w:tc>
           <w:tcPr>
-            <w:tcW w:w="3033" w:type="dxa"/>
-          </w:tcPr>
-          <w:p>
-            <w:proofErr w:type="spellStart"/>
-            <w:r>
-              <w:t>IpesAgent</w:t>
-            </w:r>
-            <w:proofErr w:type="spellEnd"/>
-            <w:r>
-              <w:t xml:space="preserve"> — </w:t>
-            </w:r>
-            <w:proofErr w:type="spellStart"/>
-            <w:r>
-              <w:t>one_step_ejercicios</w:t>
-            </w:r>
-            <w:proofErr w:type="spellEnd"/>
-            <w:r>
-              <w:t xml:space="preserve"> (18 sem.)</w:t>
-            </w:r>
-          </w:p>
-        </w:tc>
-        <w:tc>
-          <w:tcPr>
-            <w:tcW w:w="3033" w:type="dxa"/>
+            <w:tcW w:w="2800" w:type="dxa"/>
+          </w:tcPr>
+          <w:p>
+            <w:r>
+              <w:t>IpesAgent – one_step_ejercicios (18 sem.)</w:t>
+            </w:r>
+          </w:p>
+        </w:tc>
+        <w:tc>
+          <w:tcPr>
+            <w:tcW w:w="1450" w:type="dxa"/>
           </w:tcPr>
           <w:p>
             <w:r>
@@ -7564,7 +7480,27 @@
         </w:tc>
         <w:tc>
           <w:tcPr>
-            <w:tcW w:w="3033" w:type="dxa"/>
+            <w:tcW w:w="1500" w:type="dxa"/>
+          </w:tcPr>
+          <w:p>
+            <w:r>
+              <w:t>19,050</w:t>
+            </w:r>
+          </w:p>
+        </w:tc>
+        <w:tc>
+          <w:tcPr>
+            <w:tcW w:w="1500" w:type="dxa"/>
+          </w:tcPr>
+          <w:p>
+            <w:r>
+              <w:t>4,346</w:t>
+            </w:r>
+          </w:p>
+        </w:tc>
+        <w:tc>
+          <w:tcPr>
+            <w:tcW w:w="1750" w:type="dxa"/>
           </w:tcPr>
           <w:p>
             <w:r>
@@ -7576,39 +7512,47 @@
       <w:tr>
         <w:tc>
           <w:tcPr>
-            <w:tcW w:w="3033" w:type="dxa"/>
-          </w:tcPr>
-          <w:p>
-            <w:proofErr w:type="spellStart"/>
-            <w:r>
-              <w:t>CheckIpesAgent</w:t>
-            </w:r>
-            <w:proofErr w:type="spellEnd"/>
-            <w:r>
-              <w:t xml:space="preserve"> — QA del </w:t>
-            </w:r>
-            <w:proofErr w:type="spellStart"/>
-            <w:r>
-              <w:t>contenido</w:t>
-            </w:r>
-            <w:proofErr w:type="spellEnd"/>
-          </w:p>
-        </w:tc>
-        <w:tc>
-          <w:tcPr>
-            <w:tcW w:w="3033" w:type="dxa"/>
-          </w:tcPr>
-          <w:p>
-            <w:proofErr w:type="spellStart"/>
+            <w:tcW w:w="2800" w:type="dxa"/>
+          </w:tcPr>
+          <w:p>
+            <w:r>
+              <w:t>CheckIpesAgent – QA del contenido</w:t>
+            </w:r>
+          </w:p>
+        </w:tc>
+        <w:tc>
+          <w:tcPr>
+            <w:tcW w:w="1450" w:type="dxa"/>
+          </w:tcPr>
+          <w:p>
             <w:r>
               <w:t>Aseguramiento</w:t>
             </w:r>
-            <w:proofErr w:type="spellEnd"/>
-          </w:p>
-        </w:tc>
-        <w:tc>
-          <w:tcPr>
-            <w:tcW w:w="3033" w:type="dxa"/>
+          </w:p>
+        </w:tc>
+        <w:tc>
+          <w:tcPr>
+            <w:tcW w:w="1500" w:type="dxa"/>
+          </w:tcPr>
+          <w:p>
+            <w:r>
+              <w:t>1,011</w:t>
+            </w:r>
+          </w:p>
+        </w:tc>
+        <w:tc>
+          <w:tcPr>
+            <w:tcW w:w="1500" w:type="dxa"/>
+          </w:tcPr>
+          <w:p>
+            <w:r>
+              <w:t>304</w:t>
+            </w:r>
+          </w:p>
+        </w:tc>
+        <w:tc>
+          <w:tcPr>
+            <w:tcW w:w="1750" w:type="dxa"/>
           </w:tcPr>
           <w:p>
             <w:r>
@@ -7620,58 +7564,225 @@
       <w:tr>
         <w:tc>
           <w:tcPr>
-            <w:tcW w:w="3033" w:type="dxa"/>
-          </w:tcPr>
-          <w:p>
-            <w:pPr>
-              <w:rPr>
-                <w:lang w:val="es-PE"/>
-              </w:rPr>
-            </w:pPr>
+            <w:tcW w:w="2800" w:type="dxa"/>
+          </w:tcPr>
+          <w:p>
+            <w:r>
+              <w:t>ContentGenerationAgent – genera_material_base (18 sem.)</w:t>
+            </w:r>
+          </w:p>
+        </w:tc>
+        <w:tc>
+          <w:tcPr>
+            <w:tcW w:w="1450" w:type="dxa"/>
+          </w:tcPr>
+          <w:p>
+            <w:r>
+              <w:t>Generación</w:t>
+            </w:r>
+          </w:p>
+        </w:tc>
+        <w:tc>
+          <w:tcPr>
+            <w:tcW w:w="1500" w:type="dxa"/>
+          </w:tcPr>
+          <w:p>
+            <w:r>
+              <w:t>63,407</w:t>
+            </w:r>
+          </w:p>
+        </w:tc>
+        <w:tc>
+          <w:tcPr>
+            <w:tcW w:w="1500" w:type="dxa"/>
+          </w:tcPr>
+          <w:p>
+            <w:r>
+              <w:t>110,503</w:t>
+            </w:r>
+          </w:p>
+        </w:tc>
+        <w:tc>
+          <w:tcPr>
+            <w:tcW w:w="1750" w:type="dxa"/>
+          </w:tcPr>
+          <w:p>
+            <w:r>
+              <w:t>$0.0379</w:t>
+            </w:r>
+          </w:p>
+        </w:tc>
+      </w:tr>
+      <w:tr>
+        <w:tc>
+          <w:tcPr>
+            <w:tcW w:w="2800" w:type="dxa"/>
+          </w:tcPr>
+          <w:p>
+            <w:r>
+              <w:t>RubricGenerationAgent – genera_consigna_rúbrica (sem. seleccionadas)</w:t>
+            </w:r>
+          </w:p>
+        </w:tc>
+        <w:tc>
+          <w:tcPr>
+            <w:tcW w:w="1450" w:type="dxa"/>
+          </w:tcPr>
+          <w:p>
+            <w:r>
+              <w:t>Generación</w:t>
+            </w:r>
+          </w:p>
+        </w:tc>
+        <w:tc>
+          <w:tcPr>
+            <w:tcW w:w="1500" w:type="dxa"/>
+          </w:tcPr>
+          <w:p>
+            <w:r>
+              <w:t>20,806</w:t>
+            </w:r>
+          </w:p>
+        </w:tc>
+        <w:tc>
+          <w:tcPr>
+            <w:tcW w:w="1500" w:type="dxa"/>
+          </w:tcPr>
+          <w:p>
+            <w:r>
+              <w:t>19,628</w:t>
+            </w:r>
+          </w:p>
+        </w:tc>
+        <w:tc>
+          <w:tcPr>
+            <w:tcW w:w="1750" w:type="dxa"/>
+          </w:tcPr>
+          <w:p>
+            <w:r>
+              <w:t>$0.0074</w:t>
+            </w:r>
+          </w:p>
+        </w:tc>
+      </w:tr>
+      <w:tr>
+        <w:tc>
+          <w:tcPr>
+            <w:tcW w:w="2800" w:type="dxa"/>
+          </w:tcPr>
+          <w:p>
+            <w:r>
+              <w:t>RubricGenerationAgent – genera_consigna_escala_valoración (sem. seleccionadas)</w:t>
+            </w:r>
+          </w:p>
+        </w:tc>
+        <w:tc>
+          <w:tcPr>
+            <w:tcW w:w="1450" w:type="dxa"/>
+          </w:tcPr>
+          <w:p>
+            <w:r>
+              <w:t>Generación</w:t>
+            </w:r>
+          </w:p>
+        </w:tc>
+        <w:tc>
+          <w:tcPr>
+            <w:tcW w:w="1500" w:type="dxa"/>
+          </w:tcPr>
+          <w:p>
+            <w:r>
+              <w:t>6,922</w:t>
+            </w:r>
+          </w:p>
+        </w:tc>
+        <w:tc>
+          <w:tcPr>
+            <w:tcW w:w="1500" w:type="dxa"/>
+          </w:tcPr>
+          <w:p>
+            <w:r>
+              <w:t>4,098</w:t>
+            </w:r>
+          </w:p>
+        </w:tc>
+        <w:tc>
+          <w:tcPr>
+            <w:tcW w:w="1750" w:type="dxa"/>
+          </w:tcPr>
+          <w:p>
+            <w:r>
+              <w:t>$0.0017</w:t>
+            </w:r>
+          </w:p>
+        </w:tc>
+      </w:tr>
+      <w:tr>
+        <w:tc>
+          <w:tcPr>
+            <w:tcW w:w="2800" w:type="dxa"/>
+          </w:tcPr>
+          <w:p>
             <w:r>
               <w:rPr>
                 <w:b/>
-                <w:lang w:val="es-PE"/>
-              </w:rPr>
-              <w:t>Costo total</w:t>
+              </w:rPr>
+              <w:t xml:space="preserve">Costo total flujo completo (con </w:t>
             </w:r>
             <w:r>
               <w:rPr>
                 <w:b/>
-                <w:lang w:val="es-PE"/>
-              </w:rPr>
-              <w:t xml:space="preserve"> IPES (sin material base)</w:t>
-            </w:r>
-          </w:p>
-        </w:tc>
-        <w:tc>
-          <w:tcPr>
-            <w:tcW w:w="3033" w:type="dxa"/>
-          </w:tcPr>
-          <w:p>
-            <w:pPr>
-              <w:rPr>
-                <w:lang w:val="es-PE"/>
-              </w:rPr>
-            </w:pPr>
-          </w:p>
-        </w:tc>
-        <w:tc>
-          <w:tcPr>
-            <w:tcW w:w="3033" w:type="dxa"/>
+              </w:rPr>
+              <w:t>generación de contenido + consignas)</w:t>
+            </w:r>
+          </w:p>
+        </w:tc>
+        <w:tc>
+          <w:tcPr>
+            <w:tcW w:w="1450" w:type="dxa"/>
+          </w:tcPr>
+          <w:p/>
+        </w:tc>
+        <w:tc>
+          <w:tcPr>
+            <w:tcW w:w="1500" w:type="dxa"/>
+          </w:tcPr>
+          <w:p/>
+        </w:tc>
+        <w:tc>
+          <w:tcPr>
+            <w:tcW w:w="1500" w:type="dxa"/>
+          </w:tcPr>
+          <w:p/>
+        </w:tc>
+        <w:tc>
+          <w:tcPr>
+            <w:tcW w:w="1750" w:type="dxa"/>
           </w:tcPr>
           <w:p>
             <w:r>
               <w:rPr>
                 <w:b/>
               </w:rPr>
-              <w:t>~$0.025 USD</w:t>
+              <w:t>~$0.087 USD</w:t>
             </w:r>
           </w:p>
         </w:tc>
       </w:tr>
     </w:tbl>
     <w:p>
+      <w:r>
+        <w:t>Tabla 6b Desglose de tokens: generación de contenido + consignas (por curso – 18 semanas)</w:t>
+      </w:r>
+    </w:p>
+    <w:p/>
+    <w:p>
+      <w:r>
+        <w:t>Tabla 6b Desglose de tokens: generación de contenido + consignas (por curso – 18 semanas)</w:t>
+      </w:r>
+    </w:p>
+    <w:p/>
+    <w:p>
       <w:pPr>
         <w:rPr>
           <w:lang w:val="es-PE"/>
@@ -7758,6 +7869,7 @@
           <w:szCs w:val="24"/>
           <w:lang w:val="es-PE"/>
         </w:rPr>
+        <w:lastRenderedPageBreak/>
         <w:t xml:space="preserve">Tabla </w:t>
       </w:r>
       <w:r>
@@ -7914,7 +8026,7 @@
           </w:tcPr>
           <w:p>
             <w:r>
-              <w:t xml:space="preserve">400 </w:t>
+              <w:t xml:space="preserve">520 </w:t>
             </w:r>
             <w:proofErr w:type="spellStart"/>
             <w:r>
@@ -7939,7 +8051,7 @@
           </w:tcPr>
           <w:p>
             <w:r>
-              <w:t>S/. 12,500</w:t>
+              <w:t>S/. 16,250</w:t>
             </w:r>
           </w:p>
         </w:tc>
@@ -8238,7 +8350,7 @@
                 <w:bCs/>
                 <w:lang w:val="en-GB"/>
               </w:rPr>
-              <w:t>S/. 24,250</w:t>
+              <w:t>S/. 28,000</w:t>
             </w:r>
           </w:p>
         </w:tc>
@@ -8246,6 +8358,35 @@
     </w:tbl>
     <w:p>
       <w:pPr>
+        <w:jc w:val="left"/>
+        <w:rPr>
+          <w:strike/>
+        </w:rPr>
+      </w:pPr>
+      <w:r>
+        <w:rPr>
+          <w:i/>
+          <w:strike/>
+        </w:rPr>
+        <w:t xml:space="preserve">Nota: Las horas del Desarrollador IA corresponden al tiempo real invertido en el proyecto desde el </w:t>
+      </w:r>
+      <w:r>
+        <w:rPr>
+          <w:i/>
+          <w:strike/>
+        </w:rPr>
+        <w:t>16 de septiembre de 2025: (1) sep 16 – dic 31, 2025: 15.3 semanas × 12 hrs/sem (30 ■ del tiempo, 70 ■ asignado al programa Salto – UTP) = 183 hrs; (2) ene 1 – feb 28, 2026: 8.4 semanas × 25 hrs/sem (100 ■ enfoque) = 211 hrs; (3) mar 1 – mar 31, 2026: 4.4 s</w:t>
+      </w:r>
+      <w:r>
+        <w:rPr>
+          <w:i/>
+          <w:strike/>
+        </w:rPr>
+        <w:t>emanas × 16 hrs/sem (40 ■ del tiempo) = 71 hrs; (4) abr 1 – abr 15, 2026: 2.1 semanas × 25 hrs/sem (100 ■ enfoque) = 54 hrs. Total acumulado: ~ 520 hrs.</w:t>
+      </w:r>
+    </w:p>
+    <w:p>
+      <w:pPr>
         <w:rPr>
           <w:lang w:val="es-PE"/>
         </w:rPr>
@@ -8264,7 +8405,6 @@
           <w:b/>
           <w:bCs/>
         </w:rPr>
-        <w:lastRenderedPageBreak/>
         <w:t xml:space="preserve">Costo </w:t>
       </w:r>
       <w:r>
@@ -8541,6 +8681,7 @@
                 <w:bCs/>
                 <w:lang w:val="es-PE"/>
               </w:rPr>
+              <w:lastRenderedPageBreak/>
               <w:t>Costo total de dispositivo de trabajo</w:t>
             </w:r>
           </w:p>
@@ -8924,7 +9065,7 @@
               <w:rPr>
                 <w:lang w:val="en-GB"/>
               </w:rPr>
-              <w:t>S/. 24,250</w:t>
+              <w:t>S/. 28,000</w:t>
             </w:r>
           </w:p>
         </w:tc>
@@ -9015,7 +9156,7 @@
                 <w:bCs/>
                 <w:lang w:val="en-GB"/>
               </w:rPr>
-              <w:t>S/. 51,757.12</w:t>
+              <w:t>S/. 55,507.12</w:t>
             </w:r>
           </w:p>
         </w:tc>
@@ -9041,7 +9182,7 @@
 </file>
 
 <file path=word/endnotes.xml><?xml version="1.0" encoding="utf-8"?>
-<w:endnotes xmlns:wpc="http://schemas.microsoft.com/office/word/2010/wordprocessingCanvas" xmlns:cx="http://schemas.microsoft.com/office/drawing/2014/chartex" xmlns:cx1="http://schemas.microsoft.com/office/drawing/2015/9/8/chartex" xmlns:cx2="http://schemas.microsoft.com/office/drawing/2015/10/21/chartex" xmlns:cx3="http://schemas.microsoft.com/office/drawing/2016/5/9/chartex" xmlns:cx4="http://schemas.microsoft.com/office/drawing/2016/5/10/chartex" xmlns:cx5="http://schemas.microsoft.com/office/drawing/2016/5/11/chartex" xmlns:cx6="http://schemas.microsoft.com/office/drawing/2016/5/12/chartex" xmlns:cx7="http://schemas.microsoft.com/office/drawing/2016/5/13/chartex" xmlns:cx8="http://schemas.microsoft.com/office/drawing/2016/5/14/chartex" xmlns:mc="http://schemas.openxmlformats.org/markup-compatibility/2006" xmlns:aink="http://schemas.microsoft.com/office/drawing/2016/ink" xmlns:am3d="http://schemas.microsoft.com/office/drawing/2017/model3d" xmlns:o="urn:schemas-microsoft-com:office:office" xmlns:oel="http://schemas.microsoft.com/office/2019/extlst" xmlns:r="http://schemas.openxmlformats.org/officeDocument/2006/relationships" xmlns:m="http://schemas.openxmlformats.org/officeDocument/2006/math" xmlns:v="urn:schemas-microsoft-com:vml" xmlns:wp14="http://schemas.microsoft.com/office/word/2010/wordprocessingDrawing" xmlns:wp="http://schemas.openxmlformats.org/drawingml/2006/wordprocessingDrawing" xmlns:w10="urn:schemas-microsoft-com:office:word" xmlns:w="http://schemas.openxmlformats.org/wordprocessingml/2006/main" xmlns:w14="http://schemas.microsoft.com/office/word/2010/wordml" xmlns:w15="http://schemas.microsoft.com/office/word/2012/wordml" xmlns:w16cex="http://schemas.microsoft.com/office/word/2018/wordml/cex" xmlns:w16cid="http://schemas.microsoft.com/office/word/2016/wordml/cid" xmlns:w16="http://schemas.microsoft.com/office/word/2018/wordml" xmlns:w16du="http://schemas.microsoft.com/office/word/2023/wordml/word16du" xmlns:w16sdtdh="http://schemas.microsoft.com/office/word/2020/wordml/sdtdatahash" xmlns:w16sdtfl="http://schemas.microsoft.com/office/word/2024/wordml/sdtformatlock" xmlns:w16se="http://schemas.microsoft.com/office/word/2015/wordml/symex" xmlns:wpg="http://schemas.microsoft.com/office/word/2010/wordprocessingGroup" xmlns:wpi="http://schemas.microsoft.com/office/word/2010/wordprocessingInk" xmlns:wne="http://schemas.microsoft.com/office/word/2006/wordml" xmlns:wps="http://schemas.microsoft.com/office/word/2010/wordprocessingShape" mc:Ignorable="w14 w15 w16se w16cid w16 w16cex w16sdtdh w16sdtfl w16du wp14">
+<w:endnotes xmlns:wpc="http://schemas.microsoft.com/office/word/2010/wordprocessingCanvas" xmlns:cx="http://schemas.microsoft.com/office/drawing/2014/chartex" xmlns:cx1="http://schemas.microsoft.com/office/drawing/2015/9/8/chartex" xmlns:cx2="http://schemas.microsoft.com/office/drawing/2015/10/21/chartex" xmlns:cx3="http://schemas.microsoft.com/office/drawing/2016/5/9/chartex" xmlns:cx4="http://schemas.microsoft.com/office/drawing/2016/5/10/chartex" xmlns:cx5="http://schemas.microsoft.com/office/drawing/2016/5/11/chartex" xmlns:cx6="http://schemas.microsoft.com/office/drawing/2016/5/12/chartex" xmlns:cx7="http://schemas.microsoft.com/office/drawing/2016/5/13/chartex" xmlns:cx8="http://schemas.microsoft.com/office/drawing/2016/5/14/chartex" xmlns:mc="http://schemas.openxmlformats.org/markup-compatibility/2006" xmlns:aink="http://schemas.microsoft.com/office/drawing/2016/ink" xmlns:am3d="http://schemas.microsoft.com/office/drawing/2017/model3d" xmlns:o="urn:schemas-microsoft-com:office:office" xmlns:r="http://schemas.openxmlformats.org/officeDocument/2006/relationships" xmlns:m="http://schemas.openxmlformats.org/officeDocument/2006/math" xmlns:v="urn:schemas-microsoft-com:vml" xmlns:wp14="http://schemas.microsoft.com/office/word/2010/wordprocessingDrawing" xmlns:wp="http://schemas.openxmlformats.org/drawingml/2006/wordprocessingDrawing" xmlns:w10="urn:schemas-microsoft-com:office:word" xmlns:w="http://schemas.openxmlformats.org/wordprocessingml/2006/main" xmlns:w14="http://schemas.microsoft.com/office/word/2010/wordml" xmlns:w15="http://schemas.microsoft.com/office/word/2012/wordml" xmlns:w16cex="http://schemas.microsoft.com/office/word/2018/wordml/cex" xmlns:w16cid="http://schemas.microsoft.com/office/word/2016/wordml/cid" xmlns:w16="http://schemas.microsoft.com/office/word/2018/wordml" xmlns:w16sdtdh="http://schemas.microsoft.com/office/word/2020/wordml/sdtdatahash" xmlns:w16se="http://schemas.microsoft.com/office/word/2015/wordml/symex" xmlns:wpg="http://schemas.microsoft.com/office/word/2010/wordprocessingGroup" xmlns:wpi="http://schemas.microsoft.com/office/word/2010/wordprocessingInk" xmlns:wne="http://schemas.microsoft.com/office/word/2006/wordml" xmlns:wps="http://schemas.microsoft.com/office/word/2010/wordprocessingShape" mc:Ignorable="w14 w15 w16se w16cid w16 w16cex w16sdtdh wp14">
   <w:endnote w:type="separator" w:id="-1">
     <w:p>
       <w:pPr>
@@ -9066,7 +9207,7 @@
 </file>
 
 <file path=word/footer1.xml><?xml version="1.0" encoding="utf-8"?>
-<w:ftr xmlns:wpc="http://schemas.microsoft.com/office/word/2010/wordprocessingCanvas" xmlns:cx="http://schemas.microsoft.com/office/drawing/2014/chartex" xmlns:cx1="http://schemas.microsoft.com/office/drawing/2015/9/8/chartex" xmlns:cx2="http://schemas.microsoft.com/office/drawing/2015/10/21/chartex" xmlns:cx3="http://schemas.microsoft.com/office/drawing/2016/5/9/chartex" xmlns:cx4="http://schemas.microsoft.com/office/drawing/2016/5/10/chartex" xmlns:cx5="http://schemas.microsoft.com/office/drawing/2016/5/11/chartex" xmlns:cx6="http://schemas.microsoft.com/office/drawing/2016/5/12/chartex" xmlns:cx7="http://schemas.microsoft.com/office/drawing/2016/5/13/chartex" xmlns:cx8="http://schemas.microsoft.com/office/drawing/2016/5/14/chartex" xmlns:mc="http://schemas.openxmlformats.org/markup-compatibility/2006" xmlns:aink="http://schemas.microsoft.com/office/drawing/2016/ink" xmlns:am3d="http://schemas.microsoft.com/office/drawing/2017/model3d" xmlns:o="urn:schemas-microsoft-com:office:office" xmlns:oel="http://schemas.microsoft.com/office/2019/extlst" xmlns:r="http://schemas.openxmlformats.org/officeDocument/2006/relationships" xmlns:m="http://schemas.openxmlformats.org/officeDocument/2006/math" xmlns:v="urn:schemas-microsoft-com:vml" xmlns:wp14="http://schemas.microsoft.com/office/word/2010/wordprocessingDrawing" xmlns:wp="http://schemas.openxmlformats.org/drawingml/2006/wordprocessingDrawing" xmlns:w10="urn:schemas-microsoft-com:office:word" xmlns:w="http://schemas.openxmlformats.org/wordprocessingml/2006/main" xmlns:w14="http://schemas.microsoft.com/office/word/2010/wordml" xmlns:w15="http://schemas.microsoft.com/office/word/2012/wordml" xmlns:w16cex="http://schemas.microsoft.com/office/word/2018/wordml/cex" xmlns:w16cid="http://schemas.microsoft.com/office/word/2016/wordml/cid" xmlns:w16="http://schemas.microsoft.com/office/word/2018/wordml" xmlns:w16du="http://schemas.microsoft.com/office/word/2023/wordml/word16du" xmlns:w16sdtdh="http://schemas.microsoft.com/office/word/2020/wordml/sdtdatahash" xmlns:w16sdtfl="http://schemas.microsoft.com/office/word/2024/wordml/sdtformatlock" xmlns:w16se="http://schemas.microsoft.com/office/word/2015/wordml/symex" xmlns:wpg="http://schemas.microsoft.com/office/word/2010/wordprocessingGroup" xmlns:wpi="http://schemas.microsoft.com/office/word/2010/wordprocessingInk" xmlns:wne="http://schemas.microsoft.com/office/word/2006/wordml" xmlns:wps="http://schemas.microsoft.com/office/word/2010/wordprocessingShape" mc:Ignorable="w14 w15 w16se w16cid w16 w16cex w16sdtdh w16sdtfl w16du wp14">
+<w:ftr xmlns:wpc="http://schemas.microsoft.com/office/word/2010/wordprocessingCanvas" xmlns:cx="http://schemas.microsoft.com/office/drawing/2014/chartex" xmlns:cx1="http://schemas.microsoft.com/office/drawing/2015/9/8/chartex" xmlns:cx2="http://schemas.microsoft.com/office/drawing/2015/10/21/chartex" xmlns:cx3="http://schemas.microsoft.com/office/drawing/2016/5/9/chartex" xmlns:cx4="http://schemas.microsoft.com/office/drawing/2016/5/10/chartex" xmlns:cx5="http://schemas.microsoft.com/office/drawing/2016/5/11/chartex" xmlns:cx6="http://schemas.microsoft.com/office/drawing/2016/5/12/chartex" xmlns:cx7="http://schemas.microsoft.com/office/drawing/2016/5/13/chartex" xmlns:cx8="http://schemas.microsoft.com/office/drawing/2016/5/14/chartex" xmlns:mc="http://schemas.openxmlformats.org/markup-compatibility/2006" xmlns:aink="http://schemas.microsoft.com/office/drawing/2016/ink" xmlns:am3d="http://schemas.microsoft.com/office/drawing/2017/model3d" xmlns:o="urn:schemas-microsoft-com:office:office" xmlns:r="http://schemas.openxmlformats.org/officeDocument/2006/relationships" xmlns:m="http://schemas.openxmlformats.org/officeDocument/2006/math" xmlns:v="urn:schemas-microsoft-com:vml" xmlns:wp14="http://schemas.microsoft.com/office/word/2010/wordprocessingDrawing" xmlns:wp="http://schemas.openxmlformats.org/drawingml/2006/wordprocessingDrawing" xmlns:w10="urn:schemas-microsoft-com:office:word" xmlns:w="http://schemas.openxmlformats.org/wordprocessingml/2006/main" xmlns:w14="http://schemas.microsoft.com/office/word/2010/wordml" xmlns:w15="http://schemas.microsoft.com/office/word/2012/wordml" xmlns:w16cex="http://schemas.microsoft.com/office/word/2018/wordml/cex" xmlns:w16cid="http://schemas.microsoft.com/office/word/2016/wordml/cid" xmlns:w16="http://schemas.microsoft.com/office/word/2018/wordml" xmlns:w16sdtdh="http://schemas.microsoft.com/office/word/2020/wordml/sdtdatahash" xmlns:w16se="http://schemas.microsoft.com/office/word/2015/wordml/symex" xmlns:wpg="http://schemas.microsoft.com/office/word/2010/wordprocessingGroup" xmlns:wpi="http://schemas.microsoft.com/office/word/2010/wordprocessingInk" xmlns:wne="http://schemas.microsoft.com/office/word/2006/wordml" xmlns:wps="http://schemas.microsoft.com/office/word/2010/wordprocessingShape" mc:Ignorable="w14 w15 w16se w16cid w16 w16cex w16sdtdh wp14">
   <w:sdt>
     <w:sdtPr>
       <w:id w:val="588045748"/>
@@ -9075,6 +9216,7 @@
         <w:docPartUnique/>
       </w:docPartObj>
     </w:sdtPr>
+    <w:sdtEndPr/>
     <w:sdtContent>
       <w:p>
         <w:pPr>
@@ -9111,7 +9253,7 @@
 </file>
 
 <file path=word/footer2.xml><?xml version="1.0" encoding="utf-8"?>
-<w:ftr xmlns:wpc="http://schemas.microsoft.com/office/word/2010/wordprocessingCanvas" xmlns:cx="http://schemas.microsoft.com/office/drawing/2014/chartex" xmlns:cx1="http://schemas.microsoft.com/office/drawing/2015/9/8/chartex" xmlns:cx2="http://schemas.microsoft.com/office/drawing/2015/10/21/chartex" xmlns:cx3="http://schemas.microsoft.com/office/drawing/2016/5/9/chartex" xmlns:cx4="http://schemas.microsoft.com/office/drawing/2016/5/10/chartex" xmlns:cx5="http://schemas.microsoft.com/office/drawing/2016/5/11/chartex" xmlns:cx6="http://schemas.microsoft.com/office/drawing/2016/5/12/chartex" xmlns:cx7="http://schemas.microsoft.com/office/drawing/2016/5/13/chartex" xmlns:cx8="http://schemas.microsoft.com/office/drawing/2016/5/14/chartex" xmlns:mc="http://schemas.openxmlformats.org/markup-compatibility/2006" xmlns:aink="http://schemas.microsoft.com/office/drawing/2016/ink" xmlns:am3d="http://schemas.microsoft.com/office/drawing/2017/model3d" xmlns:o="urn:schemas-microsoft-com:office:office" xmlns:oel="http://schemas.microsoft.com/office/2019/extlst" xmlns:r="http://schemas.openxmlformats.org/officeDocument/2006/relationships" xmlns:m="http://schemas.openxmlformats.org/officeDocument/2006/math" xmlns:v="urn:schemas-microsoft-com:vml" xmlns:wp14="http://schemas.microsoft.com/office/word/2010/wordprocessingDrawing" xmlns:wp="http://schemas.openxmlformats.org/drawingml/2006/wordprocessingDrawing" xmlns:w10="urn:schemas-microsoft-com:office:word" xmlns:w="http://schemas.openxmlformats.org/wordprocessingml/2006/main" xmlns:w14="http://schemas.microsoft.com/office/word/2010/wordml" xmlns:w15="http://schemas.microsoft.com/office/word/2012/wordml" xmlns:w16cex="http://schemas.microsoft.com/office/word/2018/wordml/cex" xmlns:w16cid="http://schemas.microsoft.com/office/word/2016/wordml/cid" xmlns:w16="http://schemas.microsoft.com/office/word/2018/wordml" xmlns:w16du="http://schemas.microsoft.com/office/word/2023/wordml/word16du" xmlns:w16sdtdh="http://schemas.microsoft.com/office/word/2020/wordml/sdtdatahash" xmlns:w16sdtfl="http://schemas.microsoft.com/office/word/2024/wordml/sdtformatlock" xmlns:w16se="http://schemas.microsoft.com/office/word/2015/wordml/symex" xmlns:wpg="http://schemas.microsoft.com/office/word/2010/wordprocessingGroup" xmlns:wpi="http://schemas.microsoft.com/office/word/2010/wordprocessingInk" xmlns:wne="http://schemas.microsoft.com/office/word/2006/wordml" xmlns:wps="http://schemas.microsoft.com/office/word/2010/wordprocessingShape" mc:Ignorable="w14 w15 w16se w16cid w16 w16cex w16sdtdh w16sdtfl w16du wp14">
+<w:ftr xmlns:wpc="http://schemas.microsoft.com/office/word/2010/wordprocessingCanvas" xmlns:cx="http://schemas.microsoft.com/office/drawing/2014/chartex" xmlns:cx1="http://schemas.microsoft.com/office/drawing/2015/9/8/chartex" xmlns:cx2="http://schemas.microsoft.com/office/drawing/2015/10/21/chartex" xmlns:cx3="http://schemas.microsoft.com/office/drawing/2016/5/9/chartex" xmlns:cx4="http://schemas.microsoft.com/office/drawing/2016/5/10/chartex" xmlns:cx5="http://schemas.microsoft.com/office/drawing/2016/5/11/chartex" xmlns:cx6="http://schemas.microsoft.com/office/drawing/2016/5/12/chartex" xmlns:cx7="http://schemas.microsoft.com/office/drawing/2016/5/13/chartex" xmlns:cx8="http://schemas.microsoft.com/office/drawing/2016/5/14/chartex" xmlns:mc="http://schemas.openxmlformats.org/markup-compatibility/2006" xmlns:aink="http://schemas.microsoft.com/office/drawing/2016/ink" xmlns:am3d="http://schemas.microsoft.com/office/drawing/2017/model3d" xmlns:o="urn:schemas-microsoft-com:office:office" xmlns:r="http://schemas.openxmlformats.org/officeDocument/2006/relationships" xmlns:m="http://schemas.openxmlformats.org/officeDocument/2006/math" xmlns:v="urn:schemas-microsoft-com:vml" xmlns:wp14="http://schemas.microsoft.com/office/word/2010/wordprocessingDrawing" xmlns:wp="http://schemas.openxmlformats.org/drawingml/2006/wordprocessingDrawing" xmlns:w10="urn:schemas-microsoft-com:office:word" xmlns:w="http://schemas.openxmlformats.org/wordprocessingml/2006/main" xmlns:w14="http://schemas.microsoft.com/office/word/2010/wordml" xmlns:w15="http://schemas.microsoft.com/office/word/2012/wordml" xmlns:w16cex="http://schemas.microsoft.com/office/word/2018/wordml/cex" xmlns:w16cid="http://schemas.microsoft.com/office/word/2016/wordml/cid" xmlns:w16="http://schemas.microsoft.com/office/word/2018/wordml" xmlns:w16sdtdh="http://schemas.microsoft.com/office/word/2020/wordml/sdtdatahash" xmlns:w16se="http://schemas.microsoft.com/office/word/2015/wordml/symex" xmlns:wpg="http://schemas.microsoft.com/office/word/2010/wordprocessingGroup" xmlns:wpi="http://schemas.microsoft.com/office/word/2010/wordprocessingInk" xmlns:wne="http://schemas.microsoft.com/office/word/2006/wordml" xmlns:wps="http://schemas.microsoft.com/office/word/2010/wordprocessingShape" mc:Ignorable="w14 w15 w16se w16cid w16 w16cex w16sdtdh wp14">
   <w:sdt>
     <w:sdtPr>
       <w:id w:val="1747759635"/>
@@ -9120,6 +9262,7 @@
         <w:docPartUnique/>
       </w:docPartObj>
     </w:sdtPr>
+    <w:sdtEndPr/>
     <w:sdtContent>
       <w:p>
         <w:pPr>
@@ -9156,7 +9299,7 @@
 </file>
 
 <file path=word/footnotes.xml><?xml version="1.0" encoding="utf-8"?>
-<w:footnotes xmlns:wpc="http://schemas.microsoft.com/office/word/2010/wordprocessingCanvas" xmlns:cx="http://schemas.microsoft.com/office/drawing/2014/chartex" xmlns:cx1="http://schemas.microsoft.com/office/drawing/2015/9/8/chartex" xmlns:cx2="http://schemas.microsoft.com/office/drawing/2015/10/21/chartex" xmlns:cx3="http://schemas.microsoft.com/office/drawing/2016/5/9/chartex" xmlns:cx4="http://schemas.microsoft.com/office/drawing/2016/5/10/chartex" xmlns:cx5="http://schemas.microsoft.com/office/drawing/2016/5/11/chartex" xmlns:cx6="http://schemas.microsoft.com/office/drawing/2016/5/12/chartex" xmlns:cx7="http://schemas.microsoft.com/office/drawing/2016/5/13/chartex" xmlns:cx8="http://schemas.microsoft.com/office/drawing/2016/5/14/chartex" xmlns:mc="http://schemas.openxmlformats.org/markup-compatibility/2006" xmlns:aink="http://schemas.microsoft.com/office/drawing/2016/ink" xmlns:am3d="http://schemas.microsoft.com/office/drawing/2017/model3d" xmlns:o="urn:schemas-microsoft-com:office:office" xmlns:oel="http://schemas.microsoft.com/office/2019/extlst" xmlns:r="http://schemas.openxmlformats.org/officeDocument/2006/relationships" xmlns:m="http://schemas.openxmlformats.org/officeDocument/2006/math" xmlns:v="urn:schemas-microsoft-com:vml" xmlns:wp14="http://schemas.microsoft.com/office/word/2010/wordprocessingDrawing" xmlns:wp="http://schemas.openxmlformats.org/drawingml/2006/wordprocessingDrawing" xmlns:w10="urn:schemas-microsoft-com:office:word" xmlns:w="http://schemas.openxmlformats.org/wordprocessingml/2006/main" xmlns:w14="http://schemas.microsoft.com/office/word/2010/wordml" xmlns:w15="http://schemas.microsoft.com/office/word/2012/wordml" xmlns:w16cex="http://schemas.microsoft.com/office/word/2018/wordml/cex" xmlns:w16cid="http://schemas.microsoft.com/office/word/2016/wordml/cid" xmlns:w16="http://schemas.microsoft.com/office/word/2018/wordml" xmlns:w16du="http://schemas.microsoft.com/office/word/2023/wordml/word16du" xmlns:w16sdtdh="http://schemas.microsoft.com/office/word/2020/wordml/sdtdatahash" xmlns:w16sdtfl="http://schemas.microsoft.com/office/word/2024/wordml/sdtformatlock" xmlns:w16se="http://schemas.microsoft.com/office/word/2015/wordml/symex" xmlns:wpg="http://schemas.microsoft.com/office/word/2010/wordprocessingGroup" xmlns:wpi="http://schemas.microsoft.com/office/word/2010/wordprocessingInk" xmlns:wne="http://schemas.microsoft.com/office/word/2006/wordml" xmlns:wps="http://schemas.microsoft.com/office/word/2010/wordprocessingShape" mc:Ignorable="w14 w15 w16se w16cid w16 w16cex w16sdtdh w16sdtfl w16du wp14">
+<w:footnotes xmlns:wpc="http://schemas.microsoft.com/office/word/2010/wordprocessingCanvas" xmlns:cx="http://schemas.microsoft.com/office/drawing/2014/chartex" xmlns:cx1="http://schemas.microsoft.com/office/drawing/2015/9/8/chartex" xmlns:cx2="http://schemas.microsoft.com/office/drawing/2015/10/21/chartex" xmlns:cx3="http://schemas.microsoft.com/office/drawing/2016/5/9/chartex" xmlns:cx4="http://schemas.microsoft.com/office/drawing/2016/5/10/chartex" xmlns:cx5="http://schemas.microsoft.com/office/drawing/2016/5/11/chartex" xmlns:cx6="http://schemas.microsoft.com/office/drawing/2016/5/12/chartex" xmlns:cx7="http://schemas.microsoft.com/office/drawing/2016/5/13/chartex" xmlns:cx8="http://schemas.microsoft.com/office/drawing/2016/5/14/chartex" xmlns:mc="http://schemas.openxmlformats.org/markup-compatibility/2006" xmlns:aink="http://schemas.microsoft.com/office/drawing/2016/ink" xmlns:am3d="http://schemas.microsoft.com/office/drawing/2017/model3d" xmlns:o="urn:schemas-microsoft-com:office:office" xmlns:r="http://schemas.openxmlformats.org/officeDocument/2006/relationships" xmlns:m="http://schemas.openxmlformats.org/officeDocument/2006/math" xmlns:v="urn:schemas-microsoft-com:vml" xmlns:wp14="http://schemas.microsoft.com/office/word/2010/wordprocessingDrawing" xmlns:wp="http://schemas.openxmlformats.org/drawingml/2006/wordprocessingDrawing" xmlns:w10="urn:schemas-microsoft-com:office:word" xmlns:w="http://schemas.openxmlformats.org/wordprocessingml/2006/main" xmlns:w14="http://schemas.microsoft.com/office/word/2010/wordml" xmlns:w15="http://schemas.microsoft.com/office/word/2012/wordml" xmlns:w16cex="http://schemas.microsoft.com/office/word/2018/wordml/cex" xmlns:w16cid="http://schemas.microsoft.com/office/word/2016/wordml/cid" xmlns:w16="http://schemas.microsoft.com/office/word/2018/wordml" xmlns:w16sdtdh="http://schemas.microsoft.com/office/word/2020/wordml/sdtdatahash" xmlns:w16se="http://schemas.microsoft.com/office/word/2015/wordml/symex" xmlns:wpg="http://schemas.microsoft.com/office/word/2010/wordprocessingGroup" xmlns:wpi="http://schemas.microsoft.com/office/word/2010/wordprocessingInk" xmlns:wne="http://schemas.microsoft.com/office/word/2006/wordml" xmlns:wps="http://schemas.microsoft.com/office/word/2010/wordprocessingShape" mc:Ignorable="w14 w15 w16se w16cid w16 w16cex w16sdtdh wp14">
   <w:footnote w:type="separator" w:id="-1">
     <w:p>
       <w:pPr>
@@ -9181,7 +9324,7 @@
 </file>
 
 <file path=word/header1.xml><?xml version="1.0" encoding="utf-8"?>
-<w:hdr xmlns:wpc="http://schemas.microsoft.com/office/word/2010/wordprocessingCanvas" xmlns:cx="http://schemas.microsoft.com/office/drawing/2014/chartex" xmlns:cx1="http://schemas.microsoft.com/office/drawing/2015/9/8/chartex" xmlns:cx2="http://schemas.microsoft.com/office/drawing/2015/10/21/chartex" xmlns:cx3="http://schemas.microsoft.com/office/drawing/2016/5/9/chartex" xmlns:cx4="http://schemas.microsoft.com/office/drawing/2016/5/10/chartex" xmlns:cx5="http://schemas.microsoft.com/office/drawing/2016/5/11/chartex" xmlns:cx6="http://schemas.microsoft.com/office/drawing/2016/5/12/chartex" xmlns:cx7="http://schemas.microsoft.com/office/drawing/2016/5/13/chartex" xmlns:cx8="http://schemas.microsoft.com/office/drawing/2016/5/14/chartex" xmlns:mc="http://schemas.openxmlformats.org/markup-compatibility/2006" xmlns:aink="http://schemas.microsoft.com/office/drawing/2016/ink" xmlns:am3d="http://schemas.microsoft.com/office/drawing/2017/model3d" xmlns:o="urn:schemas-microsoft-com:office:office" xmlns:oel="http://schemas.microsoft.com/office/2019/extlst" xmlns:r="http://schemas.openxmlformats.org/officeDocument/2006/relationships" xmlns:m="http://schemas.openxmlformats.org/officeDocument/2006/math" xmlns:v="urn:schemas-microsoft-com:vml" xmlns:wp14="http://schemas.microsoft.com/office/word/2010/wordprocessingDrawing" xmlns:wp="http://schemas.openxmlformats.org/drawingml/2006/wordprocessingDrawing" xmlns:w10="urn:schemas-microsoft-com:office:word" xmlns:w="http://schemas.openxmlformats.org/wordprocessingml/2006/main" xmlns:w14="http://schemas.microsoft.com/office/word/2010/wordml" xmlns:w15="http://schemas.microsoft.com/office/word/2012/wordml" xmlns:w16cex="http://schemas.microsoft.com/office/word/2018/wordml/cex" xmlns:w16cid="http://schemas.microsoft.com/office/word/2016/wordml/cid" xmlns:w16="http://schemas.microsoft.com/office/word/2018/wordml" xmlns:w16du="http://schemas.microsoft.com/office/word/2023/wordml/word16du" xmlns:w16sdtdh="http://schemas.microsoft.com/office/word/2020/wordml/sdtdatahash" xmlns:w16sdtfl="http://schemas.microsoft.com/office/word/2024/wordml/sdtformatlock" xmlns:w16se="http://schemas.microsoft.com/office/word/2015/wordml/symex" xmlns:wpg="http://schemas.microsoft.com/office/word/2010/wordprocessingGroup" xmlns:wpi="http://schemas.microsoft.com/office/word/2010/wordprocessingInk" xmlns:wne="http://schemas.microsoft.com/office/word/2006/wordml" xmlns:wps="http://schemas.microsoft.com/office/word/2010/wordprocessingShape" mc:Ignorable="w14 w15 w16se w16cid w16 w16cex w16sdtdh w16sdtfl w16du wp14">
+<w:hdr xmlns:wpc="http://schemas.microsoft.com/office/word/2010/wordprocessingCanvas" xmlns:cx="http://schemas.microsoft.com/office/drawing/2014/chartex" xmlns:cx1="http://schemas.microsoft.com/office/drawing/2015/9/8/chartex" xmlns:cx2="http://schemas.microsoft.com/office/drawing/2015/10/21/chartex" xmlns:cx3="http://schemas.microsoft.com/office/drawing/2016/5/9/chartex" xmlns:cx4="http://schemas.microsoft.com/office/drawing/2016/5/10/chartex" xmlns:cx5="http://schemas.microsoft.com/office/drawing/2016/5/11/chartex" xmlns:cx6="http://schemas.microsoft.com/office/drawing/2016/5/12/chartex" xmlns:cx7="http://schemas.microsoft.com/office/drawing/2016/5/13/chartex" xmlns:cx8="http://schemas.microsoft.com/office/drawing/2016/5/14/chartex" xmlns:mc="http://schemas.openxmlformats.org/markup-compatibility/2006" xmlns:aink="http://schemas.microsoft.com/office/drawing/2016/ink" xmlns:am3d="http://schemas.microsoft.com/office/drawing/2017/model3d" xmlns:o="urn:schemas-microsoft-com:office:office" xmlns:r="http://schemas.openxmlformats.org/officeDocument/2006/relationships" xmlns:m="http://schemas.openxmlformats.org/officeDocument/2006/math" xmlns:v="urn:schemas-microsoft-com:vml" xmlns:wp14="http://schemas.microsoft.com/office/word/2010/wordprocessingDrawing" xmlns:wp="http://schemas.openxmlformats.org/drawingml/2006/wordprocessingDrawing" xmlns:w10="urn:schemas-microsoft-com:office:word" xmlns:w="http://schemas.openxmlformats.org/wordprocessingml/2006/main" xmlns:w14="http://schemas.microsoft.com/office/word/2010/wordml" xmlns:w15="http://schemas.microsoft.com/office/word/2012/wordml" xmlns:w16cex="http://schemas.microsoft.com/office/word/2018/wordml/cex" xmlns:w16cid="http://schemas.microsoft.com/office/word/2016/wordml/cid" xmlns:w16="http://schemas.microsoft.com/office/word/2018/wordml" xmlns:w16sdtdh="http://schemas.microsoft.com/office/word/2020/wordml/sdtdatahash" xmlns:w16se="http://schemas.microsoft.com/office/word/2015/wordml/symex" xmlns:wpg="http://schemas.microsoft.com/office/word/2010/wordprocessingGroup" xmlns:wpi="http://schemas.microsoft.com/office/word/2010/wordprocessingInk" xmlns:wne="http://schemas.microsoft.com/office/word/2006/wordml" xmlns:wps="http://schemas.microsoft.com/office/word/2010/wordprocessingShape" mc:Ignorable="w14 w15 w16se w16cid w16 w16cex w16sdtdh wp14">
   <w:p>
     <w:pPr>
       <w:pStyle w:val="Encabezado"/>
@@ -9212,7 +9355,7 @@
 </file>
 
 <file path=word/numbering.xml><?xml version="1.0" encoding="utf-8"?>
-<w:numbering xmlns:wpc="http://schemas.microsoft.com/office/word/2010/wordprocessingCanvas" xmlns:cx="http://schemas.microsoft.com/office/drawing/2014/chartex" xmlns:cx1="http://schemas.microsoft.com/office/drawing/2015/9/8/chartex" xmlns:cx2="http://schemas.microsoft.com/office/drawing/2015/10/21/chartex" xmlns:cx3="http://schemas.microsoft.com/office/drawing/2016/5/9/chartex" xmlns:cx4="http://schemas.microsoft.com/office/drawing/2016/5/10/chartex" xmlns:cx5="http://schemas.microsoft.com/office/drawing/2016/5/11/chartex" xmlns:cx6="http://schemas.microsoft.com/office/drawing/2016/5/12/chartex" xmlns:cx7="http://schemas.microsoft.com/office/drawing/2016/5/13/chartex" xmlns:cx8="http://schemas.microsoft.com/office/drawing/2016/5/14/chartex" xmlns:mc="http://schemas.openxmlformats.org/markup-compatibility/2006" xmlns:aink="http://schemas.microsoft.com/office/drawing/2016/ink" xmlns:am3d="http://schemas.microsoft.com/office/drawing/2017/model3d" xmlns:o="urn:schemas-microsoft-com:office:office" xmlns:oel="http://schemas.microsoft.com/office/2019/extlst" xmlns:r="http://schemas.openxmlformats.org/officeDocument/2006/relationships" xmlns:m="http://schemas.openxmlformats.org/officeDocument/2006/math" xmlns:v="urn:schemas-microsoft-com:vml" xmlns:wp14="http://schemas.microsoft.com/office/word/2010/wordprocessingDrawing" xmlns:wp="http://schemas.openxmlformats.org/drawingml/2006/wordprocessingDrawing" xmlns:w10="urn:schemas-microsoft-com:office:word" xmlns:w="http://schemas.openxmlformats.org/wordprocessingml/2006/main" xmlns:w14="http://schemas.microsoft.com/office/word/2010/wordml" xmlns:w15="http://schemas.microsoft.com/office/word/2012/wordml" xmlns:w16cex="http://schemas.microsoft.com/office/word/2018/wordml/cex" xmlns:w16cid="http://schemas.microsoft.com/office/word/2016/wordml/cid" xmlns:w16="http://schemas.microsoft.com/office/word/2018/wordml" xmlns:w16du="http://schemas.microsoft.com/office/word/2023/wordml/word16du" xmlns:w16sdtdh="http://schemas.microsoft.com/office/word/2020/wordml/sdtdatahash" xmlns:w16sdtfl="http://schemas.microsoft.com/office/word/2024/wordml/sdtformatlock" xmlns:w16se="http://schemas.microsoft.com/office/word/2015/wordml/symex" xmlns:wpg="http://schemas.microsoft.com/office/word/2010/wordprocessingGroup" xmlns:wpi="http://schemas.microsoft.com/office/word/2010/wordprocessingInk" xmlns:wne="http://schemas.microsoft.com/office/word/2006/wordml" xmlns:wps="http://schemas.microsoft.com/office/word/2010/wordprocessingShape" mc:Ignorable="w14 w15 w16se w16cid w16 w16cex w16sdtdh w16sdtfl w16du wp14">
+<w:numbering xmlns:wpc="http://schemas.microsoft.com/office/word/2010/wordprocessingCanvas" xmlns:cx="http://schemas.microsoft.com/office/drawing/2014/chartex" xmlns:cx1="http://schemas.microsoft.com/office/drawing/2015/9/8/chartex" xmlns:cx2="http://schemas.microsoft.com/office/drawing/2015/10/21/chartex" xmlns:cx3="http://schemas.microsoft.com/office/drawing/2016/5/9/chartex" xmlns:cx4="http://schemas.microsoft.com/office/drawing/2016/5/10/chartex" xmlns:cx5="http://schemas.microsoft.com/office/drawing/2016/5/11/chartex" xmlns:cx6="http://schemas.microsoft.com/office/drawing/2016/5/12/chartex" xmlns:cx7="http://schemas.microsoft.com/office/drawing/2016/5/13/chartex" xmlns:cx8="http://schemas.microsoft.com/office/drawing/2016/5/14/chartex" xmlns:mc="http://schemas.openxmlformats.org/markup-compatibility/2006" xmlns:aink="http://schemas.microsoft.com/office/drawing/2016/ink" xmlns:am3d="http://schemas.microsoft.com/office/drawing/2017/model3d" xmlns:o="urn:schemas-microsoft-com:office:office" xmlns:r="http://schemas.openxmlformats.org/officeDocument/2006/relationships" xmlns:m="http://schemas.openxmlformats.org/officeDocument/2006/math" xmlns:v="urn:schemas-microsoft-com:vml" xmlns:wp14="http://schemas.microsoft.com/office/word/2010/wordprocessingDrawing" xmlns:wp="http://schemas.openxmlformats.org/drawingml/2006/wordprocessingDrawing" xmlns:w10="urn:schemas-microsoft-com:office:word" xmlns:w="http://schemas.openxmlformats.org/wordprocessingml/2006/main" xmlns:w14="http://schemas.microsoft.com/office/word/2010/wordml" xmlns:w15="http://schemas.microsoft.com/office/word/2012/wordml" xmlns:w16cex="http://schemas.microsoft.com/office/word/2018/wordml/cex" xmlns:w16cid="http://schemas.microsoft.com/office/word/2016/wordml/cid" xmlns:w16="http://schemas.microsoft.com/office/word/2018/wordml" xmlns:w16sdtdh="http://schemas.microsoft.com/office/word/2020/wordml/sdtdatahash" xmlns:w16se="http://schemas.microsoft.com/office/word/2015/wordml/symex" xmlns:wpg="http://schemas.microsoft.com/office/word/2010/wordprocessingGroup" xmlns:wpi="http://schemas.microsoft.com/office/word/2010/wordprocessingInk" xmlns:wne="http://schemas.microsoft.com/office/word/2006/wordml" xmlns:wps="http://schemas.microsoft.com/office/word/2010/wordprocessingShape" mc:Ignorable="w14 w15 w16se w16cid w16 w16cex w16sdtdh wp14">
   <w:abstractNum w:abstractNumId="0" w15:restartNumberingAfterBreak="0">
     <w:nsid w:val="022E3F1B"/>
     <w:multiLevelType w:val="multilevel"/>
@@ -10772,80 +10915,80 @@
       </w:pPr>
     </w:lvl>
   </w:abstractNum>
-  <w:num w:numId="1" w16cid:durableId="1845851913">
+  <w:num w:numId="1">
     <w:abstractNumId w:val="5"/>
   </w:num>
-  <w:num w:numId="2" w16cid:durableId="1665233539">
+  <w:num w:numId="2">
     <w:abstractNumId w:val="14"/>
   </w:num>
-  <w:num w:numId="3" w16cid:durableId="810630790">
+  <w:num w:numId="3">
     <w:abstractNumId w:val="9"/>
   </w:num>
-  <w:num w:numId="4" w16cid:durableId="2098288736">
+  <w:num w:numId="4">
     <w:abstractNumId w:val="6"/>
   </w:num>
-  <w:num w:numId="5" w16cid:durableId="1474443829">
+  <w:num w:numId="5">
     <w:abstractNumId w:val="5"/>
   </w:num>
-  <w:num w:numId="6" w16cid:durableId="182473270">
+  <w:num w:numId="6">
     <w:abstractNumId w:val="1"/>
   </w:num>
-  <w:num w:numId="7" w16cid:durableId="1529104385">
+  <w:num w:numId="7">
     <w:abstractNumId w:val="12"/>
   </w:num>
-  <w:num w:numId="8" w16cid:durableId="2063478049">
+  <w:num w:numId="8">
     <w:abstractNumId w:val="7"/>
   </w:num>
-  <w:num w:numId="9" w16cid:durableId="379549842">
+  <w:num w:numId="9">
     <w:abstractNumId w:val="15"/>
   </w:num>
-  <w:num w:numId="10" w16cid:durableId="1826820321">
+  <w:num w:numId="10">
     <w:abstractNumId w:val="0"/>
   </w:num>
-  <w:num w:numId="11" w16cid:durableId="452869519">
+  <w:num w:numId="11">
     <w:abstractNumId w:val="13"/>
   </w:num>
-  <w:num w:numId="12" w16cid:durableId="1148664184">
+  <w:num w:numId="12">
     <w:abstractNumId w:val="16"/>
   </w:num>
-  <w:num w:numId="13" w16cid:durableId="1327897580">
+  <w:num w:numId="13">
     <w:abstractNumId w:val="2"/>
   </w:num>
-  <w:num w:numId="14" w16cid:durableId="330372692">
+  <w:num w:numId="14">
     <w:abstractNumId w:val="11"/>
   </w:num>
-  <w:num w:numId="15" w16cid:durableId="1067073794">
+  <w:num w:numId="15">
     <w:abstractNumId w:val="2"/>
   </w:num>
-  <w:num w:numId="16" w16cid:durableId="932206638">
+  <w:num w:numId="16">
     <w:abstractNumId w:val="2"/>
   </w:num>
-  <w:num w:numId="17" w16cid:durableId="377819498">
+  <w:num w:numId="17">
     <w:abstractNumId w:val="2"/>
   </w:num>
-  <w:num w:numId="18" w16cid:durableId="2019112455">
+  <w:num w:numId="18">
     <w:abstractNumId w:val="4"/>
   </w:num>
-  <w:num w:numId="19" w16cid:durableId="131872774">
+  <w:num w:numId="19">
     <w:abstractNumId w:val="3"/>
   </w:num>
-  <w:num w:numId="20" w16cid:durableId="688288603">
+  <w:num w:numId="20">
     <w:abstractNumId w:val="10"/>
   </w:num>
-  <w:num w:numId="21" w16cid:durableId="605582797">
+  <w:num w:numId="21">
     <w:abstractNumId w:val="10"/>
     <w:lvlOverride w:ilvl="0">
       <w:startOverride w:val="1"/>
     </w:lvlOverride>
   </w:num>
-  <w:num w:numId="22" w16cid:durableId="938758370">
+  <w:num w:numId="22">
     <w:abstractNumId w:val="8"/>
   </w:num>
 </w:numbering>
 </file>
 
 <file path=word/styles.xml><?xml version="1.0" encoding="utf-8"?>
-<w:styles xmlns:mc="http://schemas.openxmlformats.org/markup-compatibility/2006" xmlns:r="http://schemas.openxmlformats.org/officeDocument/2006/relationships" xmlns:w="http://schemas.openxmlformats.org/wordprocessingml/2006/main" xmlns:w14="http://schemas.microsoft.com/office/word/2010/wordml" xmlns:w15="http://schemas.microsoft.com/office/word/2012/wordml" xmlns:w16cex="http://schemas.microsoft.com/office/word/2018/wordml/cex" xmlns:w16cid="http://schemas.microsoft.com/office/word/2016/wordml/cid" xmlns:w16="http://schemas.microsoft.com/office/word/2018/wordml" xmlns:w16du="http://schemas.microsoft.com/office/word/2023/wordml/word16du" xmlns:w16sdtdh="http://schemas.microsoft.com/office/word/2020/wordml/sdtdatahash" xmlns:w16sdtfl="http://schemas.microsoft.com/office/word/2024/wordml/sdtformatlock" xmlns:w16se="http://schemas.microsoft.com/office/word/2015/wordml/symex" mc:Ignorable="w14 w15 w16se w16cid w16 w16cex w16sdtdh w16sdtfl w16du">
+<w:styles xmlns:mc="http://schemas.openxmlformats.org/markup-compatibility/2006" xmlns:r="http://schemas.openxmlformats.org/officeDocument/2006/relationships" xmlns:w="http://schemas.openxmlformats.org/wordprocessingml/2006/main" xmlns:w14="http://schemas.microsoft.com/office/word/2010/wordml" xmlns:w15="http://schemas.microsoft.com/office/word/2012/wordml" xmlns:w16cex="http://schemas.microsoft.com/office/word/2018/wordml/cex" xmlns:w16cid="http://schemas.microsoft.com/office/word/2016/wordml/cid" xmlns:w16="http://schemas.microsoft.com/office/word/2018/wordml" xmlns:w16sdtdh="http://schemas.microsoft.com/office/word/2020/wordml/sdtdatahash" xmlns:w16se="http://schemas.microsoft.com/office/word/2015/wordml/symex" mc:Ignorable="w14 w15 w16se w16cid w16 w16cex w16sdtdh">
   <w:docDefaults>
     <w:rPrDefault>
       <w:rPr>
@@ -11481,6 +11624,7 @@
   <w:style w:type="character" w:default="1" w:styleId="Fuentedeprrafopredeter">
     <w:name w:val="Default Paragraph Font"/>
     <w:uiPriority w:val="1"/>
+    <w:semiHidden/>
     <w:unhideWhenUsed/>
   </w:style>
   <w:style w:type="table" w:default="1" w:styleId="Tablanormal">
@@ -12151,7 +12295,7 @@
 </file>
 
 <file path=word/glossary/document.xml><?xml version="1.0" encoding="utf-8"?>
-<w:glossaryDocument xmlns:wpc="http://schemas.microsoft.com/office/word/2010/wordprocessingCanvas" xmlns:cx="http://schemas.microsoft.com/office/drawing/2014/chartex" xmlns:cx1="http://schemas.microsoft.com/office/drawing/2015/9/8/chartex" xmlns:cx2="http://schemas.microsoft.com/office/drawing/2015/10/21/chartex" xmlns:cx3="http://schemas.microsoft.com/office/drawing/2016/5/9/chartex" xmlns:cx4="http://schemas.microsoft.com/office/drawing/2016/5/10/chartex" xmlns:cx5="http://schemas.microsoft.com/office/drawing/2016/5/11/chartex" xmlns:cx6="http://schemas.microsoft.com/office/drawing/2016/5/12/chartex" xmlns:cx7="http://schemas.microsoft.com/office/drawing/2016/5/13/chartex" xmlns:cx8="http://schemas.microsoft.com/office/drawing/2016/5/14/chartex" xmlns:mc="http://schemas.openxmlformats.org/markup-compatibility/2006" xmlns:aink="http://schemas.microsoft.com/office/drawing/2016/ink" xmlns:am3d="http://schemas.microsoft.com/office/drawing/2017/model3d" xmlns:o="urn:schemas-microsoft-com:office:office" xmlns:oel="http://schemas.microsoft.com/office/2019/extlst" xmlns:r="http://schemas.openxmlformats.org/officeDocument/2006/relationships" xmlns:m="http://schemas.openxmlformats.org/officeDocument/2006/math" xmlns:v="urn:schemas-microsoft-com:vml" xmlns:wp14="http://schemas.microsoft.com/office/word/2010/wordprocessingDrawing" xmlns:wp="http://schemas.openxmlformats.org/drawingml/2006/wordprocessingDrawing" xmlns:w10="urn:schemas-microsoft-com:office:word" xmlns:w="http://schemas.openxmlformats.org/wordprocessingml/2006/main" xmlns:w14="http://schemas.microsoft.com/office/word/2010/wordml" xmlns:w15="http://schemas.microsoft.com/office/word/2012/wordml" xmlns:w16cex="http://schemas.microsoft.com/office/word/2018/wordml/cex" xmlns:w16cid="http://schemas.microsoft.com/office/word/2016/wordml/cid" xmlns:w16="http://schemas.microsoft.com/office/word/2018/wordml" xmlns:w16du="http://schemas.microsoft.com/office/word/2023/wordml/word16du" xmlns:w16sdtdh="http://schemas.microsoft.com/office/word/2020/wordml/sdtdatahash" xmlns:w16sdtfl="http://schemas.microsoft.com/office/word/2024/wordml/sdtformatlock" xmlns:w16se="http://schemas.microsoft.com/office/word/2015/wordml/symex" xmlns:wpg="http://schemas.microsoft.com/office/word/2010/wordprocessingGroup" xmlns:wpi="http://schemas.microsoft.com/office/word/2010/wordprocessingInk" xmlns:wne="http://schemas.microsoft.com/office/word/2006/wordml" xmlns:wps="http://schemas.microsoft.com/office/word/2010/wordprocessingShape" mc:Ignorable="w14 w15 w16se w16cid w16 w16cex w16sdtdh w16sdtfl w16du wp14">
+<w:glossaryDocument xmlns:wpc="http://schemas.microsoft.com/office/word/2010/wordprocessingCanvas" xmlns:cx="http://schemas.microsoft.com/office/drawing/2014/chartex" xmlns:cx1="http://schemas.microsoft.com/office/drawing/2015/9/8/chartex" xmlns:cx2="http://schemas.microsoft.com/office/drawing/2015/10/21/chartex" xmlns:cx3="http://schemas.microsoft.com/office/drawing/2016/5/9/chartex" xmlns:cx4="http://schemas.microsoft.com/office/drawing/2016/5/10/chartex" xmlns:cx5="http://schemas.microsoft.com/office/drawing/2016/5/11/chartex" xmlns:cx6="http://schemas.microsoft.com/office/drawing/2016/5/12/chartex" xmlns:cx7="http://schemas.microsoft.com/office/drawing/2016/5/13/chartex" xmlns:cx8="http://schemas.microsoft.com/office/drawing/2016/5/14/chartex" xmlns:mc="http://schemas.openxmlformats.org/markup-compatibility/2006" xmlns:aink="http://schemas.microsoft.com/office/drawing/2016/ink" xmlns:am3d="http://schemas.microsoft.com/office/drawing/2017/model3d" xmlns:o="urn:schemas-microsoft-com:office:office" xmlns:r="http://schemas.openxmlformats.org/officeDocument/2006/relationships" xmlns:m="http://schemas.openxmlformats.org/officeDocument/2006/math" xmlns:v="urn:schemas-microsoft-com:vml" xmlns:wp14="http://schemas.microsoft.com/office/word/2010/wordprocessingDrawing" xmlns:wp="http://schemas.openxmlformats.org/drawingml/2006/wordprocessingDrawing" xmlns:w10="urn:schemas-microsoft-com:office:word" xmlns:w="http://schemas.openxmlformats.org/wordprocessingml/2006/main" xmlns:w14="http://schemas.microsoft.com/office/word/2010/wordml" xmlns:w15="http://schemas.microsoft.com/office/word/2012/wordml" xmlns:w16cex="http://schemas.microsoft.com/office/word/2018/wordml/cex" xmlns:w16cid="http://schemas.microsoft.com/office/word/2016/wordml/cid" xmlns:w16="http://schemas.microsoft.com/office/word/2018/wordml" xmlns:w16sdtdh="http://schemas.microsoft.com/office/word/2020/wordml/sdtdatahash" xmlns:w16se="http://schemas.microsoft.com/office/word/2015/wordml/symex" xmlns:wpg="http://schemas.microsoft.com/office/word/2010/wordprocessingGroup" xmlns:wpi="http://schemas.microsoft.com/office/word/2010/wordprocessingInk" xmlns:wne="http://schemas.microsoft.com/office/word/2006/wordml" xmlns:wps="http://schemas.microsoft.com/office/word/2010/wordprocessingShape" mc:Ignorable="w14 w15 w16se w16cid w16 w16cex w16sdtdh wp14">
   <w:docParts>
     <w:docPart>
       <w:docPartPr>
@@ -12300,7 +12444,7 @@
 </file>
 
 <file path=word/glossary/fontTable.xml><?xml version="1.0" encoding="utf-8"?>
-<w:fonts xmlns:mc="http://schemas.openxmlformats.org/markup-compatibility/2006" xmlns:r="http://schemas.openxmlformats.org/officeDocument/2006/relationships" xmlns:w="http://schemas.openxmlformats.org/wordprocessingml/2006/main" xmlns:w14="http://schemas.microsoft.com/office/word/2010/wordml" xmlns:w15="http://schemas.microsoft.com/office/word/2012/wordml" xmlns:w16cex="http://schemas.microsoft.com/office/word/2018/wordml/cex" xmlns:w16cid="http://schemas.microsoft.com/office/word/2016/wordml/cid" xmlns:w16="http://schemas.microsoft.com/office/word/2018/wordml" xmlns:w16du="http://schemas.microsoft.com/office/word/2023/wordml/word16du" xmlns:w16sdtdh="http://schemas.microsoft.com/office/word/2020/wordml/sdtdatahash" xmlns:w16sdtfl="http://schemas.microsoft.com/office/word/2024/wordml/sdtformatlock" xmlns:w16se="http://schemas.microsoft.com/office/word/2015/wordml/symex" mc:Ignorable="w14 w15 w16se w16cid w16 w16cex w16sdtdh w16sdtfl w16du">
+<w:fonts xmlns:mc="http://schemas.openxmlformats.org/markup-compatibility/2006" xmlns:r="http://schemas.openxmlformats.org/officeDocument/2006/relationships" xmlns:w="http://schemas.openxmlformats.org/wordprocessingml/2006/main" xmlns:w14="http://schemas.microsoft.com/office/word/2010/wordml" xmlns:w15="http://schemas.microsoft.com/office/word/2012/wordml" xmlns:w16cex="http://schemas.microsoft.com/office/word/2018/wordml/cex" xmlns:w16cid="http://schemas.microsoft.com/office/word/2016/wordml/cid" xmlns:w16="http://schemas.microsoft.com/office/word/2018/wordml" xmlns:w16sdtdh="http://schemas.microsoft.com/office/word/2020/wordml/sdtdatahash" xmlns:w16se="http://schemas.microsoft.com/office/word/2015/wordml/symex" mc:Ignorable="w14 w15 w16se w16cid w16 w16cex w16sdtdh">
   <w:font w:name="Times New Roman">
     <w:panose1 w:val="02020603050405020304"/>
     <w:charset w:val="00"/>
@@ -12366,6 +12510,7 @@
     <w:sig w:usb0="E4002EFF" w:usb1="C000E47F" w:usb2="00000009" w:usb3="00000000" w:csb0="000001FF" w:csb1="00000000"/>
   </w:font>
   <w:font w:name="MS Mincho">
+    <w:altName w:val="ＭＳ 明朝"/>
     <w:panose1 w:val="02020609040205080304"/>
     <w:charset w:val="80"/>
     <w:family w:val="modern"/>
@@ -12390,7 +12535,7 @@
 </file>
 
 <file path=word/glossary/settings.xml><?xml version="1.0" encoding="utf-8"?>
-<w:settings xmlns:mc="http://schemas.openxmlformats.org/markup-compatibility/2006" xmlns:o="urn:schemas-microsoft-com:office:office" xmlns:r="http://schemas.openxmlformats.org/officeDocument/2006/relationships" xmlns:m="http://schemas.openxmlformats.org/officeDocument/2006/math" xmlns:v="urn:schemas-microsoft-com:vml" xmlns:w10="urn:schemas-microsoft-com:office:word" xmlns:w="http://schemas.openxmlformats.org/wordprocessingml/2006/main" xmlns:w14="http://schemas.microsoft.com/office/word/2010/wordml" xmlns:w15="http://schemas.microsoft.com/office/word/2012/wordml" xmlns:w16cex="http://schemas.microsoft.com/office/word/2018/wordml/cex" xmlns:w16cid="http://schemas.microsoft.com/office/word/2016/wordml/cid" xmlns:w16="http://schemas.microsoft.com/office/word/2018/wordml" xmlns:w16du="http://schemas.microsoft.com/office/word/2023/wordml/word16du" xmlns:w16sdtdh="http://schemas.microsoft.com/office/word/2020/wordml/sdtdatahash" xmlns:w16sdtfl="http://schemas.microsoft.com/office/word/2024/wordml/sdtformatlock" xmlns:w16se="http://schemas.microsoft.com/office/word/2015/wordml/symex" xmlns:sl="http://schemas.openxmlformats.org/schemaLibrary/2006/main" mc:Ignorable="w14 w15 w16se w16cid w16 w16cex w16sdtdh w16sdtfl w16du">
+<w:settings xmlns:mc="http://schemas.openxmlformats.org/markup-compatibility/2006" xmlns:o="urn:schemas-microsoft-com:office:office" xmlns:r="http://schemas.openxmlformats.org/officeDocument/2006/relationships" xmlns:m="http://schemas.openxmlformats.org/officeDocument/2006/math" xmlns:v="urn:schemas-microsoft-com:vml" xmlns:w10="urn:schemas-microsoft-com:office:word" xmlns:w="http://schemas.openxmlformats.org/wordprocessingml/2006/main" xmlns:w14="http://schemas.microsoft.com/office/word/2010/wordml" xmlns:w15="http://schemas.microsoft.com/office/word/2012/wordml" xmlns:w16cex="http://schemas.microsoft.com/office/word/2018/wordml/cex" xmlns:w16cid="http://schemas.microsoft.com/office/word/2016/wordml/cid" xmlns:w16="http://schemas.microsoft.com/office/word/2018/wordml" xmlns:w16sdtdh="http://schemas.microsoft.com/office/word/2020/wordml/sdtdatahash" xmlns:w16se="http://schemas.microsoft.com/office/word/2015/wordml/symex" xmlns:sl="http://schemas.openxmlformats.org/schemaLibrary/2006/main" mc:Ignorable="w14 w15 w16se w16cid w16 w16cex w16sdtdh">
   <w:view w:val="normal"/>
   <w:defaultTabStop w:val="708"/>
   <w:hyphenationZone w:val="425"/>
@@ -12416,6 +12561,7 @@
     <w:rsid w:val="00567091"/>
     <w:rsid w:val="00573465"/>
     <w:rsid w:val="005D0A02"/>
+    <w:rsid w:val="00604825"/>
     <w:rsid w:val="00624C4F"/>
     <w:rsid w:val="006D10FA"/>
     <w:rsid w:val="006D4367"/>
@@ -12435,6 +12581,7 @@
     <w:rsid w:val="00EC69FB"/>
     <w:rsid w:val="00F34390"/>
     <w:rsid w:val="00F35299"/>
+    <w:rsid w:val="00F94ABE"/>
   </w:rsids>
   <m:mathPr>
     <m:mathFont m:val="Cambria Math"/>
@@ -12458,7 +12605,7 @@
 </file>
 
 <file path=word/glossary/styles.xml><?xml version="1.0" encoding="utf-8"?>
-<w:styles xmlns:mc="http://schemas.openxmlformats.org/markup-compatibility/2006" xmlns:r="http://schemas.openxmlformats.org/officeDocument/2006/relationships" xmlns:w="http://schemas.openxmlformats.org/wordprocessingml/2006/main" xmlns:w14="http://schemas.microsoft.com/office/word/2010/wordml" xmlns:w15="http://schemas.microsoft.com/office/word/2012/wordml" xmlns:w16cex="http://schemas.microsoft.com/office/word/2018/wordml/cex" xmlns:w16cid="http://schemas.microsoft.com/office/word/2016/wordml/cid" xmlns:w16="http://schemas.microsoft.com/office/word/2018/wordml" xmlns:w16du="http://schemas.microsoft.com/office/word/2023/wordml/word16du" xmlns:w16sdtdh="http://schemas.microsoft.com/office/word/2020/wordml/sdtdatahash" xmlns:w16sdtfl="http://schemas.microsoft.com/office/word/2024/wordml/sdtformatlock" xmlns:w16se="http://schemas.microsoft.com/office/word/2015/wordml/symex" mc:Ignorable="w14 w15 w16se w16cid w16 w16cex w16sdtdh w16sdtfl w16du">
+<w:styles xmlns:mc="http://schemas.openxmlformats.org/markup-compatibility/2006" xmlns:r="http://schemas.openxmlformats.org/officeDocument/2006/relationships" xmlns:w="http://schemas.openxmlformats.org/wordprocessingml/2006/main" xmlns:w14="http://schemas.microsoft.com/office/word/2010/wordml" xmlns:w15="http://schemas.microsoft.com/office/word/2012/wordml" xmlns:w16cex="http://schemas.microsoft.com/office/word/2018/wordml/cex" xmlns:w16cid="http://schemas.microsoft.com/office/word/2016/wordml/cid" xmlns:w16="http://schemas.microsoft.com/office/word/2018/wordml" xmlns:w16sdtdh="http://schemas.microsoft.com/office/word/2020/wordml/sdtdatahash" xmlns:w16se="http://schemas.microsoft.com/office/word/2015/wordml/symex" mc:Ignorable="w14 w15 w16se w16cid w16 w16cex w16sdtdh">
   <w:docDefaults>
     <w:rPrDefault>
       <w:rPr>
@@ -12939,7 +13086,7 @@
 </file>
 
 <file path=word/glossary/webSettings.xml><?xml version="1.0" encoding="utf-8"?>
-<w:webSettings xmlns:mc="http://schemas.openxmlformats.org/markup-compatibility/2006" xmlns:r="http://schemas.openxmlformats.org/officeDocument/2006/relationships" xmlns:w="http://schemas.openxmlformats.org/wordprocessingml/2006/main" xmlns:w14="http://schemas.microsoft.com/office/word/2010/wordml" xmlns:w15="http://schemas.microsoft.com/office/word/2012/wordml" xmlns:w16cex="http://schemas.microsoft.com/office/word/2018/wordml/cex" xmlns:w16cid="http://schemas.microsoft.com/office/word/2016/wordml/cid" xmlns:w16="http://schemas.microsoft.com/office/word/2018/wordml" xmlns:w16du="http://schemas.microsoft.com/office/word/2023/wordml/word16du" xmlns:w16sdtdh="http://schemas.microsoft.com/office/word/2020/wordml/sdtdatahash" xmlns:w16sdtfl="http://schemas.microsoft.com/office/word/2024/wordml/sdtformatlock" xmlns:w16se="http://schemas.microsoft.com/office/word/2015/wordml/symex" mc:Ignorable="w14 w15 w16se w16cid w16 w16cex w16sdtdh w16sdtfl w16du">
+<w:webSettings xmlns:mc="http://schemas.openxmlformats.org/markup-compatibility/2006" xmlns:r="http://schemas.openxmlformats.org/officeDocument/2006/relationships" xmlns:w="http://schemas.openxmlformats.org/wordprocessingml/2006/main" xmlns:w14="http://schemas.microsoft.com/office/word/2010/wordml" xmlns:w15="http://schemas.microsoft.com/office/word/2012/wordml" xmlns:w16cex="http://schemas.microsoft.com/office/word/2018/wordml/cex" xmlns:w16cid="http://schemas.microsoft.com/office/word/2016/wordml/cid" xmlns:w16="http://schemas.microsoft.com/office/word/2018/wordml" xmlns:w16sdtdh="http://schemas.microsoft.com/office/word/2020/wordml/sdtdatahash" xmlns:w16se="http://schemas.microsoft.com/office/word/2015/wordml/symex" mc:Ignorable="w14 w15 w16se w16cid w16 w16cex w16sdtdh">
   <w:optimizeForBrowser/>
   <w:allowPNG/>
 </w:webSettings>

--- a/Capitulo1_Tesis_Final.docx
+++ b/Capitulo1_Tesis_Final.docx
@@ -6472,6 +6472,722 @@
           <w:lang w:val="es-ES"/>
         </w:rPr>
       </w:pPr>
+    </w:p>
+    <w:p>
+      <w:r>
+        <w:rPr/>
+        <w:t>A continuación se presenta el cronograma real de desarrollo del sistema Experto Temático, desde el inicio del proyecto el 16 de septiembre de 2025 hasta la fecha actual. Las actividades están organizadas en sprints mensuales que reflejan el trabajo efectivamente realizado.</w:t>
+      </w:r>
+    </w:p>
+    <w:p>
+      <w:pPr>
+        <w:pStyle w:val="Caption"/>
+      </w:pPr>
+      <w:r>
+        <w:rPr/>
+        <w:t>Tabla 5 Cronograma de desarrollo (Sep 2025 – Abr 2026)</w:t>
+      </w:r>
+    </w:p>
+    <w:tbl>
+      <w:tblPr>
+        <w:tblStyle w:val="Tablaconcuadrcula"/>
+        <w:tblW w:w="0" w:type="auto"/>
+        <w:tblLook w:val="04A0" w:firstRow="1" w:lastRow="0" w:firstColumn="1" w:lastColumn="0" w:noHBand="0" w:noVBand="1"/>
+      </w:tblPr>
+      <w:tblGrid>
+        <w:gridCol w:w="1600"/>
+        <w:gridCol w:w="1500"/>
+        <w:gridCol w:w="1200"/>
+        <w:gridCol w:w="3200"/>
+        <w:gridCol w:w="1500"/>
+      </w:tblGrid>
+      <w:tr>
+        <w:tc>
+          <w:tcPr>
+            <w:tcW w:w="1600" w:type="dxa"/>
+            <w:shd w:val="clear" w:color="auto" w:fill="1F3864"/>
+          </w:tcPr>
+          <w:p>
+            <w:r>
+              <w:rPr>
+                <w:b/>
+                <w:color w:val="FFFFFF"/>
+              </w:rPr>
+              <w:t>Sprint</w:t>
+            </w:r>
+          </w:p>
+        </w:tc>
+        <w:tc>
+          <w:tcPr>
+            <w:tcW w:w="1500" w:type="dxa"/>
+            <w:shd w:val="clear" w:color="auto" w:fill="1F3864"/>
+          </w:tcPr>
+          <w:p>
+            <w:r>
+              <w:rPr>
+                <w:b/>
+                <w:color w:val="FFFFFF"/>
+              </w:rPr>
+              <w:t>Período</w:t>
+            </w:r>
+          </w:p>
+        </w:tc>
+        <w:tc>
+          <w:tcPr>
+            <w:tcW w:w="1200" w:type="dxa"/>
+            <w:shd w:val="clear" w:color="auto" w:fill="1F3864"/>
+          </w:tcPr>
+          <w:p>
+            <w:r>
+              <w:rPr>
+                <w:b/>
+                <w:color w:val="FFFFFF"/>
+              </w:rPr>
+              <w:t>Fase</w:t>
+            </w:r>
+          </w:p>
+        </w:tc>
+        <w:tc>
+          <w:tcPr>
+            <w:tcW w:w="3200" w:type="dxa"/>
+            <w:shd w:val="clear" w:color="auto" w:fill="1F3864"/>
+          </w:tcPr>
+          <w:p>
+            <w:r>
+              <w:rPr>
+                <w:b/>
+                <w:color w:val="FFFFFF"/>
+              </w:rPr>
+              <w:t>Actividades principales</w:t>
+            </w:r>
+          </w:p>
+        </w:tc>
+        <w:tc>
+          <w:tcPr>
+            <w:tcW w:w="1500" w:type="dxa"/>
+            <w:shd w:val="clear" w:color="auto" w:fill="1F3864"/>
+          </w:tcPr>
+          <w:p>
+            <w:r>
+              <w:rPr>
+                <w:b/>
+                <w:color w:val="FFFFFF"/>
+              </w:rPr>
+              <w:t>Entregable / Resultado</w:t>
+            </w:r>
+          </w:p>
+        </w:tc>
+      </w:tr>
+      <w:tr>
+        <w:tc>
+          <w:tcPr>
+            <w:tcW w:w="1600" w:type="dxa"/>
+          </w:tcPr>
+          <w:p>
+            <w:r>
+              <w:t>Sprint 0</w:t>
+            </w:r>
+          </w:p>
+          <w:p>
+            <w:r>
+              <w:t>Onboarding y diseño</w:t>
+            </w:r>
+          </w:p>
+        </w:tc>
+        <w:tc>
+          <w:tcPr>
+            <w:tcW w:w="1500" w:type="dxa"/>
+          </w:tcPr>
+          <w:p>
+            <w:r>
+              <w:t>Sep 16 – Sep 30, 2025</w:t>
+            </w:r>
+          </w:p>
+        </w:tc>
+        <w:tc>
+          <w:tcPr>
+            <w:tcW w:w="1200" w:type="dxa"/>
+          </w:tcPr>
+          <w:p>
+            <w:r>
+              <w:t>Definición</w:t>
+            </w:r>
+          </w:p>
+          <w:p>
+            <w:r>
+              <w:t>y diseño</w:t>
+            </w:r>
+          </w:p>
+        </w:tc>
+        <w:tc>
+          <w:tcPr>
+            <w:tcW w:w="3200" w:type="dxa"/>
+          </w:tcPr>
+          <w:p>
+            <w:r>
+              <w:t>- Recepción del repositorio del Tech Leader y onboarding: problema, arquitectura, stakeholders y alcance del sistema.</w:t>
+            </w:r>
+          </w:p>
+          <w:p>
+            <w:r>
+              <w:t>- Identificación de la brecha: contenido generado y validado, pero sin plataforma que guíe al usuario a lo largo del proceso IPES.</w:t>
+            </w:r>
+          </w:p>
+          <w:p>
+            <w:r>
+              <w:t>- Diseño inicial del frontend con flujo paso a paso (sílabo + kickoff como inputs).</w:t>
+            </w:r>
+          </w:p>
+          <w:p>
+            <w:r>
+              <w:t>- Revisión de la arquitectura existente: LangGraph, FastAPI, agentes LLM.</w:t>
+            </w:r>
+          </w:p>
+          <w:p>
+            <w:r>
+              <w:t>- Feedback del Tech Leader: priorizar implementación de agentes antes del frontend.</w:t>
+            </w:r>
+          </w:p>
+        </w:tc>
+        <w:tc>
+          <w:tcPr>
+            <w:tcW w:w="1500" w:type="dxa"/>
+          </w:tcPr>
+          <w:p>
+            <w:r>
+              <w:t>Comprensión del sistema heredado; plan de implementación por casos de uso</w:t>
+            </w:r>
+          </w:p>
+        </w:tc>
+      </w:tr>
+      <w:tr>
+        <w:tc>
+          <w:tcPr>
+            <w:tcW w:w="1600" w:type="dxa"/>
+          </w:tcPr>
+          <w:p>
+            <w:r>
+              <w:t>Sprint 1</w:t>
+            </w:r>
+          </w:p>
+          <w:p>
+            <w:r>
+              <w:t>Implementación CU1–CU3</w:t>
+            </w:r>
+          </w:p>
+        </w:tc>
+        <w:tc>
+          <w:tcPr>
+            <w:tcW w:w="1500" w:type="dxa"/>
+          </w:tcPr>
+          <w:p>
+            <w:r>
+              <w:t>Oct 1 – Oct 31, 2025</w:t>
+            </w:r>
+          </w:p>
+        </w:tc>
+        <w:tc>
+          <w:tcPr>
+            <w:tcW w:w="1200" w:type="dxa"/>
+          </w:tcPr>
+          <w:p>
+            <w:r>
+              <w:t>Implementación</w:t>
+            </w:r>
+          </w:p>
+        </w:tc>
+        <w:tc>
+          <w:tcPr>
+            <w:tcW w:w="3200" w:type="dxa"/>
+          </w:tcPr>
+          <w:p>
+            <w:r>
+              <w:t>- CU1: Carga de archivos de entrada (sílabo .xlsx + kickoff .docx).</w:t>
+            </w:r>
+          </w:p>
+          <w:p>
+            <w:r>
+              <w:t>- CU2: Parsing de documentos → estructura JSON.</w:t>
+            </w:r>
+          </w:p>
+          <w:p>
+            <w:r>
+              <w:t>- Tech Leader implementa CourseSchemaAgent → genera EsquemaCurso (1.º output).</w:t>
+            </w:r>
+          </w:p>
+          <w:p>
+            <w:r>
+              <w:t>- CU3: Exportación de EsquemaCurso + EsquemaActividades a Excel.</w:t>
+            </w:r>
+          </w:p>
+          <w:p>
+            <w:r>
+              <w:t>- Ciclos de corrección, depuración y ajustes de integración.</w:t>
+            </w:r>
+          </w:p>
+        </w:tc>
+        <w:tc>
+          <w:tcPr>
+            <w:tcW w:w="1500" w:type="dxa"/>
+          </w:tcPr>
+          <w:p>
+            <w:r>
+              <w:t>CU1, CU2 y CU3 funcionales;</w:t>
+            </w:r>
+          </w:p>
+          <w:p>
+            <w:r>
+              <w:t>EsquemaCurso generado como primer output del sistema</w:t>
+            </w:r>
+          </w:p>
+        </w:tc>
+      </w:tr>
+      <w:tr>
+        <w:tc>
+          <w:tcPr>
+            <w:tcW w:w="1600" w:type="dxa"/>
+          </w:tcPr>
+          <w:p>
+            <w:r>
+              <w:t>Sprint 2</w:t>
+            </w:r>
+          </w:p>
+          <w:p>
+            <w:r>
+              <w:t>Implementación CU4 (IPES)</w:t>
+            </w:r>
+          </w:p>
+        </w:tc>
+        <w:tc>
+          <w:tcPr>
+            <w:tcW w:w="1500" w:type="dxa"/>
+          </w:tcPr>
+          <w:p>
+            <w:r>
+              <w:t>Nov 1 – Nov 30, 2025</w:t>
+            </w:r>
+          </w:p>
+        </w:tc>
+        <w:tc>
+          <w:tcPr>
+            <w:tcW w:w="1200" w:type="dxa"/>
+          </w:tcPr>
+          <w:p>
+            <w:r>
+              <w:t>Implementación</w:t>
+            </w:r>
+          </w:p>
+        </w:tc>
+        <w:tc>
+          <w:tcPr>
+            <w:tcW w:w="3200" w:type="dxa"/>
+          </w:tcPr>
+          <w:p>
+            <w:r>
+              <w:t>- CU4: Implementación del IpesAgent (Introducción, Presentaciones y Ejercicios por semana).</w:t>
+            </w:r>
+          </w:p>
+          <w:p>
+            <w:r>
+              <w:t>- Integración del pipeline completo: Diseño → Generación IPES.</w:t>
+            </w:r>
+          </w:p>
+          <w:p>
+            <w:r>
+              <w:t>- Pruebas con sílabos y kickoffs reales.</w:t>
+            </w:r>
+          </w:p>
+          <w:p>
+            <w:r>
+              <w:t>- Ciclos intensivos de depuración y corrección del flujo extremo a extremo.</w:t>
+            </w:r>
+          </w:p>
+        </w:tc>
+        <w:tc>
+          <w:tcPr>
+            <w:tcW w:w="1500" w:type="dxa"/>
+          </w:tcPr>
+          <w:p>
+            <w:r>
+              <w:t>Pipeline completo funcional;</w:t>
+            </w:r>
+          </w:p>
+          <w:p>
+            <w:r>
+              <w:t>CU4 (IpesAgent) operativo para las 18 semanas</w:t>
+            </w:r>
+          </w:p>
+        </w:tc>
+      </w:tr>
+      <w:tr>
+        <w:tc>
+          <w:tcPr>
+            <w:tcW w:w="1600" w:type="dxa"/>
+          </w:tcPr>
+          <w:p>
+            <w:r>
+              <w:t>Sprint 3</w:t>
+            </w:r>
+          </w:p>
+          <w:p>
+            <w:r>
+              <w:t>Estabilización y validación</w:t>
+            </w:r>
+          </w:p>
+        </w:tc>
+        <w:tc>
+          <w:tcPr>
+            <w:tcW w:w="1500" w:type="dxa"/>
+          </w:tcPr>
+          <w:p>
+            <w:r>
+              <w:t>Dic 1 – Dic 31, 2025</w:t>
+            </w:r>
+          </w:p>
+        </w:tc>
+        <w:tc>
+          <w:tcPr>
+            <w:tcW w:w="1200" w:type="dxa"/>
+          </w:tcPr>
+          <w:p>
+            <w:r>
+              <w:t>Corrección,</w:t>
+            </w:r>
+          </w:p>
+          <w:p>
+            <w:r>
+              <w:t>cierre y</w:t>
+            </w:r>
+          </w:p>
+          <w:p>
+            <w:r>
+              <w:t>validación</w:t>
+            </w:r>
+          </w:p>
+        </w:tc>
+        <w:tc>
+          <w:tcPr>
+            <w:tcW w:w="3200" w:type="dxa"/>
+          </w:tcPr>
+          <w:p>
+            <w:r>
+              <w:t>- Ciclo intensivo de correcciones y debugging del sistema.</w:t>
+            </w:r>
+          </w:p>
+          <w:p>
+            <w:r>
+              <w:t>- Pruebas del pipeline completo con múltiples cursos reales.</w:t>
+            </w:r>
+          </w:p>
+          <w:p>
+            <w:r>
+              <w:t>- Estabilización del sistema Experto Temático v1.</w:t>
+            </w:r>
+          </w:p>
+          <w:p>
+            <w:r>
+              <w:t>- 15 dic: Demo con coordinadora DAV (Dirección Académica Virtual): presentó interés en la generación IPES y en el flujo paso a paso de la plataforma; solicitó auth, roles y gestión de usuarios para escalamiento.</w:t>
+            </w:r>
+          </w:p>
+          <w:p>
+            <w:r>
+              <w:t>- Vacaciones de fin de año (15 dic – 3 ene).</w:t>
+            </w:r>
+          </w:p>
+        </w:tc>
+        <w:tc>
+          <w:tcPr>
+            <w:tcW w:w="1500" w:type="dxa"/>
+          </w:tcPr>
+          <w:p>
+            <w:r>
+              <w:t>Sistema v1 estabilizado;</w:t>
+            </w:r>
+          </w:p>
+          <w:p>
+            <w:r>
+              <w:t>validación con stakeholder DAV realizada</w:t>
+            </w:r>
+          </w:p>
+        </w:tc>
+      </w:tr>
+      <w:tr>
+        <w:tc>
+          <w:tcPr>
+            <w:tcW w:w="1600" w:type="dxa"/>
+          </w:tcPr>
+          <w:p>
+            <w:r>
+              <w:t>Sprint 4</w:t>
+            </w:r>
+          </w:p>
+          <w:p>
+            <w:r>
+              <w:t>Pulido con LXD</w:t>
+            </w:r>
+          </w:p>
+        </w:tc>
+        <w:tc>
+          <w:tcPr>
+            <w:tcW w:w="1500" w:type="dxa"/>
+          </w:tcPr>
+          <w:p>
+            <w:r>
+              <w:t>Ene 4 – Feb 28, 2026</w:t>
+            </w:r>
+          </w:p>
+        </w:tc>
+        <w:tc>
+          <w:tcPr>
+            <w:tcW w:w="1200" w:type="dxa"/>
+          </w:tcPr>
+          <w:p>
+            <w:r>
+              <w:t>Optimización</w:t>
+            </w:r>
+          </w:p>
+          <w:p>
+            <w:r>
+              <w:t>y validación</w:t>
+            </w:r>
+          </w:p>
+          <w:p>
+            <w:r>
+              <w:t>LXD</w:t>
+            </w:r>
+          </w:p>
+        </w:tc>
+        <w:tc>
+          <w:tcPr>
+            <w:tcW w:w="3200" w:type="dxa"/>
+          </w:tcPr>
+          <w:p>
+            <w:r>
+              <w:t>- Retomada el 4 de enero; inicio de colaboración con coordinadora LXD.</w:t>
+            </w:r>
+          </w:p>
+          <w:p>
+            <w:r>
+              <w:t>- 3–4 reuniones de revisión: ajuste de reglas y criterios didácticos de calidad.</w:t>
+            </w:r>
+          </w:p>
+          <w:p>
+            <w:r>
+              <w:t>- Refinamiento de prompts de IpesAgent y ContentGenerationAgent según criterios LXD.</w:t>
+            </w:r>
+          </w:p>
+          <w:p>
+            <w:r>
+              <w:t>- Pruebas con cursos de distintas áreas y ciclos de refinamiento.</w:t>
+            </w:r>
+          </w:p>
+          <w:p>
+            <w:r>
+              <w:t>- Mid-feb: jefe directo indica preparar paquete del proyecto para presentación a gerencia; proyecto queda en espera.</w:t>
+            </w:r>
+          </w:p>
+        </w:tc>
+        <w:tc>
+          <w:tcPr>
+            <w:tcW w:w="1500" w:type="dxa"/>
+          </w:tcPr>
+          <w:p>
+            <w:r>
+              <w:t>IPES alineado a estándares LXD;</w:t>
+            </w:r>
+          </w:p>
+          <w:p>
+            <w:r>
+              <w:t>paquete preparado para escalamiento gerencial</w:t>
+            </w:r>
+          </w:p>
+        </w:tc>
+      </w:tr>
+      <w:tr>
+        <w:tc>
+          <w:tcPr>
+            <w:tcW w:w="1600" w:type="dxa"/>
+          </w:tcPr>
+          <w:p>
+            <w:r>
+              <w:t>Sprint 5</w:t>
+            </w:r>
+          </w:p>
+          <w:p>
+            <w:r>
+              <w:t>CU5: Generación de contenido</w:t>
+            </w:r>
+          </w:p>
+        </w:tc>
+        <w:tc>
+          <w:tcPr>
+            <w:tcW w:w="1500" w:type="dxa"/>
+          </w:tcPr>
+          <w:p>
+            <w:r>
+              <w:t>Mar 1 – Mar 31, 2026</w:t>
+            </w:r>
+          </w:p>
+        </w:tc>
+        <w:tc>
+          <w:tcPr>
+            <w:tcW w:w="1200" w:type="dxa"/>
+          </w:tcPr>
+          <w:p>
+            <w:r>
+              <w:t>Implementación</w:t>
+            </w:r>
+          </w:p>
+          <w:p>
+            <w:r>
+              <w:t>y validación</w:t>
+            </w:r>
+          </w:p>
+          <w:p>
+            <w:r>
+              <w:t>contenido</w:t>
+            </w:r>
+          </w:p>
+        </w:tc>
+        <w:tc>
+          <w:tcPr>
+            <w:tcW w:w="3200" w:type="dxa"/>
+          </w:tcPr>
+          <w:p>
+            <w:r>
+              <w:t>- Mid-mar: reunión con jefe: revisión del estado del proyecto; IPES validado, plataforma implementada, pero generación de contenido pendiente.</w:t>
+            </w:r>
+          </w:p>
+          <w:p>
+            <w:r>
+              <w:t>- Tarea asignada: implementar CU5 Generación de Contenido; completado en 1 semana.</w:t>
+            </w:r>
+          </w:p>
+          <w:p>
+            <w:r>
+              <w:t>- Segunda quincena: validación con docentes revisores — contenido valorado como interesante con observaciones menores.</w:t>
+            </w:r>
+          </w:p>
+          <w:p>
+            <w:r>
+              <w:t>- Continuación del pulido de IPES y contenido.</w:t>
+            </w:r>
+          </w:p>
+        </w:tc>
+        <w:tc>
+          <w:tcPr>
+            <w:tcW w:w="1500" w:type="dxa"/>
+          </w:tcPr>
+          <w:p>
+            <w:r>
+              <w:t>CU5 (ContentGenerationAgent) implementado y validado con docentes revisores</w:t>
+            </w:r>
+          </w:p>
+        </w:tc>
+      </w:tr>
+      <w:tr>
+        <w:tc>
+          <w:tcPr>
+            <w:tcW w:w="1600" w:type="dxa"/>
+          </w:tcPr>
+          <w:p>
+            <w:r>
+              <w:t>Sprint 6</w:t>
+            </w:r>
+          </w:p>
+          <w:p>
+            <w:r>
+              <w:t>Validación ejecutiva</w:t>
+            </w:r>
+          </w:p>
+          <w:p>
+            <w:r>
+              <w:t>y CU6–CU7</w:t>
+            </w:r>
+          </w:p>
+        </w:tc>
+        <w:tc>
+          <w:tcPr>
+            <w:tcW w:w="1500" w:type="dxa"/>
+          </w:tcPr>
+          <w:p>
+            <w:r>
+              <w:t>Abr 1 – Abr 15, 2026</w:t>
+            </w:r>
+          </w:p>
+        </w:tc>
+        <w:tc>
+          <w:tcPr>
+            <w:tcW w:w="1200" w:type="dxa"/>
+          </w:tcPr>
+          <w:p>
+            <w:r>
+              <w:t>Validación</w:t>
+            </w:r>
+          </w:p>
+          <w:p>
+            <w:r>
+              <w:t>executiva</w:t>
+            </w:r>
+          </w:p>
+          <w:p>
+            <w:r>
+              <w:t>(en curso)</w:t>
+            </w:r>
+          </w:p>
+        </w:tc>
+        <w:tc>
+          <w:tcPr>
+            <w:tcW w:w="3200" w:type="dxa"/>
+          </w:tcPr>
+          <w:p>
+            <w:r>
+              <w:t>- Pulido continuo de IPES y generación de contenido.</w:t>
+            </w:r>
+          </w:p>
+          <w:p>
+            <w:r>
+              <w:t>- Lun 13 abr: presentación informal del proyecto por el PO ante directivos y CEO; propuesta bien recibida.</w:t>
+            </w:r>
+          </w:p>
+          <w:p>
+            <w:r>
+              <w:t>- Últimas validaciones en curso con usuarios clave.</w:t>
+            </w:r>
+          </w:p>
+          <w:p>
+            <w:r>
+              <w:t>- Implementación de CU6 (Agregar Referencias al contenido) y CU7 (Generación de Consignas).</w:t>
+            </w:r>
+          </w:p>
+          <w:p>
+            <w:r>
+              <w:t>- Elaboración del Project Charter y Capítulo 1 del trabajo de suficiencia.</w:t>
+            </w:r>
+          </w:p>
+        </w:tc>
+        <w:tc>
+          <w:tcPr>
+            <w:tcW w:w="1500" w:type="dxa"/>
+          </w:tcPr>
+          <w:p>
+            <w:r>
+              <w:t>Presentación ejecutiva realizada;</w:t>
+            </w:r>
+          </w:p>
+          <w:p>
+            <w:r>
+              <w:t>CU6 y CU7 en implementación</w:t>
+            </w:r>
+          </w:p>
+        </w:tc>
+      </w:tr>
+    </w:tbl>
+    <w:p>
+      <w:r>
+        <w:rPr/>
+        <w:t/>
+      </w:r>
     </w:p>
     <w:p>
       <w:pPr>

--- a/Capitulo1_Tesis_Final.docx
+++ b/Capitulo1_Tesis_Final.docx
@@ -1,6 +1,6 @@
 
 <file path=word/document.xml><?xml version="1.0" encoding="utf-8"?>
-<w:document xmlns:wpc="http://schemas.microsoft.com/office/word/2010/wordprocessingCanvas" xmlns:cx="http://schemas.microsoft.com/office/drawing/2014/chartex" xmlns:cx1="http://schemas.microsoft.com/office/drawing/2015/9/8/chartex" xmlns:cx2="http://schemas.microsoft.com/office/drawing/2015/10/21/chartex" xmlns:cx3="http://schemas.microsoft.com/office/drawing/2016/5/9/chartex" xmlns:cx4="http://schemas.microsoft.com/office/drawing/2016/5/10/chartex" xmlns:cx5="http://schemas.microsoft.com/office/drawing/2016/5/11/chartex" xmlns:cx6="http://schemas.microsoft.com/office/drawing/2016/5/12/chartex" xmlns:cx7="http://schemas.microsoft.com/office/drawing/2016/5/13/chartex" xmlns:cx8="http://schemas.microsoft.com/office/drawing/2016/5/14/chartex" xmlns:mc="http://schemas.openxmlformats.org/markup-compatibility/2006" xmlns:aink="http://schemas.microsoft.com/office/drawing/2016/ink" xmlns:am3d="http://schemas.microsoft.com/office/drawing/2017/model3d" xmlns:o="urn:schemas-microsoft-com:office:office" xmlns:r="http://schemas.openxmlformats.org/officeDocument/2006/relationships" xmlns:m="http://schemas.openxmlformats.org/officeDocument/2006/math" xmlns:v="urn:schemas-microsoft-com:vml" xmlns:wp14="http://schemas.microsoft.com/office/word/2010/wordprocessingDrawing" xmlns:wp="http://schemas.openxmlformats.org/drawingml/2006/wordprocessingDrawing" xmlns:w10="urn:schemas-microsoft-com:office:word" xmlns:w="http://schemas.openxmlformats.org/wordprocessingml/2006/main" xmlns:w14="http://schemas.microsoft.com/office/word/2010/wordml" xmlns:w15="http://schemas.microsoft.com/office/word/2012/wordml" xmlns:w16cex="http://schemas.microsoft.com/office/word/2018/wordml/cex" xmlns:w16cid="http://schemas.microsoft.com/office/word/2016/wordml/cid" xmlns:w16="http://schemas.microsoft.com/office/word/2018/wordml" xmlns:w16sdtdh="http://schemas.microsoft.com/office/word/2020/wordml/sdtdatahash" xmlns:w16se="http://schemas.microsoft.com/office/word/2015/wordml/symex" xmlns:wpg="http://schemas.microsoft.com/office/word/2010/wordprocessingGroup" xmlns:wpi="http://schemas.microsoft.com/office/word/2010/wordprocessingInk" xmlns:wne="http://schemas.microsoft.com/office/word/2006/wordml" xmlns:wps="http://schemas.microsoft.com/office/word/2010/wordprocessingShape" mc:Ignorable="w14 w15 w16se w16cid w16 w16cex w16sdtdh wp14">
+<w:document xmlns:wpc="http://schemas.microsoft.com/office/word/2010/wordprocessingCanvas" xmlns:cx="http://schemas.microsoft.com/office/drawing/2014/chartex" xmlns:cx1="http://schemas.microsoft.com/office/drawing/2015/9/8/chartex" xmlns:cx2="http://schemas.microsoft.com/office/drawing/2015/10/21/chartex" xmlns:cx3="http://schemas.microsoft.com/office/drawing/2016/5/9/chartex" xmlns:cx4="http://schemas.microsoft.com/office/drawing/2016/5/10/chartex" xmlns:cx5="http://schemas.microsoft.com/office/drawing/2016/5/11/chartex" xmlns:cx6="http://schemas.microsoft.com/office/drawing/2016/5/12/chartex" xmlns:cx7="http://schemas.microsoft.com/office/drawing/2016/5/13/chartex" xmlns:cx8="http://schemas.microsoft.com/office/drawing/2016/5/14/chartex" xmlns:mc="http://schemas.openxmlformats.org/markup-compatibility/2006" xmlns:aink="http://schemas.microsoft.com/office/drawing/2016/ink" xmlns:am3d="http://schemas.microsoft.com/office/drawing/2017/model3d" xmlns:o="urn:schemas-microsoft-com:office:office" xmlns:oel="http://schemas.microsoft.com/office/2019/extlst" xmlns:r="http://schemas.openxmlformats.org/officeDocument/2006/relationships" xmlns:m="http://schemas.openxmlformats.org/officeDocument/2006/math" xmlns:v="urn:schemas-microsoft-com:vml" xmlns:wp14="http://schemas.microsoft.com/office/word/2010/wordprocessingDrawing" xmlns:wp="http://schemas.openxmlformats.org/drawingml/2006/wordprocessingDrawing" xmlns:w10="urn:schemas-microsoft-com:office:word" xmlns:w="http://schemas.openxmlformats.org/wordprocessingml/2006/main" xmlns:w14="http://schemas.microsoft.com/office/word/2010/wordml" xmlns:w15="http://schemas.microsoft.com/office/word/2012/wordml" xmlns:w16cex="http://schemas.microsoft.com/office/word/2018/wordml/cex" xmlns:w16cid="http://schemas.microsoft.com/office/word/2016/wordml/cid" xmlns:w16="http://schemas.microsoft.com/office/word/2018/wordml" xmlns:w16du="http://schemas.microsoft.com/office/word/2023/wordml/word16du" xmlns:w16sdtdh="http://schemas.microsoft.com/office/word/2020/wordml/sdtdatahash" xmlns:w16sdtfl="http://schemas.microsoft.com/office/word/2024/wordml/sdtformatlock" xmlns:w16se="http://schemas.microsoft.com/office/word/2015/wordml/symex" xmlns:wpg="http://schemas.microsoft.com/office/word/2010/wordprocessingGroup" xmlns:wpi="http://schemas.microsoft.com/office/word/2010/wordprocessingInk" xmlns:wne="http://schemas.microsoft.com/office/word/2006/wordml" xmlns:wps="http://schemas.microsoft.com/office/word/2010/wordprocessingShape" mc:Ignorable="w14 w15 w16se w16cid w16 w16cex w16sdtdh w16sdtfl w16du wp14">
   <w:body>
     <w:p>
       <w:pPr>
@@ -461,16 +461,16 @@
         <w:fldChar w:fldCharType="begin"/>
       </w:r>
       <w:r>
-        <w:instrText xml:space="preserve"> </w:instrText>
-      </w:r>
-      <w:r>
-        <w:instrText>INCLUDEPICTURE  "http://ile.pe/</w:instrText>
-      </w:r>
-      <w:r>
-        <w:instrText>wp-content/uploads/2016/01/logo-upc.jpg" \* MERGEFORMATINET</w:instrText>
-      </w:r>
-      <w:r>
-        <w:instrText xml:space="preserve"> </w:instrText>
+        <w:instrText xml:space="preserve"> INCLUDEPICTURE  "http://ile.pe/wp-content/uploads/2016/01/logo-upc.jpg" \* MERGEFORMATINET </w:instrText>
+      </w:r>
+      <w:r>
+        <w:fldChar w:fldCharType="separate"/>
+      </w:r>
+      <w:r>
+        <w:fldChar w:fldCharType="begin"/>
+      </w:r>
+      <w:r>
+        <w:instrText xml:space="preserve"> INCLUDEPICTURE  "http://ile.pe/wp-content/uploads/2016/01/logo-upc.jpg" \* MERGEFORMATINET </w:instrText>
       </w:r>
       <w:r>
         <w:fldChar w:fldCharType="separate"/>
@@ -654,6 +654,9 @@
       <w:r>
         <w:fldChar w:fldCharType="end"/>
       </w:r>
+      <w:r>
+        <w:fldChar w:fldCharType="end"/>
+      </w:r>
     </w:p>
     <w:p>
       <w:pPr>
@@ -706,7 +709,6 @@
         <w15:color w:val="000000"/>
         <w:text/>
       </w:sdtPr>
-      <w:sdtEndPr/>
       <w:sdtContent>
         <w:p>
           <w:pPr>
@@ -771,7 +773,6 @@
         <w15:color w:val="000000"/>
         <w:text/>
       </w:sdtPr>
-      <w:sdtEndPr/>
       <w:sdtContent>
         <w:p>
           <w:pPr>
@@ -862,7 +863,6 @@
         <w15:color w:val="000000"/>
         <w:text/>
       </w:sdtPr>
-      <w:sdtEndPr/>
       <w:sdtContent>
         <w:p>
           <w:pPr>
@@ -909,7 +909,6 @@
         </w:placeholder>
         <w15:appearance w15:val="hidden"/>
       </w:sdtPr>
-      <w:sdtEndPr/>
       <w:sdtContent>
         <w:p>
           <w:pPr>
@@ -981,21 +980,7 @@
         <w:rPr>
           <w:lang w:val="es-ES"/>
         </w:rPr>
-        <w:t xml:space="preserve"> </w:t>
-      </w:r>
-      <w:proofErr w:type="spellStart"/>
-      <w:r>
-        <w:rPr>
-          <w:lang w:val="es-ES"/>
-        </w:rPr>
-        <w:t>Sebasthian</w:t>
-      </w:r>
-      <w:proofErr w:type="spellEnd"/>
-      <w:r>
-        <w:rPr>
-          <w:lang w:val="es-ES"/>
-        </w:rPr>
-        <w:t xml:space="preserve"> Enrique</w:t>
+        <w:t xml:space="preserve"> Sebasthian Enrique</w:t>
       </w:r>
       <w:r>
         <w:rPr>
@@ -1072,7 +1057,6 @@
         </w:placeholder>
         <w15:appearance w15:val="hidden"/>
       </w:sdtPr>
-      <w:sdtEndPr/>
       <w:sdtContent>
         <w:p>
           <w:pPr>
@@ -1915,7 +1899,6 @@
           </w:placeholder>
           <w15:appearance w15:val="hidden"/>
         </w:sdtPr>
-        <w:sdtEndPr/>
         <w:sdtContent>
           <w:r>
             <w:rPr>
@@ -2024,7 +2007,6 @@
           </w:placeholder>
           <w15:appearance w15:val="hidden"/>
         </w:sdtPr>
-        <w:sdtEndPr/>
         <w:sdtContent>
           <w:r>
             <w:rPr>
@@ -2203,7 +2185,6 @@
           </w:placeholder>
           <w15:appearance w15:val="hidden"/>
         </w:sdtPr>
-        <w:sdtEndPr/>
         <w:sdtContent>
           <w:r>
             <w:rPr>
@@ -2377,7 +2358,7 @@
           <w:r>
             <w:fldChar w:fldCharType="separate"/>
           </w:r>
-          <w:hyperlink w:anchor="_Toc226926558" w:history="1">
+          <w:hyperlink w:anchor="_Toc227184622" w:history="1">
             <w:r>
               <w:rPr>
                 <w:rStyle w:val="Hipervnculo"/>
@@ -2404,7 +2385,7 @@
                 <w:noProof/>
                 <w:webHidden/>
               </w:rPr>
-              <w:instrText xml:space="preserve"> PAGEREF _Toc226926558 \h </w:instrText>
+              <w:instrText xml:space="preserve"> PAGEREF _Toc227184622 \h </w:instrText>
             </w:r>
             <w:r>
               <w:rPr>
@@ -2451,7 +2432,7 @@
               <w14:ligatures w14:val="standardContextual"/>
             </w:rPr>
           </w:pPr>
-          <w:hyperlink w:anchor="_Toc226926559" w:history="1">
+          <w:hyperlink w:anchor="_Toc227184623" w:history="1">
             <w:r>
               <w:rPr>
                 <w:rStyle w:val="Hipervnculo"/>
@@ -2496,7 +2477,7 @@
                 <w:noProof/>
                 <w:webHidden/>
               </w:rPr>
-              <w:instrText xml:space="preserve"> PAGEREF _Toc226926559 \h </w:instrText>
+              <w:instrText xml:space="preserve"> PAGEREF _Toc227184623 \h </w:instrText>
             </w:r>
             <w:r>
               <w:rPr>
@@ -2543,7 +2524,7 @@
               <w14:ligatures w14:val="standardContextual"/>
             </w:rPr>
           </w:pPr>
-          <w:hyperlink w:anchor="_Toc226926560" w:history="1">
+          <w:hyperlink w:anchor="_Toc227184624" w:history="1">
             <w:r>
               <w:rPr>
                 <w:rStyle w:val="Hipervnculo"/>
@@ -2588,7 +2569,7 @@
                 <w:noProof/>
                 <w:webHidden/>
               </w:rPr>
-              <w:instrText xml:space="preserve"> PAGEREF _Toc226926560 \h </w:instrText>
+              <w:instrText xml:space="preserve"> PAGEREF _Toc227184624 \h </w:instrText>
             </w:r>
             <w:r>
               <w:rPr>
@@ -2635,7 +2616,7 @@
               <w14:ligatures w14:val="standardContextual"/>
             </w:rPr>
           </w:pPr>
-          <w:hyperlink w:anchor="_Toc226926561" w:history="1">
+          <w:hyperlink w:anchor="_Toc227184625" w:history="1">
             <w:r>
               <w:rPr>
                 <w:rStyle w:val="Hipervnculo"/>
@@ -2680,7 +2661,7 @@
                 <w:noProof/>
                 <w:webHidden/>
               </w:rPr>
-              <w:instrText xml:space="preserve"> PAGEREF _Toc226926561 \h </w:instrText>
+              <w:instrText xml:space="preserve"> PAGEREF _Toc227184625 \h </w:instrText>
             </w:r>
             <w:r>
               <w:rPr>
@@ -2727,7 +2708,7 @@
               <w14:ligatures w14:val="standardContextual"/>
             </w:rPr>
           </w:pPr>
-          <w:hyperlink w:anchor="_Toc226926562" w:history="1">
+          <w:hyperlink w:anchor="_Toc227184626" w:history="1">
             <w:r>
               <w:rPr>
                 <w:rStyle w:val="Hipervnculo"/>
@@ -2772,7 +2753,7 @@
                 <w:noProof/>
                 <w:webHidden/>
               </w:rPr>
-              <w:instrText xml:space="preserve"> PAGEREF _Toc226926562 \h </w:instrText>
+              <w:instrText xml:space="preserve"> PAGEREF _Toc227184626 \h </w:instrText>
             </w:r>
             <w:r>
               <w:rPr>
@@ -2792,7 +2773,7 @@
                 <w:noProof/>
                 <w:webHidden/>
               </w:rPr>
-              <w:t>4</w:t>
+              <w:t>5</w:t>
             </w:r>
             <w:r>
               <w:rPr>
@@ -2820,7 +2801,7 @@
               <w14:ligatures w14:val="standardContextual"/>
             </w:rPr>
           </w:pPr>
-          <w:hyperlink w:anchor="_Toc226926563" w:history="1">
+          <w:hyperlink w:anchor="_Toc227184627" w:history="1">
             <w:r>
               <w:rPr>
                 <w:rStyle w:val="Hipervnculo"/>
@@ -2866,7 +2847,7 @@
                 <w:noProof/>
                 <w:webHidden/>
               </w:rPr>
-              <w:instrText xml:space="preserve"> PAGEREF _Toc226926563 \h </w:instrText>
+              <w:instrText xml:space="preserve"> PAGEREF _Toc227184627 \h </w:instrText>
             </w:r>
             <w:r>
               <w:rPr>
@@ -2886,7 +2867,7 @@
                 <w:noProof/>
                 <w:webHidden/>
               </w:rPr>
-              <w:t>4</w:t>
+              <w:t>5</w:t>
             </w:r>
             <w:r>
               <w:rPr>
@@ -2914,7 +2895,7 @@
               <w14:ligatures w14:val="standardContextual"/>
             </w:rPr>
           </w:pPr>
-          <w:hyperlink w:anchor="_Toc226926564" w:history="1">
+          <w:hyperlink w:anchor="_Toc227184628" w:history="1">
             <w:r>
               <w:rPr>
                 <w:rStyle w:val="Hipervnculo"/>
@@ -2960,7 +2941,7 @@
                 <w:noProof/>
                 <w:webHidden/>
               </w:rPr>
-              <w:instrText xml:space="preserve"> PAGEREF _Toc226926564 \h </w:instrText>
+              <w:instrText xml:space="preserve"> PAGEREF _Toc227184628 \h </w:instrText>
             </w:r>
             <w:r>
               <w:rPr>
@@ -2980,7 +2961,7 @@
                 <w:noProof/>
                 <w:webHidden/>
               </w:rPr>
-              <w:t>4</w:t>
+              <w:t>5</w:t>
             </w:r>
             <w:r>
               <w:rPr>
@@ -3007,7 +2988,7 @@
               <w14:ligatures w14:val="standardContextual"/>
             </w:rPr>
           </w:pPr>
-          <w:hyperlink w:anchor="_Toc226926565" w:history="1">
+          <w:hyperlink w:anchor="_Toc227184629" w:history="1">
             <w:r>
               <w:rPr>
                 <w:rStyle w:val="Hipervnculo"/>
@@ -3052,7 +3033,7 @@
                 <w:noProof/>
                 <w:webHidden/>
               </w:rPr>
-              <w:instrText xml:space="preserve"> PAGEREF _Toc226926565 \h </w:instrText>
+              <w:instrText xml:space="preserve"> PAGEREF _Toc227184629 \h </w:instrText>
             </w:r>
             <w:r>
               <w:rPr>
@@ -3099,7 +3080,7 @@
               <w14:ligatures w14:val="standardContextual"/>
             </w:rPr>
           </w:pPr>
-          <w:hyperlink w:anchor="_Toc226926566" w:history="1">
+          <w:hyperlink w:anchor="_Toc227184630" w:history="1">
             <w:r>
               <w:rPr>
                 <w:rStyle w:val="Hipervnculo"/>
@@ -3144,7 +3125,7 @@
                 <w:noProof/>
                 <w:webHidden/>
               </w:rPr>
-              <w:instrText xml:space="preserve"> PAGEREF _Toc226926566 \h </w:instrText>
+              <w:instrText xml:space="preserve"> PAGEREF _Toc227184630 \h </w:instrText>
             </w:r>
             <w:r>
               <w:rPr>
@@ -3191,7 +3172,7 @@
               <w14:ligatures w14:val="standardContextual"/>
             </w:rPr>
           </w:pPr>
-          <w:hyperlink w:anchor="_Toc226926567" w:history="1">
+          <w:hyperlink w:anchor="_Toc227184631" w:history="1">
             <w:r>
               <w:rPr>
                 <w:rStyle w:val="Hipervnculo"/>
@@ -3215,7 +3196,7 @@
                 <w:rStyle w:val="Hipervnculo"/>
                 <w:noProof/>
               </w:rPr>
-              <w:t>Descripción del proyecto</w:t>
+              <w:t>Planificación del proyecto</w:t>
             </w:r>
             <w:r>
               <w:rPr>
@@ -3236,7 +3217,7 @@
                 <w:noProof/>
                 <w:webHidden/>
               </w:rPr>
-              <w:instrText xml:space="preserve"> PAGEREF _Toc226926567 \h </w:instrText>
+              <w:instrText xml:space="preserve"> PAGEREF _Toc227184631 \h </w:instrText>
             </w:r>
             <w:r>
               <w:rPr>
@@ -3257,6 +3238,208 @@
                 <w:webHidden/>
               </w:rPr>
               <w:t>7</w:t>
+            </w:r>
+            <w:r>
+              <w:rPr>
+                <w:noProof/>
+                <w:webHidden/>
+              </w:rPr>
+              <w:fldChar w:fldCharType="end"/>
+            </w:r>
+          </w:hyperlink>
+        </w:p>
+        <w:p>
+          <w:pPr>
+            <w:pStyle w:val="TDC3"/>
+            <w:tabs>
+              <w:tab w:val="left" w:pos="1440"/>
+              <w:tab w:val="right" w:leader="dot" w:pos="8777"/>
+            </w:tabs>
+            <w:rPr>
+              <w:rFonts w:asciiTheme="minorHAnsi" w:eastAsiaTheme="minorEastAsia" w:hAnsiTheme="minorHAnsi" w:cstheme="minorBidi"/>
+              <w:iCs w:val="0"/>
+              <w:noProof/>
+              <w:kern w:val="2"/>
+              <w:szCs w:val="24"/>
+              <w:lang w:val="es-PE" w:eastAsia="es-PE"/>
+              <w14:ligatures w14:val="standardContextual"/>
+            </w:rPr>
+          </w:pPr>
+          <w:hyperlink w:anchor="_Toc227184632" w:history="1">
+            <w:r>
+              <w:rPr>
+                <w:rStyle w:val="Hipervnculo"/>
+                <w:noProof/>
+              </w:rPr>
+              <w:t>1.7.1</w:t>
+            </w:r>
+            <w:r>
+              <w:rPr>
+                <w:rFonts w:asciiTheme="minorHAnsi" w:eastAsiaTheme="minorEastAsia" w:hAnsiTheme="minorHAnsi" w:cstheme="minorBidi"/>
+                <w:iCs w:val="0"/>
+                <w:noProof/>
+                <w:kern w:val="2"/>
+                <w:szCs w:val="24"/>
+                <w:lang w:val="es-PE" w:eastAsia="es-PE"/>
+                <w14:ligatures w14:val="standardContextual"/>
+              </w:rPr>
+              <w:tab/>
+            </w:r>
+            <w:r>
+              <w:rPr>
+                <w:rStyle w:val="Hipervnculo"/>
+                <w:noProof/>
+              </w:rPr>
+              <w:t>Cronogra</w:t>
+            </w:r>
+            <w:r>
+              <w:rPr>
+                <w:rStyle w:val="Hipervnculo"/>
+                <w:noProof/>
+              </w:rPr>
+              <w:t>m</w:t>
+            </w:r>
+            <w:r>
+              <w:rPr>
+                <w:rStyle w:val="Hipervnculo"/>
+                <w:noProof/>
+              </w:rPr>
+              <w:t>a</w:t>
+            </w:r>
+            <w:r>
+              <w:rPr>
+                <w:noProof/>
+                <w:webHidden/>
+              </w:rPr>
+              <w:tab/>
+            </w:r>
+            <w:r>
+              <w:rPr>
+                <w:noProof/>
+                <w:webHidden/>
+              </w:rPr>
+              <w:fldChar w:fldCharType="begin"/>
+            </w:r>
+            <w:r>
+              <w:rPr>
+                <w:noProof/>
+                <w:webHidden/>
+              </w:rPr>
+              <w:instrText xml:space="preserve"> PAGEREF _Toc227184632 \h </w:instrText>
+            </w:r>
+            <w:r>
+              <w:rPr>
+                <w:noProof/>
+                <w:webHidden/>
+              </w:rPr>
+            </w:r>
+            <w:r>
+              <w:rPr>
+                <w:noProof/>
+                <w:webHidden/>
+              </w:rPr>
+              <w:fldChar w:fldCharType="separate"/>
+            </w:r>
+            <w:r>
+              <w:rPr>
+                <w:noProof/>
+                <w:webHidden/>
+              </w:rPr>
+              <w:t>7</w:t>
+            </w:r>
+            <w:r>
+              <w:rPr>
+                <w:noProof/>
+                <w:webHidden/>
+              </w:rPr>
+              <w:fldChar w:fldCharType="end"/>
+            </w:r>
+          </w:hyperlink>
+        </w:p>
+        <w:p>
+          <w:pPr>
+            <w:pStyle w:val="TDC3"/>
+            <w:tabs>
+              <w:tab w:val="left" w:pos="1440"/>
+              <w:tab w:val="right" w:leader="dot" w:pos="8777"/>
+            </w:tabs>
+            <w:rPr>
+              <w:rFonts w:asciiTheme="minorHAnsi" w:eastAsiaTheme="minorEastAsia" w:hAnsiTheme="minorHAnsi" w:cstheme="minorBidi"/>
+              <w:iCs w:val="0"/>
+              <w:noProof/>
+              <w:kern w:val="2"/>
+              <w:szCs w:val="24"/>
+              <w:lang w:val="es-PE" w:eastAsia="es-PE"/>
+              <w14:ligatures w14:val="standardContextual"/>
+            </w:rPr>
+          </w:pPr>
+          <w:hyperlink w:anchor="_Toc227184633" w:history="1">
+            <w:r>
+              <w:rPr>
+                <w:rStyle w:val="Hipervnculo"/>
+                <w:noProof/>
+              </w:rPr>
+              <w:t>1.7.2</w:t>
+            </w:r>
+            <w:r>
+              <w:rPr>
+                <w:rFonts w:asciiTheme="minorHAnsi" w:eastAsiaTheme="minorEastAsia" w:hAnsiTheme="minorHAnsi" w:cstheme="minorBidi"/>
+                <w:iCs w:val="0"/>
+                <w:noProof/>
+                <w:kern w:val="2"/>
+                <w:szCs w:val="24"/>
+                <w:lang w:val="es-PE" w:eastAsia="es-PE"/>
+                <w14:ligatures w14:val="standardContextual"/>
+              </w:rPr>
+              <w:tab/>
+            </w:r>
+            <w:r>
+              <w:rPr>
+                <w:rStyle w:val="Hipervnculo"/>
+                <w:noProof/>
+              </w:rPr>
+              <w:t>Costos del proyecto</w:t>
+            </w:r>
+            <w:r>
+              <w:rPr>
+                <w:noProof/>
+                <w:webHidden/>
+              </w:rPr>
+              <w:tab/>
+            </w:r>
+            <w:r>
+              <w:rPr>
+                <w:noProof/>
+                <w:webHidden/>
+              </w:rPr>
+              <w:fldChar w:fldCharType="begin"/>
+            </w:r>
+            <w:r>
+              <w:rPr>
+                <w:noProof/>
+                <w:webHidden/>
+              </w:rPr>
+              <w:instrText xml:space="preserve"> PAGEREF _Toc227184633 \h </w:instrText>
+            </w:r>
+            <w:r>
+              <w:rPr>
+                <w:noProof/>
+                <w:webHidden/>
+              </w:rPr>
+            </w:r>
+            <w:r>
+              <w:rPr>
+                <w:noProof/>
+                <w:webHidden/>
+              </w:rPr>
+              <w:fldChar w:fldCharType="separate"/>
+            </w:r>
+            <w:r>
+              <w:rPr>
+                <w:noProof/>
+                <w:webHidden/>
+              </w:rPr>
+              <w:t>13</w:t>
             </w:r>
             <w:r>
               <w:rPr>
@@ -3356,7 +3539,7 @@
         </w:rPr>
         <w:fldChar w:fldCharType="separate"/>
       </w:r>
-      <w:hyperlink w:anchor="_Toc227157326" w:history="1">
+      <w:hyperlink w:anchor="_Toc227184612" w:history="1">
         <w:r>
           <w:rPr>
             <w:rStyle w:val="Hipervnculo"/>
@@ -3384,7 +3567,7 @@
             <w:noProof/>
             <w:webHidden/>
           </w:rPr>
-          <w:instrText xml:space="preserve"> PAGEREF _Toc227157326 \h </w:instrText>
+          <w:instrText xml:space="preserve"> PAGEREF _Toc227184612 \h </w:instrText>
         </w:r>
         <w:r>
           <w:rPr>
@@ -3430,7 +3613,7 @@
           <w14:ligatures w14:val="standardContextual"/>
         </w:rPr>
       </w:pPr>
-      <w:hyperlink w:anchor="_Toc227157327" w:history="1">
+      <w:hyperlink w:anchor="_Toc227184613" w:history="1">
         <w:r>
           <w:rPr>
             <w:rStyle w:val="Hipervnculo"/>
@@ -3458,7 +3641,7 @@
             <w:noProof/>
             <w:webHidden/>
           </w:rPr>
-          <w:instrText xml:space="preserve"> PAGEREF _Toc227157327 \h </w:instrText>
+          <w:instrText xml:space="preserve"> PAGEREF _Toc227184613 \h </w:instrText>
         </w:r>
         <w:r>
           <w:rPr>
@@ -3504,7 +3687,7 @@
           <w14:ligatures w14:val="standardContextual"/>
         </w:rPr>
       </w:pPr>
-      <w:hyperlink w:anchor="_Toc227157328" w:history="1">
+      <w:hyperlink w:anchor="_Toc227184614" w:history="1">
         <w:r>
           <w:rPr>
             <w:rStyle w:val="Hipervnculo"/>
@@ -3531,7 +3714,7 @@
             <w:noProof/>
             <w:webHidden/>
           </w:rPr>
-          <w:instrText xml:space="preserve"> PAGEREF _Toc227157328 \h </w:instrText>
+          <w:instrText xml:space="preserve"> PAGEREF _Toc227184614 \h </w:instrText>
         </w:r>
         <w:r>
           <w:rPr>
@@ -3577,7 +3760,7 @@
           <w14:ligatures w14:val="standardContextual"/>
         </w:rPr>
       </w:pPr>
-      <w:hyperlink w:anchor="_Toc227157329" w:history="1">
+      <w:hyperlink w:anchor="_Toc227184615" w:history="1">
         <w:r>
           <w:rPr>
             <w:rStyle w:val="Hipervnculo"/>
@@ -3604,7 +3787,7 @@
             <w:noProof/>
             <w:webHidden/>
           </w:rPr>
-          <w:instrText xml:space="preserve"> PAGEREF _Toc227157329 \h </w:instrText>
+          <w:instrText xml:space="preserve"> PAGEREF _Toc227184615 \h </w:instrText>
         </w:r>
         <w:r>
           <w:rPr>
@@ -3650,14 +3833,14 @@
           <w14:ligatures w14:val="standardContextual"/>
         </w:rPr>
       </w:pPr>
-      <w:hyperlink w:anchor="_Toc227157330" w:history="1">
+      <w:hyperlink w:anchor="_Toc227184616" w:history="1">
         <w:r>
           <w:rPr>
             <w:rStyle w:val="Hipervnculo"/>
             <w:noProof/>
             <w:lang w:val="es-PE"/>
           </w:rPr>
-          <w:t>Tabla 5 Proyección de costo de modelos LLM</w:t>
+          <w:t>Tabla 5 Cronograma de desarrollo (Sep 2025 – Abr 2026)</w:t>
         </w:r>
         <w:r>
           <w:rPr>
@@ -3678,81 +3861,7 @@
             <w:noProof/>
             <w:webHidden/>
           </w:rPr>
-          <w:instrText xml:space="preserve"> PAGEREF _Toc227157330 \h </w:instrText>
-        </w:r>
-        <w:r>
-          <w:rPr>
-            <w:noProof/>
-            <w:webHidden/>
-          </w:rPr>
-        </w:r>
-        <w:r>
-          <w:rPr>
-            <w:noProof/>
-            <w:webHidden/>
-          </w:rPr>
-          <w:fldChar w:fldCharType="separate"/>
-        </w:r>
-        <w:r>
-          <w:rPr>
-            <w:noProof/>
-            <w:webHidden/>
-          </w:rPr>
-          <w:t>7</w:t>
-        </w:r>
-        <w:r>
-          <w:rPr>
-            <w:noProof/>
-            <w:webHidden/>
-          </w:rPr>
-          <w:fldChar w:fldCharType="end"/>
-        </w:r>
-      </w:hyperlink>
-    </w:p>
-    <w:p>
-      <w:pPr>
-        <w:pStyle w:val="Tabladeilustraciones"/>
-        <w:tabs>
-          <w:tab w:val="right" w:leader="dot" w:pos="8777"/>
-        </w:tabs>
-        <w:rPr>
-          <w:rFonts w:asciiTheme="minorHAnsi" w:eastAsiaTheme="minorEastAsia" w:hAnsiTheme="minorHAnsi"/>
-          <w:noProof/>
-          <w:kern w:val="2"/>
-          <w:szCs w:val="24"/>
-          <w:lang w:val="es-PE" w:eastAsia="es-PE"/>
-          <w14:ligatures w14:val="standardContextual"/>
-        </w:rPr>
-      </w:pPr>
-      <w:hyperlink w:anchor="_Toc227157331" w:history="1">
-        <w:r>
-          <w:rPr>
-            <w:rStyle w:val="Hipervnculo"/>
-            <w:noProof/>
-            <w:lang w:val="es-PE"/>
-          </w:rPr>
-          <w:t>Tabla 6 Proyección de costo por componente del proceso (por curso – 18 semanas)</w:t>
-        </w:r>
-        <w:r>
-          <w:rPr>
-            <w:noProof/>
-            <w:webHidden/>
-          </w:rPr>
-          <w:tab/>
-        </w:r>
-        <w:r>
-          <w:rPr>
-            <w:noProof/>
-            <w:webHidden/>
-          </w:rPr>
-          <w:fldChar w:fldCharType="begin"/>
-        </w:r>
-        <w:r>
-          <w:rPr>
-            <w:noProof/>
-            <w:webHidden/>
-          </w:rPr>
-          <w:instrText xml:space="preserve"> PAGEREF _Toc227157331 \h </w:instrText>
+          <w:instrText xml:space="preserve"> PAGEREF _Toc227184616 \h </w:instrText>
         </w:r>
         <w:r>
           <w:rPr>
@@ -3798,14 +3907,14 @@
           <w14:ligatures w14:val="standardContextual"/>
         </w:rPr>
       </w:pPr>
-      <w:hyperlink w:anchor="_Toc227157332" w:history="1">
+      <w:hyperlink w:anchor="_Toc227184617" w:history="1">
         <w:r>
           <w:rPr>
             <w:rStyle w:val="Hipervnculo"/>
             <w:noProof/>
             <w:lang w:val="es-PE"/>
           </w:rPr>
-          <w:t>Tabla 7 Proyección de costo del equipo de trabajo</w:t>
+          <w:t>Tabla 6 Proyección de costo de modelos LLM</w:t>
         </w:r>
         <w:r>
           <w:rPr>
@@ -3826,7 +3935,7 @@
             <w:noProof/>
             <w:webHidden/>
           </w:rPr>
-          <w:instrText xml:space="preserve"> PAGEREF _Toc227157332 \h </w:instrText>
+          <w:instrText xml:space="preserve"> PAGEREF _Toc227184617 \h </w:instrText>
         </w:r>
         <w:r>
           <w:rPr>
@@ -3846,7 +3955,7 @@
             <w:noProof/>
             <w:webHidden/>
           </w:rPr>
-          <w:t>9</w:t>
+          <w:t>13</w:t>
         </w:r>
         <w:r>
           <w:rPr>
@@ -3872,14 +3981,14 @@
           <w14:ligatures w14:val="standardContextual"/>
         </w:rPr>
       </w:pPr>
-      <w:hyperlink w:anchor="_Toc227157333" w:history="1">
+      <w:hyperlink w:anchor="_Toc227184618" w:history="1">
         <w:r>
           <w:rPr>
             <w:rStyle w:val="Hipervnculo"/>
             <w:noProof/>
             <w:lang w:val="es-PE"/>
           </w:rPr>
-          <w:t>Tabla 8 Proyección de costos de dispositivos de trabajo</w:t>
+          <w:t>Tabla 7 Proyección de costo por componente del proceso (por curso – 18 semanas)</w:t>
         </w:r>
         <w:r>
           <w:rPr>
@@ -3900,7 +4009,7 @@
             <w:noProof/>
             <w:webHidden/>
           </w:rPr>
-          <w:instrText xml:space="preserve"> PAGEREF _Toc227157333 \h </w:instrText>
+          <w:instrText xml:space="preserve"> PAGEREF _Toc227184618 \h </w:instrText>
         </w:r>
         <w:r>
           <w:rPr>
@@ -3920,7 +4029,7 @@
             <w:noProof/>
             <w:webHidden/>
           </w:rPr>
-          <w:t>10</w:t>
+          <w:t>13</w:t>
         </w:r>
         <w:r>
           <w:rPr>
@@ -3946,13 +4055,14 @@
           <w14:ligatures w14:val="standardContextual"/>
         </w:rPr>
       </w:pPr>
-      <w:hyperlink w:anchor="_Toc227157334" w:history="1">
+      <w:hyperlink w:anchor="_Toc227184619" w:history="1">
         <w:r>
           <w:rPr>
             <w:rStyle w:val="Hipervnculo"/>
             <w:noProof/>
+            <w:lang w:val="es-PE"/>
           </w:rPr>
-          <w:t>Tabla 9 Resumen de costos totales</w:t>
+          <w:t>Tabla 8 Proyección de costo del equipo de trabajo</w:t>
         </w:r>
         <w:r>
           <w:rPr>
@@ -3973,7 +4083,7 @@
             <w:noProof/>
             <w:webHidden/>
           </w:rPr>
-          <w:instrText xml:space="preserve"> PAGEREF _Toc227157334 \h </w:instrText>
+          <w:instrText xml:space="preserve"> PAGEREF _Toc227184619 \h </w:instrText>
         </w:r>
         <w:r>
           <w:rPr>
@@ -3993,7 +4103,7 @@
             <w:noProof/>
             <w:webHidden/>
           </w:rPr>
-          <w:t>10</w:t>
+          <w:t>15</w:t>
         </w:r>
         <w:r>
           <w:rPr>
@@ -4006,6 +4116,154 @@
     </w:p>
     <w:p>
       <w:pPr>
+        <w:pStyle w:val="Tabladeilustraciones"/>
+        <w:tabs>
+          <w:tab w:val="right" w:leader="dot" w:pos="8777"/>
+        </w:tabs>
+        <w:rPr>
+          <w:rFonts w:asciiTheme="minorHAnsi" w:eastAsiaTheme="minorEastAsia" w:hAnsiTheme="minorHAnsi"/>
+          <w:noProof/>
+          <w:kern w:val="2"/>
+          <w:szCs w:val="24"/>
+          <w:lang w:val="es-PE" w:eastAsia="es-PE"/>
+          <w14:ligatures w14:val="standardContextual"/>
+        </w:rPr>
+      </w:pPr>
+      <w:hyperlink w:anchor="_Toc227184620" w:history="1">
+        <w:r>
+          <w:rPr>
+            <w:rStyle w:val="Hipervnculo"/>
+            <w:noProof/>
+            <w:lang w:val="es-PE"/>
+          </w:rPr>
+          <w:t>Tabla 9 Proyección de costos de dispositivos de trabajo</w:t>
+        </w:r>
+        <w:r>
+          <w:rPr>
+            <w:noProof/>
+            <w:webHidden/>
+          </w:rPr>
+          <w:tab/>
+        </w:r>
+        <w:r>
+          <w:rPr>
+            <w:noProof/>
+            <w:webHidden/>
+          </w:rPr>
+          <w:fldChar w:fldCharType="begin"/>
+        </w:r>
+        <w:r>
+          <w:rPr>
+            <w:noProof/>
+            <w:webHidden/>
+          </w:rPr>
+          <w:instrText xml:space="preserve"> PAGEREF _Toc227184620 \h </w:instrText>
+        </w:r>
+        <w:r>
+          <w:rPr>
+            <w:noProof/>
+            <w:webHidden/>
+          </w:rPr>
+        </w:r>
+        <w:r>
+          <w:rPr>
+            <w:noProof/>
+            <w:webHidden/>
+          </w:rPr>
+          <w:fldChar w:fldCharType="separate"/>
+        </w:r>
+        <w:r>
+          <w:rPr>
+            <w:noProof/>
+            <w:webHidden/>
+          </w:rPr>
+          <w:t>15</w:t>
+        </w:r>
+        <w:r>
+          <w:rPr>
+            <w:noProof/>
+            <w:webHidden/>
+          </w:rPr>
+          <w:fldChar w:fldCharType="end"/>
+        </w:r>
+      </w:hyperlink>
+    </w:p>
+    <w:p>
+      <w:pPr>
+        <w:pStyle w:val="Tabladeilustraciones"/>
+        <w:tabs>
+          <w:tab w:val="right" w:leader="dot" w:pos="8777"/>
+        </w:tabs>
+        <w:rPr>
+          <w:rFonts w:asciiTheme="minorHAnsi" w:eastAsiaTheme="minorEastAsia" w:hAnsiTheme="minorHAnsi"/>
+          <w:noProof/>
+          <w:kern w:val="2"/>
+          <w:szCs w:val="24"/>
+          <w:lang w:val="es-PE" w:eastAsia="es-PE"/>
+          <w14:ligatures w14:val="standardContextual"/>
+        </w:rPr>
+      </w:pPr>
+      <w:hyperlink w:anchor="_Toc227184621" w:history="1">
+        <w:r>
+          <w:rPr>
+            <w:rStyle w:val="Hipervnculo"/>
+            <w:noProof/>
+            <w:lang w:val="es-PE"/>
+          </w:rPr>
+          <w:t>Tabla 10 Resumen de costos totales</w:t>
+        </w:r>
+        <w:r>
+          <w:rPr>
+            <w:noProof/>
+            <w:webHidden/>
+          </w:rPr>
+          <w:tab/>
+        </w:r>
+        <w:r>
+          <w:rPr>
+            <w:noProof/>
+            <w:webHidden/>
+          </w:rPr>
+          <w:fldChar w:fldCharType="begin"/>
+        </w:r>
+        <w:r>
+          <w:rPr>
+            <w:noProof/>
+            <w:webHidden/>
+          </w:rPr>
+          <w:instrText xml:space="preserve"> PAGEREF _Toc227184621 \h </w:instrText>
+        </w:r>
+        <w:r>
+          <w:rPr>
+            <w:noProof/>
+            <w:webHidden/>
+          </w:rPr>
+        </w:r>
+        <w:r>
+          <w:rPr>
+            <w:noProof/>
+            <w:webHidden/>
+          </w:rPr>
+          <w:fldChar w:fldCharType="separate"/>
+        </w:r>
+        <w:r>
+          <w:rPr>
+            <w:noProof/>
+            <w:webHidden/>
+          </w:rPr>
+          <w:t>16</w:t>
+        </w:r>
+        <w:r>
+          <w:rPr>
+            <w:noProof/>
+            <w:webHidden/>
+          </w:rPr>
+          <w:fldChar w:fldCharType="end"/>
+        </w:r>
+      </w:hyperlink>
+    </w:p>
+    <w:p>
+      <w:pPr>
         <w:rPr>
           <w:lang w:val="es-ES"/>
         </w:rPr>
@@ -4445,7 +4703,7 @@
       <w:pPr>
         <w:pStyle w:val="Ttulo1"/>
       </w:pPr>
-      <w:bookmarkStart w:id="0" w:name="_Toc226926558"/>
+      <w:bookmarkStart w:id="0" w:name="_Toc227184622"/>
       <w:r>
         <w:lastRenderedPageBreak/>
         <w:t>1.  CAPÍTULO 1: DEFINICIÓN DEL PROYECTO</w:t>
@@ -4470,7 +4728,7 @@
       <w:pPr>
         <w:pStyle w:val="Ttulo2"/>
       </w:pPr>
-      <w:bookmarkStart w:id="1" w:name="_Toc226926559"/>
+      <w:bookmarkStart w:id="1" w:name="_Toc227184623"/>
       <w:r>
         <w:t>Antecedentes</w:t>
       </w:r>
@@ -4613,7 +4871,7 @@
       <w:pPr>
         <w:pStyle w:val="Ttulo2"/>
       </w:pPr>
-      <w:bookmarkStart w:id="2" w:name="_Toc226926560"/>
+      <w:bookmarkStart w:id="2" w:name="_Toc227184624"/>
       <w:r>
         <w:t>Descripción de la organización</w:t>
       </w:r>
@@ -4672,7 +4930,7 @@
       <w:pPr>
         <w:pStyle w:val="Ttulo2"/>
       </w:pPr>
-      <w:bookmarkStart w:id="3" w:name="_Toc226926561"/>
+      <w:bookmarkStart w:id="3" w:name="_Toc227184625"/>
       <w:r>
         <w:t>Análisis del problema</w:t>
       </w:r>
@@ -4745,6 +5003,7 @@
       </w:pPr>
       <w:bookmarkStart w:id="4" w:name="_Toc227156494"/>
       <w:bookmarkStart w:id="5" w:name="_Toc227157326"/>
+      <w:bookmarkStart w:id="6" w:name="_Toc227184612"/>
       <w:r>
         <w:rPr>
           <w:sz w:val="24"/>
@@ -4801,6 +5060,7 @@
       </w:r>
       <w:bookmarkEnd w:id="4"/>
       <w:bookmarkEnd w:id="5"/>
+      <w:bookmarkEnd w:id="6"/>
     </w:p>
     <w:tbl>
       <w:tblPr>
@@ -4837,61 +5097,36 @@
             <w:shd w:val="clear" w:color="auto" w:fill="1F3864"/>
           </w:tcPr>
           <w:p>
-            <w:proofErr w:type="spellStart"/>
             <w:r>
               <w:rPr>
                 <w:b/>
                 <w:color w:val="FFFFFF"/>
               </w:rPr>
-              <w:t>Tiempo</w:t>
-            </w:r>
-            <w:proofErr w:type="spellEnd"/>
+              <w:t xml:space="preserve">Tiempo / Costo </w:t>
+            </w:r>
+            <w:proofErr w:type="spellStart"/>
             <w:r>
               <w:rPr>
                 <w:b/>
                 <w:color w:val="FFFFFF"/>
               </w:rPr>
-              <w:t xml:space="preserve"> / </w:t>
-            </w:r>
+              <w:t>estimado</w:t>
+            </w:r>
+            <w:proofErr w:type="spellEnd"/>
+          </w:p>
+        </w:tc>
+        <w:tc>
+          <w:tcPr>
+            <w:tcW w:w="2942" w:type="dxa"/>
+            <w:shd w:val="clear" w:color="auto" w:fill="1F3864"/>
+          </w:tcPr>
+          <w:p>
             <w:proofErr w:type="spellStart"/>
             <w:r>
               <w:rPr>
                 <w:b/>
                 <w:color w:val="FFFFFF"/>
               </w:rPr>
-              <w:t>Costo</w:t>
-            </w:r>
-            <w:proofErr w:type="spellEnd"/>
-            <w:r>
-              <w:rPr>
-                <w:b/>
-                <w:color w:val="FFFFFF"/>
-              </w:rPr>
-              <w:t xml:space="preserve"> </w:t>
-            </w:r>
-            <w:proofErr w:type="spellStart"/>
-            <w:r>
-              <w:rPr>
-                <w:b/>
-                <w:color w:val="FFFFFF"/>
-              </w:rPr>
-              <w:t>estimado</w:t>
-            </w:r>
-            <w:proofErr w:type="spellEnd"/>
-          </w:p>
-        </w:tc>
-        <w:tc>
-          <w:tcPr>
-            <w:tcW w:w="2942" w:type="dxa"/>
-            <w:shd w:val="clear" w:color="auto" w:fill="1F3864"/>
-          </w:tcPr>
-          <w:p>
-            <w:proofErr w:type="spellStart"/>
-            <w:r>
-              <w:rPr>
-                <w:b/>
-                <w:color w:val="FFFFFF"/>
-              </w:rPr>
               <w:t>Observaciones</w:t>
             </w:r>
             <w:proofErr w:type="spellEnd"/>
@@ -4913,7 +5148,15 @@
             </w:r>
             <w:proofErr w:type="spellEnd"/>
             <w:r>
-              <w:t xml:space="preserve"> virtualizador)</w:t>
+              <w:t xml:space="preserve"> </w:t>
+            </w:r>
+            <w:proofErr w:type="spellStart"/>
+            <w:r>
+              <w:t>virtualizador</w:t>
+            </w:r>
+            <w:proofErr w:type="spellEnd"/>
+            <w:r>
+              <w:t>)</w:t>
             </w:r>
           </w:p>
         </w:tc>
@@ -4984,16 +5227,24 @@
               </w:rPr>
             </w:pPr>
             <w:r>
+              <w:rPr>
+                <w:lang w:val="es-PE"/>
+              </w:rPr>
               <w:t>~$0.040 USD por curso (IPES)</w:t>
             </w:r>
           </w:p>
           <w:p>
-            <w:r>
+            <w:pPr>
+              <w:rPr>
+                <w:lang w:val="es-PE"/>
+              </w:rPr>
+            </w:pPr>
+            <w:r>
+              <w:rPr>
+                <w:lang w:val="es-PE"/>
+              </w:rPr>
               <w:lastRenderedPageBreak/>
-              <w:t xml:space="preserve">~$0.087 USD por curso (flujo </w:t>
-            </w:r>
-            <w:r>
-              <w:t>completo + consignas)</w:t>
+              <w:t>~$0.087 USD por curso (flujo completo + consignas)</w:t>
             </w:r>
           </w:p>
         </w:tc>
@@ -5098,9 +5349,10 @@
           <w:lang w:val="es-PE"/>
         </w:rPr>
       </w:pPr>
-      <w:bookmarkStart w:id="6" w:name="_Toc226927506"/>
-      <w:bookmarkStart w:id="7" w:name="_Toc227156495"/>
-      <w:bookmarkStart w:id="8" w:name="_Toc227157327"/>
+      <w:bookmarkStart w:id="7" w:name="_Toc226927506"/>
+      <w:bookmarkStart w:id="8" w:name="_Toc227156495"/>
+      <w:bookmarkStart w:id="9" w:name="_Toc227157327"/>
+      <w:bookmarkStart w:id="10" w:name="_Toc227184613"/>
       <w:r>
         <w:rPr>
           <w:sz w:val="24"/>
@@ -5155,9 +5407,10 @@
         </w:rPr>
         <w:t xml:space="preserve"> Síntesis de problemática</w:t>
       </w:r>
-      <w:bookmarkEnd w:id="6"/>
       <w:bookmarkEnd w:id="7"/>
       <w:bookmarkEnd w:id="8"/>
+      <w:bookmarkEnd w:id="9"/>
+      <w:bookmarkEnd w:id="10"/>
     </w:p>
     <w:tbl>
       <w:tblPr>
@@ -5291,11 +5544,11 @@
       <w:pPr>
         <w:pStyle w:val="Ttulo2"/>
       </w:pPr>
-      <w:bookmarkStart w:id="9" w:name="_Toc226926562"/>
+      <w:bookmarkStart w:id="11" w:name="_Toc227184626"/>
       <w:r>
         <w:t>Objetivos</w:t>
       </w:r>
-      <w:bookmarkEnd w:id="9"/>
+      <w:bookmarkEnd w:id="11"/>
     </w:p>
     <w:p>
       <w:pPr>
@@ -5327,11 +5580,11 @@
       <w:pPr>
         <w:pStyle w:val="Ttulo3"/>
       </w:pPr>
-      <w:bookmarkStart w:id="10" w:name="_Toc226926563"/>
+      <w:bookmarkStart w:id="12" w:name="_Toc227184627"/>
       <w:r>
         <w:t>Objetivo general</w:t>
       </w:r>
-      <w:bookmarkEnd w:id="10"/>
+      <w:bookmarkEnd w:id="12"/>
     </w:p>
     <w:p>
       <w:pPr>
@@ -5381,11 +5634,11 @@
       <w:pPr>
         <w:pStyle w:val="Ttulo3"/>
       </w:pPr>
-      <w:bookmarkStart w:id="11" w:name="_Toc226926564"/>
+      <w:bookmarkStart w:id="13" w:name="_Toc227184628"/>
       <w:r>
         <w:t>Objetivos específicos</w:t>
       </w:r>
-      <w:bookmarkEnd w:id="11"/>
+      <w:bookmarkEnd w:id="13"/>
     </w:p>
     <w:p>
       <w:pPr>
@@ -5471,14 +5724,14 @@
         </w:rPr>
         <w:t xml:space="preserve">Elaborar </w:t>
       </w:r>
-      <w:bookmarkStart w:id="12" w:name="_Int_euz9ULN8"/>
+      <w:bookmarkStart w:id="14" w:name="_Int_euz9ULN8"/>
       <w:r>
         <w:rPr>
           <w:lang w:val="es-PE"/>
         </w:rPr>
         <w:t>un plan</w:t>
       </w:r>
-      <w:bookmarkEnd w:id="12"/>
+      <w:bookmarkEnd w:id="14"/>
       <w:r>
         <w:rPr>
           <w:lang w:val="es-PE"/>
@@ -5490,11 +5743,11 @@
       <w:pPr>
         <w:pStyle w:val="Ttulo2"/>
       </w:pPr>
-      <w:bookmarkStart w:id="13" w:name="_Toc226926565"/>
+      <w:bookmarkStart w:id="15" w:name="_Toc227184629"/>
       <w:r>
         <w:t>Indicadores de éxito</w:t>
       </w:r>
-      <w:bookmarkEnd w:id="13"/>
+      <w:bookmarkEnd w:id="15"/>
     </w:p>
     <w:p>
       <w:pPr>
@@ -5519,9 +5772,10 @@
           <w:lang w:val="es-PE"/>
         </w:rPr>
       </w:pPr>
-      <w:bookmarkStart w:id="14" w:name="_Toc226927507"/>
-      <w:bookmarkStart w:id="15" w:name="_Toc227156496"/>
-      <w:bookmarkStart w:id="16" w:name="_Toc227157328"/>
+      <w:bookmarkStart w:id="16" w:name="_Toc226927507"/>
+      <w:bookmarkStart w:id="17" w:name="_Toc227156496"/>
+      <w:bookmarkStart w:id="18" w:name="_Toc227157328"/>
+      <w:bookmarkStart w:id="19" w:name="_Toc227184614"/>
       <w:proofErr w:type="spellStart"/>
       <w:r>
         <w:rPr>
@@ -5605,9 +5859,10 @@
         </w:rPr>
         <w:t>éxito</w:t>
       </w:r>
-      <w:bookmarkEnd w:id="14"/>
-      <w:bookmarkEnd w:id="15"/>
       <w:bookmarkEnd w:id="16"/>
+      <w:bookmarkEnd w:id="17"/>
+      <w:bookmarkEnd w:id="18"/>
+      <w:bookmarkEnd w:id="19"/>
       <w:proofErr w:type="spellEnd"/>
     </w:p>
     <w:tbl>
@@ -5854,11 +6109,11 @@
       <w:pPr>
         <w:pStyle w:val="Ttulo2"/>
       </w:pPr>
-      <w:bookmarkStart w:id="17" w:name="_Toc226926566"/>
+      <w:bookmarkStart w:id="20" w:name="_Toc227184630"/>
       <w:r>
         <w:t>Matriz de consistencia</w:t>
       </w:r>
-      <w:bookmarkEnd w:id="17"/>
+      <w:bookmarkEnd w:id="20"/>
     </w:p>
     <w:p>
       <w:pPr>
@@ -5883,8 +6138,9 @@
           <w:lang w:val="es-PE"/>
         </w:rPr>
       </w:pPr>
-      <w:bookmarkStart w:id="18" w:name="_Toc227156497"/>
-      <w:bookmarkStart w:id="19" w:name="_Toc227157329"/>
+      <w:bookmarkStart w:id="21" w:name="_Toc227156497"/>
+      <w:bookmarkStart w:id="22" w:name="_Toc227157329"/>
+      <w:bookmarkStart w:id="23" w:name="_Toc227184615"/>
       <w:proofErr w:type="spellStart"/>
       <w:r>
         <w:rPr>
@@ -5968,8 +6224,9 @@
         </w:rPr>
         <w:t>consistencia</w:t>
       </w:r>
-      <w:bookmarkEnd w:id="18"/>
-      <w:bookmarkEnd w:id="19"/>
+      <w:bookmarkEnd w:id="21"/>
+      <w:bookmarkEnd w:id="22"/>
+      <w:bookmarkEnd w:id="23"/>
       <w:proofErr w:type="spellEnd"/>
     </w:p>
     <w:tbl>
@@ -6311,14 +6568,14 @@
               </w:rPr>
               <w:t xml:space="preserve">Implementación de agentes IA y evaluación por </w:t>
             </w:r>
-            <w:bookmarkStart w:id="20" w:name="_Int_BxY3eduy"/>
+            <w:bookmarkStart w:id="24" w:name="_Int_BxY3eduy"/>
             <w:r>
               <w:rPr>
                 <w:lang w:val="es-PE"/>
               </w:rPr>
               <w:t>docentes</w:t>
             </w:r>
-            <w:bookmarkEnd w:id="20"/>
+            <w:bookmarkEnd w:id="24"/>
             <w:r>
               <w:rPr>
                 <w:lang w:val="es-PE"/>
@@ -6441,14 +6698,14 @@
       <w:pPr>
         <w:pStyle w:val="Ttulo2"/>
       </w:pPr>
-      <w:bookmarkStart w:id="21" w:name="_Toc226926567"/>
+      <w:bookmarkStart w:id="25" w:name="_Toc227184631"/>
       <w:r>
         <w:t>Planificación</w:t>
       </w:r>
       <w:r>
         <w:t xml:space="preserve"> del proyecto</w:t>
       </w:r>
-      <w:bookmarkEnd w:id="21"/>
+      <w:bookmarkEnd w:id="25"/>
     </w:p>
     <w:p>
       <w:pPr>
@@ -6458,35 +6715,153 @@
           <w:iCs w:val="0"/>
         </w:rPr>
       </w:pPr>
+      <w:bookmarkStart w:id="26" w:name="_Toc227184632"/>
       <w:r>
         <w:rPr>
           <w:i w:val="0"/>
           <w:iCs w:val="0"/>
         </w:rPr>
-        <w:t xml:space="preserve">Cronograma </w:t>
-      </w:r>
-    </w:p>
-    <w:p>
-      <w:pPr>
-        <w:rPr>
-          <w:lang w:val="es-ES"/>
-        </w:rPr>
-      </w:pPr>
-    </w:p>
-    <w:p>
-      <w:r>
-        <w:rPr/>
-        <w:t>A continuación se presenta el cronograma real de desarrollo del sistema Experto Temático, desde el inicio del proyecto el 16 de septiembre de 2025 hasta la fecha actual. Las actividades están organizadas en sprints mensuales que reflejan el trabajo efectivamente realizado.</w:t>
-      </w:r>
-    </w:p>
-    <w:p>
-      <w:pPr>
-        <w:pStyle w:val="Caption"/>
-      </w:pPr>
-      <w:r>
-        <w:rPr/>
-        <w:t>Tabla 5 Cronograma de desarrollo (Sep 2025 – Abr 2026)</w:t>
-      </w:r>
+        <w:t>Cronograma</w:t>
+      </w:r>
+      <w:bookmarkEnd w:id="26"/>
+      <w:r>
+        <w:rPr>
+          <w:i w:val="0"/>
+          <w:iCs w:val="0"/>
+        </w:rPr>
+        <w:t xml:space="preserve"> </w:t>
+      </w:r>
+    </w:p>
+    <w:p>
+      <w:pPr>
+        <w:rPr>
+          <w:lang w:val="es-ES"/>
+        </w:rPr>
+      </w:pPr>
+    </w:p>
+    <w:p>
+      <w:pPr>
+        <w:rPr>
+          <w:lang w:val="es-PE"/>
+        </w:rPr>
+      </w:pPr>
+      <w:r>
+        <w:rPr>
+          <w:lang w:val="es-PE"/>
+        </w:rPr>
+        <w:t xml:space="preserve">A </w:t>
+      </w:r>
+      <w:r>
+        <w:rPr>
+          <w:lang w:val="es-PE"/>
+        </w:rPr>
+        <w:t>continuación,</w:t>
+      </w:r>
+      <w:r>
+        <w:rPr>
+          <w:lang w:val="es-PE"/>
+        </w:rPr>
+        <w:t xml:space="preserve"> se presenta el cronograma real de desarrollo del sistema Experto Temático, desde el inicio del proyecto el 16 de septiembre de 2025 hasta la fecha actual. Las actividades están organizadas en </w:t>
+      </w:r>
+      <w:proofErr w:type="spellStart"/>
+      <w:r>
+        <w:rPr>
+          <w:lang w:val="es-PE"/>
+        </w:rPr>
+        <w:t>sprints</w:t>
+      </w:r>
+      <w:proofErr w:type="spellEnd"/>
+      <w:r>
+        <w:rPr>
+          <w:lang w:val="es-PE"/>
+        </w:rPr>
+        <w:t xml:space="preserve"> mensuales que reflejan el trabajo efectivamente realizado.</w:t>
+      </w:r>
+    </w:p>
+    <w:p>
+      <w:pPr>
+        <w:pStyle w:val="Descripcin"/>
+        <w:rPr>
+          <w:sz w:val="24"/>
+          <w:szCs w:val="24"/>
+          <w:lang w:val="es-PE"/>
+        </w:rPr>
+      </w:pPr>
+      <w:bookmarkStart w:id="27" w:name="_Toc227184616"/>
+      <w:r>
+        <w:rPr>
+          <w:sz w:val="24"/>
+          <w:szCs w:val="24"/>
+          <w:lang w:val="es-PE"/>
+        </w:rPr>
+        <w:lastRenderedPageBreak/>
+        <w:t xml:space="preserve">Tabla </w:t>
+      </w:r>
+      <w:r>
+        <w:rPr>
+          <w:sz w:val="24"/>
+          <w:szCs w:val="24"/>
+        </w:rPr>
+        <w:fldChar w:fldCharType="begin"/>
+      </w:r>
+      <w:r>
+        <w:rPr>
+          <w:sz w:val="24"/>
+          <w:szCs w:val="24"/>
+          <w:lang w:val="es-PE"/>
+        </w:rPr>
+        <w:instrText xml:space="preserve"> SEQ Tabla \* ARABIC </w:instrText>
+      </w:r>
+      <w:r>
+        <w:rPr>
+          <w:sz w:val="24"/>
+          <w:szCs w:val="24"/>
+        </w:rPr>
+        <w:fldChar w:fldCharType="separate"/>
+      </w:r>
+      <w:r>
+        <w:rPr>
+          <w:noProof/>
+          <w:sz w:val="24"/>
+          <w:szCs w:val="24"/>
+          <w:lang w:val="es-PE"/>
+        </w:rPr>
+        <w:t>5</w:t>
+      </w:r>
+      <w:r>
+        <w:rPr>
+          <w:sz w:val="24"/>
+          <w:szCs w:val="24"/>
+        </w:rPr>
+        <w:fldChar w:fldCharType="end"/>
+      </w:r>
+      <w:r>
+        <w:rPr>
+          <w:sz w:val="24"/>
+          <w:szCs w:val="24"/>
+          <w:lang w:val="es-PE"/>
+        </w:rPr>
+        <w:t xml:space="preserve"> Cronograma de desarrollo (</w:t>
+      </w:r>
+      <w:proofErr w:type="spellStart"/>
+      <w:r>
+        <w:rPr>
+          <w:sz w:val="24"/>
+          <w:szCs w:val="24"/>
+          <w:lang w:val="es-PE"/>
+        </w:rPr>
+        <w:t>Sep</w:t>
+      </w:r>
+      <w:proofErr w:type="spellEnd"/>
+      <w:r>
+        <w:rPr>
+          <w:sz w:val="24"/>
+          <w:szCs w:val="24"/>
+          <w:lang w:val="es-PE"/>
+        </w:rPr>
+        <w:t xml:space="preserve"> 2025 – Abr 2026)</w:t>
+      </w:r>
+      <w:bookmarkEnd w:id="27"/>
     </w:p>
     <w:tbl>
       <w:tblPr>
@@ -6495,11 +6870,11 @@
         <w:tblLook w:val="04A0" w:firstRow="1" w:lastRow="0" w:firstColumn="1" w:lastColumn="0" w:noHBand="0" w:noVBand="1"/>
       </w:tblPr>
       <w:tblGrid>
-        <w:gridCol w:w="1600"/>
-        <w:gridCol w:w="1500"/>
-        <w:gridCol w:w="1200"/>
-        <w:gridCol w:w="3200"/>
-        <w:gridCol w:w="1500"/>
+        <w:gridCol w:w="1565"/>
+        <w:gridCol w:w="907"/>
+        <w:gridCol w:w="1564"/>
+        <w:gridCol w:w="2301"/>
+        <w:gridCol w:w="2440"/>
       </w:tblGrid>
       <w:tr>
         <w:tc>
@@ -6624,28 +6999,180 @@
             <w:tcW w:w="3200" w:type="dxa"/>
           </w:tcPr>
           <w:p>
-            <w:r>
-              <w:t>- Recepción del repositorio del Tech Leader y onboarding: problema, arquitectura, stakeholders y alcance del sistema.</w:t>
-            </w:r>
-          </w:p>
-          <w:p>
-            <w:r>
+            <w:pPr>
+              <w:rPr>
+                <w:lang w:val="es-PE"/>
+              </w:rPr>
+            </w:pPr>
+            <w:r>
+              <w:rPr>
+                <w:lang w:val="es-PE"/>
+              </w:rPr>
+              <w:t xml:space="preserve">- Recepción del repositorio del Tech Leader y </w:t>
+            </w:r>
+            <w:proofErr w:type="spellStart"/>
+            <w:r>
+              <w:rPr>
+                <w:lang w:val="es-PE"/>
+              </w:rPr>
+              <w:t>onboarding</w:t>
+            </w:r>
+            <w:proofErr w:type="spellEnd"/>
+            <w:r>
+              <w:rPr>
+                <w:lang w:val="es-PE"/>
+              </w:rPr>
+              <w:t xml:space="preserve">: problema, arquitectura, </w:t>
+            </w:r>
+            <w:proofErr w:type="spellStart"/>
+            <w:r>
+              <w:rPr>
+                <w:lang w:val="es-PE"/>
+              </w:rPr>
+              <w:t>stakeholders</w:t>
+            </w:r>
+            <w:proofErr w:type="spellEnd"/>
+            <w:r>
+              <w:rPr>
+                <w:lang w:val="es-PE"/>
+              </w:rPr>
+              <w:t xml:space="preserve"> y alcance del sistema.</w:t>
+            </w:r>
+          </w:p>
+          <w:p>
+            <w:pPr>
+              <w:rPr>
+                <w:lang w:val="es-PE"/>
+              </w:rPr>
+            </w:pPr>
+            <w:r>
+              <w:rPr>
+                <w:lang w:val="es-PE"/>
+              </w:rPr>
               <w:t>- Identificación de la brecha: contenido generado y validado, pero sin plataforma que guíe al usuario a lo largo del proceso IPES.</w:t>
             </w:r>
           </w:p>
           <w:p>
-            <w:r>
-              <w:t>- Diseño inicial del frontend con flujo paso a paso (sílabo + kickoff como inputs).</w:t>
-            </w:r>
-          </w:p>
-          <w:p>
-            <w:r>
-              <w:t>- Revisión de la arquitectura existente: LangGraph, FastAPI, agentes LLM.</w:t>
-            </w:r>
-          </w:p>
-          <w:p>
-            <w:r>
-              <w:t>- Feedback del Tech Leader: priorizar implementación de agentes antes del frontend.</w:t>
+            <w:pPr>
+              <w:rPr>
+                <w:lang w:val="es-PE"/>
+              </w:rPr>
+            </w:pPr>
+            <w:r>
+              <w:rPr>
+                <w:lang w:val="es-PE"/>
+              </w:rPr>
+              <w:t xml:space="preserve">- Diseño inicial del </w:t>
+            </w:r>
+            <w:proofErr w:type="spellStart"/>
+            <w:r>
+              <w:rPr>
+                <w:lang w:val="es-PE"/>
+              </w:rPr>
+              <w:t>frontend</w:t>
+            </w:r>
+            <w:proofErr w:type="spellEnd"/>
+            <w:r>
+              <w:rPr>
+                <w:lang w:val="es-PE"/>
+              </w:rPr>
+              <w:t xml:space="preserve"> con flujo paso a paso (sílabo + </w:t>
+            </w:r>
+            <w:proofErr w:type="spellStart"/>
+            <w:r>
+              <w:rPr>
+                <w:lang w:val="es-PE"/>
+              </w:rPr>
+              <w:t>kickoff</w:t>
+            </w:r>
+            <w:proofErr w:type="spellEnd"/>
+            <w:r>
+              <w:rPr>
+                <w:lang w:val="es-PE"/>
+              </w:rPr>
+              <w:t xml:space="preserve"> como inputs).</w:t>
+            </w:r>
+          </w:p>
+          <w:p>
+            <w:pPr>
+              <w:rPr>
+                <w:lang w:val="es-PE"/>
+              </w:rPr>
+            </w:pPr>
+            <w:r>
+              <w:rPr>
+                <w:lang w:val="es-PE"/>
+              </w:rPr>
+              <w:t xml:space="preserve">- Revisión de la arquitectura existente: </w:t>
+            </w:r>
+            <w:proofErr w:type="spellStart"/>
+            <w:r>
+              <w:rPr>
+                <w:lang w:val="es-PE"/>
+              </w:rPr>
+              <w:t>LangGraph</w:t>
+            </w:r>
+            <w:proofErr w:type="spellEnd"/>
+            <w:r>
+              <w:rPr>
+                <w:lang w:val="es-PE"/>
+              </w:rPr>
+              <w:t xml:space="preserve">, </w:t>
+            </w:r>
+            <w:proofErr w:type="spellStart"/>
+            <w:r>
+              <w:rPr>
+                <w:lang w:val="es-PE"/>
+              </w:rPr>
+              <w:t>FastAPI</w:t>
+            </w:r>
+            <w:proofErr w:type="spellEnd"/>
+            <w:r>
+              <w:rPr>
+                <w:lang w:val="es-PE"/>
+              </w:rPr>
+              <w:t>, agentes LLM.</w:t>
+            </w:r>
+          </w:p>
+          <w:p>
+            <w:pPr>
+              <w:rPr>
+                <w:lang w:val="es-PE"/>
+              </w:rPr>
+            </w:pPr>
+            <w:r>
+              <w:rPr>
+                <w:lang w:val="es-PE"/>
+              </w:rPr>
+              <w:t xml:space="preserve">- </w:t>
+            </w:r>
+            <w:proofErr w:type="spellStart"/>
+            <w:r>
+              <w:rPr>
+                <w:lang w:val="es-PE"/>
+              </w:rPr>
+              <w:t>Feedback</w:t>
+            </w:r>
+            <w:proofErr w:type="spellEnd"/>
+            <w:r>
+              <w:rPr>
+                <w:lang w:val="es-PE"/>
+              </w:rPr>
+              <w:t xml:space="preserve"> del Tech Leader: priorizar implementación de agentes antes del </w:t>
+            </w:r>
+            <w:proofErr w:type="spellStart"/>
+            <w:r>
+              <w:rPr>
+                <w:lang w:val="es-PE"/>
+              </w:rPr>
+              <w:t>frontend</w:t>
+            </w:r>
+            <w:proofErr w:type="spellEnd"/>
+            <w:r>
+              <w:rPr>
+                <w:lang w:val="es-PE"/>
+              </w:rPr>
+              <w:t>.</w:t>
             </w:r>
           </w:p>
         </w:tc>
@@ -6654,7 +7181,15 @@
             <w:tcW w:w="1500" w:type="dxa"/>
           </w:tcPr>
           <w:p>
-            <w:r>
+            <w:pPr>
+              <w:rPr>
+                <w:lang w:val="es-PE"/>
+              </w:rPr>
+            </w:pPr>
+            <w:r>
+              <w:rPr>
+                <w:lang w:val="es-PE"/>
+              </w:rPr>
               <w:t>Comprensión del sistema heredado; plan de implementación por casos de uso</w:t>
             </w:r>
           </w:p>
@@ -6667,6 +7202,7 @@
           </w:tcPr>
           <w:p>
             <w:r>
+              <w:lastRenderedPageBreak/>
               <w:t>Sprint 1</w:t>
             </w:r>
           </w:p>
@@ -6701,27 +7237,123 @@
             <w:tcW w:w="3200" w:type="dxa"/>
           </w:tcPr>
           <w:p>
-            <w:r>
-              <w:t>- CU1: Carga de archivos de entrada (sílabo .xlsx + kickoff .docx).</w:t>
-            </w:r>
-          </w:p>
-          <w:p>
-            <w:r>
-              <w:t>- CU2: Parsing de documentos → estructura JSON.</w:t>
-            </w:r>
-          </w:p>
-          <w:p>
-            <w:r>
-              <w:t>- Tech Leader implementa CourseSchemaAgent → genera EsquemaCurso (1.º output).</w:t>
-            </w:r>
-          </w:p>
-          <w:p>
-            <w:r>
-              <w:t>- CU3: Exportación de EsquemaCurso + EsquemaActividades a Excel.</w:t>
-            </w:r>
-          </w:p>
-          <w:p>
-            <w:r>
+            <w:pPr>
+              <w:rPr>
+                <w:lang w:val="es-PE"/>
+              </w:rPr>
+            </w:pPr>
+            <w:r>
+              <w:rPr>
+                <w:lang w:val="es-PE"/>
+              </w:rPr>
+              <w:t xml:space="preserve">- CU1: Carga de archivos de entrada (sílabo .xlsx + </w:t>
+            </w:r>
+            <w:proofErr w:type="spellStart"/>
+            <w:r>
+              <w:rPr>
+                <w:lang w:val="es-PE"/>
+              </w:rPr>
+              <w:t>kickoff</w:t>
+            </w:r>
+            <w:proofErr w:type="spellEnd"/>
+            <w:r>
+              <w:rPr>
+                <w:lang w:val="es-PE"/>
+              </w:rPr>
+              <w:t xml:space="preserve"> .docx).</w:t>
+            </w:r>
+          </w:p>
+          <w:p>
+            <w:pPr>
+              <w:rPr>
+                <w:lang w:val="es-PE"/>
+              </w:rPr>
+            </w:pPr>
+            <w:r>
+              <w:rPr>
+                <w:lang w:val="es-PE"/>
+              </w:rPr>
+              <w:t xml:space="preserve">- CU2: </w:t>
+            </w:r>
+            <w:proofErr w:type="spellStart"/>
+            <w:r>
+              <w:rPr>
+                <w:lang w:val="es-PE"/>
+              </w:rPr>
+              <w:t>Parsing</w:t>
+            </w:r>
+            <w:proofErr w:type="spellEnd"/>
+            <w:r>
+              <w:rPr>
+                <w:lang w:val="es-PE"/>
+              </w:rPr>
+              <w:t xml:space="preserve"> de documentos → estructura JSON.</w:t>
+            </w:r>
+          </w:p>
+          <w:p>
+            <w:r>
+              <w:t xml:space="preserve">- Tech Leader </w:t>
+            </w:r>
+            <w:proofErr w:type="spellStart"/>
+            <w:r>
+              <w:t>implementa</w:t>
+            </w:r>
+            <w:proofErr w:type="spellEnd"/>
+            <w:r>
+              <w:t xml:space="preserve"> CourseSchemaAgent → genera EsquemaCurso (1.º output).</w:t>
+            </w:r>
+          </w:p>
+          <w:p>
+            <w:pPr>
+              <w:rPr>
+                <w:lang w:val="es-PE"/>
+              </w:rPr>
+            </w:pPr>
+            <w:r>
+              <w:rPr>
+                <w:lang w:val="es-PE"/>
+              </w:rPr>
+              <w:t xml:space="preserve">- CU3: Exportación de </w:t>
+            </w:r>
+            <w:proofErr w:type="spellStart"/>
+            <w:r>
+              <w:rPr>
+                <w:lang w:val="es-PE"/>
+              </w:rPr>
+              <w:t>EsquemaCurso</w:t>
+            </w:r>
+            <w:proofErr w:type="spellEnd"/>
+            <w:r>
+              <w:rPr>
+                <w:lang w:val="es-PE"/>
+              </w:rPr>
+              <w:t xml:space="preserve"> + </w:t>
+            </w:r>
+            <w:proofErr w:type="spellStart"/>
+            <w:r>
+              <w:rPr>
+                <w:lang w:val="es-PE"/>
+              </w:rPr>
+              <w:t>EsquemaActividades</w:t>
+            </w:r>
+            <w:proofErr w:type="spellEnd"/>
+            <w:r>
+              <w:rPr>
+                <w:lang w:val="es-PE"/>
+              </w:rPr>
+              <w:t xml:space="preserve"> a Excel.</w:t>
+            </w:r>
+          </w:p>
+          <w:p>
+            <w:pPr>
+              <w:rPr>
+                <w:lang w:val="es-PE"/>
+              </w:rPr>
+            </w:pPr>
+            <w:r>
+              <w:rPr>
+                <w:lang w:val="es-PE"/>
+              </w:rPr>
               <w:t>- Ciclos de corrección, depuración y ajustes de integración.</w:t>
             </w:r>
           </w:p>
@@ -6731,13 +7363,37 @@
             <w:tcW w:w="1500" w:type="dxa"/>
           </w:tcPr>
           <w:p>
-            <w:r>
+            <w:pPr>
+              <w:rPr>
+                <w:lang w:val="es-PE"/>
+              </w:rPr>
+            </w:pPr>
+            <w:r>
+              <w:rPr>
+                <w:lang w:val="es-PE"/>
+              </w:rPr>
               <w:t>CU1, CU2 y CU3 funcionales;</w:t>
             </w:r>
           </w:p>
           <w:p>
-            <w:r>
-              <w:t>EsquemaCurso generado como primer output del sistema</w:t>
+            <w:pPr>
+              <w:rPr>
+                <w:lang w:val="es-PE"/>
+              </w:rPr>
+            </w:pPr>
+            <w:proofErr w:type="spellStart"/>
+            <w:r>
+              <w:rPr>
+                <w:lang w:val="es-PE"/>
+              </w:rPr>
+              <w:t>EsquemaCurso</w:t>
+            </w:r>
+            <w:proofErr w:type="spellEnd"/>
+            <w:r>
+              <w:rPr>
+                <w:lang w:val="es-PE"/>
+              </w:rPr>
+              <w:t xml:space="preserve"> generado como primer output del sistema</w:t>
             </w:r>
           </w:p>
         </w:tc>
@@ -6783,22 +7439,83 @@
             <w:tcW w:w="3200" w:type="dxa"/>
           </w:tcPr>
           <w:p>
-            <w:r>
-              <w:t>- CU4: Implementación del IpesAgent (Introducción, Presentaciones y Ejercicios por semana).</w:t>
-            </w:r>
-          </w:p>
-          <w:p>
-            <w:r>
+            <w:pPr>
+              <w:rPr>
+                <w:lang w:val="es-PE"/>
+              </w:rPr>
+            </w:pPr>
+            <w:r>
+              <w:rPr>
+                <w:lang w:val="es-PE"/>
+              </w:rPr>
+              <w:t xml:space="preserve">- CU4: Implementación del </w:t>
+            </w:r>
+            <w:proofErr w:type="spellStart"/>
+            <w:r>
+              <w:rPr>
+                <w:lang w:val="es-PE"/>
+              </w:rPr>
+              <w:t>IpesAgent</w:t>
+            </w:r>
+            <w:proofErr w:type="spellEnd"/>
+            <w:r>
+              <w:rPr>
+                <w:lang w:val="es-PE"/>
+              </w:rPr>
+              <w:t xml:space="preserve"> (Introducción, Presentaciones y Ejercicios por semana).</w:t>
+            </w:r>
+          </w:p>
+          <w:p>
+            <w:pPr>
+              <w:rPr>
+                <w:lang w:val="es-PE"/>
+              </w:rPr>
+            </w:pPr>
+            <w:r>
+              <w:rPr>
+                <w:lang w:val="es-PE"/>
+              </w:rPr>
               <w:t>- Integración del pipeline completo: Diseño → Generación IPES.</w:t>
             </w:r>
           </w:p>
           <w:p>
-            <w:r>
-              <w:t>- Pruebas con sílabos y kickoffs reales.</w:t>
-            </w:r>
-          </w:p>
-          <w:p>
-            <w:r>
+            <w:pPr>
+              <w:rPr>
+                <w:lang w:val="es-PE"/>
+              </w:rPr>
+            </w:pPr>
+            <w:r>
+              <w:rPr>
+                <w:lang w:val="es-PE"/>
+              </w:rPr>
+              <w:lastRenderedPageBreak/>
+              <w:t xml:space="preserve">- Pruebas con sílabos y </w:t>
+            </w:r>
+            <w:proofErr w:type="spellStart"/>
+            <w:r>
+              <w:rPr>
+                <w:lang w:val="es-PE"/>
+              </w:rPr>
+              <w:t>kickoffs</w:t>
+            </w:r>
+            <w:proofErr w:type="spellEnd"/>
+            <w:r>
+              <w:rPr>
+                <w:lang w:val="es-PE"/>
+              </w:rPr>
+              <w:t xml:space="preserve"> reales.</w:t>
+            </w:r>
+          </w:p>
+          <w:p>
+            <w:pPr>
+              <w:rPr>
+                <w:lang w:val="es-PE"/>
+              </w:rPr>
+            </w:pPr>
+            <w:r>
+              <w:rPr>
+                <w:lang w:val="es-PE"/>
+              </w:rPr>
               <w:t>- Ciclos intensivos de depuración y corrección del flujo extremo a extremo.</w:t>
             </w:r>
           </w:p>
@@ -6808,13 +7525,44 @@
             <w:tcW w:w="1500" w:type="dxa"/>
           </w:tcPr>
           <w:p>
-            <w:r>
+            <w:pPr>
+              <w:rPr>
+                <w:lang w:val="es-PE"/>
+              </w:rPr>
+            </w:pPr>
+            <w:r>
+              <w:rPr>
+                <w:lang w:val="es-PE"/>
+              </w:rPr>
+              <w:lastRenderedPageBreak/>
               <w:t>Pipeline completo funcional;</w:t>
             </w:r>
           </w:p>
           <w:p>
-            <w:r>
-              <w:t>CU4 (IpesAgent) operativo para las 18 semanas</w:t>
+            <w:pPr>
+              <w:rPr>
+                <w:lang w:val="es-PE"/>
+              </w:rPr>
+            </w:pPr>
+            <w:r>
+              <w:rPr>
+                <w:lang w:val="es-PE"/>
+              </w:rPr>
+              <w:t>CU4 (</w:t>
+            </w:r>
+            <w:proofErr w:type="spellStart"/>
+            <w:r>
+              <w:rPr>
+                <w:lang w:val="es-PE"/>
+              </w:rPr>
+              <w:t>IpesAgent</w:t>
+            </w:r>
+            <w:proofErr w:type="spellEnd"/>
+            <w:r>
+              <w:rPr>
+                <w:lang w:val="es-PE"/>
+              </w:rPr>
+              <w:t>) operativo para las 18 semanas</w:t>
             </w:r>
           </w:p>
         </w:tc>
@@ -6870,27 +7618,95 @@
             <w:tcW w:w="3200" w:type="dxa"/>
           </w:tcPr>
           <w:p>
-            <w:r>
-              <w:t>- Ciclo intensivo de correcciones y debugging del sistema.</w:t>
-            </w:r>
-          </w:p>
-          <w:p>
-            <w:r>
+            <w:pPr>
+              <w:rPr>
+                <w:lang w:val="es-PE"/>
+              </w:rPr>
+            </w:pPr>
+            <w:r>
+              <w:rPr>
+                <w:lang w:val="es-PE"/>
+              </w:rPr>
+              <w:t xml:space="preserve">- Ciclo intensivo de correcciones y </w:t>
+            </w:r>
+            <w:proofErr w:type="spellStart"/>
+            <w:r>
+              <w:rPr>
+                <w:lang w:val="es-PE"/>
+              </w:rPr>
+              <w:t>debugging</w:t>
+            </w:r>
+            <w:proofErr w:type="spellEnd"/>
+            <w:r>
+              <w:rPr>
+                <w:lang w:val="es-PE"/>
+              </w:rPr>
+              <w:t xml:space="preserve"> del sistema.</w:t>
+            </w:r>
+          </w:p>
+          <w:p>
+            <w:pPr>
+              <w:rPr>
+                <w:lang w:val="es-PE"/>
+              </w:rPr>
+            </w:pPr>
+            <w:r>
+              <w:rPr>
+                <w:lang w:val="es-PE"/>
+              </w:rPr>
               <w:t>- Pruebas del pipeline completo con múltiples cursos reales.</w:t>
             </w:r>
           </w:p>
           <w:p>
-            <w:r>
+            <w:pPr>
+              <w:rPr>
+                <w:lang w:val="es-PE"/>
+              </w:rPr>
+            </w:pPr>
+            <w:r>
+              <w:rPr>
+                <w:lang w:val="es-PE"/>
+              </w:rPr>
               <w:t>- Estabilización del sistema Experto Temático v1.</w:t>
             </w:r>
           </w:p>
           <w:p>
-            <w:r>
-              <w:t>- 15 dic: Demo con coordinadora DAV (Dirección Académica Virtual): presentó interés en la generación IPES y en el flujo paso a paso de la plataforma; solicitó auth, roles y gestión de usuarios para escalamiento.</w:t>
-            </w:r>
-          </w:p>
-          <w:p>
-            <w:r>
+            <w:pPr>
+              <w:rPr>
+                <w:lang w:val="es-PE"/>
+              </w:rPr>
+            </w:pPr>
+            <w:r>
+              <w:rPr>
+                <w:lang w:val="es-PE"/>
+              </w:rPr>
+              <w:t xml:space="preserve">- 15 dic: Demo con coordinadora DAV (Dirección Académica Virtual): presentó interés en la generación IPES y en el flujo paso a paso de la plataforma; solicitó </w:t>
+            </w:r>
+            <w:proofErr w:type="spellStart"/>
+            <w:r>
+              <w:rPr>
+                <w:lang w:val="es-PE"/>
+              </w:rPr>
+              <w:t>auth</w:t>
+            </w:r>
+            <w:proofErr w:type="spellEnd"/>
+            <w:r>
+              <w:rPr>
+                <w:lang w:val="es-PE"/>
+              </w:rPr>
+              <w:t>, roles y gestión de usuarios para escalamiento.</w:t>
+            </w:r>
+          </w:p>
+          <w:p>
+            <w:pPr>
+              <w:rPr>
+                <w:lang w:val="es-PE"/>
+              </w:rPr>
+            </w:pPr>
+            <w:r>
+              <w:rPr>
+                <w:lang w:val="es-PE"/>
+              </w:rPr>
               <w:t>- Vacaciones de fin de año (15 dic – 3 ene).</w:t>
             </w:r>
           </w:p>
@@ -6900,13 +7716,43 @@
             <w:tcW w:w="1500" w:type="dxa"/>
           </w:tcPr>
           <w:p>
-            <w:r>
+            <w:pPr>
+              <w:rPr>
+                <w:lang w:val="es-PE"/>
+              </w:rPr>
+            </w:pPr>
+            <w:r>
+              <w:rPr>
+                <w:lang w:val="es-PE"/>
+              </w:rPr>
               <w:t>Sistema v1 estabilizado;</w:t>
             </w:r>
           </w:p>
           <w:p>
-            <w:r>
-              <w:t>validación con stakeholder DAV realizada</w:t>
+            <w:pPr>
+              <w:rPr>
+                <w:lang w:val="es-PE"/>
+              </w:rPr>
+            </w:pPr>
+            <w:r>
+              <w:rPr>
+                <w:lang w:val="es-PE"/>
+              </w:rPr>
+              <w:t xml:space="preserve">validación con </w:t>
+            </w:r>
+            <w:proofErr w:type="spellStart"/>
+            <w:r>
+              <w:rPr>
+                <w:lang w:val="es-PE"/>
+              </w:rPr>
+              <w:t>stakeholder</w:t>
+            </w:r>
+            <w:proofErr w:type="spellEnd"/>
+            <w:r>
+              <w:rPr>
+                <w:lang w:val="es-PE"/>
+              </w:rPr>
+              <w:t xml:space="preserve"> DAV realizada</w:t>
             </w:r>
           </w:p>
         </w:tc>
@@ -6923,6 +7769,7 @@
           </w:p>
           <w:p>
             <w:r>
+              <w:lastRenderedPageBreak/>
               <w:t>Pulido con LXD</w:t>
             </w:r>
           </w:p>
@@ -6933,7 +7780,12 @@
           </w:tcPr>
           <w:p>
             <w:r>
-              <w:t>Ene 4 – Feb 28, 2026</w:t>
+              <w:lastRenderedPageBreak/>
+              <w:t xml:space="preserve">Ene 4 – Feb </w:t>
+            </w:r>
+            <w:r>
+              <w:lastRenderedPageBreak/>
+              <w:t>28, 2026</w:t>
             </w:r>
           </w:p>
         </w:tc>
@@ -6943,6 +7795,7 @@
           </w:tcPr>
           <w:p>
             <w:r>
+              <w:lastRenderedPageBreak/>
               <w:t>Optimización</w:t>
             </w:r>
           </w:p>
@@ -6953,6 +7806,7 @@
           </w:p>
           <w:p>
             <w:r>
+              <w:lastRenderedPageBreak/>
               <w:t>LXD</w:t>
             </w:r>
           </w:p>
@@ -6962,28 +7816,132 @@
             <w:tcW w:w="3200" w:type="dxa"/>
           </w:tcPr>
           <w:p>
-            <w:r>
-              <w:t>- Retomada el 4 de enero; inicio de colaboración con coordinadora LXD.</w:t>
-            </w:r>
-          </w:p>
-          <w:p>
-            <w:r>
+            <w:pPr>
+              <w:rPr>
+                <w:lang w:val="es-PE"/>
+              </w:rPr>
+            </w:pPr>
+            <w:r>
+              <w:rPr>
+                <w:lang w:val="es-PE"/>
+              </w:rPr>
+              <w:lastRenderedPageBreak/>
+              <w:t xml:space="preserve">- Retomada el 4 de enero; inicio de </w:t>
+            </w:r>
+            <w:r>
+              <w:rPr>
+                <w:lang w:val="es-PE"/>
+              </w:rPr>
+              <w:lastRenderedPageBreak/>
+              <w:t>colaboración con coordinadora LXD.</w:t>
+            </w:r>
+          </w:p>
+          <w:p>
+            <w:pPr>
+              <w:rPr>
+                <w:lang w:val="es-PE"/>
+              </w:rPr>
+            </w:pPr>
+            <w:r>
+              <w:rPr>
+                <w:lang w:val="es-PE"/>
+              </w:rPr>
               <w:t>- 3–4 reuniones de revisión: ajuste de reglas y criterios didácticos de calidad.</w:t>
             </w:r>
           </w:p>
           <w:p>
-            <w:r>
-              <w:t>- Refinamiento de prompts de IpesAgent y ContentGenerationAgent según criterios LXD.</w:t>
-            </w:r>
-          </w:p>
-          <w:p>
-            <w:r>
+            <w:pPr>
+              <w:rPr>
+                <w:lang w:val="es-PE"/>
+              </w:rPr>
+            </w:pPr>
+            <w:r>
+              <w:rPr>
+                <w:lang w:val="es-PE"/>
+              </w:rPr>
+              <w:t xml:space="preserve">- Refinamiento de </w:t>
+            </w:r>
+            <w:proofErr w:type="spellStart"/>
+            <w:r>
+              <w:rPr>
+                <w:lang w:val="es-PE"/>
+              </w:rPr>
+              <w:t>prompts</w:t>
+            </w:r>
+            <w:proofErr w:type="spellEnd"/>
+            <w:r>
+              <w:rPr>
+                <w:lang w:val="es-PE"/>
+              </w:rPr>
+              <w:t xml:space="preserve"> de </w:t>
+            </w:r>
+            <w:proofErr w:type="spellStart"/>
+            <w:r>
+              <w:rPr>
+                <w:lang w:val="es-PE"/>
+              </w:rPr>
+              <w:t>IpesAgent</w:t>
+            </w:r>
+            <w:proofErr w:type="spellEnd"/>
+            <w:r>
+              <w:rPr>
+                <w:lang w:val="es-PE"/>
+              </w:rPr>
+              <w:t xml:space="preserve"> y </w:t>
+            </w:r>
+            <w:proofErr w:type="spellStart"/>
+            <w:r>
+              <w:rPr>
+                <w:lang w:val="es-PE"/>
+              </w:rPr>
+              <w:t>ContentGenerationAgent</w:t>
+            </w:r>
+            <w:proofErr w:type="spellEnd"/>
+            <w:r>
+              <w:rPr>
+                <w:lang w:val="es-PE"/>
+              </w:rPr>
+              <w:t xml:space="preserve"> según criterios LXD.</w:t>
+            </w:r>
+          </w:p>
+          <w:p>
+            <w:pPr>
+              <w:rPr>
+                <w:lang w:val="es-PE"/>
+              </w:rPr>
+            </w:pPr>
+            <w:r>
+              <w:rPr>
+                <w:lang w:val="es-PE"/>
+              </w:rPr>
               <w:t>- Pruebas con cursos de distintas áreas y ciclos de refinamiento.</w:t>
             </w:r>
           </w:p>
           <w:p>
-            <w:r>
-              <w:t>- Mid-feb: jefe directo indica preparar paquete del proyecto para presentación a gerencia; proyecto queda en espera.</w:t>
+            <w:pPr>
+              <w:rPr>
+                <w:lang w:val="es-PE"/>
+              </w:rPr>
+            </w:pPr>
+            <w:r>
+              <w:rPr>
+                <w:lang w:val="es-PE"/>
+              </w:rPr>
+              <w:t xml:space="preserve">- </w:t>
+            </w:r>
+            <w:proofErr w:type="spellStart"/>
+            <w:r>
+              <w:rPr>
+                <w:lang w:val="es-PE"/>
+              </w:rPr>
+              <w:t>Mid</w:t>
+            </w:r>
+            <w:proofErr w:type="spellEnd"/>
+            <w:r>
+              <w:rPr>
+                <w:lang w:val="es-PE"/>
+              </w:rPr>
+              <w:t>-feb: jefe directo indica preparar paquete del proyecto para presentación a gerencia; proyecto queda en espera.</w:t>
             </w:r>
           </w:p>
         </w:tc>
@@ -6992,12 +7950,30 @@
             <w:tcW w:w="1500" w:type="dxa"/>
           </w:tcPr>
           <w:p>
-            <w:r>
+            <w:pPr>
+              <w:rPr>
+                <w:lang w:val="es-PE"/>
+              </w:rPr>
+            </w:pPr>
+            <w:r>
+              <w:rPr>
+                <w:lang w:val="es-PE"/>
+              </w:rPr>
+              <w:lastRenderedPageBreak/>
               <w:t>IPES alineado a estándares LXD;</w:t>
             </w:r>
           </w:p>
           <w:p>
-            <w:r>
+            <w:pPr>
+              <w:rPr>
+                <w:lang w:val="es-PE"/>
+              </w:rPr>
+            </w:pPr>
+            <w:r>
+              <w:rPr>
+                <w:lang w:val="es-PE"/>
+              </w:rPr>
+              <w:lastRenderedPageBreak/>
               <w:t>paquete preparado para escalamiento gerencial</w:t>
             </w:r>
           </w:p>
@@ -7009,12 +7985,29 @@
             <w:tcW w:w="1600" w:type="dxa"/>
           </w:tcPr>
           <w:p>
-            <w:r>
+            <w:pPr>
+              <w:rPr>
+                <w:lang w:val="es-PE"/>
+              </w:rPr>
+            </w:pPr>
+            <w:r>
+              <w:rPr>
+                <w:lang w:val="es-PE"/>
+              </w:rPr>
+              <w:lastRenderedPageBreak/>
               <w:t>Sprint 5</w:t>
             </w:r>
           </w:p>
           <w:p>
-            <w:r>
+            <w:pPr>
+              <w:rPr>
+                <w:lang w:val="es-PE"/>
+              </w:rPr>
+            </w:pPr>
+            <w:r>
+              <w:rPr>
+                <w:lang w:val="es-PE"/>
+              </w:rPr>
               <w:t>CU5: Generación de contenido</w:t>
             </w:r>
           </w:p>
@@ -7054,22 +8047,75 @@
             <w:tcW w:w="3200" w:type="dxa"/>
           </w:tcPr>
           <w:p>
-            <w:r>
-              <w:t>- Mid-mar: reunión con jefe: revisión del estado del proyecto; IPES validado, plataforma implementada, pero generación de contenido pendiente.</w:t>
-            </w:r>
-          </w:p>
-          <w:p>
-            <w:r>
-              <w:t>- Tarea asignada: implementar CU5 Generación de Contenido; completado en 1 semana.</w:t>
-            </w:r>
-          </w:p>
-          <w:p>
-            <w:r>
+            <w:pPr>
+              <w:rPr>
+                <w:lang w:val="es-PE"/>
+              </w:rPr>
+            </w:pPr>
+            <w:r>
+              <w:rPr>
+                <w:lang w:val="es-PE"/>
+              </w:rPr>
+              <w:t xml:space="preserve">- </w:t>
+            </w:r>
+            <w:proofErr w:type="spellStart"/>
+            <w:r>
+              <w:rPr>
+                <w:lang w:val="es-PE"/>
+              </w:rPr>
+              <w:t>Mid</w:t>
+            </w:r>
+            <w:proofErr w:type="spellEnd"/>
+            <w:r>
+              <w:rPr>
+                <w:lang w:val="es-PE"/>
+              </w:rPr>
+              <w:t>-mar: reunión con jefe: revisión del estado del proyecto; IPES validado, plataforma implementada, pero generación de contenido pendiente.</w:t>
+            </w:r>
+          </w:p>
+          <w:p>
+            <w:pPr>
+              <w:rPr>
+                <w:lang w:val="es-PE"/>
+              </w:rPr>
+            </w:pPr>
+            <w:r>
+              <w:rPr>
+                <w:lang w:val="es-PE"/>
+              </w:rPr>
+              <w:t xml:space="preserve">- Tarea asignada: implementar CU5 </w:t>
+            </w:r>
+            <w:r>
+              <w:rPr>
+                <w:lang w:val="es-PE"/>
+              </w:rPr>
+              <w:lastRenderedPageBreak/>
+              <w:t>Generación de Contenido; completado en 1 semana.</w:t>
+            </w:r>
+          </w:p>
+          <w:p>
+            <w:pPr>
+              <w:rPr>
+                <w:lang w:val="es-PE"/>
+              </w:rPr>
+            </w:pPr>
+            <w:r>
+              <w:rPr>
+                <w:lang w:val="es-PE"/>
+              </w:rPr>
               <w:t>- Segunda quincena: validación con docentes revisores — contenido valorado como interesante con observaciones menores.</w:t>
             </w:r>
           </w:p>
           <w:p>
-            <w:r>
+            <w:pPr>
+              <w:rPr>
+                <w:lang w:val="es-PE"/>
+              </w:rPr>
+            </w:pPr>
+            <w:r>
+              <w:rPr>
+                <w:lang w:val="es-PE"/>
+              </w:rPr>
               <w:t>- Continuación del pulido de IPES y contenido.</w:t>
             </w:r>
           </w:p>
@@ -7079,8 +8125,31 @@
             <w:tcW w:w="1500" w:type="dxa"/>
           </w:tcPr>
           <w:p>
-            <w:r>
-              <w:t>CU5 (ContentGenerationAgent) implementado y validado con docentes revisores</w:t>
+            <w:pPr>
+              <w:rPr>
+                <w:lang w:val="es-PE"/>
+              </w:rPr>
+            </w:pPr>
+            <w:r>
+              <w:rPr>
+                <w:lang w:val="es-PE"/>
+              </w:rPr>
+              <w:lastRenderedPageBreak/>
+              <w:t>CU5 (</w:t>
+            </w:r>
+            <w:proofErr w:type="spellStart"/>
+            <w:r>
+              <w:rPr>
+                <w:lang w:val="es-PE"/>
+              </w:rPr>
+              <w:t>ContentGenerationAgent</w:t>
+            </w:r>
+            <w:proofErr w:type="spellEnd"/>
+            <w:r>
+              <w:rPr>
+                <w:lang w:val="es-PE"/>
+              </w:rPr>
+              <w:t>) implementado y validado con docentes revisores</w:t>
             </w:r>
           </w:p>
         </w:tc>
@@ -7091,17 +8160,41 @@
             <w:tcW w:w="1600" w:type="dxa"/>
           </w:tcPr>
           <w:p>
-            <w:r>
+            <w:pPr>
+              <w:rPr>
+                <w:lang w:val="es-PE"/>
+              </w:rPr>
+            </w:pPr>
+            <w:r>
+              <w:rPr>
+                <w:lang w:val="es-PE"/>
+              </w:rPr>
               <w:t>Sprint 6</w:t>
             </w:r>
           </w:p>
           <w:p>
-            <w:r>
+            <w:pPr>
+              <w:rPr>
+                <w:lang w:val="es-PE"/>
+              </w:rPr>
+            </w:pPr>
+            <w:r>
+              <w:rPr>
+                <w:lang w:val="es-PE"/>
+              </w:rPr>
               <w:t>Validación ejecutiva</w:t>
             </w:r>
           </w:p>
           <w:p>
-            <w:r>
+            <w:pPr>
+              <w:rPr>
+                <w:lang w:val="es-PE"/>
+              </w:rPr>
+            </w:pPr>
+            <w:r>
+              <w:rPr>
+                <w:lang w:val="es-PE"/>
+              </w:rPr>
               <w:t>y CU6–CU7</w:t>
             </w:r>
           </w:p>
@@ -7111,8 +8204,21 @@
             <w:tcW w:w="1500" w:type="dxa"/>
           </w:tcPr>
           <w:p>
-            <w:r>
-              <w:t>Abr 1 – Abr 15, 2026</w:t>
+            <w:proofErr w:type="spellStart"/>
+            <w:r>
+              <w:t>Abr</w:t>
+            </w:r>
+            <w:proofErr w:type="spellEnd"/>
+            <w:r>
+              <w:t xml:space="preserve"> 1 – </w:t>
+            </w:r>
+            <w:proofErr w:type="spellStart"/>
+            <w:r>
+              <w:t>Abr</w:t>
+            </w:r>
+            <w:proofErr w:type="spellEnd"/>
+            <w:r>
+              <w:t xml:space="preserve"> 15, 2026</w:t>
             </w:r>
           </w:p>
         </w:tc>
@@ -7141,27 +8247,68 @@
             <w:tcW w:w="3200" w:type="dxa"/>
           </w:tcPr>
           <w:p>
-            <w:r>
+            <w:pPr>
+              <w:rPr>
+                <w:lang w:val="es-PE"/>
+              </w:rPr>
+            </w:pPr>
+            <w:r>
+              <w:rPr>
+                <w:lang w:val="es-PE"/>
+              </w:rPr>
               <w:t>- Pulido continuo de IPES y generación de contenido.</w:t>
             </w:r>
           </w:p>
           <w:p>
-            <w:r>
+            <w:pPr>
+              <w:rPr>
+                <w:lang w:val="es-PE"/>
+              </w:rPr>
+            </w:pPr>
+            <w:r>
+              <w:rPr>
+                <w:lang w:val="es-PE"/>
+              </w:rPr>
               <w:t>- Lun 13 abr: presentación informal del proyecto por el PO ante directivos y CEO; propuesta bien recibida.</w:t>
             </w:r>
           </w:p>
           <w:p>
-            <w:r>
+            <w:pPr>
+              <w:rPr>
+                <w:lang w:val="es-PE"/>
+              </w:rPr>
+            </w:pPr>
+            <w:r>
+              <w:rPr>
+                <w:lang w:val="es-PE"/>
+              </w:rPr>
               <w:t>- Últimas validaciones en curso con usuarios clave.</w:t>
             </w:r>
           </w:p>
           <w:p>
-            <w:r>
+            <w:pPr>
+              <w:rPr>
+                <w:lang w:val="es-PE"/>
+              </w:rPr>
+            </w:pPr>
+            <w:r>
+              <w:rPr>
+                <w:lang w:val="es-PE"/>
+              </w:rPr>
               <w:t>- Implementación de CU6 (Agregar Referencias al contenido) y CU7 (Generación de Consignas).</w:t>
             </w:r>
           </w:p>
           <w:p>
-            <w:r>
+            <w:pPr>
+              <w:rPr>
+                <w:lang w:val="es-PE"/>
+              </w:rPr>
+            </w:pPr>
+            <w:r>
+              <w:rPr>
+                <w:lang w:val="es-PE"/>
+              </w:rPr>
+              <w:lastRenderedPageBreak/>
               <w:t>- Elaboración del Project Charter y Capítulo 1 del trabajo de suficiencia.</w:t>
             </w:r>
           </w:p>
@@ -7171,12 +8318,29 @@
             <w:tcW w:w="1500" w:type="dxa"/>
           </w:tcPr>
           <w:p>
-            <w:r>
+            <w:pPr>
+              <w:rPr>
+                <w:lang w:val="es-PE"/>
+              </w:rPr>
+            </w:pPr>
+            <w:r>
+              <w:rPr>
+                <w:lang w:val="es-PE"/>
+              </w:rPr>
+              <w:lastRenderedPageBreak/>
               <w:t>Presentación ejecutiva realizada;</w:t>
             </w:r>
           </w:p>
           <w:p>
-            <w:r>
+            <w:pPr>
+              <w:rPr>
+                <w:lang w:val="es-PE"/>
+              </w:rPr>
+            </w:pPr>
+            <w:r>
+              <w:rPr>
+                <w:lang w:val="es-PE"/>
+              </w:rPr>
               <w:t>CU6 y CU7 en implementación</w:t>
             </w:r>
           </w:p>
@@ -7184,10 +8348,11 @@
       </w:tr>
     </w:tbl>
     <w:p>
-      <w:r>
-        <w:rPr/>
-        <w:t/>
-      </w:r>
+      <w:pPr>
+        <w:rPr>
+          <w:lang w:val="es-PE"/>
+        </w:rPr>
+      </w:pPr>
     </w:p>
     <w:p>
       <w:pPr>
@@ -7197,6 +8362,7 @@
           <w:iCs w:val="0"/>
         </w:rPr>
       </w:pPr>
+      <w:bookmarkStart w:id="28" w:name="_Toc227184633"/>
       <w:r>
         <w:rPr>
           <w:i w:val="0"/>
@@ -7204,6 +8370,7 @@
         </w:rPr>
         <w:t>Costos del proyecto</w:t>
       </w:r>
+      <w:bookmarkEnd w:id="28"/>
     </w:p>
     <w:p>
       <w:pPr>
@@ -7263,14 +8430,7 @@
         <w:rPr>
           <w:lang w:val="es-PE"/>
         </w:rPr>
-        <w:t xml:space="preserve"> de pago por uso. A continuación, se detallan los precios de los modelos utilizados, el costo </w:t>
-      </w:r>
-      <w:r>
-        <w:rPr>
-          <w:lang w:val="es-PE"/>
-        </w:rPr>
-        <w:lastRenderedPageBreak/>
-        <w:t>por componente del proceso y el costo total estimado por curso generado, con base en datos reales de ejecución del sistema.</w:t>
+        <w:t xml:space="preserve"> de pago por uso. A continuación, se detallan los precios de los modelos utilizados, el costo por componente del proceso y el costo total estimado por curso generado, con base en datos reales de ejecución del sistema.</w:t>
       </w:r>
     </w:p>
     <w:p>
@@ -7282,8 +8442,9 @@
           <w:lang w:val="es-PE"/>
         </w:rPr>
       </w:pPr>
-      <w:bookmarkStart w:id="22" w:name="_Toc227156498"/>
-      <w:bookmarkStart w:id="23" w:name="_Toc227157330"/>
+      <w:bookmarkStart w:id="29" w:name="_Toc227156498"/>
+      <w:bookmarkStart w:id="30" w:name="_Toc227157330"/>
+      <w:bookmarkStart w:id="31" w:name="_Toc227184617"/>
       <w:r>
         <w:rPr>
           <w:sz w:val="24"/>
@@ -7321,7 +8482,7 @@
           <w:szCs w:val="24"/>
           <w:lang w:val="es-PE"/>
         </w:rPr>
-        <w:t>5</w:t>
+        <w:t>6</w:t>
       </w:r>
       <w:r>
         <w:rPr>
@@ -7338,8 +8499,9 @@
         </w:rPr>
         <w:t xml:space="preserve"> Proyección de costo de modelos LLM</w:t>
       </w:r>
-      <w:bookmarkEnd w:id="22"/>
-      <w:bookmarkEnd w:id="23"/>
+      <w:bookmarkEnd w:id="29"/>
+      <w:bookmarkEnd w:id="30"/>
+      <w:bookmarkEnd w:id="31"/>
     </w:p>
     <w:tbl>
       <w:tblPr>
@@ -7607,8 +8769,9 @@
           <w:lang w:val="es-PE"/>
         </w:rPr>
       </w:pPr>
-      <w:bookmarkStart w:id="24" w:name="_Toc227156499"/>
-      <w:bookmarkStart w:id="25" w:name="_Toc227157331"/>
+      <w:bookmarkStart w:id="32" w:name="_Toc227156499"/>
+      <w:bookmarkStart w:id="33" w:name="_Toc227157331"/>
+      <w:bookmarkStart w:id="34" w:name="_Toc227184618"/>
       <w:r>
         <w:rPr>
           <w:sz w:val="24"/>
@@ -7646,7 +8809,7 @@
           <w:szCs w:val="24"/>
           <w:lang w:val="es-PE"/>
         </w:rPr>
-        <w:t>6</w:t>
+        <w:t>7</w:t>
       </w:r>
       <w:r>
         <w:rPr>
@@ -7663,8 +8826,9 @@
         </w:rPr>
         <w:t xml:space="preserve"> Proyección de costo por componente del proceso (por curso – 18 semanas)</w:t>
       </w:r>
-      <w:bookmarkEnd w:id="24"/>
-      <w:bookmarkEnd w:id="25"/>
+      <w:bookmarkEnd w:id="32"/>
+      <w:bookmarkEnd w:id="33"/>
+      <w:bookmarkEnd w:id="34"/>
     </w:p>
     <w:tbl>
       <w:tblPr>
@@ -7762,8 +8926,38 @@
             <w:tcW w:w="2800" w:type="dxa"/>
           </w:tcPr>
           <w:p>
-            <w:r>
-              <w:t>KickOffAgent – parseo del acta de inicio</w:t>
+            <w:pPr>
+              <w:rPr>
+                <w:lang w:val="es-PE"/>
+              </w:rPr>
+            </w:pPr>
+            <w:proofErr w:type="spellStart"/>
+            <w:r>
+              <w:rPr>
+                <w:lang w:val="es-PE"/>
+              </w:rPr>
+              <w:t>KickOffAgent</w:t>
+            </w:r>
+            <w:proofErr w:type="spellEnd"/>
+            <w:r>
+              <w:rPr>
+                <w:lang w:val="es-PE"/>
+              </w:rPr>
+              <w:t xml:space="preserve"> – </w:t>
+            </w:r>
+            <w:proofErr w:type="spellStart"/>
+            <w:r>
+              <w:rPr>
+                <w:lang w:val="es-PE"/>
+              </w:rPr>
+              <w:t>parseo</w:t>
+            </w:r>
+            <w:proofErr w:type="spellEnd"/>
+            <w:r>
+              <w:rPr>
+                <w:lang w:val="es-PE"/>
+              </w:rPr>
+              <w:t xml:space="preserve"> del acta de inicio</w:t>
             </w:r>
           </w:p>
         </w:tc>
@@ -7772,9 +8966,11 @@
             <w:tcW w:w="1450" w:type="dxa"/>
           </w:tcPr>
           <w:p>
+            <w:proofErr w:type="spellStart"/>
             <w:r>
               <w:t>Diseño</w:t>
             </w:r>
+            <w:proofErr w:type="spellEnd"/>
           </w:p>
         </w:tc>
         <w:tc>
@@ -7867,6 +9063,7 @@
           </w:tcPr>
           <w:p>
             <w:r>
+              <w:lastRenderedPageBreak/>
               <w:t>UniteSchemaSubAgent – esquema por unidad</w:t>
             </w:r>
           </w:p>
@@ -8075,7 +9272,6 @@
           </w:tcPr>
           <w:p>
             <w:r>
-              <w:lastRenderedPageBreak/>
               <w:t>IpesAgent – one_step_introduccion (18 sem.)</w:t>
             </w:r>
           </w:p>
@@ -8335,8 +9531,52 @@
             <w:tcW w:w="2800" w:type="dxa"/>
           </w:tcPr>
           <w:p>
-            <w:r>
-              <w:t>RubricGenerationAgent – genera_consigna_rúbrica (sem. seleccionadas)</w:t>
+            <w:pPr>
+              <w:rPr>
+                <w:lang w:val="es-PE"/>
+              </w:rPr>
+            </w:pPr>
+            <w:proofErr w:type="spellStart"/>
+            <w:r>
+              <w:rPr>
+                <w:lang w:val="es-PE"/>
+              </w:rPr>
+              <w:t>RubricGenerationAgent</w:t>
+            </w:r>
+            <w:proofErr w:type="spellEnd"/>
+            <w:r>
+              <w:rPr>
+                <w:lang w:val="es-PE"/>
+              </w:rPr>
+              <w:t xml:space="preserve"> – </w:t>
+            </w:r>
+            <w:proofErr w:type="spellStart"/>
+            <w:r>
+              <w:rPr>
+                <w:lang w:val="es-PE"/>
+              </w:rPr>
+              <w:t>genera_consigna_rúbrica</w:t>
+            </w:r>
+            <w:proofErr w:type="spellEnd"/>
+            <w:r>
+              <w:rPr>
+                <w:lang w:val="es-PE"/>
+              </w:rPr>
+              <w:t xml:space="preserve"> (</w:t>
+            </w:r>
+            <w:proofErr w:type="spellStart"/>
+            <w:r>
+              <w:rPr>
+                <w:lang w:val="es-PE"/>
+              </w:rPr>
+              <w:t>sem</w:t>
+            </w:r>
+            <w:proofErr w:type="spellEnd"/>
+            <w:r>
+              <w:rPr>
+                <w:lang w:val="es-PE"/>
+              </w:rPr>
+              <w:t>. seleccionadas)</w:t>
             </w:r>
           </w:p>
         </w:tc>
@@ -8387,8 +9627,52 @@
             <w:tcW w:w="2800" w:type="dxa"/>
           </w:tcPr>
           <w:p>
-            <w:r>
-              <w:t>RubricGenerationAgent – genera_consigna_escala_valoración (sem. seleccionadas)</w:t>
+            <w:pPr>
+              <w:rPr>
+                <w:lang w:val="es-PE"/>
+              </w:rPr>
+            </w:pPr>
+            <w:proofErr w:type="spellStart"/>
+            <w:r>
+              <w:rPr>
+                <w:lang w:val="es-PE"/>
+              </w:rPr>
+              <w:t>RubricGenerationAgent</w:t>
+            </w:r>
+            <w:proofErr w:type="spellEnd"/>
+            <w:r>
+              <w:rPr>
+                <w:lang w:val="es-PE"/>
+              </w:rPr>
+              <w:t xml:space="preserve"> – </w:t>
+            </w:r>
+            <w:proofErr w:type="spellStart"/>
+            <w:r>
+              <w:rPr>
+                <w:lang w:val="es-PE"/>
+              </w:rPr>
+              <w:t>genera_consigna_escala_valoración</w:t>
+            </w:r>
+            <w:proofErr w:type="spellEnd"/>
+            <w:r>
+              <w:rPr>
+                <w:lang w:val="es-PE"/>
+              </w:rPr>
+              <w:t xml:space="preserve"> (</w:t>
+            </w:r>
+            <w:proofErr w:type="spellStart"/>
+            <w:r>
+              <w:rPr>
+                <w:lang w:val="es-PE"/>
+              </w:rPr>
+              <w:t>sem</w:t>
+            </w:r>
+            <w:proofErr w:type="spellEnd"/>
+            <w:r>
+              <w:rPr>
+                <w:lang w:val="es-PE"/>
+              </w:rPr>
+              <w:t>. seleccionadas)</w:t>
             </w:r>
           </w:p>
         </w:tc>
@@ -8439,17 +9723,17 @@
             <w:tcW w:w="2800" w:type="dxa"/>
           </w:tcPr>
           <w:p>
+            <w:pPr>
+              <w:rPr>
+                <w:lang w:val="es-PE"/>
+              </w:rPr>
+            </w:pPr>
             <w:r>
               <w:rPr>
                 <w:b/>
-              </w:rPr>
-              <w:t xml:space="preserve">Costo total flujo completo (con </w:t>
-            </w:r>
-            <w:r>
-              <w:rPr>
-                <w:b/>
-              </w:rPr>
-              <w:t>generación de contenido + consignas)</w:t>
+                <w:lang w:val="es-PE"/>
+              </w:rPr>
+              <w:t>Costo total flujo completo (con generación de contenido + consignas)</w:t>
             </w:r>
           </w:p>
         </w:tc>
@@ -8457,19 +9741,37 @@
           <w:tcPr>
             <w:tcW w:w="1450" w:type="dxa"/>
           </w:tcPr>
-          <w:p/>
+          <w:p>
+            <w:pPr>
+              <w:rPr>
+                <w:lang w:val="es-PE"/>
+              </w:rPr>
+            </w:pPr>
+          </w:p>
         </w:tc>
         <w:tc>
           <w:tcPr>
             <w:tcW w:w="1500" w:type="dxa"/>
           </w:tcPr>
-          <w:p/>
+          <w:p>
+            <w:pPr>
+              <w:rPr>
+                <w:lang w:val="es-PE"/>
+              </w:rPr>
+            </w:pPr>
+          </w:p>
         </w:tc>
         <w:tc>
           <w:tcPr>
             <w:tcW w:w="1500" w:type="dxa"/>
           </w:tcPr>
-          <w:p/>
+          <w:p>
+            <w:pPr>
+              <w:rPr>
+                <w:lang w:val="es-PE"/>
+              </w:rPr>
+            </w:pPr>
+          </w:p>
         </w:tc>
         <w:tc>
           <w:tcPr>
@@ -8487,18 +9789,6 @@
       </w:tr>
     </w:tbl>
     <w:p>
-      <w:r>
-        <w:t>Tabla 6b Desglose de tokens: generación de contenido + consignas (por curso – 18 semanas)</w:t>
-      </w:r>
-    </w:p>
-    <w:p/>
-    <w:p>
-      <w:r>
-        <w:t>Tabla 6b Desglose de tokens: generación de contenido + consignas (por curso – 18 semanas)</w:t>
-      </w:r>
-    </w:p>
-    <w:p/>
-    <w:p>
       <w:pPr>
         <w:rPr>
           <w:lang w:val="es-PE"/>
@@ -8565,7 +9855,14 @@
         <w:rPr>
           <w:lang w:val="es-PE"/>
         </w:rPr>
-        <w:t xml:space="preserve"> se presenta el costo estimado por rol en función de las horas de participación proyectadas durante el ciclo de vida del proyecto (mayo–octubre 2026). Las tarifas por hora se derivan de las remuneraciones de referencia del mercado para cada perfil, calculadas sobre una base de 160 horas mensuales.</w:t>
+        <w:t xml:space="preserve"> se presenta el </w:t>
+      </w:r>
+      <w:r>
+        <w:rPr>
+          <w:lang w:val="es-PE"/>
+        </w:rPr>
+        <w:lastRenderedPageBreak/>
+        <w:t>costo estimado por rol en función de las horas de participación proyectadas durante el ciclo de vida del proyecto (mayo–octubre 2026). Las tarifas por hora se derivan de las remuneraciones de referencia del mercado para cada perfil, calculadas sobre una base de 160 horas mensuales.</w:t>
       </w:r>
     </w:p>
     <w:p>
@@ -8577,15 +9874,15 @@
           <w:lang w:val="es-PE"/>
         </w:rPr>
       </w:pPr>
-      <w:bookmarkStart w:id="26" w:name="_Toc227156500"/>
-      <w:bookmarkStart w:id="27" w:name="_Toc227157332"/>
+      <w:bookmarkStart w:id="35" w:name="_Toc227156500"/>
+      <w:bookmarkStart w:id="36" w:name="_Toc227157332"/>
+      <w:bookmarkStart w:id="37" w:name="_Toc227184619"/>
       <w:r>
         <w:rPr>
           <w:sz w:val="24"/>
           <w:szCs w:val="24"/>
           <w:lang w:val="es-PE"/>
         </w:rPr>
-        <w:lastRenderedPageBreak/>
         <w:t xml:space="preserve">Tabla </w:t>
       </w:r>
       <w:r>
@@ -8617,7 +9914,7 @@
           <w:szCs w:val="24"/>
           <w:lang w:val="es-PE"/>
         </w:rPr>
-        <w:t>7</w:t>
+        <w:t>8</w:t>
       </w:r>
       <w:r>
         <w:rPr>
@@ -8634,8 +9931,9 @@
         </w:rPr>
         <w:t xml:space="preserve"> Proyección de costo del equipo de trabajo</w:t>
       </w:r>
-      <w:bookmarkEnd w:id="26"/>
-      <w:bookmarkEnd w:id="27"/>
+      <w:bookmarkEnd w:id="35"/>
+      <w:bookmarkEnd w:id="36"/>
+      <w:bookmarkEnd w:id="37"/>
     </w:p>
     <w:tbl>
       <w:tblPr>
@@ -9074,35 +10372,6 @@
     </w:tbl>
     <w:p>
       <w:pPr>
-        <w:jc w:val="left"/>
-        <w:rPr>
-          <w:strike/>
-        </w:rPr>
-      </w:pPr>
-      <w:r>
-        <w:rPr>
-          <w:i/>
-          <w:strike/>
-        </w:rPr>
-        <w:t xml:space="preserve">Nota: Las horas del Desarrollador IA corresponden al tiempo real invertido en el proyecto desde el </w:t>
-      </w:r>
-      <w:r>
-        <w:rPr>
-          <w:i/>
-          <w:strike/>
-        </w:rPr>
-        <w:t>16 de septiembre de 2025: (1) sep 16 – dic 31, 2025: 15.3 semanas × 12 hrs/sem (30 ■ del tiempo, 70 ■ asignado al programa Salto – UTP) = 183 hrs; (2) ene 1 – feb 28, 2026: 8.4 semanas × 25 hrs/sem (100 ■ enfoque) = 211 hrs; (3) mar 1 – mar 31, 2026: 4.4 s</w:t>
-      </w:r>
-      <w:r>
-        <w:rPr>
-          <w:i/>
-          <w:strike/>
-        </w:rPr>
-        <w:t>emanas × 16 hrs/sem (40 ■ del tiempo) = 71 hrs; (4) abr 1 – abr 15, 2026: 2.1 semanas × 25 hrs/sem (100 ■ enfoque) = 54 hrs. Total acumulado: ~ 520 hrs.</w:t>
-      </w:r>
-    </w:p>
-    <w:p>
-      <w:pPr>
         <w:rPr>
           <w:lang w:val="es-PE"/>
         </w:rPr>
@@ -9153,8 +10422,9 @@
           <w:lang w:val="es-ES"/>
         </w:rPr>
       </w:pPr>
-      <w:bookmarkStart w:id="28" w:name="_Toc227156501"/>
-      <w:bookmarkStart w:id="29" w:name="_Toc227157333"/>
+      <w:bookmarkStart w:id="38" w:name="_Toc227156501"/>
+      <w:bookmarkStart w:id="39" w:name="_Toc227157333"/>
+      <w:bookmarkStart w:id="40" w:name="_Toc227184620"/>
       <w:r>
         <w:rPr>
           <w:sz w:val="24"/>
@@ -9192,7 +10462,7 @@
           <w:szCs w:val="24"/>
           <w:lang w:val="es-PE"/>
         </w:rPr>
-        <w:t>8</w:t>
+        <w:t>9</w:t>
       </w:r>
       <w:r>
         <w:rPr>
@@ -9209,8 +10479,9 @@
         </w:rPr>
         <w:t xml:space="preserve"> Proyección de costos de dispositivos de trabajo</w:t>
       </w:r>
-      <w:bookmarkEnd w:id="28"/>
-      <w:bookmarkEnd w:id="29"/>
+      <w:bookmarkEnd w:id="38"/>
+      <w:bookmarkEnd w:id="39"/>
+      <w:bookmarkEnd w:id="40"/>
     </w:p>
     <w:tbl>
       <w:tblPr>
@@ -9397,7 +10668,6 @@
                 <w:bCs/>
                 <w:lang w:val="es-PE"/>
               </w:rPr>
-              <w:lastRenderedPageBreak/>
               <w:t>Costo total de dispositivo de trabajo</w:t>
             </w:r>
           </w:p>
@@ -9499,34 +10769,28 @@
           <w:lang w:val="es-ES"/>
         </w:rPr>
       </w:pPr>
-      <w:bookmarkStart w:id="30" w:name="_Toc227157334"/>
-      <w:proofErr w:type="spellStart"/>
+      <w:bookmarkStart w:id="41" w:name="_Toc227157334"/>
+      <w:bookmarkStart w:id="42" w:name="_Toc227184621"/>
       <w:r>
         <w:rPr>
           <w:sz w:val="24"/>
           <w:szCs w:val="24"/>
-        </w:rPr>
-        <w:t>Tabla</w:t>
-      </w:r>
-      <w:proofErr w:type="spellEnd"/>
+          <w:lang w:val="es-PE"/>
+        </w:rPr>
+        <w:t xml:space="preserve">Tabla </w:t>
+      </w:r>
       <w:r>
         <w:rPr>
           <w:sz w:val="24"/>
           <w:szCs w:val="24"/>
         </w:rPr>
-        <w:t xml:space="preserve"> </w:t>
+        <w:fldChar w:fldCharType="begin"/>
       </w:r>
       <w:r>
         <w:rPr>
           <w:sz w:val="24"/>
           <w:szCs w:val="24"/>
-        </w:rPr>
-        <w:fldChar w:fldCharType="begin"/>
-      </w:r>
-      <w:r>
-        <w:rPr>
-          <w:sz w:val="24"/>
-          <w:szCs w:val="24"/>
+          <w:lang w:val="es-PE"/>
         </w:rPr>
         <w:instrText xml:space="preserve"> SEQ Tabla \* ARABIC </w:instrText>
       </w:r>
@@ -9542,8 +10806,9 @@
           <w:noProof/>
           <w:sz w:val="24"/>
           <w:szCs w:val="24"/>
-        </w:rPr>
-        <w:t>9</w:t>
+          <w:lang w:val="es-PE"/>
+        </w:rPr>
+        <w:t>10</w:t>
       </w:r>
       <w:r>
         <w:rPr>
@@ -9556,51 +10821,12 @@
         <w:rPr>
           <w:sz w:val="24"/>
           <w:szCs w:val="24"/>
-        </w:rPr>
-        <w:t xml:space="preserve"> </w:t>
-      </w:r>
-      <w:proofErr w:type="spellStart"/>
-      <w:r>
-        <w:rPr>
-          <w:sz w:val="24"/>
-          <w:szCs w:val="24"/>
-        </w:rPr>
-        <w:t>Resumen</w:t>
-      </w:r>
-      <w:proofErr w:type="spellEnd"/>
-      <w:r>
-        <w:rPr>
-          <w:sz w:val="24"/>
-          <w:szCs w:val="24"/>
-        </w:rPr>
-        <w:t xml:space="preserve"> de </w:t>
-      </w:r>
-      <w:proofErr w:type="spellStart"/>
-      <w:r>
-        <w:rPr>
-          <w:sz w:val="24"/>
-          <w:szCs w:val="24"/>
-        </w:rPr>
-        <w:t>costos</w:t>
-      </w:r>
-      <w:proofErr w:type="spellEnd"/>
-      <w:r>
-        <w:rPr>
-          <w:sz w:val="24"/>
-          <w:szCs w:val="24"/>
-        </w:rPr>
-        <w:t xml:space="preserve"> </w:t>
-      </w:r>
-      <w:proofErr w:type="spellStart"/>
-      <w:r>
-        <w:rPr>
-          <w:sz w:val="24"/>
-          <w:szCs w:val="24"/>
-        </w:rPr>
-        <w:t>totales</w:t>
-      </w:r>
-      <w:bookmarkEnd w:id="30"/>
-      <w:proofErr w:type="spellEnd"/>
+          <w:lang w:val="es-PE"/>
+        </w:rPr>
+        <w:t xml:space="preserve"> Resumen de costos totales</w:t>
+      </w:r>
+      <w:bookmarkEnd w:id="41"/>
+      <w:bookmarkEnd w:id="42"/>
     </w:p>
     <w:tbl>
       <w:tblPr>
@@ -9737,7 +10963,13 @@
               <w:rPr>
                 <w:lang w:val="es-PE"/>
               </w:rPr>
-              <w:t>S/. 0.09</w:t>
+              <w:t xml:space="preserve">S/. </w:t>
+            </w:r>
+            <w:r>
+              <w:rPr>
+                <w:lang w:val="en-GB"/>
+              </w:rPr>
+              <w:t>0.32</w:t>
             </w:r>
           </w:p>
         </w:tc>
@@ -9872,7 +11104,15 @@
                 <w:bCs/>
                 <w:lang w:val="en-GB"/>
               </w:rPr>
-              <w:t>S/. 55,507.12</w:t>
+              <w:t xml:space="preserve">S/. </w:t>
+            </w:r>
+            <w:r>
+              <w:rPr>
+                <w:b/>
+                <w:bCs/>
+                <w:lang w:val="en-GB"/>
+              </w:rPr>
+              <w:t>55,507.35</w:t>
             </w:r>
           </w:p>
         </w:tc>
@@ -9898,7 +11138,7 @@
 </file>
 
 <file path=word/endnotes.xml><?xml version="1.0" encoding="utf-8"?>
-<w:endnotes xmlns:wpc="http://schemas.microsoft.com/office/word/2010/wordprocessingCanvas" xmlns:cx="http://schemas.microsoft.com/office/drawing/2014/chartex" xmlns:cx1="http://schemas.microsoft.com/office/drawing/2015/9/8/chartex" xmlns:cx2="http://schemas.microsoft.com/office/drawing/2015/10/21/chartex" xmlns:cx3="http://schemas.microsoft.com/office/drawing/2016/5/9/chartex" xmlns:cx4="http://schemas.microsoft.com/office/drawing/2016/5/10/chartex" xmlns:cx5="http://schemas.microsoft.com/office/drawing/2016/5/11/chartex" xmlns:cx6="http://schemas.microsoft.com/office/drawing/2016/5/12/chartex" xmlns:cx7="http://schemas.microsoft.com/office/drawing/2016/5/13/chartex" xmlns:cx8="http://schemas.microsoft.com/office/drawing/2016/5/14/chartex" xmlns:mc="http://schemas.openxmlformats.org/markup-compatibility/2006" xmlns:aink="http://schemas.microsoft.com/office/drawing/2016/ink" xmlns:am3d="http://schemas.microsoft.com/office/drawing/2017/model3d" xmlns:o="urn:schemas-microsoft-com:office:office" xmlns:r="http://schemas.openxmlformats.org/officeDocument/2006/relationships" xmlns:m="http://schemas.openxmlformats.org/officeDocument/2006/math" xmlns:v="urn:schemas-microsoft-com:vml" xmlns:wp14="http://schemas.microsoft.com/office/word/2010/wordprocessingDrawing" xmlns:wp="http://schemas.openxmlformats.org/drawingml/2006/wordprocessingDrawing" xmlns:w10="urn:schemas-microsoft-com:office:word" xmlns:w="http://schemas.openxmlformats.org/wordprocessingml/2006/main" xmlns:w14="http://schemas.microsoft.com/office/word/2010/wordml" xmlns:w15="http://schemas.microsoft.com/office/word/2012/wordml" xmlns:w16cex="http://schemas.microsoft.com/office/word/2018/wordml/cex" xmlns:w16cid="http://schemas.microsoft.com/office/word/2016/wordml/cid" xmlns:w16="http://schemas.microsoft.com/office/word/2018/wordml" xmlns:w16sdtdh="http://schemas.microsoft.com/office/word/2020/wordml/sdtdatahash" xmlns:w16se="http://schemas.microsoft.com/office/word/2015/wordml/symex" xmlns:wpg="http://schemas.microsoft.com/office/word/2010/wordprocessingGroup" xmlns:wpi="http://schemas.microsoft.com/office/word/2010/wordprocessingInk" xmlns:wne="http://schemas.microsoft.com/office/word/2006/wordml" xmlns:wps="http://schemas.microsoft.com/office/word/2010/wordprocessingShape" mc:Ignorable="w14 w15 w16se w16cid w16 w16cex w16sdtdh wp14">
+<w:endnotes xmlns:wpc="http://schemas.microsoft.com/office/word/2010/wordprocessingCanvas" xmlns:cx="http://schemas.microsoft.com/office/drawing/2014/chartex" xmlns:cx1="http://schemas.microsoft.com/office/drawing/2015/9/8/chartex" xmlns:cx2="http://schemas.microsoft.com/office/drawing/2015/10/21/chartex" xmlns:cx3="http://schemas.microsoft.com/office/drawing/2016/5/9/chartex" xmlns:cx4="http://schemas.microsoft.com/office/drawing/2016/5/10/chartex" xmlns:cx5="http://schemas.microsoft.com/office/drawing/2016/5/11/chartex" xmlns:cx6="http://schemas.microsoft.com/office/drawing/2016/5/12/chartex" xmlns:cx7="http://schemas.microsoft.com/office/drawing/2016/5/13/chartex" xmlns:cx8="http://schemas.microsoft.com/office/drawing/2016/5/14/chartex" xmlns:mc="http://schemas.openxmlformats.org/markup-compatibility/2006" xmlns:aink="http://schemas.microsoft.com/office/drawing/2016/ink" xmlns:am3d="http://schemas.microsoft.com/office/drawing/2017/model3d" xmlns:o="urn:schemas-microsoft-com:office:office" xmlns:oel="http://schemas.microsoft.com/office/2019/extlst" xmlns:r="http://schemas.openxmlformats.org/officeDocument/2006/relationships" xmlns:m="http://schemas.openxmlformats.org/officeDocument/2006/math" xmlns:v="urn:schemas-microsoft-com:vml" xmlns:wp14="http://schemas.microsoft.com/office/word/2010/wordprocessingDrawing" xmlns:wp="http://schemas.openxmlformats.org/drawingml/2006/wordprocessingDrawing" xmlns:w10="urn:schemas-microsoft-com:office:word" xmlns:w="http://schemas.openxmlformats.org/wordprocessingml/2006/main" xmlns:w14="http://schemas.microsoft.com/office/word/2010/wordml" xmlns:w15="http://schemas.microsoft.com/office/word/2012/wordml" xmlns:w16cex="http://schemas.microsoft.com/office/word/2018/wordml/cex" xmlns:w16cid="http://schemas.microsoft.com/office/word/2016/wordml/cid" xmlns:w16="http://schemas.microsoft.com/office/word/2018/wordml" xmlns:w16du="http://schemas.microsoft.com/office/word/2023/wordml/word16du" xmlns:w16sdtdh="http://schemas.microsoft.com/office/word/2020/wordml/sdtdatahash" xmlns:w16sdtfl="http://schemas.microsoft.com/office/word/2024/wordml/sdtformatlock" xmlns:w16se="http://schemas.microsoft.com/office/word/2015/wordml/symex" xmlns:wpg="http://schemas.microsoft.com/office/word/2010/wordprocessingGroup" xmlns:wpi="http://schemas.microsoft.com/office/word/2010/wordprocessingInk" xmlns:wne="http://schemas.microsoft.com/office/word/2006/wordml" xmlns:wps="http://schemas.microsoft.com/office/word/2010/wordprocessingShape" mc:Ignorable="w14 w15 w16se w16cid w16 w16cex w16sdtdh w16sdtfl w16du wp14">
   <w:endnote w:type="separator" w:id="-1">
     <w:p>
       <w:pPr>
@@ -9923,7 +11163,7 @@
 </file>
 
 <file path=word/footer1.xml><?xml version="1.0" encoding="utf-8"?>
-<w:ftr xmlns:wpc="http://schemas.microsoft.com/office/word/2010/wordprocessingCanvas" xmlns:cx="http://schemas.microsoft.com/office/drawing/2014/chartex" xmlns:cx1="http://schemas.microsoft.com/office/drawing/2015/9/8/chartex" xmlns:cx2="http://schemas.microsoft.com/office/drawing/2015/10/21/chartex" xmlns:cx3="http://schemas.microsoft.com/office/drawing/2016/5/9/chartex" xmlns:cx4="http://schemas.microsoft.com/office/drawing/2016/5/10/chartex" xmlns:cx5="http://schemas.microsoft.com/office/drawing/2016/5/11/chartex" xmlns:cx6="http://schemas.microsoft.com/office/drawing/2016/5/12/chartex" xmlns:cx7="http://schemas.microsoft.com/office/drawing/2016/5/13/chartex" xmlns:cx8="http://schemas.microsoft.com/office/drawing/2016/5/14/chartex" xmlns:mc="http://schemas.openxmlformats.org/markup-compatibility/2006" xmlns:aink="http://schemas.microsoft.com/office/drawing/2016/ink" xmlns:am3d="http://schemas.microsoft.com/office/drawing/2017/model3d" xmlns:o="urn:schemas-microsoft-com:office:office" xmlns:r="http://schemas.openxmlformats.org/officeDocument/2006/relationships" xmlns:m="http://schemas.openxmlformats.org/officeDocument/2006/math" xmlns:v="urn:schemas-microsoft-com:vml" xmlns:wp14="http://schemas.microsoft.com/office/word/2010/wordprocessingDrawing" xmlns:wp="http://schemas.openxmlformats.org/drawingml/2006/wordprocessingDrawing" xmlns:w10="urn:schemas-microsoft-com:office:word" xmlns:w="http://schemas.openxmlformats.org/wordprocessingml/2006/main" xmlns:w14="http://schemas.microsoft.com/office/word/2010/wordml" xmlns:w15="http://schemas.microsoft.com/office/word/2012/wordml" xmlns:w16cex="http://schemas.microsoft.com/office/word/2018/wordml/cex" xmlns:w16cid="http://schemas.microsoft.com/office/word/2016/wordml/cid" xmlns:w16="http://schemas.microsoft.com/office/word/2018/wordml" xmlns:w16sdtdh="http://schemas.microsoft.com/office/word/2020/wordml/sdtdatahash" xmlns:w16se="http://schemas.microsoft.com/office/word/2015/wordml/symex" xmlns:wpg="http://schemas.microsoft.com/office/word/2010/wordprocessingGroup" xmlns:wpi="http://schemas.microsoft.com/office/word/2010/wordprocessingInk" xmlns:wne="http://schemas.microsoft.com/office/word/2006/wordml" xmlns:wps="http://schemas.microsoft.com/office/word/2010/wordprocessingShape" mc:Ignorable="w14 w15 w16se w16cid w16 w16cex w16sdtdh wp14">
+<w:ftr xmlns:wpc="http://schemas.microsoft.com/office/word/2010/wordprocessingCanvas" xmlns:cx="http://schemas.microsoft.com/office/drawing/2014/chartex" xmlns:cx1="http://schemas.microsoft.com/office/drawing/2015/9/8/chartex" xmlns:cx2="http://schemas.microsoft.com/office/drawing/2015/10/21/chartex" xmlns:cx3="http://schemas.microsoft.com/office/drawing/2016/5/9/chartex" xmlns:cx4="http://schemas.microsoft.com/office/drawing/2016/5/10/chartex" xmlns:cx5="http://schemas.microsoft.com/office/drawing/2016/5/11/chartex" xmlns:cx6="http://schemas.microsoft.com/office/drawing/2016/5/12/chartex" xmlns:cx7="http://schemas.microsoft.com/office/drawing/2016/5/13/chartex" xmlns:cx8="http://schemas.microsoft.com/office/drawing/2016/5/14/chartex" xmlns:mc="http://schemas.openxmlformats.org/markup-compatibility/2006" xmlns:aink="http://schemas.microsoft.com/office/drawing/2016/ink" xmlns:am3d="http://schemas.microsoft.com/office/drawing/2017/model3d" xmlns:o="urn:schemas-microsoft-com:office:office" xmlns:oel="http://schemas.microsoft.com/office/2019/extlst" xmlns:r="http://schemas.openxmlformats.org/officeDocument/2006/relationships" xmlns:m="http://schemas.openxmlformats.org/officeDocument/2006/math" xmlns:v="urn:schemas-microsoft-com:vml" xmlns:wp14="http://schemas.microsoft.com/office/word/2010/wordprocessingDrawing" xmlns:wp="http://schemas.openxmlformats.org/drawingml/2006/wordprocessingDrawing" xmlns:w10="urn:schemas-microsoft-com:office:word" xmlns:w="http://schemas.openxmlformats.org/wordprocessingml/2006/main" xmlns:w14="http://schemas.microsoft.com/office/word/2010/wordml" xmlns:w15="http://schemas.microsoft.com/office/word/2012/wordml" xmlns:w16cex="http://schemas.microsoft.com/office/word/2018/wordml/cex" xmlns:w16cid="http://schemas.microsoft.com/office/word/2016/wordml/cid" xmlns:w16="http://schemas.microsoft.com/office/word/2018/wordml" xmlns:w16du="http://schemas.microsoft.com/office/word/2023/wordml/word16du" xmlns:w16sdtdh="http://schemas.microsoft.com/office/word/2020/wordml/sdtdatahash" xmlns:w16sdtfl="http://schemas.microsoft.com/office/word/2024/wordml/sdtformatlock" xmlns:w16se="http://schemas.microsoft.com/office/word/2015/wordml/symex" xmlns:wpg="http://schemas.microsoft.com/office/word/2010/wordprocessingGroup" xmlns:wpi="http://schemas.microsoft.com/office/word/2010/wordprocessingInk" xmlns:wne="http://schemas.microsoft.com/office/word/2006/wordml" xmlns:wps="http://schemas.microsoft.com/office/word/2010/wordprocessingShape" mc:Ignorable="w14 w15 w16se w16cid w16 w16cex w16sdtdh w16sdtfl w16du wp14">
   <w:sdt>
     <w:sdtPr>
       <w:id w:val="588045748"/>
@@ -9932,7 +11172,6 @@
         <w:docPartUnique/>
       </w:docPartObj>
     </w:sdtPr>
-    <w:sdtEndPr/>
     <w:sdtContent>
       <w:p>
         <w:pPr>
@@ -9969,7 +11208,7 @@
 </file>
 
 <file path=word/footer2.xml><?xml version="1.0" encoding="utf-8"?>
-<w:ftr xmlns:wpc="http://schemas.microsoft.com/office/word/2010/wordprocessingCanvas" xmlns:cx="http://schemas.microsoft.com/office/drawing/2014/chartex" xmlns:cx1="http://schemas.microsoft.com/office/drawing/2015/9/8/chartex" xmlns:cx2="http://schemas.microsoft.com/office/drawing/2015/10/21/chartex" xmlns:cx3="http://schemas.microsoft.com/office/drawing/2016/5/9/chartex" xmlns:cx4="http://schemas.microsoft.com/office/drawing/2016/5/10/chartex" xmlns:cx5="http://schemas.microsoft.com/office/drawing/2016/5/11/chartex" xmlns:cx6="http://schemas.microsoft.com/office/drawing/2016/5/12/chartex" xmlns:cx7="http://schemas.microsoft.com/office/drawing/2016/5/13/chartex" xmlns:cx8="http://schemas.microsoft.com/office/drawing/2016/5/14/chartex" xmlns:mc="http://schemas.openxmlformats.org/markup-compatibility/2006" xmlns:aink="http://schemas.microsoft.com/office/drawing/2016/ink" xmlns:am3d="http://schemas.microsoft.com/office/drawing/2017/model3d" xmlns:o="urn:schemas-microsoft-com:office:office" xmlns:r="http://schemas.openxmlformats.org/officeDocument/2006/relationships" xmlns:m="http://schemas.openxmlformats.org/officeDocument/2006/math" xmlns:v="urn:schemas-microsoft-com:vml" xmlns:wp14="http://schemas.microsoft.com/office/word/2010/wordprocessingDrawing" xmlns:wp="http://schemas.openxmlformats.org/drawingml/2006/wordprocessingDrawing" xmlns:w10="urn:schemas-microsoft-com:office:word" xmlns:w="http://schemas.openxmlformats.org/wordprocessingml/2006/main" xmlns:w14="http://schemas.microsoft.com/office/word/2010/wordml" xmlns:w15="http://schemas.microsoft.com/office/word/2012/wordml" xmlns:w16cex="http://schemas.microsoft.com/office/word/2018/wordml/cex" xmlns:w16cid="http://schemas.microsoft.com/office/word/2016/wordml/cid" xmlns:w16="http://schemas.microsoft.com/office/word/2018/wordml" xmlns:w16sdtdh="http://schemas.microsoft.com/office/word/2020/wordml/sdtdatahash" xmlns:w16se="http://schemas.microsoft.com/office/word/2015/wordml/symex" xmlns:wpg="http://schemas.microsoft.com/office/word/2010/wordprocessingGroup" xmlns:wpi="http://schemas.microsoft.com/office/word/2010/wordprocessingInk" xmlns:wne="http://schemas.microsoft.com/office/word/2006/wordml" xmlns:wps="http://schemas.microsoft.com/office/word/2010/wordprocessingShape" mc:Ignorable="w14 w15 w16se w16cid w16 w16cex w16sdtdh wp14">
+<w:ftr xmlns:wpc="http://schemas.microsoft.com/office/word/2010/wordprocessingCanvas" xmlns:cx="http://schemas.microsoft.com/office/drawing/2014/chartex" xmlns:cx1="http://schemas.microsoft.com/office/drawing/2015/9/8/chartex" xmlns:cx2="http://schemas.microsoft.com/office/drawing/2015/10/21/chartex" xmlns:cx3="http://schemas.microsoft.com/office/drawing/2016/5/9/chartex" xmlns:cx4="http://schemas.microsoft.com/office/drawing/2016/5/10/chartex" xmlns:cx5="http://schemas.microsoft.com/office/drawing/2016/5/11/chartex" xmlns:cx6="http://schemas.microsoft.com/office/drawing/2016/5/12/chartex" xmlns:cx7="http://schemas.microsoft.com/office/drawing/2016/5/13/chartex" xmlns:cx8="http://schemas.microsoft.com/office/drawing/2016/5/14/chartex" xmlns:mc="http://schemas.openxmlformats.org/markup-compatibility/2006" xmlns:aink="http://schemas.microsoft.com/office/drawing/2016/ink" xmlns:am3d="http://schemas.microsoft.com/office/drawing/2017/model3d" xmlns:o="urn:schemas-microsoft-com:office:office" xmlns:oel="http://schemas.microsoft.com/office/2019/extlst" xmlns:r="http://schemas.openxmlformats.org/officeDocument/2006/relationships" xmlns:m="http://schemas.openxmlformats.org/officeDocument/2006/math" xmlns:v="urn:schemas-microsoft-com:vml" xmlns:wp14="http://schemas.microsoft.com/office/word/2010/wordprocessingDrawing" xmlns:wp="http://schemas.openxmlformats.org/drawingml/2006/wordprocessingDrawing" xmlns:w10="urn:schemas-microsoft-com:office:word" xmlns:w="http://schemas.openxmlformats.org/wordprocessingml/2006/main" xmlns:w14="http://schemas.microsoft.com/office/word/2010/wordml" xmlns:w15="http://schemas.microsoft.com/office/word/2012/wordml" xmlns:w16cex="http://schemas.microsoft.com/office/word/2018/wordml/cex" xmlns:w16cid="http://schemas.microsoft.com/office/word/2016/wordml/cid" xmlns:w16="http://schemas.microsoft.com/office/word/2018/wordml" xmlns:w16du="http://schemas.microsoft.com/office/word/2023/wordml/word16du" xmlns:w16sdtdh="http://schemas.microsoft.com/office/word/2020/wordml/sdtdatahash" xmlns:w16sdtfl="http://schemas.microsoft.com/office/word/2024/wordml/sdtformatlock" xmlns:w16se="http://schemas.microsoft.com/office/word/2015/wordml/symex" xmlns:wpg="http://schemas.microsoft.com/office/word/2010/wordprocessingGroup" xmlns:wpi="http://schemas.microsoft.com/office/word/2010/wordprocessingInk" xmlns:wne="http://schemas.microsoft.com/office/word/2006/wordml" xmlns:wps="http://schemas.microsoft.com/office/word/2010/wordprocessingShape" mc:Ignorable="w14 w15 w16se w16cid w16 w16cex w16sdtdh w16sdtfl w16du wp14">
   <w:sdt>
     <w:sdtPr>
       <w:id w:val="1747759635"/>
@@ -9978,7 +11217,6 @@
         <w:docPartUnique/>
       </w:docPartObj>
     </w:sdtPr>
-    <w:sdtEndPr/>
     <w:sdtContent>
       <w:p>
         <w:pPr>
@@ -10015,7 +11253,7 @@
 </file>
 
 <file path=word/footnotes.xml><?xml version="1.0" encoding="utf-8"?>
-<w:footnotes xmlns:wpc="http://schemas.microsoft.com/office/word/2010/wordprocessingCanvas" xmlns:cx="http://schemas.microsoft.com/office/drawing/2014/chartex" xmlns:cx1="http://schemas.microsoft.com/office/drawing/2015/9/8/chartex" xmlns:cx2="http://schemas.microsoft.com/office/drawing/2015/10/21/chartex" xmlns:cx3="http://schemas.microsoft.com/office/drawing/2016/5/9/chartex" xmlns:cx4="http://schemas.microsoft.com/office/drawing/2016/5/10/chartex" xmlns:cx5="http://schemas.microsoft.com/office/drawing/2016/5/11/chartex" xmlns:cx6="http://schemas.microsoft.com/office/drawing/2016/5/12/chartex" xmlns:cx7="http://schemas.microsoft.com/office/drawing/2016/5/13/chartex" xmlns:cx8="http://schemas.microsoft.com/office/drawing/2016/5/14/chartex" xmlns:mc="http://schemas.openxmlformats.org/markup-compatibility/2006" xmlns:aink="http://schemas.microsoft.com/office/drawing/2016/ink" xmlns:am3d="http://schemas.microsoft.com/office/drawing/2017/model3d" xmlns:o="urn:schemas-microsoft-com:office:office" xmlns:r="http://schemas.openxmlformats.org/officeDocument/2006/relationships" xmlns:m="http://schemas.openxmlformats.org/officeDocument/2006/math" xmlns:v="urn:schemas-microsoft-com:vml" xmlns:wp14="http://schemas.microsoft.com/office/word/2010/wordprocessingDrawing" xmlns:wp="http://schemas.openxmlformats.org/drawingml/2006/wordprocessingDrawing" xmlns:w10="urn:schemas-microsoft-com:office:word" xmlns:w="http://schemas.openxmlformats.org/wordprocessingml/2006/main" xmlns:w14="http://schemas.microsoft.com/office/word/2010/wordml" xmlns:w15="http://schemas.microsoft.com/office/word/2012/wordml" xmlns:w16cex="http://schemas.microsoft.com/office/word/2018/wordml/cex" xmlns:w16cid="http://schemas.microsoft.com/office/word/2016/wordml/cid" xmlns:w16="http://schemas.microsoft.com/office/word/2018/wordml" xmlns:w16sdtdh="http://schemas.microsoft.com/office/word/2020/wordml/sdtdatahash" xmlns:w16se="http://schemas.microsoft.com/office/word/2015/wordml/symex" xmlns:wpg="http://schemas.microsoft.com/office/word/2010/wordprocessingGroup" xmlns:wpi="http://schemas.microsoft.com/office/word/2010/wordprocessingInk" xmlns:wne="http://schemas.microsoft.com/office/word/2006/wordml" xmlns:wps="http://schemas.microsoft.com/office/word/2010/wordprocessingShape" mc:Ignorable="w14 w15 w16se w16cid w16 w16cex w16sdtdh wp14">
+<w:footnotes xmlns:wpc="http://schemas.microsoft.com/office/word/2010/wordprocessingCanvas" xmlns:cx="http://schemas.microsoft.com/office/drawing/2014/chartex" xmlns:cx1="http://schemas.microsoft.com/office/drawing/2015/9/8/chartex" xmlns:cx2="http://schemas.microsoft.com/office/drawing/2015/10/21/chartex" xmlns:cx3="http://schemas.microsoft.com/office/drawing/2016/5/9/chartex" xmlns:cx4="http://schemas.microsoft.com/office/drawing/2016/5/10/chartex" xmlns:cx5="http://schemas.microsoft.com/office/drawing/2016/5/11/chartex" xmlns:cx6="http://schemas.microsoft.com/office/drawing/2016/5/12/chartex" xmlns:cx7="http://schemas.microsoft.com/office/drawing/2016/5/13/chartex" xmlns:cx8="http://schemas.microsoft.com/office/drawing/2016/5/14/chartex" xmlns:mc="http://schemas.openxmlformats.org/markup-compatibility/2006" xmlns:aink="http://schemas.microsoft.com/office/drawing/2016/ink" xmlns:am3d="http://schemas.microsoft.com/office/drawing/2017/model3d" xmlns:o="urn:schemas-microsoft-com:office:office" xmlns:oel="http://schemas.microsoft.com/office/2019/extlst" xmlns:r="http://schemas.openxmlformats.org/officeDocument/2006/relationships" xmlns:m="http://schemas.openxmlformats.org/officeDocument/2006/math" xmlns:v="urn:schemas-microsoft-com:vml" xmlns:wp14="http://schemas.microsoft.com/office/word/2010/wordprocessingDrawing" xmlns:wp="http://schemas.openxmlformats.org/drawingml/2006/wordprocessingDrawing" xmlns:w10="urn:schemas-microsoft-com:office:word" xmlns:w="http://schemas.openxmlformats.org/wordprocessingml/2006/main" xmlns:w14="http://schemas.microsoft.com/office/word/2010/wordml" xmlns:w15="http://schemas.microsoft.com/office/word/2012/wordml" xmlns:w16cex="http://schemas.microsoft.com/office/word/2018/wordml/cex" xmlns:w16cid="http://schemas.microsoft.com/office/word/2016/wordml/cid" xmlns:w16="http://schemas.microsoft.com/office/word/2018/wordml" xmlns:w16du="http://schemas.microsoft.com/office/word/2023/wordml/word16du" xmlns:w16sdtdh="http://schemas.microsoft.com/office/word/2020/wordml/sdtdatahash" xmlns:w16sdtfl="http://schemas.microsoft.com/office/word/2024/wordml/sdtformatlock" xmlns:w16se="http://schemas.microsoft.com/office/word/2015/wordml/symex" xmlns:wpg="http://schemas.microsoft.com/office/word/2010/wordprocessingGroup" xmlns:wpi="http://schemas.microsoft.com/office/word/2010/wordprocessingInk" xmlns:wne="http://schemas.microsoft.com/office/word/2006/wordml" xmlns:wps="http://schemas.microsoft.com/office/word/2010/wordprocessingShape" mc:Ignorable="w14 w15 w16se w16cid w16 w16cex w16sdtdh w16sdtfl w16du wp14">
   <w:footnote w:type="separator" w:id="-1">
     <w:p>
       <w:pPr>
@@ -10040,7 +11278,7 @@
 </file>
 
 <file path=word/header1.xml><?xml version="1.0" encoding="utf-8"?>
-<w:hdr xmlns:wpc="http://schemas.microsoft.com/office/word/2010/wordprocessingCanvas" xmlns:cx="http://schemas.microsoft.com/office/drawing/2014/chartex" xmlns:cx1="http://schemas.microsoft.com/office/drawing/2015/9/8/chartex" xmlns:cx2="http://schemas.microsoft.com/office/drawing/2015/10/21/chartex" xmlns:cx3="http://schemas.microsoft.com/office/drawing/2016/5/9/chartex" xmlns:cx4="http://schemas.microsoft.com/office/drawing/2016/5/10/chartex" xmlns:cx5="http://schemas.microsoft.com/office/drawing/2016/5/11/chartex" xmlns:cx6="http://schemas.microsoft.com/office/drawing/2016/5/12/chartex" xmlns:cx7="http://schemas.microsoft.com/office/drawing/2016/5/13/chartex" xmlns:cx8="http://schemas.microsoft.com/office/drawing/2016/5/14/chartex" xmlns:mc="http://schemas.openxmlformats.org/markup-compatibility/2006" xmlns:aink="http://schemas.microsoft.com/office/drawing/2016/ink" xmlns:am3d="http://schemas.microsoft.com/office/drawing/2017/model3d" xmlns:o="urn:schemas-microsoft-com:office:office" xmlns:r="http://schemas.openxmlformats.org/officeDocument/2006/relationships" xmlns:m="http://schemas.openxmlformats.org/officeDocument/2006/math" xmlns:v="urn:schemas-microsoft-com:vml" xmlns:wp14="http://schemas.microsoft.com/office/word/2010/wordprocessingDrawing" xmlns:wp="http://schemas.openxmlformats.org/drawingml/2006/wordprocessingDrawing" xmlns:w10="urn:schemas-microsoft-com:office:word" xmlns:w="http://schemas.openxmlformats.org/wordprocessingml/2006/main" xmlns:w14="http://schemas.microsoft.com/office/word/2010/wordml" xmlns:w15="http://schemas.microsoft.com/office/word/2012/wordml" xmlns:w16cex="http://schemas.microsoft.com/office/word/2018/wordml/cex" xmlns:w16cid="http://schemas.microsoft.com/office/word/2016/wordml/cid" xmlns:w16="http://schemas.microsoft.com/office/word/2018/wordml" xmlns:w16sdtdh="http://schemas.microsoft.com/office/word/2020/wordml/sdtdatahash" xmlns:w16se="http://schemas.microsoft.com/office/word/2015/wordml/symex" xmlns:wpg="http://schemas.microsoft.com/office/word/2010/wordprocessingGroup" xmlns:wpi="http://schemas.microsoft.com/office/word/2010/wordprocessingInk" xmlns:wne="http://schemas.microsoft.com/office/word/2006/wordml" xmlns:wps="http://schemas.microsoft.com/office/word/2010/wordprocessingShape" mc:Ignorable="w14 w15 w16se w16cid w16 w16cex w16sdtdh wp14">
+<w:hdr xmlns:wpc="http://schemas.microsoft.com/office/word/2010/wordprocessingCanvas" xmlns:cx="http://schemas.microsoft.com/office/drawing/2014/chartex" xmlns:cx1="http://schemas.microsoft.com/office/drawing/2015/9/8/chartex" xmlns:cx2="http://schemas.microsoft.com/office/drawing/2015/10/21/chartex" xmlns:cx3="http://schemas.microsoft.com/office/drawing/2016/5/9/chartex" xmlns:cx4="http://schemas.microsoft.com/office/drawing/2016/5/10/chartex" xmlns:cx5="http://schemas.microsoft.com/office/drawing/2016/5/11/chartex" xmlns:cx6="http://schemas.microsoft.com/office/drawing/2016/5/12/chartex" xmlns:cx7="http://schemas.microsoft.com/office/drawing/2016/5/13/chartex" xmlns:cx8="http://schemas.microsoft.com/office/drawing/2016/5/14/chartex" xmlns:mc="http://schemas.openxmlformats.org/markup-compatibility/2006" xmlns:aink="http://schemas.microsoft.com/office/drawing/2016/ink" xmlns:am3d="http://schemas.microsoft.com/office/drawing/2017/model3d" xmlns:o="urn:schemas-microsoft-com:office:office" xmlns:oel="http://schemas.microsoft.com/office/2019/extlst" xmlns:r="http://schemas.openxmlformats.org/officeDocument/2006/relationships" xmlns:m="http://schemas.openxmlformats.org/officeDocument/2006/math" xmlns:v="urn:schemas-microsoft-com:vml" xmlns:wp14="http://schemas.microsoft.com/office/word/2010/wordprocessingDrawing" xmlns:wp="http://schemas.openxmlformats.org/drawingml/2006/wordprocessingDrawing" xmlns:w10="urn:schemas-microsoft-com:office:word" xmlns:w="http://schemas.openxmlformats.org/wordprocessingml/2006/main" xmlns:w14="http://schemas.microsoft.com/office/word/2010/wordml" xmlns:w15="http://schemas.microsoft.com/office/word/2012/wordml" xmlns:w16cex="http://schemas.microsoft.com/office/word/2018/wordml/cex" xmlns:w16cid="http://schemas.microsoft.com/office/word/2016/wordml/cid" xmlns:w16="http://schemas.microsoft.com/office/word/2018/wordml" xmlns:w16du="http://schemas.microsoft.com/office/word/2023/wordml/word16du" xmlns:w16sdtdh="http://schemas.microsoft.com/office/word/2020/wordml/sdtdatahash" xmlns:w16sdtfl="http://schemas.microsoft.com/office/word/2024/wordml/sdtformatlock" xmlns:w16se="http://schemas.microsoft.com/office/word/2015/wordml/symex" xmlns:wpg="http://schemas.microsoft.com/office/word/2010/wordprocessingGroup" xmlns:wpi="http://schemas.microsoft.com/office/word/2010/wordprocessingInk" xmlns:wne="http://schemas.microsoft.com/office/word/2006/wordml" xmlns:wps="http://schemas.microsoft.com/office/word/2010/wordprocessingShape" mc:Ignorable="w14 w15 w16se w16cid w16 w16cex w16sdtdh w16sdtfl w16du wp14">
   <w:p>
     <w:pPr>
       <w:pStyle w:val="Encabezado"/>
@@ -10071,7 +11309,7 @@
 </file>
 
 <file path=word/numbering.xml><?xml version="1.0" encoding="utf-8"?>
-<w:numbering xmlns:wpc="http://schemas.microsoft.com/office/word/2010/wordprocessingCanvas" xmlns:cx="http://schemas.microsoft.com/office/drawing/2014/chartex" xmlns:cx1="http://schemas.microsoft.com/office/drawing/2015/9/8/chartex" xmlns:cx2="http://schemas.microsoft.com/office/drawing/2015/10/21/chartex" xmlns:cx3="http://schemas.microsoft.com/office/drawing/2016/5/9/chartex" xmlns:cx4="http://schemas.microsoft.com/office/drawing/2016/5/10/chartex" xmlns:cx5="http://schemas.microsoft.com/office/drawing/2016/5/11/chartex" xmlns:cx6="http://schemas.microsoft.com/office/drawing/2016/5/12/chartex" xmlns:cx7="http://schemas.microsoft.com/office/drawing/2016/5/13/chartex" xmlns:cx8="http://schemas.microsoft.com/office/drawing/2016/5/14/chartex" xmlns:mc="http://schemas.openxmlformats.org/markup-compatibility/2006" xmlns:aink="http://schemas.microsoft.com/office/drawing/2016/ink" xmlns:am3d="http://schemas.microsoft.com/office/drawing/2017/model3d" xmlns:o="urn:schemas-microsoft-com:office:office" xmlns:r="http://schemas.openxmlformats.org/officeDocument/2006/relationships" xmlns:m="http://schemas.openxmlformats.org/officeDocument/2006/math" xmlns:v="urn:schemas-microsoft-com:vml" xmlns:wp14="http://schemas.microsoft.com/office/word/2010/wordprocessingDrawing" xmlns:wp="http://schemas.openxmlformats.org/drawingml/2006/wordprocessingDrawing" xmlns:w10="urn:schemas-microsoft-com:office:word" xmlns:w="http://schemas.openxmlformats.org/wordprocessingml/2006/main" xmlns:w14="http://schemas.microsoft.com/office/word/2010/wordml" xmlns:w15="http://schemas.microsoft.com/office/word/2012/wordml" xmlns:w16cex="http://schemas.microsoft.com/office/word/2018/wordml/cex" xmlns:w16cid="http://schemas.microsoft.com/office/word/2016/wordml/cid" xmlns:w16="http://schemas.microsoft.com/office/word/2018/wordml" xmlns:w16sdtdh="http://schemas.microsoft.com/office/word/2020/wordml/sdtdatahash" xmlns:w16se="http://schemas.microsoft.com/office/word/2015/wordml/symex" xmlns:wpg="http://schemas.microsoft.com/office/word/2010/wordprocessingGroup" xmlns:wpi="http://schemas.microsoft.com/office/word/2010/wordprocessingInk" xmlns:wne="http://schemas.microsoft.com/office/word/2006/wordml" xmlns:wps="http://schemas.microsoft.com/office/word/2010/wordprocessingShape" mc:Ignorable="w14 w15 w16se w16cid w16 w16cex w16sdtdh wp14">
+<w:numbering xmlns:wpc="http://schemas.microsoft.com/office/word/2010/wordprocessingCanvas" xmlns:cx="http://schemas.microsoft.com/office/drawing/2014/chartex" xmlns:cx1="http://schemas.microsoft.com/office/drawing/2015/9/8/chartex" xmlns:cx2="http://schemas.microsoft.com/office/drawing/2015/10/21/chartex" xmlns:cx3="http://schemas.microsoft.com/office/drawing/2016/5/9/chartex" xmlns:cx4="http://schemas.microsoft.com/office/drawing/2016/5/10/chartex" xmlns:cx5="http://schemas.microsoft.com/office/drawing/2016/5/11/chartex" xmlns:cx6="http://schemas.microsoft.com/office/drawing/2016/5/12/chartex" xmlns:cx7="http://schemas.microsoft.com/office/drawing/2016/5/13/chartex" xmlns:cx8="http://schemas.microsoft.com/office/drawing/2016/5/14/chartex" xmlns:mc="http://schemas.openxmlformats.org/markup-compatibility/2006" xmlns:aink="http://schemas.microsoft.com/office/drawing/2016/ink" xmlns:am3d="http://schemas.microsoft.com/office/drawing/2017/model3d" xmlns:o="urn:schemas-microsoft-com:office:office" xmlns:oel="http://schemas.microsoft.com/office/2019/extlst" xmlns:r="http://schemas.openxmlformats.org/officeDocument/2006/relationships" xmlns:m="http://schemas.openxmlformats.org/officeDocument/2006/math" xmlns:v="urn:schemas-microsoft-com:vml" xmlns:wp14="http://schemas.microsoft.com/office/word/2010/wordprocessingDrawing" xmlns:wp="http://schemas.openxmlformats.org/drawingml/2006/wordprocessingDrawing" xmlns:w10="urn:schemas-microsoft-com:office:word" xmlns:w="http://schemas.openxmlformats.org/wordprocessingml/2006/main" xmlns:w14="http://schemas.microsoft.com/office/word/2010/wordml" xmlns:w15="http://schemas.microsoft.com/office/word/2012/wordml" xmlns:w16cex="http://schemas.microsoft.com/office/word/2018/wordml/cex" xmlns:w16cid="http://schemas.microsoft.com/office/word/2016/wordml/cid" xmlns:w16="http://schemas.microsoft.com/office/word/2018/wordml" xmlns:w16du="http://schemas.microsoft.com/office/word/2023/wordml/word16du" xmlns:w16sdtdh="http://schemas.microsoft.com/office/word/2020/wordml/sdtdatahash" xmlns:w16sdtfl="http://schemas.microsoft.com/office/word/2024/wordml/sdtformatlock" xmlns:w16se="http://schemas.microsoft.com/office/word/2015/wordml/symex" xmlns:wpg="http://schemas.microsoft.com/office/word/2010/wordprocessingGroup" xmlns:wpi="http://schemas.microsoft.com/office/word/2010/wordprocessingInk" xmlns:wne="http://schemas.microsoft.com/office/word/2006/wordml" xmlns:wps="http://schemas.microsoft.com/office/word/2010/wordprocessingShape" mc:Ignorable="w14 w15 w16se w16cid w16 w16cex w16sdtdh w16sdtfl w16du wp14">
   <w:abstractNum w:abstractNumId="0" w15:restartNumberingAfterBreak="0">
     <w:nsid w:val="022E3F1B"/>
     <w:multiLevelType w:val="multilevel"/>
@@ -11631,80 +12869,80 @@
       </w:pPr>
     </w:lvl>
   </w:abstractNum>
-  <w:num w:numId="1">
+  <w:num w:numId="1" w16cid:durableId="862748417">
     <w:abstractNumId w:val="5"/>
   </w:num>
-  <w:num w:numId="2">
+  <w:num w:numId="2" w16cid:durableId="1336956605">
     <w:abstractNumId w:val="14"/>
   </w:num>
-  <w:num w:numId="3">
+  <w:num w:numId="3" w16cid:durableId="300234910">
     <w:abstractNumId w:val="9"/>
   </w:num>
-  <w:num w:numId="4">
+  <w:num w:numId="4" w16cid:durableId="1914967699">
     <w:abstractNumId w:val="6"/>
   </w:num>
-  <w:num w:numId="5">
+  <w:num w:numId="5" w16cid:durableId="181675058">
     <w:abstractNumId w:val="5"/>
   </w:num>
-  <w:num w:numId="6">
+  <w:num w:numId="6" w16cid:durableId="376703777">
     <w:abstractNumId w:val="1"/>
   </w:num>
-  <w:num w:numId="7">
+  <w:num w:numId="7" w16cid:durableId="548490970">
     <w:abstractNumId w:val="12"/>
   </w:num>
-  <w:num w:numId="8">
+  <w:num w:numId="8" w16cid:durableId="1876310628">
     <w:abstractNumId w:val="7"/>
   </w:num>
-  <w:num w:numId="9">
+  <w:num w:numId="9" w16cid:durableId="1448550281">
     <w:abstractNumId w:val="15"/>
   </w:num>
-  <w:num w:numId="10">
+  <w:num w:numId="10" w16cid:durableId="2091391086">
     <w:abstractNumId w:val="0"/>
   </w:num>
-  <w:num w:numId="11">
+  <w:num w:numId="11" w16cid:durableId="359280011">
     <w:abstractNumId w:val="13"/>
   </w:num>
-  <w:num w:numId="12">
+  <w:num w:numId="12" w16cid:durableId="1143549433">
     <w:abstractNumId w:val="16"/>
   </w:num>
-  <w:num w:numId="13">
+  <w:num w:numId="13" w16cid:durableId="1414204291">
     <w:abstractNumId w:val="2"/>
   </w:num>
-  <w:num w:numId="14">
+  <w:num w:numId="14" w16cid:durableId="512065040">
     <w:abstractNumId w:val="11"/>
   </w:num>
-  <w:num w:numId="15">
+  <w:num w:numId="15" w16cid:durableId="706640038">
     <w:abstractNumId w:val="2"/>
   </w:num>
-  <w:num w:numId="16">
+  <w:num w:numId="16" w16cid:durableId="2023046205">
     <w:abstractNumId w:val="2"/>
   </w:num>
-  <w:num w:numId="17">
+  <w:num w:numId="17" w16cid:durableId="1850607100">
     <w:abstractNumId w:val="2"/>
   </w:num>
-  <w:num w:numId="18">
+  <w:num w:numId="18" w16cid:durableId="1871382884">
     <w:abstractNumId w:val="4"/>
   </w:num>
-  <w:num w:numId="19">
+  <w:num w:numId="19" w16cid:durableId="781655983">
     <w:abstractNumId w:val="3"/>
   </w:num>
-  <w:num w:numId="20">
+  <w:num w:numId="20" w16cid:durableId="88819943">
     <w:abstractNumId w:val="10"/>
   </w:num>
-  <w:num w:numId="21">
+  <w:num w:numId="21" w16cid:durableId="1698895757">
     <w:abstractNumId w:val="10"/>
     <w:lvlOverride w:ilvl="0">
       <w:startOverride w:val="1"/>
     </w:lvlOverride>
   </w:num>
-  <w:num w:numId="22">
+  <w:num w:numId="22" w16cid:durableId="1399473855">
     <w:abstractNumId w:val="8"/>
   </w:num>
 </w:numbering>
 </file>
 
 <file path=word/styles.xml><?xml version="1.0" encoding="utf-8"?>
-<w:styles xmlns:mc="http://schemas.openxmlformats.org/markup-compatibility/2006" xmlns:r="http://schemas.openxmlformats.org/officeDocument/2006/relationships" xmlns:w="http://schemas.openxmlformats.org/wordprocessingml/2006/main" xmlns:w14="http://schemas.microsoft.com/office/word/2010/wordml" xmlns:w15="http://schemas.microsoft.com/office/word/2012/wordml" xmlns:w16cex="http://schemas.microsoft.com/office/word/2018/wordml/cex" xmlns:w16cid="http://schemas.microsoft.com/office/word/2016/wordml/cid" xmlns:w16="http://schemas.microsoft.com/office/word/2018/wordml" xmlns:w16sdtdh="http://schemas.microsoft.com/office/word/2020/wordml/sdtdatahash" xmlns:w16se="http://schemas.microsoft.com/office/word/2015/wordml/symex" mc:Ignorable="w14 w15 w16se w16cid w16 w16cex w16sdtdh">
+<w:styles xmlns:mc="http://schemas.openxmlformats.org/markup-compatibility/2006" xmlns:r="http://schemas.openxmlformats.org/officeDocument/2006/relationships" xmlns:w="http://schemas.openxmlformats.org/wordprocessingml/2006/main" xmlns:w14="http://schemas.microsoft.com/office/word/2010/wordml" xmlns:w15="http://schemas.microsoft.com/office/word/2012/wordml" xmlns:w16cex="http://schemas.microsoft.com/office/word/2018/wordml/cex" xmlns:w16cid="http://schemas.microsoft.com/office/word/2016/wordml/cid" xmlns:w16="http://schemas.microsoft.com/office/word/2018/wordml" xmlns:w16du="http://schemas.microsoft.com/office/word/2023/wordml/word16du" xmlns:w16sdtdh="http://schemas.microsoft.com/office/word/2020/wordml/sdtdatahash" xmlns:w16sdtfl="http://schemas.microsoft.com/office/word/2024/wordml/sdtformatlock" xmlns:w16se="http://schemas.microsoft.com/office/word/2015/wordml/symex" mc:Ignorable="w14 w15 w16se w16cid w16 w16cex w16sdtdh w16sdtfl w16du">
   <w:docDefaults>
     <w:rPrDefault>
       <w:rPr>
@@ -12340,7 +13578,6 @@
   <w:style w:type="character" w:default="1" w:styleId="Fuentedeprrafopredeter">
     <w:name w:val="Default Paragraph Font"/>
     <w:uiPriority w:val="1"/>
-    <w:semiHidden/>
     <w:unhideWhenUsed/>
   </w:style>
   <w:style w:type="table" w:default="1" w:styleId="Tablanormal">
@@ -13011,7 +14248,7 @@
 </file>
 
 <file path=word/glossary/document.xml><?xml version="1.0" encoding="utf-8"?>
-<w:glossaryDocument xmlns:wpc="http://schemas.microsoft.com/office/word/2010/wordprocessingCanvas" xmlns:cx="http://schemas.microsoft.com/office/drawing/2014/chartex" xmlns:cx1="http://schemas.microsoft.com/office/drawing/2015/9/8/chartex" xmlns:cx2="http://schemas.microsoft.com/office/drawing/2015/10/21/chartex" xmlns:cx3="http://schemas.microsoft.com/office/drawing/2016/5/9/chartex" xmlns:cx4="http://schemas.microsoft.com/office/drawing/2016/5/10/chartex" xmlns:cx5="http://schemas.microsoft.com/office/drawing/2016/5/11/chartex" xmlns:cx6="http://schemas.microsoft.com/office/drawing/2016/5/12/chartex" xmlns:cx7="http://schemas.microsoft.com/office/drawing/2016/5/13/chartex" xmlns:cx8="http://schemas.microsoft.com/office/drawing/2016/5/14/chartex" xmlns:mc="http://schemas.openxmlformats.org/markup-compatibility/2006" xmlns:aink="http://schemas.microsoft.com/office/drawing/2016/ink" xmlns:am3d="http://schemas.microsoft.com/office/drawing/2017/model3d" xmlns:o="urn:schemas-microsoft-com:office:office" xmlns:r="http://schemas.openxmlformats.org/officeDocument/2006/relationships" xmlns:m="http://schemas.openxmlformats.org/officeDocument/2006/math" xmlns:v="urn:schemas-microsoft-com:vml" xmlns:wp14="http://schemas.microsoft.com/office/word/2010/wordprocessingDrawing" xmlns:wp="http://schemas.openxmlformats.org/drawingml/2006/wordprocessingDrawing" xmlns:w10="urn:schemas-microsoft-com:office:word" xmlns:w="http://schemas.openxmlformats.org/wordprocessingml/2006/main" xmlns:w14="http://schemas.microsoft.com/office/word/2010/wordml" xmlns:w15="http://schemas.microsoft.com/office/word/2012/wordml" xmlns:w16cex="http://schemas.microsoft.com/office/word/2018/wordml/cex" xmlns:w16cid="http://schemas.microsoft.com/office/word/2016/wordml/cid" xmlns:w16="http://schemas.microsoft.com/office/word/2018/wordml" xmlns:w16sdtdh="http://schemas.microsoft.com/office/word/2020/wordml/sdtdatahash" xmlns:w16se="http://schemas.microsoft.com/office/word/2015/wordml/symex" xmlns:wpg="http://schemas.microsoft.com/office/word/2010/wordprocessingGroup" xmlns:wpi="http://schemas.microsoft.com/office/word/2010/wordprocessingInk" xmlns:wne="http://schemas.microsoft.com/office/word/2006/wordml" xmlns:wps="http://schemas.microsoft.com/office/word/2010/wordprocessingShape" mc:Ignorable="w14 w15 w16se w16cid w16 w16cex w16sdtdh wp14">
+<w:glossaryDocument xmlns:wpc="http://schemas.microsoft.com/office/word/2010/wordprocessingCanvas" xmlns:cx="http://schemas.microsoft.com/office/drawing/2014/chartex" xmlns:cx1="http://schemas.microsoft.com/office/drawing/2015/9/8/chartex" xmlns:cx2="http://schemas.microsoft.com/office/drawing/2015/10/21/chartex" xmlns:cx3="http://schemas.microsoft.com/office/drawing/2016/5/9/chartex" xmlns:cx4="http://schemas.microsoft.com/office/drawing/2016/5/10/chartex" xmlns:cx5="http://schemas.microsoft.com/office/drawing/2016/5/11/chartex" xmlns:cx6="http://schemas.microsoft.com/office/drawing/2016/5/12/chartex" xmlns:cx7="http://schemas.microsoft.com/office/drawing/2016/5/13/chartex" xmlns:cx8="http://schemas.microsoft.com/office/drawing/2016/5/14/chartex" xmlns:mc="http://schemas.openxmlformats.org/markup-compatibility/2006" xmlns:aink="http://schemas.microsoft.com/office/drawing/2016/ink" xmlns:am3d="http://schemas.microsoft.com/office/drawing/2017/model3d" xmlns:o="urn:schemas-microsoft-com:office:office" xmlns:oel="http://schemas.microsoft.com/office/2019/extlst" xmlns:r="http://schemas.openxmlformats.org/officeDocument/2006/relationships" xmlns:m="http://schemas.openxmlformats.org/officeDocument/2006/math" xmlns:v="urn:schemas-microsoft-com:vml" xmlns:wp14="http://schemas.microsoft.com/office/word/2010/wordprocessingDrawing" xmlns:wp="http://schemas.openxmlformats.org/drawingml/2006/wordprocessingDrawing" xmlns:w10="urn:schemas-microsoft-com:office:word" xmlns:w="http://schemas.openxmlformats.org/wordprocessingml/2006/main" xmlns:w14="http://schemas.microsoft.com/office/word/2010/wordml" xmlns:w15="http://schemas.microsoft.com/office/word/2012/wordml" xmlns:w16cex="http://schemas.microsoft.com/office/word/2018/wordml/cex" xmlns:w16cid="http://schemas.microsoft.com/office/word/2016/wordml/cid" xmlns:w16="http://schemas.microsoft.com/office/word/2018/wordml" xmlns:w16du="http://schemas.microsoft.com/office/word/2023/wordml/word16du" xmlns:w16sdtdh="http://schemas.microsoft.com/office/word/2020/wordml/sdtdatahash" xmlns:w16sdtfl="http://schemas.microsoft.com/office/word/2024/wordml/sdtformatlock" xmlns:w16se="http://schemas.microsoft.com/office/word/2015/wordml/symex" xmlns:wpg="http://schemas.microsoft.com/office/word/2010/wordprocessingGroup" xmlns:wpi="http://schemas.microsoft.com/office/word/2010/wordprocessingInk" xmlns:wne="http://schemas.microsoft.com/office/word/2006/wordml" xmlns:wps="http://schemas.microsoft.com/office/word/2010/wordprocessingShape" mc:Ignorable="w14 w15 w16se w16cid w16 w16cex w16sdtdh w16sdtfl w16du wp14">
   <w:docParts>
     <w:docPart>
       <w:docPartPr>
@@ -13160,7 +14397,7 @@
 </file>
 
 <file path=word/glossary/fontTable.xml><?xml version="1.0" encoding="utf-8"?>
-<w:fonts xmlns:mc="http://schemas.openxmlformats.org/markup-compatibility/2006" xmlns:r="http://schemas.openxmlformats.org/officeDocument/2006/relationships" xmlns:w="http://schemas.openxmlformats.org/wordprocessingml/2006/main" xmlns:w14="http://schemas.microsoft.com/office/word/2010/wordml" xmlns:w15="http://schemas.microsoft.com/office/word/2012/wordml" xmlns:w16cex="http://schemas.microsoft.com/office/word/2018/wordml/cex" xmlns:w16cid="http://schemas.microsoft.com/office/word/2016/wordml/cid" xmlns:w16="http://schemas.microsoft.com/office/word/2018/wordml" xmlns:w16sdtdh="http://schemas.microsoft.com/office/word/2020/wordml/sdtdatahash" xmlns:w16se="http://schemas.microsoft.com/office/word/2015/wordml/symex" mc:Ignorable="w14 w15 w16se w16cid w16 w16cex w16sdtdh">
+<w:fonts xmlns:mc="http://schemas.openxmlformats.org/markup-compatibility/2006" xmlns:r="http://schemas.openxmlformats.org/officeDocument/2006/relationships" xmlns:w="http://schemas.openxmlformats.org/wordprocessingml/2006/main" xmlns:w14="http://schemas.microsoft.com/office/word/2010/wordml" xmlns:w15="http://schemas.microsoft.com/office/word/2012/wordml" xmlns:w16cex="http://schemas.microsoft.com/office/word/2018/wordml/cex" xmlns:w16cid="http://schemas.microsoft.com/office/word/2016/wordml/cid" xmlns:w16="http://schemas.microsoft.com/office/word/2018/wordml" xmlns:w16du="http://schemas.microsoft.com/office/word/2023/wordml/word16du" xmlns:w16sdtdh="http://schemas.microsoft.com/office/word/2020/wordml/sdtdatahash" xmlns:w16sdtfl="http://schemas.microsoft.com/office/word/2024/wordml/sdtformatlock" xmlns:w16se="http://schemas.microsoft.com/office/word/2015/wordml/symex" mc:Ignorable="w14 w15 w16se w16cid w16 w16cex w16sdtdh w16sdtfl w16du">
   <w:font w:name="Times New Roman">
     <w:panose1 w:val="02020603050405020304"/>
     <w:charset w:val="00"/>
@@ -13226,7 +14463,6 @@
     <w:sig w:usb0="E4002EFF" w:usb1="C000E47F" w:usb2="00000009" w:usb3="00000000" w:csb0="000001FF" w:csb1="00000000"/>
   </w:font>
   <w:font w:name="MS Mincho">
-    <w:altName w:val="ＭＳ 明朝"/>
     <w:panose1 w:val="02020609040205080304"/>
     <w:charset w:val="80"/>
     <w:family w:val="modern"/>
@@ -13251,7 +14487,7 @@
 </file>
 
 <file path=word/glossary/settings.xml><?xml version="1.0" encoding="utf-8"?>
-<w:settings xmlns:mc="http://schemas.openxmlformats.org/markup-compatibility/2006" xmlns:o="urn:schemas-microsoft-com:office:office" xmlns:r="http://schemas.openxmlformats.org/officeDocument/2006/relationships" xmlns:m="http://schemas.openxmlformats.org/officeDocument/2006/math" xmlns:v="urn:schemas-microsoft-com:vml" xmlns:w10="urn:schemas-microsoft-com:office:word" xmlns:w="http://schemas.openxmlformats.org/wordprocessingml/2006/main" xmlns:w14="http://schemas.microsoft.com/office/word/2010/wordml" xmlns:w15="http://schemas.microsoft.com/office/word/2012/wordml" xmlns:w16cex="http://schemas.microsoft.com/office/word/2018/wordml/cex" xmlns:w16cid="http://schemas.microsoft.com/office/word/2016/wordml/cid" xmlns:w16="http://schemas.microsoft.com/office/word/2018/wordml" xmlns:w16sdtdh="http://schemas.microsoft.com/office/word/2020/wordml/sdtdatahash" xmlns:w16se="http://schemas.microsoft.com/office/word/2015/wordml/symex" xmlns:sl="http://schemas.openxmlformats.org/schemaLibrary/2006/main" mc:Ignorable="w14 w15 w16se w16cid w16 w16cex w16sdtdh">
+<w:settings xmlns:mc="http://schemas.openxmlformats.org/markup-compatibility/2006" xmlns:o="urn:schemas-microsoft-com:office:office" xmlns:r="http://schemas.openxmlformats.org/officeDocument/2006/relationships" xmlns:m="http://schemas.openxmlformats.org/officeDocument/2006/math" xmlns:v="urn:schemas-microsoft-com:vml" xmlns:w10="urn:schemas-microsoft-com:office:word" xmlns:w="http://schemas.openxmlformats.org/wordprocessingml/2006/main" xmlns:w14="http://schemas.microsoft.com/office/word/2010/wordml" xmlns:w15="http://schemas.microsoft.com/office/word/2012/wordml" xmlns:w16cex="http://schemas.microsoft.com/office/word/2018/wordml/cex" xmlns:w16cid="http://schemas.microsoft.com/office/word/2016/wordml/cid" xmlns:w16="http://schemas.microsoft.com/office/word/2018/wordml" xmlns:w16du="http://schemas.microsoft.com/office/word/2023/wordml/word16du" xmlns:w16sdtdh="http://schemas.microsoft.com/office/word/2020/wordml/sdtdatahash" xmlns:w16sdtfl="http://schemas.microsoft.com/office/word/2024/wordml/sdtformatlock" xmlns:w16se="http://schemas.microsoft.com/office/word/2015/wordml/symex" xmlns:sl="http://schemas.openxmlformats.org/schemaLibrary/2006/main" mc:Ignorable="w14 w15 w16se w16cid w16 w16cex w16sdtdh w16sdtfl w16du">
   <w:view w:val="normal"/>
   <w:defaultTabStop w:val="708"/>
   <w:hyphenationZone w:val="425"/>
@@ -13273,6 +14509,7 @@
     <w:rsid w:val="001615CA"/>
     <w:rsid w:val="00203D0D"/>
     <w:rsid w:val="004B1736"/>
+    <w:rsid w:val="00521E53"/>
     <w:rsid w:val="00526A2E"/>
     <w:rsid w:val="00567091"/>
     <w:rsid w:val="00573465"/>
@@ -13321,7 +14558,7 @@
 </file>
 
 <file path=word/glossary/styles.xml><?xml version="1.0" encoding="utf-8"?>
-<w:styles xmlns:mc="http://schemas.openxmlformats.org/markup-compatibility/2006" xmlns:r="http://schemas.openxmlformats.org/officeDocument/2006/relationships" xmlns:w="http://schemas.openxmlformats.org/wordprocessingml/2006/main" xmlns:w14="http://schemas.microsoft.com/office/word/2010/wordml" xmlns:w15="http://schemas.microsoft.com/office/word/2012/wordml" xmlns:w16cex="http://schemas.microsoft.com/office/word/2018/wordml/cex" xmlns:w16cid="http://schemas.microsoft.com/office/word/2016/wordml/cid" xmlns:w16="http://schemas.microsoft.com/office/word/2018/wordml" xmlns:w16sdtdh="http://schemas.microsoft.com/office/word/2020/wordml/sdtdatahash" xmlns:w16se="http://schemas.microsoft.com/office/word/2015/wordml/symex" mc:Ignorable="w14 w15 w16se w16cid w16 w16cex w16sdtdh">
+<w:styles xmlns:mc="http://schemas.openxmlformats.org/markup-compatibility/2006" xmlns:r="http://schemas.openxmlformats.org/officeDocument/2006/relationships" xmlns:w="http://schemas.openxmlformats.org/wordprocessingml/2006/main" xmlns:w14="http://schemas.microsoft.com/office/word/2010/wordml" xmlns:w15="http://schemas.microsoft.com/office/word/2012/wordml" xmlns:w16cex="http://schemas.microsoft.com/office/word/2018/wordml/cex" xmlns:w16cid="http://schemas.microsoft.com/office/word/2016/wordml/cid" xmlns:w16="http://schemas.microsoft.com/office/word/2018/wordml" xmlns:w16du="http://schemas.microsoft.com/office/word/2023/wordml/word16du" xmlns:w16sdtdh="http://schemas.microsoft.com/office/word/2020/wordml/sdtdatahash" xmlns:w16sdtfl="http://schemas.microsoft.com/office/word/2024/wordml/sdtformatlock" xmlns:w16se="http://schemas.microsoft.com/office/word/2015/wordml/symex" mc:Ignorable="w14 w15 w16se w16cid w16 w16cex w16sdtdh w16sdtfl w16du">
   <w:docDefaults>
     <w:rPrDefault>
       <w:rPr>
@@ -13802,7 +15039,7 @@
 </file>
 
 <file path=word/glossary/webSettings.xml><?xml version="1.0" encoding="utf-8"?>
-<w:webSettings xmlns:mc="http://schemas.openxmlformats.org/markup-compatibility/2006" xmlns:r="http://schemas.openxmlformats.org/officeDocument/2006/relationships" xmlns:w="http://schemas.openxmlformats.org/wordprocessingml/2006/main" xmlns:w14="http://schemas.microsoft.com/office/word/2010/wordml" xmlns:w15="http://schemas.microsoft.com/office/word/2012/wordml" xmlns:w16cex="http://schemas.microsoft.com/office/word/2018/wordml/cex" xmlns:w16cid="http://schemas.microsoft.com/office/word/2016/wordml/cid" xmlns:w16="http://schemas.microsoft.com/office/word/2018/wordml" xmlns:w16sdtdh="http://schemas.microsoft.com/office/word/2020/wordml/sdtdatahash" xmlns:w16se="http://schemas.microsoft.com/office/word/2015/wordml/symex" mc:Ignorable="w14 w15 w16se w16cid w16 w16cex w16sdtdh">
+<w:webSettings xmlns:mc="http://schemas.openxmlformats.org/markup-compatibility/2006" xmlns:r="http://schemas.openxmlformats.org/officeDocument/2006/relationships" xmlns:w="http://schemas.openxmlformats.org/wordprocessingml/2006/main" xmlns:w14="http://schemas.microsoft.com/office/word/2010/wordml" xmlns:w15="http://schemas.microsoft.com/office/word/2012/wordml" xmlns:w16cex="http://schemas.microsoft.com/office/word/2018/wordml/cex" xmlns:w16cid="http://schemas.microsoft.com/office/word/2016/wordml/cid" xmlns:w16="http://schemas.microsoft.com/office/word/2018/wordml" xmlns:w16du="http://schemas.microsoft.com/office/word/2023/wordml/word16du" xmlns:w16sdtdh="http://schemas.microsoft.com/office/word/2020/wordml/sdtdatahash" xmlns:w16sdtfl="http://schemas.microsoft.com/office/word/2024/wordml/sdtformatlock" xmlns:w16se="http://schemas.microsoft.com/office/word/2015/wordml/symex" mc:Ignorable="w14 w15 w16se w16cid w16 w16cex w16sdtdh w16sdtfl w16du">
   <w:optimizeForBrowser/>
   <w:allowPNG/>
 </w:webSettings>
@@ -14070,6 +15307,35 @@
 </file>
 
 <file path=customXml/item1.xml><?xml version="1.0" encoding="utf-8"?>
+<p:properties xmlns:p="http://schemas.microsoft.com/office/2006/metadata/properties" xmlns:xsi="http://www.w3.org/2001/XMLSchema-instance" xmlns:pc="http://schemas.microsoft.com/office/infopath/2007/PartnerControls">
+  <documentManagement>
+    <MigrationWizId xmlns="d46416e7-6d2c-4f4a-a0c5-4be57ee88241" xsi:nil="true"/>
+    <MigrationWizIdDocumentLibraryPermissions xmlns="d46416e7-6d2c-4f4a-a0c5-4be57ee88241" xsi:nil="true"/>
+    <MigrationWizIdSecurityGroups xmlns="d46416e7-6d2c-4f4a-a0c5-4be57ee88241" xsi:nil="true"/>
+    <MigrationWizIdPermissionLevels xmlns="d46416e7-6d2c-4f4a-a0c5-4be57ee88241" xsi:nil="true"/>
+    <lcf76f155ced4ddcb4097134ff3c332f xmlns="d46416e7-6d2c-4f4a-a0c5-4be57ee88241">
+      <Terms xmlns="http://schemas.microsoft.com/office/infopath/2007/PartnerControls"/>
+    </lcf76f155ced4ddcb4097134ff3c332f>
+    <MigrationWizIdPermissions xmlns="d46416e7-6d2c-4f4a-a0c5-4be57ee88241" xsi:nil="true"/>
+    <TaxCatchAll xmlns="14756a95-b37b-4efb-8433-c7c61bd362cb" xsi:nil="true"/>
+  </documentManagement>
+</p:properties>
+</file>
+
+<file path=customXml/item2.xml><?xml version="1.0" encoding="utf-8"?>
+<b:Sources xmlns:b="http://schemas.openxmlformats.org/officeDocument/2006/bibliography" xmlns="http://schemas.openxmlformats.org/officeDocument/2006/bibliography" SelectedStyle="\APASixthEditionOfficeOnline.xsl" StyleName="APA" Version="6"/>
+</file>
+
+<file path=customXml/item3.xml><?xml version="1.0" encoding="utf-8"?>
+<?mso-contentType ?>
+<FormTemplates xmlns="http://schemas.microsoft.com/sharepoint/v3/contenttype/forms">
+  <Display>DocumentLibraryForm</Display>
+  <Edit>DocumentLibraryForm</Edit>
+  <New>DocumentLibraryForm</New>
+</FormTemplates>
+</file>
+
+<file path=customXml/item4.xml><?xml version="1.0" encoding="utf-8"?>
 <ct:contentTypeSchema xmlns:ct="http://schemas.microsoft.com/office/2006/metadata/contentType" xmlns:ma="http://schemas.microsoft.com/office/2006/metadata/properties/metaAttributes" ct:_="" ma:_="" ma:contentTypeName="Documento" ma:contentTypeID="0x010100AA800A0632DE254DA2317B4367B6018B" ma:contentTypeVersion="20" ma:contentTypeDescription="Crear nuevo documento." ma:contentTypeScope="" ma:versionID="0aa06a1bb3d45c1749f3c7b56b50ab45">
   <xsd:schema xmlns:xsd="http://www.w3.org/2001/XMLSchema" xmlns:xs="http://www.w3.org/2001/XMLSchema" xmlns:p="http://schemas.microsoft.com/office/2006/metadata/properties" xmlns:ns2="d46416e7-6d2c-4f4a-a0c5-4be57ee88241" xmlns:ns3="14756a95-b37b-4efb-8433-c7c61bd362cb" targetNamespace="http://schemas.microsoft.com/office/2006/metadata/properties" ma:root="true" ma:fieldsID="d9674b9f5a8de70e4f04c0b8a889fe03" ns2:_="" ns3:_="">
     <xsd:import namespace="d46416e7-6d2c-4f4a-a0c5-4be57ee88241"/>
@@ -14336,36 +15602,34 @@
 </ct:contentTypeSchema>
 </file>
 
-<file path=customXml/item2.xml><?xml version="1.0" encoding="utf-8"?>
-<?mso-contentType ?>
-<FormTemplates xmlns="http://schemas.microsoft.com/sharepoint/v3/contenttype/forms">
-  <Display>DocumentLibraryForm</Display>
-  <Edit>DocumentLibraryForm</Edit>
-  <New>DocumentLibraryForm</New>
-</FormTemplates>
+<file path=customXml/itemProps1.xml><?xml version="1.0" encoding="utf-8"?>
+<ds:datastoreItem xmlns:ds="http://schemas.openxmlformats.org/officeDocument/2006/customXml" ds:itemID="{C8D5FA6B-9919-4CF7-992B-01E47542701B}">
+  <ds:schemaRefs>
+    <ds:schemaRef ds:uri="http://schemas.microsoft.com/office/2006/metadata/properties"/>
+    <ds:schemaRef ds:uri="http://schemas.microsoft.com/office/infopath/2007/PartnerControls"/>
+    <ds:schemaRef ds:uri="d46416e7-6d2c-4f4a-a0c5-4be57ee88241"/>
+    <ds:schemaRef ds:uri="14756a95-b37b-4efb-8433-c7c61bd362cb"/>
+  </ds:schemaRefs>
+</ds:datastoreItem>
 </file>
 
-<file path=customXml/item3.xml><?xml version="1.0" encoding="utf-8"?>
-<b:Sources xmlns:b="http://schemas.openxmlformats.org/officeDocument/2006/bibliography" xmlns="http://schemas.openxmlformats.org/officeDocument/2006/bibliography" SelectedStyle="\APASixthEditionOfficeOnline.xsl" StyleName="APA" Version="6"/>
+<file path=customXml/itemProps2.xml><?xml version="1.0" encoding="utf-8"?>
+<ds:datastoreItem xmlns:ds="http://schemas.openxmlformats.org/officeDocument/2006/customXml" ds:itemID="{3097DD69-CA88-45EF-991D-66FF90578E16}">
+  <ds:schemaRefs>
+    <ds:schemaRef ds:uri="http://schemas.openxmlformats.org/officeDocument/2006/bibliography"/>
+  </ds:schemaRefs>
+</ds:datastoreItem>
 </file>
 
-<file path=customXml/item4.xml><?xml version="1.0" encoding="utf-8"?>
-<p:properties xmlns:p="http://schemas.microsoft.com/office/2006/metadata/properties" xmlns:xsi="http://www.w3.org/2001/XMLSchema-instance" xmlns:pc="http://schemas.microsoft.com/office/infopath/2007/PartnerControls">
-  <documentManagement>
-    <MigrationWizId xmlns="d46416e7-6d2c-4f4a-a0c5-4be57ee88241" xsi:nil="true"/>
-    <MigrationWizIdDocumentLibraryPermissions xmlns="d46416e7-6d2c-4f4a-a0c5-4be57ee88241" xsi:nil="true"/>
-    <MigrationWizIdSecurityGroups xmlns="d46416e7-6d2c-4f4a-a0c5-4be57ee88241" xsi:nil="true"/>
-    <MigrationWizIdPermissionLevels xmlns="d46416e7-6d2c-4f4a-a0c5-4be57ee88241" xsi:nil="true"/>
-    <lcf76f155ced4ddcb4097134ff3c332f xmlns="d46416e7-6d2c-4f4a-a0c5-4be57ee88241">
-      <Terms xmlns="http://schemas.microsoft.com/office/infopath/2007/PartnerControls"/>
-    </lcf76f155ced4ddcb4097134ff3c332f>
-    <MigrationWizIdPermissions xmlns="d46416e7-6d2c-4f4a-a0c5-4be57ee88241" xsi:nil="true"/>
-    <TaxCatchAll xmlns="14756a95-b37b-4efb-8433-c7c61bd362cb" xsi:nil="true"/>
-  </documentManagement>
-</p:properties>
+<file path=customXml/itemProps3.xml><?xml version="1.0" encoding="utf-8"?>
+<ds:datastoreItem xmlns:ds="http://schemas.openxmlformats.org/officeDocument/2006/customXml" ds:itemID="{DD53D5E1-A9E6-4974-A55D-57904EA87C5E}">
+  <ds:schemaRefs>
+    <ds:schemaRef ds:uri="http://schemas.microsoft.com/sharepoint/v3/contenttype/forms"/>
+  </ds:schemaRefs>
+</ds:datastoreItem>
 </file>
 
-<file path=customXml/itemProps1.xml><?xml version="1.0" encoding="utf-8"?>
+<file path=customXml/itemProps4.xml><?xml version="1.0" encoding="utf-8"?>
 <ds:datastoreItem xmlns:ds="http://schemas.openxmlformats.org/officeDocument/2006/customXml" ds:itemID="{BE5EAF9A-E65E-4020-BBFF-316AF046608A}">
   <ds:schemaRefs>
     <ds:schemaRef ds:uri="http://schemas.microsoft.com/office/2006/metadata/contentType"/>
@@ -14382,31 +15646,4 @@
     <ds:schemaRef ds:uri="http://schemas.microsoft.com/internal/obd"/>
   </ds:schemaRefs>
 </ds:datastoreItem>
-</file>
-
-<file path=customXml/itemProps2.xml><?xml version="1.0" encoding="utf-8"?>
-<ds:datastoreItem xmlns:ds="http://schemas.openxmlformats.org/officeDocument/2006/customXml" ds:itemID="{DD53D5E1-A9E6-4974-A55D-57904EA87C5E}">
-  <ds:schemaRefs>
-    <ds:schemaRef ds:uri="http://schemas.microsoft.com/sharepoint/v3/contenttype/forms"/>
-  </ds:schemaRefs>
-</ds:datastoreItem>
-</file>
-
-<file path=customXml/itemProps3.xml><?xml version="1.0" encoding="utf-8"?>
-<ds:datastoreItem xmlns:ds="http://schemas.openxmlformats.org/officeDocument/2006/customXml" ds:itemID="{3097DD69-CA88-45EF-991D-66FF90578E16}">
-  <ds:schemaRefs>
-    <ds:schemaRef ds:uri="http://schemas.openxmlformats.org/officeDocument/2006/bibliography"/>
-  </ds:schemaRefs>
-</ds:datastoreItem>
-</file>
-
-<file path=customXml/itemProps4.xml><?xml version="1.0" encoding="utf-8"?>
-<ds:datastoreItem xmlns:ds="http://schemas.openxmlformats.org/officeDocument/2006/customXml" ds:itemID="{C8D5FA6B-9919-4CF7-992B-01E47542701B}">
-  <ds:schemaRefs>
-    <ds:schemaRef ds:uri="http://schemas.microsoft.com/office/2006/metadata/properties"/>
-    <ds:schemaRef ds:uri="http://schemas.microsoft.com/office/infopath/2007/PartnerControls"/>
-    <ds:schemaRef ds:uri="d46416e7-6d2c-4f4a-a0c5-4be57ee88241"/>
-    <ds:schemaRef ds:uri="14756a95-b37b-4efb-8433-c7c61bd362cb"/>
-  </ds:schemaRefs>
-</ds:datastoreItem>
 </file>
--- a/Capitulo1_Tesis_Final.docx
+++ b/Capitulo1_Tesis_Final.docx
@@ -12,6 +12,15 @@
       </w:r>
       <w:r>
         <w:instrText xml:space="preserve"> INCLUDEPICTURE "http://ile.pe/wp-content/uploads/2016/01/logo-upc.jpg" \* MERGEFORMATINET </w:instrText>
+      </w:r>
+      <w:r>
+        <w:fldChar w:fldCharType="separate"/>
+      </w:r>
+      <w:r>
+        <w:fldChar w:fldCharType="begin"/>
+      </w:r>
+      <w:r>
+        <w:instrText xml:space="preserve"> INCLUDEPICTURE  "http://ile.pe/wp-content/uploads/2016/01/logo-upc.jpg" \* MERGEFORMATINET </w:instrText>
       </w:r>
       <w:r>
         <w:fldChar w:fldCharType="separate"/>
@@ -500,6 +509,9 @@
             <v:imagedata r:id="rId11" r:href="rId12"/>
           </v:shape>
         </w:pict>
+      </w:r>
+      <w:r>
+        <w:fldChar w:fldCharType="end"/>
       </w:r>
       <w:r>
         <w:fldChar w:fldCharType="end"/>
@@ -3290,21 +3302,7 @@
                 <w:rStyle w:val="Hipervnculo"/>
                 <w:noProof/>
               </w:rPr>
-              <w:t>Cronogra</w:t>
-            </w:r>
-            <w:r>
-              <w:rPr>
-                <w:rStyle w:val="Hipervnculo"/>
-                <w:noProof/>
-              </w:rPr>
-              <w:t>m</w:t>
-            </w:r>
-            <w:r>
-              <w:rPr>
-                <w:rStyle w:val="Hipervnculo"/>
-                <w:noProof/>
-              </w:rPr>
-              <w:t>a</w:t>
+              <w:t>Cronograma</w:t>
             </w:r>
             <w:r>
               <w:rPr>
@@ -5280,7 +5278,43 @@
         <w:rPr>
           <w:lang w:val="es-PE"/>
         </w:rPr>
-        <w:t>Nota: Los costos presentados se basan en datos reales obtenidos del sistema (debug/tokens_summary.json), correspondientes a 1 896 llamadas de ejecución. El costo de $0.040 USD corresponde únicamente a la generación de materiales IPES (introducción, presentaciones y ejercicios). El costo de $0.087 USD incluye adicionalmente la generación del material base (genera_material_base) y las consignas de actividades (rúbrica y escala de valoración).</w:t>
+        <w:t>Los costos presentados se basan en datos reales obtenidos del registro de tokens del sistema (</w:t>
+      </w:r>
+      <w:proofErr w:type="spellStart"/>
+      <w:r>
+        <w:rPr>
+          <w:lang w:val="es-PE"/>
+        </w:rPr>
+        <w:t>token_</w:t>
+      </w:r>
+      <w:proofErr w:type="gramStart"/>
+      <w:r>
+        <w:rPr>
+          <w:lang w:val="es-PE"/>
+        </w:rPr>
+        <w:t>usage.jsonl</w:t>
+      </w:r>
+      <w:proofErr w:type="spellEnd"/>
+      <w:proofErr w:type="gramEnd"/>
+      <w:r>
+        <w:rPr>
+          <w:lang w:val="es-PE"/>
+        </w:rPr>
+        <w:t>), correspondientes a 566 llamadas de ejecución. El costo de $0.025 USD corresponde únicamente a la generación de materiales IPES (Introducción, Presentaciones y Ejercicios). El costo de $0.064 USD incluye adicionalmente la generación del material base de referencia (</w:t>
+      </w:r>
+      <w:proofErr w:type="spellStart"/>
+      <w:r>
+        <w:rPr>
+          <w:lang w:val="es-PE"/>
+        </w:rPr>
+        <w:t>genera_material_base</w:t>
+      </w:r>
+      <w:proofErr w:type="spellEnd"/>
+      <w:r>
+        <w:rPr>
+          <w:lang w:val="es-PE"/>
+        </w:rPr>
+        <w:t>), que es opcional en el flujo de producción.</w:t>
       </w:r>
     </w:p>
     <w:p>
@@ -6454,6 +6488,7 @@
               <w:rPr>
                 <w:lang w:val="es-PE"/>
               </w:rPr>
+              <w:lastRenderedPageBreak/>
               <w:t>OE2: Diseñar la arquitectura de la solución tecnológica.</w:t>
             </w:r>
           </w:p>
@@ -7300,7 +7335,15 @@
             </w:r>
             <w:proofErr w:type="spellEnd"/>
             <w:r>
-              <w:t xml:space="preserve"> CourseSchemaAgent → genera EsquemaCurso (1.º output).</w:t>
+              <w:t xml:space="preserve"> </w:t>
+            </w:r>
+            <w:proofErr w:type="spellStart"/>
+            <w:r>
+              <w:t>CourseSchemaAgent</w:t>
+            </w:r>
+            <w:proofErr w:type="spellEnd"/>
+            <w:r>
+              <w:t xml:space="preserve"> → genera EsquemaCurso (1.º output).</w:t>
             </w:r>
           </w:p>
           <w:p>
@@ -14525,6 +14568,7 @@
     <w:rsid w:val="00AA7CA8"/>
     <w:rsid w:val="00AD3F06"/>
     <w:rsid w:val="00B82D84"/>
+    <w:rsid w:val="00BC1BD3"/>
     <w:rsid w:val="00C6134E"/>
     <w:rsid w:val="00D82B39"/>
     <w:rsid w:val="00DA6756"/>
@@ -15307,6 +15351,10 @@
 </file>
 
 <file path=customXml/item1.xml><?xml version="1.0" encoding="utf-8"?>
+<b:Sources xmlns:b="http://schemas.openxmlformats.org/officeDocument/2006/bibliography" xmlns="http://schemas.openxmlformats.org/officeDocument/2006/bibliography" SelectedStyle="\APASixthEditionOfficeOnline.xsl" StyleName="APA" Version="6"/>
+</file>
+
+<file path=customXml/item2.xml><?xml version="1.0" encoding="utf-8"?>
 <p:properties xmlns:p="http://schemas.microsoft.com/office/2006/metadata/properties" xmlns:xsi="http://www.w3.org/2001/XMLSchema-instance" xmlns:pc="http://schemas.microsoft.com/office/infopath/2007/PartnerControls">
   <documentManagement>
     <MigrationWizId xmlns="d46416e7-6d2c-4f4a-a0c5-4be57ee88241" xsi:nil="true"/>
@@ -15322,20 +15370,7 @@
 </p:properties>
 </file>
 
-<file path=customXml/item2.xml><?xml version="1.0" encoding="utf-8"?>
-<b:Sources xmlns:b="http://schemas.openxmlformats.org/officeDocument/2006/bibliography" xmlns="http://schemas.openxmlformats.org/officeDocument/2006/bibliography" SelectedStyle="\APASixthEditionOfficeOnline.xsl" StyleName="APA" Version="6"/>
-</file>
-
 <file path=customXml/item3.xml><?xml version="1.0" encoding="utf-8"?>
-<?mso-contentType ?>
-<FormTemplates xmlns="http://schemas.microsoft.com/sharepoint/v3/contenttype/forms">
-  <Display>DocumentLibraryForm</Display>
-  <Edit>DocumentLibraryForm</Edit>
-  <New>DocumentLibraryForm</New>
-</FormTemplates>
-</file>
-
-<file path=customXml/item4.xml><?xml version="1.0" encoding="utf-8"?>
 <ct:contentTypeSchema xmlns:ct="http://schemas.microsoft.com/office/2006/metadata/contentType" xmlns:ma="http://schemas.microsoft.com/office/2006/metadata/properties/metaAttributes" ct:_="" ma:_="" ma:contentTypeName="Documento" ma:contentTypeID="0x010100AA800A0632DE254DA2317B4367B6018B" ma:contentTypeVersion="20" ma:contentTypeDescription="Crear nuevo documento." ma:contentTypeScope="" ma:versionID="0aa06a1bb3d45c1749f3c7b56b50ab45">
   <xsd:schema xmlns:xsd="http://www.w3.org/2001/XMLSchema" xmlns:xs="http://www.w3.org/2001/XMLSchema" xmlns:p="http://schemas.microsoft.com/office/2006/metadata/properties" xmlns:ns2="d46416e7-6d2c-4f4a-a0c5-4be57ee88241" xmlns:ns3="14756a95-b37b-4efb-8433-c7c61bd362cb" targetNamespace="http://schemas.microsoft.com/office/2006/metadata/properties" ma:root="true" ma:fieldsID="d9674b9f5a8de70e4f04c0b8a889fe03" ns2:_="" ns3:_="">
     <xsd:import namespace="d46416e7-6d2c-4f4a-a0c5-4be57ee88241"/>
@@ -15602,7 +15637,24 @@
 </ct:contentTypeSchema>
 </file>
 
+<file path=customXml/item4.xml><?xml version="1.0" encoding="utf-8"?>
+<?mso-contentType ?>
+<FormTemplates xmlns="http://schemas.microsoft.com/sharepoint/v3/contenttype/forms">
+  <Display>DocumentLibraryForm</Display>
+  <Edit>DocumentLibraryForm</Edit>
+  <New>DocumentLibraryForm</New>
+</FormTemplates>
+</file>
+
 <file path=customXml/itemProps1.xml><?xml version="1.0" encoding="utf-8"?>
+<ds:datastoreItem xmlns:ds="http://schemas.openxmlformats.org/officeDocument/2006/customXml" ds:itemID="{3097DD69-CA88-45EF-991D-66FF90578E16}">
+  <ds:schemaRefs>
+    <ds:schemaRef ds:uri="http://schemas.openxmlformats.org/officeDocument/2006/bibliography"/>
+  </ds:schemaRefs>
+</ds:datastoreItem>
+</file>
+
+<file path=customXml/itemProps2.xml><?xml version="1.0" encoding="utf-8"?>
 <ds:datastoreItem xmlns:ds="http://schemas.openxmlformats.org/officeDocument/2006/customXml" ds:itemID="{C8D5FA6B-9919-4CF7-992B-01E47542701B}">
   <ds:schemaRefs>
     <ds:schemaRef ds:uri="http://schemas.microsoft.com/office/2006/metadata/properties"/>
@@ -15613,23 +15665,7 @@
 </ds:datastoreItem>
 </file>
 
-<file path=customXml/itemProps2.xml><?xml version="1.0" encoding="utf-8"?>
-<ds:datastoreItem xmlns:ds="http://schemas.openxmlformats.org/officeDocument/2006/customXml" ds:itemID="{3097DD69-CA88-45EF-991D-66FF90578E16}">
-  <ds:schemaRefs>
-    <ds:schemaRef ds:uri="http://schemas.openxmlformats.org/officeDocument/2006/bibliography"/>
-  </ds:schemaRefs>
-</ds:datastoreItem>
-</file>
-
 <file path=customXml/itemProps3.xml><?xml version="1.0" encoding="utf-8"?>
-<ds:datastoreItem xmlns:ds="http://schemas.openxmlformats.org/officeDocument/2006/customXml" ds:itemID="{DD53D5E1-A9E6-4974-A55D-57904EA87C5E}">
-  <ds:schemaRefs>
-    <ds:schemaRef ds:uri="http://schemas.microsoft.com/sharepoint/v3/contenttype/forms"/>
-  </ds:schemaRefs>
-</ds:datastoreItem>
-</file>
-
-<file path=customXml/itemProps4.xml><?xml version="1.0" encoding="utf-8"?>
 <ds:datastoreItem xmlns:ds="http://schemas.openxmlformats.org/officeDocument/2006/customXml" ds:itemID="{BE5EAF9A-E65E-4020-BBFF-316AF046608A}">
   <ds:schemaRefs>
     <ds:schemaRef ds:uri="http://schemas.microsoft.com/office/2006/metadata/contentType"/>
@@ -15646,4 +15682,12 @@
     <ds:schemaRef ds:uri="http://schemas.microsoft.com/internal/obd"/>
   </ds:schemaRefs>
 </ds:datastoreItem>
+</file>
+
+<file path=customXml/itemProps4.xml><?xml version="1.0" encoding="utf-8"?>
+<ds:datastoreItem xmlns:ds="http://schemas.openxmlformats.org/officeDocument/2006/customXml" ds:itemID="{DD53D5E1-A9E6-4974-A55D-57904EA87C5E}">
+  <ds:schemaRefs>
+    <ds:schemaRef ds:uri="http://schemas.microsoft.com/sharepoint/v3/contenttype/forms"/>
+  </ds:schemaRefs>
+</ds:datastoreItem>
 </file>
--- a/Capitulo1_Tesis_Final.docx
+++ b/Capitulo1_Tesis_Final.docx
@@ -12,6 +12,15 @@
       </w:r>
       <w:r>
         <w:instrText xml:space="preserve"> INCLUDEPICTURE "http://ile.pe/wp-content/uploads/2016/01/logo-upc.jpg" \* MERGEFORMATINET </w:instrText>
+      </w:r>
+      <w:r>
+        <w:fldChar w:fldCharType="separate"/>
+      </w:r>
+      <w:r>
+        <w:fldChar w:fldCharType="begin"/>
+      </w:r>
+      <w:r>
+        <w:instrText xml:space="preserve"> INCLUDEPICTURE  "http://ile.pe/wp-content/uploads/2016/01/logo-upc.jpg" \* MERGEFORMATINET </w:instrText>
       </w:r>
       <w:r>
         <w:fldChar w:fldCharType="separate"/>
@@ -509,6 +518,9 @@
             <v:imagedata r:id="rId11" r:href="rId12"/>
           </v:shape>
         </w:pict>
+      </w:r>
+      <w:r>
+        <w:fldChar w:fldCharType="end"/>
       </w:r>
       <w:r>
         <w:fldChar w:fldCharType="end"/>
@@ -980,19 +992,11 @@
         </w:rPr>
         <w:t xml:space="preserve">, </w:t>
       </w:r>
-      <w:proofErr w:type="spellStart"/>
-      <w:r>
-        <w:rPr>
-          <w:lang w:val="es-ES"/>
-        </w:rPr>
-        <w:t>Jhon</w:t>
-      </w:r>
-      <w:proofErr w:type="spellEnd"/>
-      <w:r>
-        <w:rPr>
-          <w:lang w:val="es-ES"/>
-        </w:rPr>
-        <w:t xml:space="preserve"> Sebasthian Enrique</w:t>
+      <w:r>
+        <w:rPr>
+          <w:lang w:val="es-ES"/>
+        </w:rPr>
+        <w:t>Jhon Sebasthian Enrique</w:t>
       </w:r>
       <w:r>
         <w:rPr>
@@ -1751,105 +1755,7 @@
         <w:rPr>
           <w:lang w:val="es-ES"/>
         </w:rPr>
-        <w:t xml:space="preserve">Para la construcción de la solución tecnológica, se utilizaron modelos de lenguaje de gran escala a través de </w:t>
-      </w:r>
-      <w:proofErr w:type="spellStart"/>
-      <w:r>
-        <w:rPr>
-          <w:lang w:val="es-ES"/>
-        </w:rPr>
-        <w:t>APIs</w:t>
-      </w:r>
-      <w:proofErr w:type="spellEnd"/>
-      <w:r>
-        <w:rPr>
-          <w:lang w:val="es-ES"/>
-        </w:rPr>
-        <w:t xml:space="preserve">, como Gemini 2.5 flash lite y GPT 4.1 mini, además de componentes para cada proceso de contenido educativo, como </w:t>
-      </w:r>
-      <w:proofErr w:type="spellStart"/>
-      <w:r>
-        <w:rPr>
-          <w:lang w:val="es-ES"/>
-        </w:rPr>
-        <w:t>KickOffAgent</w:t>
-      </w:r>
-      <w:proofErr w:type="spellEnd"/>
-      <w:r>
-        <w:rPr>
-          <w:lang w:val="es-ES"/>
-        </w:rPr>
-        <w:t xml:space="preserve"> para el acta de inicio, </w:t>
-      </w:r>
-      <w:proofErr w:type="spellStart"/>
-      <w:r>
-        <w:rPr>
-          <w:lang w:val="es-ES"/>
-        </w:rPr>
-        <w:t>CourseSchemaAgent</w:t>
-      </w:r>
-      <w:proofErr w:type="spellEnd"/>
-      <w:r>
-        <w:rPr>
-          <w:lang w:val="es-ES"/>
-        </w:rPr>
-        <w:t xml:space="preserve"> para el contexto del curso, </w:t>
-      </w:r>
-      <w:proofErr w:type="spellStart"/>
-      <w:r>
-        <w:rPr>
-          <w:lang w:val="es-ES"/>
-        </w:rPr>
-        <w:t>UniteSchemaSubAgent</w:t>
-      </w:r>
-      <w:proofErr w:type="spellEnd"/>
-      <w:r>
-        <w:rPr>
-          <w:lang w:val="es-ES"/>
-        </w:rPr>
-        <w:t xml:space="preserve"> para el esquema por unidad, </w:t>
-      </w:r>
-      <w:proofErr w:type="spellStart"/>
-      <w:r>
-        <w:rPr>
-          <w:lang w:val="es-ES"/>
-        </w:rPr>
-        <w:t>SyllabusActivityClassifier</w:t>
-      </w:r>
-      <w:proofErr w:type="spellEnd"/>
-      <w:r>
-        <w:rPr>
-          <w:lang w:val="es-ES"/>
-        </w:rPr>
-        <w:t xml:space="preserve"> para la clasificación de actividades, y agentes como </w:t>
-      </w:r>
-      <w:proofErr w:type="spellStart"/>
-      <w:r>
-        <w:rPr>
-          <w:lang w:val="es-ES"/>
-        </w:rPr>
-        <w:t>IpesAgent</w:t>
-      </w:r>
-      <w:proofErr w:type="spellEnd"/>
-      <w:r>
-        <w:rPr>
-          <w:lang w:val="es-ES"/>
-        </w:rPr>
-        <w:t xml:space="preserve"> y </w:t>
-      </w:r>
-      <w:proofErr w:type="spellStart"/>
-      <w:r>
-        <w:rPr>
-          <w:lang w:val="es-ES"/>
-        </w:rPr>
-        <w:t>CheckIpesAgent</w:t>
-      </w:r>
-      <w:proofErr w:type="spellEnd"/>
-      <w:r>
-        <w:rPr>
-          <w:lang w:val="es-ES"/>
-        </w:rPr>
-        <w:t xml:space="preserve">. </w:t>
+        <w:t xml:space="preserve">Para la construcción de la solución tecnológica, se utilizaron modelos de lenguaje de gran escala a través de APIs, como Gemini 2.5 flash lite y GPT 4.1 mini, además de componentes para cada proceso de contenido educativo, como KickOffAgent para el acta de inicio, CourseSchemaAgent para el contexto del curso, UniteSchemaSubAgent para el esquema por unidad, SyllabusActivityClassifier para la clasificación de actividades, y agentes como IpesAgent y CheckIpesAgent. </w:t>
       </w:r>
     </w:p>
     <w:p>
@@ -2073,91 +1979,7 @@
         <w:rPr>
           <w:lang w:val="en-US"/>
         </w:rPr>
-        <w:t xml:space="preserve">For the development of this technological solution, large language models were used through APIs, such as Gemini 2.5 Flash Lite and GPT 4.1 Mini, along with components for each stage of the educational content process, including </w:t>
-      </w:r>
-      <w:proofErr w:type="spellStart"/>
-      <w:r>
-        <w:rPr>
-          <w:lang w:val="en-US"/>
-        </w:rPr>
-        <w:t>KickOffAgent</w:t>
-      </w:r>
-      <w:proofErr w:type="spellEnd"/>
-      <w:r>
-        <w:rPr>
-          <w:lang w:val="en-US"/>
-        </w:rPr>
-        <w:t xml:space="preserve"> for the course initiation document, </w:t>
-      </w:r>
-      <w:proofErr w:type="spellStart"/>
-      <w:r>
-        <w:rPr>
-          <w:lang w:val="en-US"/>
-        </w:rPr>
-        <w:t>CourseSchemaAgent</w:t>
-      </w:r>
-      <w:proofErr w:type="spellEnd"/>
-      <w:r>
-        <w:rPr>
-          <w:lang w:val="en-US"/>
-        </w:rPr>
-        <w:t xml:space="preserve"> for course context, </w:t>
-      </w:r>
-      <w:proofErr w:type="spellStart"/>
-      <w:r>
-        <w:rPr>
-          <w:lang w:val="en-US"/>
-        </w:rPr>
-        <w:t>UniteSchemaSubAgent</w:t>
-      </w:r>
-      <w:proofErr w:type="spellEnd"/>
-      <w:r>
-        <w:rPr>
-          <w:lang w:val="en-US"/>
-        </w:rPr>
-        <w:t xml:space="preserve"> for unit structure, </w:t>
-      </w:r>
-      <w:proofErr w:type="spellStart"/>
-      <w:r>
-        <w:rPr>
-          <w:lang w:val="en-US"/>
-        </w:rPr>
-        <w:t>SyllabusActivityClassifier</w:t>
-      </w:r>
-      <w:proofErr w:type="spellEnd"/>
-      <w:r>
-        <w:rPr>
-          <w:lang w:val="en-US"/>
-        </w:rPr>
-        <w:t xml:space="preserve"> for activity classification, and agents such as </w:t>
-      </w:r>
-      <w:proofErr w:type="spellStart"/>
-      <w:r>
-        <w:rPr>
-          <w:lang w:val="en-US"/>
-        </w:rPr>
-        <w:t>IpesAgent</w:t>
-      </w:r>
-      <w:proofErr w:type="spellEnd"/>
-      <w:r>
-        <w:rPr>
-          <w:lang w:val="en-US"/>
-        </w:rPr>
-        <w:t xml:space="preserve"> and </w:t>
-      </w:r>
-      <w:proofErr w:type="spellStart"/>
-      <w:r>
-        <w:rPr>
-          <w:lang w:val="en-US"/>
-        </w:rPr>
-        <w:t>CheckIpesAgent</w:t>
-      </w:r>
-      <w:proofErr w:type="spellEnd"/>
-      <w:r>
-        <w:rPr>
-          <w:lang w:val="en-US"/>
-        </w:rPr>
-        <w:t>.</w:t>
+        <w:t>For the development of this technological solution, large language models were used through APIs, such as Gemini 2.5 Flash Lite and GPT 4.1 Mini, along with components for each stage of the educational content process, including KickOffAgent for the course initiation document, CourseSchemaAgent for course context, UniteSchemaSubAgent for unit structure, SyllabusActivityClassifier for activity classification, and agents such as IpesAgent and CheckIpesAgent.</w:t>
       </w:r>
       <w:r>
         <w:rPr>
@@ -4757,21 +4579,7 @@
         <w:rPr>
           <w:lang w:val="es-PE"/>
         </w:rPr>
-        <w:t xml:space="preserve">En este contexto, los equipos responsables del diseño y producción de cursos virtuales enfrentaron una doble presión: por un lado, la imposibilidad de coordinar presencialmente las etapas del proceso, y por otro, el incremento acelerado en el número de cursos que debían virtualizarse. El proceso de producción, que involucra a múltiples roles trabajando en cadena —diseñadores instruccionales, docentes revisores y </w:t>
-      </w:r>
-      <w:proofErr w:type="spellStart"/>
-      <w:r>
-        <w:rPr>
-          <w:lang w:val="es-PE"/>
-        </w:rPr>
-        <w:t>virtualizadores</w:t>
-      </w:r>
-      <w:proofErr w:type="spellEnd"/>
-      <w:r>
-        <w:rPr>
-          <w:lang w:val="es-PE"/>
-        </w:rPr>
-        <w:t>—, se volvió especialmente vulnerable al trabajo remoto: cada entrega dependía de la disponibilidad del rol anterior, las reuniones de coordinación se dificultaron, y las versiones del contenido se multiplicaban sin control claro, generando reprocesos y retrasos acumulados.</w:t>
+        <w:t>En este contexto, los equipos responsables del diseño y producción de cursos virtuales enfrentaron una doble presión: por un lado, la imposibilidad de coordinar presencialmente las etapas del proceso, y por otro, el incremento acelerado en el número de cursos que debían virtualizarse. El proceso de producción, que involucra a múltiples roles trabajando en cadena —diseñadores instruccionales, docentes revisores y virtualizadores—, se volvió especialmente vulnerable al trabajo remoto: cada entrega dependía de la disponibilidad del rol anterior, las reuniones de coordinación se dificultaron, y las versiones del contenido se multiplicaban sin control claro, generando reprocesos y retrasos acumulados.</w:t>
       </w:r>
     </w:p>
     <w:p>
@@ -4820,49 +4628,7 @@
         <w:rPr>
           <w:lang w:val="es-PE"/>
         </w:rPr>
-        <w:t>Frente a este escenario, los modelos de lenguaje de gran escala (</w:t>
-      </w:r>
-      <w:proofErr w:type="spellStart"/>
-      <w:r>
-        <w:rPr>
-          <w:lang w:val="es-PE"/>
-        </w:rPr>
-        <w:t>LLMs</w:t>
-      </w:r>
-      <w:proofErr w:type="spellEnd"/>
-      <w:r>
-        <w:rPr>
-          <w:lang w:val="es-PE"/>
-        </w:rPr>
-        <w:t xml:space="preserve">) han emergido como una alternativa viable para asistir en la generación de contenido instruccional. Tlili et al. (2023) realizaron una revisión sistemática sobre el uso de IA generativa en educación, identificando que la generación de materiales instruccionales es una de las aplicaciones con mayor potencial de reducción de carga operativa, siempre que se mantengan mecanismos de revisión por expertos para garantizar la calidad pedagógica. </w:t>
-      </w:r>
-      <w:proofErr w:type="spellStart"/>
-      <w:r>
-        <w:rPr>
-          <w:lang w:val="es-PE"/>
-        </w:rPr>
-        <w:t>Kasneci</w:t>
-      </w:r>
-      <w:proofErr w:type="spellEnd"/>
-      <w:r>
-        <w:rPr>
-          <w:lang w:val="es-PE"/>
-        </w:rPr>
-        <w:t xml:space="preserve"> et al. (2023) destacaron que los </w:t>
-      </w:r>
-      <w:proofErr w:type="spellStart"/>
-      <w:r>
-        <w:rPr>
-          <w:lang w:val="es-PE"/>
-        </w:rPr>
-        <w:t>LLMs</w:t>
-      </w:r>
-      <w:proofErr w:type="spellEnd"/>
-      <w:r>
-        <w:rPr>
-          <w:lang w:val="es-PE"/>
-        </w:rPr>
-        <w:t xml:space="preserve"> pueden generar contenido educativo coherente y alineado a objetivos de aprendizaje cuando se les proporcionan estructuras pedagógicas claras como punto de partida, condición que el presente proyecto satisface al partir del sílabo y el acta de reunión de inicio del curso.</w:t>
+        <w:t>Frente a este escenario, los modelos de lenguaje de gran escala (LLMs) han emergido como una alternativa viable para asistir en la generación de contenido instruccional. Tlili et al. (2023) realizaron una revisión sistemática sobre el uso de IA generativa en educación, identificando que la generación de materiales instruccionales es una de las aplicaciones con mayor potencial de reducción de carga operativa, siempre que se mantengan mecanismos de revisión por expertos para garantizar la calidad pedagógica. Kasneci et al. (2023) destacaron que los LLMs pueden generar contenido educativo coherente y alineado a objetivos de aprendizaje cuando se les proporcionan estructuras pedagógicas claras como punto de partida, condición que el presente proyecto satisface al partir del sílabo y el acta de reunión de inicio del curso.</w:t>
       </w:r>
     </w:p>
     <w:p>
@@ -5078,7 +4844,6 @@
             <w:shd w:val="clear" w:color="auto" w:fill="1F3864"/>
           </w:tcPr>
           <w:p>
-            <w:proofErr w:type="spellStart"/>
             <w:r>
               <w:rPr>
                 <w:b/>
@@ -5086,7 +4851,6 @@
               </w:rPr>
               <w:t>Proceso</w:t>
             </w:r>
-            <w:proofErr w:type="spellEnd"/>
           </w:p>
         </w:tc>
         <w:tc>
@@ -5100,34 +4864,23 @@
                 <w:b/>
                 <w:color w:val="FFFFFF"/>
               </w:rPr>
-              <w:t xml:space="preserve">Tiempo / Costo </w:t>
-            </w:r>
-            <w:proofErr w:type="spellStart"/>
+              <w:t>Tiempo / Costo estimado</w:t>
+            </w:r>
+          </w:p>
+        </w:tc>
+        <w:tc>
+          <w:tcPr>
+            <w:tcW w:w="2942" w:type="dxa"/>
+            <w:shd w:val="clear" w:color="auto" w:fill="1F3864"/>
+          </w:tcPr>
+          <w:p>
             <w:r>
               <w:rPr>
                 <w:b/>
                 <w:color w:val="FFFFFF"/>
               </w:rPr>
-              <w:t>estimado</w:t>
-            </w:r>
-            <w:proofErr w:type="spellEnd"/>
-          </w:p>
-        </w:tc>
-        <w:tc>
-          <w:tcPr>
-            <w:tcW w:w="2942" w:type="dxa"/>
-            <w:shd w:val="clear" w:color="auto" w:fill="1F3864"/>
-          </w:tcPr>
-          <w:p>
-            <w:proofErr w:type="spellStart"/>
-            <w:r>
-              <w:rPr>
-                <w:b/>
-                <w:color w:val="FFFFFF"/>
-              </w:rPr>
               <w:t>Observaciones</w:t>
             </w:r>
-            <w:proofErr w:type="spellEnd"/>
           </w:p>
         </w:tc>
       </w:tr>
@@ -5138,23 +4891,7 @@
           </w:tcPr>
           <w:p>
             <w:r>
-              <w:t>Manual (</w:t>
-            </w:r>
-            <w:proofErr w:type="spellStart"/>
-            <w:r>
-              <w:t>docente</w:t>
-            </w:r>
-            <w:proofErr w:type="spellEnd"/>
-            <w:r>
-              <w:t xml:space="preserve"> </w:t>
-            </w:r>
-            <w:proofErr w:type="spellStart"/>
-            <w:r>
-              <w:t>virtualizador</w:t>
-            </w:r>
-            <w:proofErr w:type="spellEnd"/>
-            <w:r>
-              <w:t>)</w:t>
+              <w:t>Manual (docente virtualizador)</w:t>
             </w:r>
           </w:p>
         </w:tc>
@@ -5278,43 +5015,7 @@
         <w:rPr>
           <w:lang w:val="es-PE"/>
         </w:rPr>
-        <w:t>Los costos presentados se basan en datos reales obtenidos del registro de tokens del sistema (</w:t>
-      </w:r>
-      <w:proofErr w:type="spellStart"/>
-      <w:r>
-        <w:rPr>
-          <w:lang w:val="es-PE"/>
-        </w:rPr>
-        <w:t>token_</w:t>
-      </w:r>
-      <w:proofErr w:type="gramStart"/>
-      <w:r>
-        <w:rPr>
-          <w:lang w:val="es-PE"/>
-        </w:rPr>
-        <w:t>usage.jsonl</w:t>
-      </w:r>
-      <w:proofErr w:type="spellEnd"/>
-      <w:proofErr w:type="gramEnd"/>
-      <w:r>
-        <w:rPr>
-          <w:lang w:val="es-PE"/>
-        </w:rPr>
-        <w:t>), correspondientes a 566 llamadas de ejecución. El costo de $0.025 USD corresponde únicamente a la generación de materiales IPES (Introducción, Presentaciones y Ejercicios). El costo de $0.064 USD incluye adicionalmente la generación del material base de referencia (</w:t>
-      </w:r>
-      <w:proofErr w:type="spellStart"/>
-      <w:r>
-        <w:rPr>
-          <w:lang w:val="es-PE"/>
-        </w:rPr>
-        <w:t>genera_material_base</w:t>
-      </w:r>
-      <w:proofErr w:type="spellEnd"/>
-      <w:r>
-        <w:rPr>
-          <w:lang w:val="es-PE"/>
-        </w:rPr>
-        <w:t>), que es opcional en el flujo de producción.</w:t>
+        <w:t>Los costos presentados se basan en datos reales obtenidos del registro de tokens del sistema, token_usage.jsonl, correspondientes a 566 llamadas de ejecución. El costo de 0.025 USD corresponde únicamente a la generación de materiales IPES, introducción, presentaciones y ejercicios. El costo de 0.064 USD incluye adicionalmente la generación del material base de referencia, genera_material_base, que es opcional en el flujo de producción.</w:t>
       </w:r>
     </w:p>
     <w:p>
@@ -5470,7 +5171,6 @@
             <w:shd w:val="clear" w:color="auto" w:fill="1F3864" w:themeFill="accent5" w:themeFillShade="80"/>
           </w:tcPr>
           <w:p>
-            <w:proofErr w:type="spellStart"/>
             <w:r>
               <w:rPr>
                 <w:b/>
@@ -5478,7 +5178,6 @@
               </w:rPr>
               <w:t>Problema</w:t>
             </w:r>
-            <w:proofErr w:type="spellEnd"/>
           </w:p>
         </w:tc>
         <w:tc>
@@ -5487,7 +5186,6 @@
             <w:shd w:val="clear" w:color="auto" w:fill="1F3864" w:themeFill="accent5" w:themeFillShade="80"/>
           </w:tcPr>
           <w:p>
-            <w:proofErr w:type="spellStart"/>
             <w:r>
               <w:rPr>
                 <w:b/>
@@ -5495,7 +5193,6 @@
               </w:rPr>
               <w:t>Causas</w:t>
             </w:r>
-            <w:proofErr w:type="spellEnd"/>
           </w:p>
         </w:tc>
       </w:tr>
@@ -5810,21 +5507,12 @@
       <w:bookmarkStart w:id="17" w:name="_Toc227156496"/>
       <w:bookmarkStart w:id="18" w:name="_Toc227157328"/>
       <w:bookmarkStart w:id="19" w:name="_Toc227184614"/>
-      <w:proofErr w:type="spellStart"/>
       <w:r>
         <w:rPr>
           <w:sz w:val="24"/>
           <w:szCs w:val="24"/>
         </w:rPr>
-        <w:t>Tabla</w:t>
-      </w:r>
-      <w:proofErr w:type="spellEnd"/>
-      <w:r>
-        <w:rPr>
-          <w:sz w:val="24"/>
-          <w:szCs w:val="24"/>
-        </w:rPr>
-        <w:t xml:space="preserve"> </w:t>
+        <w:t xml:space="preserve">Tabla </w:t>
       </w:r>
       <w:r>
         <w:rPr>
@@ -5867,37 +5555,12 @@
           <w:sz w:val="24"/>
           <w:szCs w:val="24"/>
         </w:rPr>
-        <w:t xml:space="preserve"> </w:t>
-      </w:r>
-      <w:proofErr w:type="spellStart"/>
-      <w:r>
-        <w:rPr>
-          <w:sz w:val="24"/>
-          <w:szCs w:val="24"/>
-        </w:rPr>
-        <w:t>Indicadores</w:t>
-      </w:r>
-      <w:proofErr w:type="spellEnd"/>
-      <w:r>
-        <w:rPr>
-          <w:sz w:val="24"/>
-          <w:szCs w:val="24"/>
-        </w:rPr>
-        <w:t xml:space="preserve"> de </w:t>
-      </w:r>
-      <w:proofErr w:type="spellStart"/>
-      <w:r>
-        <w:rPr>
-          <w:sz w:val="24"/>
-          <w:szCs w:val="24"/>
-        </w:rPr>
-        <w:t>éxito</w:t>
+        <w:t xml:space="preserve"> Indicadores de éxito</w:t>
       </w:r>
       <w:bookmarkEnd w:id="16"/>
       <w:bookmarkEnd w:id="17"/>
       <w:bookmarkEnd w:id="18"/>
       <w:bookmarkEnd w:id="19"/>
-      <w:proofErr w:type="spellEnd"/>
     </w:p>
     <w:tbl>
       <w:tblPr>
@@ -5924,7 +5587,6 @@
             <w:shd w:val="clear" w:color="auto" w:fill="1F3864"/>
           </w:tcPr>
           <w:p>
-            <w:proofErr w:type="spellStart"/>
             <w:r>
               <w:rPr>
                 <w:b/>
@@ -5932,7 +5594,6 @@
               </w:rPr>
               <w:t>Indicador</w:t>
             </w:r>
-            <w:proofErr w:type="spellEnd"/>
           </w:p>
         </w:tc>
         <w:tc>
@@ -5941,7 +5602,6 @@
             <w:shd w:val="clear" w:color="auto" w:fill="1F3864"/>
           </w:tcPr>
           <w:p>
-            <w:proofErr w:type="spellStart"/>
             <w:r>
               <w:rPr>
                 <w:b/>
@@ -5949,7 +5609,6 @@
               </w:rPr>
               <w:t>Descripción</w:t>
             </w:r>
-            <w:proofErr w:type="spellEnd"/>
           </w:p>
         </w:tc>
         <w:tc>
@@ -5958,7 +5617,6 @@
             <w:shd w:val="clear" w:color="auto" w:fill="1F3864"/>
           </w:tcPr>
           <w:p>
-            <w:proofErr w:type="spellStart"/>
             <w:r>
               <w:rPr>
                 <w:b/>
@@ -5966,7 +5624,6 @@
               </w:rPr>
               <w:t>Objetivo</w:t>
             </w:r>
-            <w:proofErr w:type="spellEnd"/>
           </w:p>
         </w:tc>
       </w:tr>
@@ -6175,21 +5832,12 @@
       <w:bookmarkStart w:id="21" w:name="_Toc227156497"/>
       <w:bookmarkStart w:id="22" w:name="_Toc227157329"/>
       <w:bookmarkStart w:id="23" w:name="_Toc227184615"/>
-      <w:proofErr w:type="spellStart"/>
       <w:r>
         <w:rPr>
           <w:sz w:val="24"/>
           <w:szCs w:val="24"/>
         </w:rPr>
-        <w:t>Tabla</w:t>
-      </w:r>
-      <w:proofErr w:type="spellEnd"/>
-      <w:r>
-        <w:rPr>
-          <w:sz w:val="24"/>
-          <w:szCs w:val="24"/>
-        </w:rPr>
-        <w:t xml:space="preserve"> </w:t>
+        <w:t xml:space="preserve">Tabla </w:t>
       </w:r>
       <w:r>
         <w:rPr>
@@ -6232,36 +5880,11 @@
           <w:sz w:val="24"/>
           <w:szCs w:val="24"/>
         </w:rPr>
-        <w:t xml:space="preserve"> </w:t>
-      </w:r>
-      <w:proofErr w:type="spellStart"/>
-      <w:r>
-        <w:rPr>
-          <w:sz w:val="24"/>
-          <w:szCs w:val="24"/>
-        </w:rPr>
-        <w:t>Matriz</w:t>
-      </w:r>
-      <w:proofErr w:type="spellEnd"/>
-      <w:r>
-        <w:rPr>
-          <w:sz w:val="24"/>
-          <w:szCs w:val="24"/>
-        </w:rPr>
-        <w:t xml:space="preserve"> de </w:t>
-      </w:r>
-      <w:proofErr w:type="spellStart"/>
-      <w:r>
-        <w:rPr>
-          <w:sz w:val="24"/>
-          <w:szCs w:val="24"/>
-        </w:rPr>
-        <w:t>consistencia</w:t>
+        <w:t xml:space="preserve"> Matriz de consistencia</w:t>
       </w:r>
       <w:bookmarkEnd w:id="21"/>
       <w:bookmarkEnd w:id="22"/>
       <w:bookmarkEnd w:id="23"/>
-      <w:proofErr w:type="spellEnd"/>
     </w:p>
     <w:tbl>
       <w:tblPr>
@@ -6289,31 +5912,43 @@
             <w:shd w:val="clear" w:color="auto" w:fill="1F3864" w:themeFill="accent5" w:themeFillShade="80"/>
           </w:tcPr>
           <w:p>
-            <w:proofErr w:type="spellStart"/>
             <w:r>
               <w:rPr>
                 <w:b/>
                 <w:color w:val="FFFFFF"/>
               </w:rPr>
-              <w:t>Objetivo</w:t>
-            </w:r>
-            <w:proofErr w:type="spellEnd"/>
+              <w:t>Objetivo específico</w:t>
+            </w:r>
+          </w:p>
+        </w:tc>
+        <w:tc>
+          <w:tcPr>
+            <w:tcW w:w="2197" w:type="dxa"/>
+            <w:shd w:val="clear" w:color="auto" w:fill="1F3864" w:themeFill="accent5" w:themeFillShade="80"/>
+          </w:tcPr>
+          <w:p>
             <w:r>
               <w:rPr>
                 <w:b/>
                 <w:color w:val="FFFFFF"/>
               </w:rPr>
-              <w:t xml:space="preserve"> </w:t>
-            </w:r>
-            <w:proofErr w:type="spellStart"/>
+              <w:t>Metodología / Técnica</w:t>
+            </w:r>
+          </w:p>
+        </w:tc>
+        <w:tc>
+          <w:tcPr>
+            <w:tcW w:w="2197" w:type="dxa"/>
+            <w:shd w:val="clear" w:color="auto" w:fill="1F3864" w:themeFill="accent5" w:themeFillShade="80"/>
+          </w:tcPr>
+          <w:p>
             <w:r>
               <w:rPr>
                 <w:b/>
                 <w:color w:val="FFFFFF"/>
               </w:rPr>
-              <w:t>específico</w:t>
-            </w:r>
-            <w:proofErr w:type="spellEnd"/>
+              <w:t>Indicador</w:t>
+            </w:r>
           </w:p>
         </w:tc>
         <w:tc>
@@ -6322,72 +5957,13 @@
             <w:shd w:val="clear" w:color="auto" w:fill="1F3864" w:themeFill="accent5" w:themeFillShade="80"/>
           </w:tcPr>
           <w:p>
-            <w:proofErr w:type="spellStart"/>
             <w:r>
               <w:rPr>
                 <w:b/>
                 <w:color w:val="FFFFFF"/>
               </w:rPr>
-              <w:t>Metodología</w:t>
-            </w:r>
-            <w:proofErr w:type="spellEnd"/>
-            <w:r>
-              <w:rPr>
-                <w:b/>
-                <w:color w:val="FFFFFF"/>
-              </w:rPr>
-              <w:t xml:space="preserve"> / Técnica</w:t>
-            </w:r>
-          </w:p>
-        </w:tc>
-        <w:tc>
-          <w:tcPr>
-            <w:tcW w:w="2197" w:type="dxa"/>
-            <w:shd w:val="clear" w:color="auto" w:fill="1F3864" w:themeFill="accent5" w:themeFillShade="80"/>
-          </w:tcPr>
-          <w:p>
-            <w:proofErr w:type="spellStart"/>
-            <w:r>
-              <w:rPr>
-                <w:b/>
-                <w:color w:val="FFFFFF"/>
-              </w:rPr>
-              <w:t>Indicador</w:t>
-            </w:r>
-            <w:proofErr w:type="spellEnd"/>
-          </w:p>
-        </w:tc>
-        <w:tc>
-          <w:tcPr>
-            <w:tcW w:w="2197" w:type="dxa"/>
-            <w:shd w:val="clear" w:color="auto" w:fill="1F3864" w:themeFill="accent5" w:themeFillShade="80"/>
-          </w:tcPr>
-          <w:p>
-            <w:proofErr w:type="spellStart"/>
-            <w:r>
-              <w:rPr>
-                <w:b/>
-                <w:color w:val="FFFFFF"/>
-              </w:rPr>
-              <w:t>Resultado</w:t>
-            </w:r>
-            <w:proofErr w:type="spellEnd"/>
-            <w:r>
-              <w:rPr>
-                <w:b/>
-                <w:color w:val="FFFFFF"/>
-              </w:rPr>
-              <w:t xml:space="preserve"> </w:t>
-            </w:r>
-            <w:proofErr w:type="spellStart"/>
-            <w:r>
-              <w:rPr>
-                <w:b/>
-                <w:color w:val="FFFFFF"/>
-              </w:rPr>
-              <w:t>esperado</w:t>
-            </w:r>
-            <w:proofErr w:type="spellEnd"/>
+              <w:t>Resultado esperado</w:t>
+            </w:r>
           </w:p>
         </w:tc>
       </w:tr>
@@ -6488,7 +6064,6 @@
               <w:rPr>
                 <w:lang w:val="es-PE"/>
               </w:rPr>
-              <w:lastRenderedPageBreak/>
               <w:t>OE2: Diseñar la arquitectura de la solución tecnológica.</w:t>
             </w:r>
           </w:p>
@@ -6507,35 +6082,7 @@
               <w:rPr>
                 <w:lang w:val="es-PE"/>
               </w:rPr>
-              <w:t xml:space="preserve">Diseño de arquitectura </w:t>
-            </w:r>
-            <w:proofErr w:type="spellStart"/>
-            <w:r>
-              <w:rPr>
-                <w:lang w:val="es-PE"/>
-              </w:rPr>
-              <w:t>multi-agente</w:t>
-            </w:r>
-            <w:proofErr w:type="spellEnd"/>
-            <w:r>
-              <w:rPr>
-                <w:lang w:val="es-PE"/>
-              </w:rPr>
-              <w:t xml:space="preserve"> (</w:t>
-            </w:r>
-            <w:proofErr w:type="spellStart"/>
-            <w:r>
-              <w:rPr>
-                <w:lang w:val="es-PE"/>
-              </w:rPr>
-              <w:t>LangGraph</w:t>
-            </w:r>
-            <w:proofErr w:type="spellEnd"/>
-            <w:r>
-              <w:rPr>
-                <w:lang w:val="es-PE"/>
-              </w:rPr>
-              <w:t>) con fases de diseño, aseguramiento y generación de contenido IPES.</w:t>
+              <w:t>Diseño de arquitectura multi-agente (LangGraph) con fases de diseño, aseguramiento y generación de contenido IPES.</w:t>
             </w:r>
           </w:p>
         </w:tc>
@@ -6681,21 +6228,7 @@
               <w:rPr>
                 <w:lang w:val="es-PE"/>
               </w:rPr>
-              <w:t xml:space="preserve">Definición de roles de soporte, niveles de servicio, gestión de riesgos y estimación de costos </w:t>
-            </w:r>
-            <w:proofErr w:type="spellStart"/>
-            <w:r>
-              <w:rPr>
-                <w:lang w:val="es-PE"/>
-              </w:rPr>
-              <w:t>post-implementación</w:t>
-            </w:r>
-            <w:proofErr w:type="spellEnd"/>
-            <w:r>
-              <w:rPr>
-                <w:lang w:val="es-PE"/>
-              </w:rPr>
-              <w:t>.</w:t>
+              <w:t>Definición de roles de soporte, niveles de servicio, gestión de riesgos y estimación de costos post-implementación.</w:t>
             </w:r>
           </w:p>
         </w:tc>
@@ -6796,21 +6329,7 @@
         <w:rPr>
           <w:lang w:val="es-PE"/>
         </w:rPr>
-        <w:t xml:space="preserve"> se presenta el cronograma real de desarrollo del sistema Experto Temático, desde el inicio del proyecto el 16 de septiembre de 2025 hasta la fecha actual. Las actividades están organizadas en </w:t>
-      </w:r>
-      <w:proofErr w:type="spellStart"/>
-      <w:r>
-        <w:rPr>
-          <w:lang w:val="es-PE"/>
-        </w:rPr>
-        <w:t>sprints</w:t>
-      </w:r>
-      <w:proofErr w:type="spellEnd"/>
-      <w:r>
-        <w:rPr>
-          <w:lang w:val="es-PE"/>
-        </w:rPr>
-        <w:t xml:space="preserve"> mensuales que reflejan el trabajo efectivamente realizado.</w:t>
+        <w:t xml:space="preserve"> se presenta el cronograma real de desarrollo del sistema Experto Temático, desde el inicio del proyecto el 16 de septiembre de 2025 hasta la fecha actual. Las actividades están organizadas en sprints mensuales que reflejan el trabajo efectivamente realizado.</w:t>
       </w:r>
     </w:p>
     <w:p>
@@ -6876,25 +6395,7 @@
           <w:szCs w:val="24"/>
           <w:lang w:val="es-PE"/>
         </w:rPr>
-        <w:t xml:space="preserve"> Cronograma de desarrollo (</w:t>
-      </w:r>
-      <w:proofErr w:type="spellStart"/>
-      <w:r>
-        <w:rPr>
-          <w:sz w:val="24"/>
-          <w:szCs w:val="24"/>
-          <w:lang w:val="es-PE"/>
-        </w:rPr>
-        <w:t>Sep</w:t>
-      </w:r>
-      <w:proofErr w:type="spellEnd"/>
-      <w:r>
-        <w:rPr>
-          <w:sz w:val="24"/>
-          <w:szCs w:val="24"/>
-          <w:lang w:val="es-PE"/>
-        </w:rPr>
-        <w:t xml:space="preserve"> 2025 – Abr 2026)</w:t>
+        <w:t xml:space="preserve"> Cronograma de desarrollo (Sep 2025 – Abr 2026)</w:t>
       </w:r>
       <w:bookmarkEnd w:id="27"/>
     </w:p>
@@ -7043,35 +6544,7 @@
               <w:rPr>
                 <w:lang w:val="es-PE"/>
               </w:rPr>
-              <w:t xml:space="preserve">- Recepción del repositorio del Tech Leader y </w:t>
-            </w:r>
-            <w:proofErr w:type="spellStart"/>
-            <w:r>
-              <w:rPr>
-                <w:lang w:val="es-PE"/>
-              </w:rPr>
-              <w:t>onboarding</w:t>
-            </w:r>
-            <w:proofErr w:type="spellEnd"/>
-            <w:r>
-              <w:rPr>
-                <w:lang w:val="es-PE"/>
-              </w:rPr>
-              <w:t xml:space="preserve">: problema, arquitectura, </w:t>
-            </w:r>
-            <w:proofErr w:type="spellStart"/>
-            <w:r>
-              <w:rPr>
-                <w:lang w:val="es-PE"/>
-              </w:rPr>
-              <w:t>stakeholders</w:t>
-            </w:r>
-            <w:proofErr w:type="spellEnd"/>
-            <w:r>
-              <w:rPr>
-                <w:lang w:val="es-PE"/>
-              </w:rPr>
-              <w:t xml:space="preserve"> y alcance del sistema.</w:t>
+              <w:t>- Recepción del repositorio del Tech Leader y onboarding: problema, arquitectura, stakeholders y alcance del sistema.</w:t>
             </w:r>
           </w:p>
           <w:p>
@@ -7097,35 +6570,7 @@
               <w:rPr>
                 <w:lang w:val="es-PE"/>
               </w:rPr>
-              <w:t xml:space="preserve">- Diseño inicial del </w:t>
-            </w:r>
-            <w:proofErr w:type="spellStart"/>
-            <w:r>
-              <w:rPr>
-                <w:lang w:val="es-PE"/>
-              </w:rPr>
-              <w:t>frontend</w:t>
-            </w:r>
-            <w:proofErr w:type="spellEnd"/>
-            <w:r>
-              <w:rPr>
-                <w:lang w:val="es-PE"/>
-              </w:rPr>
-              <w:t xml:space="preserve"> con flujo paso a paso (sílabo + </w:t>
-            </w:r>
-            <w:proofErr w:type="spellStart"/>
-            <w:r>
-              <w:rPr>
-                <w:lang w:val="es-PE"/>
-              </w:rPr>
-              <w:t>kickoff</w:t>
-            </w:r>
-            <w:proofErr w:type="spellEnd"/>
-            <w:r>
-              <w:rPr>
-                <w:lang w:val="es-PE"/>
-              </w:rPr>
-              <w:t xml:space="preserve"> como inputs).</w:t>
+              <w:t>- Diseño inicial del frontend con flujo paso a paso (sílabo + kickoff como inputs).</w:t>
             </w:r>
           </w:p>
           <w:p>
@@ -7138,35 +6583,7 @@
               <w:rPr>
                 <w:lang w:val="es-PE"/>
               </w:rPr>
-              <w:t xml:space="preserve">- Revisión de la arquitectura existente: </w:t>
-            </w:r>
-            <w:proofErr w:type="spellStart"/>
-            <w:r>
-              <w:rPr>
-                <w:lang w:val="es-PE"/>
-              </w:rPr>
-              <w:t>LangGraph</w:t>
-            </w:r>
-            <w:proofErr w:type="spellEnd"/>
-            <w:r>
-              <w:rPr>
-                <w:lang w:val="es-PE"/>
-              </w:rPr>
-              <w:t xml:space="preserve">, </w:t>
-            </w:r>
-            <w:proofErr w:type="spellStart"/>
-            <w:r>
-              <w:rPr>
-                <w:lang w:val="es-PE"/>
-              </w:rPr>
-              <w:t>FastAPI</w:t>
-            </w:r>
-            <w:proofErr w:type="spellEnd"/>
-            <w:r>
-              <w:rPr>
-                <w:lang w:val="es-PE"/>
-              </w:rPr>
-              <w:t>, agentes LLM.</w:t>
+              <w:t>- Revisión de la arquitectura existente: LangGraph, FastAPI, agentes LLM.</w:t>
             </w:r>
           </w:p>
           <w:p>
@@ -7179,35 +6596,7 @@
               <w:rPr>
                 <w:lang w:val="es-PE"/>
               </w:rPr>
-              <w:t xml:space="preserve">- </w:t>
-            </w:r>
-            <w:proofErr w:type="spellStart"/>
-            <w:r>
-              <w:rPr>
-                <w:lang w:val="es-PE"/>
-              </w:rPr>
-              <w:t>Feedback</w:t>
-            </w:r>
-            <w:proofErr w:type="spellEnd"/>
-            <w:r>
-              <w:rPr>
-                <w:lang w:val="es-PE"/>
-              </w:rPr>
-              <w:t xml:space="preserve"> del Tech Leader: priorizar implementación de agentes antes del </w:t>
-            </w:r>
-            <w:proofErr w:type="spellStart"/>
-            <w:r>
-              <w:rPr>
-                <w:lang w:val="es-PE"/>
-              </w:rPr>
-              <w:t>frontend</w:t>
-            </w:r>
-            <w:proofErr w:type="spellEnd"/>
-            <w:r>
-              <w:rPr>
-                <w:lang w:val="es-PE"/>
-              </w:rPr>
-              <w:t>.</w:t>
+              <w:t>- Feedback del Tech Leader: priorizar implementación de agentes antes del frontend.</w:t>
             </w:r>
           </w:p>
         </w:tc>
@@ -7281,21 +6670,7 @@
               <w:rPr>
                 <w:lang w:val="es-PE"/>
               </w:rPr>
-              <w:t xml:space="preserve">- CU1: Carga de archivos de entrada (sílabo .xlsx + </w:t>
-            </w:r>
-            <w:proofErr w:type="spellStart"/>
-            <w:r>
-              <w:rPr>
-                <w:lang w:val="es-PE"/>
-              </w:rPr>
-              <w:t>kickoff</w:t>
-            </w:r>
-            <w:proofErr w:type="spellEnd"/>
-            <w:r>
-              <w:rPr>
-                <w:lang w:val="es-PE"/>
-              </w:rPr>
-              <w:t xml:space="preserve"> .docx).</w:t>
+              <w:t>- CU1: Carga de archivos de entrada (sílabo .xlsx + kickoff .docx).</w:t>
             </w:r>
           </w:p>
           <w:p>
@@ -7308,42 +6683,12 @@
               <w:rPr>
                 <w:lang w:val="es-PE"/>
               </w:rPr>
-              <w:t xml:space="preserve">- CU2: </w:t>
-            </w:r>
-            <w:proofErr w:type="spellStart"/>
-            <w:r>
-              <w:rPr>
-                <w:lang w:val="es-PE"/>
-              </w:rPr>
-              <w:t>Parsing</w:t>
-            </w:r>
-            <w:proofErr w:type="spellEnd"/>
-            <w:r>
-              <w:rPr>
-                <w:lang w:val="es-PE"/>
-              </w:rPr>
-              <w:t xml:space="preserve"> de documentos → estructura JSON.</w:t>
-            </w:r>
-          </w:p>
-          <w:p>
-            <w:r>
-              <w:t xml:space="preserve">- Tech Leader </w:t>
-            </w:r>
-            <w:proofErr w:type="spellStart"/>
-            <w:r>
-              <w:t>implementa</w:t>
-            </w:r>
-            <w:proofErr w:type="spellEnd"/>
-            <w:r>
-              <w:t xml:space="preserve"> </w:t>
-            </w:r>
-            <w:proofErr w:type="spellStart"/>
-            <w:r>
-              <w:t>CourseSchemaAgent</w:t>
-            </w:r>
-            <w:proofErr w:type="spellEnd"/>
-            <w:r>
-              <w:t xml:space="preserve"> → genera EsquemaCurso (1.º output).</w:t>
+              <w:t>- CU2: Parsing de documentos → estructura JSON.</w:t>
+            </w:r>
+          </w:p>
+          <w:p>
+            <w:r>
+              <w:t>- Tech Leader implementa CourseSchemaAgent → genera EsquemaCurso (1.º output).</w:t>
             </w:r>
           </w:p>
           <w:p>
@@ -7356,35 +6701,7 @@
               <w:rPr>
                 <w:lang w:val="es-PE"/>
               </w:rPr>
-              <w:t xml:space="preserve">- CU3: Exportación de </w:t>
-            </w:r>
-            <w:proofErr w:type="spellStart"/>
-            <w:r>
-              <w:rPr>
-                <w:lang w:val="es-PE"/>
-              </w:rPr>
-              <w:t>EsquemaCurso</w:t>
-            </w:r>
-            <w:proofErr w:type="spellEnd"/>
-            <w:r>
-              <w:rPr>
-                <w:lang w:val="es-PE"/>
-              </w:rPr>
-              <w:t xml:space="preserve"> + </w:t>
-            </w:r>
-            <w:proofErr w:type="spellStart"/>
-            <w:r>
-              <w:rPr>
-                <w:lang w:val="es-PE"/>
-              </w:rPr>
-              <w:t>EsquemaActividades</w:t>
-            </w:r>
-            <w:proofErr w:type="spellEnd"/>
-            <w:r>
-              <w:rPr>
-                <w:lang w:val="es-PE"/>
-              </w:rPr>
-              <w:t xml:space="preserve"> a Excel.</w:t>
+              <w:t>- CU3: Exportación de EsquemaCurso + EsquemaActividades a Excel.</w:t>
             </w:r>
           </w:p>
           <w:p>
@@ -7424,19 +6741,11 @@
                 <w:lang w:val="es-PE"/>
               </w:rPr>
             </w:pPr>
-            <w:proofErr w:type="spellStart"/>
-            <w:r>
-              <w:rPr>
-                <w:lang w:val="es-PE"/>
-              </w:rPr>
-              <w:t>EsquemaCurso</w:t>
-            </w:r>
-            <w:proofErr w:type="spellEnd"/>
-            <w:r>
-              <w:rPr>
-                <w:lang w:val="es-PE"/>
-              </w:rPr>
-              <w:t xml:space="preserve"> generado como primer output del sistema</w:t>
+            <w:r>
+              <w:rPr>
+                <w:lang w:val="es-PE"/>
+              </w:rPr>
+              <w:t>EsquemaCurso generado como primer output del sistema</w:t>
             </w:r>
           </w:p>
         </w:tc>
@@ -7491,21 +6800,7 @@
               <w:rPr>
                 <w:lang w:val="es-PE"/>
               </w:rPr>
-              <w:t xml:space="preserve">- CU4: Implementación del </w:t>
-            </w:r>
-            <w:proofErr w:type="spellStart"/>
-            <w:r>
-              <w:rPr>
-                <w:lang w:val="es-PE"/>
-              </w:rPr>
-              <w:t>IpesAgent</w:t>
-            </w:r>
-            <w:proofErr w:type="spellEnd"/>
-            <w:r>
-              <w:rPr>
-                <w:lang w:val="es-PE"/>
-              </w:rPr>
-              <w:t xml:space="preserve"> (Introducción, Presentaciones y Ejercicios por semana).</w:t>
+              <w:t>- CU4: Implementación del IpesAgent (Introducción, Presentaciones y Ejercicios por semana).</w:t>
             </w:r>
           </w:p>
           <w:p>
@@ -7532,21 +6827,7 @@
                 <w:lang w:val="es-PE"/>
               </w:rPr>
               <w:lastRenderedPageBreak/>
-              <w:t xml:space="preserve">- Pruebas con sílabos y </w:t>
-            </w:r>
-            <w:proofErr w:type="spellStart"/>
-            <w:r>
-              <w:rPr>
-                <w:lang w:val="es-PE"/>
-              </w:rPr>
-              <w:t>kickoffs</w:t>
-            </w:r>
-            <w:proofErr w:type="spellEnd"/>
-            <w:r>
-              <w:rPr>
-                <w:lang w:val="es-PE"/>
-              </w:rPr>
-              <w:t xml:space="preserve"> reales.</w:t>
+              <w:t>- Pruebas con sílabos y kickoffs reales.</w:t>
             </w:r>
           </w:p>
           <w:p>
@@ -7591,21 +6872,7 @@
               <w:rPr>
                 <w:lang w:val="es-PE"/>
               </w:rPr>
-              <w:t>CU4 (</w:t>
-            </w:r>
-            <w:proofErr w:type="spellStart"/>
-            <w:r>
-              <w:rPr>
-                <w:lang w:val="es-PE"/>
-              </w:rPr>
-              <w:t>IpesAgent</w:t>
-            </w:r>
-            <w:proofErr w:type="spellEnd"/>
-            <w:r>
-              <w:rPr>
-                <w:lang w:val="es-PE"/>
-              </w:rPr>
-              <w:t>) operativo para las 18 semanas</w:t>
+              <w:t>CU4 (IpesAgent) operativo para las 18 semanas</w:t>
             </w:r>
           </w:p>
         </w:tc>
@@ -7670,21 +6937,7 @@
               <w:rPr>
                 <w:lang w:val="es-PE"/>
               </w:rPr>
-              <w:t xml:space="preserve">- Ciclo intensivo de correcciones y </w:t>
-            </w:r>
-            <w:proofErr w:type="spellStart"/>
-            <w:r>
-              <w:rPr>
-                <w:lang w:val="es-PE"/>
-              </w:rPr>
-              <w:t>debugging</w:t>
-            </w:r>
-            <w:proofErr w:type="spellEnd"/>
-            <w:r>
-              <w:rPr>
-                <w:lang w:val="es-PE"/>
-              </w:rPr>
-              <w:t xml:space="preserve"> del sistema.</w:t>
+              <w:t>- Ciclo intensivo de correcciones y debugging del sistema.</w:t>
             </w:r>
           </w:p>
           <w:p>
@@ -7723,21 +6976,7 @@
               <w:rPr>
                 <w:lang w:val="es-PE"/>
               </w:rPr>
-              <w:t xml:space="preserve">- 15 dic: Demo con coordinadora DAV (Dirección Académica Virtual): presentó interés en la generación IPES y en el flujo paso a paso de la plataforma; solicitó </w:t>
-            </w:r>
-            <w:proofErr w:type="spellStart"/>
-            <w:r>
-              <w:rPr>
-                <w:lang w:val="es-PE"/>
-              </w:rPr>
-              <w:t>auth</w:t>
-            </w:r>
-            <w:proofErr w:type="spellEnd"/>
-            <w:r>
-              <w:rPr>
-                <w:lang w:val="es-PE"/>
-              </w:rPr>
-              <w:t>, roles y gestión de usuarios para escalamiento.</w:t>
+              <w:t>- 15 dic: Demo con coordinadora DAV (Dirección Académica Virtual): presentó interés en la generación IPES y en el flujo paso a paso de la plataforma; solicitó auth, roles y gestión de usuarios para escalamiento.</w:t>
             </w:r>
           </w:p>
           <w:p>
@@ -7781,21 +7020,7 @@
               <w:rPr>
                 <w:lang w:val="es-PE"/>
               </w:rPr>
-              <w:t xml:space="preserve">validación con </w:t>
-            </w:r>
-            <w:proofErr w:type="spellStart"/>
-            <w:r>
-              <w:rPr>
-                <w:lang w:val="es-PE"/>
-              </w:rPr>
-              <w:t>stakeholder</w:t>
-            </w:r>
-            <w:proofErr w:type="spellEnd"/>
-            <w:r>
-              <w:rPr>
-                <w:lang w:val="es-PE"/>
-              </w:rPr>
-              <w:t xml:space="preserve"> DAV realizada</w:t>
+              <w:t>validación con stakeholder DAV realizada</w:t>
             </w:r>
           </w:p>
         </w:tc>
@@ -7902,49 +7127,7 @@
               <w:rPr>
                 <w:lang w:val="es-PE"/>
               </w:rPr>
-              <w:t xml:space="preserve">- Refinamiento de </w:t>
-            </w:r>
-            <w:proofErr w:type="spellStart"/>
-            <w:r>
-              <w:rPr>
-                <w:lang w:val="es-PE"/>
-              </w:rPr>
-              <w:t>prompts</w:t>
-            </w:r>
-            <w:proofErr w:type="spellEnd"/>
-            <w:r>
-              <w:rPr>
-                <w:lang w:val="es-PE"/>
-              </w:rPr>
-              <w:t xml:space="preserve"> de </w:t>
-            </w:r>
-            <w:proofErr w:type="spellStart"/>
-            <w:r>
-              <w:rPr>
-                <w:lang w:val="es-PE"/>
-              </w:rPr>
-              <w:t>IpesAgent</w:t>
-            </w:r>
-            <w:proofErr w:type="spellEnd"/>
-            <w:r>
-              <w:rPr>
-                <w:lang w:val="es-PE"/>
-              </w:rPr>
-              <w:t xml:space="preserve"> y </w:t>
-            </w:r>
-            <w:proofErr w:type="spellStart"/>
-            <w:r>
-              <w:rPr>
-                <w:lang w:val="es-PE"/>
-              </w:rPr>
-              <w:t>ContentGenerationAgent</w:t>
-            </w:r>
-            <w:proofErr w:type="spellEnd"/>
-            <w:r>
-              <w:rPr>
-                <w:lang w:val="es-PE"/>
-              </w:rPr>
-              <w:t xml:space="preserve"> según criterios LXD.</w:t>
+              <w:t>- Refinamiento de prompts de IpesAgent y ContentGenerationAgent según criterios LXD.</w:t>
             </w:r>
           </w:p>
           <w:p>
@@ -7970,21 +7153,7 @@
               <w:rPr>
                 <w:lang w:val="es-PE"/>
               </w:rPr>
-              <w:t xml:space="preserve">- </w:t>
-            </w:r>
-            <w:proofErr w:type="spellStart"/>
-            <w:r>
-              <w:rPr>
-                <w:lang w:val="es-PE"/>
-              </w:rPr>
-              <w:t>Mid</w:t>
-            </w:r>
-            <w:proofErr w:type="spellEnd"/>
-            <w:r>
-              <w:rPr>
-                <w:lang w:val="es-PE"/>
-              </w:rPr>
-              <w:t>-feb: jefe directo indica preparar paquete del proyecto para presentación a gerencia; proyecto queda en espera.</w:t>
+              <w:t>- Mid-feb: jefe directo indica preparar paquete del proyecto para presentación a gerencia; proyecto queda en espera.</w:t>
             </w:r>
           </w:p>
         </w:tc>
@@ -8099,21 +7268,7 @@
               <w:rPr>
                 <w:lang w:val="es-PE"/>
               </w:rPr>
-              <w:t xml:space="preserve">- </w:t>
-            </w:r>
-            <w:proofErr w:type="spellStart"/>
-            <w:r>
-              <w:rPr>
-                <w:lang w:val="es-PE"/>
-              </w:rPr>
-              <w:t>Mid</w:t>
-            </w:r>
-            <w:proofErr w:type="spellEnd"/>
-            <w:r>
-              <w:rPr>
-                <w:lang w:val="es-PE"/>
-              </w:rPr>
-              <w:t>-mar: reunión con jefe: revisión del estado del proyecto; IPES validado, plataforma implementada, pero generación de contenido pendiente.</w:t>
+              <w:t>- Mid-mar: reunión con jefe: revisión del estado del proyecto; IPES validado, plataforma implementada, pero generación de contenido pendiente.</w:t>
             </w:r>
           </w:p>
           <w:p>
@@ -8178,21 +7333,7 @@
                 <w:lang w:val="es-PE"/>
               </w:rPr>
               <w:lastRenderedPageBreak/>
-              <w:t>CU5 (</w:t>
-            </w:r>
-            <w:proofErr w:type="spellStart"/>
-            <w:r>
-              <w:rPr>
-                <w:lang w:val="es-PE"/>
-              </w:rPr>
-              <w:t>ContentGenerationAgent</w:t>
-            </w:r>
-            <w:proofErr w:type="spellEnd"/>
-            <w:r>
-              <w:rPr>
-                <w:lang w:val="es-PE"/>
-              </w:rPr>
-              <w:t>) implementado y validado con docentes revisores</w:t>
+              <w:t>CU5 (ContentGenerationAgent) implementado y validado con docentes revisores</w:t>
             </w:r>
           </w:p>
         </w:tc>
@@ -8247,21 +7388,8 @@
             <w:tcW w:w="1500" w:type="dxa"/>
           </w:tcPr>
           <w:p>
-            <w:proofErr w:type="spellStart"/>
-            <w:r>
-              <w:t>Abr</w:t>
-            </w:r>
-            <w:proofErr w:type="spellEnd"/>
-            <w:r>
-              <w:t xml:space="preserve"> 1 – </w:t>
-            </w:r>
-            <w:proofErr w:type="spellStart"/>
-            <w:r>
-              <w:t>Abr</w:t>
-            </w:r>
-            <w:proofErr w:type="spellEnd"/>
-            <w:r>
-              <w:t xml:space="preserve"> 15, 2026</w:t>
+            <w:r>
+              <w:t>Abr 1 – Abr 15, 2026</w:t>
             </w:r>
           </w:p>
         </w:tc>
@@ -8445,35 +7573,7 @@
         <w:rPr>
           <w:lang w:val="es-PE"/>
         </w:rPr>
-        <w:t>La solución tecnológica utiliza modelos de lenguaje de gran escala (</w:t>
-      </w:r>
-      <w:proofErr w:type="spellStart"/>
-      <w:r>
-        <w:rPr>
-          <w:lang w:val="es-PE"/>
-        </w:rPr>
-        <w:t>LLMs</w:t>
-      </w:r>
-      <w:proofErr w:type="spellEnd"/>
-      <w:r>
-        <w:rPr>
-          <w:lang w:val="es-PE"/>
-        </w:rPr>
-        <w:t xml:space="preserve">) a través de </w:t>
-      </w:r>
-      <w:proofErr w:type="spellStart"/>
-      <w:r>
-        <w:rPr>
-          <w:lang w:val="es-PE"/>
-        </w:rPr>
-        <w:t>APIs</w:t>
-      </w:r>
-      <w:proofErr w:type="spellEnd"/>
-      <w:r>
-        <w:rPr>
-          <w:lang w:val="es-PE"/>
-        </w:rPr>
-        <w:t xml:space="preserve"> de pago por uso. A continuación, se detallan los precios de los modelos utilizados, el costo por componente del proceso y el costo total estimado por curso generado, con base en datos reales de ejecución del sistema.</w:t>
+        <w:t>La solución tecnológica utiliza modelos de lenguaje de gran escala (LLMs) a través de APIs de pago por uso. A continuación, se detallan los precios de los modelos utilizados, el costo por componente del proceso y el costo total estimado por curso generado, con base en datos reales de ejecución del sistema.</w:t>
       </w:r>
     </w:p>
     <w:p>
@@ -8584,54 +7684,34 @@
                 <w:lang w:val="es-PE"/>
               </w:rPr>
             </w:pPr>
-            <w:proofErr w:type="gramStart"/>
             <w:r>
               <w:rPr>
                 <w:b/>
                 <w:color w:val="FFFFFF"/>
                 <w:lang w:val="es-PE"/>
               </w:rPr>
-              <w:t>Precio entrada</w:t>
-            </w:r>
-            <w:proofErr w:type="gramEnd"/>
+              <w:t>Precio entrada (por 1M tokens)</w:t>
+            </w:r>
+          </w:p>
+        </w:tc>
+        <w:tc>
+          <w:tcPr>
+            <w:tcW w:w="2921" w:type="dxa"/>
+            <w:shd w:val="clear" w:color="auto" w:fill="1F3864"/>
+          </w:tcPr>
+          <w:p>
+            <w:pPr>
+              <w:rPr>
+                <w:lang w:val="es-PE"/>
+              </w:rPr>
+            </w:pPr>
             <w:r>
               <w:rPr>
                 <w:b/>
                 <w:color w:val="FFFFFF"/>
                 <w:lang w:val="es-PE"/>
               </w:rPr>
-              <w:t xml:space="preserve"> (por 1M tokens)</w:t>
-            </w:r>
-          </w:p>
-        </w:tc>
-        <w:tc>
-          <w:tcPr>
-            <w:tcW w:w="2921" w:type="dxa"/>
-            <w:shd w:val="clear" w:color="auto" w:fill="1F3864"/>
-          </w:tcPr>
-          <w:p>
-            <w:pPr>
-              <w:rPr>
-                <w:lang w:val="es-PE"/>
-              </w:rPr>
-            </w:pPr>
-            <w:proofErr w:type="gramStart"/>
-            <w:r>
-              <w:rPr>
-                <w:b/>
-                <w:color w:val="FFFFFF"/>
-                <w:lang w:val="es-PE"/>
-              </w:rPr>
-              <w:t>Precio salida</w:t>
-            </w:r>
-            <w:proofErr w:type="gramEnd"/>
-            <w:r>
-              <w:rPr>
-                <w:b/>
-                <w:color w:val="FFFFFF"/>
-                <w:lang w:val="es-PE"/>
-              </w:rPr>
-              <w:t xml:space="preserve"> (por 1M tokens)</w:t>
+              <w:t>Precio salida (por 1M tokens)</w:t>
             </w:r>
           </w:p>
         </w:tc>
@@ -8974,33 +8054,11 @@
                 <w:lang w:val="es-PE"/>
               </w:rPr>
             </w:pPr>
-            <w:proofErr w:type="spellStart"/>
-            <w:r>
-              <w:rPr>
-                <w:lang w:val="es-PE"/>
-              </w:rPr>
-              <w:t>KickOffAgent</w:t>
-            </w:r>
-            <w:proofErr w:type="spellEnd"/>
-            <w:r>
-              <w:rPr>
-                <w:lang w:val="es-PE"/>
-              </w:rPr>
-              <w:t xml:space="preserve"> – </w:t>
-            </w:r>
-            <w:proofErr w:type="spellStart"/>
-            <w:r>
-              <w:rPr>
-                <w:lang w:val="es-PE"/>
-              </w:rPr>
-              <w:t>parseo</w:t>
-            </w:r>
-            <w:proofErr w:type="spellEnd"/>
-            <w:r>
-              <w:rPr>
-                <w:lang w:val="es-PE"/>
-              </w:rPr>
-              <w:t xml:space="preserve"> del acta de inicio</w:t>
+            <w:r>
+              <w:rPr>
+                <w:lang w:val="es-PE"/>
+              </w:rPr>
+              <w:t>KickOffAgent – parseo del acta de inicio</w:t>
             </w:r>
           </w:p>
         </w:tc>
@@ -9009,11 +8067,9 @@
             <w:tcW w:w="1450" w:type="dxa"/>
           </w:tcPr>
           <w:p>
-            <w:proofErr w:type="spellStart"/>
             <w:r>
               <w:t>Diseño</w:t>
             </w:r>
-            <w:proofErr w:type="spellEnd"/>
           </w:p>
         </w:tc>
         <w:tc>
@@ -9579,47 +8635,11 @@
                 <w:lang w:val="es-PE"/>
               </w:rPr>
             </w:pPr>
-            <w:proofErr w:type="spellStart"/>
-            <w:r>
-              <w:rPr>
-                <w:lang w:val="es-PE"/>
-              </w:rPr>
-              <w:t>RubricGenerationAgent</w:t>
-            </w:r>
-            <w:proofErr w:type="spellEnd"/>
-            <w:r>
-              <w:rPr>
-                <w:lang w:val="es-PE"/>
-              </w:rPr>
-              <w:t xml:space="preserve"> – </w:t>
-            </w:r>
-            <w:proofErr w:type="spellStart"/>
-            <w:r>
-              <w:rPr>
-                <w:lang w:val="es-PE"/>
-              </w:rPr>
-              <w:t>genera_consigna_rúbrica</w:t>
-            </w:r>
-            <w:proofErr w:type="spellEnd"/>
-            <w:r>
-              <w:rPr>
-                <w:lang w:val="es-PE"/>
-              </w:rPr>
-              <w:t xml:space="preserve"> (</w:t>
-            </w:r>
-            <w:proofErr w:type="spellStart"/>
-            <w:r>
-              <w:rPr>
-                <w:lang w:val="es-PE"/>
-              </w:rPr>
-              <w:t>sem</w:t>
-            </w:r>
-            <w:proofErr w:type="spellEnd"/>
-            <w:r>
-              <w:rPr>
-                <w:lang w:val="es-PE"/>
-              </w:rPr>
-              <w:t>. seleccionadas)</w:t>
+            <w:r>
+              <w:rPr>
+                <w:lang w:val="es-PE"/>
+              </w:rPr>
+              <w:t>RubricGenerationAgent – genera_consigna_rúbrica (sem. seleccionadas)</w:t>
             </w:r>
           </w:p>
         </w:tc>
@@ -9675,47 +8695,11 @@
                 <w:lang w:val="es-PE"/>
               </w:rPr>
             </w:pPr>
-            <w:proofErr w:type="spellStart"/>
-            <w:r>
-              <w:rPr>
-                <w:lang w:val="es-PE"/>
-              </w:rPr>
-              <w:t>RubricGenerationAgent</w:t>
-            </w:r>
-            <w:proofErr w:type="spellEnd"/>
-            <w:r>
-              <w:rPr>
-                <w:lang w:val="es-PE"/>
-              </w:rPr>
-              <w:t xml:space="preserve"> – </w:t>
-            </w:r>
-            <w:proofErr w:type="spellStart"/>
-            <w:r>
-              <w:rPr>
-                <w:lang w:val="es-PE"/>
-              </w:rPr>
-              <w:t>genera_consigna_escala_valoración</w:t>
-            </w:r>
-            <w:proofErr w:type="spellEnd"/>
-            <w:r>
-              <w:rPr>
-                <w:lang w:val="es-PE"/>
-              </w:rPr>
-              <w:t xml:space="preserve"> (</w:t>
-            </w:r>
-            <w:proofErr w:type="spellStart"/>
-            <w:r>
-              <w:rPr>
-                <w:lang w:val="es-PE"/>
-              </w:rPr>
-              <w:t>sem</w:t>
-            </w:r>
-            <w:proofErr w:type="spellEnd"/>
-            <w:r>
-              <w:rPr>
-                <w:lang w:val="es-PE"/>
-              </w:rPr>
-              <w:t>. seleccionadas)</w:t>
+            <w:r>
+              <w:rPr>
+                <w:lang w:val="es-PE"/>
+              </w:rPr>
+              <w:t>RubricGenerationAgent – genera_consigna_escala_valoración (sem. seleccionadas)</w:t>
             </w:r>
           </w:p>
         </w:tc>
@@ -9872,21 +8856,7 @@
         <w:rPr>
           <w:lang w:val="es-PE"/>
         </w:rPr>
-        <w:t xml:space="preserve">Además del costo de consumo de </w:t>
-      </w:r>
-      <w:proofErr w:type="spellStart"/>
-      <w:r>
-        <w:rPr>
-          <w:lang w:val="es-PE"/>
-        </w:rPr>
-        <w:t>APIs</w:t>
-      </w:r>
-      <w:proofErr w:type="spellEnd"/>
-      <w:r>
-        <w:rPr>
-          <w:lang w:val="es-PE"/>
-        </w:rPr>
-        <w:t xml:space="preserve"> de IA, el proyecto involucra un equipo de trabajo con cinco roles activos bajo una metodología ágil (Scrum). A </w:t>
+        <w:t xml:space="preserve">Además del costo de consumo de APIs de IA, el proyecto involucra un equipo de trabajo con cinco roles activos bajo una metodología ágil (Scrum). A </w:t>
       </w:r>
       <w:r>
         <w:rPr>
@@ -10017,22 +8987,28 @@
                 <w:b/>
                 <w:color w:val="FFFFFF"/>
               </w:rPr>
-              <w:t xml:space="preserve">Horas </w:t>
-            </w:r>
-            <w:proofErr w:type="spellStart"/>
+              <w:t>Horas estimadas</w:t>
+            </w:r>
+          </w:p>
+        </w:tc>
+        <w:tc>
+          <w:tcPr>
+            <w:tcW w:w="2206" w:type="dxa"/>
+            <w:shd w:val="clear" w:color="auto" w:fill="1F3864"/>
+          </w:tcPr>
+          <w:p>
             <w:r>
               <w:rPr>
                 <w:b/>
                 <w:color w:val="FFFFFF"/>
               </w:rPr>
-              <w:t>estimadas</w:t>
-            </w:r>
-            <w:proofErr w:type="spellEnd"/>
-          </w:p>
-        </w:tc>
-        <w:tc>
-          <w:tcPr>
-            <w:tcW w:w="2206" w:type="dxa"/>
+              <w:t>Tarifa/hora (S/.)</w:t>
+            </w:r>
+          </w:p>
+        </w:tc>
+        <w:tc>
+          <w:tcPr>
+            <w:tcW w:w="2163" w:type="dxa"/>
             <w:shd w:val="clear" w:color="auto" w:fill="1F3864"/>
           </w:tcPr>
           <w:p>
@@ -10041,21 +9017,6 @@
                 <w:b/>
                 <w:color w:val="FFFFFF"/>
               </w:rPr>
-              <w:t>Tarifa/hora (S/.)</w:t>
-            </w:r>
-          </w:p>
-        </w:tc>
-        <w:tc>
-          <w:tcPr>
-            <w:tcW w:w="2163" w:type="dxa"/>
-            <w:shd w:val="clear" w:color="auto" w:fill="1F3864"/>
-          </w:tcPr>
-          <w:p>
-            <w:r>
-              <w:rPr>
-                <w:b/>
-                <w:color w:val="FFFFFF"/>
-              </w:rPr>
               <w:t>Costo total (S/.)</w:t>
             </w:r>
           </w:p>
@@ -10067,13 +9028,8 @@
             <w:tcW w:w="2217" w:type="dxa"/>
           </w:tcPr>
           <w:p>
-            <w:proofErr w:type="spellStart"/>
-            <w:r>
-              <w:t>Desarrollador</w:t>
-            </w:r>
-            <w:proofErr w:type="spellEnd"/>
-            <w:r>
-              <w:t xml:space="preserve"> IA</w:t>
+            <w:r>
+              <w:t>Desarrollador IA</w:t>
             </w:r>
           </w:p>
         </w:tc>
@@ -10083,13 +9039,8 @@
           </w:tcPr>
           <w:p>
             <w:r>
-              <w:t xml:space="preserve">520 </w:t>
-            </w:r>
-            <w:proofErr w:type="spellStart"/>
-            <w:r>
-              <w:t>hrs</w:t>
-            </w:r>
-            <w:proofErr w:type="spellEnd"/>
+              <w:t>520 hrs</w:t>
+            </w:r>
           </w:p>
         </w:tc>
         <w:tc>
@@ -10130,13 +9081,8 @@
           </w:tcPr>
           <w:p>
             <w:r>
-              <w:t xml:space="preserve">120 </w:t>
-            </w:r>
-            <w:proofErr w:type="spellStart"/>
-            <w:r>
-              <w:t>hrs</w:t>
-            </w:r>
-            <w:proofErr w:type="spellEnd"/>
+              <w:t>120 hrs</w:t>
+            </w:r>
           </w:p>
         </w:tc>
         <w:tc>
@@ -10177,13 +9123,8 @@
           </w:tcPr>
           <w:p>
             <w:r>
-              <w:t xml:space="preserve">100 </w:t>
-            </w:r>
-            <w:proofErr w:type="spellStart"/>
-            <w:r>
-              <w:t>hrs</w:t>
-            </w:r>
-            <w:proofErr w:type="spellEnd"/>
+              <w:t>100 hrs</w:t>
+            </w:r>
           </w:p>
         </w:tc>
         <w:tc>
@@ -10224,13 +9165,8 @@
           </w:tcPr>
           <w:p>
             <w:r>
-              <w:t xml:space="preserve">80 </w:t>
-            </w:r>
-            <w:proofErr w:type="spellStart"/>
-            <w:r>
-              <w:t>hrs</w:t>
-            </w:r>
-            <w:proofErr w:type="spellEnd"/>
+              <w:t>80 hrs</w:t>
+            </w:r>
           </w:p>
         </w:tc>
         <w:tc>
@@ -10265,40 +9201,18 @@
                 <w:lang w:val="es-PE"/>
               </w:rPr>
             </w:pPr>
-            <w:proofErr w:type="spellStart"/>
-            <w:r>
-              <w:rPr>
-                <w:lang w:val="es-PE"/>
-              </w:rPr>
-              <w:t>Stakeholder</w:t>
-            </w:r>
-            <w:proofErr w:type="spellEnd"/>
-            <w:r>
-              <w:rPr>
-                <w:lang w:val="es-PE"/>
-              </w:rPr>
-              <w:t xml:space="preserve"> / Sponsor</w:t>
+            <w:r>
+              <w:rPr>
+                <w:lang w:val="es-PE"/>
+              </w:rPr>
+              <w:t>Stakeholder / Sponsor</w:t>
             </w:r>
             <w:r>
               <w:rPr>
                 <w:lang w:val="es-PE"/>
               </w:rPr>
               <w:br/>
-              <w:t>(</w:t>
-            </w:r>
-            <w:proofErr w:type="gramStart"/>
-            <w:r>
-              <w:rPr>
-                <w:lang w:val="es-PE"/>
-              </w:rPr>
-              <w:t>Jefe</w:t>
-            </w:r>
-            <w:proofErr w:type="gramEnd"/>
-            <w:r>
-              <w:rPr>
-                <w:lang w:val="es-PE"/>
-              </w:rPr>
-              <w:t xml:space="preserve"> del equipo Modelos Emergentes)</w:t>
+              <w:t>(Jefe del equipo Modelos Emergentes)</w:t>
             </w:r>
           </w:p>
         </w:tc>
@@ -10308,13 +9222,8 @@
           </w:tcPr>
           <w:p>
             <w:r>
-              <w:t xml:space="preserve">20 </w:t>
-            </w:r>
-            <w:proofErr w:type="spellStart"/>
-            <w:r>
-              <w:t>hrs</w:t>
-            </w:r>
-            <w:proofErr w:type="spellEnd"/>
+              <w:t>20 hrs</w:t>
+            </w:r>
           </w:p>
         </w:tc>
         <w:tc>
@@ -10548,7 +9457,6 @@
             <w:shd w:val="clear" w:color="auto" w:fill="1F3864"/>
           </w:tcPr>
           <w:p>
-            <w:proofErr w:type="spellStart"/>
             <w:r>
               <w:rPr>
                 <w:b/>
@@ -10556,7 +9464,6 @@
               </w:rPr>
               <w:t>Recurso</w:t>
             </w:r>
-            <w:proofErr w:type="spellEnd"/>
           </w:p>
         </w:tc>
         <w:tc>
@@ -10565,7 +9472,6 @@
             <w:shd w:val="clear" w:color="auto" w:fill="1F3864"/>
           </w:tcPr>
           <w:p>
-            <w:proofErr w:type="spellStart"/>
             <w:r>
               <w:rPr>
                 <w:b/>
@@ -10573,7 +9479,6 @@
               </w:rPr>
               <w:t>Descripción</w:t>
             </w:r>
-            <w:proofErr w:type="spellEnd"/>
           </w:p>
         </w:tc>
         <w:tc>
@@ -10582,7 +9487,6 @@
             <w:shd w:val="clear" w:color="auto" w:fill="1F3864"/>
           </w:tcPr>
           <w:p>
-            <w:proofErr w:type="spellStart"/>
             <w:r>
               <w:rPr>
                 <w:b/>
@@ -10590,7 +9494,6 @@
               </w:rPr>
               <w:t>Cantidad</w:t>
             </w:r>
-            <w:proofErr w:type="spellEnd"/>
           </w:p>
         </w:tc>
         <w:tc>
@@ -10599,37 +9502,12 @@
             <w:shd w:val="clear" w:color="auto" w:fill="1F3864"/>
           </w:tcPr>
           <w:p>
-            <w:proofErr w:type="spellStart"/>
             <w:r>
               <w:rPr>
                 <w:b/>
                 <w:color w:val="FFFFFF"/>
               </w:rPr>
-              <w:t>Precio</w:t>
-            </w:r>
-            <w:proofErr w:type="spellEnd"/>
-            <w:r>
-              <w:rPr>
-                <w:b/>
-                <w:color w:val="FFFFFF"/>
-              </w:rPr>
-              <w:t xml:space="preserve"> </w:t>
-            </w:r>
-            <w:proofErr w:type="spellStart"/>
-            <w:r>
-              <w:rPr>
-                <w:b/>
-                <w:color w:val="FFFFFF"/>
-              </w:rPr>
-              <w:t>referencial</w:t>
-            </w:r>
-            <w:proofErr w:type="spellEnd"/>
-            <w:r>
-              <w:rPr>
-                <w:b/>
-                <w:color w:val="FFFFFF"/>
-              </w:rPr>
-              <w:t xml:space="preserve"> (S/.)</w:t>
+              <w:t>Precio referencial (S/.)</w:t>
             </w:r>
           </w:p>
         </w:tc>
@@ -10672,13 +9550,8 @@
               <w:t>5</w:t>
             </w:r>
             <w:r>
-              <w:t xml:space="preserve"> </w:t>
-            </w:r>
-            <w:proofErr w:type="spellStart"/>
-            <w:r>
-              <w:t>unidad</w:t>
-            </w:r>
-            <w:proofErr w:type="spellEnd"/>
+              <w:t xml:space="preserve"> unidad</w:t>
+            </w:r>
           </w:p>
         </w:tc>
         <w:tc>
@@ -10891,7 +9764,6 @@
             <w:shd w:val="clear" w:color="auto" w:fill="1F3864"/>
           </w:tcPr>
           <w:p>
-            <w:proofErr w:type="spellStart"/>
             <w:r>
               <w:rPr>
                 <w:b/>
@@ -10899,7 +9771,6 @@
               </w:rPr>
               <w:t>Recurso</w:t>
             </w:r>
-            <w:proofErr w:type="spellEnd"/>
           </w:p>
         </w:tc>
         <w:tc>
@@ -14563,6 +13434,7 @@
     <w:rsid w:val="006D4367"/>
     <w:rsid w:val="007D473D"/>
     <w:rsid w:val="007E3103"/>
+    <w:rsid w:val="008B0D22"/>
     <w:rsid w:val="009323D8"/>
     <w:rsid w:val="0096795E"/>
     <w:rsid w:val="00AA7CA8"/>
@@ -15351,26 +14223,15 @@
 </file>
 
 <file path=customXml/item1.xml><?xml version="1.0" encoding="utf-8"?>
-<b:Sources xmlns:b="http://schemas.openxmlformats.org/officeDocument/2006/bibliography" xmlns="http://schemas.openxmlformats.org/officeDocument/2006/bibliography" SelectedStyle="\APASixthEditionOfficeOnline.xsl" StyleName="APA" Version="6"/>
+<?mso-contentType ?>
+<FormTemplates xmlns="http://schemas.microsoft.com/sharepoint/v3/contenttype/forms">
+  <Display>DocumentLibraryForm</Display>
+  <Edit>DocumentLibraryForm</Edit>
+  <New>DocumentLibraryForm</New>
+</FormTemplates>
 </file>
 
 <file path=customXml/item2.xml><?xml version="1.0" encoding="utf-8"?>
-<p:properties xmlns:p="http://schemas.microsoft.com/office/2006/metadata/properties" xmlns:xsi="http://www.w3.org/2001/XMLSchema-instance" xmlns:pc="http://schemas.microsoft.com/office/infopath/2007/PartnerControls">
-  <documentManagement>
-    <MigrationWizId xmlns="d46416e7-6d2c-4f4a-a0c5-4be57ee88241" xsi:nil="true"/>
-    <MigrationWizIdDocumentLibraryPermissions xmlns="d46416e7-6d2c-4f4a-a0c5-4be57ee88241" xsi:nil="true"/>
-    <MigrationWizIdSecurityGroups xmlns="d46416e7-6d2c-4f4a-a0c5-4be57ee88241" xsi:nil="true"/>
-    <MigrationWizIdPermissionLevels xmlns="d46416e7-6d2c-4f4a-a0c5-4be57ee88241" xsi:nil="true"/>
-    <lcf76f155ced4ddcb4097134ff3c332f xmlns="d46416e7-6d2c-4f4a-a0c5-4be57ee88241">
-      <Terms xmlns="http://schemas.microsoft.com/office/infopath/2007/PartnerControls"/>
-    </lcf76f155ced4ddcb4097134ff3c332f>
-    <MigrationWizIdPermissions xmlns="d46416e7-6d2c-4f4a-a0c5-4be57ee88241" xsi:nil="true"/>
-    <TaxCatchAll xmlns="14756a95-b37b-4efb-8433-c7c61bd362cb" xsi:nil="true"/>
-  </documentManagement>
-</p:properties>
-</file>
-
-<file path=customXml/item3.xml><?xml version="1.0" encoding="utf-8"?>
 <ct:contentTypeSchema xmlns:ct="http://schemas.microsoft.com/office/2006/metadata/contentType" xmlns:ma="http://schemas.microsoft.com/office/2006/metadata/properties/metaAttributes" ct:_="" ma:_="" ma:contentTypeName="Documento" ma:contentTypeID="0x010100AA800A0632DE254DA2317B4367B6018B" ma:contentTypeVersion="20" ma:contentTypeDescription="Crear nuevo documento." ma:contentTypeScope="" ma:versionID="0aa06a1bb3d45c1749f3c7b56b50ab45">
   <xsd:schema xmlns:xsd="http://www.w3.org/2001/XMLSchema" xmlns:xs="http://www.w3.org/2001/XMLSchema" xmlns:p="http://schemas.microsoft.com/office/2006/metadata/properties" xmlns:ns2="d46416e7-6d2c-4f4a-a0c5-4be57ee88241" xmlns:ns3="14756a95-b37b-4efb-8433-c7c61bd362cb" targetNamespace="http://schemas.microsoft.com/office/2006/metadata/properties" ma:root="true" ma:fieldsID="d9674b9f5a8de70e4f04c0b8a889fe03" ns2:_="" ns3:_="">
     <xsd:import namespace="d46416e7-6d2c-4f4a-a0c5-4be57ee88241"/>
@@ -15637,35 +14498,35 @@
 </ct:contentTypeSchema>
 </file>
 
+<file path=customXml/item3.xml><?xml version="1.0" encoding="utf-8"?>
+<p:properties xmlns:p="http://schemas.microsoft.com/office/2006/metadata/properties" xmlns:xsi="http://www.w3.org/2001/XMLSchema-instance" xmlns:pc="http://schemas.microsoft.com/office/infopath/2007/PartnerControls">
+  <documentManagement>
+    <MigrationWizId xmlns="d46416e7-6d2c-4f4a-a0c5-4be57ee88241" xsi:nil="true"/>
+    <MigrationWizIdDocumentLibraryPermissions xmlns="d46416e7-6d2c-4f4a-a0c5-4be57ee88241" xsi:nil="true"/>
+    <MigrationWizIdSecurityGroups xmlns="d46416e7-6d2c-4f4a-a0c5-4be57ee88241" xsi:nil="true"/>
+    <MigrationWizIdPermissionLevels xmlns="d46416e7-6d2c-4f4a-a0c5-4be57ee88241" xsi:nil="true"/>
+    <lcf76f155ced4ddcb4097134ff3c332f xmlns="d46416e7-6d2c-4f4a-a0c5-4be57ee88241">
+      <Terms xmlns="http://schemas.microsoft.com/office/infopath/2007/PartnerControls"/>
+    </lcf76f155ced4ddcb4097134ff3c332f>
+    <MigrationWizIdPermissions xmlns="d46416e7-6d2c-4f4a-a0c5-4be57ee88241" xsi:nil="true"/>
+    <TaxCatchAll xmlns="14756a95-b37b-4efb-8433-c7c61bd362cb" xsi:nil="true"/>
+  </documentManagement>
+</p:properties>
+</file>
+
 <file path=customXml/item4.xml><?xml version="1.0" encoding="utf-8"?>
-<?mso-contentType ?>
-<FormTemplates xmlns="http://schemas.microsoft.com/sharepoint/v3/contenttype/forms">
-  <Display>DocumentLibraryForm</Display>
-  <Edit>DocumentLibraryForm</Edit>
-  <New>DocumentLibraryForm</New>
-</FormTemplates>
+<b:Sources xmlns:b="http://schemas.openxmlformats.org/officeDocument/2006/bibliography" xmlns="http://schemas.openxmlformats.org/officeDocument/2006/bibliography" SelectedStyle="\APASixthEditionOfficeOnline.xsl" StyleName="APA" Version="6"/>
 </file>
 
 <file path=customXml/itemProps1.xml><?xml version="1.0" encoding="utf-8"?>
-<ds:datastoreItem xmlns:ds="http://schemas.openxmlformats.org/officeDocument/2006/customXml" ds:itemID="{3097DD69-CA88-45EF-991D-66FF90578E16}">
+<ds:datastoreItem xmlns:ds="http://schemas.openxmlformats.org/officeDocument/2006/customXml" ds:itemID="{DD53D5E1-A9E6-4974-A55D-57904EA87C5E}">
   <ds:schemaRefs>
-    <ds:schemaRef ds:uri="http://schemas.openxmlformats.org/officeDocument/2006/bibliography"/>
+    <ds:schemaRef ds:uri="http://schemas.microsoft.com/sharepoint/v3/contenttype/forms"/>
   </ds:schemaRefs>
 </ds:datastoreItem>
 </file>
 
 <file path=customXml/itemProps2.xml><?xml version="1.0" encoding="utf-8"?>
-<ds:datastoreItem xmlns:ds="http://schemas.openxmlformats.org/officeDocument/2006/customXml" ds:itemID="{C8D5FA6B-9919-4CF7-992B-01E47542701B}">
-  <ds:schemaRefs>
-    <ds:schemaRef ds:uri="http://schemas.microsoft.com/office/2006/metadata/properties"/>
-    <ds:schemaRef ds:uri="http://schemas.microsoft.com/office/infopath/2007/PartnerControls"/>
-    <ds:schemaRef ds:uri="d46416e7-6d2c-4f4a-a0c5-4be57ee88241"/>
-    <ds:schemaRef ds:uri="14756a95-b37b-4efb-8433-c7c61bd362cb"/>
-  </ds:schemaRefs>
-</ds:datastoreItem>
-</file>
-
-<file path=customXml/itemProps3.xml><?xml version="1.0" encoding="utf-8"?>
 <ds:datastoreItem xmlns:ds="http://schemas.openxmlformats.org/officeDocument/2006/customXml" ds:itemID="{BE5EAF9A-E65E-4020-BBFF-316AF046608A}">
   <ds:schemaRefs>
     <ds:schemaRef ds:uri="http://schemas.microsoft.com/office/2006/metadata/contentType"/>
@@ -15684,10 +14545,21 @@
 </ds:datastoreItem>
 </file>
 
+<file path=customXml/itemProps3.xml><?xml version="1.0" encoding="utf-8"?>
+<ds:datastoreItem xmlns:ds="http://schemas.openxmlformats.org/officeDocument/2006/customXml" ds:itemID="{C8D5FA6B-9919-4CF7-992B-01E47542701B}">
+  <ds:schemaRefs>
+    <ds:schemaRef ds:uri="http://schemas.microsoft.com/office/2006/metadata/properties"/>
+    <ds:schemaRef ds:uri="http://schemas.microsoft.com/office/infopath/2007/PartnerControls"/>
+    <ds:schemaRef ds:uri="d46416e7-6d2c-4f4a-a0c5-4be57ee88241"/>
+    <ds:schemaRef ds:uri="14756a95-b37b-4efb-8433-c7c61bd362cb"/>
+  </ds:schemaRefs>
+</ds:datastoreItem>
+</file>
+
 <file path=customXml/itemProps4.xml><?xml version="1.0" encoding="utf-8"?>
-<ds:datastoreItem xmlns:ds="http://schemas.openxmlformats.org/officeDocument/2006/customXml" ds:itemID="{DD53D5E1-A9E6-4974-A55D-57904EA87C5E}">
+<ds:datastoreItem xmlns:ds="http://schemas.openxmlformats.org/officeDocument/2006/customXml" ds:itemID="{3097DD69-CA88-45EF-991D-66FF90578E16}">
   <ds:schemaRefs>
-    <ds:schemaRef ds:uri="http://schemas.microsoft.com/sharepoint/v3/contenttype/forms"/>
+    <ds:schemaRef ds:uri="http://schemas.openxmlformats.org/officeDocument/2006/bibliography"/>
   </ds:schemaRefs>
 </ds:datastoreItem>
 </file>
--- a/Capitulo1_Tesis_Final.docx
+++ b/Capitulo1_Tesis_Final.docx
@@ -12,6 +12,15 @@
       </w:r>
       <w:r>
         <w:instrText xml:space="preserve"> INCLUDEPICTURE "http://ile.pe/wp-content/uploads/2016/01/logo-upc.jpg" \* MERGEFORMATINET </w:instrText>
+      </w:r>
+      <w:r>
+        <w:fldChar w:fldCharType="separate"/>
+      </w:r>
+      <w:r>
+        <w:fldChar w:fldCharType="begin"/>
+      </w:r>
+      <w:r>
+        <w:instrText xml:space="preserve"> INCLUDEPICTURE  "http://ile.pe/wp-content/uploads/2016/01/logo-upc.jpg" \* MERGEFORMATINET </w:instrText>
       </w:r>
       <w:r>
         <w:fldChar w:fldCharType="separate"/>
@@ -518,6 +527,9 @@
             <v:imagedata r:id="rId11" r:href="rId12"/>
           </v:shape>
         </w:pict>
+      </w:r>
+      <w:r>
+        <w:fldChar w:fldCharType="end"/>
       </w:r>
       <w:r>
         <w:fldChar w:fldCharType="end"/>
@@ -5209,9 +5221,9 @@
             </w:pPr>
             <w:r>
               <w:rPr>
-                <w:lang w:val="es-ES"/>
-              </w:rPr>
-              <w:t>Demora en la gestión de contenido de materiales de los cursos virtuales en universidades del Perú</w:t>
+                <w:lang w:val="es-PE"/>
+              </w:rPr>
+              <w:t>Demora en la gestión de contenido de materiales de los cursos virtuales en universidades del Perú.</w:t>
             </w:r>
           </w:p>
         </w:tc>
@@ -13435,6 +13447,7 @@
     <w:rsid w:val="007D473D"/>
     <w:rsid w:val="007E3103"/>
     <w:rsid w:val="008B0D22"/>
+    <w:rsid w:val="00920C3C"/>
     <w:rsid w:val="009323D8"/>
     <w:rsid w:val="0096795E"/>
     <w:rsid w:val="00AA7CA8"/>
@@ -14223,15 +14236,26 @@
 </file>
 
 <file path=customXml/item1.xml><?xml version="1.0" encoding="utf-8"?>
-<?mso-contentType ?>
-<FormTemplates xmlns="http://schemas.microsoft.com/sharepoint/v3/contenttype/forms">
-  <Display>DocumentLibraryForm</Display>
-  <Edit>DocumentLibraryForm</Edit>
-  <New>DocumentLibraryForm</New>
-</FormTemplates>
+<b:Sources xmlns:b="http://schemas.openxmlformats.org/officeDocument/2006/bibliography" xmlns="http://schemas.openxmlformats.org/officeDocument/2006/bibliography" SelectedStyle="\APASixthEditionOfficeOnline.xsl" StyleName="APA" Version="6"/>
 </file>
 
 <file path=customXml/item2.xml><?xml version="1.0" encoding="utf-8"?>
+<p:properties xmlns:p="http://schemas.microsoft.com/office/2006/metadata/properties" xmlns:xsi="http://www.w3.org/2001/XMLSchema-instance" xmlns:pc="http://schemas.microsoft.com/office/infopath/2007/PartnerControls">
+  <documentManagement>
+    <MigrationWizId xmlns="d46416e7-6d2c-4f4a-a0c5-4be57ee88241" xsi:nil="true"/>
+    <MigrationWizIdDocumentLibraryPermissions xmlns="d46416e7-6d2c-4f4a-a0c5-4be57ee88241" xsi:nil="true"/>
+    <MigrationWizIdSecurityGroups xmlns="d46416e7-6d2c-4f4a-a0c5-4be57ee88241" xsi:nil="true"/>
+    <MigrationWizIdPermissionLevels xmlns="d46416e7-6d2c-4f4a-a0c5-4be57ee88241" xsi:nil="true"/>
+    <lcf76f155ced4ddcb4097134ff3c332f xmlns="d46416e7-6d2c-4f4a-a0c5-4be57ee88241">
+      <Terms xmlns="http://schemas.microsoft.com/office/infopath/2007/PartnerControls"/>
+    </lcf76f155ced4ddcb4097134ff3c332f>
+    <MigrationWizIdPermissions xmlns="d46416e7-6d2c-4f4a-a0c5-4be57ee88241" xsi:nil="true"/>
+    <TaxCatchAll xmlns="14756a95-b37b-4efb-8433-c7c61bd362cb" xsi:nil="true"/>
+  </documentManagement>
+</p:properties>
+</file>
+
+<file path=customXml/item3.xml><?xml version="1.0" encoding="utf-8"?>
 <ct:contentTypeSchema xmlns:ct="http://schemas.microsoft.com/office/2006/metadata/contentType" xmlns:ma="http://schemas.microsoft.com/office/2006/metadata/properties/metaAttributes" ct:_="" ma:_="" ma:contentTypeName="Documento" ma:contentTypeID="0x010100AA800A0632DE254DA2317B4367B6018B" ma:contentTypeVersion="20" ma:contentTypeDescription="Crear nuevo documento." ma:contentTypeScope="" ma:versionID="0aa06a1bb3d45c1749f3c7b56b50ab45">
   <xsd:schema xmlns:xsd="http://www.w3.org/2001/XMLSchema" xmlns:xs="http://www.w3.org/2001/XMLSchema" xmlns:p="http://schemas.microsoft.com/office/2006/metadata/properties" xmlns:ns2="d46416e7-6d2c-4f4a-a0c5-4be57ee88241" xmlns:ns3="14756a95-b37b-4efb-8433-c7c61bd362cb" targetNamespace="http://schemas.microsoft.com/office/2006/metadata/properties" ma:root="true" ma:fieldsID="d9674b9f5a8de70e4f04c0b8a889fe03" ns2:_="" ns3:_="">
     <xsd:import namespace="d46416e7-6d2c-4f4a-a0c5-4be57ee88241"/>
@@ -14498,35 +14522,35 @@
 </ct:contentTypeSchema>
 </file>
 
-<file path=customXml/item3.xml><?xml version="1.0" encoding="utf-8"?>
-<p:properties xmlns:p="http://schemas.microsoft.com/office/2006/metadata/properties" xmlns:xsi="http://www.w3.org/2001/XMLSchema-instance" xmlns:pc="http://schemas.microsoft.com/office/infopath/2007/PartnerControls">
-  <documentManagement>
-    <MigrationWizId xmlns="d46416e7-6d2c-4f4a-a0c5-4be57ee88241" xsi:nil="true"/>
-    <MigrationWizIdDocumentLibraryPermissions xmlns="d46416e7-6d2c-4f4a-a0c5-4be57ee88241" xsi:nil="true"/>
-    <MigrationWizIdSecurityGroups xmlns="d46416e7-6d2c-4f4a-a0c5-4be57ee88241" xsi:nil="true"/>
-    <MigrationWizIdPermissionLevels xmlns="d46416e7-6d2c-4f4a-a0c5-4be57ee88241" xsi:nil="true"/>
-    <lcf76f155ced4ddcb4097134ff3c332f xmlns="d46416e7-6d2c-4f4a-a0c5-4be57ee88241">
-      <Terms xmlns="http://schemas.microsoft.com/office/infopath/2007/PartnerControls"/>
-    </lcf76f155ced4ddcb4097134ff3c332f>
-    <MigrationWizIdPermissions xmlns="d46416e7-6d2c-4f4a-a0c5-4be57ee88241" xsi:nil="true"/>
-    <TaxCatchAll xmlns="14756a95-b37b-4efb-8433-c7c61bd362cb" xsi:nil="true"/>
-  </documentManagement>
-</p:properties>
-</file>
-
 <file path=customXml/item4.xml><?xml version="1.0" encoding="utf-8"?>
-<b:Sources xmlns:b="http://schemas.openxmlformats.org/officeDocument/2006/bibliography" xmlns="http://schemas.openxmlformats.org/officeDocument/2006/bibliography" SelectedStyle="\APASixthEditionOfficeOnline.xsl" StyleName="APA" Version="6"/>
+<?mso-contentType ?>
+<FormTemplates xmlns="http://schemas.microsoft.com/sharepoint/v3/contenttype/forms">
+  <Display>DocumentLibraryForm</Display>
+  <Edit>DocumentLibraryForm</Edit>
+  <New>DocumentLibraryForm</New>
+</FormTemplates>
 </file>
 
 <file path=customXml/itemProps1.xml><?xml version="1.0" encoding="utf-8"?>
-<ds:datastoreItem xmlns:ds="http://schemas.openxmlformats.org/officeDocument/2006/customXml" ds:itemID="{DD53D5E1-A9E6-4974-A55D-57904EA87C5E}">
+<ds:datastoreItem xmlns:ds="http://schemas.openxmlformats.org/officeDocument/2006/customXml" ds:itemID="{3097DD69-CA88-45EF-991D-66FF90578E16}">
   <ds:schemaRefs>
-    <ds:schemaRef ds:uri="http://schemas.microsoft.com/sharepoint/v3/contenttype/forms"/>
+    <ds:schemaRef ds:uri="http://schemas.openxmlformats.org/officeDocument/2006/bibliography"/>
   </ds:schemaRefs>
 </ds:datastoreItem>
 </file>
 
 <file path=customXml/itemProps2.xml><?xml version="1.0" encoding="utf-8"?>
+<ds:datastoreItem xmlns:ds="http://schemas.openxmlformats.org/officeDocument/2006/customXml" ds:itemID="{C8D5FA6B-9919-4CF7-992B-01E47542701B}">
+  <ds:schemaRefs>
+    <ds:schemaRef ds:uri="http://schemas.microsoft.com/office/2006/metadata/properties"/>
+    <ds:schemaRef ds:uri="http://schemas.microsoft.com/office/infopath/2007/PartnerControls"/>
+    <ds:schemaRef ds:uri="d46416e7-6d2c-4f4a-a0c5-4be57ee88241"/>
+    <ds:schemaRef ds:uri="14756a95-b37b-4efb-8433-c7c61bd362cb"/>
+  </ds:schemaRefs>
+</ds:datastoreItem>
+</file>
+
+<file path=customXml/itemProps3.xml><?xml version="1.0" encoding="utf-8"?>
 <ds:datastoreItem xmlns:ds="http://schemas.openxmlformats.org/officeDocument/2006/customXml" ds:itemID="{BE5EAF9A-E65E-4020-BBFF-316AF046608A}">
   <ds:schemaRefs>
     <ds:schemaRef ds:uri="http://schemas.microsoft.com/office/2006/metadata/contentType"/>
@@ -14545,21 +14569,10 @@
 </ds:datastoreItem>
 </file>
 
-<file path=customXml/itemProps3.xml><?xml version="1.0" encoding="utf-8"?>
-<ds:datastoreItem xmlns:ds="http://schemas.openxmlformats.org/officeDocument/2006/customXml" ds:itemID="{C8D5FA6B-9919-4CF7-992B-01E47542701B}">
+<file path=customXml/itemProps4.xml><?xml version="1.0" encoding="utf-8"?>
+<ds:datastoreItem xmlns:ds="http://schemas.openxmlformats.org/officeDocument/2006/customXml" ds:itemID="{DD53D5E1-A9E6-4974-A55D-57904EA87C5E}">
   <ds:schemaRefs>
-    <ds:schemaRef ds:uri="http://schemas.microsoft.com/office/2006/metadata/properties"/>
-    <ds:schemaRef ds:uri="http://schemas.microsoft.com/office/infopath/2007/PartnerControls"/>
-    <ds:schemaRef ds:uri="d46416e7-6d2c-4f4a-a0c5-4be57ee88241"/>
-    <ds:schemaRef ds:uri="14756a95-b37b-4efb-8433-c7c61bd362cb"/>
-  </ds:schemaRefs>
-</ds:datastoreItem>
-</file>
-
-<file path=customXml/itemProps4.xml><?xml version="1.0" encoding="utf-8"?>
-<ds:datastoreItem xmlns:ds="http://schemas.openxmlformats.org/officeDocument/2006/customXml" ds:itemID="{3097DD69-CA88-45EF-991D-66FF90578E16}">
-  <ds:schemaRefs>
-    <ds:schemaRef ds:uri="http://schemas.openxmlformats.org/officeDocument/2006/bibliography"/>
+    <ds:schemaRef ds:uri="http://schemas.microsoft.com/sharepoint/v3/contenttype/forms"/>
   </ds:schemaRefs>
 </ds:datastoreItem>
 </file>
--- a/Capitulo1_Tesis_Final.docx
+++ b/Capitulo1_Tesis_Final.docx
@@ -12,6 +12,15 @@
       </w:r>
       <w:r>
         <w:instrText xml:space="preserve"> INCLUDEPICTURE "http://ile.pe/wp-content/uploads/2016/01/logo-upc.jpg" \* MERGEFORMATINET </w:instrText>
+      </w:r>
+      <w:r>
+        <w:fldChar w:fldCharType="separate"/>
+      </w:r>
+      <w:r>
+        <w:fldChar w:fldCharType="begin"/>
+      </w:r>
+      <w:r>
+        <w:instrText xml:space="preserve"> INCLUDEPICTURE  "http://ile.pe/wp-content/uploads/2016/01/logo-upc.jpg" \* MERGEFORMATINET </w:instrText>
       </w:r>
       <w:r>
         <w:fldChar w:fldCharType="separate"/>
@@ -527,6 +536,9 @@
             <v:imagedata r:id="rId11" r:href="rId12"/>
           </v:shape>
         </w:pict>
+      </w:r>
+      <w:r>
+        <w:fldChar w:fldCharType="end"/>
       </w:r>
       <w:r>
         <w:fldChar w:fldCharType="end"/>
@@ -5221,9 +5233,27 @@
             </w:pPr>
             <w:r>
               <w:rPr>
-                <w:lang w:val="es-PE"/>
-              </w:rPr>
-              <w:t>Demora en la gestión de contenido de materiales de los cursos virtuales en universidades del Perú.</w:t>
+                <w:lang w:val="es-ES"/>
+              </w:rPr>
+              <w:t>Necesidad de optimizar el tiempo</w:t>
+            </w:r>
+            <w:r>
+              <w:rPr>
+                <w:lang w:val="es-ES"/>
+              </w:rPr>
+              <w:t xml:space="preserve"> de la </w:t>
+            </w:r>
+            <w:r>
+              <w:rPr>
+                <w:lang w:val="es-ES"/>
+              </w:rPr>
+              <w:t>gestión de contenido de materiales de los cursos virtuales en universidades del Perú</w:t>
+            </w:r>
+            <w:r>
+              <w:rPr>
+                <w:lang w:val="es-ES"/>
+              </w:rPr>
+              <w:t>.</w:t>
             </w:r>
           </w:p>
         </w:tc>
@@ -12504,6 +12534,7 @@
   <w:style w:type="character" w:default="1" w:styleId="Fuentedeprrafopredeter">
     <w:name w:val="Default Paragraph Font"/>
     <w:uiPriority w:val="1"/>
+    <w:semiHidden/>
     <w:unhideWhenUsed/>
   </w:style>
   <w:style w:type="table" w:default="1" w:styleId="Tablanormal">
@@ -13446,6 +13477,7 @@
     <w:rsid w:val="006D4367"/>
     <w:rsid w:val="007D473D"/>
     <w:rsid w:val="007E3103"/>
+    <w:rsid w:val="0084201D"/>
     <w:rsid w:val="008B0D22"/>
     <w:rsid w:val="00920C3C"/>
     <w:rsid w:val="009323D8"/>
@@ -14236,10 +14268,6 @@
 </file>
 
 <file path=customXml/item1.xml><?xml version="1.0" encoding="utf-8"?>
-<b:Sources xmlns:b="http://schemas.openxmlformats.org/officeDocument/2006/bibliography" xmlns="http://schemas.openxmlformats.org/officeDocument/2006/bibliography" SelectedStyle="\APASixthEditionOfficeOnline.xsl" StyleName="APA" Version="6"/>
-</file>
-
-<file path=customXml/item2.xml><?xml version="1.0" encoding="utf-8"?>
 <p:properties xmlns:p="http://schemas.microsoft.com/office/2006/metadata/properties" xmlns:xsi="http://www.w3.org/2001/XMLSchema-instance" xmlns:pc="http://schemas.microsoft.com/office/infopath/2007/PartnerControls">
   <documentManagement>
     <MigrationWizId xmlns="d46416e7-6d2c-4f4a-a0c5-4be57ee88241" xsi:nil="true"/>
@@ -14255,7 +14283,20 @@
 </p:properties>
 </file>
 
+<file path=customXml/item2.xml><?xml version="1.0" encoding="utf-8"?>
+<b:Sources xmlns:b="http://schemas.openxmlformats.org/officeDocument/2006/bibliography" xmlns="http://schemas.openxmlformats.org/officeDocument/2006/bibliography" SelectedStyle="\APASixthEditionOfficeOnline.xsl" StyleName="APA" Version="6"/>
+</file>
+
 <file path=customXml/item3.xml><?xml version="1.0" encoding="utf-8"?>
+<?mso-contentType ?>
+<FormTemplates xmlns="http://schemas.microsoft.com/sharepoint/v3/contenttype/forms">
+  <Display>DocumentLibraryForm</Display>
+  <Edit>DocumentLibraryForm</Edit>
+  <New>DocumentLibraryForm</New>
+</FormTemplates>
+</file>
+
+<file path=customXml/item4.xml><?xml version="1.0" encoding="utf-8"?>
 <ct:contentTypeSchema xmlns:ct="http://schemas.microsoft.com/office/2006/metadata/contentType" xmlns:ma="http://schemas.microsoft.com/office/2006/metadata/properties/metaAttributes" ct:_="" ma:_="" ma:contentTypeName="Documento" ma:contentTypeID="0x010100AA800A0632DE254DA2317B4367B6018B" ma:contentTypeVersion="20" ma:contentTypeDescription="Crear nuevo documento." ma:contentTypeScope="" ma:versionID="0aa06a1bb3d45c1749f3c7b56b50ab45">
   <xsd:schema xmlns:xsd="http://www.w3.org/2001/XMLSchema" xmlns:xs="http://www.w3.org/2001/XMLSchema" xmlns:p="http://schemas.microsoft.com/office/2006/metadata/properties" xmlns:ns2="d46416e7-6d2c-4f4a-a0c5-4be57ee88241" xmlns:ns3="14756a95-b37b-4efb-8433-c7c61bd362cb" targetNamespace="http://schemas.microsoft.com/office/2006/metadata/properties" ma:root="true" ma:fieldsID="d9674b9f5a8de70e4f04c0b8a889fe03" ns2:_="" ns3:_="">
     <xsd:import namespace="d46416e7-6d2c-4f4a-a0c5-4be57ee88241"/>
@@ -14522,24 +14563,7 @@
 </ct:contentTypeSchema>
 </file>
 
-<file path=customXml/item4.xml><?xml version="1.0" encoding="utf-8"?>
-<?mso-contentType ?>
-<FormTemplates xmlns="http://schemas.microsoft.com/sharepoint/v3/contenttype/forms">
-  <Display>DocumentLibraryForm</Display>
-  <Edit>DocumentLibraryForm</Edit>
-  <New>DocumentLibraryForm</New>
-</FormTemplates>
-</file>
-
 <file path=customXml/itemProps1.xml><?xml version="1.0" encoding="utf-8"?>
-<ds:datastoreItem xmlns:ds="http://schemas.openxmlformats.org/officeDocument/2006/customXml" ds:itemID="{3097DD69-CA88-45EF-991D-66FF90578E16}">
-  <ds:schemaRefs>
-    <ds:schemaRef ds:uri="http://schemas.openxmlformats.org/officeDocument/2006/bibliography"/>
-  </ds:schemaRefs>
-</ds:datastoreItem>
-</file>
-
-<file path=customXml/itemProps2.xml><?xml version="1.0" encoding="utf-8"?>
 <ds:datastoreItem xmlns:ds="http://schemas.openxmlformats.org/officeDocument/2006/customXml" ds:itemID="{C8D5FA6B-9919-4CF7-992B-01E47542701B}">
   <ds:schemaRefs>
     <ds:schemaRef ds:uri="http://schemas.microsoft.com/office/2006/metadata/properties"/>
@@ -14550,7 +14574,23 @@
 </ds:datastoreItem>
 </file>
 
+<file path=customXml/itemProps2.xml><?xml version="1.0" encoding="utf-8"?>
+<ds:datastoreItem xmlns:ds="http://schemas.openxmlformats.org/officeDocument/2006/customXml" ds:itemID="{3097DD69-CA88-45EF-991D-66FF90578E16}">
+  <ds:schemaRefs>
+    <ds:schemaRef ds:uri="http://schemas.openxmlformats.org/officeDocument/2006/bibliography"/>
+  </ds:schemaRefs>
+</ds:datastoreItem>
+</file>
+
 <file path=customXml/itemProps3.xml><?xml version="1.0" encoding="utf-8"?>
+<ds:datastoreItem xmlns:ds="http://schemas.openxmlformats.org/officeDocument/2006/customXml" ds:itemID="{DD53D5E1-A9E6-4974-A55D-57904EA87C5E}">
+  <ds:schemaRefs>
+    <ds:schemaRef ds:uri="http://schemas.microsoft.com/sharepoint/v3/contenttype/forms"/>
+  </ds:schemaRefs>
+</ds:datastoreItem>
+</file>
+
+<file path=customXml/itemProps4.xml><?xml version="1.0" encoding="utf-8"?>
 <ds:datastoreItem xmlns:ds="http://schemas.openxmlformats.org/officeDocument/2006/customXml" ds:itemID="{BE5EAF9A-E65E-4020-BBFF-316AF046608A}">
   <ds:schemaRefs>
     <ds:schemaRef ds:uri="http://schemas.microsoft.com/office/2006/metadata/contentType"/>
@@ -14567,12 +14607,4 @@
     <ds:schemaRef ds:uri="http://schemas.microsoft.com/internal/obd"/>
   </ds:schemaRefs>
 </ds:datastoreItem>
-</file>
-
-<file path=customXml/itemProps4.xml><?xml version="1.0" encoding="utf-8"?>
-<ds:datastoreItem xmlns:ds="http://schemas.openxmlformats.org/officeDocument/2006/customXml" ds:itemID="{DD53D5E1-A9E6-4974-A55D-57904EA87C5E}">
-  <ds:schemaRefs>
-    <ds:schemaRef ds:uri="http://schemas.microsoft.com/sharepoint/v3/contenttype/forms"/>
-  </ds:schemaRefs>
-</ds:datastoreItem>
 </file>
--- a/Capitulo1_Tesis_Final.docx
+++ b/Capitulo1_Tesis_Final.docx
@@ -12,6 +12,15 @@
       </w:r>
       <w:r>
         <w:instrText xml:space="preserve"> INCLUDEPICTURE "http://ile.pe/wp-content/uploads/2016/01/logo-upc.jpg" \* MERGEFORMATINET </w:instrText>
+      </w:r>
+      <w:r>
+        <w:fldChar w:fldCharType="separate"/>
+      </w:r>
+      <w:r>
+        <w:fldChar w:fldCharType="begin"/>
+      </w:r>
+      <w:r>
+        <w:instrText xml:space="preserve"> INCLUDEPICTURE  "http://ile.pe/wp-content/uploads/2016/01/logo-upc.jpg" \* MERGEFORMATINET </w:instrText>
       </w:r>
       <w:r>
         <w:fldChar w:fldCharType="separate"/>
@@ -536,6 +545,9 @@
             <v:imagedata r:id="rId11" r:href="rId12"/>
           </v:shape>
         </w:pict>
+      </w:r>
+      <w:r>
+        <w:fldChar w:fldCharType="end"/>
       </w:r>
       <w:r>
         <w:fldChar w:fldCharType="end"/>
@@ -1016,11 +1028,19 @@
         </w:rPr>
         <w:t xml:space="preserve">, </w:t>
       </w:r>
-      <w:r>
-        <w:rPr>
-          <w:lang w:val="es-ES"/>
-        </w:rPr>
-        <w:t>Jhon Sebasthian Enrique</w:t>
+      <w:proofErr w:type="spellStart"/>
+      <w:r>
+        <w:rPr>
+          <w:lang w:val="es-ES"/>
+        </w:rPr>
+        <w:t>Jhon</w:t>
+      </w:r>
+      <w:proofErr w:type="spellEnd"/>
+      <w:r>
+        <w:rPr>
+          <w:lang w:val="es-ES"/>
+        </w:rPr>
+        <w:t xml:space="preserve"> Sebasthian Enrique</w:t>
       </w:r>
       <w:r>
         <w:rPr>
@@ -1037,12 +1057,14 @@
           <w:lang w:val="es-ES"/>
         </w:rPr>
       </w:pPr>
+      <w:proofErr w:type="spellStart"/>
       <w:r>
         <w:rPr>
           <w:lang w:val="es-ES"/>
         </w:rPr>
         <w:t>Julon</w:t>
       </w:r>
+      <w:proofErr w:type="spellEnd"/>
       <w:r>
         <w:rPr>
           <w:lang w:val="es-ES"/>
@@ -1061,12 +1083,14 @@
         </w:rPr>
         <w:t xml:space="preserve">, </w:t>
       </w:r>
+      <w:proofErr w:type="spellStart"/>
       <w:r>
         <w:rPr>
           <w:lang w:val="es-ES"/>
         </w:rPr>
         <w:t>Sebastian</w:t>
       </w:r>
+      <w:proofErr w:type="spellEnd"/>
       <w:r>
         <w:rPr>
           <w:lang w:val="es-ES"/>
@@ -1751,7 +1775,21 @@
         <w:rPr>
           <w:lang w:val="es-ES"/>
         </w:rPr>
-        <w:t xml:space="preserve">Los estándares actuales de competitividad de las diversas industrias exigen que se cuente con herramientas de inteligencia artificial que ayuden a reducir la carga de trabajo, agilizando el tiempo que se demora en realizar diversos procesos. En el sector educativo universitario aún se sigue optando por la generación manual de material educativo para cursos virtuales, es decir, varios grupos de profesores se reúnen durante semanas para generar contenido didáctico para los estudiantes. Sin embargo, esto enfrenta un cuello de botella operativo, ya que recae en un docente virtualizador, quien digita manualmente introducciones, guiones para videos de presentación, entre otras tareas, asegurando que todo quede correcto y tardando mucho tiempo. </w:t>
+        <w:t xml:space="preserve">Los estándares actuales de competitividad de las diversas industrias exigen que se cuente con herramientas de inteligencia artificial que ayuden a reducir la carga de trabajo, agilizando el tiempo que se demora en realizar diversos procesos. En el sector educativo universitario aún se sigue optando por la generación manual de material educativo para cursos virtuales, es decir, varios grupos de profesores se reúnen durante semanas para generar contenido didáctico para los estudiantes. Sin embargo, esto enfrenta un cuello de botella operativo, ya que recae en un docente </w:t>
+      </w:r>
+      <w:proofErr w:type="spellStart"/>
+      <w:r>
+        <w:rPr>
+          <w:lang w:val="es-ES"/>
+        </w:rPr>
+        <w:t>virtualizador</w:t>
+      </w:r>
+      <w:proofErr w:type="spellEnd"/>
+      <w:r>
+        <w:rPr>
+          <w:lang w:val="es-ES"/>
+        </w:rPr>
+        <w:t xml:space="preserve">, quien digita manualmente introducciones, guiones para videos de presentación, entre otras tareas, asegurando que todo quede correcto y tardando mucho tiempo. </w:t>
       </w:r>
     </w:p>
     <w:p>
@@ -1779,7 +1817,105 @@
         <w:rPr>
           <w:lang w:val="es-ES"/>
         </w:rPr>
-        <w:t xml:space="preserve">Para la construcción de la solución tecnológica, se utilizaron modelos de lenguaje de gran escala a través de APIs, como Gemini 2.5 flash lite y GPT 4.1 mini, además de componentes para cada proceso de contenido educativo, como KickOffAgent para el acta de inicio, CourseSchemaAgent para el contexto del curso, UniteSchemaSubAgent para el esquema por unidad, SyllabusActivityClassifier para la clasificación de actividades, y agentes como IpesAgent y CheckIpesAgent. </w:t>
+        <w:t xml:space="preserve">Para la construcción de la solución tecnológica, se utilizaron modelos de lenguaje de gran escala a través de </w:t>
+      </w:r>
+      <w:proofErr w:type="spellStart"/>
+      <w:r>
+        <w:rPr>
+          <w:lang w:val="es-ES"/>
+        </w:rPr>
+        <w:t>APIs</w:t>
+      </w:r>
+      <w:proofErr w:type="spellEnd"/>
+      <w:r>
+        <w:rPr>
+          <w:lang w:val="es-ES"/>
+        </w:rPr>
+        <w:t xml:space="preserve">, como Gemini 2.5 flash lite y GPT 4.1 mini, además de componentes para cada proceso de contenido educativo, como </w:t>
+      </w:r>
+      <w:proofErr w:type="spellStart"/>
+      <w:r>
+        <w:rPr>
+          <w:lang w:val="es-ES"/>
+        </w:rPr>
+        <w:t>KickOffAgent</w:t>
+      </w:r>
+      <w:proofErr w:type="spellEnd"/>
+      <w:r>
+        <w:rPr>
+          <w:lang w:val="es-ES"/>
+        </w:rPr>
+        <w:t xml:space="preserve"> para el acta de inicio, </w:t>
+      </w:r>
+      <w:proofErr w:type="spellStart"/>
+      <w:r>
+        <w:rPr>
+          <w:lang w:val="es-ES"/>
+        </w:rPr>
+        <w:t>CourseSchemaAgent</w:t>
+      </w:r>
+      <w:proofErr w:type="spellEnd"/>
+      <w:r>
+        <w:rPr>
+          <w:lang w:val="es-ES"/>
+        </w:rPr>
+        <w:t xml:space="preserve"> para el contexto del curso, </w:t>
+      </w:r>
+      <w:proofErr w:type="spellStart"/>
+      <w:r>
+        <w:rPr>
+          <w:lang w:val="es-ES"/>
+        </w:rPr>
+        <w:t>UniteSchemaSubAgent</w:t>
+      </w:r>
+      <w:proofErr w:type="spellEnd"/>
+      <w:r>
+        <w:rPr>
+          <w:lang w:val="es-ES"/>
+        </w:rPr>
+        <w:t xml:space="preserve"> para el esquema por unidad, </w:t>
+      </w:r>
+      <w:proofErr w:type="spellStart"/>
+      <w:r>
+        <w:rPr>
+          <w:lang w:val="es-ES"/>
+        </w:rPr>
+        <w:t>SyllabusActivityClassifier</w:t>
+      </w:r>
+      <w:proofErr w:type="spellEnd"/>
+      <w:r>
+        <w:rPr>
+          <w:lang w:val="es-ES"/>
+        </w:rPr>
+        <w:t xml:space="preserve"> para la clasificación de actividades, y agentes como </w:t>
+      </w:r>
+      <w:proofErr w:type="spellStart"/>
+      <w:r>
+        <w:rPr>
+          <w:lang w:val="es-ES"/>
+        </w:rPr>
+        <w:t>IpesAgent</w:t>
+      </w:r>
+      <w:proofErr w:type="spellEnd"/>
+      <w:r>
+        <w:rPr>
+          <w:lang w:val="es-ES"/>
+        </w:rPr>
+        <w:t xml:space="preserve"> y </w:t>
+      </w:r>
+      <w:proofErr w:type="spellStart"/>
+      <w:r>
+        <w:rPr>
+          <w:lang w:val="es-ES"/>
+        </w:rPr>
+        <w:t>CheckIpesAgent</w:t>
+      </w:r>
+      <w:proofErr w:type="spellEnd"/>
+      <w:r>
+        <w:rPr>
+          <w:lang w:val="es-ES"/>
+        </w:rPr>
+        <w:t xml:space="preserve">. </w:t>
       </w:r>
     </w:p>
     <w:p>
@@ -2003,7 +2139,91 @@
         <w:rPr>
           <w:lang w:val="en-US"/>
         </w:rPr>
-        <w:t>For the development of this technological solution, large language models were used through APIs, such as Gemini 2.5 Flash Lite and GPT 4.1 Mini, along with components for each stage of the educational content process, including KickOffAgent for the course initiation document, CourseSchemaAgent for course context, UniteSchemaSubAgent for unit structure, SyllabusActivityClassifier for activity classification, and agents such as IpesAgent and CheckIpesAgent.</w:t>
+        <w:t xml:space="preserve">For the development of this technological solution, large language models were used through APIs, such as Gemini 2.5 Flash Lite and GPT 4.1 Mini, along with components for each stage of the educational content process, including </w:t>
+      </w:r>
+      <w:proofErr w:type="spellStart"/>
+      <w:r>
+        <w:rPr>
+          <w:lang w:val="en-US"/>
+        </w:rPr>
+        <w:t>KickOffAgent</w:t>
+      </w:r>
+      <w:proofErr w:type="spellEnd"/>
+      <w:r>
+        <w:rPr>
+          <w:lang w:val="en-US"/>
+        </w:rPr>
+        <w:t xml:space="preserve"> for the course initiation document, </w:t>
+      </w:r>
+      <w:proofErr w:type="spellStart"/>
+      <w:r>
+        <w:rPr>
+          <w:lang w:val="en-US"/>
+        </w:rPr>
+        <w:t>CourseSchemaAgent</w:t>
+      </w:r>
+      <w:proofErr w:type="spellEnd"/>
+      <w:r>
+        <w:rPr>
+          <w:lang w:val="en-US"/>
+        </w:rPr>
+        <w:t xml:space="preserve"> for course context, </w:t>
+      </w:r>
+      <w:proofErr w:type="spellStart"/>
+      <w:r>
+        <w:rPr>
+          <w:lang w:val="en-US"/>
+        </w:rPr>
+        <w:t>UniteSchemaSubAgent</w:t>
+      </w:r>
+      <w:proofErr w:type="spellEnd"/>
+      <w:r>
+        <w:rPr>
+          <w:lang w:val="en-US"/>
+        </w:rPr>
+        <w:t xml:space="preserve"> for unit structure, </w:t>
+      </w:r>
+      <w:proofErr w:type="spellStart"/>
+      <w:r>
+        <w:rPr>
+          <w:lang w:val="en-US"/>
+        </w:rPr>
+        <w:t>SyllabusActivityClassifier</w:t>
+      </w:r>
+      <w:proofErr w:type="spellEnd"/>
+      <w:r>
+        <w:rPr>
+          <w:lang w:val="en-US"/>
+        </w:rPr>
+        <w:t xml:space="preserve"> for activity classification, and agents such as </w:t>
+      </w:r>
+      <w:proofErr w:type="spellStart"/>
+      <w:r>
+        <w:rPr>
+          <w:lang w:val="en-US"/>
+        </w:rPr>
+        <w:t>IpesAgent</w:t>
+      </w:r>
+      <w:proofErr w:type="spellEnd"/>
+      <w:r>
+        <w:rPr>
+          <w:lang w:val="en-US"/>
+        </w:rPr>
+        <w:t xml:space="preserve"> and </w:t>
+      </w:r>
+      <w:proofErr w:type="spellStart"/>
+      <w:r>
+        <w:rPr>
+          <w:lang w:val="en-US"/>
+        </w:rPr>
+        <w:t>CheckIpesAgent</w:t>
+      </w:r>
+      <w:proofErr w:type="spellEnd"/>
+      <w:r>
+        <w:rPr>
+          <w:lang w:val="en-US"/>
+        </w:rPr>
+        <w:t>.</w:t>
       </w:r>
       <w:r>
         <w:rPr>
@@ -4603,7 +4823,21 @@
         <w:rPr>
           <w:lang w:val="es-PE"/>
         </w:rPr>
-        <w:t>En este contexto, los equipos responsables del diseño y producción de cursos virtuales enfrentaron una doble presión: por un lado, la imposibilidad de coordinar presencialmente las etapas del proceso, y por otro, el incremento acelerado en el número de cursos que debían virtualizarse. El proceso de producción, que involucra a múltiples roles trabajando en cadena —diseñadores instruccionales, docentes revisores y virtualizadores—, se volvió especialmente vulnerable al trabajo remoto: cada entrega dependía de la disponibilidad del rol anterior, las reuniones de coordinación se dificultaron, y las versiones del contenido se multiplicaban sin control claro, generando reprocesos y retrasos acumulados.</w:t>
+        <w:t xml:space="preserve">En este contexto, los equipos responsables del diseño y producción de cursos virtuales enfrentaron una doble presión: por un lado, la imposibilidad de coordinar presencialmente las etapas del proceso, y por otro, el incremento acelerado en el número de cursos que debían virtualizarse. El proceso de producción, que involucra a múltiples roles trabajando en cadena —diseñadores instruccionales, docentes revisores y </w:t>
+      </w:r>
+      <w:proofErr w:type="spellStart"/>
+      <w:r>
+        <w:rPr>
+          <w:lang w:val="es-PE"/>
+        </w:rPr>
+        <w:t>virtualizadores</w:t>
+      </w:r>
+      <w:proofErr w:type="spellEnd"/>
+      <w:r>
+        <w:rPr>
+          <w:lang w:val="es-PE"/>
+        </w:rPr>
+        <w:t>—, se volvió especialmente vulnerable al trabajo remoto: cada entrega dependía de la disponibilidad del rol anterior, las reuniones de coordinación se dificultaron, y las versiones del contenido se multiplicaban sin control claro, generando reprocesos y retrasos acumulados.</w:t>
       </w:r>
     </w:p>
     <w:p>
@@ -4652,7 +4886,49 @@
         <w:rPr>
           <w:lang w:val="es-PE"/>
         </w:rPr>
-        <w:t>Frente a este escenario, los modelos de lenguaje de gran escala (LLMs) han emergido como una alternativa viable para asistir en la generación de contenido instruccional. Tlili et al. (2023) realizaron una revisión sistemática sobre el uso de IA generativa en educación, identificando que la generación de materiales instruccionales es una de las aplicaciones con mayor potencial de reducción de carga operativa, siempre que se mantengan mecanismos de revisión por expertos para garantizar la calidad pedagógica. Kasneci et al. (2023) destacaron que los LLMs pueden generar contenido educativo coherente y alineado a objetivos de aprendizaje cuando se les proporcionan estructuras pedagógicas claras como punto de partida, condición que el presente proyecto satisface al partir del sílabo y el acta de reunión de inicio del curso.</w:t>
+        <w:t>Frente a este escenario, los modelos de lenguaje de gran escala (</w:t>
+      </w:r>
+      <w:proofErr w:type="spellStart"/>
+      <w:r>
+        <w:rPr>
+          <w:lang w:val="es-PE"/>
+        </w:rPr>
+        <w:t>LLMs</w:t>
+      </w:r>
+      <w:proofErr w:type="spellEnd"/>
+      <w:r>
+        <w:rPr>
+          <w:lang w:val="es-PE"/>
+        </w:rPr>
+        <w:t xml:space="preserve">) han emergido como una alternativa viable para asistir en la generación de contenido instruccional. Tlili et al. (2023) realizaron una revisión sistemática sobre el uso de IA generativa en educación, identificando que la generación de materiales instruccionales es una de las aplicaciones con mayor potencial de reducción de carga operativa, siempre que se mantengan mecanismos de revisión por expertos para garantizar la calidad pedagógica. </w:t>
+      </w:r>
+      <w:proofErr w:type="spellStart"/>
+      <w:r>
+        <w:rPr>
+          <w:lang w:val="es-PE"/>
+        </w:rPr>
+        <w:t>Kasneci</w:t>
+      </w:r>
+      <w:proofErr w:type="spellEnd"/>
+      <w:r>
+        <w:rPr>
+          <w:lang w:val="es-PE"/>
+        </w:rPr>
+        <w:t xml:space="preserve"> et al. (2023) destacaron que los </w:t>
+      </w:r>
+      <w:proofErr w:type="spellStart"/>
+      <w:r>
+        <w:rPr>
+          <w:lang w:val="es-PE"/>
+        </w:rPr>
+        <w:t>LLMs</w:t>
+      </w:r>
+      <w:proofErr w:type="spellEnd"/>
+      <w:r>
+        <w:rPr>
+          <w:lang w:val="es-PE"/>
+        </w:rPr>
+        <w:t xml:space="preserve"> pueden generar contenido educativo coherente y alineado a objetivos de aprendizaje cuando se les proporcionan estructuras pedagógicas claras como punto de partida, condición que el presente proyecto satisface al partir del sílabo y el acta de reunión de inicio del curso.</w:t>
       </w:r>
     </w:p>
     <w:p>
@@ -4690,7 +4966,21 @@
         <w:rPr>
           <w:lang w:val="es-PE"/>
         </w:rPr>
-        <w:t>En el ámbito de la educación virtual, la institución cuenta con un proceso estructurado de producción de cursos denominado virtualización, que comprende la definición del diseño instruccional, la redacción del contenido textual por semana académica y la posterior producción de los recursos multimedia. Dentro de este proceso, el docente virtualizador es el profesional encargado de redactar los materiales instruccionales denominados IPES (Introducción, Presentaciones y Ejercicios), que constituyen el contenido textual base de cada semana del curso.</w:t>
+        <w:t xml:space="preserve">En el ámbito de la educación virtual, la institución cuenta con un proceso estructurado de producción de cursos denominado virtualización, que comprende la definición del diseño instruccional, la redacción del contenido textual por semana académica y la posterior producción de los recursos multimedia. Dentro de este proceso, el docente </w:t>
+      </w:r>
+      <w:proofErr w:type="spellStart"/>
+      <w:r>
+        <w:rPr>
+          <w:lang w:val="es-PE"/>
+        </w:rPr>
+        <w:t>virtualizador</w:t>
+      </w:r>
+      <w:proofErr w:type="spellEnd"/>
+      <w:r>
+        <w:rPr>
+          <w:lang w:val="es-PE"/>
+        </w:rPr>
+        <w:t xml:space="preserve"> es el profesional encargado de redactar los materiales instruccionales denominados IPES (Introducción, Presentaciones y Ejercicios), que constituyen el contenido textual base de cada semana del curso.</w:t>
       </w:r>
     </w:p>
     <w:p>
@@ -4704,7 +4994,21 @@
         <w:rPr>
           <w:lang w:val="es-PE"/>
         </w:rPr>
-        <w:t xml:space="preserve">El proceso de producción de un curso completo de 18 semanas toma en promedio entre dos y tres semanas de trabajo, durante las cuales el docente virtualizador genera los guiones de narración para los recursos de video, las introducciones a cada semana y las consignas de los ejercicios y actividades, tanto calificadas como no calificadas. La institución establece criterios pedagógicos precisos para este contenido, incluyendo la alineación con los logros </w:t>
+        <w:t xml:space="preserve">El proceso de producción de un curso completo de 18 semanas toma en promedio entre dos y tres semanas de trabajo, durante las cuales el docente </w:t>
+      </w:r>
+      <w:proofErr w:type="spellStart"/>
+      <w:r>
+        <w:rPr>
+          <w:lang w:val="es-PE"/>
+        </w:rPr>
+        <w:t>virtualizador</w:t>
+      </w:r>
+      <w:proofErr w:type="spellEnd"/>
+      <w:r>
+        <w:rPr>
+          <w:lang w:val="es-PE"/>
+        </w:rPr>
+        <w:t xml:space="preserve"> genera los guiones de narración para los recursos de video, las introducciones a cada semana y las consignas de los ejercicios y actividades, tanto calificadas como no calificadas. La institución establece criterios pedagógicos precisos para este contenido, incluyendo la alineación con los logros </w:t>
       </w:r>
       <w:r>
         <w:rPr>
@@ -4735,7 +5039,21 @@
         <w:rPr>
           <w:lang w:val="es-PE"/>
         </w:rPr>
-        <w:t>La demora en la gestión de contenido y materiales de los cursos virtuales en la institución constituye el problema central identificado. La producción de material educativo para los cursos virtuales enfrenta un cuello de botella operativo: la redacción de los materiales instruccionales de cada semana académica recae sobre el docente virtualizador, un profesional especializado que escribe manualmente las introducciones, guiones de narración para videos de presentación y consignas de actividades, asegurando que cada pieza esté alineada a los logros de aprendizaje del curso. Esta situación se origina en las siguientes causas:</w:t>
+        <w:t xml:space="preserve">La demora en la gestión de contenido y materiales de los cursos virtuales en la institución constituye el problema central identificado. La producción de material educativo para los cursos virtuales enfrenta un cuello de botella operativo: la redacción de los materiales instruccionales de cada semana académica recae sobre el docente </w:t>
+      </w:r>
+      <w:proofErr w:type="spellStart"/>
+      <w:r>
+        <w:rPr>
+          <w:lang w:val="es-PE"/>
+        </w:rPr>
+        <w:t>virtualizador</w:t>
+      </w:r>
+      <w:proofErr w:type="spellEnd"/>
+      <w:r>
+        <w:rPr>
+          <w:lang w:val="es-PE"/>
+        </w:rPr>
+        <w:t>, un profesional especializado que escribe manualmente las introducciones, guiones de narración para videos de presentación y consignas de actividades, asegurando que cada pieza esté alineada a los logros de aprendizaje del curso. Esta situación se origina en las siguientes causas:</w:t>
       </w:r>
     </w:p>
     <w:p>
@@ -4756,7 +5074,21 @@
         <w:rPr>
           <w:lang w:val="es-PE"/>
         </w:rPr>
-        <w:t>El proceso depende exclusivamente de la disponibilidad y capacidad del docente virtualizador, lo que hace que la producción de un curso completo tome en promedio entre dos y tres semanas. Esto limita la capacidad institucional de escalar la oferta académica virtual frente a una demanda creciente.</w:t>
+        <w:t xml:space="preserve">El proceso depende exclusivamente de la disponibilidad y capacidad del docente </w:t>
+      </w:r>
+      <w:proofErr w:type="spellStart"/>
+      <w:r>
+        <w:rPr>
+          <w:lang w:val="es-PE"/>
+        </w:rPr>
+        <w:t>virtualizador</w:t>
+      </w:r>
+      <w:proofErr w:type="spellEnd"/>
+      <w:r>
+        <w:rPr>
+          <w:lang w:val="es-PE"/>
+        </w:rPr>
+        <w:t>, lo que hace que la producción de un curso completo tome en promedio entre dos y tres semanas. Esto limita la capacidad institucional de escalar la oferta académica virtual frente a una demanda creciente.</w:t>
       </w:r>
     </w:p>
     <w:p>
@@ -4777,7 +5109,21 @@
         <w:rPr>
           <w:lang w:val="es-PE"/>
         </w:rPr>
-        <w:t>Al remunerar al docente virtualizador por horas trabajadas, el gasto de producción aumenta proporcionalmente con la cantidad de cursos, sin que exista actualmente un mecanismo que permita reducir esa carga sin comprometer la calidad del contenido.</w:t>
+        <w:t xml:space="preserve">Al remunerar al docente </w:t>
+      </w:r>
+      <w:proofErr w:type="spellStart"/>
+      <w:r>
+        <w:rPr>
+          <w:lang w:val="es-PE"/>
+        </w:rPr>
+        <w:t>virtualizador</w:t>
+      </w:r>
+      <w:proofErr w:type="spellEnd"/>
+      <w:r>
+        <w:rPr>
+          <w:lang w:val="es-PE"/>
+        </w:rPr>
+        <w:t xml:space="preserve"> por horas trabajadas, el gasto de producción aumenta proporcionalmente con la cantidad de cursos, sin que exista actualmente un mecanismo que permita reducir esa carga sin comprometer la calidad del contenido.</w:t>
       </w:r>
     </w:p>
     <w:p>
@@ -4868,6 +5214,7 @@
             <w:shd w:val="clear" w:color="auto" w:fill="1F3864"/>
           </w:tcPr>
           <w:p>
+            <w:proofErr w:type="spellStart"/>
             <w:r>
               <w:rPr>
                 <w:b/>
@@ -4875,6 +5222,7 @@
               </w:rPr>
               <w:t>Proceso</w:t>
             </w:r>
+            <w:proofErr w:type="spellEnd"/>
           </w:p>
         </w:tc>
         <w:tc>
@@ -4888,8 +5236,17 @@
                 <w:b/>
                 <w:color w:val="FFFFFF"/>
               </w:rPr>
-              <w:t>Tiempo / Costo estimado</w:t>
-            </w:r>
+              <w:t xml:space="preserve">Tiempo / Costo </w:t>
+            </w:r>
+            <w:proofErr w:type="spellStart"/>
+            <w:r>
+              <w:rPr>
+                <w:b/>
+                <w:color w:val="FFFFFF"/>
+              </w:rPr>
+              <w:t>estimado</w:t>
+            </w:r>
+            <w:proofErr w:type="spellEnd"/>
           </w:p>
         </w:tc>
         <w:tc>
@@ -4898,6 +5255,7 @@
             <w:shd w:val="clear" w:color="auto" w:fill="1F3864"/>
           </w:tcPr>
           <w:p>
+            <w:proofErr w:type="spellStart"/>
             <w:r>
               <w:rPr>
                 <w:b/>
@@ -4905,6 +5263,7 @@
               </w:rPr>
               <w:t>Observaciones</w:t>
             </w:r>
+            <w:proofErr w:type="spellEnd"/>
           </w:p>
         </w:tc>
       </w:tr>
@@ -4915,7 +5274,23 @@
           </w:tcPr>
           <w:p>
             <w:r>
-              <w:t>Manual (docente virtualizador)</w:t>
+              <w:t>Manual (</w:t>
+            </w:r>
+            <w:proofErr w:type="spellStart"/>
+            <w:r>
+              <w:t>docente</w:t>
+            </w:r>
+            <w:proofErr w:type="spellEnd"/>
+            <w:r>
+              <w:t xml:space="preserve"> </w:t>
+            </w:r>
+            <w:proofErr w:type="spellStart"/>
+            <w:r>
+              <w:t>virtualizador</w:t>
+            </w:r>
+            <w:proofErr w:type="spellEnd"/>
+            <w:r>
+              <w:t>)</w:t>
             </w:r>
           </w:p>
         </w:tc>
@@ -5039,7 +5414,43 @@
         <w:rPr>
           <w:lang w:val="es-PE"/>
         </w:rPr>
-        <w:t>Los costos presentados se basan en datos reales obtenidos del registro de tokens del sistema, token_usage.jsonl, correspondientes a 566 llamadas de ejecución. El costo de 0.025 USD corresponde únicamente a la generación de materiales IPES, introducción, presentaciones y ejercicios. El costo de 0.064 USD incluye adicionalmente la generación del material base de referencia, genera_material_base, que es opcional en el flujo de producción.</w:t>
+        <w:t xml:space="preserve">Los costos presentados se basan en datos reales obtenidos del registro de tokens del sistema, </w:t>
+      </w:r>
+      <w:proofErr w:type="spellStart"/>
+      <w:r>
+        <w:rPr>
+          <w:lang w:val="es-PE"/>
+        </w:rPr>
+        <w:t>token_</w:t>
+      </w:r>
+      <w:proofErr w:type="gramStart"/>
+      <w:r>
+        <w:rPr>
+          <w:lang w:val="es-PE"/>
+        </w:rPr>
+        <w:t>usage.jsonl</w:t>
+      </w:r>
+      <w:proofErr w:type="spellEnd"/>
+      <w:proofErr w:type="gramEnd"/>
+      <w:r>
+        <w:rPr>
+          <w:lang w:val="es-PE"/>
+        </w:rPr>
+        <w:t xml:space="preserve">, correspondientes a 566 llamadas de ejecución. El costo de 0.025 USD corresponde únicamente a la generación de materiales IPES, introducción, presentaciones y ejercicios. El costo de 0.064 USD incluye adicionalmente la generación del material base de referencia, </w:t>
+      </w:r>
+      <w:proofErr w:type="spellStart"/>
+      <w:r>
+        <w:rPr>
+          <w:lang w:val="es-PE"/>
+        </w:rPr>
+        <w:t>genera_material_base</w:t>
+      </w:r>
+      <w:proofErr w:type="spellEnd"/>
+      <w:r>
+        <w:rPr>
+          <w:lang w:val="es-PE"/>
+        </w:rPr>
+        <w:t>, que es opcional en el flujo de producción.</w:t>
       </w:r>
     </w:p>
     <w:p>
@@ -5195,6 +5606,7 @@
             <w:shd w:val="clear" w:color="auto" w:fill="1F3864" w:themeFill="accent5" w:themeFillShade="80"/>
           </w:tcPr>
           <w:p>
+            <w:proofErr w:type="spellStart"/>
             <w:r>
               <w:rPr>
                 <w:b/>
@@ -5202,6 +5614,7 @@
               </w:rPr>
               <w:t>Problema</w:t>
             </w:r>
+            <w:proofErr w:type="spellEnd"/>
           </w:p>
         </w:tc>
         <w:tc>
@@ -5210,6 +5623,7 @@
             <w:shd w:val="clear" w:color="auto" w:fill="1F3864" w:themeFill="accent5" w:themeFillShade="80"/>
           </w:tcPr>
           <w:p>
+            <w:proofErr w:type="spellStart"/>
             <w:r>
               <w:rPr>
                 <w:b/>
@@ -5217,6 +5631,7 @@
               </w:rPr>
               <w:t>Causas</w:t>
             </w:r>
+            <w:proofErr w:type="spellEnd"/>
           </w:p>
         </w:tc>
       </w:tr>
@@ -5271,7 +5686,33 @@
               <w:rPr>
                 <w:lang w:val="es-PE"/>
               </w:rPr>
-              <w:t>• Dependencia exclusiva del docente virtualizador para producir el contenido semanal.</w:t>
+              <w:t xml:space="preserve">• Dependencia exclusiva del docente </w:t>
+            </w:r>
+            <w:proofErr w:type="spellStart"/>
+            <w:r>
+              <w:rPr>
+                <w:lang w:val="es-PE"/>
+              </w:rPr>
+              <w:t>virtualizador</w:t>
+            </w:r>
+            <w:proofErr w:type="spellEnd"/>
+            <w:r>
+              <w:rPr>
+                <w:lang w:val="es-PE"/>
+              </w:rPr>
+              <w:t xml:space="preserve"> para producir el contenido semanal.</w:t>
+            </w:r>
+            <w:r>
+              <w:rPr>
+                <w:lang w:val="es-PE"/>
+              </w:rPr>
+              <w:t xml:space="preserve"> </w:t>
+            </w:r>
+            <w:r>
+              <w:rPr>
+                <w:lang w:val="es-PE"/>
+              </w:rPr>
+              <w:t>(Cotton et al., 2024)</w:t>
             </w:r>
             <w:r>
               <w:rPr>
@@ -5284,6 +5725,18 @@
               <w:rPr>
                 <w:lang w:val="es-PE"/>
               </w:rPr>
+              <w:t xml:space="preserve"> </w:t>
+            </w:r>
+            <w:r>
+              <w:rPr>
+                <w:lang w:val="es-PE"/>
+              </w:rPr>
+              <w:t>(Cotton et al., 2024)</w:t>
+            </w:r>
+            <w:r>
+              <w:rPr>
+                <w:lang w:val="es-PE"/>
+              </w:rPr>
               <w:br/>
               <w:t>• Ausencia de herramientas de IA en la fase de generación de contenido instruccional.</w:t>
             </w:r>
@@ -5291,8 +5744,39 @@
               <w:rPr>
                 <w:lang w:val="es-PE"/>
               </w:rPr>
+              <w:t xml:space="preserve"> </w:t>
+            </w:r>
+            <w:r>
+              <w:rPr>
+                <w:lang w:val="es-PE"/>
+              </w:rPr>
+              <w:t>(Bearman et al., 2024)</w:t>
+            </w:r>
+            <w:r>
+              <w:rPr>
+                <w:lang w:val="es-PE"/>
+              </w:rPr>
               <w:br/>
-              <w:t>• Proceso no escalable que limita el crecimiento sostenible de la oferta virtual.</w:t>
+              <w:t xml:space="preserve">• Proceso no escalable que limita el </w:t>
+            </w:r>
+            <w:r>
+              <w:rPr>
+                <w:lang w:val="es-PE"/>
+              </w:rPr>
+              <w:lastRenderedPageBreak/>
+              <w:t>crecimiento sostenible de la oferta virtual.</w:t>
+            </w:r>
+            <w:r>
+              <w:rPr>
+                <w:lang w:val="es-PE"/>
+              </w:rPr>
+              <w:t xml:space="preserve"> </w:t>
+            </w:r>
+            <w:r>
+              <w:rPr>
+                <w:lang w:val="es-PE"/>
+              </w:rPr>
+              <w:t>(Bearman et al., 2024)</w:t>
             </w:r>
           </w:p>
         </w:tc>
@@ -5549,12 +6033,21 @@
       <w:bookmarkStart w:id="17" w:name="_Toc227156496"/>
       <w:bookmarkStart w:id="18" w:name="_Toc227157328"/>
       <w:bookmarkStart w:id="19" w:name="_Toc227184614"/>
+      <w:proofErr w:type="spellStart"/>
       <w:r>
         <w:rPr>
           <w:sz w:val="24"/>
           <w:szCs w:val="24"/>
         </w:rPr>
-        <w:t xml:space="preserve">Tabla </w:t>
+        <w:t>Tabla</w:t>
+      </w:r>
+      <w:proofErr w:type="spellEnd"/>
+      <w:r>
+        <w:rPr>
+          <w:sz w:val="24"/>
+          <w:szCs w:val="24"/>
+        </w:rPr>
+        <w:t xml:space="preserve"> </w:t>
       </w:r>
       <w:r>
         <w:rPr>
@@ -5597,12 +6090,37 @@
           <w:sz w:val="24"/>
           <w:szCs w:val="24"/>
         </w:rPr>
-        <w:t xml:space="preserve"> Indicadores de éxito</w:t>
+        <w:t xml:space="preserve"> </w:t>
+      </w:r>
+      <w:proofErr w:type="spellStart"/>
+      <w:r>
+        <w:rPr>
+          <w:sz w:val="24"/>
+          <w:szCs w:val="24"/>
+        </w:rPr>
+        <w:t>Indicadores</w:t>
+      </w:r>
+      <w:proofErr w:type="spellEnd"/>
+      <w:r>
+        <w:rPr>
+          <w:sz w:val="24"/>
+          <w:szCs w:val="24"/>
+        </w:rPr>
+        <w:t xml:space="preserve"> de </w:t>
+      </w:r>
+      <w:proofErr w:type="spellStart"/>
+      <w:r>
+        <w:rPr>
+          <w:sz w:val="24"/>
+          <w:szCs w:val="24"/>
+        </w:rPr>
+        <w:t>éxito</w:t>
       </w:r>
       <w:bookmarkEnd w:id="16"/>
       <w:bookmarkEnd w:id="17"/>
       <w:bookmarkEnd w:id="18"/>
       <w:bookmarkEnd w:id="19"/>
+      <w:proofErr w:type="spellEnd"/>
     </w:p>
     <w:tbl>
       <w:tblPr>
@@ -5629,6 +6147,7 @@
             <w:shd w:val="clear" w:color="auto" w:fill="1F3864"/>
           </w:tcPr>
           <w:p>
+            <w:proofErr w:type="spellStart"/>
             <w:r>
               <w:rPr>
                 <w:b/>
@@ -5636,6 +6155,7 @@
               </w:rPr>
               <w:t>Indicador</w:t>
             </w:r>
+            <w:proofErr w:type="spellEnd"/>
           </w:p>
         </w:tc>
         <w:tc>
@@ -5644,6 +6164,7 @@
             <w:shd w:val="clear" w:color="auto" w:fill="1F3864"/>
           </w:tcPr>
           <w:p>
+            <w:proofErr w:type="spellStart"/>
             <w:r>
               <w:rPr>
                 <w:b/>
@@ -5651,6 +6172,7 @@
               </w:rPr>
               <w:t>Descripción</w:t>
             </w:r>
+            <w:proofErr w:type="spellEnd"/>
           </w:p>
         </w:tc>
         <w:tc>
@@ -5659,6 +6181,7 @@
             <w:shd w:val="clear" w:color="auto" w:fill="1F3864"/>
           </w:tcPr>
           <w:p>
+            <w:proofErr w:type="spellStart"/>
             <w:r>
               <w:rPr>
                 <w:b/>
@@ -5666,6 +6189,7 @@
               </w:rPr>
               <w:t>Objetivo</w:t>
             </w:r>
+            <w:proofErr w:type="spellEnd"/>
           </w:p>
         </w:tc>
       </w:tr>
@@ -5694,14 +6218,14 @@
               <w:rPr>
                 <w:lang w:val="es-PE"/>
               </w:rPr>
-              <w:t xml:space="preserve">Aprobación por el asesor académico del análisis de tecnologías, herramientas y enfoques de IA para la </w:t>
+              <w:t xml:space="preserve">Aprobación por el asesor académico del análisis de </w:t>
             </w:r>
             <w:r>
               <w:rPr>
                 <w:lang w:val="es-PE"/>
               </w:rPr>
               <w:lastRenderedPageBreak/>
-              <w:t>generación de contenido instruccional.</w:t>
+              <w:t>tecnologías, herramientas y enfoques de IA para la generación de contenido instruccional.</w:t>
             </w:r>
           </w:p>
         </w:tc>
@@ -5874,12 +6398,21 @@
       <w:bookmarkStart w:id="21" w:name="_Toc227156497"/>
       <w:bookmarkStart w:id="22" w:name="_Toc227157329"/>
       <w:bookmarkStart w:id="23" w:name="_Toc227184615"/>
+      <w:proofErr w:type="spellStart"/>
       <w:r>
         <w:rPr>
           <w:sz w:val="24"/>
           <w:szCs w:val="24"/>
         </w:rPr>
-        <w:t xml:space="preserve">Tabla </w:t>
+        <w:t>Tabla</w:t>
+      </w:r>
+      <w:proofErr w:type="spellEnd"/>
+      <w:r>
+        <w:rPr>
+          <w:sz w:val="24"/>
+          <w:szCs w:val="24"/>
+        </w:rPr>
+        <w:t xml:space="preserve"> </w:t>
       </w:r>
       <w:r>
         <w:rPr>
@@ -5922,11 +6455,36 @@
           <w:sz w:val="24"/>
           <w:szCs w:val="24"/>
         </w:rPr>
-        <w:t xml:space="preserve"> Matriz de consistencia</w:t>
+        <w:t xml:space="preserve"> </w:t>
+      </w:r>
+      <w:proofErr w:type="spellStart"/>
+      <w:r>
+        <w:rPr>
+          <w:sz w:val="24"/>
+          <w:szCs w:val="24"/>
+        </w:rPr>
+        <w:t>Matriz</w:t>
+      </w:r>
+      <w:proofErr w:type="spellEnd"/>
+      <w:r>
+        <w:rPr>
+          <w:sz w:val="24"/>
+          <w:szCs w:val="24"/>
+        </w:rPr>
+        <w:t xml:space="preserve"> de </w:t>
+      </w:r>
+      <w:proofErr w:type="spellStart"/>
+      <w:r>
+        <w:rPr>
+          <w:sz w:val="24"/>
+          <w:szCs w:val="24"/>
+        </w:rPr>
+        <w:t>consistencia</w:t>
       </w:r>
       <w:bookmarkEnd w:id="21"/>
       <w:bookmarkEnd w:id="22"/>
       <w:bookmarkEnd w:id="23"/>
+      <w:proofErr w:type="spellEnd"/>
     </w:p>
     <w:tbl>
       <w:tblPr>
@@ -5954,13 +6512,31 @@
             <w:shd w:val="clear" w:color="auto" w:fill="1F3864" w:themeFill="accent5" w:themeFillShade="80"/>
           </w:tcPr>
           <w:p>
+            <w:proofErr w:type="spellStart"/>
             <w:r>
               <w:rPr>
                 <w:b/>
                 <w:color w:val="FFFFFF"/>
               </w:rPr>
-              <w:t>Objetivo específico</w:t>
-            </w:r>
+              <w:t>Objetivo</w:t>
+            </w:r>
+            <w:proofErr w:type="spellEnd"/>
+            <w:r>
+              <w:rPr>
+                <w:b/>
+                <w:color w:val="FFFFFF"/>
+              </w:rPr>
+              <w:t xml:space="preserve"> </w:t>
+            </w:r>
+            <w:proofErr w:type="spellStart"/>
+            <w:r>
+              <w:rPr>
+                <w:b/>
+                <w:color w:val="FFFFFF"/>
+              </w:rPr>
+              <w:t>específico</w:t>
+            </w:r>
+            <w:proofErr w:type="spellEnd"/>
           </w:p>
         </w:tc>
         <w:tc>
@@ -5969,12 +6545,21 @@
             <w:shd w:val="clear" w:color="auto" w:fill="1F3864" w:themeFill="accent5" w:themeFillShade="80"/>
           </w:tcPr>
           <w:p>
+            <w:proofErr w:type="spellStart"/>
             <w:r>
               <w:rPr>
                 <w:b/>
                 <w:color w:val="FFFFFF"/>
               </w:rPr>
-              <w:t>Metodología / Técnica</w:t>
+              <w:t>Metodología</w:t>
+            </w:r>
+            <w:proofErr w:type="spellEnd"/>
+            <w:r>
+              <w:rPr>
+                <w:b/>
+                <w:color w:val="FFFFFF"/>
+              </w:rPr>
+              <w:t xml:space="preserve"> / Técnica</w:t>
             </w:r>
           </w:p>
         </w:tc>
@@ -5984,6 +6569,7 @@
             <w:shd w:val="clear" w:color="auto" w:fill="1F3864" w:themeFill="accent5" w:themeFillShade="80"/>
           </w:tcPr>
           <w:p>
+            <w:proofErr w:type="spellStart"/>
             <w:r>
               <w:rPr>
                 <w:b/>
@@ -5991,6 +6577,7 @@
               </w:rPr>
               <w:t>Indicador</w:t>
             </w:r>
+            <w:proofErr w:type="spellEnd"/>
           </w:p>
         </w:tc>
         <w:tc>
@@ -5999,13 +6586,31 @@
             <w:shd w:val="clear" w:color="auto" w:fill="1F3864" w:themeFill="accent5" w:themeFillShade="80"/>
           </w:tcPr>
           <w:p>
+            <w:proofErr w:type="spellStart"/>
             <w:r>
               <w:rPr>
                 <w:b/>
                 <w:color w:val="FFFFFF"/>
               </w:rPr>
-              <w:t>Resultado esperado</w:t>
-            </w:r>
+              <w:t>Resultado</w:t>
+            </w:r>
+            <w:proofErr w:type="spellEnd"/>
+            <w:r>
+              <w:rPr>
+                <w:b/>
+                <w:color w:val="FFFFFF"/>
+              </w:rPr>
+              <w:t xml:space="preserve"> </w:t>
+            </w:r>
+            <w:proofErr w:type="spellStart"/>
+            <w:r>
+              <w:rPr>
+                <w:b/>
+                <w:color w:val="FFFFFF"/>
+              </w:rPr>
+              <w:t>esperado</w:t>
+            </w:r>
+            <w:proofErr w:type="spellEnd"/>
           </w:p>
         </w:tc>
       </w:tr>
@@ -6024,14 +6629,14 @@
               <w:rPr>
                 <w:lang w:val="es-PE"/>
               </w:rPr>
-              <w:t xml:space="preserve">OE1: Analizar la solución tecnológica basada en IA para la </w:t>
+              <w:t xml:space="preserve">OE1: Analizar la solución tecnológica </w:t>
             </w:r>
             <w:r>
               <w:rPr>
                 <w:lang w:val="es-PE"/>
               </w:rPr>
               <w:lastRenderedPageBreak/>
-              <w:t>generación de contenido.</w:t>
+              <w:t>basada en IA para la generación de contenido.</w:t>
             </w:r>
           </w:p>
         </w:tc>
@@ -6050,14 +6655,14 @@
                 <w:lang w:val="es-PE"/>
               </w:rPr>
               <w:lastRenderedPageBreak/>
-              <w:t xml:space="preserve">Revisión sistemática de literatura y análisis comparativo de tecnologías LLM </w:t>
+              <w:t xml:space="preserve">Revisión sistemática de literatura y </w:t>
             </w:r>
             <w:r>
               <w:rPr>
                 <w:lang w:val="es-PE"/>
               </w:rPr>
               <w:lastRenderedPageBreak/>
-              <w:t>aplicadas a generación de contenido instruccional.</w:t>
+              <w:t>análisis comparativo de tecnologías LLM aplicadas a generación de contenido instruccional.</w:t>
             </w:r>
           </w:p>
         </w:tc>
@@ -6086,7 +6691,14 @@
               <w:rPr>
                 <w:lang w:val="es-PE"/>
               </w:rPr>
-              <w:t>Selección justificada de tecnologías y enfoque de IA para la solución.</w:t>
+              <w:t xml:space="preserve">Selección justificada de tecnologías y </w:t>
+            </w:r>
+            <w:r>
+              <w:rPr>
+                <w:lang w:val="es-PE"/>
+              </w:rPr>
+              <w:lastRenderedPageBreak/>
+              <w:t>enfoque de IA para la solución.</w:t>
             </w:r>
           </w:p>
         </w:tc>
@@ -6124,7 +6736,35 @@
               <w:rPr>
                 <w:lang w:val="es-PE"/>
               </w:rPr>
-              <w:t>Diseño de arquitectura multi-agente (LangGraph) con fases de diseño, aseguramiento y generación de contenido IPES.</w:t>
+              <w:t xml:space="preserve">Diseño de arquitectura </w:t>
+            </w:r>
+            <w:proofErr w:type="spellStart"/>
+            <w:r>
+              <w:rPr>
+                <w:lang w:val="es-PE"/>
+              </w:rPr>
+              <w:t>multi-agente</w:t>
+            </w:r>
+            <w:proofErr w:type="spellEnd"/>
+            <w:r>
+              <w:rPr>
+                <w:lang w:val="es-PE"/>
+              </w:rPr>
+              <w:t xml:space="preserve"> (</w:t>
+            </w:r>
+            <w:proofErr w:type="spellStart"/>
+            <w:r>
+              <w:rPr>
+                <w:lang w:val="es-PE"/>
+              </w:rPr>
+              <w:t>LangGraph</w:t>
+            </w:r>
+            <w:proofErr w:type="spellEnd"/>
+            <w:r>
+              <w:rPr>
+                <w:lang w:val="es-PE"/>
+              </w:rPr>
+              <w:t>) con fases de diseño, aseguramiento y generación de contenido IPES.</w:t>
             </w:r>
           </w:p>
         </w:tc>
@@ -6270,7 +6910,21 @@
               <w:rPr>
                 <w:lang w:val="es-PE"/>
               </w:rPr>
-              <w:t>Definición de roles de soporte, niveles de servicio, gestión de riesgos y estimación de costos post-implementación.</w:t>
+              <w:t xml:space="preserve">Definición de roles de soporte, niveles de servicio, gestión de riesgos y estimación de costos </w:t>
+            </w:r>
+            <w:proofErr w:type="spellStart"/>
+            <w:r>
+              <w:rPr>
+                <w:lang w:val="es-PE"/>
+              </w:rPr>
+              <w:t>post-implementación</w:t>
+            </w:r>
+            <w:proofErr w:type="spellEnd"/>
+            <w:r>
+              <w:rPr>
+                <w:lang w:val="es-PE"/>
+              </w:rPr>
+              <w:t>.</w:t>
             </w:r>
           </w:p>
         </w:tc>
@@ -6359,6 +7013,7 @@
         <w:rPr>
           <w:lang w:val="es-PE"/>
         </w:rPr>
+        <w:lastRenderedPageBreak/>
         <w:t xml:space="preserve">A </w:t>
       </w:r>
       <w:r>
@@ -6371,7 +7026,21 @@
         <w:rPr>
           <w:lang w:val="es-PE"/>
         </w:rPr>
-        <w:t xml:space="preserve"> se presenta el cronograma real de desarrollo del sistema Experto Temático, desde el inicio del proyecto el 16 de septiembre de 2025 hasta la fecha actual. Las actividades están organizadas en sprints mensuales que reflejan el trabajo efectivamente realizado.</w:t>
+        <w:t xml:space="preserve"> se presenta el cronograma real de desarrollo del sistema Experto Temático, desde el inicio del proyecto el 16 de septiembre de 2025 hasta la fecha actual. Las actividades están organizadas en </w:t>
+      </w:r>
+      <w:proofErr w:type="spellStart"/>
+      <w:r>
+        <w:rPr>
+          <w:lang w:val="es-PE"/>
+        </w:rPr>
+        <w:t>sprints</w:t>
+      </w:r>
+      <w:proofErr w:type="spellEnd"/>
+      <w:r>
+        <w:rPr>
+          <w:lang w:val="es-PE"/>
+        </w:rPr>
+        <w:t xml:space="preserve"> mensuales que reflejan el trabajo efectivamente realizado.</w:t>
       </w:r>
     </w:p>
     <w:p>
@@ -6390,7 +7059,6 @@
           <w:szCs w:val="24"/>
           <w:lang w:val="es-PE"/>
         </w:rPr>
-        <w:lastRenderedPageBreak/>
         <w:t xml:space="preserve">Tabla </w:t>
       </w:r>
       <w:r>
@@ -6437,7 +7105,25 @@
           <w:szCs w:val="24"/>
           <w:lang w:val="es-PE"/>
         </w:rPr>
-        <w:t xml:space="preserve"> Cronograma de desarrollo (Sep 2025 – Abr 2026)</w:t>
+        <w:t xml:space="preserve"> Cronograma de desarrollo (</w:t>
+      </w:r>
+      <w:proofErr w:type="spellStart"/>
+      <w:r>
+        <w:rPr>
+          <w:sz w:val="24"/>
+          <w:szCs w:val="24"/>
+          <w:lang w:val="es-PE"/>
+        </w:rPr>
+        <w:t>Sep</w:t>
+      </w:r>
+      <w:proofErr w:type="spellEnd"/>
+      <w:r>
+        <w:rPr>
+          <w:sz w:val="24"/>
+          <w:szCs w:val="24"/>
+          <w:lang w:val="es-PE"/>
+        </w:rPr>
+        <w:t xml:space="preserve"> 2025 – Abr 2026)</w:t>
       </w:r>
       <w:bookmarkEnd w:id="27"/>
     </w:p>
@@ -6476,6 +7162,7 @@
             <w:shd w:val="clear" w:color="auto" w:fill="1F3864"/>
           </w:tcPr>
           <w:p>
+            <w:proofErr w:type="spellStart"/>
             <w:r>
               <w:rPr>
                 <w:b/>
@@ -6483,6 +7170,7 @@
               </w:rPr>
               <w:t>Período</w:t>
             </w:r>
+            <w:proofErr w:type="spellEnd"/>
           </w:p>
         </w:tc>
         <w:tc>
@@ -6506,13 +7194,31 @@
             <w:shd w:val="clear" w:color="auto" w:fill="1F3864"/>
           </w:tcPr>
           <w:p>
+            <w:proofErr w:type="spellStart"/>
             <w:r>
               <w:rPr>
                 <w:b/>
                 <w:color w:val="FFFFFF"/>
               </w:rPr>
-              <w:t>Actividades principales</w:t>
-            </w:r>
+              <w:t>Actividades</w:t>
+            </w:r>
+            <w:proofErr w:type="spellEnd"/>
+            <w:r>
+              <w:rPr>
+                <w:b/>
+                <w:color w:val="FFFFFF"/>
+              </w:rPr>
+              <w:t xml:space="preserve"> </w:t>
+            </w:r>
+            <w:proofErr w:type="spellStart"/>
+            <w:r>
+              <w:rPr>
+                <w:b/>
+                <w:color w:val="FFFFFF"/>
+              </w:rPr>
+              <w:t>principales</w:t>
+            </w:r>
+            <w:proofErr w:type="spellEnd"/>
           </w:p>
         </w:tc>
         <w:tc>
@@ -6521,13 +7227,31 @@
             <w:shd w:val="clear" w:color="auto" w:fill="1F3864"/>
           </w:tcPr>
           <w:p>
+            <w:proofErr w:type="spellStart"/>
             <w:r>
               <w:rPr>
                 <w:b/>
                 <w:color w:val="FFFFFF"/>
               </w:rPr>
-              <w:t>Entregable / Resultado</w:t>
-            </w:r>
+              <w:t>Entregable</w:t>
+            </w:r>
+            <w:proofErr w:type="spellEnd"/>
+            <w:r>
+              <w:rPr>
+                <w:b/>
+                <w:color w:val="FFFFFF"/>
+              </w:rPr>
+              <w:t xml:space="preserve"> / </w:t>
+            </w:r>
+            <w:proofErr w:type="spellStart"/>
+            <w:r>
+              <w:rPr>
+                <w:b/>
+                <w:color w:val="FFFFFF"/>
+              </w:rPr>
+              <w:t>Resultado</w:t>
+            </w:r>
+            <w:proofErr w:type="spellEnd"/>
           </w:p>
         </w:tc>
       </w:tr>
@@ -6543,8 +7267,13 @@
           </w:p>
           <w:p>
             <w:r>
-              <w:t>Onboarding y diseño</w:t>
-            </w:r>
+              <w:t xml:space="preserve">Onboarding y </w:t>
+            </w:r>
+            <w:proofErr w:type="spellStart"/>
+            <w:r>
+              <w:t>diseño</w:t>
+            </w:r>
+            <w:proofErr w:type="spellEnd"/>
           </w:p>
         </w:tc>
         <w:tc>
@@ -6562,14 +7291,21 @@
             <w:tcW w:w="1200" w:type="dxa"/>
           </w:tcPr>
           <w:p>
+            <w:proofErr w:type="spellStart"/>
             <w:r>
               <w:t>Definición</w:t>
             </w:r>
-          </w:p>
-          <w:p>
-            <w:r>
-              <w:t>y diseño</w:t>
-            </w:r>
+            <w:proofErr w:type="spellEnd"/>
+          </w:p>
+          <w:p>
+            <w:r>
+              <w:t xml:space="preserve">y </w:t>
+            </w:r>
+            <w:proofErr w:type="spellStart"/>
+            <w:r>
+              <w:t>diseño</w:t>
+            </w:r>
+            <w:proofErr w:type="spellEnd"/>
           </w:p>
         </w:tc>
         <w:tc>
@@ -6586,7 +7322,35 @@
               <w:rPr>
                 <w:lang w:val="es-PE"/>
               </w:rPr>
-              <w:t>- Recepción del repositorio del Tech Leader y onboarding: problema, arquitectura, stakeholders y alcance del sistema.</w:t>
+              <w:t xml:space="preserve">- Recepción del repositorio del Tech Leader y </w:t>
+            </w:r>
+            <w:proofErr w:type="spellStart"/>
+            <w:r>
+              <w:rPr>
+                <w:lang w:val="es-PE"/>
+              </w:rPr>
+              <w:t>onboarding</w:t>
+            </w:r>
+            <w:proofErr w:type="spellEnd"/>
+            <w:r>
+              <w:rPr>
+                <w:lang w:val="es-PE"/>
+              </w:rPr>
+              <w:t xml:space="preserve">: problema, arquitectura, </w:t>
+            </w:r>
+            <w:proofErr w:type="spellStart"/>
+            <w:r>
+              <w:rPr>
+                <w:lang w:val="es-PE"/>
+              </w:rPr>
+              <w:t>stakeholders</w:t>
+            </w:r>
+            <w:proofErr w:type="spellEnd"/>
+            <w:r>
+              <w:rPr>
+                <w:lang w:val="es-PE"/>
+              </w:rPr>
+              <w:t xml:space="preserve"> y alcance del sistema.</w:t>
             </w:r>
           </w:p>
           <w:p>
@@ -6612,7 +7376,35 @@
               <w:rPr>
                 <w:lang w:val="es-PE"/>
               </w:rPr>
-              <w:t>- Diseño inicial del frontend con flujo paso a paso (sílabo + kickoff como inputs).</w:t>
+              <w:t xml:space="preserve">- Diseño inicial del </w:t>
+            </w:r>
+            <w:proofErr w:type="spellStart"/>
+            <w:r>
+              <w:rPr>
+                <w:lang w:val="es-PE"/>
+              </w:rPr>
+              <w:t>frontend</w:t>
+            </w:r>
+            <w:proofErr w:type="spellEnd"/>
+            <w:r>
+              <w:rPr>
+                <w:lang w:val="es-PE"/>
+              </w:rPr>
+              <w:t xml:space="preserve"> con flujo paso a paso (sílabo + </w:t>
+            </w:r>
+            <w:proofErr w:type="spellStart"/>
+            <w:r>
+              <w:rPr>
+                <w:lang w:val="es-PE"/>
+              </w:rPr>
+              <w:t>kickoff</w:t>
+            </w:r>
+            <w:proofErr w:type="spellEnd"/>
+            <w:r>
+              <w:rPr>
+                <w:lang w:val="es-PE"/>
+              </w:rPr>
+              <w:t xml:space="preserve"> como inputs).</w:t>
             </w:r>
           </w:p>
           <w:p>
@@ -6625,7 +7417,35 @@
               <w:rPr>
                 <w:lang w:val="es-PE"/>
               </w:rPr>
-              <w:t>- Revisión de la arquitectura existente: LangGraph, FastAPI, agentes LLM.</w:t>
+              <w:t xml:space="preserve">- Revisión de la arquitectura existente: </w:t>
+            </w:r>
+            <w:proofErr w:type="spellStart"/>
+            <w:r>
+              <w:rPr>
+                <w:lang w:val="es-PE"/>
+              </w:rPr>
+              <w:t>LangGraph</w:t>
+            </w:r>
+            <w:proofErr w:type="spellEnd"/>
+            <w:r>
+              <w:rPr>
+                <w:lang w:val="es-PE"/>
+              </w:rPr>
+              <w:t xml:space="preserve">, </w:t>
+            </w:r>
+            <w:proofErr w:type="spellStart"/>
+            <w:r>
+              <w:rPr>
+                <w:lang w:val="es-PE"/>
+              </w:rPr>
+              <w:t>FastAPI</w:t>
+            </w:r>
+            <w:proofErr w:type="spellEnd"/>
+            <w:r>
+              <w:rPr>
+                <w:lang w:val="es-PE"/>
+              </w:rPr>
+              <w:t>, agentes LLM.</w:t>
             </w:r>
           </w:p>
           <w:p>
@@ -6638,7 +7458,42 @@
               <w:rPr>
                 <w:lang w:val="es-PE"/>
               </w:rPr>
-              <w:t>- Feedback del Tech Leader: priorizar implementación de agentes antes del frontend.</w:t>
+              <w:t xml:space="preserve">- </w:t>
+            </w:r>
+            <w:proofErr w:type="spellStart"/>
+            <w:r>
+              <w:rPr>
+                <w:lang w:val="es-PE"/>
+              </w:rPr>
+              <w:t>Feedback</w:t>
+            </w:r>
+            <w:proofErr w:type="spellEnd"/>
+            <w:r>
+              <w:rPr>
+                <w:lang w:val="es-PE"/>
+              </w:rPr>
+              <w:t xml:space="preserve"> del Tech Leader: priorizar implementación de </w:t>
+            </w:r>
+            <w:r>
+              <w:rPr>
+                <w:lang w:val="es-PE"/>
+              </w:rPr>
+              <w:lastRenderedPageBreak/>
+              <w:t xml:space="preserve">agentes antes del </w:t>
+            </w:r>
+            <w:proofErr w:type="spellStart"/>
+            <w:r>
+              <w:rPr>
+                <w:lang w:val="es-PE"/>
+              </w:rPr>
+              <w:t>frontend</w:t>
+            </w:r>
+            <w:proofErr w:type="spellEnd"/>
+            <w:r>
+              <w:rPr>
+                <w:lang w:val="es-PE"/>
+              </w:rPr>
+              <w:t>.</w:t>
             </w:r>
           </w:p>
         </w:tc>
@@ -6656,6 +7511,7 @@
               <w:rPr>
                 <w:lang w:val="es-PE"/>
               </w:rPr>
+              <w:lastRenderedPageBreak/>
               <w:t>Comprensión del sistema heredado; plan de implementación por casos de uso</w:t>
             </w:r>
           </w:p>
@@ -6668,13 +7524,17 @@
           </w:tcPr>
           <w:p>
             <w:r>
-              <w:lastRenderedPageBreak/>
               <w:t>Sprint 1</w:t>
             </w:r>
           </w:p>
           <w:p>
-            <w:r>
-              <w:t>Implementación CU1–CU3</w:t>
+            <w:proofErr w:type="spellStart"/>
+            <w:r>
+              <w:t>Implementación</w:t>
+            </w:r>
+            <w:proofErr w:type="spellEnd"/>
+            <w:r>
+              <w:t xml:space="preserve"> CU1–CU3</w:t>
             </w:r>
           </w:p>
         </w:tc>
@@ -6693,9 +7553,11 @@
             <w:tcW w:w="1200" w:type="dxa"/>
           </w:tcPr>
           <w:p>
+            <w:proofErr w:type="spellStart"/>
             <w:r>
               <w:t>Implementación</w:t>
             </w:r>
+            <w:proofErr w:type="spellEnd"/>
           </w:p>
         </w:tc>
         <w:tc>
@@ -6712,7 +7574,21 @@
               <w:rPr>
                 <w:lang w:val="es-PE"/>
               </w:rPr>
-              <w:t>- CU1: Carga de archivos de entrada (sílabo .xlsx + kickoff .docx).</w:t>
+              <w:t xml:space="preserve">- CU1: Carga de archivos de entrada (sílabo .xlsx + </w:t>
+            </w:r>
+            <w:proofErr w:type="spellStart"/>
+            <w:r>
+              <w:rPr>
+                <w:lang w:val="es-PE"/>
+              </w:rPr>
+              <w:t>kickoff</w:t>
+            </w:r>
+            <w:proofErr w:type="spellEnd"/>
+            <w:r>
+              <w:rPr>
+                <w:lang w:val="es-PE"/>
+              </w:rPr>
+              <w:t xml:space="preserve"> .docx).</w:t>
             </w:r>
           </w:p>
           <w:p>
@@ -6725,12 +7601,50 @@
               <w:rPr>
                 <w:lang w:val="es-PE"/>
               </w:rPr>
-              <w:t>- CU2: Parsing de documentos → estructura JSON.</w:t>
-            </w:r>
-          </w:p>
-          <w:p>
-            <w:r>
-              <w:t>- Tech Leader implementa CourseSchemaAgent → genera EsquemaCurso (1.º output).</w:t>
+              <w:t xml:space="preserve">- CU2: </w:t>
+            </w:r>
+            <w:proofErr w:type="spellStart"/>
+            <w:r>
+              <w:rPr>
+                <w:lang w:val="es-PE"/>
+              </w:rPr>
+              <w:t>Parsing</w:t>
+            </w:r>
+            <w:proofErr w:type="spellEnd"/>
+            <w:r>
+              <w:rPr>
+                <w:lang w:val="es-PE"/>
+              </w:rPr>
+              <w:t xml:space="preserve"> de documentos → estructura JSON.</w:t>
+            </w:r>
+          </w:p>
+          <w:p>
+            <w:r>
+              <w:t xml:space="preserve">- Tech Leader </w:t>
+            </w:r>
+            <w:proofErr w:type="spellStart"/>
+            <w:r>
+              <w:t>implementa</w:t>
+            </w:r>
+            <w:proofErr w:type="spellEnd"/>
+            <w:r>
+              <w:t xml:space="preserve"> </w:t>
+            </w:r>
+            <w:proofErr w:type="spellStart"/>
+            <w:r>
+              <w:t>CourseSchemaAgent</w:t>
+            </w:r>
+            <w:proofErr w:type="spellEnd"/>
+            <w:r>
+              <w:t xml:space="preserve"> → genera </w:t>
+            </w:r>
+            <w:proofErr w:type="spellStart"/>
+            <w:r>
+              <w:t>EsquemaCurso</w:t>
+            </w:r>
+            <w:proofErr w:type="spellEnd"/>
+            <w:r>
+              <w:t xml:space="preserve"> (1.º output).</w:t>
             </w:r>
           </w:p>
           <w:p>
@@ -6743,7 +7657,35 @@
               <w:rPr>
                 <w:lang w:val="es-PE"/>
               </w:rPr>
-              <w:t>- CU3: Exportación de EsquemaCurso + EsquemaActividades a Excel.</w:t>
+              <w:t xml:space="preserve">- CU3: Exportación de </w:t>
+            </w:r>
+            <w:proofErr w:type="spellStart"/>
+            <w:r>
+              <w:rPr>
+                <w:lang w:val="es-PE"/>
+              </w:rPr>
+              <w:t>EsquemaCurso</w:t>
+            </w:r>
+            <w:proofErr w:type="spellEnd"/>
+            <w:r>
+              <w:rPr>
+                <w:lang w:val="es-PE"/>
+              </w:rPr>
+              <w:t xml:space="preserve"> + </w:t>
+            </w:r>
+            <w:proofErr w:type="spellStart"/>
+            <w:r>
+              <w:rPr>
+                <w:lang w:val="es-PE"/>
+              </w:rPr>
+              <w:t>EsquemaActividades</w:t>
+            </w:r>
+            <w:proofErr w:type="spellEnd"/>
+            <w:r>
+              <w:rPr>
+                <w:lang w:val="es-PE"/>
+              </w:rPr>
+              <w:t xml:space="preserve"> a Excel.</w:t>
             </w:r>
           </w:p>
           <w:p>
@@ -6783,11 +7725,19 @@
                 <w:lang w:val="es-PE"/>
               </w:rPr>
             </w:pPr>
-            <w:r>
-              <w:rPr>
-                <w:lang w:val="es-PE"/>
-              </w:rPr>
-              <w:t>EsquemaCurso generado como primer output del sistema</w:t>
+            <w:proofErr w:type="spellStart"/>
+            <w:r>
+              <w:rPr>
+                <w:lang w:val="es-PE"/>
+              </w:rPr>
+              <w:t>EsquemaCurso</w:t>
+            </w:r>
+            <w:proofErr w:type="spellEnd"/>
+            <w:r>
+              <w:rPr>
+                <w:lang w:val="es-PE"/>
+              </w:rPr>
+              <w:t xml:space="preserve"> generado como primer output del sistema</w:t>
             </w:r>
           </w:p>
         </w:tc>
@@ -6803,8 +7753,13 @@
             </w:r>
           </w:p>
           <w:p>
-            <w:r>
-              <w:t>Implementación CU4 (IPES)</w:t>
+            <w:proofErr w:type="spellStart"/>
+            <w:r>
+              <w:t>Implementación</w:t>
+            </w:r>
+            <w:proofErr w:type="spellEnd"/>
+            <w:r>
+              <w:t xml:space="preserve"> CU4 (IPES)</w:t>
             </w:r>
           </w:p>
         </w:tc>
@@ -6823,9 +7778,11 @@
             <w:tcW w:w="1200" w:type="dxa"/>
           </w:tcPr>
           <w:p>
+            <w:proofErr w:type="spellStart"/>
             <w:r>
               <w:t>Implementación</w:t>
             </w:r>
+            <w:proofErr w:type="spellEnd"/>
           </w:p>
         </w:tc>
         <w:tc>
@@ -6842,7 +7799,21 @@
               <w:rPr>
                 <w:lang w:val="es-PE"/>
               </w:rPr>
-              <w:t>- CU4: Implementación del IpesAgent (Introducción, Presentaciones y Ejercicios por semana).</w:t>
+              <w:t xml:space="preserve">- CU4: Implementación del </w:t>
+            </w:r>
+            <w:proofErr w:type="spellStart"/>
+            <w:r>
+              <w:rPr>
+                <w:lang w:val="es-PE"/>
+              </w:rPr>
+              <w:t>IpesAgent</w:t>
+            </w:r>
+            <w:proofErr w:type="spellEnd"/>
+            <w:r>
+              <w:rPr>
+                <w:lang w:val="es-PE"/>
+              </w:rPr>
+              <w:t xml:space="preserve"> (Introducción, Presentaciones y Ejercicios por semana).</w:t>
             </w:r>
           </w:p>
           <w:p>
@@ -6855,7 +7826,14 @@
               <w:rPr>
                 <w:lang w:val="es-PE"/>
               </w:rPr>
-              <w:t>- Integración del pipeline completo: Diseño → Generación IPES.</w:t>
+              <w:t xml:space="preserve">- Integración del pipeline completo: </w:t>
+            </w:r>
+            <w:r>
+              <w:rPr>
+                <w:lang w:val="es-PE"/>
+              </w:rPr>
+              <w:lastRenderedPageBreak/>
+              <w:t>Diseño → Generación IPES.</w:t>
             </w:r>
           </w:p>
           <w:p>
@@ -6868,8 +7846,21 @@
               <w:rPr>
                 <w:lang w:val="es-PE"/>
               </w:rPr>
-              <w:lastRenderedPageBreak/>
-              <w:t>- Pruebas con sílabos y kickoffs reales.</w:t>
+              <w:t xml:space="preserve">- Pruebas con sílabos y </w:t>
+            </w:r>
+            <w:proofErr w:type="spellStart"/>
+            <w:r>
+              <w:rPr>
+                <w:lang w:val="es-PE"/>
+              </w:rPr>
+              <w:t>kickoffs</w:t>
+            </w:r>
+            <w:proofErr w:type="spellEnd"/>
+            <w:r>
+              <w:rPr>
+                <w:lang w:val="es-PE"/>
+              </w:rPr>
+              <w:t xml:space="preserve"> reales.</w:t>
             </w:r>
           </w:p>
           <w:p>
@@ -6914,7 +7905,21 @@
               <w:rPr>
                 <w:lang w:val="es-PE"/>
               </w:rPr>
-              <w:t>CU4 (IpesAgent) operativo para las 18 semanas</w:t>
+              <w:t>CU4 (</w:t>
+            </w:r>
+            <w:proofErr w:type="spellStart"/>
+            <w:r>
+              <w:rPr>
+                <w:lang w:val="es-PE"/>
+              </w:rPr>
+              <w:t>IpesAgent</w:t>
+            </w:r>
+            <w:proofErr w:type="spellEnd"/>
+            <w:r>
+              <w:rPr>
+                <w:lang w:val="es-PE"/>
+              </w:rPr>
+              <w:t>) operativo para las 18 semanas</w:t>
             </w:r>
           </w:p>
         </w:tc>
@@ -6930,9 +7935,19 @@
             </w:r>
           </w:p>
           <w:p>
-            <w:r>
-              <w:t>Estabilización y validación</w:t>
-            </w:r>
+            <w:proofErr w:type="spellStart"/>
+            <w:r>
+              <w:t>Estabilización</w:t>
+            </w:r>
+            <w:proofErr w:type="spellEnd"/>
+            <w:r>
+              <w:t xml:space="preserve"> y </w:t>
+            </w:r>
+            <w:proofErr w:type="spellStart"/>
+            <w:r>
+              <w:t>validación</w:t>
+            </w:r>
+            <w:proofErr w:type="spellEnd"/>
           </w:p>
         </w:tc>
         <w:tc>
@@ -6950,19 +7965,31 @@
             <w:tcW w:w="1200" w:type="dxa"/>
           </w:tcPr>
           <w:p>
-            <w:r>
-              <w:t>Corrección,</w:t>
-            </w:r>
-          </w:p>
-          <w:p>
-            <w:r>
-              <w:t>cierre y</w:t>
-            </w:r>
-          </w:p>
-          <w:p>
+            <w:proofErr w:type="spellStart"/>
+            <w:r>
+              <w:t>Corrección</w:t>
+            </w:r>
+            <w:proofErr w:type="spellEnd"/>
+            <w:r>
+              <w:t>,</w:t>
+            </w:r>
+          </w:p>
+          <w:p>
+            <w:proofErr w:type="spellStart"/>
+            <w:r>
+              <w:t>cierre</w:t>
+            </w:r>
+            <w:proofErr w:type="spellEnd"/>
+            <w:r>
+              <w:t xml:space="preserve"> y</w:t>
+            </w:r>
+          </w:p>
+          <w:p>
+            <w:proofErr w:type="spellStart"/>
             <w:r>
               <w:t>validación</w:t>
             </w:r>
+            <w:proofErr w:type="spellEnd"/>
           </w:p>
         </w:tc>
         <w:tc>
@@ -6979,7 +8006,21 @@
               <w:rPr>
                 <w:lang w:val="es-PE"/>
               </w:rPr>
-              <w:t>- Ciclo intensivo de correcciones y debugging del sistema.</w:t>
+              <w:t xml:space="preserve">- Ciclo intensivo de correcciones y </w:t>
+            </w:r>
+            <w:proofErr w:type="spellStart"/>
+            <w:r>
+              <w:rPr>
+                <w:lang w:val="es-PE"/>
+              </w:rPr>
+              <w:t>debugging</w:t>
+            </w:r>
+            <w:proofErr w:type="spellEnd"/>
+            <w:r>
+              <w:rPr>
+                <w:lang w:val="es-PE"/>
+              </w:rPr>
+              <w:t xml:space="preserve"> del sistema.</w:t>
             </w:r>
           </w:p>
           <w:p>
@@ -7018,7 +8059,21 @@
               <w:rPr>
                 <w:lang w:val="es-PE"/>
               </w:rPr>
-              <w:t>- 15 dic: Demo con coordinadora DAV (Dirección Académica Virtual): presentó interés en la generación IPES y en el flujo paso a paso de la plataforma; solicitó auth, roles y gestión de usuarios para escalamiento.</w:t>
+              <w:t xml:space="preserve">- 15 dic: Demo con coordinadora DAV (Dirección Académica Virtual): presentó interés en la generación IPES y en el flujo paso a paso de la plataforma; solicitó </w:t>
+            </w:r>
+            <w:proofErr w:type="spellStart"/>
+            <w:r>
+              <w:rPr>
+                <w:lang w:val="es-PE"/>
+              </w:rPr>
+              <w:t>auth</w:t>
+            </w:r>
+            <w:proofErr w:type="spellEnd"/>
+            <w:r>
+              <w:rPr>
+                <w:lang w:val="es-PE"/>
+              </w:rPr>
+              <w:t>, roles y gestión de usuarios para escalamiento.</w:t>
             </w:r>
           </w:p>
           <w:p>
@@ -7062,7 +8117,21 @@
               <w:rPr>
                 <w:lang w:val="es-PE"/>
               </w:rPr>
-              <w:t>validación con stakeholder DAV realizada</w:t>
+              <w:t xml:space="preserve">validación con </w:t>
+            </w:r>
+            <w:proofErr w:type="spellStart"/>
+            <w:r>
+              <w:rPr>
+                <w:lang w:val="es-PE"/>
+              </w:rPr>
+              <w:t>stakeholder</w:t>
+            </w:r>
+            <w:proofErr w:type="spellEnd"/>
+            <w:r>
+              <w:rPr>
+                <w:lang w:val="es-PE"/>
+              </w:rPr>
+              <w:t xml:space="preserve"> DAV realizada</w:t>
             </w:r>
           </w:p>
         </w:tc>
@@ -7074,12 +8143,12 @@
           </w:tcPr>
           <w:p>
             <w:r>
+              <w:lastRenderedPageBreak/>
               <w:t>Sprint 4</w:t>
             </w:r>
           </w:p>
           <w:p>
             <w:r>
-              <w:lastRenderedPageBreak/>
               <w:t>Pulido con LXD</w:t>
             </w:r>
           </w:p>
@@ -7090,12 +8159,7 @@
           </w:tcPr>
           <w:p>
             <w:r>
-              <w:lastRenderedPageBreak/>
-              <w:t xml:space="preserve">Ene 4 – Feb </w:t>
-            </w:r>
-            <w:r>
-              <w:lastRenderedPageBreak/>
-              <w:t>28, 2026</w:t>
+              <w:t>Ene 4 – Feb 28, 2026</w:t>
             </w:r>
           </w:p>
         </w:tc>
@@ -7104,19 +8168,24 @@
             <w:tcW w:w="1200" w:type="dxa"/>
           </w:tcPr>
           <w:p>
-            <w:r>
-              <w:lastRenderedPageBreak/>
+            <w:proofErr w:type="spellStart"/>
+            <w:r>
               <w:t>Optimización</w:t>
             </w:r>
-          </w:p>
-          <w:p>
-            <w:r>
-              <w:t>y validación</w:t>
-            </w:r>
-          </w:p>
-          <w:p>
-            <w:r>
-              <w:lastRenderedPageBreak/>
+            <w:proofErr w:type="spellEnd"/>
+          </w:p>
+          <w:p>
+            <w:r>
+              <w:t xml:space="preserve">y </w:t>
+            </w:r>
+            <w:proofErr w:type="spellStart"/>
+            <w:r>
+              <w:t>validación</w:t>
+            </w:r>
+            <w:proofErr w:type="spellEnd"/>
+          </w:p>
+          <w:p>
+            <w:r>
               <w:t>LXD</w:t>
             </w:r>
           </w:p>
@@ -7135,15 +8204,7 @@
               <w:rPr>
                 <w:lang w:val="es-PE"/>
               </w:rPr>
-              <w:lastRenderedPageBreak/>
-              <w:t xml:space="preserve">- Retomada el 4 de enero; inicio de </w:t>
-            </w:r>
-            <w:r>
-              <w:rPr>
-                <w:lang w:val="es-PE"/>
-              </w:rPr>
-              <w:lastRenderedPageBreak/>
-              <w:t>colaboración con coordinadora LXD.</w:t>
+              <w:t>- Retomada el 4 de enero; inicio de colaboración con coordinadora LXD.</w:t>
             </w:r>
           </w:p>
           <w:p>
@@ -7169,7 +8230,49 @@
               <w:rPr>
                 <w:lang w:val="es-PE"/>
               </w:rPr>
-              <w:t>- Refinamiento de prompts de IpesAgent y ContentGenerationAgent según criterios LXD.</w:t>
+              <w:t xml:space="preserve">- Refinamiento de </w:t>
+            </w:r>
+            <w:proofErr w:type="spellStart"/>
+            <w:r>
+              <w:rPr>
+                <w:lang w:val="es-PE"/>
+              </w:rPr>
+              <w:t>prompts</w:t>
+            </w:r>
+            <w:proofErr w:type="spellEnd"/>
+            <w:r>
+              <w:rPr>
+                <w:lang w:val="es-PE"/>
+              </w:rPr>
+              <w:t xml:space="preserve"> de </w:t>
+            </w:r>
+            <w:proofErr w:type="spellStart"/>
+            <w:r>
+              <w:rPr>
+                <w:lang w:val="es-PE"/>
+              </w:rPr>
+              <w:t>IpesAgent</w:t>
+            </w:r>
+            <w:proofErr w:type="spellEnd"/>
+            <w:r>
+              <w:rPr>
+                <w:lang w:val="es-PE"/>
+              </w:rPr>
+              <w:t xml:space="preserve"> y </w:t>
+            </w:r>
+            <w:proofErr w:type="spellStart"/>
+            <w:r>
+              <w:rPr>
+                <w:lang w:val="es-PE"/>
+              </w:rPr>
+              <w:t>ContentGenerationAgent</w:t>
+            </w:r>
+            <w:proofErr w:type="spellEnd"/>
+            <w:r>
+              <w:rPr>
+                <w:lang w:val="es-PE"/>
+              </w:rPr>
+              <w:t xml:space="preserve"> según criterios LXD.</w:t>
             </w:r>
           </w:p>
           <w:p>
@@ -7195,7 +8298,21 @@
               <w:rPr>
                 <w:lang w:val="es-PE"/>
               </w:rPr>
-              <w:t>- Mid-feb: jefe directo indica preparar paquete del proyecto para presentación a gerencia; proyecto queda en espera.</w:t>
+              <w:t xml:space="preserve">- </w:t>
+            </w:r>
+            <w:proofErr w:type="spellStart"/>
+            <w:r>
+              <w:rPr>
+                <w:lang w:val="es-PE"/>
+              </w:rPr>
+              <w:t>Mid</w:t>
+            </w:r>
+            <w:proofErr w:type="spellEnd"/>
+            <w:r>
+              <w:rPr>
+                <w:lang w:val="es-PE"/>
+              </w:rPr>
+              <w:t>-feb: jefe directo indica preparar paquete del proyecto para presentación a gerencia; proyecto queda en espera.</w:t>
             </w:r>
           </w:p>
         </w:tc>
@@ -7213,7 +8330,6 @@
               <w:rPr>
                 <w:lang w:val="es-PE"/>
               </w:rPr>
-              <w:lastRenderedPageBreak/>
               <w:t>IPES alineado a estándares LXD;</w:t>
             </w:r>
           </w:p>
@@ -7227,7 +8343,6 @@
               <w:rPr>
                 <w:lang w:val="es-PE"/>
               </w:rPr>
-              <w:lastRenderedPageBreak/>
               <w:t>paquete preparado para escalamiento gerencial</w:t>
             </w:r>
           </w:p>
@@ -7248,8 +8363,105 @@
               <w:rPr>
                 <w:lang w:val="es-PE"/>
               </w:rPr>
+              <w:t>Sprint 5</w:t>
+            </w:r>
+          </w:p>
+          <w:p>
+            <w:pPr>
+              <w:rPr>
+                <w:lang w:val="es-PE"/>
+              </w:rPr>
+            </w:pPr>
+            <w:r>
+              <w:rPr>
+                <w:lang w:val="es-PE"/>
+              </w:rPr>
+              <w:t>CU5: Generación de contenido</w:t>
+            </w:r>
+          </w:p>
+        </w:tc>
+        <w:tc>
+          <w:tcPr>
+            <w:tcW w:w="1500" w:type="dxa"/>
+          </w:tcPr>
+          <w:p>
+            <w:r>
+              <w:t>Mar 1 – Mar 31, 2026</w:t>
+            </w:r>
+          </w:p>
+        </w:tc>
+        <w:tc>
+          <w:tcPr>
+            <w:tcW w:w="1200" w:type="dxa"/>
+          </w:tcPr>
+          <w:p>
+            <w:proofErr w:type="spellStart"/>
+            <w:r>
+              <w:t>Implementación</w:t>
+            </w:r>
+            <w:proofErr w:type="spellEnd"/>
+          </w:p>
+          <w:p>
+            <w:r>
+              <w:t xml:space="preserve">y </w:t>
+            </w:r>
+            <w:proofErr w:type="spellStart"/>
+            <w:r>
+              <w:t>validación</w:t>
+            </w:r>
+            <w:proofErr w:type="spellEnd"/>
+          </w:p>
+          <w:p>
+            <w:proofErr w:type="spellStart"/>
+            <w:r>
+              <w:t>contenido</w:t>
+            </w:r>
+            <w:proofErr w:type="spellEnd"/>
+          </w:p>
+        </w:tc>
+        <w:tc>
+          <w:tcPr>
+            <w:tcW w:w="3200" w:type="dxa"/>
+          </w:tcPr>
+          <w:p>
+            <w:pPr>
+              <w:rPr>
+                <w:lang w:val="es-PE"/>
+              </w:rPr>
+            </w:pPr>
+            <w:r>
+              <w:rPr>
+                <w:lang w:val="es-PE"/>
+              </w:rPr>
+              <w:t xml:space="preserve">- </w:t>
+            </w:r>
+            <w:proofErr w:type="spellStart"/>
+            <w:r>
+              <w:rPr>
+                <w:lang w:val="es-PE"/>
+              </w:rPr>
+              <w:t>Mid</w:t>
+            </w:r>
+            <w:proofErr w:type="spellEnd"/>
+            <w:r>
+              <w:rPr>
+                <w:lang w:val="es-PE"/>
+              </w:rPr>
+              <w:t>-mar: reunión con jefe: revisión del estado del proyecto; IPES validado, plataforma implementada, pero generación de contenido pendiente.</w:t>
+            </w:r>
+          </w:p>
+          <w:p>
+            <w:pPr>
+              <w:rPr>
+                <w:lang w:val="es-PE"/>
+              </w:rPr>
+            </w:pPr>
+            <w:r>
+              <w:rPr>
+                <w:lang w:val="es-PE"/>
+              </w:rPr>
               <w:lastRenderedPageBreak/>
-              <w:t>Sprint 5</w:t>
+              <w:t>- Tarea asignada: implementar CU5 Generación de Contenido; completado en 1 semana.</w:t>
             </w:r>
           </w:p>
           <w:p>
@@ -7262,7 +8474,20 @@
               <w:rPr>
                 <w:lang w:val="es-PE"/>
               </w:rPr>
-              <w:t>CU5: Generación de contenido</w:t>
+              <w:t>- Segunda quincena: validación con docentes revisores — contenido valorado como interesante con observaciones menores.</w:t>
+            </w:r>
+          </w:p>
+          <w:p>
+            <w:pPr>
+              <w:rPr>
+                <w:lang w:val="es-PE"/>
+              </w:rPr>
+            </w:pPr>
+            <w:r>
+              <w:rPr>
+                <w:lang w:val="es-PE"/>
+              </w:rPr>
+              <w:t>- Continuación del pulido de IPES y contenido.</w:t>
             </w:r>
           </w:p>
         </w:tc>
@@ -7271,36 +8496,6 @@
             <w:tcW w:w="1500" w:type="dxa"/>
           </w:tcPr>
           <w:p>
-            <w:r>
-              <w:t>Mar 1 – Mar 31, 2026</w:t>
-            </w:r>
-          </w:p>
-        </w:tc>
-        <w:tc>
-          <w:tcPr>
-            <w:tcW w:w="1200" w:type="dxa"/>
-          </w:tcPr>
-          <w:p>
-            <w:r>
-              <w:t>Implementación</w:t>
-            </w:r>
-          </w:p>
-          <w:p>
-            <w:r>
-              <w:t>y validación</w:t>
-            </w:r>
-          </w:p>
-          <w:p>
-            <w:r>
-              <w:t>contenido</w:t>
-            </w:r>
-          </w:p>
-        </w:tc>
-        <w:tc>
-          <w:tcPr>
-            <w:tcW w:w="3200" w:type="dxa"/>
-          </w:tcPr>
-          <w:p>
             <w:pPr>
               <w:rPr>
                 <w:lang w:val="es-PE"/>
@@ -7310,72 +8505,22 @@
               <w:rPr>
                 <w:lang w:val="es-PE"/>
               </w:rPr>
-              <w:t>- Mid-mar: reunión con jefe: revisión del estado del proyecto; IPES validado, plataforma implementada, pero generación de contenido pendiente.</w:t>
-            </w:r>
-          </w:p>
-          <w:p>
-            <w:pPr>
-              <w:rPr>
-                <w:lang w:val="es-PE"/>
-              </w:rPr>
-            </w:pPr>
-            <w:r>
-              <w:rPr>
-                <w:lang w:val="es-PE"/>
-              </w:rPr>
-              <w:t xml:space="preserve">- Tarea asignada: implementar CU5 </w:t>
-            </w:r>
-            <w:r>
-              <w:rPr>
-                <w:lang w:val="es-PE"/>
-              </w:rPr>
               <w:lastRenderedPageBreak/>
-              <w:t>Generación de Contenido; completado en 1 semana.</w:t>
-            </w:r>
-          </w:p>
-          <w:p>
-            <w:pPr>
-              <w:rPr>
-                <w:lang w:val="es-PE"/>
-              </w:rPr>
-            </w:pPr>
-            <w:r>
-              <w:rPr>
-                <w:lang w:val="es-PE"/>
-              </w:rPr>
-              <w:t>- Segunda quincena: validación con docentes revisores — contenido valorado como interesante con observaciones menores.</w:t>
-            </w:r>
-          </w:p>
-          <w:p>
-            <w:pPr>
-              <w:rPr>
-                <w:lang w:val="es-PE"/>
-              </w:rPr>
-            </w:pPr>
-            <w:r>
-              <w:rPr>
-                <w:lang w:val="es-PE"/>
-              </w:rPr>
-              <w:t>- Continuación del pulido de IPES y contenido.</w:t>
-            </w:r>
-          </w:p>
-        </w:tc>
-        <w:tc>
-          <w:tcPr>
-            <w:tcW w:w="1500" w:type="dxa"/>
-          </w:tcPr>
-          <w:p>
-            <w:pPr>
-              <w:rPr>
-                <w:lang w:val="es-PE"/>
-              </w:rPr>
-            </w:pPr>
-            <w:r>
-              <w:rPr>
-                <w:lang w:val="es-PE"/>
-              </w:rPr>
-              <w:lastRenderedPageBreak/>
-              <w:t>CU5 (ContentGenerationAgent) implementado y validado con docentes revisores</w:t>
+              <w:t>CU5 (</w:t>
+            </w:r>
+            <w:proofErr w:type="spellStart"/>
+            <w:r>
+              <w:rPr>
+                <w:lang w:val="es-PE"/>
+              </w:rPr>
+              <w:t>ContentGenerationAgent</w:t>
+            </w:r>
+            <w:proofErr w:type="spellEnd"/>
+            <w:r>
+              <w:rPr>
+                <w:lang w:val="es-PE"/>
+              </w:rPr>
+              <w:t>) implementado y validado con docentes revisores</w:t>
             </w:r>
           </w:p>
         </w:tc>
@@ -7430,8 +8575,21 @@
             <w:tcW w:w="1500" w:type="dxa"/>
           </w:tcPr>
           <w:p>
-            <w:r>
-              <w:t>Abr 1 – Abr 15, 2026</w:t>
+            <w:proofErr w:type="spellStart"/>
+            <w:r>
+              <w:t>Abr</w:t>
+            </w:r>
+            <w:proofErr w:type="spellEnd"/>
+            <w:r>
+              <w:t xml:space="preserve"> 1 – </w:t>
+            </w:r>
+            <w:proofErr w:type="spellStart"/>
+            <w:r>
+              <w:t>Abr</w:t>
+            </w:r>
+            <w:proofErr w:type="spellEnd"/>
+            <w:r>
+              <w:t xml:space="preserve"> 15, 2026</w:t>
             </w:r>
           </w:p>
         </w:tc>
@@ -7440,18 +8598,38 @@
             <w:tcW w:w="1200" w:type="dxa"/>
           </w:tcPr>
           <w:p>
+            <w:proofErr w:type="spellStart"/>
             <w:r>
               <w:t>Validación</w:t>
             </w:r>
-          </w:p>
-          <w:p>
+            <w:proofErr w:type="spellEnd"/>
+          </w:p>
+          <w:p>
+            <w:proofErr w:type="spellStart"/>
             <w:r>
               <w:t>executiva</w:t>
             </w:r>
-          </w:p>
-          <w:p>
-            <w:r>
-              <w:t>(en curso)</w:t>
+            <w:proofErr w:type="spellEnd"/>
+          </w:p>
+          <w:p>
+            <w:r>
+              <w:t>(</w:t>
+            </w:r>
+            <w:proofErr w:type="spellStart"/>
+            <w:r>
+              <w:t>en</w:t>
+            </w:r>
+            <w:proofErr w:type="spellEnd"/>
+            <w:r>
+              <w:t xml:space="preserve"> </w:t>
+            </w:r>
+            <w:proofErr w:type="spellStart"/>
+            <w:r>
+              <w:t>curso</w:t>
+            </w:r>
+            <w:proofErr w:type="spellEnd"/>
+            <w:r>
+              <w:t>)</w:t>
             </w:r>
           </w:p>
         </w:tc>
@@ -7508,7 +8686,14 @@
               <w:rPr>
                 <w:lang w:val="es-PE"/>
               </w:rPr>
-              <w:t>- Implementación de CU6 (Agregar Referencias al contenido) y CU7 (Generación de Consignas).</w:t>
+              <w:t xml:space="preserve">- Implementación de CU6 (Agregar Referencias al contenido) y CU7 </w:t>
+            </w:r>
+            <w:r>
+              <w:rPr>
+                <w:lang w:val="es-PE"/>
+              </w:rPr>
+              <w:lastRenderedPageBreak/>
+              <w:t>(Generación de Consignas).</w:t>
             </w:r>
           </w:p>
           <w:p>
@@ -7521,7 +8706,6 @@
               <w:rPr>
                 <w:lang w:val="es-PE"/>
               </w:rPr>
-              <w:lastRenderedPageBreak/>
               <w:t>- Elaboración del Project Charter y Capítulo 1 del trabajo de suficiencia.</w:t>
             </w:r>
           </w:p>
@@ -7615,7 +8799,35 @@
         <w:rPr>
           <w:lang w:val="es-PE"/>
         </w:rPr>
-        <w:t>La solución tecnológica utiliza modelos de lenguaje de gran escala (LLMs) a través de APIs de pago por uso. A continuación, se detallan los precios de los modelos utilizados, el costo por componente del proceso y el costo total estimado por curso generado, con base en datos reales de ejecución del sistema.</w:t>
+        <w:t>La solución tecnológica utiliza modelos de lenguaje de gran escala (</w:t>
+      </w:r>
+      <w:proofErr w:type="spellStart"/>
+      <w:r>
+        <w:rPr>
+          <w:lang w:val="es-PE"/>
+        </w:rPr>
+        <w:t>LLMs</w:t>
+      </w:r>
+      <w:proofErr w:type="spellEnd"/>
+      <w:r>
+        <w:rPr>
+          <w:lang w:val="es-PE"/>
+        </w:rPr>
+        <w:t xml:space="preserve">) a través de </w:t>
+      </w:r>
+      <w:proofErr w:type="spellStart"/>
+      <w:r>
+        <w:rPr>
+          <w:lang w:val="es-PE"/>
+        </w:rPr>
+        <w:t>APIs</w:t>
+      </w:r>
+      <w:proofErr w:type="spellEnd"/>
+      <w:r>
+        <w:rPr>
+          <w:lang w:val="es-PE"/>
+        </w:rPr>
+        <w:t xml:space="preserve"> de pago por uso. A continuación, se detallan los precios de los modelos utilizados, el costo por componente del proceso y el costo total estimado por curso generado, con base en datos reales de ejecución del sistema.</w:t>
       </w:r>
     </w:p>
     <w:p>
@@ -7726,13 +8938,23 @@
                 <w:lang w:val="es-PE"/>
               </w:rPr>
             </w:pPr>
+            <w:proofErr w:type="gramStart"/>
             <w:r>
               <w:rPr>
                 <w:b/>
                 <w:color w:val="FFFFFF"/>
                 <w:lang w:val="es-PE"/>
               </w:rPr>
-              <w:t>Precio entrada (por 1M tokens)</w:t>
+              <w:t>Precio entrada</w:t>
+            </w:r>
+            <w:proofErr w:type="gramEnd"/>
+            <w:r>
+              <w:rPr>
+                <w:b/>
+                <w:color w:val="FFFFFF"/>
+                <w:lang w:val="es-PE"/>
+              </w:rPr>
+              <w:t xml:space="preserve"> (por 1M tokens)</w:t>
             </w:r>
           </w:p>
         </w:tc>
@@ -7747,13 +8969,23 @@
                 <w:lang w:val="es-PE"/>
               </w:rPr>
             </w:pPr>
+            <w:proofErr w:type="gramStart"/>
             <w:r>
               <w:rPr>
                 <w:b/>
                 <w:color w:val="FFFFFF"/>
                 <w:lang w:val="es-PE"/>
               </w:rPr>
-              <w:t>Precio salida (por 1M tokens)</w:t>
+              <w:t>Precio salida</w:t>
+            </w:r>
+            <w:proofErr w:type="gramEnd"/>
+            <w:r>
+              <w:rPr>
+                <w:b/>
+                <w:color w:val="FFFFFF"/>
+                <w:lang w:val="es-PE"/>
+              </w:rPr>
+              <w:t xml:space="preserve"> (por 1M tokens)</w:t>
             </w:r>
           </w:p>
         </w:tc>
@@ -8015,13 +9247,31 @@
             <w:shd w:val="clear" w:color="auto" w:fill="1F3864"/>
           </w:tcPr>
           <w:p>
+            <w:proofErr w:type="spellStart"/>
             <w:r>
               <w:rPr>
                 <w:b/>
                 <w:color w:val="FFFFFF"/>
               </w:rPr>
-              <w:t>Componente / Agente</w:t>
-            </w:r>
+              <w:t>Componente</w:t>
+            </w:r>
+            <w:proofErr w:type="spellEnd"/>
+            <w:r>
+              <w:rPr>
+                <w:b/>
+                <w:color w:val="FFFFFF"/>
+              </w:rPr>
+              <w:t xml:space="preserve"> / </w:t>
+            </w:r>
+            <w:proofErr w:type="spellStart"/>
+            <w:r>
+              <w:rPr>
+                <w:b/>
+                <w:color w:val="FFFFFF"/>
+              </w:rPr>
+              <w:t>Agente</w:t>
+            </w:r>
+            <w:proofErr w:type="spellEnd"/>
           </w:p>
         </w:tc>
         <w:tc>
@@ -8065,8 +9315,17 @@
                 <w:b/>
                 <w:color w:val="FFFFFF"/>
               </w:rPr>
-              <w:t>Tokens salida</w:t>
-            </w:r>
+              <w:t xml:space="preserve">Tokens </w:t>
+            </w:r>
+            <w:proofErr w:type="spellStart"/>
+            <w:r>
+              <w:rPr>
+                <w:b/>
+                <w:color w:val="FFFFFF"/>
+              </w:rPr>
+              <w:t>salida</w:t>
+            </w:r>
+            <w:proofErr w:type="spellEnd"/>
           </w:p>
         </w:tc>
         <w:tc>
@@ -8080,7 +9339,23 @@
                 <w:b/>
                 <w:color w:val="FFFFFF"/>
               </w:rPr>
-              <w:t>Costo estimado (USD)</w:t>
+              <w:t xml:space="preserve">Costo </w:t>
+            </w:r>
+            <w:proofErr w:type="spellStart"/>
+            <w:r>
+              <w:rPr>
+                <w:b/>
+                <w:color w:val="FFFFFF"/>
+              </w:rPr>
+              <w:t>estimado</w:t>
+            </w:r>
+            <w:proofErr w:type="spellEnd"/>
+            <w:r>
+              <w:rPr>
+                <w:b/>
+                <w:color w:val="FFFFFF"/>
+              </w:rPr>
+              <w:t xml:space="preserve"> (USD)</w:t>
             </w:r>
           </w:p>
         </w:tc>
@@ -8096,11 +9371,33 @@
                 <w:lang w:val="es-PE"/>
               </w:rPr>
             </w:pPr>
-            <w:r>
-              <w:rPr>
-                <w:lang w:val="es-PE"/>
-              </w:rPr>
-              <w:t>KickOffAgent – parseo del acta de inicio</w:t>
+            <w:proofErr w:type="spellStart"/>
+            <w:r>
+              <w:rPr>
+                <w:lang w:val="es-PE"/>
+              </w:rPr>
+              <w:t>KickOffAgent</w:t>
+            </w:r>
+            <w:proofErr w:type="spellEnd"/>
+            <w:r>
+              <w:rPr>
+                <w:lang w:val="es-PE"/>
+              </w:rPr>
+              <w:t xml:space="preserve"> – </w:t>
+            </w:r>
+            <w:proofErr w:type="spellStart"/>
+            <w:r>
+              <w:rPr>
+                <w:lang w:val="es-PE"/>
+              </w:rPr>
+              <w:t>parseo</w:t>
+            </w:r>
+            <w:proofErr w:type="spellEnd"/>
+            <w:r>
+              <w:rPr>
+                <w:lang w:val="es-PE"/>
+              </w:rPr>
+              <w:t xml:space="preserve"> del acta de inicio</w:t>
             </w:r>
           </w:p>
         </w:tc>
@@ -8109,9 +9406,11 @@
             <w:tcW w:w="1450" w:type="dxa"/>
           </w:tcPr>
           <w:p>
+            <w:proofErr w:type="spellStart"/>
             <w:r>
               <w:t>Diseño</w:t>
             </w:r>
+            <w:proofErr w:type="spellEnd"/>
           </w:p>
         </w:tc>
         <w:tc>
@@ -8151,9 +9450,28 @@
             <w:tcW w:w="2800" w:type="dxa"/>
           </w:tcPr>
           <w:p>
-            <w:r>
-              <w:t>CourseSchemaAgent – contexto del curso</w:t>
-            </w:r>
+            <w:proofErr w:type="spellStart"/>
+            <w:r>
+              <w:lastRenderedPageBreak/>
+              <w:t>CourseSchemaAgent</w:t>
+            </w:r>
+            <w:proofErr w:type="spellEnd"/>
+            <w:r>
+              <w:t xml:space="preserve"> – </w:t>
+            </w:r>
+            <w:proofErr w:type="spellStart"/>
+            <w:r>
+              <w:t>contexto</w:t>
+            </w:r>
+            <w:proofErr w:type="spellEnd"/>
+            <w:r>
+              <w:t xml:space="preserve"> del </w:t>
+            </w:r>
+            <w:proofErr w:type="spellStart"/>
+            <w:r>
+              <w:t>curso</w:t>
+            </w:r>
+            <w:proofErr w:type="spellEnd"/>
           </w:p>
         </w:tc>
         <w:tc>
@@ -8161,9 +9479,11 @@
             <w:tcW w:w="1450" w:type="dxa"/>
           </w:tcPr>
           <w:p>
+            <w:proofErr w:type="spellStart"/>
             <w:r>
               <w:t>Diseño</w:t>
             </w:r>
+            <w:proofErr w:type="spellEnd"/>
           </w:p>
         </w:tc>
         <w:tc>
@@ -8203,10 +9523,35 @@
             <w:tcW w:w="2800" w:type="dxa"/>
           </w:tcPr>
           <w:p>
-            <w:r>
-              <w:lastRenderedPageBreak/>
-              <w:t>UniteSchemaSubAgent – esquema por unidad</w:t>
-            </w:r>
+            <w:proofErr w:type="spellStart"/>
+            <w:r>
+              <w:t>UniteSchemaSubAgent</w:t>
+            </w:r>
+            <w:proofErr w:type="spellEnd"/>
+            <w:r>
+              <w:t xml:space="preserve"> – </w:t>
+            </w:r>
+            <w:proofErr w:type="spellStart"/>
+            <w:r>
+              <w:t>esquema</w:t>
+            </w:r>
+            <w:proofErr w:type="spellEnd"/>
+            <w:r>
+              <w:t xml:space="preserve"> </w:t>
+            </w:r>
+            <w:proofErr w:type="spellStart"/>
+            <w:r>
+              <w:t>por</w:t>
+            </w:r>
+            <w:proofErr w:type="spellEnd"/>
+            <w:r>
+              <w:t xml:space="preserve"> </w:t>
+            </w:r>
+            <w:proofErr w:type="spellStart"/>
+            <w:r>
+              <w:t>unidad</w:t>
+            </w:r>
+            <w:proofErr w:type="spellEnd"/>
           </w:p>
         </w:tc>
         <w:tc>
@@ -8214,9 +9559,11 @@
             <w:tcW w:w="1450" w:type="dxa"/>
           </w:tcPr>
           <w:p>
+            <w:proofErr w:type="spellStart"/>
             <w:r>
               <w:t>Diseño</w:t>
             </w:r>
+            <w:proofErr w:type="spellEnd"/>
           </w:p>
         </w:tc>
         <w:tc>
@@ -8256,9 +9603,19 @@
             <w:tcW w:w="2800" w:type="dxa"/>
           </w:tcPr>
           <w:p>
-            <w:r>
-              <w:t>SyllabusActivityClassifier – clasificación</w:t>
-            </w:r>
+            <w:proofErr w:type="spellStart"/>
+            <w:r>
+              <w:t>SyllabusActivityClassifier</w:t>
+            </w:r>
+            <w:proofErr w:type="spellEnd"/>
+            <w:r>
+              <w:t xml:space="preserve"> – </w:t>
+            </w:r>
+            <w:proofErr w:type="spellStart"/>
+            <w:r>
+              <w:t>clasificación</w:t>
+            </w:r>
+            <w:proofErr w:type="spellEnd"/>
           </w:p>
         </w:tc>
         <w:tc>
@@ -8266,9 +9623,11 @@
             <w:tcW w:w="1450" w:type="dxa"/>
           </w:tcPr>
           <w:p>
+            <w:proofErr w:type="spellStart"/>
             <w:r>
               <w:t>Diseño</w:t>
             </w:r>
+            <w:proofErr w:type="spellEnd"/>
           </w:p>
         </w:tc>
         <w:tc>
@@ -8308,9 +9667,19 @@
             <w:tcW w:w="2800" w:type="dxa"/>
           </w:tcPr>
           <w:p>
-            <w:r>
-              <w:t>UniteSchemaSubAgent – actividades</w:t>
-            </w:r>
+            <w:proofErr w:type="spellStart"/>
+            <w:r>
+              <w:t>UniteSchemaSubAgent</w:t>
+            </w:r>
+            <w:proofErr w:type="spellEnd"/>
+            <w:r>
+              <w:t xml:space="preserve"> – </w:t>
+            </w:r>
+            <w:proofErr w:type="spellStart"/>
+            <w:r>
+              <w:t>actividades</w:t>
+            </w:r>
+            <w:proofErr w:type="spellEnd"/>
           </w:p>
         </w:tc>
         <w:tc>
@@ -8318,9 +9687,11 @@
             <w:tcW w:w="1450" w:type="dxa"/>
           </w:tcPr>
           <w:p>
+            <w:proofErr w:type="spellStart"/>
             <w:r>
               <w:t>Diseño</w:t>
             </w:r>
+            <w:proofErr w:type="spellEnd"/>
           </w:p>
         </w:tc>
         <w:tc>
@@ -8360,8 +9731,21 @@
             <w:tcW w:w="2800" w:type="dxa"/>
           </w:tcPr>
           <w:p>
-            <w:r>
-              <w:t>IpesAgent – one_step_schema_recursos (18 sem.)</w:t>
+            <w:proofErr w:type="spellStart"/>
+            <w:r>
+              <w:t>IpesAgent</w:t>
+            </w:r>
+            <w:proofErr w:type="spellEnd"/>
+            <w:r>
+              <w:t xml:space="preserve"> – </w:t>
+            </w:r>
+            <w:proofErr w:type="spellStart"/>
+            <w:r>
+              <w:t>one_step_schema_recursos</w:t>
+            </w:r>
+            <w:proofErr w:type="spellEnd"/>
+            <w:r>
+              <w:t xml:space="preserve"> (18 sem.)</w:t>
             </w:r>
           </w:p>
         </w:tc>
@@ -8412,8 +9796,21 @@
             <w:tcW w:w="2800" w:type="dxa"/>
           </w:tcPr>
           <w:p>
-            <w:r>
-              <w:t>IpesAgent – one_step_introduccion (18 sem.)</w:t>
+            <w:proofErr w:type="spellStart"/>
+            <w:r>
+              <w:t>IpesAgent</w:t>
+            </w:r>
+            <w:proofErr w:type="spellEnd"/>
+            <w:r>
+              <w:t xml:space="preserve"> – </w:t>
+            </w:r>
+            <w:proofErr w:type="spellStart"/>
+            <w:r>
+              <w:t>one_step_introduccion</w:t>
+            </w:r>
+            <w:proofErr w:type="spellEnd"/>
+            <w:r>
+              <w:t xml:space="preserve"> (18 sem.)</w:t>
             </w:r>
           </w:p>
         </w:tc>
@@ -8464,8 +9861,21 @@
             <w:tcW w:w="2800" w:type="dxa"/>
           </w:tcPr>
           <w:p>
-            <w:r>
-              <w:t>IpesAgent – one_step_presentaciones (18 sem.)</w:t>
+            <w:proofErr w:type="spellStart"/>
+            <w:r>
+              <w:t>IpesAgent</w:t>
+            </w:r>
+            <w:proofErr w:type="spellEnd"/>
+            <w:r>
+              <w:t xml:space="preserve"> – </w:t>
+            </w:r>
+            <w:proofErr w:type="spellStart"/>
+            <w:r>
+              <w:t>one_step_presentaciones</w:t>
+            </w:r>
+            <w:proofErr w:type="spellEnd"/>
+            <w:r>
+              <w:t xml:space="preserve"> (18 sem.)</w:t>
             </w:r>
           </w:p>
         </w:tc>
@@ -8516,8 +9926,21 @@
             <w:tcW w:w="2800" w:type="dxa"/>
           </w:tcPr>
           <w:p>
-            <w:r>
-              <w:t>IpesAgent – one_step_ejercicios (18 sem.)</w:t>
+            <w:proofErr w:type="spellStart"/>
+            <w:r>
+              <w:t>IpesAgent</w:t>
+            </w:r>
+            <w:proofErr w:type="spellEnd"/>
+            <w:r>
+              <w:t xml:space="preserve"> – </w:t>
+            </w:r>
+            <w:proofErr w:type="spellStart"/>
+            <w:r>
+              <w:t>one_step_ejercicios</w:t>
+            </w:r>
+            <w:proofErr w:type="spellEnd"/>
+            <w:r>
+              <w:t xml:space="preserve"> (18 sem.)</w:t>
             </w:r>
           </w:p>
         </w:tc>
@@ -8568,9 +9991,19 @@
             <w:tcW w:w="2800" w:type="dxa"/>
           </w:tcPr>
           <w:p>
-            <w:r>
-              <w:t>CheckIpesAgent – QA del contenido</w:t>
-            </w:r>
+            <w:proofErr w:type="spellStart"/>
+            <w:r>
+              <w:t>CheckIpesAgent</w:t>
+            </w:r>
+            <w:proofErr w:type="spellEnd"/>
+            <w:r>
+              <w:t xml:space="preserve"> – QA del </w:t>
+            </w:r>
+            <w:proofErr w:type="spellStart"/>
+            <w:r>
+              <w:t>contenido</w:t>
+            </w:r>
+            <w:proofErr w:type="spellEnd"/>
           </w:p>
         </w:tc>
         <w:tc>
@@ -8578,9 +10011,11 @@
             <w:tcW w:w="1450" w:type="dxa"/>
           </w:tcPr>
           <w:p>
+            <w:proofErr w:type="spellStart"/>
             <w:r>
               <w:t>Aseguramiento</w:t>
             </w:r>
+            <w:proofErr w:type="spellEnd"/>
           </w:p>
         </w:tc>
         <w:tc>
@@ -8620,8 +10055,21 @@
             <w:tcW w:w="2800" w:type="dxa"/>
           </w:tcPr>
           <w:p>
-            <w:r>
-              <w:t>ContentGenerationAgent – genera_material_base (18 sem.)</w:t>
+            <w:proofErr w:type="spellStart"/>
+            <w:r>
+              <w:t>ContentGenerationAgent</w:t>
+            </w:r>
+            <w:proofErr w:type="spellEnd"/>
+            <w:r>
+              <w:t xml:space="preserve"> – </w:t>
+            </w:r>
+            <w:proofErr w:type="spellStart"/>
+            <w:r>
+              <w:t>genera_material_base</w:t>
+            </w:r>
+            <w:proofErr w:type="spellEnd"/>
+            <w:r>
+              <w:t xml:space="preserve"> (18 sem.)</w:t>
             </w:r>
           </w:p>
         </w:tc>
@@ -8677,11 +10125,47 @@
                 <w:lang w:val="es-PE"/>
               </w:rPr>
             </w:pPr>
-            <w:r>
-              <w:rPr>
-                <w:lang w:val="es-PE"/>
-              </w:rPr>
-              <w:t>RubricGenerationAgent – genera_consigna_rúbrica (sem. seleccionadas)</w:t>
+            <w:proofErr w:type="spellStart"/>
+            <w:r>
+              <w:rPr>
+                <w:lang w:val="es-PE"/>
+              </w:rPr>
+              <w:t>RubricGenerationAgent</w:t>
+            </w:r>
+            <w:proofErr w:type="spellEnd"/>
+            <w:r>
+              <w:rPr>
+                <w:lang w:val="es-PE"/>
+              </w:rPr>
+              <w:t xml:space="preserve"> – </w:t>
+            </w:r>
+            <w:proofErr w:type="spellStart"/>
+            <w:r>
+              <w:rPr>
+                <w:lang w:val="es-PE"/>
+              </w:rPr>
+              <w:t>genera_consigna_rúbrica</w:t>
+            </w:r>
+            <w:proofErr w:type="spellEnd"/>
+            <w:r>
+              <w:rPr>
+                <w:lang w:val="es-PE"/>
+              </w:rPr>
+              <w:t xml:space="preserve"> (</w:t>
+            </w:r>
+            <w:proofErr w:type="spellStart"/>
+            <w:r>
+              <w:rPr>
+                <w:lang w:val="es-PE"/>
+              </w:rPr>
+              <w:t>sem</w:t>
+            </w:r>
+            <w:proofErr w:type="spellEnd"/>
+            <w:r>
+              <w:rPr>
+                <w:lang w:val="es-PE"/>
+              </w:rPr>
+              <w:t>. seleccionadas)</w:t>
             </w:r>
           </w:p>
         </w:tc>
@@ -8737,11 +10221,47 @@
                 <w:lang w:val="es-PE"/>
               </w:rPr>
             </w:pPr>
-            <w:r>
-              <w:rPr>
-                <w:lang w:val="es-PE"/>
-              </w:rPr>
-              <w:t>RubricGenerationAgent – genera_consigna_escala_valoración (sem. seleccionadas)</w:t>
+            <w:proofErr w:type="spellStart"/>
+            <w:r>
+              <w:rPr>
+                <w:lang w:val="es-PE"/>
+              </w:rPr>
+              <w:t>RubricGenerationAgent</w:t>
+            </w:r>
+            <w:proofErr w:type="spellEnd"/>
+            <w:r>
+              <w:rPr>
+                <w:lang w:val="es-PE"/>
+              </w:rPr>
+              <w:t xml:space="preserve"> – </w:t>
+            </w:r>
+            <w:proofErr w:type="spellStart"/>
+            <w:r>
+              <w:rPr>
+                <w:lang w:val="es-PE"/>
+              </w:rPr>
+              <w:t>genera_consigna_escala_valoración</w:t>
+            </w:r>
+            <w:proofErr w:type="spellEnd"/>
+            <w:r>
+              <w:rPr>
+                <w:lang w:val="es-PE"/>
+              </w:rPr>
+              <w:t xml:space="preserve"> (</w:t>
+            </w:r>
+            <w:proofErr w:type="spellStart"/>
+            <w:r>
+              <w:rPr>
+                <w:lang w:val="es-PE"/>
+              </w:rPr>
+              <w:t>sem</w:t>
+            </w:r>
+            <w:proofErr w:type="spellEnd"/>
+            <w:r>
+              <w:rPr>
+                <w:lang w:val="es-PE"/>
+              </w:rPr>
+              <w:t>. seleccionadas)</w:t>
             </w:r>
           </w:p>
         </w:tc>
@@ -8877,6 +10397,7 @@
           <w:b/>
           <w:bCs/>
         </w:rPr>
+        <w:lastRenderedPageBreak/>
         <w:t>Costo</w:t>
       </w:r>
       <w:r>
@@ -8898,7 +10419,21 @@
         <w:rPr>
           <w:lang w:val="es-PE"/>
         </w:rPr>
-        <w:t xml:space="preserve">Además del costo de consumo de APIs de IA, el proyecto involucra un equipo de trabajo con cinco roles activos bajo una metodología ágil (Scrum). A </w:t>
+        <w:t xml:space="preserve">Además del costo de consumo de </w:t>
+      </w:r>
+      <w:proofErr w:type="spellStart"/>
+      <w:r>
+        <w:rPr>
+          <w:lang w:val="es-PE"/>
+        </w:rPr>
+        <w:t>APIs</w:t>
+      </w:r>
+      <w:proofErr w:type="spellEnd"/>
+      <w:r>
+        <w:rPr>
+          <w:lang w:val="es-PE"/>
+        </w:rPr>
+        <w:t xml:space="preserve"> de IA, el proyecto involucra un equipo de trabajo con cinco roles activos bajo una metodología ágil (Scrum). A </w:t>
       </w:r>
       <w:r>
         <w:rPr>
@@ -8910,14 +10445,7 @@
         <w:rPr>
           <w:lang w:val="es-PE"/>
         </w:rPr>
-        <w:t xml:space="preserve"> se presenta el </w:t>
-      </w:r>
-      <w:r>
-        <w:rPr>
-          <w:lang w:val="es-PE"/>
-        </w:rPr>
-        <w:lastRenderedPageBreak/>
-        <w:t>costo estimado por rol en función de las horas de participación proyectadas durante el ciclo de vida del proyecto (mayo–octubre 2026). Las tarifas por hora se derivan de las remuneraciones de referencia del mercado para cada perfil, calculadas sobre una base de 160 horas mensuales.</w:t>
+        <w:t xml:space="preserve"> se presenta el costo estimado por rol en función de las horas de participación proyectadas durante el ciclo de vida del proyecto (mayo–octubre 2026). Las tarifas por hora se derivan de las remuneraciones de referencia del mercado para cada perfil, calculadas sobre una base de 160 horas mensuales.</w:t>
       </w:r>
     </w:p>
     <w:p>
@@ -9029,8 +10557,17 @@
                 <w:b/>
                 <w:color w:val="FFFFFF"/>
               </w:rPr>
-              <w:t>Horas estimadas</w:t>
-            </w:r>
+              <w:t xml:space="preserve">Horas </w:t>
+            </w:r>
+            <w:proofErr w:type="spellStart"/>
+            <w:r>
+              <w:rPr>
+                <w:b/>
+                <w:color w:val="FFFFFF"/>
+              </w:rPr>
+              <w:t>estimadas</w:t>
+            </w:r>
+            <w:proofErr w:type="spellEnd"/>
           </w:p>
         </w:tc>
         <w:tc>
@@ -9070,8 +10607,13 @@
             <w:tcW w:w="2217" w:type="dxa"/>
           </w:tcPr>
           <w:p>
-            <w:r>
-              <w:t>Desarrollador IA</w:t>
+            <w:proofErr w:type="spellStart"/>
+            <w:r>
+              <w:t>Desarrollador</w:t>
+            </w:r>
+            <w:proofErr w:type="spellEnd"/>
+            <w:r>
+              <w:t xml:space="preserve"> IA</w:t>
             </w:r>
           </w:p>
         </w:tc>
@@ -9081,8 +10623,13 @@
           </w:tcPr>
           <w:p>
             <w:r>
-              <w:t>520 hrs</w:t>
-            </w:r>
+              <w:t xml:space="preserve">520 </w:t>
+            </w:r>
+            <w:proofErr w:type="spellStart"/>
+            <w:r>
+              <w:t>hrs</w:t>
+            </w:r>
+            <w:proofErr w:type="spellEnd"/>
           </w:p>
         </w:tc>
         <w:tc>
@@ -9123,8 +10670,13 @@
           </w:tcPr>
           <w:p>
             <w:r>
-              <w:t>120 hrs</w:t>
-            </w:r>
+              <w:t xml:space="preserve">120 </w:t>
+            </w:r>
+            <w:proofErr w:type="spellStart"/>
+            <w:r>
+              <w:t>hrs</w:t>
+            </w:r>
+            <w:proofErr w:type="spellEnd"/>
           </w:p>
         </w:tc>
         <w:tc>
@@ -9165,8 +10717,13 @@
           </w:tcPr>
           <w:p>
             <w:r>
-              <w:t>100 hrs</w:t>
-            </w:r>
+              <w:t xml:space="preserve">100 </w:t>
+            </w:r>
+            <w:proofErr w:type="spellStart"/>
+            <w:r>
+              <w:t>hrs</w:t>
+            </w:r>
+            <w:proofErr w:type="spellEnd"/>
           </w:p>
         </w:tc>
         <w:tc>
@@ -9207,8 +10764,13 @@
           </w:tcPr>
           <w:p>
             <w:r>
-              <w:t>80 hrs</w:t>
-            </w:r>
+              <w:t xml:space="preserve">80 </w:t>
+            </w:r>
+            <w:proofErr w:type="spellStart"/>
+            <w:r>
+              <w:t>hrs</w:t>
+            </w:r>
+            <w:proofErr w:type="spellEnd"/>
           </w:p>
         </w:tc>
         <w:tc>
@@ -9243,18 +10805,40 @@
                 <w:lang w:val="es-PE"/>
               </w:rPr>
             </w:pPr>
-            <w:r>
-              <w:rPr>
-                <w:lang w:val="es-PE"/>
-              </w:rPr>
-              <w:t>Stakeholder / Sponsor</w:t>
+            <w:proofErr w:type="spellStart"/>
+            <w:r>
+              <w:rPr>
+                <w:lang w:val="es-PE"/>
+              </w:rPr>
+              <w:t>Stakeholder</w:t>
+            </w:r>
+            <w:proofErr w:type="spellEnd"/>
+            <w:r>
+              <w:rPr>
+                <w:lang w:val="es-PE"/>
+              </w:rPr>
+              <w:t xml:space="preserve"> / Sponsor</w:t>
             </w:r>
             <w:r>
               <w:rPr>
                 <w:lang w:val="es-PE"/>
               </w:rPr>
               <w:br/>
-              <w:t>(Jefe del equipo Modelos Emergentes)</w:t>
+              <w:t>(</w:t>
+            </w:r>
+            <w:proofErr w:type="gramStart"/>
+            <w:r>
+              <w:rPr>
+                <w:lang w:val="es-PE"/>
+              </w:rPr>
+              <w:t>Jefe</w:t>
+            </w:r>
+            <w:proofErr w:type="gramEnd"/>
+            <w:r>
+              <w:rPr>
+                <w:lang w:val="es-PE"/>
+              </w:rPr>
+              <w:t xml:space="preserve"> del equipo Modelos Emergentes)</w:t>
             </w:r>
           </w:p>
         </w:tc>
@@ -9264,8 +10848,13 @@
           </w:tcPr>
           <w:p>
             <w:r>
-              <w:t>20 hrs</w:t>
-            </w:r>
+              <w:t xml:space="preserve">20 </w:t>
+            </w:r>
+            <w:proofErr w:type="spellStart"/>
+            <w:r>
+              <w:t>hrs</w:t>
+            </w:r>
+            <w:proofErr w:type="spellEnd"/>
           </w:p>
         </w:tc>
         <w:tc>
@@ -9499,6 +11088,7 @@
             <w:shd w:val="clear" w:color="auto" w:fill="1F3864"/>
           </w:tcPr>
           <w:p>
+            <w:proofErr w:type="spellStart"/>
             <w:r>
               <w:rPr>
                 <w:b/>
@@ -9506,6 +11096,7 @@
               </w:rPr>
               <w:t>Recurso</w:t>
             </w:r>
+            <w:proofErr w:type="spellEnd"/>
           </w:p>
         </w:tc>
         <w:tc>
@@ -9514,6 +11105,7 @@
             <w:shd w:val="clear" w:color="auto" w:fill="1F3864"/>
           </w:tcPr>
           <w:p>
+            <w:proofErr w:type="spellStart"/>
             <w:r>
               <w:rPr>
                 <w:b/>
@@ -9521,6 +11113,7 @@
               </w:rPr>
               <w:t>Descripción</w:t>
             </w:r>
+            <w:proofErr w:type="spellEnd"/>
           </w:p>
         </w:tc>
         <w:tc>
@@ -9529,6 +11122,7 @@
             <w:shd w:val="clear" w:color="auto" w:fill="1F3864"/>
           </w:tcPr>
           <w:p>
+            <w:proofErr w:type="spellStart"/>
             <w:r>
               <w:rPr>
                 <w:b/>
@@ -9536,6 +11130,7 @@
               </w:rPr>
               <w:t>Cantidad</w:t>
             </w:r>
+            <w:proofErr w:type="spellEnd"/>
           </w:p>
         </w:tc>
         <w:tc>
@@ -9544,12 +11139,37 @@
             <w:shd w:val="clear" w:color="auto" w:fill="1F3864"/>
           </w:tcPr>
           <w:p>
+            <w:proofErr w:type="spellStart"/>
             <w:r>
               <w:rPr>
                 <w:b/>
                 <w:color w:val="FFFFFF"/>
               </w:rPr>
-              <w:t>Precio referencial (S/.)</w:t>
+              <w:t>Precio</w:t>
+            </w:r>
+            <w:proofErr w:type="spellEnd"/>
+            <w:r>
+              <w:rPr>
+                <w:b/>
+                <w:color w:val="FFFFFF"/>
+              </w:rPr>
+              <w:t xml:space="preserve"> </w:t>
+            </w:r>
+            <w:proofErr w:type="spellStart"/>
+            <w:r>
+              <w:rPr>
+                <w:b/>
+                <w:color w:val="FFFFFF"/>
+              </w:rPr>
+              <w:t>referencial</w:t>
+            </w:r>
+            <w:proofErr w:type="spellEnd"/>
+            <w:r>
+              <w:rPr>
+                <w:b/>
+                <w:color w:val="FFFFFF"/>
+              </w:rPr>
+              <w:t xml:space="preserve"> (S/.)</w:t>
             </w:r>
           </w:p>
         </w:tc>
@@ -9592,8 +11212,13 @@
               <w:t>5</w:t>
             </w:r>
             <w:r>
-              <w:t xml:space="preserve"> unidad</w:t>
-            </w:r>
+              <w:t xml:space="preserve"> </w:t>
+            </w:r>
+            <w:proofErr w:type="spellStart"/>
+            <w:r>
+              <w:t>unidad</w:t>
+            </w:r>
+            <w:proofErr w:type="spellEnd"/>
           </w:p>
         </w:tc>
         <w:tc>
@@ -9626,6 +11251,7 @@
                 <w:bCs/>
                 <w:lang w:val="es-PE"/>
               </w:rPr>
+              <w:lastRenderedPageBreak/>
               <w:t>Costo total de dispositivo de trabajo</w:t>
             </w:r>
           </w:p>
@@ -9806,6 +11432,7 @@
             <w:shd w:val="clear" w:color="auto" w:fill="1F3864"/>
           </w:tcPr>
           <w:p>
+            <w:proofErr w:type="spellStart"/>
             <w:r>
               <w:rPr>
                 <w:b/>
@@ -9813,6 +11440,7 @@
               </w:rPr>
               <w:t>Recurso</w:t>
             </w:r>
+            <w:proofErr w:type="spellEnd"/>
           </w:p>
         </w:tc>
         <w:tc>
@@ -12534,7 +14162,6 @@
   <w:style w:type="character" w:default="1" w:styleId="Fuentedeprrafopredeter">
     <w:name w:val="Default Paragraph Font"/>
     <w:uiPriority w:val="1"/>
-    <w:semiHidden/>
     <w:unhideWhenUsed/>
   </w:style>
   <w:style w:type="table" w:default="1" w:styleId="Tablanormal">
@@ -13481,6 +15108,8 @@
     <w:rsid w:val="008B0D22"/>
     <w:rsid w:val="00920C3C"/>
     <w:rsid w:val="009323D8"/>
+    <w:rsid w:val="00945211"/>
+    <w:rsid w:val="00953204"/>
     <w:rsid w:val="0096795E"/>
     <w:rsid w:val="00AA7CA8"/>
     <w:rsid w:val="00AD3F06"/>
@@ -14268,6 +15897,10 @@
 </file>
 
 <file path=customXml/item1.xml><?xml version="1.0" encoding="utf-8"?>
+<b:Sources xmlns:b="http://schemas.openxmlformats.org/officeDocument/2006/bibliography" xmlns="http://schemas.openxmlformats.org/officeDocument/2006/bibliography" SelectedStyle="\APASixthEditionOfficeOnline.xsl" StyleName="APA" Version="6"/>
+</file>
+
+<file path=customXml/item2.xml><?xml version="1.0" encoding="utf-8"?>
 <p:properties xmlns:p="http://schemas.microsoft.com/office/2006/metadata/properties" xmlns:xsi="http://www.w3.org/2001/XMLSchema-instance" xmlns:pc="http://schemas.microsoft.com/office/infopath/2007/PartnerControls">
   <documentManagement>
     <MigrationWizId xmlns="d46416e7-6d2c-4f4a-a0c5-4be57ee88241" xsi:nil="true"/>
@@ -14283,20 +15916,7 @@
 </p:properties>
 </file>
 
-<file path=customXml/item2.xml><?xml version="1.0" encoding="utf-8"?>
-<b:Sources xmlns:b="http://schemas.openxmlformats.org/officeDocument/2006/bibliography" xmlns="http://schemas.openxmlformats.org/officeDocument/2006/bibliography" SelectedStyle="\APASixthEditionOfficeOnline.xsl" StyleName="APA" Version="6"/>
-</file>
-
 <file path=customXml/item3.xml><?xml version="1.0" encoding="utf-8"?>
-<?mso-contentType ?>
-<FormTemplates xmlns="http://schemas.microsoft.com/sharepoint/v3/contenttype/forms">
-  <Display>DocumentLibraryForm</Display>
-  <Edit>DocumentLibraryForm</Edit>
-  <New>DocumentLibraryForm</New>
-</FormTemplates>
-</file>
-
-<file path=customXml/item4.xml><?xml version="1.0" encoding="utf-8"?>
 <ct:contentTypeSchema xmlns:ct="http://schemas.microsoft.com/office/2006/metadata/contentType" xmlns:ma="http://schemas.microsoft.com/office/2006/metadata/properties/metaAttributes" ct:_="" ma:_="" ma:contentTypeName="Documento" ma:contentTypeID="0x010100AA800A0632DE254DA2317B4367B6018B" ma:contentTypeVersion="20" ma:contentTypeDescription="Crear nuevo documento." ma:contentTypeScope="" ma:versionID="0aa06a1bb3d45c1749f3c7b56b50ab45">
   <xsd:schema xmlns:xsd="http://www.w3.org/2001/XMLSchema" xmlns:xs="http://www.w3.org/2001/XMLSchema" xmlns:p="http://schemas.microsoft.com/office/2006/metadata/properties" xmlns:ns2="d46416e7-6d2c-4f4a-a0c5-4be57ee88241" xmlns:ns3="14756a95-b37b-4efb-8433-c7c61bd362cb" targetNamespace="http://schemas.microsoft.com/office/2006/metadata/properties" ma:root="true" ma:fieldsID="d9674b9f5a8de70e4f04c0b8a889fe03" ns2:_="" ns3:_="">
     <xsd:import namespace="d46416e7-6d2c-4f4a-a0c5-4be57ee88241"/>
@@ -14563,7 +16183,24 @@
 </ct:contentTypeSchema>
 </file>
 
+<file path=customXml/item4.xml><?xml version="1.0" encoding="utf-8"?>
+<?mso-contentType ?>
+<FormTemplates xmlns="http://schemas.microsoft.com/sharepoint/v3/contenttype/forms">
+  <Display>DocumentLibraryForm</Display>
+  <Edit>DocumentLibraryForm</Edit>
+  <New>DocumentLibraryForm</New>
+</FormTemplates>
+</file>
+
 <file path=customXml/itemProps1.xml><?xml version="1.0" encoding="utf-8"?>
+<ds:datastoreItem xmlns:ds="http://schemas.openxmlformats.org/officeDocument/2006/customXml" ds:itemID="{3097DD69-CA88-45EF-991D-66FF90578E16}">
+  <ds:schemaRefs>
+    <ds:schemaRef ds:uri="http://schemas.openxmlformats.org/officeDocument/2006/bibliography"/>
+  </ds:schemaRefs>
+</ds:datastoreItem>
+</file>
+
+<file path=customXml/itemProps2.xml><?xml version="1.0" encoding="utf-8"?>
 <ds:datastoreItem xmlns:ds="http://schemas.openxmlformats.org/officeDocument/2006/customXml" ds:itemID="{C8D5FA6B-9919-4CF7-992B-01E47542701B}">
   <ds:schemaRefs>
     <ds:schemaRef ds:uri="http://schemas.microsoft.com/office/2006/metadata/properties"/>
@@ -14574,23 +16211,7 @@
 </ds:datastoreItem>
 </file>
 
-<file path=customXml/itemProps2.xml><?xml version="1.0" encoding="utf-8"?>
-<ds:datastoreItem xmlns:ds="http://schemas.openxmlformats.org/officeDocument/2006/customXml" ds:itemID="{3097DD69-CA88-45EF-991D-66FF90578E16}">
-  <ds:schemaRefs>
-    <ds:schemaRef ds:uri="http://schemas.openxmlformats.org/officeDocument/2006/bibliography"/>
-  </ds:schemaRefs>
-</ds:datastoreItem>
-</file>
-
 <file path=customXml/itemProps3.xml><?xml version="1.0" encoding="utf-8"?>
-<ds:datastoreItem xmlns:ds="http://schemas.openxmlformats.org/officeDocument/2006/customXml" ds:itemID="{DD53D5E1-A9E6-4974-A55D-57904EA87C5E}">
-  <ds:schemaRefs>
-    <ds:schemaRef ds:uri="http://schemas.microsoft.com/sharepoint/v3/contenttype/forms"/>
-  </ds:schemaRefs>
-</ds:datastoreItem>
-</file>
-
-<file path=customXml/itemProps4.xml><?xml version="1.0" encoding="utf-8"?>
 <ds:datastoreItem xmlns:ds="http://schemas.openxmlformats.org/officeDocument/2006/customXml" ds:itemID="{BE5EAF9A-E65E-4020-BBFF-316AF046608A}">
   <ds:schemaRefs>
     <ds:schemaRef ds:uri="http://schemas.microsoft.com/office/2006/metadata/contentType"/>
@@ -14607,4 +16228,12 @@
     <ds:schemaRef ds:uri="http://schemas.microsoft.com/internal/obd"/>
   </ds:schemaRefs>
 </ds:datastoreItem>
+</file>
+
+<file path=customXml/itemProps4.xml><?xml version="1.0" encoding="utf-8"?>
+<ds:datastoreItem xmlns:ds="http://schemas.openxmlformats.org/officeDocument/2006/customXml" ds:itemID="{DD53D5E1-A9E6-4974-A55D-57904EA87C5E}">
+  <ds:schemaRefs>
+    <ds:schemaRef ds:uri="http://schemas.microsoft.com/sharepoint/v3/contenttype/forms"/>
+  </ds:schemaRefs>
+</ds:datastoreItem>
 </file>
--- a/Capitulo1_Tesis_Final.docx
+++ b/Capitulo1_Tesis_Final.docx
@@ -12,6 +12,15 @@
       </w:r>
       <w:r>
         <w:instrText xml:space="preserve"> INCLUDEPICTURE "http://ile.pe/wp-content/uploads/2016/01/logo-upc.jpg" \* MERGEFORMATINET </w:instrText>
+      </w:r>
+      <w:r>
+        <w:fldChar w:fldCharType="separate"/>
+      </w:r>
+      <w:r>
+        <w:fldChar w:fldCharType="begin"/>
+      </w:r>
+      <w:r>
+        <w:instrText xml:space="preserve"> INCLUDEPICTURE  "http://ile.pe/wp-content/uploads/2016/01/logo-upc.jpg" \* MERGEFORMATINET </w:instrText>
       </w:r>
       <w:r>
         <w:fldChar w:fldCharType="separate"/>
@@ -541,10 +550,13 @@
             <v:path o:extrusionok="f" gradientshapeok="t" o:connecttype="rect"/>
             <o:lock v:ext="edit" aspectratio="t"/>
           </v:shapetype>
-          <v:shape id="_x0000_i1025" type="#_x0000_t75" alt="Resultado de imagen para LOGO UPC" style="width:72.6pt;height:72.6pt">
+          <v:shape id="_x0000_i1025" type="#_x0000_t75" alt="Resultado de imagen para LOGO UPC" style="width:72.75pt;height:72.75pt">
             <v:imagedata r:id="rId11" r:href="rId12"/>
           </v:shape>
         </w:pict>
+      </w:r>
+      <w:r>
+        <w:fldChar w:fldCharType="end"/>
       </w:r>
       <w:r>
         <w:fldChar w:fldCharType="end"/>
@@ -1028,19 +1040,11 @@
         </w:rPr>
         <w:t xml:space="preserve">, </w:t>
       </w:r>
-      <w:proofErr w:type="spellStart"/>
-      <w:r>
-        <w:rPr>
-          <w:lang w:val="es-ES"/>
-        </w:rPr>
-        <w:t>Jhon</w:t>
-      </w:r>
-      <w:proofErr w:type="spellEnd"/>
-      <w:r>
-        <w:rPr>
-          <w:lang w:val="es-ES"/>
-        </w:rPr>
-        <w:t xml:space="preserve"> Sebasthian Enrique</w:t>
+      <w:r>
+        <w:rPr>
+          <w:lang w:val="es-ES"/>
+        </w:rPr>
+        <w:t>Jhon Sebasthian Enrique</w:t>
       </w:r>
       <w:r>
         <w:rPr>
@@ -1057,14 +1061,12 @@
           <w:lang w:val="es-ES"/>
         </w:rPr>
       </w:pPr>
-      <w:proofErr w:type="spellStart"/>
       <w:r>
         <w:rPr>
           <w:lang w:val="es-ES"/>
         </w:rPr>
         <w:t>Julon</w:t>
       </w:r>
-      <w:proofErr w:type="spellEnd"/>
       <w:r>
         <w:rPr>
           <w:lang w:val="es-ES"/>
@@ -1083,14 +1085,12 @@
         </w:rPr>
         <w:t xml:space="preserve">, </w:t>
       </w:r>
-      <w:proofErr w:type="spellStart"/>
       <w:r>
         <w:rPr>
           <w:lang w:val="es-ES"/>
         </w:rPr>
         <w:t>Sebastian</w:t>
       </w:r>
-      <w:proofErr w:type="spellEnd"/>
       <w:r>
         <w:rPr>
           <w:lang w:val="es-ES"/>
@@ -1775,21 +1775,7 @@
         <w:rPr>
           <w:lang w:val="es-ES"/>
         </w:rPr>
-        <w:t xml:space="preserve">Los estándares actuales de competitividad de las diversas industrias exigen que se cuente con herramientas de inteligencia artificial que ayuden a reducir la carga de trabajo, agilizando el tiempo que se demora en realizar diversos procesos. En el sector educativo universitario aún se sigue optando por la generación manual de material educativo para cursos virtuales, es decir, varios grupos de profesores se reúnen durante semanas para generar contenido didáctico para los estudiantes. Sin embargo, esto enfrenta un cuello de botella operativo, ya que recae en un docente </w:t>
-      </w:r>
-      <w:proofErr w:type="spellStart"/>
-      <w:r>
-        <w:rPr>
-          <w:lang w:val="es-ES"/>
-        </w:rPr>
-        <w:t>virtualizador</w:t>
-      </w:r>
-      <w:proofErr w:type="spellEnd"/>
-      <w:r>
-        <w:rPr>
-          <w:lang w:val="es-ES"/>
-        </w:rPr>
-        <w:t xml:space="preserve">, quien digita manualmente introducciones, guiones para videos de presentación, entre otras tareas, asegurando que todo quede correcto y tardando mucho tiempo. </w:t>
+        <w:t xml:space="preserve">Los estándares actuales de competitividad de las diversas industrias exigen que se cuente con herramientas de inteligencia artificial que ayuden a reducir la carga de trabajo, agilizando el tiempo que se demora en realizar diversos procesos. En el sector educativo universitario aún se sigue optando por la generación manual de material educativo para cursos virtuales, es decir, varios grupos de profesores se reúnen durante semanas para generar contenido didáctico para los estudiantes. Sin embargo, esto enfrenta un cuello de botella operativo, ya que recae en un docente virtualizador, quien digita manualmente introducciones, guiones para videos de presentación, entre otras tareas, asegurando que todo quede correcto y tardando mucho tiempo. </w:t>
       </w:r>
     </w:p>
     <w:p>
@@ -1817,105 +1803,7 @@
         <w:rPr>
           <w:lang w:val="es-ES"/>
         </w:rPr>
-        <w:t xml:space="preserve">Para la construcción de la solución tecnológica, se utilizaron modelos de lenguaje de gran escala a través de </w:t>
-      </w:r>
-      <w:proofErr w:type="spellStart"/>
-      <w:r>
-        <w:rPr>
-          <w:lang w:val="es-ES"/>
-        </w:rPr>
-        <w:t>APIs</w:t>
-      </w:r>
-      <w:proofErr w:type="spellEnd"/>
-      <w:r>
-        <w:rPr>
-          <w:lang w:val="es-ES"/>
-        </w:rPr>
-        <w:t xml:space="preserve">, como Gemini 2.5 flash lite y GPT 4.1 mini, además de componentes para cada proceso de contenido educativo, como </w:t>
-      </w:r>
-      <w:proofErr w:type="spellStart"/>
-      <w:r>
-        <w:rPr>
-          <w:lang w:val="es-ES"/>
-        </w:rPr>
-        <w:t>KickOffAgent</w:t>
-      </w:r>
-      <w:proofErr w:type="spellEnd"/>
-      <w:r>
-        <w:rPr>
-          <w:lang w:val="es-ES"/>
-        </w:rPr>
-        <w:t xml:space="preserve"> para el acta de inicio, </w:t>
-      </w:r>
-      <w:proofErr w:type="spellStart"/>
-      <w:r>
-        <w:rPr>
-          <w:lang w:val="es-ES"/>
-        </w:rPr>
-        <w:t>CourseSchemaAgent</w:t>
-      </w:r>
-      <w:proofErr w:type="spellEnd"/>
-      <w:r>
-        <w:rPr>
-          <w:lang w:val="es-ES"/>
-        </w:rPr>
-        <w:t xml:space="preserve"> para el contexto del curso, </w:t>
-      </w:r>
-      <w:proofErr w:type="spellStart"/>
-      <w:r>
-        <w:rPr>
-          <w:lang w:val="es-ES"/>
-        </w:rPr>
-        <w:t>UniteSchemaSubAgent</w:t>
-      </w:r>
-      <w:proofErr w:type="spellEnd"/>
-      <w:r>
-        <w:rPr>
-          <w:lang w:val="es-ES"/>
-        </w:rPr>
-        <w:t xml:space="preserve"> para el esquema por unidad, </w:t>
-      </w:r>
-      <w:proofErr w:type="spellStart"/>
-      <w:r>
-        <w:rPr>
-          <w:lang w:val="es-ES"/>
-        </w:rPr>
-        <w:t>SyllabusActivityClassifier</w:t>
-      </w:r>
-      <w:proofErr w:type="spellEnd"/>
-      <w:r>
-        <w:rPr>
-          <w:lang w:val="es-ES"/>
-        </w:rPr>
-        <w:t xml:space="preserve"> para la clasificación de actividades, y agentes como </w:t>
-      </w:r>
-      <w:proofErr w:type="spellStart"/>
-      <w:r>
-        <w:rPr>
-          <w:lang w:val="es-ES"/>
-        </w:rPr>
-        <w:t>IpesAgent</w:t>
-      </w:r>
-      <w:proofErr w:type="spellEnd"/>
-      <w:r>
-        <w:rPr>
-          <w:lang w:val="es-ES"/>
-        </w:rPr>
-        <w:t xml:space="preserve"> y </w:t>
-      </w:r>
-      <w:proofErr w:type="spellStart"/>
-      <w:r>
-        <w:rPr>
-          <w:lang w:val="es-ES"/>
-        </w:rPr>
-        <w:t>CheckIpesAgent</w:t>
-      </w:r>
-      <w:proofErr w:type="spellEnd"/>
-      <w:r>
-        <w:rPr>
-          <w:lang w:val="es-ES"/>
-        </w:rPr>
-        <w:t xml:space="preserve">. </w:t>
+        <w:t xml:space="preserve">Para la construcción de la solución tecnológica, se utilizaron modelos de lenguaje de gran escala a través de APIs, como Gemini 2.5 flash lite y GPT 4.1 mini, además de componentes para cada proceso de contenido educativo, como KickOffAgent para el acta de inicio, CourseSchemaAgent para el contexto del curso, UniteSchemaSubAgent para el esquema por unidad, SyllabusActivityClassifier para la clasificación de actividades, y agentes como IpesAgent y CheckIpesAgent. </w:t>
       </w:r>
     </w:p>
     <w:p>
@@ -2139,91 +2027,7 @@
         <w:rPr>
           <w:lang w:val="en-US"/>
         </w:rPr>
-        <w:t xml:space="preserve">For the development of this technological solution, large language models were used through APIs, such as Gemini 2.5 Flash Lite and GPT 4.1 Mini, along with components for each stage of the educational content process, including </w:t>
-      </w:r>
-      <w:proofErr w:type="spellStart"/>
-      <w:r>
-        <w:rPr>
-          <w:lang w:val="en-US"/>
-        </w:rPr>
-        <w:t>KickOffAgent</w:t>
-      </w:r>
-      <w:proofErr w:type="spellEnd"/>
-      <w:r>
-        <w:rPr>
-          <w:lang w:val="en-US"/>
-        </w:rPr>
-        <w:t xml:space="preserve"> for the course initiation document, </w:t>
-      </w:r>
-      <w:proofErr w:type="spellStart"/>
-      <w:r>
-        <w:rPr>
-          <w:lang w:val="en-US"/>
-        </w:rPr>
-        <w:t>CourseSchemaAgent</w:t>
-      </w:r>
-      <w:proofErr w:type="spellEnd"/>
-      <w:r>
-        <w:rPr>
-          <w:lang w:val="en-US"/>
-        </w:rPr>
-        <w:t xml:space="preserve"> for course context, </w:t>
-      </w:r>
-      <w:proofErr w:type="spellStart"/>
-      <w:r>
-        <w:rPr>
-          <w:lang w:val="en-US"/>
-        </w:rPr>
-        <w:t>UniteSchemaSubAgent</w:t>
-      </w:r>
-      <w:proofErr w:type="spellEnd"/>
-      <w:r>
-        <w:rPr>
-          <w:lang w:val="en-US"/>
-        </w:rPr>
-        <w:t xml:space="preserve"> for unit structure, </w:t>
-      </w:r>
-      <w:proofErr w:type="spellStart"/>
-      <w:r>
-        <w:rPr>
-          <w:lang w:val="en-US"/>
-        </w:rPr>
-        <w:t>SyllabusActivityClassifier</w:t>
-      </w:r>
-      <w:proofErr w:type="spellEnd"/>
-      <w:r>
-        <w:rPr>
-          <w:lang w:val="en-US"/>
-        </w:rPr>
-        <w:t xml:space="preserve"> for activity classification, and agents such as </w:t>
-      </w:r>
-      <w:proofErr w:type="spellStart"/>
-      <w:r>
-        <w:rPr>
-          <w:lang w:val="en-US"/>
-        </w:rPr>
-        <w:t>IpesAgent</w:t>
-      </w:r>
-      <w:proofErr w:type="spellEnd"/>
-      <w:r>
-        <w:rPr>
-          <w:lang w:val="en-US"/>
-        </w:rPr>
-        <w:t xml:space="preserve"> and </w:t>
-      </w:r>
-      <w:proofErr w:type="spellStart"/>
-      <w:r>
-        <w:rPr>
-          <w:lang w:val="en-US"/>
-        </w:rPr>
-        <w:t>CheckIpesAgent</w:t>
-      </w:r>
-      <w:proofErr w:type="spellEnd"/>
-      <w:r>
-        <w:rPr>
-          <w:lang w:val="en-US"/>
-        </w:rPr>
-        <w:t>.</w:t>
+        <w:t>For the development of this technological solution, large language models were used through APIs, such as Gemini 2.5 Flash Lite and GPT 4.1 Mini, along with components for each stage of the educational content process, including KickOffAgent for the course initiation document, CourseSchemaAgent for course context, UniteSchemaSubAgent for unit structure, SyllabusActivityClassifier for activity classification, and agents such as IpesAgent and CheckIpesAgent.</w:t>
       </w:r>
       <w:r>
         <w:rPr>
@@ -4823,21 +4627,7 @@
         <w:rPr>
           <w:lang w:val="es-PE"/>
         </w:rPr>
-        <w:t xml:space="preserve">En este contexto, los equipos responsables del diseño y producción de cursos virtuales enfrentaron una doble presión: por un lado, la imposibilidad de coordinar presencialmente las etapas del proceso, y por otro, el incremento acelerado en el número de cursos que debían virtualizarse. El proceso de producción, que involucra a múltiples roles trabajando en cadena —diseñadores instruccionales, docentes revisores y </w:t>
-      </w:r>
-      <w:proofErr w:type="spellStart"/>
-      <w:r>
-        <w:rPr>
-          <w:lang w:val="es-PE"/>
-        </w:rPr>
-        <w:t>virtualizadores</w:t>
-      </w:r>
-      <w:proofErr w:type="spellEnd"/>
-      <w:r>
-        <w:rPr>
-          <w:lang w:val="es-PE"/>
-        </w:rPr>
-        <w:t>—, se volvió especialmente vulnerable al trabajo remoto: cada entrega dependía de la disponibilidad del rol anterior, las reuniones de coordinación se dificultaron, y las versiones del contenido se multiplicaban sin control claro, generando reprocesos y retrasos acumulados.</w:t>
+        <w:t>En este contexto, los equipos responsables del diseño y producción de cursos virtuales enfrentaron una doble presión: por un lado, la imposibilidad de coordinar presencialmente las etapas del proceso, y por otro, el incremento acelerado en el número de cursos que debían virtualizarse. El proceso de producción, que involucra a múltiples roles trabajando en cadena —diseñadores instruccionales, docentes revisores y virtualizadores—, se volvió especialmente vulnerable al trabajo remoto: cada entrega dependía de la disponibilidad del rol anterior, las reuniones de coordinación se dificultaron, y las versiones del contenido se multiplicaban sin control claro, generando reprocesos y retrasos acumulados.</w:t>
       </w:r>
     </w:p>
     <w:p>
@@ -4886,129 +4676,59 @@
         <w:rPr>
           <w:lang w:val="es-PE"/>
         </w:rPr>
-        <w:t>Frente a este escenario, los modelos de lenguaje de gran escala (</w:t>
-      </w:r>
-      <w:proofErr w:type="spellStart"/>
-      <w:r>
+        <w:t>Frente a este escenario, los modelos de lenguaje de gran escala (LLMs) han emergido como una alternativa viable para asistir en la generación de contenido instruccional. Tlili et al. (2023) realizaron una revisión sistemática sobre el uso de IA generativa en educación, identificando que la generación de materiales instruccionales es una de las aplicaciones con mayor potencial de reducción de carga operativa, siempre que se mantengan mecanismos de revisión por expertos para garantizar la calidad pedagógica. Kasneci et al. (2023) destacaron que los LLMs pueden generar contenido educativo coherente y alineado a objetivos de aprendizaje cuando se les proporcionan estructuras pedagógicas claras como punto de partida, condición que el presente proyecto satisface al partir del sílabo y el acta de reunión de inicio del curso.</w:t>
+      </w:r>
+    </w:p>
+    <w:p>
+      <w:pPr>
+        <w:pStyle w:val="Ttulo2"/>
+      </w:pPr>
+      <w:bookmarkStart w:id="2" w:name="_Toc227184624"/>
+      <w:r>
+        <w:t>Descripción de la organización</w:t>
+      </w:r>
+      <w:bookmarkEnd w:id="2"/>
+    </w:p>
+    <w:p>
+      <w:pPr>
+        <w:spacing w:after="120"/>
         <w:rPr>
           <w:lang w:val="es-PE"/>
         </w:rPr>
-        <w:t>LLMs</w:t>
-      </w:r>
-      <w:proofErr w:type="spellEnd"/>
+      </w:pPr>
       <w:r>
         <w:rPr>
           <w:lang w:val="es-PE"/>
         </w:rPr>
-        <w:t xml:space="preserve">) han emergido como una alternativa viable para asistir en la generación de contenido instruccional. Tlili et al. (2023) realizaron una revisión sistemática sobre el uso de IA generativa en educación, identificando que la generación de materiales instruccionales es una de las aplicaciones con mayor potencial de reducción de carga operativa, siempre que se mantengan mecanismos de revisión por expertos para garantizar la calidad pedagógica. </w:t>
-      </w:r>
-      <w:proofErr w:type="spellStart"/>
-      <w:r>
+        <w:t>La organización de estudio es una institución de educación superior privada con presencia a nivel nacional en el Perú, que ofrece programas de pregrado y posgrado tanto en modalidad presencial como virtual. Cuenta con una amplia oferta académica orientada a diversas carreras profesionales y ha apostado por el crecimiento de su modalidad virtual como parte de su estrategia institucional.</w:t>
+      </w:r>
+    </w:p>
+    <w:p>
+      <w:pPr>
+        <w:spacing w:after="120"/>
         <w:rPr>
           <w:lang w:val="es-PE"/>
         </w:rPr>
-        <w:t>Kasneci</w:t>
-      </w:r>
-      <w:proofErr w:type="spellEnd"/>
+      </w:pPr>
       <w:r>
         <w:rPr>
           <w:lang w:val="es-PE"/>
         </w:rPr>
-        <w:t xml:space="preserve"> et al. (2023) destacaron que los </w:t>
-      </w:r>
-      <w:proofErr w:type="spellStart"/>
-      <w:r>
+        <w:t>En el ámbito de la educación virtual, la institución cuenta con un proceso estructurado de producción de cursos denominado virtualización, que comprende la definición del diseño instruccional, la redacción del contenido textual por semana académica y la posterior producción de los recursos multimedia. Dentro de este proceso, el docente virtualizador es el profesional encargado de redactar los materiales instruccionales denominados IPES (Introducción, Presentaciones y Ejercicios), que constituyen el contenido textual base de cada semana del curso.</w:t>
+      </w:r>
+    </w:p>
+    <w:p>
+      <w:pPr>
+        <w:spacing w:after="120"/>
         <w:rPr>
           <w:lang w:val="es-PE"/>
         </w:rPr>
-        <w:t>LLMs</w:t>
-      </w:r>
-      <w:proofErr w:type="spellEnd"/>
+      </w:pPr>
       <w:r>
         <w:rPr>
           <w:lang w:val="es-PE"/>
         </w:rPr>
-        <w:t xml:space="preserve"> pueden generar contenido educativo coherente y alineado a objetivos de aprendizaje cuando se les proporcionan estructuras pedagógicas claras como punto de partida, condición que el presente proyecto satisface al partir del sílabo y el acta de reunión de inicio del curso.</w:t>
-      </w:r>
-    </w:p>
-    <w:p>
-      <w:pPr>
-        <w:pStyle w:val="Ttulo2"/>
-      </w:pPr>
-      <w:bookmarkStart w:id="2" w:name="_Toc227184624"/>
-      <w:r>
-        <w:t>Descripción de la organización</w:t>
-      </w:r>
-      <w:bookmarkEnd w:id="2"/>
-    </w:p>
-    <w:p>
-      <w:pPr>
-        <w:spacing w:after="120"/>
-        <w:rPr>
-          <w:lang w:val="es-PE"/>
-        </w:rPr>
-      </w:pPr>
-      <w:r>
-        <w:rPr>
-          <w:lang w:val="es-PE"/>
-        </w:rPr>
-        <w:t>La organización de estudio es una institución de educación superior privada con presencia a nivel nacional en el Perú, que ofrece programas de pregrado y posgrado tanto en modalidad presencial como virtual. Cuenta con una amplia oferta académica orientada a diversas carreras profesionales y ha apostado por el crecimiento de su modalidad virtual como parte de su estrategia institucional.</w:t>
-      </w:r>
-    </w:p>
-    <w:p>
-      <w:pPr>
-        <w:spacing w:after="120"/>
-        <w:rPr>
-          <w:lang w:val="es-PE"/>
-        </w:rPr>
-      </w:pPr>
-      <w:r>
-        <w:rPr>
-          <w:lang w:val="es-PE"/>
-        </w:rPr>
-        <w:t xml:space="preserve">En el ámbito de la educación virtual, la institución cuenta con un proceso estructurado de producción de cursos denominado virtualización, que comprende la definición del diseño instruccional, la redacción del contenido textual por semana académica y la posterior producción de los recursos multimedia. Dentro de este proceso, el docente </w:t>
-      </w:r>
-      <w:proofErr w:type="spellStart"/>
-      <w:r>
-        <w:rPr>
-          <w:lang w:val="es-PE"/>
-        </w:rPr>
-        <w:t>virtualizador</w:t>
-      </w:r>
-      <w:proofErr w:type="spellEnd"/>
-      <w:r>
-        <w:rPr>
-          <w:lang w:val="es-PE"/>
-        </w:rPr>
-        <w:t xml:space="preserve"> es el profesional encargado de redactar los materiales instruccionales denominados IPES (Introducción, Presentaciones y Ejercicios), que constituyen el contenido textual base de cada semana del curso.</w:t>
-      </w:r>
-    </w:p>
-    <w:p>
-      <w:pPr>
-        <w:spacing w:after="120"/>
-        <w:rPr>
-          <w:lang w:val="es-PE"/>
-        </w:rPr>
-      </w:pPr>
-      <w:r>
-        <w:rPr>
-          <w:lang w:val="es-PE"/>
-        </w:rPr>
-        <w:t xml:space="preserve">El proceso de producción de un curso completo de 18 semanas toma en promedio entre dos y tres semanas de trabajo, durante las cuales el docente </w:t>
-      </w:r>
-      <w:proofErr w:type="spellStart"/>
-      <w:r>
-        <w:rPr>
-          <w:lang w:val="es-PE"/>
-        </w:rPr>
-        <w:t>virtualizador</w:t>
-      </w:r>
-      <w:proofErr w:type="spellEnd"/>
-      <w:r>
-        <w:rPr>
-          <w:lang w:val="es-PE"/>
-        </w:rPr>
-        <w:t xml:space="preserve"> genera los guiones de narración para los recursos de video, las introducciones a cada semana y las consignas de los ejercicios y actividades, tanto calificadas como no calificadas. La institución establece criterios pedagógicos precisos para este contenido, incluyendo la alineación con los logros </w:t>
+        <w:t xml:space="preserve">El proceso de producción de un curso completo de 18 semanas toma en promedio entre dos y tres semanas de trabajo, durante las cuales el docente virtualizador genera los guiones de narración para los recursos de video, las introducciones a cada semana y las consignas de los ejercicios y actividades, tanto calificadas como no calificadas. La institución establece criterios pedagógicos precisos para este contenido, incluyendo la alineación con los logros </w:t>
       </w:r>
       <w:r>
         <w:rPr>
@@ -5039,21 +4759,7 @@
         <w:rPr>
           <w:lang w:val="es-PE"/>
         </w:rPr>
-        <w:t xml:space="preserve">La demora en la gestión de contenido y materiales de los cursos virtuales en la institución constituye el problema central identificado. La producción de material educativo para los cursos virtuales enfrenta un cuello de botella operativo: la redacción de los materiales instruccionales de cada semana académica recae sobre el docente </w:t>
-      </w:r>
-      <w:proofErr w:type="spellStart"/>
-      <w:r>
-        <w:rPr>
-          <w:lang w:val="es-PE"/>
-        </w:rPr>
-        <w:t>virtualizador</w:t>
-      </w:r>
-      <w:proofErr w:type="spellEnd"/>
-      <w:r>
-        <w:rPr>
-          <w:lang w:val="es-PE"/>
-        </w:rPr>
-        <w:t>, un profesional especializado que escribe manualmente las introducciones, guiones de narración para videos de presentación y consignas de actividades, asegurando que cada pieza esté alineada a los logros de aprendizaje del curso. Esta situación se origina en las siguientes causas:</w:t>
+        <w:t>La demora en la gestión de contenido y materiales de los cursos virtuales en la institución constituye el problema central identificado. La producción de material educativo para los cursos virtuales enfrenta un cuello de botella operativo: la redacción de los materiales instruccionales de cada semana académica recae sobre el docente virtualizador, un profesional especializado que escribe manualmente las introducciones, guiones de narración para videos de presentación y consignas de actividades, asegurando que cada pieza esté alineada a los logros de aprendizaje del curso. Esta situación se origina en las siguientes causas:</w:t>
       </w:r>
     </w:p>
     <w:p>
@@ -5074,21 +4780,7 @@
         <w:rPr>
           <w:lang w:val="es-PE"/>
         </w:rPr>
-        <w:t xml:space="preserve">El proceso depende exclusivamente de la disponibilidad y capacidad del docente </w:t>
-      </w:r>
-      <w:proofErr w:type="spellStart"/>
-      <w:r>
-        <w:rPr>
-          <w:lang w:val="es-PE"/>
-        </w:rPr>
-        <w:t>virtualizador</w:t>
-      </w:r>
-      <w:proofErr w:type="spellEnd"/>
-      <w:r>
-        <w:rPr>
-          <w:lang w:val="es-PE"/>
-        </w:rPr>
-        <w:t>, lo que hace que la producción de un curso completo tome en promedio entre dos y tres semanas. Esto limita la capacidad institucional de escalar la oferta académica virtual frente a una demanda creciente.</w:t>
+        <w:t>El proceso depende exclusivamente de la disponibilidad y capacidad del docente virtualizador, lo que hace que la producción de un curso completo tome en promedio entre dos y tres semanas. Esto limita la capacidad institucional de escalar la oferta académica virtual frente a una demanda creciente.</w:t>
       </w:r>
     </w:p>
     <w:p>
@@ -5109,21 +4801,7 @@
         <w:rPr>
           <w:lang w:val="es-PE"/>
         </w:rPr>
-        <w:t xml:space="preserve">Al remunerar al docente </w:t>
-      </w:r>
-      <w:proofErr w:type="spellStart"/>
-      <w:r>
-        <w:rPr>
-          <w:lang w:val="es-PE"/>
-        </w:rPr>
-        <w:t>virtualizador</w:t>
-      </w:r>
-      <w:proofErr w:type="spellEnd"/>
-      <w:r>
-        <w:rPr>
-          <w:lang w:val="es-PE"/>
-        </w:rPr>
-        <w:t xml:space="preserve"> por horas trabajadas, el gasto de producción aumenta proporcionalmente con la cantidad de cursos, sin que exista actualmente un mecanismo que permita reducir esa carga sin comprometer la calidad del contenido.</w:t>
+        <w:t>Al remunerar al docente virtualizador por horas trabajadas, el gasto de producción aumenta proporcionalmente con la cantidad de cursos, sin que exista actualmente un mecanismo que permita reducir esa carga sin comprometer la calidad del contenido.</w:t>
       </w:r>
     </w:p>
     <w:p>
@@ -5214,7 +4892,6 @@
             <w:shd w:val="clear" w:color="auto" w:fill="1F3864"/>
           </w:tcPr>
           <w:p>
-            <w:proofErr w:type="spellStart"/>
             <w:r>
               <w:rPr>
                 <w:b/>
@@ -5222,7 +4899,6 @@
               </w:rPr>
               <w:t>Proceso</w:t>
             </w:r>
-            <w:proofErr w:type="spellEnd"/>
           </w:p>
         </w:tc>
         <w:tc>
@@ -5236,34 +4912,23 @@
                 <w:b/>
                 <w:color w:val="FFFFFF"/>
               </w:rPr>
-              <w:t xml:space="preserve">Tiempo / Costo </w:t>
-            </w:r>
-            <w:proofErr w:type="spellStart"/>
+              <w:t>Tiempo / Costo estimado</w:t>
+            </w:r>
+          </w:p>
+        </w:tc>
+        <w:tc>
+          <w:tcPr>
+            <w:tcW w:w="2942" w:type="dxa"/>
+            <w:shd w:val="clear" w:color="auto" w:fill="1F3864"/>
+          </w:tcPr>
+          <w:p>
             <w:r>
               <w:rPr>
                 <w:b/>
                 <w:color w:val="FFFFFF"/>
               </w:rPr>
-              <w:t>estimado</w:t>
-            </w:r>
-            <w:proofErr w:type="spellEnd"/>
-          </w:p>
-        </w:tc>
-        <w:tc>
-          <w:tcPr>
-            <w:tcW w:w="2942" w:type="dxa"/>
-            <w:shd w:val="clear" w:color="auto" w:fill="1F3864"/>
-          </w:tcPr>
-          <w:p>
-            <w:proofErr w:type="spellStart"/>
-            <w:r>
-              <w:rPr>
-                <w:b/>
-                <w:color w:val="FFFFFF"/>
-              </w:rPr>
               <w:t>Observaciones</w:t>
             </w:r>
-            <w:proofErr w:type="spellEnd"/>
           </w:p>
         </w:tc>
       </w:tr>
@@ -5274,23 +4939,7 @@
           </w:tcPr>
           <w:p>
             <w:r>
-              <w:t>Manual (</w:t>
-            </w:r>
-            <w:proofErr w:type="spellStart"/>
-            <w:r>
-              <w:t>docente</w:t>
-            </w:r>
-            <w:proofErr w:type="spellEnd"/>
-            <w:r>
-              <w:t xml:space="preserve"> </w:t>
-            </w:r>
-            <w:proofErr w:type="spellStart"/>
-            <w:r>
-              <w:t>virtualizador</w:t>
-            </w:r>
-            <w:proofErr w:type="spellEnd"/>
-            <w:r>
-              <w:t>)</w:t>
+              <w:t>Manual (docente virtualizador)</w:t>
             </w:r>
           </w:p>
         </w:tc>
@@ -5414,43 +5063,7 @@
         <w:rPr>
           <w:lang w:val="es-PE"/>
         </w:rPr>
-        <w:t xml:space="preserve">Los costos presentados se basan en datos reales obtenidos del registro de tokens del sistema, </w:t>
-      </w:r>
-      <w:proofErr w:type="spellStart"/>
-      <w:r>
-        <w:rPr>
-          <w:lang w:val="es-PE"/>
-        </w:rPr>
-        <w:t>token_</w:t>
-      </w:r>
-      <w:proofErr w:type="gramStart"/>
-      <w:r>
-        <w:rPr>
-          <w:lang w:val="es-PE"/>
-        </w:rPr>
-        <w:t>usage.jsonl</w:t>
-      </w:r>
-      <w:proofErr w:type="spellEnd"/>
-      <w:proofErr w:type="gramEnd"/>
-      <w:r>
-        <w:rPr>
-          <w:lang w:val="es-PE"/>
-        </w:rPr>
-        <w:t xml:space="preserve">, correspondientes a 566 llamadas de ejecución. El costo de 0.025 USD corresponde únicamente a la generación de materiales IPES, introducción, presentaciones y ejercicios. El costo de 0.064 USD incluye adicionalmente la generación del material base de referencia, </w:t>
-      </w:r>
-      <w:proofErr w:type="spellStart"/>
-      <w:r>
-        <w:rPr>
-          <w:lang w:val="es-PE"/>
-        </w:rPr>
-        <w:t>genera_material_base</w:t>
-      </w:r>
-      <w:proofErr w:type="spellEnd"/>
-      <w:r>
-        <w:rPr>
-          <w:lang w:val="es-PE"/>
-        </w:rPr>
-        <w:t>, que es opcional en el flujo de producción.</w:t>
+        <w:t>Los costos presentados se basan en datos reales obtenidos del registro de tokens del sistema, token_usage.jsonl, correspondientes a 566 llamadas de ejecución. El costo de 0.025 USD corresponde únicamente a la generación de materiales IPES, introducción, presentaciones y ejercicios. El costo de 0.064 USD incluye adicionalmente la generación del material base de referencia, genera_material_base, que es opcional en el flujo de producción.</w:t>
       </w:r>
     </w:p>
     <w:p>
@@ -5606,7 +5219,6 @@
             <w:shd w:val="clear" w:color="auto" w:fill="1F3864" w:themeFill="accent5" w:themeFillShade="80"/>
           </w:tcPr>
           <w:p>
-            <w:proofErr w:type="spellStart"/>
             <w:r>
               <w:rPr>
                 <w:b/>
@@ -5614,7 +5226,6 @@
               </w:rPr>
               <w:t>Problema</w:t>
             </w:r>
-            <w:proofErr w:type="spellEnd"/>
           </w:p>
         </w:tc>
         <w:tc>
@@ -5623,7 +5234,6 @@
             <w:shd w:val="clear" w:color="auto" w:fill="1F3864" w:themeFill="accent5" w:themeFillShade="80"/>
           </w:tcPr>
           <w:p>
-            <w:proofErr w:type="spellStart"/>
             <w:r>
               <w:rPr>
                 <w:b/>
@@ -5631,7 +5241,6 @@
               </w:rPr>
               <w:t>Causas</w:t>
             </w:r>
-            <w:proofErr w:type="spellEnd"/>
           </w:p>
         </w:tc>
       </w:tr>
@@ -5686,33 +5295,13 @@
               <w:rPr>
                 <w:lang w:val="es-PE"/>
               </w:rPr>
-              <w:t xml:space="preserve">• Dependencia exclusiva del docente </w:t>
-            </w:r>
-            <w:proofErr w:type="spellStart"/>
-            <w:r>
-              <w:rPr>
-                <w:lang w:val="es-PE"/>
-              </w:rPr>
-              <w:t>virtualizador</w:t>
-            </w:r>
-            <w:proofErr w:type="spellEnd"/>
-            <w:r>
-              <w:rPr>
-                <w:lang w:val="es-PE"/>
-              </w:rPr>
-              <w:t xml:space="preserve"> para producir el contenido semanal.</w:t>
-            </w:r>
-            <w:r>
-              <w:rPr>
-                <w:lang w:val="es-PE"/>
-              </w:rPr>
-              <w:t xml:space="preserve"> </w:t>
-            </w:r>
-            <w:r>
-              <w:rPr>
-                <w:lang w:val="es-PE"/>
-              </w:rPr>
-              <w:t>(Cotton et al., 2024)</w:t>
+              <w:t>• Dependencia exclusiva del docente virtualizador para producir el contenido semanal.</w:t>
+            </w:r>
+            <w:r>
+              <w:rPr>
+                <w:lang w:val="es-PE"/>
+              </w:rPr>
+              <w:t xml:space="preserve"> (Cotton et al., 2024)</w:t>
             </w:r>
             <w:r>
               <w:rPr>
@@ -5725,13 +5314,7 @@
               <w:rPr>
                 <w:lang w:val="es-PE"/>
               </w:rPr>
-              <w:t xml:space="preserve"> </w:t>
-            </w:r>
-            <w:r>
-              <w:rPr>
-                <w:lang w:val="es-PE"/>
-              </w:rPr>
-              <w:t>(Cotton et al., 2024)</w:t>
+              <w:t xml:space="preserve"> (Cotton et al., 2024)</w:t>
             </w:r>
             <w:r>
               <w:rPr>
@@ -5744,13 +5327,7 @@
               <w:rPr>
                 <w:lang w:val="es-PE"/>
               </w:rPr>
-              <w:t xml:space="preserve"> </w:t>
-            </w:r>
-            <w:r>
-              <w:rPr>
-                <w:lang w:val="es-PE"/>
-              </w:rPr>
-              <w:t>(Bearman et al., 2024)</w:t>
+              <w:t xml:space="preserve"> (Bearman et al., 2024)</w:t>
             </w:r>
             <w:r>
               <w:rPr>
@@ -5936,7 +5513,19 @@
         <w:rPr>
           <w:lang w:val="es-PE"/>
         </w:rPr>
-        <w:t>Diseñar la arquitectura de la solución tecnológica basada en IA para optimizar el tiempo en la generación de contenido de cursos virtuales en universidades del Perú.</w:t>
+        <w:t>Diseñar la arquitectura</w:t>
+      </w:r>
+      <w:r>
+        <w:rPr>
+          <w:lang w:val="es-PE"/>
+        </w:rPr>
+        <w:t xml:space="preserve"> física y lógica</w:t>
+      </w:r>
+      <w:r>
+        <w:rPr>
+          <w:lang w:val="es-PE"/>
+        </w:rPr>
+        <w:t xml:space="preserve"> de la solución tecnológica basada en IA para optimizar el tiempo en la generación de contenido de cursos virtuales en universidades del Perú.</w:t>
       </w:r>
     </w:p>
     <w:p>
@@ -6033,21 +5622,12 @@
       <w:bookmarkStart w:id="17" w:name="_Toc227156496"/>
       <w:bookmarkStart w:id="18" w:name="_Toc227157328"/>
       <w:bookmarkStart w:id="19" w:name="_Toc227184614"/>
-      <w:proofErr w:type="spellStart"/>
       <w:r>
         <w:rPr>
           <w:sz w:val="24"/>
           <w:szCs w:val="24"/>
         </w:rPr>
-        <w:t>Tabla</w:t>
-      </w:r>
-      <w:proofErr w:type="spellEnd"/>
-      <w:r>
-        <w:rPr>
-          <w:sz w:val="24"/>
-          <w:szCs w:val="24"/>
-        </w:rPr>
-        <w:t xml:space="preserve"> </w:t>
+        <w:t xml:space="preserve">Tabla </w:t>
       </w:r>
       <w:r>
         <w:rPr>
@@ -6090,37 +5670,12 @@
           <w:sz w:val="24"/>
           <w:szCs w:val="24"/>
         </w:rPr>
-        <w:t xml:space="preserve"> </w:t>
-      </w:r>
-      <w:proofErr w:type="spellStart"/>
-      <w:r>
-        <w:rPr>
-          <w:sz w:val="24"/>
-          <w:szCs w:val="24"/>
-        </w:rPr>
-        <w:t>Indicadores</w:t>
-      </w:r>
-      <w:proofErr w:type="spellEnd"/>
-      <w:r>
-        <w:rPr>
-          <w:sz w:val="24"/>
-          <w:szCs w:val="24"/>
-        </w:rPr>
-        <w:t xml:space="preserve"> de </w:t>
-      </w:r>
-      <w:proofErr w:type="spellStart"/>
-      <w:r>
-        <w:rPr>
-          <w:sz w:val="24"/>
-          <w:szCs w:val="24"/>
-        </w:rPr>
-        <w:t>éxito</w:t>
+        <w:t xml:space="preserve"> Indicadores de éxito</w:t>
       </w:r>
       <w:bookmarkEnd w:id="16"/>
       <w:bookmarkEnd w:id="17"/>
       <w:bookmarkEnd w:id="18"/>
       <w:bookmarkEnd w:id="19"/>
-      <w:proofErr w:type="spellEnd"/>
     </w:p>
     <w:tbl>
       <w:tblPr>
@@ -6147,7 +5702,6 @@
             <w:shd w:val="clear" w:color="auto" w:fill="1F3864"/>
           </w:tcPr>
           <w:p>
-            <w:proofErr w:type="spellStart"/>
             <w:r>
               <w:rPr>
                 <w:b/>
@@ -6155,7 +5709,6 @@
               </w:rPr>
               <w:t>Indicador</w:t>
             </w:r>
-            <w:proofErr w:type="spellEnd"/>
           </w:p>
         </w:tc>
         <w:tc>
@@ -6164,7 +5717,6 @@
             <w:shd w:val="clear" w:color="auto" w:fill="1F3864"/>
           </w:tcPr>
           <w:p>
-            <w:proofErr w:type="spellStart"/>
             <w:r>
               <w:rPr>
                 <w:b/>
@@ -6172,7 +5724,6 @@
               </w:rPr>
               <w:t>Descripción</w:t>
             </w:r>
-            <w:proofErr w:type="spellEnd"/>
           </w:p>
         </w:tc>
         <w:tc>
@@ -6181,7 +5732,6 @@
             <w:shd w:val="clear" w:color="auto" w:fill="1F3864"/>
           </w:tcPr>
           <w:p>
-            <w:proofErr w:type="spellStart"/>
             <w:r>
               <w:rPr>
                 <w:b/>
@@ -6189,7 +5739,6 @@
               </w:rPr>
               <w:t>Objetivo</w:t>
             </w:r>
-            <w:proofErr w:type="spellEnd"/>
           </w:p>
         </w:tc>
       </w:tr>
@@ -6200,6 +5749,7 @@
           </w:tcPr>
           <w:p>
             <w:r>
+              <w:lastRenderedPageBreak/>
               <w:t>IE1</w:t>
             </w:r>
           </w:p>
@@ -6218,14 +5768,13 @@
               <w:rPr>
                 <w:lang w:val="es-PE"/>
               </w:rPr>
-              <w:t xml:space="preserve">Aprobación por el asesor académico del análisis de </w:t>
-            </w:r>
-            <w:r>
-              <w:rPr>
-                <w:lang w:val="es-PE"/>
-              </w:rPr>
-              <w:lastRenderedPageBreak/>
-              <w:t>tecnologías, herramientas y enfoques de IA para la generación de contenido instruccional.</w:t>
+              <w:t>Acta de a</w:t>
+            </w:r>
+            <w:r>
+              <w:rPr>
+                <w:lang w:val="es-PE"/>
+              </w:rPr>
+              <w:t>probación por el asesor académico del análisis de tecnologías, herramientas y enfoques de IA para la generación de contenido instruccional.</w:t>
             </w:r>
           </w:p>
         </w:tc>
@@ -6235,7 +5784,6 @@
           </w:tcPr>
           <w:p>
             <w:r>
-              <w:lastRenderedPageBreak/>
               <w:t>OE1</w:t>
             </w:r>
           </w:p>
@@ -6266,7 +5814,19 @@
               <w:rPr>
                 <w:lang w:val="es-PE"/>
               </w:rPr>
-              <w:t>Aprobación por el asesor académico de la arquitectura de agentes diseñada para las fases de diseño, aseguramiento y generación de contenido.</w:t>
+              <w:t>A</w:t>
+            </w:r>
+            <w:r>
+              <w:rPr>
+                <w:lang w:val="es-PE"/>
+              </w:rPr>
+              <w:t>cta de a</w:t>
+            </w:r>
+            <w:r>
+              <w:rPr>
+                <w:lang w:val="es-PE"/>
+              </w:rPr>
+              <w:t>probación por el asesor académico de la arquitectura de agentes diseñada para las fases de diseño, aseguramiento y generación de contenido.</w:t>
             </w:r>
           </w:p>
         </w:tc>
@@ -6306,7 +5866,19 @@
               <w:rPr>
                 <w:lang w:val="es-PE"/>
               </w:rPr>
-              <w:t>Aprobación por el asesor académico de la implementación y validación de la solución, con resultados favorables en las métricas de rendimiento establecidas.</w:t>
+              <w:t>A</w:t>
+            </w:r>
+            <w:r>
+              <w:rPr>
+                <w:lang w:val="es-PE"/>
+              </w:rPr>
+              <w:t>cta de a</w:t>
+            </w:r>
+            <w:r>
+              <w:rPr>
+                <w:lang w:val="es-PE"/>
+              </w:rPr>
+              <w:t>probación por el asesor académico de la implementación y validación de la solución, con resultados favorables en las métricas de rendimiento establecidas.</w:t>
             </w:r>
           </w:p>
         </w:tc>
@@ -6346,7 +5918,19 @@
               <w:rPr>
                 <w:lang w:val="es-PE"/>
               </w:rPr>
-              <w:t>Aprobación por el asesor académico del plan de continuidad que garantice la viabilidad técnica y operativa de la solución.</w:t>
+              <w:t>A</w:t>
+            </w:r>
+            <w:r>
+              <w:rPr>
+                <w:lang w:val="es-PE"/>
+              </w:rPr>
+              <w:t>cta de a</w:t>
+            </w:r>
+            <w:r>
+              <w:rPr>
+                <w:lang w:val="es-PE"/>
+              </w:rPr>
+              <w:t>probación por el asesor académico del plan de continuidad que garantice la viabilidad técnica y operativa de la solución.</w:t>
             </w:r>
           </w:p>
         </w:tc>
@@ -6398,21 +5982,12 @@
       <w:bookmarkStart w:id="21" w:name="_Toc227156497"/>
       <w:bookmarkStart w:id="22" w:name="_Toc227157329"/>
       <w:bookmarkStart w:id="23" w:name="_Toc227184615"/>
-      <w:proofErr w:type="spellStart"/>
       <w:r>
         <w:rPr>
           <w:sz w:val="24"/>
           <w:szCs w:val="24"/>
         </w:rPr>
-        <w:t>Tabla</w:t>
-      </w:r>
-      <w:proofErr w:type="spellEnd"/>
-      <w:r>
-        <w:rPr>
-          <w:sz w:val="24"/>
-          <w:szCs w:val="24"/>
-        </w:rPr>
-        <w:t xml:space="preserve"> </w:t>
+        <w:t xml:space="preserve">Tabla </w:t>
       </w:r>
       <w:r>
         <w:rPr>
@@ -6455,36 +6030,11 @@
           <w:sz w:val="24"/>
           <w:szCs w:val="24"/>
         </w:rPr>
-        <w:t xml:space="preserve"> </w:t>
-      </w:r>
-      <w:proofErr w:type="spellStart"/>
-      <w:r>
-        <w:rPr>
-          <w:sz w:val="24"/>
-          <w:szCs w:val="24"/>
-        </w:rPr>
-        <w:t>Matriz</w:t>
-      </w:r>
-      <w:proofErr w:type="spellEnd"/>
-      <w:r>
-        <w:rPr>
-          <w:sz w:val="24"/>
-          <w:szCs w:val="24"/>
-        </w:rPr>
-        <w:t xml:space="preserve"> de </w:t>
-      </w:r>
-      <w:proofErr w:type="spellStart"/>
-      <w:r>
-        <w:rPr>
-          <w:sz w:val="24"/>
-          <w:szCs w:val="24"/>
-        </w:rPr>
-        <w:t>consistencia</w:t>
+        <w:t xml:space="preserve"> Matriz de consistencia</w:t>
       </w:r>
       <w:bookmarkEnd w:id="21"/>
       <w:bookmarkEnd w:id="22"/>
       <w:bookmarkEnd w:id="23"/>
-      <w:proofErr w:type="spellEnd"/>
     </w:p>
     <w:tbl>
       <w:tblPr>
@@ -6512,31 +6062,44 @@
             <w:shd w:val="clear" w:color="auto" w:fill="1F3864" w:themeFill="accent5" w:themeFillShade="80"/>
           </w:tcPr>
           <w:p>
-            <w:proofErr w:type="spellStart"/>
             <w:r>
               <w:rPr>
                 <w:b/>
                 <w:color w:val="FFFFFF"/>
               </w:rPr>
-              <w:t>Objetivo</w:t>
-            </w:r>
-            <w:proofErr w:type="spellEnd"/>
+              <w:lastRenderedPageBreak/>
+              <w:t>Objetivo específico</w:t>
+            </w:r>
+          </w:p>
+        </w:tc>
+        <w:tc>
+          <w:tcPr>
+            <w:tcW w:w="2197" w:type="dxa"/>
+            <w:shd w:val="clear" w:color="auto" w:fill="1F3864" w:themeFill="accent5" w:themeFillShade="80"/>
+          </w:tcPr>
+          <w:p>
             <w:r>
               <w:rPr>
                 <w:b/>
                 <w:color w:val="FFFFFF"/>
               </w:rPr>
-              <w:t xml:space="preserve"> </w:t>
-            </w:r>
-            <w:proofErr w:type="spellStart"/>
+              <w:t>Metodología / Técnica</w:t>
+            </w:r>
+          </w:p>
+        </w:tc>
+        <w:tc>
+          <w:tcPr>
+            <w:tcW w:w="2197" w:type="dxa"/>
+            <w:shd w:val="clear" w:color="auto" w:fill="1F3864" w:themeFill="accent5" w:themeFillShade="80"/>
+          </w:tcPr>
+          <w:p>
             <w:r>
               <w:rPr>
                 <w:b/>
                 <w:color w:val="FFFFFF"/>
               </w:rPr>
-              <w:t>específico</w:t>
-            </w:r>
-            <w:proofErr w:type="spellEnd"/>
+              <w:t>Indicador</w:t>
+            </w:r>
           </w:p>
         </w:tc>
         <w:tc>
@@ -6545,72 +6108,13 @@
             <w:shd w:val="clear" w:color="auto" w:fill="1F3864" w:themeFill="accent5" w:themeFillShade="80"/>
           </w:tcPr>
           <w:p>
-            <w:proofErr w:type="spellStart"/>
             <w:r>
               <w:rPr>
                 <w:b/>
                 <w:color w:val="FFFFFF"/>
               </w:rPr>
-              <w:t>Metodología</w:t>
-            </w:r>
-            <w:proofErr w:type="spellEnd"/>
-            <w:r>
-              <w:rPr>
-                <w:b/>
-                <w:color w:val="FFFFFF"/>
-              </w:rPr>
-              <w:t xml:space="preserve"> / Técnica</w:t>
-            </w:r>
-          </w:p>
-        </w:tc>
-        <w:tc>
-          <w:tcPr>
-            <w:tcW w:w="2197" w:type="dxa"/>
-            <w:shd w:val="clear" w:color="auto" w:fill="1F3864" w:themeFill="accent5" w:themeFillShade="80"/>
-          </w:tcPr>
-          <w:p>
-            <w:proofErr w:type="spellStart"/>
-            <w:r>
-              <w:rPr>
-                <w:b/>
-                <w:color w:val="FFFFFF"/>
-              </w:rPr>
-              <w:t>Indicador</w:t>
-            </w:r>
-            <w:proofErr w:type="spellEnd"/>
-          </w:p>
-        </w:tc>
-        <w:tc>
-          <w:tcPr>
-            <w:tcW w:w="2197" w:type="dxa"/>
-            <w:shd w:val="clear" w:color="auto" w:fill="1F3864" w:themeFill="accent5" w:themeFillShade="80"/>
-          </w:tcPr>
-          <w:p>
-            <w:proofErr w:type="spellStart"/>
-            <w:r>
-              <w:rPr>
-                <w:b/>
-                <w:color w:val="FFFFFF"/>
-              </w:rPr>
-              <w:t>Resultado</w:t>
-            </w:r>
-            <w:proofErr w:type="spellEnd"/>
-            <w:r>
-              <w:rPr>
-                <w:b/>
-                <w:color w:val="FFFFFF"/>
-              </w:rPr>
-              <w:t xml:space="preserve"> </w:t>
-            </w:r>
-            <w:proofErr w:type="spellStart"/>
-            <w:r>
-              <w:rPr>
-                <w:b/>
-                <w:color w:val="FFFFFF"/>
-              </w:rPr>
-              <w:t>esperado</w:t>
-            </w:r>
-            <w:proofErr w:type="spellEnd"/>
+              <w:t>Resultado esperado</w:t>
+            </w:r>
           </w:p>
         </w:tc>
       </w:tr>
@@ -6629,14 +6133,7 @@
               <w:rPr>
                 <w:lang w:val="es-PE"/>
               </w:rPr>
-              <w:t xml:space="preserve">OE1: Analizar la solución tecnológica </w:t>
-            </w:r>
-            <w:r>
-              <w:rPr>
-                <w:lang w:val="es-PE"/>
-              </w:rPr>
-              <w:lastRenderedPageBreak/>
-              <w:t>basada en IA para la generación de contenido.</w:t>
+              <w:t>OE1: Analizar la solución tecnológica basada en IA para la generación de contenido.</w:t>
             </w:r>
           </w:p>
         </w:tc>
@@ -6654,15 +6151,7 @@
               <w:rPr>
                 <w:lang w:val="es-PE"/>
               </w:rPr>
-              <w:lastRenderedPageBreak/>
-              <w:t xml:space="preserve">Revisión sistemática de literatura y </w:t>
-            </w:r>
-            <w:r>
-              <w:rPr>
-                <w:lang w:val="es-PE"/>
-              </w:rPr>
-              <w:lastRenderedPageBreak/>
-              <w:t>análisis comparativo de tecnologías LLM aplicadas a generación de contenido instruccional.</w:t>
+              <w:t>Revisión sistemática de literatura y análisis comparativo de tecnologías LLM aplicadas a generación de contenido instruccional.</w:t>
             </w:r>
           </w:p>
         </w:tc>
@@ -6672,7 +6161,6 @@
           </w:tcPr>
           <w:p>
             <w:r>
-              <w:lastRenderedPageBreak/>
               <w:t>IE1</w:t>
             </w:r>
           </w:p>
@@ -6691,14 +6179,7 @@
               <w:rPr>
                 <w:lang w:val="es-PE"/>
               </w:rPr>
-              <w:t xml:space="preserve">Selección justificada de tecnologías y </w:t>
-            </w:r>
-            <w:r>
-              <w:rPr>
-                <w:lang w:val="es-PE"/>
-              </w:rPr>
-              <w:lastRenderedPageBreak/>
-              <w:t>enfoque de IA para la solución.</w:t>
+              <w:t>Selección justificada de tecnologías y enfoque de IA para la solución.</w:t>
             </w:r>
           </w:p>
         </w:tc>
@@ -6736,35 +6217,7 @@
               <w:rPr>
                 <w:lang w:val="es-PE"/>
               </w:rPr>
-              <w:t xml:space="preserve">Diseño de arquitectura </w:t>
-            </w:r>
-            <w:proofErr w:type="spellStart"/>
-            <w:r>
-              <w:rPr>
-                <w:lang w:val="es-PE"/>
-              </w:rPr>
-              <w:t>multi-agente</w:t>
-            </w:r>
-            <w:proofErr w:type="spellEnd"/>
-            <w:r>
-              <w:rPr>
-                <w:lang w:val="es-PE"/>
-              </w:rPr>
-              <w:t xml:space="preserve"> (</w:t>
-            </w:r>
-            <w:proofErr w:type="spellStart"/>
-            <w:r>
-              <w:rPr>
-                <w:lang w:val="es-PE"/>
-              </w:rPr>
-              <w:t>LangGraph</w:t>
-            </w:r>
-            <w:proofErr w:type="spellEnd"/>
-            <w:r>
-              <w:rPr>
-                <w:lang w:val="es-PE"/>
-              </w:rPr>
-              <w:t>) con fases de diseño, aseguramiento y generación de contenido IPES.</w:t>
+              <w:t>Diseño de arquitectura multi-agente (LangGraph) con fases de diseño, aseguramiento y generación de contenido IPES.</w:t>
             </w:r>
           </w:p>
         </w:tc>
@@ -6910,21 +6363,7 @@
               <w:rPr>
                 <w:lang w:val="es-PE"/>
               </w:rPr>
-              <w:t xml:space="preserve">Definición de roles de soporte, niveles de servicio, gestión de riesgos y estimación de costos </w:t>
-            </w:r>
-            <w:proofErr w:type="spellStart"/>
-            <w:r>
-              <w:rPr>
-                <w:lang w:val="es-PE"/>
-              </w:rPr>
-              <w:t>post-implementación</w:t>
-            </w:r>
-            <w:proofErr w:type="spellEnd"/>
-            <w:r>
-              <w:rPr>
-                <w:lang w:val="es-PE"/>
-              </w:rPr>
-              <w:t>.</w:t>
+              <w:t>Definición de roles de soporte, niveles de servicio, gestión de riesgos y estimación de costos post-implementación.</w:t>
             </w:r>
           </w:p>
         </w:tc>
@@ -6964,6 +6403,7 @@
       </w:pPr>
       <w:bookmarkStart w:id="25" w:name="_Toc227184631"/>
       <w:r>
+        <w:lastRenderedPageBreak/>
         <w:t>Planificación</w:t>
       </w:r>
       <w:r>
@@ -7013,7 +6453,6 @@
         <w:rPr>
           <w:lang w:val="es-PE"/>
         </w:rPr>
-        <w:lastRenderedPageBreak/>
         <w:t xml:space="preserve">A </w:t>
       </w:r>
       <w:r>
@@ -7026,21 +6465,7 @@
         <w:rPr>
           <w:lang w:val="es-PE"/>
         </w:rPr>
-        <w:t xml:space="preserve"> se presenta el cronograma real de desarrollo del sistema Experto Temático, desde el inicio del proyecto el 16 de septiembre de 2025 hasta la fecha actual. Las actividades están organizadas en </w:t>
-      </w:r>
-      <w:proofErr w:type="spellStart"/>
-      <w:r>
-        <w:rPr>
-          <w:lang w:val="es-PE"/>
-        </w:rPr>
-        <w:t>sprints</w:t>
-      </w:r>
-      <w:proofErr w:type="spellEnd"/>
-      <w:r>
-        <w:rPr>
-          <w:lang w:val="es-PE"/>
-        </w:rPr>
-        <w:t xml:space="preserve"> mensuales que reflejan el trabajo efectivamente realizado.</w:t>
+        <w:t xml:space="preserve"> se presenta el cronograma real de desarrollo del sistema Experto Temático, desde el inicio del proyecto el 16 de septiembre de 2025 hasta la fecha actual. Las actividades están organizadas en sprints mensuales que reflejan el trabajo efectivamente realizado.</w:t>
       </w:r>
     </w:p>
     <w:p>
@@ -7105,25 +6530,7 @@
           <w:szCs w:val="24"/>
           <w:lang w:val="es-PE"/>
         </w:rPr>
-        <w:t xml:space="preserve"> Cronograma de desarrollo (</w:t>
-      </w:r>
-      <w:proofErr w:type="spellStart"/>
-      <w:r>
-        <w:rPr>
-          <w:sz w:val="24"/>
-          <w:szCs w:val="24"/>
-          <w:lang w:val="es-PE"/>
-        </w:rPr>
-        <w:t>Sep</w:t>
-      </w:r>
-      <w:proofErr w:type="spellEnd"/>
-      <w:r>
-        <w:rPr>
-          <w:sz w:val="24"/>
-          <w:szCs w:val="24"/>
-          <w:lang w:val="es-PE"/>
-        </w:rPr>
-        <w:t xml:space="preserve"> 2025 – Abr 2026)</w:t>
+        <w:t xml:space="preserve"> Cronograma de desarrollo (Sep 2025 – Abr 2026)</w:t>
       </w:r>
       <w:bookmarkEnd w:id="27"/>
     </w:p>
@@ -7162,7 +6569,6 @@
             <w:shd w:val="clear" w:color="auto" w:fill="1F3864"/>
           </w:tcPr>
           <w:p>
-            <w:proofErr w:type="spellStart"/>
             <w:r>
               <w:rPr>
                 <w:b/>
@@ -7170,7 +6576,6 @@
               </w:rPr>
               <w:t>Período</w:t>
             </w:r>
-            <w:proofErr w:type="spellEnd"/>
           </w:p>
         </w:tc>
         <w:tc>
@@ -7194,64 +6599,28 @@
             <w:shd w:val="clear" w:color="auto" w:fill="1F3864"/>
           </w:tcPr>
           <w:p>
-            <w:proofErr w:type="spellStart"/>
             <w:r>
               <w:rPr>
                 <w:b/>
                 <w:color w:val="FFFFFF"/>
               </w:rPr>
-              <w:t>Actividades</w:t>
-            </w:r>
-            <w:proofErr w:type="spellEnd"/>
+              <w:t>Actividades principales</w:t>
+            </w:r>
+          </w:p>
+        </w:tc>
+        <w:tc>
+          <w:tcPr>
+            <w:tcW w:w="1500" w:type="dxa"/>
+            <w:shd w:val="clear" w:color="auto" w:fill="1F3864"/>
+          </w:tcPr>
+          <w:p>
             <w:r>
               <w:rPr>
                 <w:b/>
                 <w:color w:val="FFFFFF"/>
               </w:rPr>
-              <w:t xml:space="preserve"> </w:t>
-            </w:r>
-            <w:proofErr w:type="spellStart"/>
-            <w:r>
-              <w:rPr>
-                <w:b/>
-                <w:color w:val="FFFFFF"/>
-              </w:rPr>
-              <w:t>principales</w:t>
-            </w:r>
-            <w:proofErr w:type="spellEnd"/>
-          </w:p>
-        </w:tc>
-        <w:tc>
-          <w:tcPr>
-            <w:tcW w:w="1500" w:type="dxa"/>
-            <w:shd w:val="clear" w:color="auto" w:fill="1F3864"/>
-          </w:tcPr>
-          <w:p>
-            <w:proofErr w:type="spellStart"/>
-            <w:r>
-              <w:rPr>
-                <w:b/>
-                <w:color w:val="FFFFFF"/>
-              </w:rPr>
-              <w:t>Entregable</w:t>
-            </w:r>
-            <w:proofErr w:type="spellEnd"/>
-            <w:r>
-              <w:rPr>
-                <w:b/>
-                <w:color w:val="FFFFFF"/>
-              </w:rPr>
-              <w:t xml:space="preserve"> / </w:t>
-            </w:r>
-            <w:proofErr w:type="spellStart"/>
-            <w:r>
-              <w:rPr>
-                <w:b/>
-                <w:color w:val="FFFFFF"/>
-              </w:rPr>
-              <w:t>Resultado</w:t>
-            </w:r>
-            <w:proofErr w:type="spellEnd"/>
+              <w:t>Entregable / Resultado</w:t>
+            </w:r>
           </w:p>
         </w:tc>
       </w:tr>
@@ -7267,13 +6636,8 @@
           </w:p>
           <w:p>
             <w:r>
-              <w:t xml:space="preserve">Onboarding y </w:t>
-            </w:r>
-            <w:proofErr w:type="spellStart"/>
-            <w:r>
-              <w:t>diseño</w:t>
-            </w:r>
-            <w:proofErr w:type="spellEnd"/>
+              <w:t>Onboarding y diseño</w:t>
+            </w:r>
           </w:p>
         </w:tc>
         <w:tc>
@@ -7291,21 +6655,14 @@
             <w:tcW w:w="1200" w:type="dxa"/>
           </w:tcPr>
           <w:p>
-            <w:proofErr w:type="spellStart"/>
             <w:r>
               <w:t>Definición</w:t>
             </w:r>
-            <w:proofErr w:type="spellEnd"/>
-          </w:p>
-          <w:p>
-            <w:r>
-              <w:t xml:space="preserve">y </w:t>
-            </w:r>
-            <w:proofErr w:type="spellStart"/>
-            <w:r>
-              <w:t>diseño</w:t>
-            </w:r>
-            <w:proofErr w:type="spellEnd"/>
+          </w:p>
+          <w:p>
+            <w:r>
+              <w:t>y diseño</w:t>
+            </w:r>
           </w:p>
         </w:tc>
         <w:tc>
@@ -7322,35 +6679,7 @@
               <w:rPr>
                 <w:lang w:val="es-PE"/>
               </w:rPr>
-              <w:t xml:space="preserve">- Recepción del repositorio del Tech Leader y </w:t>
-            </w:r>
-            <w:proofErr w:type="spellStart"/>
-            <w:r>
-              <w:rPr>
-                <w:lang w:val="es-PE"/>
-              </w:rPr>
-              <w:t>onboarding</w:t>
-            </w:r>
-            <w:proofErr w:type="spellEnd"/>
-            <w:r>
-              <w:rPr>
-                <w:lang w:val="es-PE"/>
-              </w:rPr>
-              <w:t xml:space="preserve">: problema, arquitectura, </w:t>
-            </w:r>
-            <w:proofErr w:type="spellStart"/>
-            <w:r>
-              <w:rPr>
-                <w:lang w:val="es-PE"/>
-              </w:rPr>
-              <w:t>stakeholders</w:t>
-            </w:r>
-            <w:proofErr w:type="spellEnd"/>
-            <w:r>
-              <w:rPr>
-                <w:lang w:val="es-PE"/>
-              </w:rPr>
-              <w:t xml:space="preserve"> y alcance del sistema.</w:t>
+              <w:t>- Recepción del repositorio del Tech Leader y onboarding: problema, arquitectura, stakeholders y alcance del sistema.</w:t>
             </w:r>
           </w:p>
           <w:p>
@@ -7376,35 +6705,7 @@
               <w:rPr>
                 <w:lang w:val="es-PE"/>
               </w:rPr>
-              <w:t xml:space="preserve">- Diseño inicial del </w:t>
-            </w:r>
-            <w:proofErr w:type="spellStart"/>
-            <w:r>
-              <w:rPr>
-                <w:lang w:val="es-PE"/>
-              </w:rPr>
-              <w:t>frontend</w:t>
-            </w:r>
-            <w:proofErr w:type="spellEnd"/>
-            <w:r>
-              <w:rPr>
-                <w:lang w:val="es-PE"/>
-              </w:rPr>
-              <w:t xml:space="preserve"> con flujo paso a paso (sílabo + </w:t>
-            </w:r>
-            <w:proofErr w:type="spellStart"/>
-            <w:r>
-              <w:rPr>
-                <w:lang w:val="es-PE"/>
-              </w:rPr>
-              <w:t>kickoff</w:t>
-            </w:r>
-            <w:proofErr w:type="spellEnd"/>
-            <w:r>
-              <w:rPr>
-                <w:lang w:val="es-PE"/>
-              </w:rPr>
-              <w:t xml:space="preserve"> como inputs).</w:t>
+              <w:t>- Diseño inicial del frontend con flujo paso a paso (sílabo + kickoff como inputs).</w:t>
             </w:r>
           </w:p>
           <w:p>
@@ -7417,35 +6718,7 @@
               <w:rPr>
                 <w:lang w:val="es-PE"/>
               </w:rPr>
-              <w:t xml:space="preserve">- Revisión de la arquitectura existente: </w:t>
-            </w:r>
-            <w:proofErr w:type="spellStart"/>
-            <w:r>
-              <w:rPr>
-                <w:lang w:val="es-PE"/>
-              </w:rPr>
-              <w:t>LangGraph</w:t>
-            </w:r>
-            <w:proofErr w:type="spellEnd"/>
-            <w:r>
-              <w:rPr>
-                <w:lang w:val="es-PE"/>
-              </w:rPr>
-              <w:t xml:space="preserve">, </w:t>
-            </w:r>
-            <w:proofErr w:type="spellStart"/>
-            <w:r>
-              <w:rPr>
-                <w:lang w:val="es-PE"/>
-              </w:rPr>
-              <w:t>FastAPI</w:t>
-            </w:r>
-            <w:proofErr w:type="spellEnd"/>
-            <w:r>
-              <w:rPr>
-                <w:lang w:val="es-PE"/>
-              </w:rPr>
-              <w:t>, agentes LLM.</w:t>
+              <w:t>- Revisión de la arquitectura existente: LangGraph, FastAPI, agentes LLM.</w:t>
             </w:r>
           </w:p>
           <w:p>
@@ -7458,42 +6731,8 @@
               <w:rPr>
                 <w:lang w:val="es-PE"/>
               </w:rPr>
-              <w:t xml:space="preserve">- </w:t>
-            </w:r>
-            <w:proofErr w:type="spellStart"/>
-            <w:r>
-              <w:rPr>
-                <w:lang w:val="es-PE"/>
-              </w:rPr>
-              <w:t>Feedback</w:t>
-            </w:r>
-            <w:proofErr w:type="spellEnd"/>
-            <w:r>
-              <w:rPr>
-                <w:lang w:val="es-PE"/>
-              </w:rPr>
-              <w:t xml:space="preserve"> del Tech Leader: priorizar implementación de </w:t>
-            </w:r>
-            <w:r>
-              <w:rPr>
-                <w:lang w:val="es-PE"/>
-              </w:rPr>
               <w:lastRenderedPageBreak/>
-              <w:t xml:space="preserve">agentes antes del </w:t>
-            </w:r>
-            <w:proofErr w:type="spellStart"/>
-            <w:r>
-              <w:rPr>
-                <w:lang w:val="es-PE"/>
-              </w:rPr>
-              <w:t>frontend</w:t>
-            </w:r>
-            <w:proofErr w:type="spellEnd"/>
-            <w:r>
-              <w:rPr>
-                <w:lang w:val="es-PE"/>
-              </w:rPr>
-              <w:t>.</w:t>
+              <w:t>- Feedback del Tech Leader: priorizar implementación de agentes antes del frontend.</w:t>
             </w:r>
           </w:p>
         </w:tc>
@@ -7528,13 +6767,90 @@
             </w:r>
           </w:p>
           <w:p>
-            <w:proofErr w:type="spellStart"/>
+            <w:r>
+              <w:t>Implementación CU1–CU3</w:t>
+            </w:r>
+          </w:p>
+        </w:tc>
+        <w:tc>
+          <w:tcPr>
+            <w:tcW w:w="1500" w:type="dxa"/>
+          </w:tcPr>
+          <w:p>
+            <w:r>
+              <w:t>Oct 1 – Oct 31, 2025</w:t>
+            </w:r>
+          </w:p>
+        </w:tc>
+        <w:tc>
+          <w:tcPr>
+            <w:tcW w:w="1200" w:type="dxa"/>
+          </w:tcPr>
+          <w:p>
             <w:r>
               <w:t>Implementación</w:t>
             </w:r>
-            <w:proofErr w:type="spellEnd"/>
-            <w:r>
-              <w:t xml:space="preserve"> CU1–CU3</w:t>
+          </w:p>
+        </w:tc>
+        <w:tc>
+          <w:tcPr>
+            <w:tcW w:w="3200" w:type="dxa"/>
+          </w:tcPr>
+          <w:p>
+            <w:pPr>
+              <w:rPr>
+                <w:lang w:val="es-PE"/>
+              </w:rPr>
+            </w:pPr>
+            <w:r>
+              <w:rPr>
+                <w:lang w:val="es-PE"/>
+              </w:rPr>
+              <w:t>- CU1: Carga de archivos de entrada (sílabo .xlsx + kickoff .docx).</w:t>
+            </w:r>
+          </w:p>
+          <w:p>
+            <w:pPr>
+              <w:rPr>
+                <w:lang w:val="es-PE"/>
+              </w:rPr>
+            </w:pPr>
+            <w:r>
+              <w:rPr>
+                <w:lang w:val="es-PE"/>
+              </w:rPr>
+              <w:t>- CU2: Parsing de documentos → estructura JSON.</w:t>
+            </w:r>
+          </w:p>
+          <w:p>
+            <w:r>
+              <w:t>- Tech Leader implementa CourseSchemaAgent → genera EsquemaCurso (1.º output).</w:t>
+            </w:r>
+          </w:p>
+          <w:p>
+            <w:pPr>
+              <w:rPr>
+                <w:lang w:val="es-PE"/>
+              </w:rPr>
+            </w:pPr>
+            <w:r>
+              <w:rPr>
+                <w:lang w:val="es-PE"/>
+              </w:rPr>
+              <w:t>- CU3: Exportación de EsquemaCurso + EsquemaActividades a Excel.</w:t>
+            </w:r>
+          </w:p>
+          <w:p>
+            <w:pPr>
+              <w:rPr>
+                <w:lang w:val="es-PE"/>
+              </w:rPr>
+            </w:pPr>
+            <w:r>
+              <w:rPr>
+                <w:lang w:val="es-PE"/>
+              </w:rPr>
+              <w:t>- Ciclos de corrección, depuración y ajustes de integración.</w:t>
             </w:r>
           </w:p>
         </w:tc>
@@ -7543,28 +6859,6 @@
             <w:tcW w:w="1500" w:type="dxa"/>
           </w:tcPr>
           <w:p>
-            <w:r>
-              <w:t>Oct 1 – Oct 31, 2025</w:t>
-            </w:r>
-          </w:p>
-        </w:tc>
-        <w:tc>
-          <w:tcPr>
-            <w:tcW w:w="1200" w:type="dxa"/>
-          </w:tcPr>
-          <w:p>
-            <w:proofErr w:type="spellStart"/>
-            <w:r>
-              <w:t>Implementación</w:t>
-            </w:r>
-            <w:proofErr w:type="spellEnd"/>
-          </w:p>
-        </w:tc>
-        <w:tc>
-          <w:tcPr>
-            <w:tcW w:w="3200" w:type="dxa"/>
-          </w:tcPr>
-          <w:p>
             <w:pPr>
               <w:rPr>
                 <w:lang w:val="es-PE"/>
@@ -7574,21 +6868,7 @@
               <w:rPr>
                 <w:lang w:val="es-PE"/>
               </w:rPr>
-              <w:t xml:space="preserve">- CU1: Carga de archivos de entrada (sílabo .xlsx + </w:t>
-            </w:r>
-            <w:proofErr w:type="spellStart"/>
-            <w:r>
-              <w:rPr>
-                <w:lang w:val="es-PE"/>
-              </w:rPr>
-              <w:t>kickoff</w:t>
-            </w:r>
-            <w:proofErr w:type="spellEnd"/>
-            <w:r>
-              <w:rPr>
-                <w:lang w:val="es-PE"/>
-              </w:rPr>
-              <w:t xml:space="preserve"> .docx).</w:t>
+              <w:t>CU1, CU2 y CU3 funcionales;</w:t>
             </w:r>
           </w:p>
           <w:p>
@@ -7601,143 +6881,7 @@
               <w:rPr>
                 <w:lang w:val="es-PE"/>
               </w:rPr>
-              <w:t xml:space="preserve">- CU2: </w:t>
-            </w:r>
-            <w:proofErr w:type="spellStart"/>
-            <w:r>
-              <w:rPr>
-                <w:lang w:val="es-PE"/>
-              </w:rPr>
-              <w:t>Parsing</w:t>
-            </w:r>
-            <w:proofErr w:type="spellEnd"/>
-            <w:r>
-              <w:rPr>
-                <w:lang w:val="es-PE"/>
-              </w:rPr>
-              <w:t xml:space="preserve"> de documentos → estructura JSON.</w:t>
-            </w:r>
-          </w:p>
-          <w:p>
-            <w:r>
-              <w:t xml:space="preserve">- Tech Leader </w:t>
-            </w:r>
-            <w:proofErr w:type="spellStart"/>
-            <w:r>
-              <w:t>implementa</w:t>
-            </w:r>
-            <w:proofErr w:type="spellEnd"/>
-            <w:r>
-              <w:t xml:space="preserve"> </w:t>
-            </w:r>
-            <w:proofErr w:type="spellStart"/>
-            <w:r>
-              <w:t>CourseSchemaAgent</w:t>
-            </w:r>
-            <w:proofErr w:type="spellEnd"/>
-            <w:r>
-              <w:t xml:space="preserve"> → genera </w:t>
-            </w:r>
-            <w:proofErr w:type="spellStart"/>
-            <w:r>
-              <w:t>EsquemaCurso</w:t>
-            </w:r>
-            <w:proofErr w:type="spellEnd"/>
-            <w:r>
-              <w:t xml:space="preserve"> (1.º output).</w:t>
-            </w:r>
-          </w:p>
-          <w:p>
-            <w:pPr>
-              <w:rPr>
-                <w:lang w:val="es-PE"/>
-              </w:rPr>
-            </w:pPr>
-            <w:r>
-              <w:rPr>
-                <w:lang w:val="es-PE"/>
-              </w:rPr>
-              <w:t xml:space="preserve">- CU3: Exportación de </w:t>
-            </w:r>
-            <w:proofErr w:type="spellStart"/>
-            <w:r>
-              <w:rPr>
-                <w:lang w:val="es-PE"/>
-              </w:rPr>
-              <w:t>EsquemaCurso</w:t>
-            </w:r>
-            <w:proofErr w:type="spellEnd"/>
-            <w:r>
-              <w:rPr>
-                <w:lang w:val="es-PE"/>
-              </w:rPr>
-              <w:t xml:space="preserve"> + </w:t>
-            </w:r>
-            <w:proofErr w:type="spellStart"/>
-            <w:r>
-              <w:rPr>
-                <w:lang w:val="es-PE"/>
-              </w:rPr>
-              <w:t>EsquemaActividades</w:t>
-            </w:r>
-            <w:proofErr w:type="spellEnd"/>
-            <w:r>
-              <w:rPr>
-                <w:lang w:val="es-PE"/>
-              </w:rPr>
-              <w:t xml:space="preserve"> a Excel.</w:t>
-            </w:r>
-          </w:p>
-          <w:p>
-            <w:pPr>
-              <w:rPr>
-                <w:lang w:val="es-PE"/>
-              </w:rPr>
-            </w:pPr>
-            <w:r>
-              <w:rPr>
-                <w:lang w:val="es-PE"/>
-              </w:rPr>
-              <w:t>- Ciclos de corrección, depuración y ajustes de integración.</w:t>
-            </w:r>
-          </w:p>
-        </w:tc>
-        <w:tc>
-          <w:tcPr>
-            <w:tcW w:w="1500" w:type="dxa"/>
-          </w:tcPr>
-          <w:p>
-            <w:pPr>
-              <w:rPr>
-                <w:lang w:val="es-PE"/>
-              </w:rPr>
-            </w:pPr>
-            <w:r>
-              <w:rPr>
-                <w:lang w:val="es-PE"/>
-              </w:rPr>
-              <w:t>CU1, CU2 y CU3 funcionales;</w:t>
-            </w:r>
-          </w:p>
-          <w:p>
-            <w:pPr>
-              <w:rPr>
-                <w:lang w:val="es-PE"/>
-              </w:rPr>
-            </w:pPr>
-            <w:proofErr w:type="spellStart"/>
-            <w:r>
-              <w:rPr>
-                <w:lang w:val="es-PE"/>
-              </w:rPr>
-              <w:t>EsquemaCurso</w:t>
-            </w:r>
-            <w:proofErr w:type="spellEnd"/>
-            <w:r>
-              <w:rPr>
-                <w:lang w:val="es-PE"/>
-              </w:rPr>
-              <w:t xml:space="preserve"> generado como primer output del sistema</w:t>
+              <w:t>EsquemaCurso generado como primer output del sistema</w:t>
             </w:r>
           </w:p>
         </w:tc>
@@ -7753,36 +6897,29 @@
             </w:r>
           </w:p>
           <w:p>
-            <w:proofErr w:type="spellStart"/>
+            <w:r>
+              <w:t>Implementación CU4 (IPES)</w:t>
+            </w:r>
+          </w:p>
+        </w:tc>
+        <w:tc>
+          <w:tcPr>
+            <w:tcW w:w="1500" w:type="dxa"/>
+          </w:tcPr>
+          <w:p>
+            <w:r>
+              <w:t>Nov 1 – Nov 30, 2025</w:t>
+            </w:r>
+          </w:p>
+        </w:tc>
+        <w:tc>
+          <w:tcPr>
+            <w:tcW w:w="1200" w:type="dxa"/>
+          </w:tcPr>
+          <w:p>
             <w:r>
               <w:t>Implementación</w:t>
             </w:r>
-            <w:proofErr w:type="spellEnd"/>
-            <w:r>
-              <w:t xml:space="preserve"> CU4 (IPES)</w:t>
-            </w:r>
-          </w:p>
-        </w:tc>
-        <w:tc>
-          <w:tcPr>
-            <w:tcW w:w="1500" w:type="dxa"/>
-          </w:tcPr>
-          <w:p>
-            <w:r>
-              <w:t>Nov 1 – Nov 30, 2025</w:t>
-            </w:r>
-          </w:p>
-        </w:tc>
-        <w:tc>
-          <w:tcPr>
-            <w:tcW w:w="1200" w:type="dxa"/>
-          </w:tcPr>
-          <w:p>
-            <w:proofErr w:type="spellStart"/>
-            <w:r>
-              <w:t>Implementación</w:t>
-            </w:r>
-            <w:proofErr w:type="spellEnd"/>
           </w:p>
         </w:tc>
         <w:tc>
@@ -7799,21 +6936,7 @@
               <w:rPr>
                 <w:lang w:val="es-PE"/>
               </w:rPr>
-              <w:t xml:space="preserve">- CU4: Implementación del </w:t>
-            </w:r>
-            <w:proofErr w:type="spellStart"/>
-            <w:r>
-              <w:rPr>
-                <w:lang w:val="es-PE"/>
-              </w:rPr>
-              <w:t>IpesAgent</w:t>
-            </w:r>
-            <w:proofErr w:type="spellEnd"/>
-            <w:r>
-              <w:rPr>
-                <w:lang w:val="es-PE"/>
-              </w:rPr>
-              <w:t xml:space="preserve"> (Introducción, Presentaciones y Ejercicios por semana).</w:t>
+              <w:t>- CU4: Implementación del IpesAgent (Introducción, Presentaciones y Ejercicios por semana).</w:t>
             </w:r>
           </w:p>
           <w:p>
@@ -7826,14 +6949,8 @@
               <w:rPr>
                 <w:lang w:val="es-PE"/>
               </w:rPr>
-              <w:t xml:space="preserve">- Integración del pipeline completo: </w:t>
-            </w:r>
-            <w:r>
-              <w:rPr>
-                <w:lang w:val="es-PE"/>
-              </w:rPr>
               <w:lastRenderedPageBreak/>
-              <w:t>Diseño → Generación IPES.</w:t>
+              <w:t>- Integración del pipeline completo: Diseño → Generación IPES.</w:t>
             </w:r>
           </w:p>
           <w:p>
@@ -7846,21 +6963,7 @@
               <w:rPr>
                 <w:lang w:val="es-PE"/>
               </w:rPr>
-              <w:t xml:space="preserve">- Pruebas con sílabos y </w:t>
-            </w:r>
-            <w:proofErr w:type="spellStart"/>
-            <w:r>
-              <w:rPr>
-                <w:lang w:val="es-PE"/>
-              </w:rPr>
-              <w:t>kickoffs</w:t>
-            </w:r>
-            <w:proofErr w:type="spellEnd"/>
-            <w:r>
-              <w:rPr>
-                <w:lang w:val="es-PE"/>
-              </w:rPr>
-              <w:t xml:space="preserve"> reales.</w:t>
+              <w:t>- Pruebas con sílabos y kickoffs reales.</w:t>
             </w:r>
           </w:p>
           <w:p>
@@ -7905,21 +7008,7 @@
               <w:rPr>
                 <w:lang w:val="es-PE"/>
               </w:rPr>
-              <w:t>CU4 (</w:t>
-            </w:r>
-            <w:proofErr w:type="spellStart"/>
-            <w:r>
-              <w:rPr>
-                <w:lang w:val="es-PE"/>
-              </w:rPr>
-              <w:t>IpesAgent</w:t>
-            </w:r>
-            <w:proofErr w:type="spellEnd"/>
-            <w:r>
-              <w:rPr>
-                <w:lang w:val="es-PE"/>
-              </w:rPr>
-              <w:t>) operativo para las 18 semanas</w:t>
+              <w:t>CU4 (IpesAgent) operativo para las 18 semanas</w:t>
             </w:r>
           </w:p>
         </w:tc>
@@ -7935,19 +7024,110 @@
             </w:r>
           </w:p>
           <w:p>
-            <w:proofErr w:type="spellStart"/>
-            <w:r>
-              <w:t>Estabilización</w:t>
-            </w:r>
-            <w:proofErr w:type="spellEnd"/>
-            <w:r>
-              <w:t xml:space="preserve"> y </w:t>
-            </w:r>
-            <w:proofErr w:type="spellStart"/>
+            <w:r>
+              <w:t>Estabilización y validación</w:t>
+            </w:r>
+          </w:p>
+        </w:tc>
+        <w:tc>
+          <w:tcPr>
+            <w:tcW w:w="1500" w:type="dxa"/>
+          </w:tcPr>
+          <w:p>
+            <w:r>
+              <w:t>Dic 1 – Dic 31, 2025</w:t>
+            </w:r>
+          </w:p>
+        </w:tc>
+        <w:tc>
+          <w:tcPr>
+            <w:tcW w:w="1200" w:type="dxa"/>
+          </w:tcPr>
+          <w:p>
+            <w:r>
+              <w:t>Corrección,</w:t>
+            </w:r>
+          </w:p>
+          <w:p>
+            <w:r>
+              <w:t>cierre y</w:t>
+            </w:r>
+          </w:p>
+          <w:p>
             <w:r>
               <w:t>validación</w:t>
             </w:r>
-            <w:proofErr w:type="spellEnd"/>
+          </w:p>
+        </w:tc>
+        <w:tc>
+          <w:tcPr>
+            <w:tcW w:w="3200" w:type="dxa"/>
+          </w:tcPr>
+          <w:p>
+            <w:pPr>
+              <w:rPr>
+                <w:lang w:val="es-PE"/>
+              </w:rPr>
+            </w:pPr>
+            <w:r>
+              <w:rPr>
+                <w:lang w:val="es-PE"/>
+              </w:rPr>
+              <w:t>- Ciclo intensivo de correcciones y debugging del sistema.</w:t>
+            </w:r>
+          </w:p>
+          <w:p>
+            <w:pPr>
+              <w:rPr>
+                <w:lang w:val="es-PE"/>
+              </w:rPr>
+            </w:pPr>
+            <w:r>
+              <w:rPr>
+                <w:lang w:val="es-PE"/>
+              </w:rPr>
+              <w:t>- Pruebas del pipeline completo con múltiples cursos reales.</w:t>
+            </w:r>
+          </w:p>
+          <w:p>
+            <w:pPr>
+              <w:rPr>
+                <w:lang w:val="es-PE"/>
+              </w:rPr>
+            </w:pPr>
+            <w:r>
+              <w:rPr>
+                <w:lang w:val="es-PE"/>
+              </w:rPr>
+              <w:t>- Estabilización del sistema Experto Temático v1.</w:t>
+            </w:r>
+          </w:p>
+          <w:p>
+            <w:pPr>
+              <w:rPr>
+                <w:lang w:val="es-PE"/>
+              </w:rPr>
+            </w:pPr>
+            <w:r>
+              <w:rPr>
+                <w:lang w:val="es-PE"/>
+              </w:rPr>
+              <w:t>- 15 dic: Demo con coordinadora DAV (Dirección Académica Virtual): presentó interés en la generación IPES y en el flujo paso a paso de la plataforma; solicitó auth, roles y gestión de usuarios para escalamiento.</w:t>
+            </w:r>
+          </w:p>
+          <w:p>
+            <w:pPr>
+              <w:rPr>
+                <w:lang w:val="es-PE"/>
+              </w:rPr>
+            </w:pPr>
+            <w:r>
+              <w:rPr>
+                <w:lang w:val="es-PE"/>
+              </w:rPr>
+              <w:lastRenderedPageBreak/>
+              <w:t>- Vacaciones de fin de año (15 dic – 3 ene).</w:t>
+            </w:r>
           </w:p>
         </w:tc>
         <w:tc>
@@ -7955,48 +7135,6 @@
             <w:tcW w:w="1500" w:type="dxa"/>
           </w:tcPr>
           <w:p>
-            <w:r>
-              <w:t>Dic 1 – Dic 31, 2025</w:t>
-            </w:r>
-          </w:p>
-        </w:tc>
-        <w:tc>
-          <w:tcPr>
-            <w:tcW w:w="1200" w:type="dxa"/>
-          </w:tcPr>
-          <w:p>
-            <w:proofErr w:type="spellStart"/>
-            <w:r>
-              <w:t>Corrección</w:t>
-            </w:r>
-            <w:proofErr w:type="spellEnd"/>
-            <w:r>
-              <w:t>,</w:t>
-            </w:r>
-          </w:p>
-          <w:p>
-            <w:proofErr w:type="spellStart"/>
-            <w:r>
-              <w:t>cierre</w:t>
-            </w:r>
-            <w:proofErr w:type="spellEnd"/>
-            <w:r>
-              <w:t xml:space="preserve"> y</w:t>
-            </w:r>
-          </w:p>
-          <w:p>
-            <w:proofErr w:type="spellStart"/>
-            <w:r>
-              <w:t>validación</w:t>
-            </w:r>
-            <w:proofErr w:type="spellEnd"/>
-          </w:p>
-        </w:tc>
-        <w:tc>
-          <w:tcPr>
-            <w:tcW w:w="3200" w:type="dxa"/>
-          </w:tcPr>
-          <w:p>
             <w:pPr>
               <w:rPr>
                 <w:lang w:val="es-PE"/>
@@ -8006,21 +7144,8 @@
               <w:rPr>
                 <w:lang w:val="es-PE"/>
               </w:rPr>
-              <w:t xml:space="preserve">- Ciclo intensivo de correcciones y </w:t>
-            </w:r>
-            <w:proofErr w:type="spellStart"/>
-            <w:r>
-              <w:rPr>
-                <w:lang w:val="es-PE"/>
-              </w:rPr>
-              <w:t>debugging</w:t>
-            </w:r>
-            <w:proofErr w:type="spellEnd"/>
-            <w:r>
-              <w:rPr>
-                <w:lang w:val="es-PE"/>
-              </w:rPr>
-              <w:t xml:space="preserve"> del sistema.</w:t>
+              <w:lastRenderedPageBreak/>
+              <w:t>Sistema v1 estabilizado;</w:t>
             </w:r>
           </w:p>
           <w:p>
@@ -8033,105 +7158,7 @@
               <w:rPr>
                 <w:lang w:val="es-PE"/>
               </w:rPr>
-              <w:t>- Pruebas del pipeline completo con múltiples cursos reales.</w:t>
-            </w:r>
-          </w:p>
-          <w:p>
-            <w:pPr>
-              <w:rPr>
-                <w:lang w:val="es-PE"/>
-              </w:rPr>
-            </w:pPr>
-            <w:r>
-              <w:rPr>
-                <w:lang w:val="es-PE"/>
-              </w:rPr>
-              <w:t>- Estabilización del sistema Experto Temático v1.</w:t>
-            </w:r>
-          </w:p>
-          <w:p>
-            <w:pPr>
-              <w:rPr>
-                <w:lang w:val="es-PE"/>
-              </w:rPr>
-            </w:pPr>
-            <w:r>
-              <w:rPr>
-                <w:lang w:val="es-PE"/>
-              </w:rPr>
-              <w:t xml:space="preserve">- 15 dic: Demo con coordinadora DAV (Dirección Académica Virtual): presentó interés en la generación IPES y en el flujo paso a paso de la plataforma; solicitó </w:t>
-            </w:r>
-            <w:proofErr w:type="spellStart"/>
-            <w:r>
-              <w:rPr>
-                <w:lang w:val="es-PE"/>
-              </w:rPr>
-              <w:t>auth</w:t>
-            </w:r>
-            <w:proofErr w:type="spellEnd"/>
-            <w:r>
-              <w:rPr>
-                <w:lang w:val="es-PE"/>
-              </w:rPr>
-              <w:t>, roles y gestión de usuarios para escalamiento.</w:t>
-            </w:r>
-          </w:p>
-          <w:p>
-            <w:pPr>
-              <w:rPr>
-                <w:lang w:val="es-PE"/>
-              </w:rPr>
-            </w:pPr>
-            <w:r>
-              <w:rPr>
-                <w:lang w:val="es-PE"/>
-              </w:rPr>
-              <w:t>- Vacaciones de fin de año (15 dic – 3 ene).</w:t>
-            </w:r>
-          </w:p>
-        </w:tc>
-        <w:tc>
-          <w:tcPr>
-            <w:tcW w:w="1500" w:type="dxa"/>
-          </w:tcPr>
-          <w:p>
-            <w:pPr>
-              <w:rPr>
-                <w:lang w:val="es-PE"/>
-              </w:rPr>
-            </w:pPr>
-            <w:r>
-              <w:rPr>
-                <w:lang w:val="es-PE"/>
-              </w:rPr>
-              <w:t>Sistema v1 estabilizado;</w:t>
-            </w:r>
-          </w:p>
-          <w:p>
-            <w:pPr>
-              <w:rPr>
-                <w:lang w:val="es-PE"/>
-              </w:rPr>
-            </w:pPr>
-            <w:r>
-              <w:rPr>
-                <w:lang w:val="es-PE"/>
-              </w:rPr>
-              <w:t xml:space="preserve">validación con </w:t>
-            </w:r>
-            <w:proofErr w:type="spellStart"/>
-            <w:r>
-              <w:rPr>
-                <w:lang w:val="es-PE"/>
-              </w:rPr>
-              <w:t>stakeholder</w:t>
-            </w:r>
-            <w:proofErr w:type="spellEnd"/>
-            <w:r>
-              <w:rPr>
-                <w:lang w:val="es-PE"/>
-              </w:rPr>
-              <w:t xml:space="preserve"> DAV realizada</w:t>
+              <w:t>validación con stakeholder DAV realizada</w:t>
             </w:r>
           </w:p>
         </w:tc>
@@ -8143,7 +7170,6 @@
           </w:tcPr>
           <w:p>
             <w:r>
-              <w:lastRenderedPageBreak/>
               <w:t>Sprint 4</w:t>
             </w:r>
           </w:p>
@@ -8168,21 +7194,14 @@
             <w:tcW w:w="1200" w:type="dxa"/>
           </w:tcPr>
           <w:p>
-            <w:proofErr w:type="spellStart"/>
             <w:r>
               <w:t>Optimización</w:t>
             </w:r>
-            <w:proofErr w:type="spellEnd"/>
-          </w:p>
-          <w:p>
-            <w:r>
-              <w:t xml:space="preserve">y </w:t>
-            </w:r>
-            <w:proofErr w:type="spellStart"/>
-            <w:r>
-              <w:t>validación</w:t>
-            </w:r>
-            <w:proofErr w:type="spellEnd"/>
+          </w:p>
+          <w:p>
+            <w:r>
+              <w:t>y validación</w:t>
+            </w:r>
           </w:p>
           <w:p>
             <w:r>
@@ -8230,49 +7249,7 @@
               <w:rPr>
                 <w:lang w:val="es-PE"/>
               </w:rPr>
-              <w:t xml:space="preserve">- Refinamiento de </w:t>
-            </w:r>
-            <w:proofErr w:type="spellStart"/>
-            <w:r>
-              <w:rPr>
-                <w:lang w:val="es-PE"/>
-              </w:rPr>
-              <w:t>prompts</w:t>
-            </w:r>
-            <w:proofErr w:type="spellEnd"/>
-            <w:r>
-              <w:rPr>
-                <w:lang w:val="es-PE"/>
-              </w:rPr>
-              <w:t xml:space="preserve"> de </w:t>
-            </w:r>
-            <w:proofErr w:type="spellStart"/>
-            <w:r>
-              <w:rPr>
-                <w:lang w:val="es-PE"/>
-              </w:rPr>
-              <w:t>IpesAgent</w:t>
-            </w:r>
-            <w:proofErr w:type="spellEnd"/>
-            <w:r>
-              <w:rPr>
-                <w:lang w:val="es-PE"/>
-              </w:rPr>
-              <w:t xml:space="preserve"> y </w:t>
-            </w:r>
-            <w:proofErr w:type="spellStart"/>
-            <w:r>
-              <w:rPr>
-                <w:lang w:val="es-PE"/>
-              </w:rPr>
-              <w:t>ContentGenerationAgent</w:t>
-            </w:r>
-            <w:proofErr w:type="spellEnd"/>
-            <w:r>
-              <w:rPr>
-                <w:lang w:val="es-PE"/>
-              </w:rPr>
-              <w:t xml:space="preserve"> según criterios LXD.</w:t>
+              <w:t>- Refinamiento de prompts de IpesAgent y ContentGenerationAgent según criterios LXD.</w:t>
             </w:r>
           </w:p>
           <w:p>
@@ -8298,21 +7275,7 @@
               <w:rPr>
                 <w:lang w:val="es-PE"/>
               </w:rPr>
-              <w:t xml:space="preserve">- </w:t>
-            </w:r>
-            <w:proofErr w:type="spellStart"/>
-            <w:r>
-              <w:rPr>
-                <w:lang w:val="es-PE"/>
-              </w:rPr>
-              <w:t>Mid</w:t>
-            </w:r>
-            <w:proofErr w:type="spellEnd"/>
-            <w:r>
-              <w:rPr>
-                <w:lang w:val="es-PE"/>
-              </w:rPr>
-              <w:t>-feb: jefe directo indica preparar paquete del proyecto para presentación a gerencia; proyecto queda en espera.</w:t>
+              <w:t>- Mid-feb: jefe directo indica preparar paquete del proyecto para presentación a gerencia; proyecto queda en espera.</w:t>
             </w:r>
           </w:p>
         </w:tc>
@@ -8395,28 +7358,19 @@
             <w:tcW w:w="1200" w:type="dxa"/>
           </w:tcPr>
           <w:p>
-            <w:proofErr w:type="spellStart"/>
             <w:r>
               <w:t>Implementación</w:t>
             </w:r>
-            <w:proofErr w:type="spellEnd"/>
-          </w:p>
-          <w:p>
-            <w:r>
-              <w:t xml:space="preserve">y </w:t>
-            </w:r>
-            <w:proofErr w:type="spellStart"/>
-            <w:r>
-              <w:t>validación</w:t>
-            </w:r>
-            <w:proofErr w:type="spellEnd"/>
-          </w:p>
-          <w:p>
-            <w:proofErr w:type="spellStart"/>
+          </w:p>
+          <w:p>
+            <w:r>
+              <w:t>y validación</w:t>
+            </w:r>
+          </w:p>
+          <w:p>
             <w:r>
               <w:t>contenido</w:t>
             </w:r>
-            <w:proofErr w:type="spellEnd"/>
           </w:p>
         </w:tc>
         <w:tc>
@@ -8433,21 +7387,14 @@
               <w:rPr>
                 <w:lang w:val="es-PE"/>
               </w:rPr>
-              <w:t xml:space="preserve">- </w:t>
-            </w:r>
-            <w:proofErr w:type="spellStart"/>
-            <w:r>
-              <w:rPr>
-                <w:lang w:val="es-PE"/>
-              </w:rPr>
-              <w:t>Mid</w:t>
-            </w:r>
-            <w:proofErr w:type="spellEnd"/>
-            <w:r>
-              <w:rPr>
-                <w:lang w:val="es-PE"/>
-              </w:rPr>
-              <w:t>-mar: reunión con jefe: revisión del estado del proyecto; IPES validado, plataforma implementada, pero generación de contenido pendiente.</w:t>
+              <w:t xml:space="preserve">- Mid-mar: reunión con jefe: revisión del estado del proyecto; IPES validado, plataforma </w:t>
+            </w:r>
+            <w:r>
+              <w:rPr>
+                <w:lang w:val="es-PE"/>
+              </w:rPr>
+              <w:lastRenderedPageBreak/>
+              <w:t>implementada, pero generación de contenido pendiente.</w:t>
             </w:r>
           </w:p>
           <w:p>
@@ -8460,67 +7407,52 @@
               <w:rPr>
                 <w:lang w:val="es-PE"/>
               </w:rPr>
+              <w:t>- Tarea asignada: implementar CU5 Generación de Contenido; completado en 1 semana.</w:t>
+            </w:r>
+          </w:p>
+          <w:p>
+            <w:pPr>
+              <w:rPr>
+                <w:lang w:val="es-PE"/>
+              </w:rPr>
+            </w:pPr>
+            <w:r>
+              <w:rPr>
+                <w:lang w:val="es-PE"/>
+              </w:rPr>
+              <w:t>- Segunda quincena: validación con docentes revisores — contenido valorado como interesante con observaciones menores.</w:t>
+            </w:r>
+          </w:p>
+          <w:p>
+            <w:pPr>
+              <w:rPr>
+                <w:lang w:val="es-PE"/>
+              </w:rPr>
+            </w:pPr>
+            <w:r>
+              <w:rPr>
+                <w:lang w:val="es-PE"/>
+              </w:rPr>
+              <w:t>- Continuación del pulido de IPES y contenido.</w:t>
+            </w:r>
+          </w:p>
+        </w:tc>
+        <w:tc>
+          <w:tcPr>
+            <w:tcW w:w="1500" w:type="dxa"/>
+          </w:tcPr>
+          <w:p>
+            <w:pPr>
+              <w:rPr>
+                <w:lang w:val="es-PE"/>
+              </w:rPr>
+            </w:pPr>
+            <w:r>
+              <w:rPr>
+                <w:lang w:val="es-PE"/>
+              </w:rPr>
               <w:lastRenderedPageBreak/>
-              <w:t>- Tarea asignada: implementar CU5 Generación de Contenido; completado en 1 semana.</w:t>
-            </w:r>
-          </w:p>
-          <w:p>
-            <w:pPr>
-              <w:rPr>
-                <w:lang w:val="es-PE"/>
-              </w:rPr>
-            </w:pPr>
-            <w:r>
-              <w:rPr>
-                <w:lang w:val="es-PE"/>
-              </w:rPr>
-              <w:t>- Segunda quincena: validación con docentes revisores — contenido valorado como interesante con observaciones menores.</w:t>
-            </w:r>
-          </w:p>
-          <w:p>
-            <w:pPr>
-              <w:rPr>
-                <w:lang w:val="es-PE"/>
-              </w:rPr>
-            </w:pPr>
-            <w:r>
-              <w:rPr>
-                <w:lang w:val="es-PE"/>
-              </w:rPr>
-              <w:t>- Continuación del pulido de IPES y contenido.</w:t>
-            </w:r>
-          </w:p>
-        </w:tc>
-        <w:tc>
-          <w:tcPr>
-            <w:tcW w:w="1500" w:type="dxa"/>
-          </w:tcPr>
-          <w:p>
-            <w:pPr>
-              <w:rPr>
-                <w:lang w:val="es-PE"/>
-              </w:rPr>
-            </w:pPr>
-            <w:r>
-              <w:rPr>
-                <w:lang w:val="es-PE"/>
-              </w:rPr>
-              <w:lastRenderedPageBreak/>
-              <w:t>CU5 (</w:t>
-            </w:r>
-            <w:proofErr w:type="spellStart"/>
-            <w:r>
-              <w:rPr>
-                <w:lang w:val="es-PE"/>
-              </w:rPr>
-              <w:t>ContentGenerationAgent</w:t>
-            </w:r>
-            <w:proofErr w:type="spellEnd"/>
-            <w:r>
-              <w:rPr>
-                <w:lang w:val="es-PE"/>
-              </w:rPr>
-              <w:t>) implementado y validado con docentes revisores</w:t>
+              <w:t>CU5 (ContentGenerationAgent) implementado y validado con docentes revisores</w:t>
             </w:r>
           </w:p>
         </w:tc>
@@ -8575,21 +7507,8 @@
             <w:tcW w:w="1500" w:type="dxa"/>
           </w:tcPr>
           <w:p>
-            <w:proofErr w:type="spellStart"/>
-            <w:r>
-              <w:t>Abr</w:t>
-            </w:r>
-            <w:proofErr w:type="spellEnd"/>
-            <w:r>
-              <w:t xml:space="preserve"> 1 – </w:t>
-            </w:r>
-            <w:proofErr w:type="spellStart"/>
-            <w:r>
-              <w:t>Abr</w:t>
-            </w:r>
-            <w:proofErr w:type="spellEnd"/>
-            <w:r>
-              <w:t xml:space="preserve"> 15, 2026</w:t>
+            <w:r>
+              <w:t>Abr 1 – Abr 15, 2026</w:t>
             </w:r>
           </w:p>
         </w:tc>
@@ -8598,38 +7517,18 @@
             <w:tcW w:w="1200" w:type="dxa"/>
           </w:tcPr>
           <w:p>
-            <w:proofErr w:type="spellStart"/>
             <w:r>
               <w:t>Validación</w:t>
             </w:r>
-            <w:proofErr w:type="spellEnd"/>
-          </w:p>
-          <w:p>
-            <w:proofErr w:type="spellStart"/>
+          </w:p>
+          <w:p>
             <w:r>
               <w:t>executiva</w:t>
             </w:r>
-            <w:proofErr w:type="spellEnd"/>
-          </w:p>
-          <w:p>
-            <w:r>
-              <w:t>(</w:t>
-            </w:r>
-            <w:proofErr w:type="spellStart"/>
-            <w:r>
-              <w:t>en</w:t>
-            </w:r>
-            <w:proofErr w:type="spellEnd"/>
-            <w:r>
-              <w:t xml:space="preserve"> </w:t>
-            </w:r>
-            <w:proofErr w:type="spellStart"/>
-            <w:r>
-              <w:t>curso</w:t>
-            </w:r>
-            <w:proofErr w:type="spellEnd"/>
-            <w:r>
-              <w:t>)</w:t>
+          </w:p>
+          <w:p>
+            <w:r>
+              <w:t>(en curso)</w:t>
             </w:r>
           </w:p>
         </w:tc>
@@ -8686,14 +7585,14 @@
               <w:rPr>
                 <w:lang w:val="es-PE"/>
               </w:rPr>
-              <w:t xml:space="preserve">- Implementación de CU6 (Agregar Referencias al contenido) y CU7 </w:t>
+              <w:t xml:space="preserve">- Implementación de CU6 (Agregar </w:t>
             </w:r>
             <w:r>
               <w:rPr>
                 <w:lang w:val="es-PE"/>
               </w:rPr>
               <w:lastRenderedPageBreak/>
-              <w:t>(Generación de Consignas).</w:t>
+              <w:t>Referencias al contenido) y CU7 (Generación de Consignas).</w:t>
             </w:r>
           </w:p>
           <w:p>
@@ -8799,35 +7698,7 @@
         <w:rPr>
           <w:lang w:val="es-PE"/>
         </w:rPr>
-        <w:t>La solución tecnológica utiliza modelos de lenguaje de gran escala (</w:t>
-      </w:r>
-      <w:proofErr w:type="spellStart"/>
-      <w:r>
-        <w:rPr>
-          <w:lang w:val="es-PE"/>
-        </w:rPr>
-        <w:t>LLMs</w:t>
-      </w:r>
-      <w:proofErr w:type="spellEnd"/>
-      <w:r>
-        <w:rPr>
-          <w:lang w:val="es-PE"/>
-        </w:rPr>
-        <w:t xml:space="preserve">) a través de </w:t>
-      </w:r>
-      <w:proofErr w:type="spellStart"/>
-      <w:r>
-        <w:rPr>
-          <w:lang w:val="es-PE"/>
-        </w:rPr>
-        <w:t>APIs</w:t>
-      </w:r>
-      <w:proofErr w:type="spellEnd"/>
-      <w:r>
-        <w:rPr>
-          <w:lang w:val="es-PE"/>
-        </w:rPr>
-        <w:t xml:space="preserve"> de pago por uso. A continuación, se detallan los precios de los modelos utilizados, el costo por componente del proceso y el costo total estimado por curso generado, con base en datos reales de ejecución del sistema.</w:t>
+        <w:t>La solución tecnológica utiliza modelos de lenguaje de gran escala (LLMs) a través de APIs de pago por uso. A continuación, se detallan los precios de los modelos utilizados, el costo por componente del proceso y el costo total estimado por curso generado, con base en datos reales de ejecución del sistema.</w:t>
       </w:r>
     </w:p>
     <w:p>
@@ -8938,54 +7809,34 @@
                 <w:lang w:val="es-PE"/>
               </w:rPr>
             </w:pPr>
-            <w:proofErr w:type="gramStart"/>
             <w:r>
               <w:rPr>
                 <w:b/>
                 <w:color w:val="FFFFFF"/>
                 <w:lang w:val="es-PE"/>
               </w:rPr>
-              <w:t>Precio entrada</w:t>
-            </w:r>
-            <w:proofErr w:type="gramEnd"/>
+              <w:t>Precio entrada (por 1M tokens)</w:t>
+            </w:r>
+          </w:p>
+        </w:tc>
+        <w:tc>
+          <w:tcPr>
+            <w:tcW w:w="2921" w:type="dxa"/>
+            <w:shd w:val="clear" w:color="auto" w:fill="1F3864"/>
+          </w:tcPr>
+          <w:p>
+            <w:pPr>
+              <w:rPr>
+                <w:lang w:val="es-PE"/>
+              </w:rPr>
+            </w:pPr>
             <w:r>
               <w:rPr>
                 <w:b/>
                 <w:color w:val="FFFFFF"/>
                 <w:lang w:val="es-PE"/>
               </w:rPr>
-              <w:t xml:space="preserve"> (por 1M tokens)</w:t>
-            </w:r>
-          </w:p>
-        </w:tc>
-        <w:tc>
-          <w:tcPr>
-            <w:tcW w:w="2921" w:type="dxa"/>
-            <w:shd w:val="clear" w:color="auto" w:fill="1F3864"/>
-          </w:tcPr>
-          <w:p>
-            <w:pPr>
-              <w:rPr>
-                <w:lang w:val="es-PE"/>
-              </w:rPr>
-            </w:pPr>
-            <w:proofErr w:type="gramStart"/>
-            <w:r>
-              <w:rPr>
-                <w:b/>
-                <w:color w:val="FFFFFF"/>
-                <w:lang w:val="es-PE"/>
-              </w:rPr>
-              <w:t>Precio salida</w:t>
-            </w:r>
-            <w:proofErr w:type="gramEnd"/>
-            <w:r>
-              <w:rPr>
-                <w:b/>
-                <w:color w:val="FFFFFF"/>
-                <w:lang w:val="es-PE"/>
-              </w:rPr>
-              <w:t xml:space="preserve"> (por 1M tokens)</w:t>
+              <w:t>Precio salida (por 1M tokens)</w:t>
             </w:r>
           </w:p>
         </w:tc>
@@ -9247,36 +8098,48 @@
             <w:shd w:val="clear" w:color="auto" w:fill="1F3864"/>
           </w:tcPr>
           <w:p>
-            <w:proofErr w:type="spellStart"/>
             <w:r>
               <w:rPr>
                 <w:b/>
                 <w:color w:val="FFFFFF"/>
               </w:rPr>
-              <w:t>Componente</w:t>
-            </w:r>
-            <w:proofErr w:type="spellEnd"/>
+              <w:t>Componente / Agente</w:t>
+            </w:r>
+          </w:p>
+        </w:tc>
+        <w:tc>
+          <w:tcPr>
+            <w:tcW w:w="1450" w:type="dxa"/>
+            <w:shd w:val="clear" w:color="auto" w:fill="1F3864"/>
+          </w:tcPr>
+          <w:p>
             <w:r>
               <w:rPr>
                 <w:b/>
                 <w:color w:val="FFFFFF"/>
               </w:rPr>
-              <w:t xml:space="preserve"> / </w:t>
-            </w:r>
-            <w:proofErr w:type="spellStart"/>
+              <w:t>Fase</w:t>
+            </w:r>
+          </w:p>
+        </w:tc>
+        <w:tc>
+          <w:tcPr>
+            <w:tcW w:w="1500" w:type="dxa"/>
+            <w:shd w:val="clear" w:color="auto" w:fill="1F3864"/>
+          </w:tcPr>
+          <w:p>
             <w:r>
               <w:rPr>
                 <w:b/>
                 <w:color w:val="FFFFFF"/>
               </w:rPr>
-              <w:t>Agente</w:t>
-            </w:r>
-            <w:proofErr w:type="spellEnd"/>
-          </w:p>
-        </w:tc>
-        <w:tc>
-          <w:tcPr>
-            <w:tcW w:w="1450" w:type="dxa"/>
+              <w:t>Tokens entrada</w:t>
+            </w:r>
+          </w:p>
+        </w:tc>
+        <w:tc>
+          <w:tcPr>
+            <w:tcW w:w="1500" w:type="dxa"/>
             <w:shd w:val="clear" w:color="auto" w:fill="1F3864"/>
           </w:tcPr>
           <w:p>
@@ -9285,13 +8148,13 @@
                 <w:b/>
                 <w:color w:val="FFFFFF"/>
               </w:rPr>
-              <w:t>Fase</w:t>
-            </w:r>
-          </w:p>
-        </w:tc>
-        <w:tc>
-          <w:tcPr>
-            <w:tcW w:w="1500" w:type="dxa"/>
+              <w:t>Tokens salida</w:t>
+            </w:r>
+          </w:p>
+        </w:tc>
+        <w:tc>
+          <w:tcPr>
+            <w:tcW w:w="1750" w:type="dxa"/>
             <w:shd w:val="clear" w:color="auto" w:fill="1F3864"/>
           </w:tcPr>
           <w:p>
@@ -9300,62 +8163,7 @@
                 <w:b/>
                 <w:color w:val="FFFFFF"/>
               </w:rPr>
-              <w:t>Tokens entrada</w:t>
-            </w:r>
-          </w:p>
-        </w:tc>
-        <w:tc>
-          <w:tcPr>
-            <w:tcW w:w="1500" w:type="dxa"/>
-            <w:shd w:val="clear" w:color="auto" w:fill="1F3864"/>
-          </w:tcPr>
-          <w:p>
-            <w:r>
-              <w:rPr>
-                <w:b/>
-                <w:color w:val="FFFFFF"/>
-              </w:rPr>
-              <w:t xml:space="preserve">Tokens </w:t>
-            </w:r>
-            <w:proofErr w:type="spellStart"/>
-            <w:r>
-              <w:rPr>
-                <w:b/>
-                <w:color w:val="FFFFFF"/>
-              </w:rPr>
-              <w:t>salida</w:t>
-            </w:r>
-            <w:proofErr w:type="spellEnd"/>
-          </w:p>
-        </w:tc>
-        <w:tc>
-          <w:tcPr>
-            <w:tcW w:w="1750" w:type="dxa"/>
-            <w:shd w:val="clear" w:color="auto" w:fill="1F3864"/>
-          </w:tcPr>
-          <w:p>
-            <w:r>
-              <w:rPr>
-                <w:b/>
-                <w:color w:val="FFFFFF"/>
-              </w:rPr>
-              <w:t xml:space="preserve">Costo </w:t>
-            </w:r>
-            <w:proofErr w:type="spellStart"/>
-            <w:r>
-              <w:rPr>
-                <w:b/>
-                <w:color w:val="FFFFFF"/>
-              </w:rPr>
-              <w:t>estimado</w:t>
-            </w:r>
-            <w:proofErr w:type="spellEnd"/>
-            <w:r>
-              <w:rPr>
-                <w:b/>
-                <w:color w:val="FFFFFF"/>
-              </w:rPr>
-              <w:t xml:space="preserve"> (USD)</w:t>
+              <w:t>Costo estimado (USD)</w:t>
             </w:r>
           </w:p>
         </w:tc>
@@ -9371,33 +8179,12 @@
                 <w:lang w:val="es-PE"/>
               </w:rPr>
             </w:pPr>
-            <w:proofErr w:type="spellStart"/>
-            <w:r>
-              <w:rPr>
-                <w:lang w:val="es-PE"/>
-              </w:rPr>
-              <w:t>KickOffAgent</w:t>
-            </w:r>
-            <w:proofErr w:type="spellEnd"/>
-            <w:r>
-              <w:rPr>
-                <w:lang w:val="es-PE"/>
-              </w:rPr>
-              <w:t xml:space="preserve"> – </w:t>
-            </w:r>
-            <w:proofErr w:type="spellStart"/>
-            <w:r>
-              <w:rPr>
-                <w:lang w:val="es-PE"/>
-              </w:rPr>
-              <w:t>parseo</w:t>
-            </w:r>
-            <w:proofErr w:type="spellEnd"/>
-            <w:r>
-              <w:rPr>
-                <w:lang w:val="es-PE"/>
-              </w:rPr>
-              <w:t xml:space="preserve"> del acta de inicio</w:t>
+            <w:r>
+              <w:rPr>
+                <w:lang w:val="es-PE"/>
+              </w:rPr>
+              <w:lastRenderedPageBreak/>
+              <w:t>KickOffAgent – parseo del acta de inicio</w:t>
             </w:r>
           </w:p>
         </w:tc>
@@ -9406,11 +8193,9 @@
             <w:tcW w:w="1450" w:type="dxa"/>
           </w:tcPr>
           <w:p>
-            <w:proofErr w:type="spellStart"/>
             <w:r>
               <w:t>Diseño</w:t>
             </w:r>
-            <w:proofErr w:type="spellEnd"/>
           </w:p>
         </w:tc>
         <w:tc>
@@ -9450,28 +8235,9 @@
             <w:tcW w:w="2800" w:type="dxa"/>
           </w:tcPr>
           <w:p>
-            <w:proofErr w:type="spellStart"/>
-            <w:r>
-              <w:lastRenderedPageBreak/>
-              <w:t>CourseSchemaAgent</w:t>
-            </w:r>
-            <w:proofErr w:type="spellEnd"/>
-            <w:r>
-              <w:t xml:space="preserve"> – </w:t>
-            </w:r>
-            <w:proofErr w:type="spellStart"/>
-            <w:r>
-              <w:t>contexto</w:t>
-            </w:r>
-            <w:proofErr w:type="spellEnd"/>
-            <w:r>
-              <w:t xml:space="preserve"> del </w:t>
-            </w:r>
-            <w:proofErr w:type="spellStart"/>
-            <w:r>
-              <w:t>curso</w:t>
-            </w:r>
-            <w:proofErr w:type="spellEnd"/>
+            <w:r>
+              <w:t>CourseSchemaAgent – contexto del curso</w:t>
+            </w:r>
           </w:p>
         </w:tc>
         <w:tc>
@@ -9479,11 +8245,9 @@
             <w:tcW w:w="1450" w:type="dxa"/>
           </w:tcPr>
           <w:p>
-            <w:proofErr w:type="spellStart"/>
             <w:r>
               <w:t>Diseño</w:t>
             </w:r>
-            <w:proofErr w:type="spellEnd"/>
           </w:p>
         </w:tc>
         <w:tc>
@@ -9523,35 +8287,9 @@
             <w:tcW w:w="2800" w:type="dxa"/>
           </w:tcPr>
           <w:p>
-            <w:proofErr w:type="spellStart"/>
-            <w:r>
-              <w:t>UniteSchemaSubAgent</w:t>
-            </w:r>
-            <w:proofErr w:type="spellEnd"/>
-            <w:r>
-              <w:t xml:space="preserve"> – </w:t>
-            </w:r>
-            <w:proofErr w:type="spellStart"/>
-            <w:r>
-              <w:t>esquema</w:t>
-            </w:r>
-            <w:proofErr w:type="spellEnd"/>
-            <w:r>
-              <w:t xml:space="preserve"> </w:t>
-            </w:r>
-            <w:proofErr w:type="spellStart"/>
-            <w:r>
-              <w:t>por</w:t>
-            </w:r>
-            <w:proofErr w:type="spellEnd"/>
-            <w:r>
-              <w:t xml:space="preserve"> </w:t>
-            </w:r>
-            <w:proofErr w:type="spellStart"/>
-            <w:r>
-              <w:t>unidad</w:t>
-            </w:r>
-            <w:proofErr w:type="spellEnd"/>
+            <w:r>
+              <w:t>UniteSchemaSubAgent – esquema por unidad</w:t>
+            </w:r>
           </w:p>
         </w:tc>
         <w:tc>
@@ -9559,11 +8297,9 @@
             <w:tcW w:w="1450" w:type="dxa"/>
           </w:tcPr>
           <w:p>
-            <w:proofErr w:type="spellStart"/>
             <w:r>
               <w:t>Diseño</w:t>
             </w:r>
-            <w:proofErr w:type="spellEnd"/>
           </w:p>
         </w:tc>
         <w:tc>
@@ -9603,19 +8339,9 @@
             <w:tcW w:w="2800" w:type="dxa"/>
           </w:tcPr>
           <w:p>
-            <w:proofErr w:type="spellStart"/>
-            <w:r>
-              <w:t>SyllabusActivityClassifier</w:t>
-            </w:r>
-            <w:proofErr w:type="spellEnd"/>
-            <w:r>
-              <w:t xml:space="preserve"> – </w:t>
-            </w:r>
-            <w:proofErr w:type="spellStart"/>
-            <w:r>
-              <w:t>clasificación</w:t>
-            </w:r>
-            <w:proofErr w:type="spellEnd"/>
+            <w:r>
+              <w:t>SyllabusActivityClassifier – clasificación</w:t>
+            </w:r>
           </w:p>
         </w:tc>
         <w:tc>
@@ -9623,11 +8349,9 @@
             <w:tcW w:w="1450" w:type="dxa"/>
           </w:tcPr>
           <w:p>
-            <w:proofErr w:type="spellStart"/>
             <w:r>
               <w:t>Diseño</w:t>
             </w:r>
-            <w:proofErr w:type="spellEnd"/>
           </w:p>
         </w:tc>
         <w:tc>
@@ -9667,19 +8391,9 @@
             <w:tcW w:w="2800" w:type="dxa"/>
           </w:tcPr>
           <w:p>
-            <w:proofErr w:type="spellStart"/>
-            <w:r>
-              <w:t>UniteSchemaSubAgent</w:t>
-            </w:r>
-            <w:proofErr w:type="spellEnd"/>
-            <w:r>
-              <w:t xml:space="preserve"> – </w:t>
-            </w:r>
-            <w:proofErr w:type="spellStart"/>
-            <w:r>
-              <w:t>actividades</w:t>
-            </w:r>
-            <w:proofErr w:type="spellEnd"/>
+            <w:r>
+              <w:t>UniteSchemaSubAgent – actividades</w:t>
+            </w:r>
           </w:p>
         </w:tc>
         <w:tc>
@@ -9687,11 +8401,9 @@
             <w:tcW w:w="1450" w:type="dxa"/>
           </w:tcPr>
           <w:p>
-            <w:proofErr w:type="spellStart"/>
             <w:r>
               <w:t>Diseño</w:t>
             </w:r>
-            <w:proofErr w:type="spellEnd"/>
           </w:p>
         </w:tc>
         <w:tc>
@@ -9731,21 +8443,8 @@
             <w:tcW w:w="2800" w:type="dxa"/>
           </w:tcPr>
           <w:p>
-            <w:proofErr w:type="spellStart"/>
-            <w:r>
-              <w:t>IpesAgent</w:t>
-            </w:r>
-            <w:proofErr w:type="spellEnd"/>
-            <w:r>
-              <w:t xml:space="preserve"> – </w:t>
-            </w:r>
-            <w:proofErr w:type="spellStart"/>
-            <w:r>
-              <w:t>one_step_schema_recursos</w:t>
-            </w:r>
-            <w:proofErr w:type="spellEnd"/>
-            <w:r>
-              <w:t xml:space="preserve"> (18 sem.)</w:t>
+            <w:r>
+              <w:t>IpesAgent – one_step_schema_recursos (18 sem.)</w:t>
             </w:r>
           </w:p>
         </w:tc>
@@ -9796,21 +8495,8 @@
             <w:tcW w:w="2800" w:type="dxa"/>
           </w:tcPr>
           <w:p>
-            <w:proofErr w:type="spellStart"/>
-            <w:r>
-              <w:t>IpesAgent</w:t>
-            </w:r>
-            <w:proofErr w:type="spellEnd"/>
-            <w:r>
-              <w:t xml:space="preserve"> – </w:t>
-            </w:r>
-            <w:proofErr w:type="spellStart"/>
-            <w:r>
-              <w:t>one_step_introduccion</w:t>
-            </w:r>
-            <w:proofErr w:type="spellEnd"/>
-            <w:r>
-              <w:t xml:space="preserve"> (18 sem.)</w:t>
+            <w:r>
+              <w:t>IpesAgent – one_step_introduccion (18 sem.)</w:t>
             </w:r>
           </w:p>
         </w:tc>
@@ -9861,21 +8547,8 @@
             <w:tcW w:w="2800" w:type="dxa"/>
           </w:tcPr>
           <w:p>
-            <w:proofErr w:type="spellStart"/>
-            <w:r>
-              <w:t>IpesAgent</w:t>
-            </w:r>
-            <w:proofErr w:type="spellEnd"/>
-            <w:r>
-              <w:t xml:space="preserve"> – </w:t>
-            </w:r>
-            <w:proofErr w:type="spellStart"/>
-            <w:r>
-              <w:t>one_step_presentaciones</w:t>
-            </w:r>
-            <w:proofErr w:type="spellEnd"/>
-            <w:r>
-              <w:t xml:space="preserve"> (18 sem.)</w:t>
+            <w:r>
+              <w:t>IpesAgent – one_step_presentaciones (18 sem.)</w:t>
             </w:r>
           </w:p>
         </w:tc>
@@ -9926,21 +8599,8 @@
             <w:tcW w:w="2800" w:type="dxa"/>
           </w:tcPr>
           <w:p>
-            <w:proofErr w:type="spellStart"/>
-            <w:r>
-              <w:t>IpesAgent</w:t>
-            </w:r>
-            <w:proofErr w:type="spellEnd"/>
-            <w:r>
-              <w:t xml:space="preserve"> – </w:t>
-            </w:r>
-            <w:proofErr w:type="spellStart"/>
-            <w:r>
-              <w:t>one_step_ejercicios</w:t>
-            </w:r>
-            <w:proofErr w:type="spellEnd"/>
-            <w:r>
-              <w:t xml:space="preserve"> (18 sem.)</w:t>
+            <w:r>
+              <w:t>IpesAgent – one_step_ejercicios (18 sem.)</w:t>
             </w:r>
           </w:p>
         </w:tc>
@@ -9991,19 +8651,9 @@
             <w:tcW w:w="2800" w:type="dxa"/>
           </w:tcPr>
           <w:p>
-            <w:proofErr w:type="spellStart"/>
-            <w:r>
-              <w:t>CheckIpesAgent</w:t>
-            </w:r>
-            <w:proofErr w:type="spellEnd"/>
-            <w:r>
-              <w:t xml:space="preserve"> – QA del </w:t>
-            </w:r>
-            <w:proofErr w:type="spellStart"/>
-            <w:r>
-              <w:t>contenido</w:t>
-            </w:r>
-            <w:proofErr w:type="spellEnd"/>
+            <w:r>
+              <w:t>CheckIpesAgent – QA del contenido</w:t>
+            </w:r>
           </w:p>
         </w:tc>
         <w:tc>
@@ -10011,11 +8661,9 @@
             <w:tcW w:w="1450" w:type="dxa"/>
           </w:tcPr>
           <w:p>
-            <w:proofErr w:type="spellStart"/>
             <w:r>
               <w:t>Aseguramiento</w:t>
             </w:r>
-            <w:proofErr w:type="spellEnd"/>
           </w:p>
         </w:tc>
         <w:tc>
@@ -10055,21 +8703,8 @@
             <w:tcW w:w="2800" w:type="dxa"/>
           </w:tcPr>
           <w:p>
-            <w:proofErr w:type="spellStart"/>
-            <w:r>
-              <w:t>ContentGenerationAgent</w:t>
-            </w:r>
-            <w:proofErr w:type="spellEnd"/>
-            <w:r>
-              <w:t xml:space="preserve"> – </w:t>
-            </w:r>
-            <w:proofErr w:type="spellStart"/>
-            <w:r>
-              <w:t>genera_material_base</w:t>
-            </w:r>
-            <w:proofErr w:type="spellEnd"/>
-            <w:r>
-              <w:t xml:space="preserve"> (18 sem.)</w:t>
+            <w:r>
+              <w:t>ContentGenerationAgent – genera_material_base (18 sem.)</w:t>
             </w:r>
           </w:p>
         </w:tc>
@@ -10125,47 +8760,11 @@
                 <w:lang w:val="es-PE"/>
               </w:rPr>
             </w:pPr>
-            <w:proofErr w:type="spellStart"/>
-            <w:r>
-              <w:rPr>
-                <w:lang w:val="es-PE"/>
-              </w:rPr>
-              <w:t>RubricGenerationAgent</w:t>
-            </w:r>
-            <w:proofErr w:type="spellEnd"/>
-            <w:r>
-              <w:rPr>
-                <w:lang w:val="es-PE"/>
-              </w:rPr>
-              <w:t xml:space="preserve"> – </w:t>
-            </w:r>
-            <w:proofErr w:type="spellStart"/>
-            <w:r>
-              <w:rPr>
-                <w:lang w:val="es-PE"/>
-              </w:rPr>
-              <w:t>genera_consigna_rúbrica</w:t>
-            </w:r>
-            <w:proofErr w:type="spellEnd"/>
-            <w:r>
-              <w:rPr>
-                <w:lang w:val="es-PE"/>
-              </w:rPr>
-              <w:t xml:space="preserve"> (</w:t>
-            </w:r>
-            <w:proofErr w:type="spellStart"/>
-            <w:r>
-              <w:rPr>
-                <w:lang w:val="es-PE"/>
-              </w:rPr>
-              <w:t>sem</w:t>
-            </w:r>
-            <w:proofErr w:type="spellEnd"/>
-            <w:r>
-              <w:rPr>
-                <w:lang w:val="es-PE"/>
-              </w:rPr>
-              <w:t>. seleccionadas)</w:t>
+            <w:r>
+              <w:rPr>
+                <w:lang w:val="es-PE"/>
+              </w:rPr>
+              <w:t>RubricGenerationAgent – genera_consigna_rúbrica (sem. seleccionadas)</w:t>
             </w:r>
           </w:p>
         </w:tc>
@@ -10221,47 +8820,11 @@
                 <w:lang w:val="es-PE"/>
               </w:rPr>
             </w:pPr>
-            <w:proofErr w:type="spellStart"/>
-            <w:r>
-              <w:rPr>
-                <w:lang w:val="es-PE"/>
-              </w:rPr>
-              <w:t>RubricGenerationAgent</w:t>
-            </w:r>
-            <w:proofErr w:type="spellEnd"/>
-            <w:r>
-              <w:rPr>
-                <w:lang w:val="es-PE"/>
-              </w:rPr>
-              <w:t xml:space="preserve"> – </w:t>
-            </w:r>
-            <w:proofErr w:type="spellStart"/>
-            <w:r>
-              <w:rPr>
-                <w:lang w:val="es-PE"/>
-              </w:rPr>
-              <w:t>genera_consigna_escala_valoración</w:t>
-            </w:r>
-            <w:proofErr w:type="spellEnd"/>
-            <w:r>
-              <w:rPr>
-                <w:lang w:val="es-PE"/>
-              </w:rPr>
-              <w:t xml:space="preserve"> (</w:t>
-            </w:r>
-            <w:proofErr w:type="spellStart"/>
-            <w:r>
-              <w:rPr>
-                <w:lang w:val="es-PE"/>
-              </w:rPr>
-              <w:t>sem</w:t>
-            </w:r>
-            <w:proofErr w:type="spellEnd"/>
-            <w:r>
-              <w:rPr>
-                <w:lang w:val="es-PE"/>
-              </w:rPr>
-              <w:t>. seleccionadas)</w:t>
+            <w:r>
+              <w:rPr>
+                <w:lang w:val="es-PE"/>
+              </w:rPr>
+              <w:t>RubricGenerationAgent – genera_consigna_escala_valoración (sem. seleccionadas)</w:t>
             </w:r>
           </w:p>
         </w:tc>
@@ -10419,21 +8982,7 @@
         <w:rPr>
           <w:lang w:val="es-PE"/>
         </w:rPr>
-        <w:t xml:space="preserve">Además del costo de consumo de </w:t>
-      </w:r>
-      <w:proofErr w:type="spellStart"/>
-      <w:r>
-        <w:rPr>
-          <w:lang w:val="es-PE"/>
-        </w:rPr>
-        <w:t>APIs</w:t>
-      </w:r>
-      <w:proofErr w:type="spellEnd"/>
-      <w:r>
-        <w:rPr>
-          <w:lang w:val="es-PE"/>
-        </w:rPr>
-        <w:t xml:space="preserve"> de IA, el proyecto involucra un equipo de trabajo con cinco roles activos bajo una metodología ágil (Scrum). A </w:t>
+        <w:t xml:space="preserve">Además del costo de consumo de APIs de IA, el proyecto involucra un equipo de trabajo con cinco roles activos bajo una metodología ágil (Scrum). A </w:t>
       </w:r>
       <w:r>
         <w:rPr>
@@ -10557,22 +9106,28 @@
                 <w:b/>
                 <w:color w:val="FFFFFF"/>
               </w:rPr>
-              <w:t xml:space="preserve">Horas </w:t>
-            </w:r>
-            <w:proofErr w:type="spellStart"/>
+              <w:t>Horas estimadas</w:t>
+            </w:r>
+          </w:p>
+        </w:tc>
+        <w:tc>
+          <w:tcPr>
+            <w:tcW w:w="2206" w:type="dxa"/>
+            <w:shd w:val="clear" w:color="auto" w:fill="1F3864"/>
+          </w:tcPr>
+          <w:p>
             <w:r>
               <w:rPr>
                 <w:b/>
                 <w:color w:val="FFFFFF"/>
               </w:rPr>
-              <w:t>estimadas</w:t>
-            </w:r>
-            <w:proofErr w:type="spellEnd"/>
-          </w:p>
-        </w:tc>
-        <w:tc>
-          <w:tcPr>
-            <w:tcW w:w="2206" w:type="dxa"/>
+              <w:t>Tarifa/hora (S/.)</w:t>
+            </w:r>
+          </w:p>
+        </w:tc>
+        <w:tc>
+          <w:tcPr>
+            <w:tcW w:w="2163" w:type="dxa"/>
             <w:shd w:val="clear" w:color="auto" w:fill="1F3864"/>
           </w:tcPr>
           <w:p>
@@ -10581,21 +9136,6 @@
                 <w:b/>
                 <w:color w:val="FFFFFF"/>
               </w:rPr>
-              <w:t>Tarifa/hora (S/.)</w:t>
-            </w:r>
-          </w:p>
-        </w:tc>
-        <w:tc>
-          <w:tcPr>
-            <w:tcW w:w="2163" w:type="dxa"/>
-            <w:shd w:val="clear" w:color="auto" w:fill="1F3864"/>
-          </w:tcPr>
-          <w:p>
-            <w:r>
-              <w:rPr>
-                <w:b/>
-                <w:color w:val="FFFFFF"/>
-              </w:rPr>
               <w:t>Costo total (S/.)</w:t>
             </w:r>
           </w:p>
@@ -10607,13 +9147,8 @@
             <w:tcW w:w="2217" w:type="dxa"/>
           </w:tcPr>
           <w:p>
-            <w:proofErr w:type="spellStart"/>
-            <w:r>
-              <w:t>Desarrollador</w:t>
-            </w:r>
-            <w:proofErr w:type="spellEnd"/>
-            <w:r>
-              <w:t xml:space="preserve"> IA</w:t>
+            <w:r>
+              <w:t>Desarrollador IA</w:t>
             </w:r>
           </w:p>
         </w:tc>
@@ -10623,13 +9158,8 @@
           </w:tcPr>
           <w:p>
             <w:r>
-              <w:t xml:space="preserve">520 </w:t>
-            </w:r>
-            <w:proofErr w:type="spellStart"/>
-            <w:r>
-              <w:t>hrs</w:t>
-            </w:r>
-            <w:proofErr w:type="spellEnd"/>
+              <w:t>520 hrs</w:t>
+            </w:r>
           </w:p>
         </w:tc>
         <w:tc>
@@ -10670,13 +9200,8 @@
           </w:tcPr>
           <w:p>
             <w:r>
-              <w:t xml:space="preserve">120 </w:t>
-            </w:r>
-            <w:proofErr w:type="spellStart"/>
-            <w:r>
-              <w:t>hrs</w:t>
-            </w:r>
-            <w:proofErr w:type="spellEnd"/>
+              <w:t>120 hrs</w:t>
+            </w:r>
           </w:p>
         </w:tc>
         <w:tc>
@@ -10717,13 +9242,8 @@
           </w:tcPr>
           <w:p>
             <w:r>
-              <w:t xml:space="preserve">100 </w:t>
-            </w:r>
-            <w:proofErr w:type="spellStart"/>
-            <w:r>
-              <w:t>hrs</w:t>
-            </w:r>
-            <w:proofErr w:type="spellEnd"/>
+              <w:t>100 hrs</w:t>
+            </w:r>
           </w:p>
         </w:tc>
         <w:tc>
@@ -10764,13 +9284,8 @@
           </w:tcPr>
           <w:p>
             <w:r>
-              <w:t xml:space="preserve">80 </w:t>
-            </w:r>
-            <w:proofErr w:type="spellStart"/>
-            <w:r>
-              <w:t>hrs</w:t>
-            </w:r>
-            <w:proofErr w:type="spellEnd"/>
+              <w:t>80 hrs</w:t>
+            </w:r>
           </w:p>
         </w:tc>
         <w:tc>
@@ -10805,40 +9320,18 @@
                 <w:lang w:val="es-PE"/>
               </w:rPr>
             </w:pPr>
-            <w:proofErr w:type="spellStart"/>
-            <w:r>
-              <w:rPr>
-                <w:lang w:val="es-PE"/>
-              </w:rPr>
-              <w:t>Stakeholder</w:t>
-            </w:r>
-            <w:proofErr w:type="spellEnd"/>
-            <w:r>
-              <w:rPr>
-                <w:lang w:val="es-PE"/>
-              </w:rPr>
-              <w:t xml:space="preserve"> / Sponsor</w:t>
+            <w:r>
+              <w:rPr>
+                <w:lang w:val="es-PE"/>
+              </w:rPr>
+              <w:t>Stakeholder / Sponsor</w:t>
             </w:r>
             <w:r>
               <w:rPr>
                 <w:lang w:val="es-PE"/>
               </w:rPr>
               <w:br/>
-              <w:t>(</w:t>
-            </w:r>
-            <w:proofErr w:type="gramStart"/>
-            <w:r>
-              <w:rPr>
-                <w:lang w:val="es-PE"/>
-              </w:rPr>
-              <w:t>Jefe</w:t>
-            </w:r>
-            <w:proofErr w:type="gramEnd"/>
-            <w:r>
-              <w:rPr>
-                <w:lang w:val="es-PE"/>
-              </w:rPr>
-              <w:t xml:space="preserve"> del equipo Modelos Emergentes)</w:t>
+              <w:t>(Jefe del equipo Modelos Emergentes)</w:t>
             </w:r>
           </w:p>
         </w:tc>
@@ -10848,13 +9341,8 @@
           </w:tcPr>
           <w:p>
             <w:r>
-              <w:t xml:space="preserve">20 </w:t>
-            </w:r>
-            <w:proofErr w:type="spellStart"/>
-            <w:r>
-              <w:t>hrs</w:t>
-            </w:r>
-            <w:proofErr w:type="spellEnd"/>
+              <w:t>20 hrs</w:t>
+            </w:r>
           </w:p>
         </w:tc>
         <w:tc>
@@ -11088,7 +9576,6 @@
             <w:shd w:val="clear" w:color="auto" w:fill="1F3864"/>
           </w:tcPr>
           <w:p>
-            <w:proofErr w:type="spellStart"/>
             <w:r>
               <w:rPr>
                 <w:b/>
@@ -11096,7 +9583,6 @@
               </w:rPr>
               <w:t>Recurso</w:t>
             </w:r>
-            <w:proofErr w:type="spellEnd"/>
           </w:p>
         </w:tc>
         <w:tc>
@@ -11105,7 +9591,6 @@
             <w:shd w:val="clear" w:color="auto" w:fill="1F3864"/>
           </w:tcPr>
           <w:p>
-            <w:proofErr w:type="spellStart"/>
             <w:r>
               <w:rPr>
                 <w:b/>
@@ -11113,7 +9598,6 @@
               </w:rPr>
               <w:t>Descripción</w:t>
             </w:r>
-            <w:proofErr w:type="spellEnd"/>
           </w:p>
         </w:tc>
         <w:tc>
@@ -11122,7 +9606,6 @@
             <w:shd w:val="clear" w:color="auto" w:fill="1F3864"/>
           </w:tcPr>
           <w:p>
-            <w:proofErr w:type="spellStart"/>
             <w:r>
               <w:rPr>
                 <w:b/>
@@ -11130,7 +9613,6 @@
               </w:rPr>
               <w:t>Cantidad</w:t>
             </w:r>
-            <w:proofErr w:type="spellEnd"/>
           </w:p>
         </w:tc>
         <w:tc>
@@ -11139,37 +9621,12 @@
             <w:shd w:val="clear" w:color="auto" w:fill="1F3864"/>
           </w:tcPr>
           <w:p>
-            <w:proofErr w:type="spellStart"/>
             <w:r>
               <w:rPr>
                 <w:b/>
                 <w:color w:val="FFFFFF"/>
               </w:rPr>
-              <w:t>Precio</w:t>
-            </w:r>
-            <w:proofErr w:type="spellEnd"/>
-            <w:r>
-              <w:rPr>
-                <w:b/>
-                <w:color w:val="FFFFFF"/>
-              </w:rPr>
-              <w:t xml:space="preserve"> </w:t>
-            </w:r>
-            <w:proofErr w:type="spellStart"/>
-            <w:r>
-              <w:rPr>
-                <w:b/>
-                <w:color w:val="FFFFFF"/>
-              </w:rPr>
-              <w:t>referencial</w:t>
-            </w:r>
-            <w:proofErr w:type="spellEnd"/>
-            <w:r>
-              <w:rPr>
-                <w:b/>
-                <w:color w:val="FFFFFF"/>
-              </w:rPr>
-              <w:t xml:space="preserve"> (S/.)</w:t>
+              <w:t>Precio referencial (S/.)</w:t>
             </w:r>
           </w:p>
         </w:tc>
@@ -11212,13 +9669,8 @@
               <w:t>5</w:t>
             </w:r>
             <w:r>
-              <w:t xml:space="preserve"> </w:t>
-            </w:r>
-            <w:proofErr w:type="spellStart"/>
-            <w:r>
-              <w:t>unidad</w:t>
-            </w:r>
-            <w:proofErr w:type="spellEnd"/>
+              <w:t xml:space="preserve"> unidad</w:t>
+            </w:r>
           </w:p>
         </w:tc>
         <w:tc>
@@ -11432,7 +9884,6 @@
             <w:shd w:val="clear" w:color="auto" w:fill="1F3864"/>
           </w:tcPr>
           <w:p>
-            <w:proofErr w:type="spellStart"/>
             <w:r>
               <w:rPr>
                 <w:b/>
@@ -11440,7 +9891,6 @@
               </w:rPr>
               <w:t>Recurso</w:t>
             </w:r>
-            <w:proofErr w:type="spellEnd"/>
           </w:p>
         </w:tc>
         <w:tc>
@@ -14162,6 +12612,7 @@
   <w:style w:type="character" w:default="1" w:styleId="Fuentedeprrafopredeter">
     <w:name w:val="Default Paragraph Font"/>
     <w:uiPriority w:val="1"/>
+    <w:semiHidden/>
     <w:unhideWhenUsed/>
   </w:style>
   <w:style w:type="table" w:default="1" w:styleId="Tablanormal">
@@ -15053,6 +13504,12 @@
     <w:pitch w:val="fixed"/>
     <w:sig w:usb0="E00002FF" w:usb1="6AC7FDFB" w:usb2="08000012" w:usb3="00000000" w:csb0="0002009F" w:csb1="00000000"/>
   </w:font>
+  <w:font w:name="Aptos">
+    <w:charset w:val="00"/>
+    <w:family w:val="swiss"/>
+    <w:pitch w:val="variable"/>
+    <w:sig w:usb0="20000287" w:usb1="00000003" w:usb2="00000000" w:usb3="00000000" w:csb0="0000019F" w:csb1="00000000"/>
+  </w:font>
   <w:font w:name="Yu Mincho">
     <w:charset w:val="80"/>
     <w:family w:val="roman"/>
@@ -15066,6 +13523,12 @@
     <w:family w:val="swiss"/>
     <w:pitch w:val="variable"/>
     <w:sig w:usb0="E00002FF" w:usb1="2AC7FDFF" w:usb2="00000016" w:usb3="00000000" w:csb0="0002009F" w:csb1="00000000"/>
+  </w:font>
+  <w:font w:name="Aptos Display">
+    <w:charset w:val="00"/>
+    <w:family w:val="swiss"/>
+    <w:pitch w:val="variable"/>
+    <w:sig w:usb0="20000287" w:usb1="00000003" w:usb2="00000000" w:usb3="00000000" w:csb0="0000019F" w:csb1="00000000"/>
   </w:font>
 </w:fonts>
 </file>
@@ -15092,6 +13555,7 @@
     <w:rsid w:val="000E5E93"/>
     <w:rsid w:val="001615CA"/>
     <w:rsid w:val="00203D0D"/>
+    <w:rsid w:val="004040D5"/>
     <w:rsid w:val="004B1736"/>
     <w:rsid w:val="00521E53"/>
     <w:rsid w:val="00526A2E"/>
@@ -15102,6 +13566,7 @@
     <w:rsid w:val="00624C4F"/>
     <w:rsid w:val="006D10FA"/>
     <w:rsid w:val="006D4367"/>
+    <w:rsid w:val="0071150B"/>
     <w:rsid w:val="007D473D"/>
     <w:rsid w:val="007E3103"/>
     <w:rsid w:val="0084201D"/>
@@ -15141,7 +13606,7 @@
   </m:mathPr>
   <w:themeFontLang w:val="es-PE" w:eastAsia="ja-JP" w:bidi="ar-SA"/>
   <w:clrSchemeMapping w:bg1="light1" w:t1="dark1" w:bg2="light2" w:t2="dark2" w:accent1="accent1" w:accent2="accent2" w:accent3="accent3" w:accent4="accent4" w:accent5="accent5" w:accent6="accent6" w:hyperlink="hyperlink" w:followedHyperlink="followedHyperlink"/>
-  <w:decimalSymbol w:val="."/>
+  <w:decimalSymbol w:val=","/>
   <w:listSeparator w:val=";"/>
   <w15:chartTrackingRefBased/>
 </w:settings>
@@ -15897,10 +14362,6 @@
 </file>
 
 <file path=customXml/item1.xml><?xml version="1.0" encoding="utf-8"?>
-<b:Sources xmlns:b="http://schemas.openxmlformats.org/officeDocument/2006/bibliography" xmlns="http://schemas.openxmlformats.org/officeDocument/2006/bibliography" SelectedStyle="\APASixthEditionOfficeOnline.xsl" StyleName="APA" Version="6"/>
-</file>
-
-<file path=customXml/item2.xml><?xml version="1.0" encoding="utf-8"?>
 <p:properties xmlns:p="http://schemas.microsoft.com/office/2006/metadata/properties" xmlns:xsi="http://www.w3.org/2001/XMLSchema-instance" xmlns:pc="http://schemas.microsoft.com/office/infopath/2007/PartnerControls">
   <documentManagement>
     <MigrationWizId xmlns="d46416e7-6d2c-4f4a-a0c5-4be57ee88241" xsi:nil="true"/>
@@ -15916,7 +14377,20 @@
 </p:properties>
 </file>
 
+<file path=customXml/item2.xml><?xml version="1.0" encoding="utf-8"?>
+<b:Sources xmlns:b="http://schemas.openxmlformats.org/officeDocument/2006/bibliography" xmlns="http://schemas.openxmlformats.org/officeDocument/2006/bibliography" SelectedStyle="\APASixthEditionOfficeOnline.xsl" StyleName="APA" Version="6"/>
+</file>
+
 <file path=customXml/item3.xml><?xml version="1.0" encoding="utf-8"?>
+<?mso-contentType ?>
+<FormTemplates xmlns="http://schemas.microsoft.com/sharepoint/v3/contenttype/forms">
+  <Display>DocumentLibraryForm</Display>
+  <Edit>DocumentLibraryForm</Edit>
+  <New>DocumentLibraryForm</New>
+</FormTemplates>
+</file>
+
+<file path=customXml/item4.xml><?xml version="1.0" encoding="utf-8"?>
 <ct:contentTypeSchema xmlns:ct="http://schemas.microsoft.com/office/2006/metadata/contentType" xmlns:ma="http://schemas.microsoft.com/office/2006/metadata/properties/metaAttributes" ct:_="" ma:_="" ma:contentTypeName="Documento" ma:contentTypeID="0x010100AA800A0632DE254DA2317B4367B6018B" ma:contentTypeVersion="20" ma:contentTypeDescription="Crear nuevo documento." ma:contentTypeScope="" ma:versionID="0aa06a1bb3d45c1749f3c7b56b50ab45">
   <xsd:schema xmlns:xsd="http://www.w3.org/2001/XMLSchema" xmlns:xs="http://www.w3.org/2001/XMLSchema" xmlns:p="http://schemas.microsoft.com/office/2006/metadata/properties" xmlns:ns2="d46416e7-6d2c-4f4a-a0c5-4be57ee88241" xmlns:ns3="14756a95-b37b-4efb-8433-c7c61bd362cb" targetNamespace="http://schemas.microsoft.com/office/2006/metadata/properties" ma:root="true" ma:fieldsID="d9674b9f5a8de70e4f04c0b8a889fe03" ns2:_="" ns3:_="">
     <xsd:import namespace="d46416e7-6d2c-4f4a-a0c5-4be57ee88241"/>
@@ -16183,24 +14657,7 @@
 </ct:contentTypeSchema>
 </file>
 
-<file path=customXml/item4.xml><?xml version="1.0" encoding="utf-8"?>
-<?mso-contentType ?>
-<FormTemplates xmlns="http://schemas.microsoft.com/sharepoint/v3/contenttype/forms">
-  <Display>DocumentLibraryForm</Display>
-  <Edit>DocumentLibraryForm</Edit>
-  <New>DocumentLibraryForm</New>
-</FormTemplates>
-</file>
-
 <file path=customXml/itemProps1.xml><?xml version="1.0" encoding="utf-8"?>
-<ds:datastoreItem xmlns:ds="http://schemas.openxmlformats.org/officeDocument/2006/customXml" ds:itemID="{3097DD69-CA88-45EF-991D-66FF90578E16}">
-  <ds:schemaRefs>
-    <ds:schemaRef ds:uri="http://schemas.openxmlformats.org/officeDocument/2006/bibliography"/>
-  </ds:schemaRefs>
-</ds:datastoreItem>
-</file>
-
-<file path=customXml/itemProps2.xml><?xml version="1.0" encoding="utf-8"?>
 <ds:datastoreItem xmlns:ds="http://schemas.openxmlformats.org/officeDocument/2006/customXml" ds:itemID="{C8D5FA6B-9919-4CF7-992B-01E47542701B}">
   <ds:schemaRefs>
     <ds:schemaRef ds:uri="http://schemas.microsoft.com/office/2006/metadata/properties"/>
@@ -16211,7 +14668,23 @@
 </ds:datastoreItem>
 </file>
 
+<file path=customXml/itemProps2.xml><?xml version="1.0" encoding="utf-8"?>
+<ds:datastoreItem xmlns:ds="http://schemas.openxmlformats.org/officeDocument/2006/customXml" ds:itemID="{3097DD69-CA88-45EF-991D-66FF90578E16}">
+  <ds:schemaRefs>
+    <ds:schemaRef ds:uri="http://schemas.openxmlformats.org/officeDocument/2006/bibliography"/>
+  </ds:schemaRefs>
+</ds:datastoreItem>
+</file>
+
 <file path=customXml/itemProps3.xml><?xml version="1.0" encoding="utf-8"?>
+<ds:datastoreItem xmlns:ds="http://schemas.openxmlformats.org/officeDocument/2006/customXml" ds:itemID="{DD53D5E1-A9E6-4974-A55D-57904EA87C5E}">
+  <ds:schemaRefs>
+    <ds:schemaRef ds:uri="http://schemas.microsoft.com/sharepoint/v3/contenttype/forms"/>
+  </ds:schemaRefs>
+</ds:datastoreItem>
+</file>
+
+<file path=customXml/itemProps4.xml><?xml version="1.0" encoding="utf-8"?>
 <ds:datastoreItem xmlns:ds="http://schemas.openxmlformats.org/officeDocument/2006/customXml" ds:itemID="{BE5EAF9A-E65E-4020-BBFF-316AF046608A}">
   <ds:schemaRefs>
     <ds:schemaRef ds:uri="http://schemas.microsoft.com/office/2006/metadata/contentType"/>
@@ -16228,12 +14701,4 @@
     <ds:schemaRef ds:uri="http://schemas.microsoft.com/internal/obd"/>
   </ds:schemaRefs>
 </ds:datastoreItem>
-</file>
-
-<file path=customXml/itemProps4.xml><?xml version="1.0" encoding="utf-8"?>
-<ds:datastoreItem xmlns:ds="http://schemas.openxmlformats.org/officeDocument/2006/customXml" ds:itemID="{DD53D5E1-A9E6-4974-A55D-57904EA87C5E}">
-  <ds:schemaRefs>
-    <ds:schemaRef ds:uri="http://schemas.microsoft.com/sharepoint/v3/contenttype/forms"/>
-  </ds:schemaRefs>
-</ds:datastoreItem>
 </file>